--- a/web/rapports/mensuel/dernier.docx
+++ b/web/rapports/mensuel/dernier.docx
@@ -212,7 +212,7 @@
           <w:szCs w:val="40"/>
           <w:rFonts w:ascii="Calibri" w:cs="Calibri" w:eastAsia="Calibri" w:hAnsi="Calibri"/>
         </w:rPr>
-        <w:t xml:space="preserve">27 OCTOBRE 2026</w:t>
+        <w:t xml:space="preserve">28 OCTOBRE 2026</w:t>
       </w:r>
     </w:p>
     <w:p>
@@ -226,7 +226,7 @@
           <w:szCs w:val="28"/>
           <w:rFonts w:ascii="Calibri" w:cs="Calibri" w:eastAsia="Calibri" w:hAnsi="Calibri"/>
         </w:rPr>
-        <w:t xml:space="preserve">Période du 1er au 27 octobre 2026</w:t>
+        <w:t xml:space="preserve">Période du 1er au 28 octobre 2026</w:t>
       </w:r>
     </w:p>
     <w:p>
@@ -959,7 +959,7 @@
                 <w:szCs w:val="18"/>
                 <w:rFonts w:ascii="Calibri" w:cs="Calibri" w:eastAsia="Calibri" w:hAnsi="Calibri"/>
               </w:rPr>
-              <w:t xml:space="preserve">TCHAD-NIGER : UNE NOUVELLE ESCALADE ENTRE MAHAMAT IDRISS DÉBY ET ABDOURAHAMANE TIANI</w:t>
+              <w:t xml:space="preserve">FRAPPE DE DRONE À AGADEZ : LE NIGER CONVOQUE L’AMBASSADEUR DU TCHAD ET ANNONCE DE…</w:t>
             </w:r>
           </w:p>
           <w:p>
@@ -998,7 +998,7 @@
                 <w:szCs w:val="18"/>
                 <w:rFonts w:ascii="Calibri" w:cs="Calibri" w:eastAsia="Calibri" w:hAnsi="Calibri"/>
               </w:rPr>
-              <w:t xml:space="preserve">SEVEN SHOT DEAD BY GUNMEN AT CHURCH FUNERAL IN JORDAN, OFFICIALS SAY</w:t>
+              <w:t xml:space="preserve">WOMAN KILLED BY TEMA-AFIENYA TRAIN AS RESIDENTS DEMAND FOOTBRIDGE</w:t>
             </w:r>
           </w:p>
           <w:p>
@@ -1154,7 +1154,7 @@
                 <w:szCs w:val="18"/>
                 <w:rFonts w:ascii="Calibri" w:cs="Calibri" w:eastAsia="Calibri" w:hAnsi="Calibri"/>
               </w:rPr>
-              <w:t xml:space="preserve">(EN) LIBERIA: DOLPHIN KILLED, BUTCHERED BEFORE NAFAA RESCUE TEAM ARRIVED</w:t>
+              <w:t xml:space="preserve">LIBÉRIA : UN DAUPHIN TUÉ ET MASSACRÉ AVANT L'ARRIVÉE DE L'ÉQUIPE DE SECOURS DE LA…</w:t>
             </w:r>
           </w:p>
           <w:p>
@@ -1193,7 +1193,7 @@
                 <w:szCs w:val="18"/>
                 <w:rFonts w:ascii="Calibri" w:cs="Calibri" w:eastAsia="Calibri" w:hAnsi="Calibri"/>
               </w:rPr>
-              <w:t xml:space="preserve">IMMEUBLE EFFONDRÉ À THIÈS : UN MORT ET DEUX BLESSÉS, SELON LE BILAN PROVISOIRE</w:t>
+              <w:t xml:space="preserve">TOUBA : UN DÉBAT SUR LES MOTEURS DE JAKARTA SE TERMINE PAR LA MORT DE BAYE M. DIOP</w:t>
             </w:r>
           </w:p>
         </w:tc>
@@ -1536,7 +1536,7 @@
           <w:szCs w:val="22"/>
           <w:rFonts w:ascii="Calibri" w:cs="Calibri" w:eastAsia="Calibri" w:hAnsi="Calibri"/>
         </w:rPr>
-        <w:t xml:space="preserve">Indice de confiance : moyenne (incident vérifié le plus récent : 120 jours ; 2 signaux du jour)</w:t>
+        <w:t xml:space="preserve">Indice de confiance : faible (incident vérifié le plus récent : 121 jours ; aucun signal du jour)</w:t>
       </w:r>
     </w:p>
     <w:p>
@@ -1661,7 +1661,7 @@
           <w:rFonts w:ascii="Calibri" w:cs="Calibri" w:eastAsia="Calibri" w:hAnsi="Calibri"/>
         </w:rPr>
       </w:r>
-      <w:hyperlink w:history="1" r:id="rIdx9kvkcr_4jnwfltzdkjvc">
+      <w:hyperlink w:history="1" r:id="rIdhm5qsqwgqedplqmfvogy6">
         <w:r>
           <w:rPr>
             <w:u w:val="single"/>
@@ -2006,7 +2006,7 @@
           <w:rFonts w:ascii="Calibri" w:cs="Calibri" w:eastAsia="Calibri" w:hAnsi="Calibri"/>
         </w:rPr>
       </w:r>
-      <w:hyperlink w:history="1" r:id="rIdks_fkll7luuetbkykmjcf">
+      <w:hyperlink w:history="1" r:id="rIdsvqucnxum5a995uptnh3q">
         <w:r>
           <w:rPr>
             <w:u w:val="single"/>
@@ -2351,7 +2351,7 @@
           <w:rFonts w:ascii="Calibri" w:cs="Calibri" w:eastAsia="Calibri" w:hAnsi="Calibri"/>
         </w:rPr>
       </w:r>
-      <w:hyperlink w:history="1" r:id="rIdhia-mrfgvawyglztsvfiq">
+      <w:hyperlink w:history="1" r:id="rId4nr3bfv_o8ql50s64ejcb">
         <w:r>
           <w:rPr>
             <w:u w:val="single"/>
@@ -2614,7 +2614,7 @@
         </w:rPr>
         <w:t xml:space="preserve">▪  Source : </w:t>
       </w:r>
-      <w:hyperlink w:history="1" r:id="rIdmkupp2alobfht_zx4dfu8">
+      <w:hyperlink w:history="1" r:id="rIdopu0xokzkdtjygvt2hyhb">
         <w:r>
           <w:rPr>
             <w:u w:val="single"/>
@@ -2676,7 +2676,7 @@
         </w:rPr>
         <w:t xml:space="preserve">▪  Source : </w:t>
       </w:r>
-      <w:hyperlink w:history="1" r:id="rIdz4suvnb8lgj_64eunisa2">
+      <w:hyperlink w:history="1" r:id="rIdvodbmfb2mglzsj8mmovkm">
         <w:r>
           <w:rPr>
             <w:u w:val="single"/>
@@ -2912,7 +2912,7 @@
           <w:szCs w:val="22"/>
           <w:rFonts w:ascii="Calibri" w:cs="Calibri" w:eastAsia="Calibri" w:hAnsi="Calibri"/>
         </w:rPr>
-        <w:t xml:space="preserve">Indice de confiance : moyenne (incident vérifié le plus récent : 120 jours ; 2 signaux du jour)</w:t>
+        <w:t xml:space="preserve">Indice de confiance : faible (incident vérifié le plus récent : 121 jours ; aucun signal du jour)</w:t>
       </w:r>
     </w:p>
     <w:p>
@@ -2955,7 +2955,7 @@
         </w:rPr>
         <w:t xml:space="preserve">▪  Source : </w:t>
       </w:r>
-      <w:hyperlink w:history="1" r:id="rId5rivxngbphn6f5yglvho1">
+      <w:hyperlink w:history="1" r:id="rIdwa9e3sznfxx4i8erh-9nw">
         <w:r>
           <w:rPr>
             <w:u w:val="single"/>
@@ -3017,7 +3017,7 @@
         </w:rPr>
         <w:t xml:space="preserve">▪  Source : </w:t>
       </w:r>
-      <w:hyperlink w:history="1" r:id="rIdem75b-r77m34lpaoernt5">
+      <w:hyperlink w:history="1" r:id="rIdvbssmmcoee9hm6ujo7yvu">
         <w:r>
           <w:rPr>
             <w:u w:val="single"/>
@@ -3253,7 +3253,7 @@
           <w:szCs w:val="22"/>
           <w:rFonts w:ascii="Calibri" w:cs="Calibri" w:eastAsia="Calibri" w:hAnsi="Calibri"/>
         </w:rPr>
-        <w:t xml:space="preserve">Indice de confiance : moyenne (incident vérifié le plus récent : 120 jours ; 2 signaux du jour)</w:t>
+        <w:t xml:space="preserve">Indice de confiance : faible (incident vérifié le plus récent : 121 jours ; aucun signal du jour)</w:t>
       </w:r>
     </w:p>
     <w:p>
@@ -3296,7 +3296,7 @@
         </w:rPr>
         <w:t xml:space="preserve">▪  Source : </w:t>
       </w:r>
-      <w:hyperlink w:history="1" r:id="rIdidnegbrhocdl9u48cu7yp">
+      <w:hyperlink w:history="1" r:id="rIde-b2q7wuejuqbxnyotck3">
         <w:r>
           <w:rPr>
             <w:u w:val="single"/>
@@ -3369,7 +3369,7 @@
         </w:rPr>
         <w:t xml:space="preserve">▪  Source : </w:t>
       </w:r>
-      <w:hyperlink w:history="1" r:id="rIdx24dk5gaa_s3svbowzvx-">
+      <w:hyperlink w:history="1" r:id="rIdhe9wje9lqrzooppggtbxc">
         <w:r>
           <w:rPr>
             <w:u w:val="single"/>
@@ -3442,7 +3442,7 @@
         </w:rPr>
         <w:t xml:space="preserve">▪  Source : </w:t>
       </w:r>
-      <w:hyperlink w:history="1" r:id="rIdkfom1unhiehgzblje17u9">
+      <w:hyperlink w:history="1" r:id="rIdpvgpyukougifb8gf6toar">
         <w:r>
           <w:rPr>
             <w:u w:val="single"/>
@@ -3504,7 +3504,7 @@
         </w:rPr>
         <w:t xml:space="preserve">▪  Source : </w:t>
       </w:r>
-      <w:hyperlink w:history="1" r:id="rIdlxyvxaub5panluqcvto3i">
+      <w:hyperlink w:history="1" r:id="rIddgsfblgjtn91nbdunuan3">
         <w:r>
           <w:rPr>
             <w:u w:val="single"/>
@@ -3577,7 +3577,7 @@
         </w:rPr>
         <w:t xml:space="preserve">▪  Source : </w:t>
       </w:r>
-      <w:hyperlink w:history="1" r:id="rIdh_fhe8xemnygwlzraqogf">
+      <w:hyperlink w:history="1" r:id="rIdvjsyynvgprg9yzqci89sl">
         <w:r>
           <w:rPr>
             <w:u w:val="single"/>
@@ -3840,7 +3840,7 @@
         </w:rPr>
         <w:t xml:space="preserve">▪  Source : </w:t>
       </w:r>
-      <w:hyperlink w:history="1" r:id="rIdkrdokqbilsujrzcv4s4is">
+      <w:hyperlink w:history="1" r:id="rIdzvwpiikpo8ogcodvvuk8u">
         <w:r>
           <w:rPr>
             <w:u w:val="single"/>
@@ -3902,7 +3902,7 @@
         </w:rPr>
         <w:t xml:space="preserve">▪  Source : </w:t>
       </w:r>
-      <w:hyperlink w:history="1" r:id="rId2lrsp2-zdczppngyj869p">
+      <w:hyperlink w:history="1" r:id="rIdk3jg9injqbfpftttjs3qp">
         <w:r>
           <w:rPr>
             <w:u w:val="single"/>
@@ -3964,7 +3964,7 @@
         </w:rPr>
         <w:t xml:space="preserve">▪  Source : </w:t>
       </w:r>
-      <w:hyperlink w:history="1" r:id="rId0nasercoivkifhz8wiapm">
+      <w:hyperlink w:history="1" r:id="rIdli360brmpjziyog90f7a4">
         <w:r>
           <w:rPr>
             <w:u w:val="single"/>
@@ -4026,7 +4026,7 @@
         </w:rPr>
         <w:t xml:space="preserve">▪  Source : </w:t>
       </w:r>
-      <w:hyperlink w:history="1" r:id="rIdvtgoiexzo7jqgnnsarhnc">
+      <w:hyperlink w:history="1" r:id="rIdzv4kpnkvsfeqi9hjvbwia">
         <w:r>
           <w:rPr>
             <w:u w:val="single"/>
@@ -4088,7 +4088,7 @@
         </w:rPr>
         <w:t xml:space="preserve">▪  Source : </w:t>
       </w:r>
-      <w:hyperlink w:history="1" r:id="rIdavxaynyukwxhzjxxwnwaa">
+      <w:hyperlink w:history="1" r:id="rIdreqpdbm4g9dihaxanwfvd">
         <w:r>
           <w:rPr>
             <w:u w:val="single"/>
@@ -4324,7 +4324,7 @@
           <w:szCs w:val="22"/>
           <w:rFonts w:ascii="Calibri" w:cs="Calibri" w:eastAsia="Calibri" w:hAnsi="Calibri"/>
         </w:rPr>
-        <w:t xml:space="preserve">Indice de confiance : moyenne (incident vérifié le plus récent : 120 jours ; 2 signaux du jour)</w:t>
+        <w:t xml:space="preserve">Indice de confiance : faible (incident vérifié le plus récent : 121 jours ; aucun signal du jour)</w:t>
       </w:r>
     </w:p>
     <w:p>
@@ -4449,7 +4449,7 @@
           <w:rFonts w:ascii="Calibri" w:cs="Calibri" w:eastAsia="Calibri" w:hAnsi="Calibri"/>
         </w:rPr>
       </w:r>
-      <w:hyperlink w:history="1" r:id="rIdg3svuvna2uvhvy2bkljcj">
+      <w:hyperlink w:history="1" r:id="rIdwqtwiahow-vsif0wwvpku">
         <w:r>
           <w:rPr>
             <w:u w:val="single"/>
@@ -4712,7 +4712,7 @@
         </w:rPr>
         <w:t xml:space="preserve">▪  Source : </w:t>
       </w:r>
-      <w:hyperlink w:history="1" r:id="rId1dluiaax0ap3atszeb8ct">
+      <w:hyperlink w:history="1" r:id="rIdqltql7fdwrapuoq0hmenz">
         <w:r>
           <w:rPr>
             <w:u w:val="single"/>
@@ -5034,7 +5034,7 @@
           <w:szCs w:val="22"/>
           <w:rFonts w:ascii="Calibri" w:cs="Calibri" w:eastAsia="Calibri" w:hAnsi="Calibri"/>
         </w:rPr>
-        <w:t xml:space="preserve">Indice de confiance : faible (incident vérifié le plus récent : 120 jours ; aucun signal du jour)</w:t>
+        <w:t xml:space="preserve">Indice de confiance : moyenne (incident vérifié le plus récent : 121 jours ; 1 signal du jour)</w:t>
       </w:r>
     </w:p>
     <w:p>
@@ -5173,7 +5173,7 @@
           <w:rFonts w:ascii="Calibri" w:cs="Calibri" w:eastAsia="Calibri" w:hAnsi="Calibri"/>
         </w:rPr>
       </w:r>
-      <w:hyperlink w:history="1" r:id="rIda2y68ev0qsa27viv_agau">
+      <w:hyperlink w:history="1" r:id="rIdcwlszjamuiej5htttjlh2">
         <w:r>
           <w:rPr>
             <w:u w:val="single"/>
@@ -5427,7 +5427,7 @@
         </w:rPr>
         <w:t xml:space="preserve">▪  Sources : </w:t>
       </w:r>
-      <w:hyperlink w:history="1" r:id="rIdwrjefzenyzjekmeocwxks">
+      <w:hyperlink w:history="1" r:id="rIdd7a2zvoqlgtvbratesktu">
         <w:r>
           <w:rPr>
             <w:u w:val="single"/>
@@ -5484,6 +5484,79 @@
           <w:szCs w:val="28"/>
           <w:rFonts w:ascii="Calibri" w:cs="Calibri" w:eastAsia="Calibri" w:hAnsi="Calibri"/>
         </w:rPr>
+        <w:t xml:space="preserve">ENTREPRENEURIAT FÉMININ À KORSIMORO : LE COMBAT INSPIRANT DES FEMMES POUR L’AUTONOMIE FINANCIÈRE</w:t>
+      </w:r>
+    </w:p>
+    <w:p>
+      <w:pPr>
+        <w:ind w:left="720"/>
+      </w:pPr>
+      <w:r>
+        <w:rPr>
+          <w:color w:val="1F2937"/>
+          <w:sz w:val="26"/>
+          <w:szCs w:val="26"/>
+          <w:rFonts w:ascii="Calibri" w:cs="Calibri" w:eastAsia="Calibri" w:hAnsi="Calibri"/>
+        </w:rPr>
+        <w:t xml:space="preserve">▪  Source : </w:t>
+      </w:r>
+      <w:hyperlink w:history="1" r:id="rIdwmpixqlrcjfsyvka5x9ml">
+        <w:r>
+          <w:rPr>
+            <w:u w:val="single"/>
+            <w:color w:val="1F6B5E"/>
+            <w:sz w:val="26"/>
+            <w:szCs w:val="26"/>
+            <w:rFonts w:ascii="Calibri" w:cs="Calibri" w:eastAsia="Calibri" w:hAnsi="Calibri"/>
+          </w:rPr>
+          <w:t xml:space="preserve">Burkina24</w:t>
+        </w:r>
+      </w:hyperlink>
+      <w:r>
+        <w:rPr>
+          <w:color w:val="1F2937"/>
+          <w:sz w:val="26"/>
+          <w:szCs w:val="26"/>
+          <w:rFonts w:ascii="Calibri" w:cs="Calibri" w:eastAsia="Calibri" w:hAnsi="Calibri"/>
+        </w:rPr>
+        <w:t xml:space="preserve"> — 28 octobre 2026, 8 h UTC</w:t>
+      </w:r>
+      <w:r>
+        <w:rPr>
+          <w:b/>
+          <w:bCs/>
+          <w:color w:val="1F2937"/>
+          <w:sz w:val="26"/>
+          <w:szCs w:val="26"/>
+          <w:rFonts w:ascii="Calibri" w:cs="Calibri" w:eastAsia="Calibri" w:hAnsi="Calibri"/>
+        </w:rPr>
+        <w:t xml:space="preserve">   ·   Cotation : Probable</w:t>
+      </w:r>
+    </w:p>
+    <w:p>
+      <w:pPr>
+        <w:spacing w:before="160"/>
+        <w:ind w:left="360"/>
+      </w:pPr>
+      <w:r>
+        <w:rPr>
+          <w:color w:val="1F6B5E"/>
+          <w:sz w:val="28"/>
+          <w:szCs w:val="28"/>
+          <w:rFonts w:ascii="Calibri" w:cs="Calibri" w:eastAsia="Calibri" w:hAnsi="Calibri"/>
+        </w:rPr>
+        <w:t xml:space="preserve">❑  </w:t>
+      </w:r>
+      <w:r>
+        <w:rPr>
+          <w:b/>
+          <w:bCs/>
+          <w:u w:val="single"/>
+          <w:color w:val="1F6B5E"/>
+          <w:sz w:val="28"/>
+          <w:szCs w:val="28"/>
+          <w:rFonts w:ascii="Calibri" w:cs="Calibri" w:eastAsia="Calibri" w:hAnsi="Calibri"/>
+        </w:rPr>
         <w:t xml:space="preserve">SÉCURITÉ NUMÉRIQUE AU BURKINA : LA BCLCC LANCE LA 2ᵉ SEMAINE NATIONALE DE LUTTE CONTRE LA CYBERCRIMINALITÉ</w:t>
       </w:r>
     </w:p>
@@ -5500,7 +5573,7 @@
         </w:rPr>
         <w:t xml:space="preserve">▪  Source : </w:t>
       </w:r>
-      <w:hyperlink w:history="1" r:id="rIdrrkp9jm_eakoveobzstf-">
+      <w:hyperlink w:history="1" r:id="rIdzp2_c68ivvky70xm0hqko">
         <w:r>
           <w:rPr>
             <w:u w:val="single"/>
@@ -5562,7 +5635,7 @@
         </w:rPr>
         <w:t xml:space="preserve">▪  Source : </w:t>
       </w:r>
-      <w:hyperlink w:history="1" r:id="rIdh0nzetiwy5xi_lywh6inl">
+      <w:hyperlink w:history="1" r:id="rIdaafdzv1gqom16pduyqhuz">
         <w:r>
           <w:rPr>
             <w:u w:val="single"/>
@@ -5624,7 +5697,7 @@
         </w:rPr>
         <w:t xml:space="preserve">▪  Source : </w:t>
       </w:r>
-      <w:hyperlink w:history="1" r:id="rIdethm8dhppa4-lmnzcbn6y">
+      <w:hyperlink w:history="1" r:id="rIdxbnyc6o75npdykbv6qixp">
         <w:r>
           <w:rPr>
             <w:u w:val="single"/>
@@ -5644,68 +5717,6 @@
           <w:rFonts w:ascii="Calibri" w:cs="Calibri" w:eastAsia="Calibri" w:hAnsi="Calibri"/>
         </w:rPr>
         <w:t xml:space="preserve"> — 23 octobre 2026, 14 h UTC</w:t>
-      </w:r>
-    </w:p>
-    <w:p>
-      <w:pPr>
-        <w:spacing w:before="160"/>
-        <w:ind w:left="360"/>
-      </w:pPr>
-      <w:r>
-        <w:rPr>
-          <w:color w:val="1F6B5E"/>
-          <w:sz w:val="28"/>
-          <w:szCs w:val="28"/>
-          <w:rFonts w:ascii="Calibri" w:cs="Calibri" w:eastAsia="Calibri" w:hAnsi="Calibri"/>
-        </w:rPr>
-        <w:t xml:space="preserve">❑  </w:t>
-      </w:r>
-      <w:r>
-        <w:rPr>
-          <w:b/>
-          <w:bCs/>
-          <w:u w:val="single"/>
-          <w:color w:val="1F6B5E"/>
-          <w:sz w:val="28"/>
-          <w:szCs w:val="28"/>
-          <w:rFonts w:ascii="Calibri" w:cs="Calibri" w:eastAsia="Calibri" w:hAnsi="Calibri"/>
-        </w:rPr>
-        <w:t xml:space="preserve">BURKINA FASO-TURQUIE : UNE OFFENSIVE DIPLOMATIQUE D’ENVERGURE POUR CONSOLIDER LA COOPÉRATION BILATÉRALE</w:t>
-      </w:r>
-    </w:p>
-    <w:p>
-      <w:pPr>
-        <w:ind w:left="720"/>
-      </w:pPr>
-      <w:r>
-        <w:rPr>
-          <w:color w:val="1F2937"/>
-          <w:sz w:val="26"/>
-          <w:szCs w:val="26"/>
-          <w:rFonts w:ascii="Calibri" w:cs="Calibri" w:eastAsia="Calibri" w:hAnsi="Calibri"/>
-        </w:rPr>
-        <w:t xml:space="preserve">▪  Source : </w:t>
-      </w:r>
-      <w:hyperlink w:history="1" r:id="rIdrowobvesv19y-vuenaw31">
-        <w:r>
-          <w:rPr>
-            <w:u w:val="single"/>
-            <w:color w:val="1F6B5E"/>
-            <w:sz w:val="26"/>
-            <w:szCs w:val="26"/>
-            <w:rFonts w:ascii="Calibri" w:cs="Calibri" w:eastAsia="Calibri" w:hAnsi="Calibri"/>
-          </w:rPr>
-          <w:t xml:space="preserve">Alwihda Info (Tchad)</w:t>
-        </w:r>
-      </w:hyperlink>
-      <w:r>
-        <w:rPr>
-          <w:color w:val="1F2937"/>
-          <w:sz w:val="26"/>
-          <w:szCs w:val="26"/>
-          <w:rFonts w:ascii="Calibri" w:cs="Calibri" w:eastAsia="Calibri" w:hAnsi="Calibri"/>
-        </w:rPr>
-        <w:t xml:space="preserve"> — 23 octobre 2026, 9 h UTC</w:t>
       </w:r>
     </w:p>
     <w:p>
@@ -5913,6 +5924,68 @@
           <w:szCs w:val="28"/>
           <w:rFonts w:ascii="Calibri" w:cs="Calibri" w:eastAsia="Calibri" w:hAnsi="Calibri"/>
         </w:rPr>
+        <w:t xml:space="preserve">BURKINA FASO-TURQUIE : UNE OFFENSIVE DIPLOMATIQUE D’ENVERGURE POUR CONSOLIDER LA COOPÉRATION BILATÉRALE</w:t>
+      </w:r>
+    </w:p>
+    <w:p>
+      <w:pPr>
+        <w:ind w:left="720"/>
+      </w:pPr>
+      <w:r>
+        <w:rPr>
+          <w:color w:val="1F2937"/>
+          <w:sz w:val="26"/>
+          <w:szCs w:val="26"/>
+          <w:rFonts w:ascii="Calibri" w:cs="Calibri" w:eastAsia="Calibri" w:hAnsi="Calibri"/>
+        </w:rPr>
+        <w:t xml:space="preserve">▪  Source : </w:t>
+      </w:r>
+      <w:hyperlink w:history="1" r:id="rIdkbt4z_a0vzfnrdvq8txwy">
+        <w:r>
+          <w:rPr>
+            <w:u w:val="single"/>
+            <w:color w:val="1F6B5E"/>
+            <w:sz w:val="26"/>
+            <w:szCs w:val="26"/>
+            <w:rFonts w:ascii="Calibri" w:cs="Calibri" w:eastAsia="Calibri" w:hAnsi="Calibri"/>
+          </w:rPr>
+          <w:t xml:space="preserve">Alwihda Info (Tchad)</w:t>
+        </w:r>
+      </w:hyperlink>
+      <w:r>
+        <w:rPr>
+          <w:color w:val="1F2937"/>
+          <w:sz w:val="26"/>
+          <w:szCs w:val="26"/>
+          <w:rFonts w:ascii="Calibri" w:cs="Calibri" w:eastAsia="Calibri" w:hAnsi="Calibri"/>
+        </w:rPr>
+        <w:t xml:space="preserve"> — 23 octobre 2026, 9 h UTC</w:t>
+      </w:r>
+    </w:p>
+    <w:p>
+      <w:pPr>
+        <w:spacing w:before="160"/>
+        <w:ind w:left="360"/>
+      </w:pPr>
+      <w:r>
+        <w:rPr>
+          <w:color w:val="1F6B5E"/>
+          <w:sz w:val="28"/>
+          <w:szCs w:val="28"/>
+          <w:rFonts w:ascii="Calibri" w:cs="Calibri" w:eastAsia="Calibri" w:hAnsi="Calibri"/>
+        </w:rPr>
+        <w:t xml:space="preserve">❑  </w:t>
+      </w:r>
+      <w:r>
+        <w:rPr>
+          <w:b/>
+          <w:bCs/>
+          <w:u w:val="single"/>
+          <w:color w:val="1F6B5E"/>
+          <w:sz w:val="28"/>
+          <w:szCs w:val="28"/>
+          <w:rFonts w:ascii="Calibri" w:cs="Calibri" w:eastAsia="Calibri" w:hAnsi="Calibri"/>
+        </w:rPr>
         <w:t xml:space="preserve">EXPANSION GÉOGRAPHIQUE DU TERRORISME SAHÉLIEN - IMPLICATIONS POUR LE GHANA</w:t>
       </w:r>
     </w:p>
@@ -5929,7 +6002,7 @@
         </w:rPr>
         <w:t xml:space="preserve">▪  Source : </w:t>
       </w:r>
-      <w:hyperlink w:history="1" r:id="rIdzzpikqor-4gd3ztfc10po">
+      <w:hyperlink w:history="1" r:id="rIdg3mkhwidfezwtmfgyontm">
         <w:r>
           <w:rPr>
             <w:u w:val="single"/>
@@ -6002,7 +6075,7 @@
         </w:rPr>
         <w:t xml:space="preserve">▪  Source : </w:t>
       </w:r>
-      <w:hyperlink w:history="1" r:id="rIdooozsydu5qjmw4olgflxk">
+      <w:hyperlink w:history="1" r:id="rIdklz7tip01zvs9mkdrjsqn">
         <w:r>
           <w:rPr>
             <w:u w:val="single"/>
@@ -6075,7 +6148,7 @@
         </w:rPr>
         <w:t xml:space="preserve">▪  Source : </w:t>
       </w:r>
-      <w:hyperlink w:history="1" r:id="rIdf8cizhou8doaobtqdwhgs">
+      <w:hyperlink w:history="1" r:id="rIdl1yqekrmaepy538hkuzdw">
         <w:r>
           <w:rPr>
             <w:u w:val="single"/>
@@ -6095,68 +6168,6 @@
           <w:rFonts w:ascii="Calibri" w:cs="Calibri" w:eastAsia="Calibri" w:hAnsi="Calibri"/>
         </w:rPr>
         <w:t xml:space="preserve"> — 27 octobre 2026, 11 h UTC</w:t>
-      </w:r>
-    </w:p>
-    <w:p>
-      <w:pPr>
-        <w:spacing w:before="160"/>
-        <w:ind w:left="360"/>
-      </w:pPr>
-      <w:r>
-        <w:rPr>
-          <w:color w:val="1F6B5E"/>
-          <w:sz w:val="28"/>
-          <w:szCs w:val="28"/>
-          <w:rFonts w:ascii="Calibri" w:cs="Calibri" w:eastAsia="Calibri" w:hAnsi="Calibri"/>
-        </w:rPr>
-        <w:t xml:space="preserve">❑  </w:t>
-      </w:r>
-      <w:r>
-        <w:rPr>
-          <w:b/>
-          <w:bCs/>
-          <w:u w:val="single"/>
-          <w:color w:val="1F6B5E"/>
-          <w:sz w:val="28"/>
-          <w:szCs w:val="28"/>
-          <w:rFonts w:ascii="Calibri" w:cs="Calibri" w:eastAsia="Calibri" w:hAnsi="Calibri"/>
-        </w:rPr>
-        <w:t xml:space="preserve">BURKINA FASO : RIMTALBA JEAN EMMANUEL OUÉDRAOGO ATTENDU AU SOMMET RUSSIE-AFRIQUE À MOSCOU</w:t>
-      </w:r>
-    </w:p>
-    <w:p>
-      <w:pPr>
-        <w:ind w:left="720"/>
-      </w:pPr>
-      <w:r>
-        <w:rPr>
-          <w:color w:val="1F2937"/>
-          <w:sz w:val="26"/>
-          <w:szCs w:val="26"/>
-          <w:rFonts w:ascii="Calibri" w:cs="Calibri" w:eastAsia="Calibri" w:hAnsi="Calibri"/>
-        </w:rPr>
-        <w:t xml:space="preserve">▪  Source : </w:t>
-      </w:r>
-      <w:hyperlink w:history="1" r:id="rIdm1yyvcbfl7pzbddw86tn3">
-        <w:r>
-          <w:rPr>
-            <w:u w:val="single"/>
-            <w:color w:val="1F6B5E"/>
-            <w:sz w:val="26"/>
-            <w:szCs w:val="26"/>
-            <w:rFonts w:ascii="Calibri" w:cs="Calibri" w:eastAsia="Calibri" w:hAnsi="Calibri"/>
-          </w:rPr>
-          <w:t xml:space="preserve">Malijet</w:t>
-        </w:r>
-      </w:hyperlink>
-      <w:r>
-        <w:rPr>
-          <w:color w:val="1F2937"/>
-          <w:sz w:val="26"/>
-          <w:szCs w:val="26"/>
-          <w:rFonts w:ascii="Calibri" w:cs="Calibri" w:eastAsia="Calibri" w:hAnsi="Calibri"/>
-        </w:rPr>
-        <w:t xml:space="preserve"> — 26 octobre 2026, 23 h UTC</w:t>
       </w:r>
     </w:p>
     <w:p>
@@ -6372,285 +6383,178 @@
           <w:szCs w:val="22"/>
           <w:rFonts w:ascii="Calibri" w:cs="Calibri" w:eastAsia="Calibri" w:hAnsi="Calibri"/>
         </w:rPr>
-        <w:t xml:space="preserve">Indice de confiance : faible (incident vérifié le plus récent : 121 jours ; aucun signal du jour)</w:t>
-      </w:r>
-    </w:p>
-    <w:tbl>
-      <w:tblPr>
-        <w:tblW w:type="dxa" w:w="17680"/>
-        <w:tblBorders>
-          <w:top w:val="single" w:color="auto" w:sz="4"/>
-          <w:left w:val="single" w:color="auto" w:sz="4"/>
-          <w:bottom w:val="single" w:color="auto" w:sz="4"/>
-          <w:right w:val="single" w:color="auto" w:sz="4"/>
-          <w:insideH w:val="single" w:color="auto" w:sz="4"/>
-          <w:insideV w:val="single" w:color="auto" w:sz="4"/>
-        </w:tblBorders>
-      </w:tblPr>
-      <w:tblGrid>
-        <w:gridCol w:w="11280"/>
-        <w:gridCol w:w="6400"/>
-      </w:tblGrid>
-      <w:tr>
-        <w:tc>
-          <w:tcPr>
-            <w:tcW w:type="dxa" w:w="11280"/>
-            <w:tcBorders>
-              <w:top w:val="none" w:color="FFFFFF" w:sz="0"/>
-              <w:left w:val="none" w:color="FFFFFF" w:sz="0"/>
-              <w:bottom w:val="none" w:color="FFFFFF" w:sz="0"/>
-              <w:right w:val="none" w:color="FFFFFF" w:sz="0"/>
-            </w:tcBorders>
-            <w:tcMar>
-              <w:right w:type="dxa" w:w="200"/>
-            </w:tcMar>
-          </w:tcPr>
-          <w:p>
-            <w:pPr>
-              <w:spacing w:before="120" w:after="60"/>
-            </w:pPr>
-            <w:r>
-              <w:rPr>
-                <w:b/>
-                <w:bCs/>
-                <w:color w:val="1F6B5E"/>
-                <w:sz w:val="40"/>
-                <w:szCs w:val="40"/>
-                <w:rFonts w:ascii="Arial Narrow" w:cs="Arial Narrow" w:eastAsia="Arial Narrow" w:hAnsi="Arial Narrow"/>
-              </w:rPr>
-              <w:t xml:space="preserve">Mali : Ce que l’on sait de la mort mystérieuse du jeune commerçant Bocar Ly</w:t>
-            </w:r>
-          </w:p>
-          <w:p>
-            <w:pPr>
-              <w:spacing w:before="120" w:after="20"/>
-            </w:pPr>
-            <w:r>
-              <w:rPr>
-                <w:b/>
-                <w:bCs/>
-                <w:color w:val="1F6B5E"/>
-                <w:sz w:val="28"/>
-                <w:szCs w:val="28"/>
-                <w:rFonts w:ascii="Calibri" w:cs="Calibri" w:eastAsia="Calibri" w:hAnsi="Calibri"/>
-              </w:rPr>
-              <w:t xml:space="preserve">Contexte</w:t>
-            </w:r>
-          </w:p>
-          <w:p>
-            <w:r>
-              <w:rPr>
-                <w:color w:val="1F2937"/>
-                <w:sz w:val="26"/>
-                <w:szCs w:val="26"/>
-                <w:rFonts w:ascii="Calibri" w:cs="Calibri" w:eastAsia="Calibri" w:hAnsi="Calibri"/>
-              </w:rPr>
-              <w:t xml:space="preserve">Fait rapporté le mardi 27 octobre 2026. Lieu : Mali. Actualité sécuritaire. Une seule source à ce stade (Mali 24) : à confirmer par un second média.</w:t>
-            </w:r>
-          </w:p>
-          <w:p>
-            <w:pPr>
-              <w:spacing w:before="120" w:after="20"/>
-            </w:pPr>
-            <w:r>
-              <w:rPr>
-                <w:b/>
-                <w:bCs/>
-                <w:color w:val="1F6B5E"/>
-                <w:sz w:val="28"/>
-                <w:szCs w:val="28"/>
-                <w:rFonts w:ascii="Calibri" w:cs="Calibri" w:eastAsia="Calibri" w:hAnsi="Calibri"/>
-              </w:rPr>
-              <w:t xml:space="preserve">Ce que rapportent les sources</w:t>
-            </w:r>
-          </w:p>
-          <w:p>
-            <w:pPr>
-              <w:spacing w:after="60"/>
-            </w:pPr>
-            <w:r>
-              <w:rPr>
-                <w:b/>
-                <w:bCs/>
-                <w:color w:val="1F2937"/>
-                <w:sz w:val="26"/>
-                <w:szCs w:val="26"/>
-                <w:rFonts w:ascii="Calibri" w:cs="Calibri" w:eastAsia="Calibri" w:hAnsi="Calibri"/>
-              </w:rPr>
-              <w:t xml:space="preserve">Mali 24 : </w:t>
-            </w:r>
-            <w:r>
-              <w:rPr>
-                <w:i/>
-                <w:iCs/>
-                <w:color w:val="1F2937"/>
-                <w:sz w:val="26"/>
-                <w:szCs w:val="26"/>
-                <w:rFonts w:ascii="Calibri" w:cs="Calibri" w:eastAsia="Calibri" w:hAnsi="Calibri"/>
-              </w:rPr>
-              <w:t xml:space="preserve">« Porté disparu depuis le vendredi 23 octobre 2026 à 19 heures, le corps sans vie du jeune Bocar Ly, commerçant L’article Mali : Ce que l’on sait de la mort mystérieuse du jeune commerçant Bocar Ly est apparu en premier sur Mali 24. »</w:t>
-            </w:r>
-          </w:p>
-          <w:p>
-            <w:pPr>
-              <w:spacing w:before="120" w:after="20"/>
-            </w:pPr>
-            <w:r>
-              <w:rPr>
-                <w:b/>
-                <w:bCs/>
-                <w:color w:val="1F6B5E"/>
-                <w:sz w:val="28"/>
-                <w:szCs w:val="28"/>
-                <w:rFonts w:ascii="Calibri" w:cs="Calibri" w:eastAsia="Calibri" w:hAnsi="Calibri"/>
-              </w:rPr>
-              <w:t xml:space="preserve">Enjeux sûreté</w:t>
-            </w:r>
-          </w:p>
-          <w:p>
-            <w:r>
-              <w:rPr>
-                <w:color w:val="1F2937"/>
-                <w:sz w:val="26"/>
-                <w:szCs w:val="26"/>
-                <w:rFonts w:ascii="Calibri" w:cs="Calibri" w:eastAsia="Calibri" w:hAnsi="Calibri"/>
-              </w:rPr>
-              <w:t xml:space="preserve">Fait sécuritaire à suivre : vérifier son incidence sur les sites, les itinéraires et les personnels présents dans la zone.</w:t>
-            </w:r>
-          </w:p>
-          <w:p>
-            <w:pPr>
-              <w:spacing w:before="120"/>
-            </w:pPr>
-            <w:r>
-              <w:rPr>
-                <w:b/>
-                <w:bCs/>
-                <w:color w:val="1F2937"/>
-                <w:sz w:val="26"/>
-                <w:szCs w:val="26"/>
-                <w:rFonts w:ascii="Calibri" w:cs="Calibri" w:eastAsia="Calibri" w:hAnsi="Calibri"/>
-              </w:rPr>
-              <w:t xml:space="preserve">Source : </w:t>
-            </w:r>
-            <w:r>
-              <w:rPr>
-                <w:color w:val="1F2937"/>
-                <w:sz w:val="26"/>
-                <w:szCs w:val="26"/>
-                <w:rFonts w:ascii="Calibri" w:cs="Calibri" w:eastAsia="Calibri" w:hAnsi="Calibri"/>
-              </w:rPr>
-            </w:r>
-            <w:hyperlink w:history="1" r:id="rIdkbiysog8fyv8rpdgugrgr">
-              <w:r>
-                <w:rPr>
-                  <w:u w:val="single"/>
-                  <w:color w:val="1F6B5E"/>
-                  <w:sz w:val="26"/>
-                  <w:szCs w:val="26"/>
-                  <w:rFonts w:ascii="Calibri" w:cs="Calibri" w:eastAsia="Calibri" w:hAnsi="Calibri"/>
-                </w:rPr>
-                <w:t xml:space="preserve">Mali 24</w:t>
-              </w:r>
-            </w:hyperlink>
-            <w:r>
-              <w:rPr>
-                <w:color w:val="1F2937"/>
-                <w:sz w:val="26"/>
-                <w:szCs w:val="26"/>
-                <w:rFonts w:ascii="Calibri" w:cs="Calibri" w:eastAsia="Calibri" w:hAnsi="Calibri"/>
-              </w:rPr>
-              <w:t xml:space="preserve"> — 27 octobre 2026, 14 h UTC</w:t>
-            </w:r>
-            <w:r>
-              <w:rPr>
-                <w:b/>
-                <w:bCs/>
-                <w:color w:val="1F2937"/>
-                <w:sz w:val="26"/>
-                <w:szCs w:val="26"/>
-                <w:rFonts w:ascii="Calibri" w:cs="Calibri" w:eastAsia="Calibri" w:hAnsi="Calibri"/>
-              </w:rPr>
-              <w:t xml:space="preserve">   ·   Cotation : Non confirmé</w:t>
-            </w:r>
-          </w:p>
-        </w:tc>
-        <w:tc>
-          <w:tcPr>
-            <w:tcW w:type="dxa" w:w="6400"/>
-            <w:tcBorders>
-              <w:top w:val="none" w:color="FFFFFF" w:sz="0"/>
-              <w:left w:val="none" w:color="FFFFFF" w:sz="0"/>
-              <w:bottom w:val="none" w:color="FFFFFF" w:sz="0"/>
-              <w:right w:val="none" w:color="FFFFFF" w:sz="0"/>
-            </w:tcBorders>
-          </w:tcPr>
-          <w:p>
-            <w:pPr>
-              <w:spacing w:before="200"/>
-              <w:jc w:val="center"/>
-            </w:pPr>
-            <w:r>
-              <w:drawing>
-                <wp:inline distT="0" distB="0" distL="0" distR="0">
-                  <wp:extent cx="3390900" cy="2857500"/>
-                  <wp:effectExtent t="0" r="0" b="0" l="0"/>
-                  <wp:docPr id="1" name="" descr="" title=""/>
-                  <wp:cNvGraphicFramePr>
-                    <a:graphicFrameLocks xmlns:a="http://schemas.openxmlformats.org/drawingml/2006/main" noChangeAspect="1"/>
-                  </wp:cNvGraphicFramePr>
-                  <a:graphic xmlns:a="http://schemas.openxmlformats.org/drawingml/2006/main">
-                    <a:graphicData uri="http://schemas.openxmlformats.org/drawingml/2006/picture">
-                      <pic:pic xmlns:pic="http://schemas.openxmlformats.org/drawingml/2006/picture">
-                        <pic:nvPicPr>
-                          <pic:cNvPr id="0" name="" descr=""/>
-                          <pic:cNvPicPr>
-                            <a:picLocks noChangeAspect="1" noChangeArrowheads="1"/>
-                          </pic:cNvPicPr>
-                        </pic:nvPicPr>
-                        <pic:blipFill>
-                          <a:blip r:embed="rId10" cstate="none"/>
-                          <a:srcRect/>
-                          <a:stretch>
-                            <a:fillRect/>
-                          </a:stretch>
-                        </pic:blipFill>
-                        <pic:spPr bwMode="auto">
-                          <a:xfrm>
-                            <a:off x="0" y="0"/>
-                            <a:ext cx="3390900" cy="2857500"/>
-                          </a:xfrm>
-                          <a:prstGeom prst="rect">
-                            <a:avLst/>
-                          </a:prstGeom>
-                        </pic:spPr>
-                      </pic:pic>
-                    </a:graphicData>
-                  </a:graphic>
-                </wp:inline>
-              </w:drawing>
-            </w:r>
-          </w:p>
-          <w:p>
-            <w:pPr>
-              <w:jc w:val="right"/>
-            </w:pPr>
-            <w:hyperlink w:history="1" r:id="rId7pjkc7nrtfkwhptumzrzb">
-              <w:r>
-                <w:rPr>
-                  <w:u w:val="single"/>
-                  <w:color w:val="1F6B5E"/>
-                  <w:sz w:val="16"/>
-                  <w:szCs w:val="16"/>
-                  <w:rFonts w:ascii="Calibri" w:cs="Calibri" w:eastAsia="Calibri" w:hAnsi="Calibri"/>
-                </w:rPr>
-                <w:t xml:space="preserve">Photo : © mali24.info</w:t>
-              </w:r>
-            </w:hyperlink>
-          </w:p>
-        </w:tc>
-      </w:tr>
-    </w:tbl>
+        <w:t xml:space="preserve">Indice de confiance : moyenne (incident vérifié le plus récent : 121 jours ; 4 signaux du jour)</w:t>
+      </w:r>
+    </w:p>
+    <w:p>
+      <w:pPr>
+        <w:spacing w:before="120" w:after="60"/>
+      </w:pPr>
+      <w:r>
+        <w:rPr>
+          <w:b/>
+          <w:bCs/>
+          <w:color w:val="1F6B5E"/>
+          <w:sz w:val="40"/>
+          <w:szCs w:val="40"/>
+          <w:rFonts w:ascii="Arial Narrow" w:cs="Arial Narrow" w:eastAsia="Arial Narrow" w:hAnsi="Arial Narrow"/>
+        </w:rPr>
+        <w:t xml:space="preserve">Mali : Ce que l’on sait de la mort mystérieuse du jeune commerçant Bocar Ly</w:t>
+      </w:r>
+    </w:p>
+    <w:p>
+      <w:pPr>
+        <w:spacing w:before="120" w:after="20"/>
+      </w:pPr>
+      <w:r>
+        <w:rPr>
+          <w:b/>
+          <w:bCs/>
+          <w:color w:val="1F6B5E"/>
+          <w:sz w:val="28"/>
+          <w:szCs w:val="28"/>
+          <w:rFonts w:ascii="Calibri" w:cs="Calibri" w:eastAsia="Calibri" w:hAnsi="Calibri"/>
+        </w:rPr>
+        <w:t xml:space="preserve">Contexte</w:t>
+      </w:r>
+    </w:p>
+    <w:p>
+      <w:r>
+        <w:rPr>
+          <w:color w:val="1F2937"/>
+          <w:sz w:val="26"/>
+          <w:szCs w:val="26"/>
+          <w:rFonts w:ascii="Calibri" w:cs="Calibri" w:eastAsia="Calibri" w:hAnsi="Calibri"/>
+        </w:rPr>
+        <w:t xml:space="preserve">Fait rapporté le mardi 27 octobre 2026. Lieu : Mali. Actualité sécuritaire. Une seule source à ce stade (Mali 24) : à confirmer par un second média.</w:t>
+      </w:r>
+    </w:p>
+    <w:p>
+      <w:pPr>
+        <w:spacing w:before="120" w:after="20"/>
+      </w:pPr>
+      <w:r>
+        <w:rPr>
+          <w:b/>
+          <w:bCs/>
+          <w:color w:val="1F6B5E"/>
+          <w:sz w:val="28"/>
+          <w:szCs w:val="28"/>
+          <w:rFonts w:ascii="Calibri" w:cs="Calibri" w:eastAsia="Calibri" w:hAnsi="Calibri"/>
+        </w:rPr>
+        <w:t xml:space="preserve">Ce que rapportent les sources</w:t>
+      </w:r>
+    </w:p>
+    <w:p>
+      <w:pPr>
+        <w:spacing w:after="60"/>
+      </w:pPr>
+      <w:r>
+        <w:rPr>
+          <w:b/>
+          <w:bCs/>
+          <w:color w:val="1F2937"/>
+          <w:sz w:val="26"/>
+          <w:szCs w:val="26"/>
+          <w:rFonts w:ascii="Calibri" w:cs="Calibri" w:eastAsia="Calibri" w:hAnsi="Calibri"/>
+        </w:rPr>
+        <w:t xml:space="preserve">Mali 24 : </w:t>
+      </w:r>
+      <w:r>
+        <w:rPr>
+          <w:i/>
+          <w:iCs/>
+          <w:color w:val="1F2937"/>
+          <w:sz w:val="26"/>
+          <w:szCs w:val="26"/>
+          <w:rFonts w:ascii="Calibri" w:cs="Calibri" w:eastAsia="Calibri" w:hAnsi="Calibri"/>
+        </w:rPr>
+        <w:t xml:space="preserve">« Porté disparu depuis le vendredi 23 octobre 2026 à 19 heures, le corps sans vie du jeune Bocar Ly, commerçant L’article Mali : Ce que l’on sait de la mort mystérieuse du jeune commerçant Bocar Ly est apparu en premier sur Mali 24. »</w:t>
+      </w:r>
+    </w:p>
+    <w:p>
+      <w:pPr>
+        <w:spacing w:before="120" w:after="20"/>
+      </w:pPr>
+      <w:r>
+        <w:rPr>
+          <w:b/>
+          <w:bCs/>
+          <w:color w:val="1F6B5E"/>
+          <w:sz w:val="28"/>
+          <w:szCs w:val="28"/>
+          <w:rFonts w:ascii="Calibri" w:cs="Calibri" w:eastAsia="Calibri" w:hAnsi="Calibri"/>
+        </w:rPr>
+        <w:t xml:space="preserve">Enjeux sûreté</w:t>
+      </w:r>
+    </w:p>
+    <w:p>
+      <w:r>
+        <w:rPr>
+          <w:color w:val="1F2937"/>
+          <w:sz w:val="26"/>
+          <w:szCs w:val="26"/>
+          <w:rFonts w:ascii="Calibri" w:cs="Calibri" w:eastAsia="Calibri" w:hAnsi="Calibri"/>
+        </w:rPr>
+        <w:t xml:space="preserve">Fait sécuritaire à suivre : vérifier son incidence sur les sites, les itinéraires et les personnels présents dans la zone.</w:t>
+      </w:r>
+    </w:p>
+    <w:p>
+      <w:pPr>
+        <w:spacing w:before="120"/>
+      </w:pPr>
+      <w:r>
+        <w:rPr>
+          <w:b/>
+          <w:bCs/>
+          <w:color w:val="1F2937"/>
+          <w:sz w:val="26"/>
+          <w:szCs w:val="26"/>
+          <w:rFonts w:ascii="Calibri" w:cs="Calibri" w:eastAsia="Calibri" w:hAnsi="Calibri"/>
+        </w:rPr>
+        <w:t xml:space="preserve">Source : </w:t>
+      </w:r>
+      <w:r>
+        <w:rPr>
+          <w:color w:val="1F2937"/>
+          <w:sz w:val="26"/>
+          <w:szCs w:val="26"/>
+          <w:rFonts w:ascii="Calibri" w:cs="Calibri" w:eastAsia="Calibri" w:hAnsi="Calibri"/>
+        </w:rPr>
+      </w:r>
+      <w:hyperlink w:history="1" r:id="rIdt9qykickyjesuatjb8r6v">
+        <w:r>
+          <w:rPr>
+            <w:u w:val="single"/>
+            <w:color w:val="1F6B5E"/>
+            <w:sz w:val="26"/>
+            <w:szCs w:val="26"/>
+            <w:rFonts w:ascii="Calibri" w:cs="Calibri" w:eastAsia="Calibri" w:hAnsi="Calibri"/>
+          </w:rPr>
+          <w:t xml:space="preserve">Mali 24</w:t>
+        </w:r>
+      </w:hyperlink>
+      <w:r>
+        <w:rPr>
+          <w:color w:val="1F2937"/>
+          <w:sz w:val="26"/>
+          <w:szCs w:val="26"/>
+          <w:rFonts w:ascii="Calibri" w:cs="Calibri" w:eastAsia="Calibri" w:hAnsi="Calibri"/>
+        </w:rPr>
+        <w:t xml:space="preserve"> — 27 octobre 2026, 14 h UTC</w:t>
+      </w:r>
+      <w:r>
+        <w:rPr>
+          <w:b/>
+          <w:bCs/>
+          <w:color w:val="1F2937"/>
+          <w:sz w:val="26"/>
+          <w:szCs w:val="26"/>
+          <w:rFonts w:ascii="Calibri" w:cs="Calibri" w:eastAsia="Calibri" w:hAnsi="Calibri"/>
+        </w:rPr>
+        <w:t xml:space="preserve">   ·   Cotation : Non confirmé</w:t>
+      </w:r>
+    </w:p>
     <w:p>
       <w:pPr>
         <w:pageBreakBefore/>
@@ -6891,7 +6795,7 @@
         </w:rPr>
         <w:t xml:space="preserve">▪  Source : </w:t>
       </w:r>
-      <w:hyperlink w:history="1" r:id="rId-ylne54d65-bvaoycsztx">
+      <w:hyperlink w:history="1" r:id="rId1xas4mg_uhbmp6ko1iqmx">
         <w:r>
           <w:rPr>
             <w:u w:val="single"/>
@@ -6964,7 +6868,7 @@
         </w:rPr>
         <w:t xml:space="preserve">▪  Sources : </w:t>
       </w:r>
-      <w:hyperlink w:history="1" r:id="rIddauq-dhkcssa4xzcehoof">
+      <w:hyperlink w:history="1" r:id="rIdltwiftfpblcrhp785myru">
         <w:r>
           <w:rPr>
             <w:u w:val="single"/>
@@ -7037,7 +6941,7 @@
         </w:rPr>
         <w:t xml:space="preserve">▪  Source : </w:t>
       </w:r>
-      <w:hyperlink w:history="1" r:id="rIdi-ayq95jjecidplllthyg">
+      <w:hyperlink w:history="1" r:id="rId_hybpuzntzgocewmq5nue">
         <w:r>
           <w:rPr>
             <w:u w:val="single"/>
@@ -7099,7 +7003,7 @@
         </w:rPr>
         <w:t xml:space="preserve">▪  Source : </w:t>
       </w:r>
-      <w:hyperlink w:history="1" r:id="rIdjmudsyl_qwmy_oj6vjvhz">
+      <w:hyperlink w:history="1" r:id="rIdqluxkwzudjpqlkhjsgoun">
         <w:r>
           <w:rPr>
             <w:u w:val="single"/>
@@ -7161,7 +7065,7 @@
         </w:rPr>
         <w:t xml:space="preserve">▪  Source : </w:t>
       </w:r>
-      <w:hyperlink w:history="1" r:id="rIdm5iqt3lelsqx17q3adog7">
+      <w:hyperlink w:history="1" r:id="rIdlhejjo6g0mxblo6vpbe-d">
         <w:r>
           <w:rPr>
             <w:u w:val="single"/>
@@ -7423,7 +7327,7 @@
         </w:rPr>
         <w:t xml:space="preserve">▪  Source : </w:t>
       </w:r>
-      <w:hyperlink w:history="1" r:id="rIdsnxfvzh5pmolrbbl7fgyz">
+      <w:hyperlink w:history="1" r:id="rId3ocziv2ds2r5izeaqvwak">
         <w:r>
           <w:rPr>
             <w:u w:val="single"/>
@@ -7485,7 +7389,7 @@
         </w:rPr>
         <w:t xml:space="preserve">▪  Sources : </w:t>
       </w:r>
-      <w:hyperlink w:history="1" r:id="rId-waldko3ghqx3mmv9mpyn">
+      <w:hyperlink w:history="1" r:id="rIdcikunnkhookx0ht1i6weq">
         <w:r>
           <w:rPr>
             <w:u w:val="single"/>
@@ -7558,7 +7462,7 @@
         </w:rPr>
         <w:t xml:space="preserve">▪  Source : </w:t>
       </w:r>
-      <w:hyperlink w:history="1" r:id="rIdntki2khw4ggqihhxyxfzv">
+      <w:hyperlink w:history="1" r:id="rIdnwqobn8lirltj37l3_jec">
         <w:r>
           <w:rPr>
             <w:u w:val="single"/>
@@ -7620,7 +7524,7 @@
         </w:rPr>
         <w:t xml:space="preserve">▪  Source : </w:t>
       </w:r>
-      <w:hyperlink w:history="1" r:id="rIdk8anf20rtjtyc-cem13rr">
+      <w:hyperlink w:history="1" r:id="rId__uzwxje2yyxfbwah9d_8">
         <w:r>
           <w:rPr>
             <w:u w:val="single"/>
@@ -7874,7 +7778,7 @@
           <w:szCs w:val="22"/>
           <w:rFonts w:ascii="Calibri" w:cs="Calibri" w:eastAsia="Calibri" w:hAnsi="Calibri"/>
         </w:rPr>
-        <w:t xml:space="preserve">Indice de confiance : moyenne (incident vérifié le plus récent : 118 jours ; 3 signaux du jour)</w:t>
+        <w:t xml:space="preserve">Indice de confiance : faible (incident vérifié le plus récent : 119 jours ; aucun signal du jour)</w:t>
       </w:r>
     </w:p>
     <w:tbl>
@@ -7920,7 +7824,7 @@
                 <w:szCs w:val="40"/>
                 <w:rFonts w:ascii="Arial Narrow" w:cs="Arial Narrow" w:eastAsia="Arial Narrow" w:hAnsi="Arial Narrow"/>
               </w:rPr>
-              <w:t xml:space="preserve">Tchad-Niger : une nouvelle escalade entre Mahamat Idriss Déby et Abdourahamane Tiani</w:t>
+              <w:t xml:space="preserve">Frappe de drone à Agadez : le Niger convoque l’ambassadeur du Tchad et annonce des recours internationaux</w:t>
             </w:r>
           </w:p>
           <w:p>
@@ -7947,7 +7851,7 @@
                 <w:szCs w:val="26"/>
                 <w:rFonts w:ascii="Calibri" w:cs="Calibri" w:eastAsia="Calibri" w:hAnsi="Calibri"/>
               </w:rPr>
-              <w:t xml:space="preserve">Fait rapporté le mardi 27 octobre 2026. Lieu : Niamey, Niger. Actualité politique. Une seule source à ce stade (Jeune Afrique) : à confirmer par un second média.</w:t>
+              <w:t xml:space="preserve">Fait rapporté le mercredi 28 octobre 2026. Lieu : Niamey, Niger. Actualité politique. Repris par 8 médias distincts (Maliactu, RFI Afrique, Malijet, ANP — Agence Nigérienne Presse, Journal du Tchad, Tchadinfos, Africanews — Chaine panafricaine, Africanews) : le fait est recoupé.</w:t>
             </w:r>
           </w:p>
           <w:p>
@@ -7979,7 +7883,7 @@
                 <w:szCs w:val="26"/>
                 <w:rFonts w:ascii="Calibri" w:cs="Calibri" w:eastAsia="Calibri" w:hAnsi="Calibri"/>
               </w:rPr>
-              <w:t xml:space="preserve">Jeune Afrique : </w:t>
+              <w:t xml:space="preserve">Maliactu : </w:t>
             </w:r>
             <w:r>
               <w:rPr>
@@ -7990,7 +7894,34 @@
                 <w:szCs w:val="26"/>
                 <w:rFonts w:ascii="Calibri" w:cs="Calibri" w:eastAsia="Calibri" w:hAnsi="Calibri"/>
               </w:rPr>
-              <w:t xml:space="preserve">« Niamey accuse N’Djamena d’avoir lancé une frappe de drone sur son territoire, avec le soutien de la France. Une charge qui ravive la méfiance entre les deux voisins. »</w:t>
+              <w:t xml:space="preserve">« Mali Actu - maliactu.net - Mali Actualités, Les Actus et Informations sur le Mali Mali Actu Frappe de drone à Agadez : le Niger convoque l’ambassadeur du Tchad et annonce des recours internationaux Les relations entre Niamey et N’Djamena connaissent une nouvelle tension après une frappe de drone signalée le 24 octobre dans la région nigérienne d’Agadez. »</w:t>
+            </w:r>
+          </w:p>
+          <w:p>
+            <w:pPr>
+              <w:spacing w:after="60"/>
+            </w:pPr>
+            <w:r>
+              <w:rPr>
+                <w:b/>
+                <w:bCs/>
+                <w:color w:val="1F2937"/>
+                <w:sz w:val="26"/>
+                <w:szCs w:val="26"/>
+                <w:rFonts w:ascii="Calibri" w:cs="Calibri" w:eastAsia="Calibri" w:hAnsi="Calibri"/>
+              </w:rPr>
+              <w:t xml:space="preserve">RFI Afrique : </w:t>
+            </w:r>
+            <w:r>
+              <w:rPr>
+                <w:i/>
+                <w:iCs/>
+                <w:color w:val="1F2937"/>
+                <w:sz w:val="26"/>
+                <w:szCs w:val="26"/>
+                <w:rFonts w:ascii="Calibri" w:cs="Calibri" w:eastAsia="Calibri" w:hAnsi="Calibri"/>
+              </w:rPr>
+              <w:t xml:space="preserve">« Le Niger accuse son voisin d’avoir mené « une frappe aérienne par drone menée depuis le territoire du Tchad » et à laquelle aurait, selon lui, participé la France. L’incident aurait eu lieu le 24 octobre à 1 heure du matin à l’est d’Emi Lulu, non loin des frontières algérienne et libyenne. »</w:t>
             </w:r>
           </w:p>
           <w:p>
@@ -8033,7 +7964,7 @@
                 <w:szCs w:val="26"/>
                 <w:rFonts w:ascii="Calibri" w:cs="Calibri" w:eastAsia="Calibri" w:hAnsi="Calibri"/>
               </w:rPr>
-              <w:t xml:space="preserve">Source : </w:t>
+              <w:t xml:space="preserve">Sources : </w:t>
             </w:r>
             <w:r>
               <w:rPr>
@@ -8043,7 +7974,7 @@
                 <w:rFonts w:ascii="Calibri" w:cs="Calibri" w:eastAsia="Calibri" w:hAnsi="Calibri"/>
               </w:rPr>
             </w:r>
-            <w:hyperlink w:history="1" r:id="rIdwdbzbfrfp_uvxzulvuopo">
+            <w:hyperlink w:history="1" r:id="rId43hsxnqxrsblrdfgc2xgp">
               <w:r>
                 <w:rPr>
                   <w:u w:val="single"/>
@@ -8052,7 +7983,7 @@
                   <w:szCs w:val="26"/>
                   <w:rFonts w:ascii="Calibri" w:cs="Calibri" w:eastAsia="Calibri" w:hAnsi="Calibri"/>
                 </w:rPr>
-                <w:t xml:space="preserve">Jeune Afrique</w:t>
+                <w:t xml:space="preserve">Maliactu</w:t>
               </w:r>
             </w:hyperlink>
             <w:r>
@@ -8062,7 +7993,70 @@
                 <w:szCs w:val="26"/>
                 <w:rFonts w:ascii="Calibri" w:cs="Calibri" w:eastAsia="Calibri" w:hAnsi="Calibri"/>
               </w:rPr>
-              <w:t xml:space="preserve"> — 27 octobre 2026, 16 h UTC</w:t>
+              <w:t xml:space="preserve"> · </w:t>
+            </w:r>
+            <w:hyperlink w:history="1" r:id="rId3ketzojwokcasbbvcyx45">
+              <w:r>
+                <w:rPr>
+                  <w:u w:val="single"/>
+                  <w:color w:val="1F6B5E"/>
+                  <w:sz w:val="26"/>
+                  <w:szCs w:val="26"/>
+                  <w:rFonts w:ascii="Calibri" w:cs="Calibri" w:eastAsia="Calibri" w:hAnsi="Calibri"/>
+                </w:rPr>
+                <w:t xml:space="preserve">RFI Afrique</w:t>
+              </w:r>
+            </w:hyperlink>
+            <w:r>
+              <w:rPr>
+                <w:color w:val="1F2937"/>
+                <w:sz w:val="26"/>
+                <w:szCs w:val="26"/>
+                <w:rFonts w:ascii="Calibri" w:cs="Calibri" w:eastAsia="Calibri" w:hAnsi="Calibri"/>
+              </w:rPr>
+              <w:t xml:space="preserve"> · </w:t>
+            </w:r>
+            <w:hyperlink w:history="1" r:id="rIdpm3cpjzimo58_lll8wgcx">
+              <w:r>
+                <w:rPr>
+                  <w:u w:val="single"/>
+                  <w:color w:val="1F6B5E"/>
+                  <w:sz w:val="26"/>
+                  <w:szCs w:val="26"/>
+                  <w:rFonts w:ascii="Calibri" w:cs="Calibri" w:eastAsia="Calibri" w:hAnsi="Calibri"/>
+                </w:rPr>
+                <w:t xml:space="preserve">Malijet</w:t>
+              </w:r>
+            </w:hyperlink>
+            <w:r>
+              <w:rPr>
+                <w:color w:val="1F2937"/>
+                <w:sz w:val="26"/>
+                <w:szCs w:val="26"/>
+                <w:rFonts w:ascii="Calibri" w:cs="Calibri" w:eastAsia="Calibri" w:hAnsi="Calibri"/>
+              </w:rPr>
+              <w:t xml:space="preserve"> · </w:t>
+            </w:r>
+            <w:hyperlink w:history="1" r:id="rIdlqa9ljrp3qgyaozfcteck">
+              <w:r>
+                <w:rPr>
+                  <w:u w:val="single"/>
+                  <w:color w:val="1F6B5E"/>
+                  <w:sz w:val="26"/>
+                  <w:szCs w:val="26"/>
+                  <w:rFonts w:ascii="Calibri" w:cs="Calibri" w:eastAsia="Calibri" w:hAnsi="Calibri"/>
+                </w:rPr>
+                <w:t xml:space="preserve">ANP — Agence Nigérienne Presse</w:t>
+              </w:r>
+            </w:hyperlink>
+            <w:r>
+              <w:rPr>
+                <w:color w:val="1F2937"/>
+                <w:sz w:val="26"/>
+                <w:szCs w:val="26"/>
+                <w:rFonts w:ascii="Calibri" w:cs="Calibri" w:eastAsia="Calibri" w:hAnsi="Calibri"/>
+              </w:rPr>
+              <w:t xml:space="preserve"> · Journal du Tchad · Tchadinfos · Africanews — Chaine panafricaine · Africanews — 28 octobre 2026, 7 h UTC</w:t>
             </w:r>
             <w:r>
               <w:rPr>
@@ -8073,7 +8067,7 @@
                 <w:szCs w:val="26"/>
                 <w:rFonts w:ascii="Calibri" w:cs="Calibri" w:eastAsia="Calibri" w:hAnsi="Calibri"/>
               </w:rPr>
-              <w:t xml:space="preserve">   ·   Cotation : Probable</w:t>
+              <w:t xml:space="preserve">   ·   Cotation : Confirmé</w:t>
             </w:r>
           </w:p>
         </w:tc>
@@ -8111,7 +8105,7 @@
                           </pic:cNvPicPr>
                         </pic:nvPicPr>
                         <pic:blipFill>
-                          <a:blip r:embed="rId11" cstate="none"/>
+                          <a:blip r:embed="rId10" cstate="none"/>
                           <a:srcRect/>
                           <a:stretch>
                             <a:fillRect/>
@@ -8137,7 +8131,7 @@
             <w:pPr>
               <w:jc w:val="right"/>
             </w:pPr>
-            <w:hyperlink w:history="1" r:id="rIdo26y1apjudzqz5b0xm980">
+            <w:hyperlink w:history="1" r:id="rId2-pfklxfenjfqws2xbhrm">
               <w:r>
                 <w:rPr>
                   <w:u w:val="single"/>
@@ -8146,7 +8140,7 @@
                   <w:szCs w:val="16"/>
                   <w:rFonts w:ascii="Calibri" w:cs="Calibri" w:eastAsia="Calibri" w:hAnsi="Calibri"/>
                 </w:rPr>
-                <w:t xml:space="preserve">Photo : © jeuneafrique.com</w:t>
+                <w:t xml:space="preserve">Photo : © maliactu.net</w:t>
               </w:r>
             </w:hyperlink>
           </w:p>
@@ -8385,7 +8379,7 @@
           <w:szCs w:val="28"/>
           <w:rFonts w:ascii="Calibri" w:cs="Calibri" w:eastAsia="Calibri" w:hAnsi="Calibri"/>
         </w:rPr>
-        <w:t xml:space="preserve">FRAPPE DE DRONE AU NIGER : NIAMEY ACCUSE LE TCHAD, N’DJAMENA REJETTE LES ACCUSATIONS</w:t>
+        <w:t xml:space="preserve">NIGER GOVERNOR’S CONVOY CRASH KILLS FOUR STUDENTS, DRIVER</w:t>
       </w:r>
     </w:p>
     <w:p>
@@ -8401,7 +8395,7 @@
         </w:rPr>
         <w:t xml:space="preserve">▪  Sources : </w:t>
       </w:r>
-      <w:hyperlink w:history="1" r:id="rIde6zvdyu63rgbejgk03se1">
+      <w:hyperlink w:history="1" r:id="rIdvchbbg47sdaxga17ngyvh">
         <w:r>
           <w:rPr>
             <w:u w:val="single"/>
@@ -8410,7 +8404,7 @@
             <w:szCs w:val="26"/>
             <w:rFonts w:ascii="Calibri" w:cs="Calibri" w:eastAsia="Calibri" w:hAnsi="Calibri"/>
           </w:rPr>
-          <w:t xml:space="preserve">Journal du Tchad · Tchadinfos · ANP — Agence Nigérienne Presse</w:t>
+          <w:t xml:space="preserve">Premium Times · Vanguard</w:t>
         </w:r>
       </w:hyperlink>
       <w:r>
@@ -8420,7 +8414,7 @@
           <w:szCs w:val="26"/>
           <w:rFonts w:ascii="Calibri" w:cs="Calibri" w:eastAsia="Calibri" w:hAnsi="Calibri"/>
         </w:rPr>
-        <w:t xml:space="preserve"> — 27 octobre 2026, 13 h UTC</w:t>
+        <w:t xml:space="preserve"> — 28 octobre 2026, 6 h UTC</w:t>
       </w:r>
       <w:r>
         <w:rPr>
@@ -8458,7 +8452,7 @@
           <w:szCs w:val="28"/>
           <w:rFonts w:ascii="Calibri" w:cs="Calibri" w:eastAsia="Calibri" w:hAnsi="Calibri"/>
         </w:rPr>
-        <w:t xml:space="preserve">LE NIGER AFFIRME QU'UNE FRAPPE DE DRONE DU TCHAD A TUÉ DEUX CIVILS</w:t>
+        <w:t xml:space="preserve">TCHAD-NIGER : UNE NOUVELLE ESCALADE ENTRE MAHAMAT IDRISS DÉBY ET ABDOURAHAMANE TIANI</w:t>
       </w:r>
     </w:p>
     <w:p>
@@ -8472,9 +8466,9 @@
           <w:szCs w:val="26"/>
           <w:rFonts w:ascii="Calibri" w:cs="Calibri" w:eastAsia="Calibri" w:hAnsi="Calibri"/>
         </w:rPr>
-        <w:t xml:space="preserve">▪  Sources : </w:t>
-      </w:r>
-      <w:hyperlink w:history="1" r:id="rIdrznsss8hxul_-gpsn8x_0">
+        <w:t xml:space="preserve">▪  Source : </w:t>
+      </w:r>
+      <w:hyperlink w:history="1" r:id="rId9an2o3h0hgj2ucbbscent">
         <w:r>
           <w:rPr>
             <w:u w:val="single"/>
@@ -8483,7 +8477,7 @@
             <w:szCs w:val="26"/>
             <w:rFonts w:ascii="Calibri" w:cs="Calibri" w:eastAsia="Calibri" w:hAnsi="Calibri"/>
           </w:rPr>
-          <w:t xml:space="preserve">Africanews — Chaine panafricaine · Africanews</w:t>
+          <w:t xml:space="preserve">Jeune Afrique</w:t>
         </w:r>
       </w:hyperlink>
       <w:r>
@@ -8493,7 +8487,7 @@
           <w:szCs w:val="26"/>
           <w:rFonts w:ascii="Calibri" w:cs="Calibri" w:eastAsia="Calibri" w:hAnsi="Calibri"/>
         </w:rPr>
-        <w:t xml:space="preserve"> — 27 octobre 2026, 9 h UTC</w:t>
+        <w:t xml:space="preserve"> — 27 octobre 2026, 16 h UTC</w:t>
       </w:r>
       <w:r>
         <w:rPr>
@@ -8504,7 +8498,7 @@
           <w:szCs w:val="26"/>
           <w:rFonts w:ascii="Calibri" w:cs="Calibri" w:eastAsia="Calibri" w:hAnsi="Calibri"/>
         </w:rPr>
-        <w:t xml:space="preserve">   ·   Cotation : Confirmé</w:t>
+        <w:t xml:space="preserve">   ·   Cotation : Probable</w:t>
       </w:r>
     </w:p>
     <w:p>
@@ -8531,7 +8525,7 @@
           <w:szCs w:val="28"/>
           <w:rFonts w:ascii="Calibri" w:cs="Calibri" w:eastAsia="Calibri" w:hAnsi="Calibri"/>
         </w:rPr>
-        <w:t xml:space="preserve">LE NIGER DÉNONCE UNE ATTAQUE DE DRONE DU TCHAD AVEC «L’APPUI DE LA FRANCE»</w:t>
+        <w:t xml:space="preserve">LE PAYS DÉNONCE UNE ATTAQUE DE DRONE DU TCHAD AVEC «L'APPUI DE LA FRANCE»</w:t>
       </w:r>
     </w:p>
     <w:p>
@@ -8545,9 +8539,9 @@
           <w:szCs w:val="26"/>
           <w:rFonts w:ascii="Calibri" w:cs="Calibri" w:eastAsia="Calibri" w:hAnsi="Calibri"/>
         </w:rPr>
-        <w:t xml:space="preserve">▪  Source : </w:t>
-      </w:r>
-      <w:hyperlink w:history="1" r:id="rId4e7mk8c8v7qowzehuweup">
+        <w:t xml:space="preserve">▪  Sources : </w:t>
+      </w:r>
+      <w:hyperlink w:history="1" r:id="rIdlukcutkqa2mmaio0ot-nk">
         <w:r>
           <w:rPr>
             <w:u w:val="single"/>
@@ -8556,7 +8550,7 @@
             <w:szCs w:val="26"/>
             <w:rFonts w:ascii="Calibri" w:cs="Calibri" w:eastAsia="Calibri" w:hAnsi="Calibri"/>
           </w:rPr>
-          <w:t xml:space="preserve">RFI Afrique</w:t>
+          <w:t xml:space="preserve">AllAfrica (NE) · RFI Afrique</w:t>
         </w:r>
       </w:hyperlink>
       <w:r>
@@ -8566,7 +8560,7 @@
           <w:szCs w:val="26"/>
           <w:rFonts w:ascii="Calibri" w:cs="Calibri" w:eastAsia="Calibri" w:hAnsi="Calibri"/>
         </w:rPr>
-        <w:t xml:space="preserve"> — 27 octobre 2026, 5 h UTC</w:t>
+        <w:t xml:space="preserve"> — 27 octobre 2026, 9 h UTC</w:t>
       </w:r>
       <w:r>
         <w:rPr>
@@ -8620,7 +8614,7 @@
         </w:rPr>
         <w:t xml:space="preserve">▪  Source : </w:t>
       </w:r>
-      <w:hyperlink w:history="1" r:id="rIdz6bzhlvbycy7iethty3nk">
+      <w:hyperlink w:history="1" r:id="rIdz-eiqmf2_nx_4rlm7cwkz">
         <w:r>
           <w:rPr>
             <w:u w:val="single"/>
@@ -8682,7 +8676,7 @@
         </w:rPr>
         <w:t xml:space="preserve">▪  Source : </w:t>
       </w:r>
-      <w:hyperlink w:history="1" r:id="rId4_rh-gp-7kzyuym5ohb5w">
+      <w:hyperlink w:history="1" r:id="rIduxlvywum1fi6xsdevoqf_">
         <w:r>
           <w:rPr>
             <w:u w:val="single"/>
@@ -8947,7 +8941,7 @@
           <w:szCs w:val="28"/>
           <w:rFonts w:ascii="Calibri" w:cs="Calibri" w:eastAsia="Calibri" w:hAnsi="Calibri"/>
         </w:rPr>
-        <w:t xml:space="preserve">4 STUDENTS, ONE LADY KILLED IN NIGER GOVERNOR’S CONVOY ROAD CRASH</w:t>
+        <w:t xml:space="preserve">POURQUOI N’DJAMÉNA SORT ENFIN DE SON SILENCE FACE À NIAMEY ?</w:t>
       </w:r>
     </w:p>
     <w:p>
@@ -8963,80 +8957,7 @@
         </w:rPr>
         <w:t xml:space="preserve">▪  Source : </w:t>
       </w:r>
-      <w:hyperlink w:history="1" r:id="rId1qpqkhke5mfg6duuygi96">
-        <w:r>
-          <w:rPr>
-            <w:u w:val="single"/>
-            <w:color w:val="1F6B5E"/>
-            <w:sz w:val="26"/>
-            <w:szCs w:val="26"/>
-            <w:rFonts w:ascii="Calibri" w:cs="Calibri" w:eastAsia="Calibri" w:hAnsi="Calibri"/>
-          </w:rPr>
-          <w:t xml:space="preserve">Vanguard</w:t>
-        </w:r>
-      </w:hyperlink>
-      <w:r>
-        <w:rPr>
-          <w:color w:val="1F2937"/>
-          <w:sz w:val="26"/>
-          <w:szCs w:val="26"/>
-          <w:rFonts w:ascii="Calibri" w:cs="Calibri" w:eastAsia="Calibri" w:hAnsi="Calibri"/>
-        </w:rPr>
-        <w:t xml:space="preserve"> — 27 octobre 2026, 19 h UTC</w:t>
-      </w:r>
-      <w:r>
-        <w:rPr>
-          <w:b/>
-          <w:bCs/>
-          <w:color w:val="1F2937"/>
-          <w:sz w:val="26"/>
-          <w:szCs w:val="26"/>
-          <w:rFonts w:ascii="Calibri" w:cs="Calibri" w:eastAsia="Calibri" w:hAnsi="Calibri"/>
-        </w:rPr>
-        <w:t xml:space="preserve">   ·   Cotation : Probable</w:t>
-      </w:r>
-    </w:p>
-    <w:p>
-      <w:pPr>
-        <w:spacing w:before="160"/>
-        <w:ind w:left="360"/>
-      </w:pPr>
-      <w:r>
-        <w:rPr>
-          <w:color w:val="1F6B5E"/>
-          <w:sz w:val="28"/>
-          <w:szCs w:val="28"/>
-          <w:rFonts w:ascii="Calibri" w:cs="Calibri" w:eastAsia="Calibri" w:hAnsi="Calibri"/>
-        </w:rPr>
-        <w:t xml:space="preserve">❑  </w:t>
-      </w:r>
-      <w:r>
-        <w:rPr>
-          <w:b/>
-          <w:bCs/>
-          <w:u w:val="single"/>
-          <w:color w:val="1F6B5E"/>
-          <w:sz w:val="28"/>
-          <w:szCs w:val="28"/>
-          <w:rFonts w:ascii="Calibri" w:cs="Calibri" w:eastAsia="Calibri" w:hAnsi="Calibri"/>
-        </w:rPr>
-        <w:t xml:space="preserve">POURQUOI N’DJAMÉNA SORT ENFIN DE SON SILENCE FACE À NIAMEY ?</w:t>
-      </w:r>
-    </w:p>
-    <w:p>
-      <w:pPr>
-        <w:ind w:left="720"/>
-      </w:pPr>
-      <w:r>
-        <w:rPr>
-          <w:color w:val="1F2937"/>
-          <w:sz w:val="26"/>
-          <w:szCs w:val="26"/>
-          <w:rFonts w:ascii="Calibri" w:cs="Calibri" w:eastAsia="Calibri" w:hAnsi="Calibri"/>
-        </w:rPr>
-        <w:t xml:space="preserve">▪  Source : </w:t>
-      </w:r>
-      <w:hyperlink w:history="1" r:id="rIdg9yz5hfvsmpagcospkgwq">
+      <w:hyperlink w:history="1" r:id="rId4y8v-kdmsvq4webuodx7o">
         <w:r>
           <w:rPr>
             <w:u w:val="single"/>
@@ -9109,7 +9030,7 @@
         </w:rPr>
         <w:t xml:space="preserve">▪  Source : </w:t>
       </w:r>
-      <w:hyperlink w:history="1" r:id="rId5xikpow4sa5jn1rrbnhzq">
+      <w:hyperlink w:history="1" r:id="rIdz-b5pw0rpzexeicw3xsps">
         <w:r>
           <w:rPr>
             <w:u w:val="single"/>
@@ -9182,7 +9103,7 @@
         </w:rPr>
         <w:t xml:space="preserve">▪  Source : </w:t>
       </w:r>
-      <w:hyperlink w:history="1" r:id="rIdhfvcq9qr-lldytvgsvqvn">
+      <w:hyperlink w:history="1" r:id="rIdx2qd3dy8msgfz7szktogm">
         <w:r>
           <w:rPr>
             <w:u w:val="single"/>
@@ -9213,6 +9134,68 @@
           <w:rFonts w:ascii="Calibri" w:cs="Calibri" w:eastAsia="Calibri" w:hAnsi="Calibri"/>
         </w:rPr>
         <w:t xml:space="preserve">   ·   Cotation : Probable</w:t>
+      </w:r>
+    </w:p>
+    <w:p>
+      <w:pPr>
+        <w:spacing w:before="160"/>
+        <w:ind w:left="360"/>
+      </w:pPr>
+      <w:r>
+        <w:rPr>
+          <w:color w:val="1F6B5E"/>
+          <w:sz w:val="28"/>
+          <w:szCs w:val="28"/>
+          <w:rFonts w:ascii="Calibri" w:cs="Calibri" w:eastAsia="Calibri" w:hAnsi="Calibri"/>
+        </w:rPr>
+        <w:t xml:space="preserve">❑  </w:t>
+      </w:r>
+      <w:r>
+        <w:rPr>
+          <w:b/>
+          <w:bCs/>
+          <w:u w:val="single"/>
+          <w:color w:val="1F6B5E"/>
+          <w:sz w:val="28"/>
+          <w:szCs w:val="28"/>
+          <w:rFonts w:ascii="Calibri" w:cs="Calibri" w:eastAsia="Calibri" w:hAnsi="Calibri"/>
+        </w:rPr>
+        <w:t xml:space="preserve">ALERTE – LA PRÉSIDENCE ANNONCE L’ENVOI D’UNITÉS DE L’ARMÉE NATIONALE AU NIGER</w:t>
+      </w:r>
+    </w:p>
+    <w:p>
+      <w:pPr>
+        <w:ind w:left="720"/>
+      </w:pPr>
+      <w:r>
+        <w:rPr>
+          <w:color w:val="1F2937"/>
+          <w:sz w:val="26"/>
+          <w:szCs w:val="26"/>
+          <w:rFonts w:ascii="Calibri" w:cs="Calibri" w:eastAsia="Calibri" w:hAnsi="Calibri"/>
+        </w:rPr>
+        <w:t xml:space="preserve">▪  Source : </w:t>
+      </w:r>
+      <w:hyperlink w:history="1" r:id="rIdlnexvd083baqhvqncwglq">
+        <w:r>
+          <w:rPr>
+            <w:u w:val="single"/>
+            <w:color w:val="1F6B5E"/>
+            <w:sz w:val="26"/>
+            <w:szCs w:val="26"/>
+            <w:rFonts w:ascii="Calibri" w:cs="Calibri" w:eastAsia="Calibri" w:hAnsi="Calibri"/>
+          </w:rPr>
+          <w:t xml:space="preserve">tsa-algerie.com</w:t>
+        </w:r>
+      </w:hyperlink>
+      <w:r>
+        <w:rPr>
+          <w:color w:val="1F2937"/>
+          <w:sz w:val="26"/>
+          <w:szCs w:val="26"/>
+          <w:rFonts w:ascii="Calibri" w:cs="Calibri" w:eastAsia="Calibri" w:hAnsi="Calibri"/>
+        </w:rPr>
+        <w:t xml:space="preserve"> — 26 octobre 2026, 15 h UTC</w:t>
       </w:r>
     </w:p>
     <w:p>
@@ -9436,7 +9419,7 @@
           <w:szCs w:val="22"/>
           <w:rFonts w:ascii="Calibri" w:cs="Calibri" w:eastAsia="Calibri" w:hAnsi="Calibri"/>
         </w:rPr>
-        <w:t xml:space="preserve">Indice de confiance : moyenne (incident vérifié le plus récent : 120 jours ; 2 signaux du jour)</w:t>
+        <w:t xml:space="preserve">Indice de confiance : faible (incident vérifié le plus récent : 121 jours ; aucun signal du jour)</w:t>
       </w:r>
     </w:p>
     <w:tbl>
@@ -9482,7 +9465,7 @@
                 <w:szCs w:val="40"/>
                 <w:rFonts w:ascii="Arial Narrow" w:cs="Arial Narrow" w:eastAsia="Arial Narrow" w:hAnsi="Arial Narrow"/>
               </w:rPr>
-              <w:t xml:space="preserve">Seven shot dead by gunmen at church funeral in Jordan, officials say</w:t>
+              <w:t xml:space="preserve">Woman killed by Tema-Afienya train as residents demand footbridge</w:t>
             </w:r>
           </w:p>
           <w:p>
@@ -9509,7 +9492,7 @@
                 <w:szCs w:val="26"/>
                 <w:rFonts w:ascii="Calibri" w:cs="Calibri" w:eastAsia="Calibri" w:hAnsi="Calibri"/>
               </w:rPr>
-              <w:t xml:space="preserve">Fait rapporté le vendredi 23 octobre 2026. Lieu : Ghana. Actualité sécuritaire. Une seule source à ce stade (JoyOnline) : à confirmer par un second média.</w:t>
+              <w:t xml:space="preserve">Fait rapporté le mercredi 28 octobre 2026. Lieu : Ghana. Actualité sécuritaire. Une seule source à ce stade (JoyOnline) : à confirmer par un second média.</w:t>
             </w:r>
           </w:p>
           <w:p>
@@ -9529,16 +9512,30 @@
             </w:r>
           </w:p>
           <w:p>
-            <w:r>
-              <w:rPr>
-                <w:i/>
-                <w:iCs/>
-                <w:color w:val="6B7280"/>
+            <w:pPr>
+              <w:spacing w:after="60"/>
+            </w:pPr>
+            <w:r>
+              <w:rPr>
+                <w:b/>
+                <w:bCs/>
+                <w:color w:val="1F2937"/>
                 <w:sz w:val="26"/>
                 <w:szCs w:val="26"/>
                 <w:rFonts w:ascii="Calibri" w:cs="Calibri" w:eastAsia="Calibri" w:hAnsi="Calibri"/>
               </w:rPr>
-              <w:t xml:space="preserve">Les médias n'en publient que le titre dans leur flux : le détail est à lire dans l'article (lien ci-dessous).</w:t>
+              <w:t xml:space="preserve">JoyOnline : </w:t>
+            </w:r>
+            <w:r>
+              <w:rPr>
+                <w:i/>
+                <w:iCs/>
+                <w:color w:val="1F2937"/>
+                <w:sz w:val="26"/>
+                <w:szCs w:val="26"/>
+                <w:rFonts w:ascii="Calibri" w:cs="Calibri" w:eastAsia="Calibri" w:hAnsi="Calibri"/>
+              </w:rPr>
+              <w:t xml:space="preserve">« Une femme non identifiée a été tuée après avoir été heurtée par un train de voyageurs sur la ligne ferroviaire Tema-Afienya à Mataheko-Sebrepo, incitant les habitants à renouveler leurs appels en faveur d'une passerelle pour assurer une traversée plus sûre entre les communautés de la région. »</w:t>
             </w:r>
           </w:p>
           <w:p>
@@ -9565,7 +9562,7 @@
                 <w:szCs w:val="26"/>
                 <w:rFonts w:ascii="Calibri" w:cs="Calibri" w:eastAsia="Calibri" w:hAnsi="Calibri"/>
               </w:rPr>
-              <w:t xml:space="preserve">Menace armée sur les axes et localités de la zone : réévaluer les déplacements terrestres (horaires, convois, itinéraires de repli) et les consignes des sites et des personnels présents à proximité.</w:t>
+              <w:t xml:space="preserve">Fait sécuritaire à suivre : vérifier son incidence sur les sites, les itinéraires et les personnels présents dans la zone.</w:t>
             </w:r>
           </w:p>
           <w:p>
@@ -9591,7 +9588,7 @@
                 <w:rFonts w:ascii="Calibri" w:cs="Calibri" w:eastAsia="Calibri" w:hAnsi="Calibri"/>
               </w:rPr>
             </w:r>
-            <w:hyperlink w:history="1" r:id="rIdt65ldiufulecte_hrmwxx">
+            <w:hyperlink w:history="1" r:id="rId3ykljmfftm9qlquqommyw">
               <w:r>
                 <w:rPr>
                   <w:u w:val="single"/>
@@ -9610,7 +9607,18 @@
                 <w:szCs w:val="26"/>
                 <w:rFonts w:ascii="Calibri" w:cs="Calibri" w:eastAsia="Calibri" w:hAnsi="Calibri"/>
               </w:rPr>
-              <w:t xml:space="preserve"> — 23 octobre 2026, 18 h UTC</w:t>
+              <w:t xml:space="preserve"> — 28 octobre 2026, 7 h UTC</w:t>
+            </w:r>
+            <w:r>
+              <w:rPr>
+                <w:b/>
+                <w:bCs/>
+                <w:color w:val="1F2937"/>
+                <w:sz w:val="26"/>
+                <w:szCs w:val="26"/>
+                <w:rFonts w:ascii="Calibri" w:cs="Calibri" w:eastAsia="Calibri" w:hAnsi="Calibri"/>
+              </w:rPr>
+              <w:t xml:space="preserve">   ·   Cotation : Probable</w:t>
             </w:r>
           </w:p>
         </w:tc>
@@ -9632,7 +9640,7 @@
             <w:r>
               <w:drawing>
                 <wp:inline distT="0" distB="0" distL="0" distR="0">
-                  <wp:extent cx="3810000" cy="2000250"/>
+                  <wp:extent cx="3810000" cy="2286000"/>
                   <wp:effectExtent t="0" r="0" b="0" l="0"/>
                   <wp:docPr id="1" name="" descr="" title=""/>
                   <wp:cNvGraphicFramePr>
@@ -9648,7 +9656,7 @@
                           </pic:cNvPicPr>
                         </pic:nvPicPr>
                         <pic:blipFill>
-                          <a:blip r:embed="rId12" cstate="none"/>
+                          <a:blip r:embed="rId11" cstate="none"/>
                           <a:srcRect/>
                           <a:stretch>
                             <a:fillRect/>
@@ -9657,7 +9665,7 @@
                         <pic:spPr bwMode="auto">
                           <a:xfrm>
                             <a:off x="0" y="0"/>
-                            <a:ext cx="3810000" cy="2000250"/>
+                            <a:ext cx="3810000" cy="2286000"/>
                           </a:xfrm>
                           <a:prstGeom prst="rect">
                             <a:avLst/>
@@ -9674,7 +9682,7 @@
             <w:pPr>
               <w:jc w:val="right"/>
             </w:pPr>
-            <w:hyperlink w:history="1" r:id="rId0yxdf4ctuxzgb5pvfffp8">
+            <w:hyperlink w:history="1" r:id="rIddfk5rr9bl0xqqjgc4geb_">
               <w:r>
                 <w:rPr>
                   <w:u w:val="single"/>
@@ -9922,7 +9930,7 @@
           <w:szCs w:val="28"/>
           <w:rFonts w:ascii="Calibri" w:cs="Calibri" w:eastAsia="Calibri" w:hAnsi="Calibri"/>
         </w:rPr>
-        <w:t xml:space="preserve">NPP WALEWALE CONSTITUENCY CONDEMNS PERSONAL ATTACKS AGAINST MP, URGES PARTY DISCIPLINE</w:t>
+        <w:t xml:space="preserve">SEVEN SHOT DEAD BY GUNMEN AT CHURCH FUNERAL IN JORDAN, OFFICIALS SAY</w:t>
       </w:r>
     </w:p>
     <w:p>
@@ -9938,7 +9946,7 @@
         </w:rPr>
         <w:t xml:space="preserve">▪  Source : </w:t>
       </w:r>
-      <w:hyperlink w:history="1" r:id="rIdlph0csbk2hsldajxg44f9">
+      <w:hyperlink w:history="1" r:id="rId-dbvrmrtjix0z2uwh4ymb">
         <w:r>
           <w:rPr>
             <w:u w:val="single"/>
@@ -9957,7 +9965,7 @@
           <w:szCs w:val="26"/>
           <w:rFonts w:ascii="Calibri" w:cs="Calibri" w:eastAsia="Calibri" w:hAnsi="Calibri"/>
         </w:rPr>
-        <w:t xml:space="preserve"> — 23 octobre 2026, 15 h UTC</w:t>
+        <w:t xml:space="preserve"> — 23 octobre 2026, 18 h UTC</w:t>
       </w:r>
     </w:p>
     <w:p>
@@ -9984,7 +9992,7 @@
           <w:szCs w:val="28"/>
           <w:rFonts w:ascii="Calibri" w:cs="Calibri" w:eastAsia="Calibri" w:hAnsi="Calibri"/>
         </w:rPr>
-        <w:t xml:space="preserve">GAF TO STAGE LAND COMBAT FIREPOWER DEMONSTRATION AT BUNDASE ON OCTOBER 30</w:t>
+        <w:t xml:space="preserve">NPP WALEWALE CONSTITUENCY CONDEMNS PERSONAL ATTACKS AGAINST MP, URGES PARTY DISCIPLINE</w:t>
       </w:r>
     </w:p>
     <w:p>
@@ -10000,7 +10008,7 @@
         </w:rPr>
         <w:t xml:space="preserve">▪  Source : </w:t>
       </w:r>
-      <w:hyperlink w:history="1" r:id="rId5dylvuslaqpyl1jvbavo_">
+      <w:hyperlink w:history="1" r:id="rIdxqm4cte5tt9fvw9nc2spc">
         <w:r>
           <w:rPr>
             <w:u w:val="single"/>
@@ -10019,7 +10027,7 @@
           <w:szCs w:val="26"/>
           <w:rFonts w:ascii="Calibri" w:cs="Calibri" w:eastAsia="Calibri" w:hAnsi="Calibri"/>
         </w:rPr>
-        <w:t xml:space="preserve"> — 23 octobre 2026, 16 h UTC</w:t>
+        <w:t xml:space="preserve"> — 23 octobre 2026, 15 h UTC</w:t>
       </w:r>
     </w:p>
     <w:p>
@@ -10046,6 +10054,68 @@
           <w:szCs w:val="28"/>
           <w:rFonts w:ascii="Calibri" w:cs="Calibri" w:eastAsia="Calibri" w:hAnsi="Calibri"/>
         </w:rPr>
+        <w:t xml:space="preserve">GAF TO STAGE LAND COMBAT FIREPOWER DEMONSTRATION AT BUNDASE ON OCTOBER 30</w:t>
+      </w:r>
+    </w:p>
+    <w:p>
+      <w:pPr>
+        <w:ind w:left="720"/>
+      </w:pPr>
+      <w:r>
+        <w:rPr>
+          <w:color w:val="1F2937"/>
+          <w:sz w:val="26"/>
+          <w:szCs w:val="26"/>
+          <w:rFonts w:ascii="Calibri" w:cs="Calibri" w:eastAsia="Calibri" w:hAnsi="Calibri"/>
+        </w:rPr>
+        <w:t xml:space="preserve">▪  Source : </w:t>
+      </w:r>
+      <w:hyperlink w:history="1" r:id="rIdz_oytmzo1pwjqeihcgc8p">
+        <w:r>
+          <w:rPr>
+            <w:u w:val="single"/>
+            <w:color w:val="1F6B5E"/>
+            <w:sz w:val="26"/>
+            <w:szCs w:val="26"/>
+            <w:rFonts w:ascii="Calibri" w:cs="Calibri" w:eastAsia="Calibri" w:hAnsi="Calibri"/>
+          </w:rPr>
+          <w:t xml:space="preserve">JoyOnline</w:t>
+        </w:r>
+      </w:hyperlink>
+      <w:r>
+        <w:rPr>
+          <w:color w:val="1F2937"/>
+          <w:sz w:val="26"/>
+          <w:szCs w:val="26"/>
+          <w:rFonts w:ascii="Calibri" w:cs="Calibri" w:eastAsia="Calibri" w:hAnsi="Calibri"/>
+        </w:rPr>
+        <w:t xml:space="preserve"> — 23 octobre 2026, 16 h UTC</w:t>
+      </w:r>
+    </w:p>
+    <w:p>
+      <w:pPr>
+        <w:spacing w:before="160"/>
+        <w:ind w:left="360"/>
+      </w:pPr>
+      <w:r>
+        <w:rPr>
+          <w:color w:val="1F6B5E"/>
+          <w:sz w:val="28"/>
+          <w:szCs w:val="28"/>
+          <w:rFonts w:ascii="Calibri" w:cs="Calibri" w:eastAsia="Calibri" w:hAnsi="Calibri"/>
+        </w:rPr>
+        <w:t xml:space="preserve">❑  </w:t>
+      </w:r>
+      <w:r>
+        <w:rPr>
+          <w:b/>
+          <w:bCs/>
+          <w:u w:val="single"/>
+          <w:color w:val="1F6B5E"/>
+          <w:sz w:val="28"/>
+          <w:szCs w:val="28"/>
+          <w:rFonts w:ascii="Calibri" w:cs="Calibri" w:eastAsia="Calibri" w:hAnsi="Calibri"/>
+        </w:rPr>
         <w:t xml:space="preserve">LES FORTES PLUIES, PRINCIPALE MENACE POUR LA CULTURE DU CACAO</w:t>
       </w:r>
     </w:p>
@@ -10062,7 +10132,7 @@
         </w:rPr>
         <w:t xml:space="preserve">▪  Source : </w:t>
       </w:r>
-      <w:hyperlink w:history="1" r:id="rIdzpqy1de9u2fmyzagyprwk">
+      <w:hyperlink w:history="1" r:id="rIdfzkgwsj6keo7afcxe205-">
         <w:r>
           <w:rPr>
             <w:u w:val="single"/>
@@ -10119,7 +10189,7 @@
           <w:szCs w:val="28"/>
           <w:rFonts w:ascii="Calibri" w:cs="Calibri" w:eastAsia="Calibri" w:hAnsi="Calibri"/>
         </w:rPr>
-        <w:t xml:space="preserve">(EN) GRASAG PRESIDENT CALLS FOR SUSTAINABLE FUNDING FOR AGRICULTURAL RESEARCH IN AFRICA</w:t>
+        <w:t xml:space="preserve">LE PRÉSIDENT DU GRASAG APPELLE À UN FINANCEMENT DURABLE DE LA RECHERCHE AGRICOLE EN AFRIQUE</w:t>
       </w:r>
     </w:p>
     <w:p>
@@ -10135,7 +10205,7 @@
         </w:rPr>
         <w:t xml:space="preserve">▪  Source : </w:t>
       </w:r>
-      <w:hyperlink w:history="1" r:id="rId39q_ce0qfd8xacu9w-p_j">
+      <w:hyperlink w:history="1" r:id="rIdguh6um1uc-wdmi_oeaswp">
         <w:r>
           <w:rPr>
             <w:u w:val="single"/>
@@ -10155,79 +10225,6 @@
           <w:rFonts w:ascii="Calibri" w:cs="Calibri" w:eastAsia="Calibri" w:hAnsi="Calibri"/>
         </w:rPr>
         <w:t xml:space="preserve"> — 27 octobre 2026, 19 h UTC</w:t>
-      </w:r>
-      <w:r>
-        <w:rPr>
-          <w:b/>
-          <w:bCs/>
-          <w:color w:val="1F2937"/>
-          <w:sz w:val="26"/>
-          <w:szCs w:val="26"/>
-          <w:rFonts w:ascii="Calibri" w:cs="Calibri" w:eastAsia="Calibri" w:hAnsi="Calibri"/>
-        </w:rPr>
-        <w:t xml:space="preserve">   ·   Cotation : Probable</w:t>
-      </w:r>
-    </w:p>
-    <w:p>
-      <w:pPr>
-        <w:spacing w:before="160"/>
-        <w:ind w:left="360"/>
-      </w:pPr>
-      <w:r>
-        <w:rPr>
-          <w:color w:val="1F6B5E"/>
-          <w:sz w:val="28"/>
-          <w:szCs w:val="28"/>
-          <w:rFonts w:ascii="Calibri" w:cs="Calibri" w:eastAsia="Calibri" w:hAnsi="Calibri"/>
-        </w:rPr>
-        <w:t xml:space="preserve">❑  </w:t>
-      </w:r>
-      <w:r>
-        <w:rPr>
-          <w:b/>
-          <w:bCs/>
-          <w:u w:val="single"/>
-          <w:color w:val="1F6B5E"/>
-          <w:sz w:val="28"/>
-          <w:szCs w:val="28"/>
-          <w:rFonts w:ascii="Calibri" w:cs="Calibri" w:eastAsia="Calibri" w:hAnsi="Calibri"/>
-        </w:rPr>
-        <w:t xml:space="preserve">(EN) GHANA DEVELOPING FIRST NATIONAL ACTION PLAN ON YOUTH, PEACE AND SECURITY – OSMAN AYARIGA</w:t>
-      </w:r>
-    </w:p>
-    <w:p>
-      <w:pPr>
-        <w:ind w:left="720"/>
-      </w:pPr>
-      <w:r>
-        <w:rPr>
-          <w:color w:val="1F2937"/>
-          <w:sz w:val="26"/>
-          <w:szCs w:val="26"/>
-          <w:rFonts w:ascii="Calibri" w:cs="Calibri" w:eastAsia="Calibri" w:hAnsi="Calibri"/>
-        </w:rPr>
-        <w:t xml:space="preserve">▪  Source : </w:t>
-      </w:r>
-      <w:hyperlink w:history="1" r:id="rIdiqy0kb0pxddlaw8jn1qfk">
-        <w:r>
-          <w:rPr>
-            <w:u w:val="single"/>
-            <w:color w:val="1F6B5E"/>
-            <w:sz w:val="26"/>
-            <w:szCs w:val="26"/>
-            <w:rFonts w:ascii="Calibri" w:cs="Calibri" w:eastAsia="Calibri" w:hAnsi="Calibri"/>
-          </w:rPr>
-          <w:t xml:space="preserve">JoyOnline</w:t>
-        </w:r>
-      </w:hyperlink>
-      <w:r>
-        <w:rPr>
-          <w:color w:val="1F2937"/>
-          <w:sz w:val="26"/>
-          <w:szCs w:val="26"/>
-          <w:rFonts w:ascii="Calibri" w:cs="Calibri" w:eastAsia="Calibri" w:hAnsi="Calibri"/>
-        </w:rPr>
-        <w:t xml:space="preserve"> — 27 octobre 2026, 18 h UTC</w:t>
       </w:r>
       <w:r>
         <w:rPr>
@@ -10473,7 +10470,7 @@
           <w:szCs w:val="28"/>
           <w:rFonts w:ascii="Calibri" w:cs="Calibri" w:eastAsia="Calibri" w:hAnsi="Calibri"/>
         </w:rPr>
-        <w:t xml:space="preserve">THREE ARRESTED IN ATEWA FOREST AS NAIMOS LAUNCHES OPERATION GREEN SHIELD</w:t>
+        <w:t xml:space="preserve">LE GHANA ÉLABORE SON PREMIER PLAN D’ACTION NATIONAL SUR LA JEUNESSE, LA PAIX ET LA SÉCURITÉ – OSMAN AYARIGA</w:t>
       </w:r>
     </w:p>
     <w:p>
@@ -10489,7 +10486,7 @@
         </w:rPr>
         <w:t xml:space="preserve">▪  Source : </w:t>
       </w:r>
-      <w:hyperlink w:history="1" r:id="rIdu_ekwdblwyaqwsc25tg_1">
+      <w:hyperlink w:history="1" r:id="rId75hfnospm9gj7_ybtdmnh">
         <w:r>
           <w:rPr>
             <w:u w:val="single"/>
@@ -10508,7 +10505,7 @@
           <w:szCs w:val="26"/>
           <w:rFonts w:ascii="Calibri" w:cs="Calibri" w:eastAsia="Calibri" w:hAnsi="Calibri"/>
         </w:rPr>
-        <w:t xml:space="preserve"> — 27 octobre 2026, 17 h UTC</w:t>
+        <w:t xml:space="preserve"> — 27 octobre 2026, 18 h UTC</w:t>
       </w:r>
       <w:r>
         <w:rPr>
@@ -10546,6 +10543,79 @@
           <w:szCs w:val="28"/>
           <w:rFonts w:ascii="Calibri" w:cs="Calibri" w:eastAsia="Calibri" w:hAnsi="Calibri"/>
         </w:rPr>
+        <w:t xml:space="preserve">THREE ARRESTED IN ATEWA FOREST AS NAIMOS LAUNCHES OPERATION GREEN SHIELD</w:t>
+      </w:r>
+    </w:p>
+    <w:p>
+      <w:pPr>
+        <w:ind w:left="720"/>
+      </w:pPr>
+      <w:r>
+        <w:rPr>
+          <w:color w:val="1F2937"/>
+          <w:sz w:val="26"/>
+          <w:szCs w:val="26"/>
+          <w:rFonts w:ascii="Calibri" w:cs="Calibri" w:eastAsia="Calibri" w:hAnsi="Calibri"/>
+        </w:rPr>
+        <w:t xml:space="preserve">▪  Source : </w:t>
+      </w:r>
+      <w:hyperlink w:history="1" r:id="rId3lqd-zm6jjuohmwbf-xk3">
+        <w:r>
+          <w:rPr>
+            <w:u w:val="single"/>
+            <w:color w:val="1F6B5E"/>
+            <w:sz w:val="26"/>
+            <w:szCs w:val="26"/>
+            <w:rFonts w:ascii="Calibri" w:cs="Calibri" w:eastAsia="Calibri" w:hAnsi="Calibri"/>
+          </w:rPr>
+          <w:t xml:space="preserve">JoyOnline</w:t>
+        </w:r>
+      </w:hyperlink>
+      <w:r>
+        <w:rPr>
+          <w:color w:val="1F2937"/>
+          <w:sz w:val="26"/>
+          <w:szCs w:val="26"/>
+          <w:rFonts w:ascii="Calibri" w:cs="Calibri" w:eastAsia="Calibri" w:hAnsi="Calibri"/>
+        </w:rPr>
+        <w:t xml:space="preserve"> — 27 octobre 2026, 17 h UTC</w:t>
+      </w:r>
+      <w:r>
+        <w:rPr>
+          <w:b/>
+          <w:bCs/>
+          <w:color w:val="1F2937"/>
+          <w:sz w:val="26"/>
+          <w:szCs w:val="26"/>
+          <w:rFonts w:ascii="Calibri" w:cs="Calibri" w:eastAsia="Calibri" w:hAnsi="Calibri"/>
+        </w:rPr>
+        <w:t xml:space="preserve">   ·   Cotation : Probable</w:t>
+      </w:r>
+    </w:p>
+    <w:p>
+      <w:pPr>
+        <w:spacing w:before="160"/>
+        <w:ind w:left="360"/>
+      </w:pPr>
+      <w:r>
+        <w:rPr>
+          <w:color w:val="1F6B5E"/>
+          <w:sz w:val="28"/>
+          <w:szCs w:val="28"/>
+          <w:rFonts w:ascii="Calibri" w:cs="Calibri" w:eastAsia="Calibri" w:hAnsi="Calibri"/>
+        </w:rPr>
+        <w:t xml:space="preserve">❑  </w:t>
+      </w:r>
+      <w:r>
+        <w:rPr>
+          <w:b/>
+          <w:bCs/>
+          <w:u w:val="single"/>
+          <w:color w:val="1F6B5E"/>
+          <w:sz w:val="28"/>
+          <w:szCs w:val="28"/>
+          <w:rFonts w:ascii="Calibri" w:cs="Calibri" w:eastAsia="Calibri" w:hAnsi="Calibri"/>
+        </w:rPr>
         <w:t xml:space="preserve">GHANA CHALLENGES UN TO TURN HISTORICAL JUSTICE PROMISES INTO ACTION</w:t>
       </w:r>
     </w:p>
@@ -10562,7 +10632,7 @@
         </w:rPr>
         <w:t xml:space="preserve">▪  Source : </w:t>
       </w:r>
-      <w:hyperlink w:history="1" r:id="rIdpxly8xc5equtoj_eecp39">
+      <w:hyperlink w:history="1" r:id="rIda6szcc_ds83qvbhdhfuyf">
         <w:r>
           <w:rPr>
             <w:u w:val="single"/>
@@ -10619,7 +10689,7 @@
           <w:szCs w:val="28"/>
           <w:rFonts w:ascii="Calibri" w:cs="Calibri" w:eastAsia="Calibri" w:hAnsi="Calibri"/>
         </w:rPr>
-        <w:t xml:space="preserve">(EN) GALAMSEY WILL PERSIST IF FINANCIERS GO UNTOUCHED — SECURITY ANALYST</w:t>
+        <w:t xml:space="preserve">GALAMSEY PERSISTERA SI LES FINANCIERS NE SONT PAS TOUCHÉS — ANALYSTE EN SÉCURITÉ</w:t>
       </w:r>
     </w:p>
     <w:p>
@@ -10635,7 +10705,7 @@
         </w:rPr>
         <w:t xml:space="preserve">▪  Source : </w:t>
       </w:r>
-      <w:hyperlink w:history="1" r:id="rIdylz4wsbechsynkpfbhg7v">
+      <w:hyperlink w:history="1" r:id="rId4_dt1zeyykxsyf7dd2sal">
         <w:r>
           <w:rPr>
             <w:u w:val="single"/>
@@ -10655,79 +10725,6 @@
           <w:rFonts w:ascii="Calibri" w:cs="Calibri" w:eastAsia="Calibri" w:hAnsi="Calibri"/>
         </w:rPr>
         <w:t xml:space="preserve"> — 27 octobre 2026, 12 h UTC</w:t>
-      </w:r>
-    </w:p>
-    <w:p>
-      <w:pPr>
-        <w:spacing w:before="160"/>
-        <w:ind w:left="360"/>
-      </w:pPr>
-      <w:r>
-        <w:rPr>
-          <w:color w:val="1F6B5E"/>
-          <w:sz w:val="28"/>
-          <w:szCs w:val="28"/>
-          <w:rFonts w:ascii="Calibri" w:cs="Calibri" w:eastAsia="Calibri" w:hAnsi="Calibri"/>
-        </w:rPr>
-        <w:t xml:space="preserve">❑  </w:t>
-      </w:r>
-      <w:r>
-        <w:rPr>
-          <w:b/>
-          <w:bCs/>
-          <w:u w:val="single"/>
-          <w:color w:val="1F6B5E"/>
-          <w:sz w:val="28"/>
-          <w:szCs w:val="28"/>
-          <w:rFonts w:ascii="Calibri" w:cs="Calibri" w:eastAsia="Calibri" w:hAnsi="Calibri"/>
-        </w:rPr>
-        <w:t xml:space="preserve">GHANA MUST OWN DIGITAL INFRASTRUCTURE TO ENSURE DATA SECURITY — APAAK</w:t>
-      </w:r>
-    </w:p>
-    <w:p>
-      <w:pPr>
-        <w:ind w:left="720"/>
-      </w:pPr>
-      <w:r>
-        <w:rPr>
-          <w:color w:val="1F2937"/>
-          <w:sz w:val="26"/>
-          <w:szCs w:val="26"/>
-          <w:rFonts w:ascii="Calibri" w:cs="Calibri" w:eastAsia="Calibri" w:hAnsi="Calibri"/>
-        </w:rPr>
-        <w:t xml:space="preserve">▪  Source : </w:t>
-      </w:r>
-      <w:hyperlink w:history="1" r:id="rId7kyizeiqcaawqjwr2xp2k">
-        <w:r>
-          <w:rPr>
-            <w:u w:val="single"/>
-            <w:color w:val="1F6B5E"/>
-            <w:sz w:val="26"/>
-            <w:szCs w:val="26"/>
-            <w:rFonts w:ascii="Calibri" w:cs="Calibri" w:eastAsia="Calibri" w:hAnsi="Calibri"/>
-          </w:rPr>
-          <w:t xml:space="preserve">Ghanaian Times</w:t>
-        </w:r>
-      </w:hyperlink>
-      <w:r>
-        <w:rPr>
-          <w:color w:val="1F2937"/>
-          <w:sz w:val="26"/>
-          <w:szCs w:val="26"/>
-          <w:rFonts w:ascii="Calibri" w:cs="Calibri" w:eastAsia="Calibri" w:hAnsi="Calibri"/>
-        </w:rPr>
-        <w:t xml:space="preserve"> — 27 octobre 2026, 8 h UTC</w:t>
-      </w:r>
-      <w:r>
-        <w:rPr>
-          <w:b/>
-          <w:bCs/>
-          <w:color w:val="1F2937"/>
-          <w:sz w:val="26"/>
-          <w:szCs w:val="26"/>
-          <w:rFonts w:ascii="Calibri" w:cs="Calibri" w:eastAsia="Calibri" w:hAnsi="Calibri"/>
-        </w:rPr>
-        <w:t xml:space="preserve">   ·   Cotation : Non confirmé</w:t>
       </w:r>
     </w:p>
     <w:p>
@@ -11005,7 +11002,7 @@
           <w:szCs w:val="22"/>
           <w:rFonts w:ascii="Calibri" w:cs="Calibri" w:eastAsia="Calibri" w:hAnsi="Calibri"/>
         </w:rPr>
-        <w:t xml:space="preserve">Indice de confiance : moyenne (incident vérifié le plus récent : 121 jours ; 1 signal du jour)</w:t>
+        <w:t xml:space="preserve">Indice de confiance : faible (incident vérifié le plus récent : 122 jours ; aucun signal du jour)</w:t>
       </w:r>
     </w:p>
     <w:tbl>
@@ -11174,7 +11171,7 @@
                 <w:rFonts w:ascii="Calibri" w:cs="Calibri" w:eastAsia="Calibri" w:hAnsi="Calibri"/>
               </w:rPr>
             </w:r>
-            <w:hyperlink w:history="1" r:id="rIdmpmktzgni1rttc-w_68ta">
+            <w:hyperlink w:history="1" r:id="rIdredvtserzvh-qem06mop-">
               <w:r>
                 <w:rPr>
                   <w:u w:val="single"/>
@@ -11242,7 +11239,7 @@
                           </pic:cNvPicPr>
                         </pic:nvPicPr>
                         <pic:blipFill>
-                          <a:blip r:embed="rId13" cstate="none"/>
+                          <a:blip r:embed="rId12" cstate="none"/>
                           <a:srcRect/>
                           <a:stretch>
                             <a:fillRect/>
@@ -11268,7 +11265,7 @@
             <w:pPr>
               <w:jc w:val="right"/>
             </w:pPr>
-            <w:hyperlink w:history="1" r:id="rId7tq3gv-4uaostg-ft2fry">
+            <w:hyperlink w:history="1" r:id="rIdeakatzpmsxxhjvurvib1o">
               <w:r>
                 <w:rPr>
                   <w:u w:val="single"/>
@@ -11586,7 +11583,7 @@
         </w:rPr>
         <w:t xml:space="preserve">▪  Source : </w:t>
       </w:r>
-      <w:hyperlink w:history="1" r:id="rIdw1e9f0gvdqzfbkfcddqmg">
+      <w:hyperlink w:history="1" r:id="rIdtxunxfobqh3ijicczxb_j">
         <w:r>
           <w:rPr>
             <w:u w:val="single"/>
@@ -11632,6 +11629,152 @@
           <w:szCs w:val="28"/>
           <w:rFonts w:ascii="Calibri" w:cs="Calibri" w:eastAsia="Calibri" w:hAnsi="Calibri"/>
         </w:rPr>
+        <w:t xml:space="preserve">GÉNIE IMHOTEP SAISON 3 : LE LYCÉE ZÉBÉVI STOPPE LE LYCÉE TOKOIN2 DANS SON ÉLAN</w:t>
+      </w:r>
+    </w:p>
+    <w:p>
+      <w:pPr>
+        <w:ind w:left="720"/>
+      </w:pPr>
+      <w:r>
+        <w:rPr>
+          <w:color w:val="1F2937"/>
+          <w:sz w:val="26"/>
+          <w:szCs w:val="26"/>
+          <w:rFonts w:ascii="Calibri" w:cs="Calibri" w:eastAsia="Calibri" w:hAnsi="Calibri"/>
+        </w:rPr>
+        <w:t xml:space="preserve">▪  Source : </w:t>
+      </w:r>
+      <w:hyperlink w:history="1" r:id="rIdnxmh8yhoqnzk3wjminy_-">
+        <w:r>
+          <w:rPr>
+            <w:u w:val="single"/>
+            <w:color w:val="1F6B5E"/>
+            <w:sz w:val="26"/>
+            <w:szCs w:val="26"/>
+            <w:rFonts w:ascii="Calibri" w:cs="Calibri" w:eastAsia="Calibri" w:hAnsi="Calibri"/>
+          </w:rPr>
+          <w:t xml:space="preserve">Le Nouveau Reporter</w:t>
+        </w:r>
+      </w:hyperlink>
+      <w:r>
+        <w:rPr>
+          <w:color w:val="1F2937"/>
+          <w:sz w:val="26"/>
+          <w:szCs w:val="26"/>
+          <w:rFonts w:ascii="Calibri" w:cs="Calibri" w:eastAsia="Calibri" w:hAnsi="Calibri"/>
+        </w:rPr>
+        <w:t xml:space="preserve"> — 28 octobre 2026, 8 h UTC</w:t>
+      </w:r>
+      <w:r>
+        <w:rPr>
+          <w:b/>
+          <w:bCs/>
+          <w:color w:val="1F2937"/>
+          <w:sz w:val="26"/>
+          <w:szCs w:val="26"/>
+          <w:rFonts w:ascii="Calibri" w:cs="Calibri" w:eastAsia="Calibri" w:hAnsi="Calibri"/>
+        </w:rPr>
+        <w:t xml:space="preserve">   ·   Cotation : Non confirmé</w:t>
+      </w:r>
+    </w:p>
+    <w:p>
+      <w:pPr>
+        <w:spacing w:before="160"/>
+        <w:ind w:left="360"/>
+      </w:pPr>
+      <w:r>
+        <w:rPr>
+          <w:color w:val="1F6B5E"/>
+          <w:sz w:val="28"/>
+          <w:szCs w:val="28"/>
+          <w:rFonts w:ascii="Calibri" w:cs="Calibri" w:eastAsia="Calibri" w:hAnsi="Calibri"/>
+        </w:rPr>
+        <w:t xml:space="preserve">❑  </w:t>
+      </w:r>
+      <w:r>
+        <w:rPr>
+          <w:b/>
+          <w:bCs/>
+          <w:u w:val="single"/>
+          <w:color w:val="1F6B5E"/>
+          <w:sz w:val="28"/>
+          <w:szCs w:val="28"/>
+          <w:rFonts w:ascii="Calibri" w:cs="Calibri" w:eastAsia="Calibri" w:hAnsi="Calibri"/>
+        </w:rPr>
+        <w:t xml:space="preserve">TOGO : LA SÉCURITÉ RENFORCÉE SUR LE LITTORAL DE LOMÉ APRÈS LE DÉMANTÈLEMENT DES INSTALLATIONS ILLÉGALES</w:t>
+      </w:r>
+    </w:p>
+    <w:p>
+      <w:pPr>
+        <w:ind w:left="720"/>
+      </w:pPr>
+      <w:r>
+        <w:rPr>
+          <w:color w:val="1F2937"/>
+          <w:sz w:val="26"/>
+          <w:szCs w:val="26"/>
+          <w:rFonts w:ascii="Calibri" w:cs="Calibri" w:eastAsia="Calibri" w:hAnsi="Calibri"/>
+        </w:rPr>
+        <w:t xml:space="preserve">▪  Sources : </w:t>
+      </w:r>
+      <w:hyperlink w:history="1" r:id="rId1yt27wcicz37hh37xoutc">
+        <w:r>
+          <w:rPr>
+            <w:u w:val="single"/>
+            <w:color w:val="1F6B5E"/>
+            <w:sz w:val="26"/>
+            <w:szCs w:val="26"/>
+            <w:rFonts w:ascii="Calibri" w:cs="Calibri" w:eastAsia="Calibri" w:hAnsi="Calibri"/>
+          </w:rPr>
+          <w:t xml:space="preserve">24heureinfo.com · Togo Actualite · Icilome</w:t>
+        </w:r>
+      </w:hyperlink>
+      <w:r>
+        <w:rPr>
+          <w:color w:val="1F2937"/>
+          <w:sz w:val="26"/>
+          <w:szCs w:val="26"/>
+          <w:rFonts w:ascii="Calibri" w:cs="Calibri" w:eastAsia="Calibri" w:hAnsi="Calibri"/>
+        </w:rPr>
+        <w:t xml:space="preserve"> — 28 octobre 2026, 7 h UTC</w:t>
+      </w:r>
+      <w:r>
+        <w:rPr>
+          <w:b/>
+          <w:bCs/>
+          <w:color w:val="1F2937"/>
+          <w:sz w:val="26"/>
+          <w:szCs w:val="26"/>
+          <w:rFonts w:ascii="Calibri" w:cs="Calibri" w:eastAsia="Calibri" w:hAnsi="Calibri"/>
+        </w:rPr>
+        <w:t xml:space="preserve">   ·   Cotation : Confirmé</w:t>
+      </w:r>
+    </w:p>
+    <w:p>
+      <w:pPr>
+        <w:spacing w:before="160"/>
+        <w:ind w:left="360"/>
+      </w:pPr>
+      <w:r>
+        <w:rPr>
+          <w:color w:val="1F6B5E"/>
+          <w:sz w:val="28"/>
+          <w:szCs w:val="28"/>
+          <w:rFonts w:ascii="Calibri" w:cs="Calibri" w:eastAsia="Calibri" w:hAnsi="Calibri"/>
+        </w:rPr>
+        <w:t xml:space="preserve">❑  </w:t>
+      </w:r>
+      <w:r>
+        <w:rPr>
+          <w:b/>
+          <w:bCs/>
+          <w:u w:val="single"/>
+          <w:color w:val="1F6B5E"/>
+          <w:sz w:val="28"/>
+          <w:szCs w:val="28"/>
+          <w:rFonts w:ascii="Calibri" w:cs="Calibri" w:eastAsia="Calibri" w:hAnsi="Calibri"/>
+        </w:rPr>
         <w:t xml:space="preserve">SOUTENU PAR L’UNION AFRICAINE, LE TOGOLAIS GILBERT HOUNGBO RÉUSSIRA-T-IL À CONSERVER LA TÊTE DE L’OIT ?</w:t>
       </w:r>
     </w:p>
@@ -11648,7 +11791,7 @@
         </w:rPr>
         <w:t xml:space="preserve">▪  Source : </w:t>
       </w:r>
-      <w:hyperlink w:history="1" r:id="rIddtehmshhhsy_bt_x4vceq">
+      <w:hyperlink w:history="1" r:id="rIdjx49ahiqwtuooehcjlfec">
         <w:r>
           <w:rPr>
             <w:u w:val="single"/>
@@ -11721,7 +11864,7 @@
         </w:rPr>
         <w:t xml:space="preserve">▪  Source : </w:t>
       </w:r>
-      <w:hyperlink w:history="1" r:id="rIdgtlj4utfitozxcmt0wgwv">
+      <w:hyperlink w:history="1" r:id="rIdbwn1logvg-k55a5gqbeiv">
         <w:r>
           <w:rPr>
             <w:u w:val="single"/>
@@ -11741,141 +11884,6 @@
           <w:rFonts w:ascii="Calibri" w:cs="Calibri" w:eastAsia="Calibri" w:hAnsi="Calibri"/>
         </w:rPr>
         <w:t xml:space="preserve"> — 26 octobre 2026, 15 h UTC</w:t>
-      </w:r>
-    </w:p>
-    <w:p>
-      <w:pPr>
-        <w:spacing w:before="160"/>
-        <w:ind w:left="360"/>
-      </w:pPr>
-      <w:r>
-        <w:rPr>
-          <w:color w:val="1F6B5E"/>
-          <w:sz w:val="28"/>
-          <w:szCs w:val="28"/>
-          <w:rFonts w:ascii="Calibri" w:cs="Calibri" w:eastAsia="Calibri" w:hAnsi="Calibri"/>
-        </w:rPr>
-        <w:t xml:space="preserve">❑  </w:t>
-      </w:r>
-      <w:r>
-        <w:rPr>
-          <w:b/>
-          <w:bCs/>
-          <w:u w:val="single"/>
-          <w:color w:val="1F6B5E"/>
-          <w:sz w:val="28"/>
-          <w:szCs w:val="28"/>
-          <w:rFonts w:ascii="Calibri" w:cs="Calibri" w:eastAsia="Calibri" w:hAnsi="Calibri"/>
-        </w:rPr>
-        <w:t xml:space="preserve">LITTORAL DE LOMÉ : UN DISPOSITIF SÉCURITAIRE RENFORCÉ APRÈS LE DÉMANTÈLEMENT DES INSTALLATIONS ILLÉGALES</w:t>
-      </w:r>
-    </w:p>
-    <w:p>
-      <w:pPr>
-        <w:ind w:left="720"/>
-      </w:pPr>
-      <w:r>
-        <w:rPr>
-          <w:color w:val="1F2937"/>
-          <w:sz w:val="26"/>
-          <w:szCs w:val="26"/>
-          <w:rFonts w:ascii="Calibri" w:cs="Calibri" w:eastAsia="Calibri" w:hAnsi="Calibri"/>
-        </w:rPr>
-        <w:t xml:space="preserve">▪  Sources : </w:t>
-      </w:r>
-      <w:hyperlink w:history="1" r:id="rIddib6znlvs4ldwdvcg6kpi">
-        <w:r>
-          <w:rPr>
-            <w:u w:val="single"/>
-            <w:color w:val="1F6B5E"/>
-            <w:sz w:val="26"/>
-            <w:szCs w:val="26"/>
-            <w:rFonts w:ascii="Calibri" w:cs="Calibri" w:eastAsia="Calibri" w:hAnsi="Calibri"/>
-          </w:rPr>
-          <w:t xml:space="preserve">Togo Actualite · Icilome</w:t>
-        </w:r>
-      </w:hyperlink>
-      <w:r>
-        <w:rPr>
-          <w:color w:val="1F2937"/>
-          <w:sz w:val="26"/>
-          <w:szCs w:val="26"/>
-          <w:rFonts w:ascii="Calibri" w:cs="Calibri" w:eastAsia="Calibri" w:hAnsi="Calibri"/>
-        </w:rPr>
-        <w:t xml:space="preserve"> — 26 octobre 2026, 15 h UTC</w:t>
-      </w:r>
-      <w:r>
-        <w:rPr>
-          <w:b/>
-          <w:bCs/>
-          <w:color w:val="1F2937"/>
-          <w:sz w:val="26"/>
-          <w:szCs w:val="26"/>
-          <w:rFonts w:ascii="Calibri" w:cs="Calibri" w:eastAsia="Calibri" w:hAnsi="Calibri"/>
-        </w:rPr>
-        <w:t xml:space="preserve">   ·   Cotation : Confirmé</w:t>
-      </w:r>
-    </w:p>
-    <w:p>
-      <w:pPr>
-        <w:spacing w:before="160"/>
-        <w:ind w:left="360"/>
-      </w:pPr>
-      <w:r>
-        <w:rPr>
-          <w:color w:val="1F6B5E"/>
-          <w:sz w:val="28"/>
-          <w:szCs w:val="28"/>
-          <w:rFonts w:ascii="Calibri" w:cs="Calibri" w:eastAsia="Calibri" w:hAnsi="Calibri"/>
-        </w:rPr>
-        <w:t xml:space="preserve">❑  </w:t>
-      </w:r>
-      <w:r>
-        <w:rPr>
-          <w:b/>
-          <w:bCs/>
-          <w:u w:val="single"/>
-          <w:color w:val="1F6B5E"/>
-          <w:sz w:val="28"/>
-          <w:szCs w:val="28"/>
-          <w:rFonts w:ascii="Calibri" w:cs="Calibri" w:eastAsia="Calibri" w:hAnsi="Calibri"/>
-        </w:rPr>
-        <w:t xml:space="preserve">STOCKS DE SÉCURITÉ - RECORD DE 31 000 TONNES COLLECTÉES EN 2025</w:t>
-      </w:r>
-    </w:p>
-    <w:p>
-      <w:pPr>
-        <w:ind w:left="720"/>
-      </w:pPr>
-      <w:r>
-        <w:rPr>
-          <w:color w:val="1F2937"/>
-          <w:sz w:val="26"/>
-          <w:szCs w:val="26"/>
-          <w:rFonts w:ascii="Calibri" w:cs="Calibri" w:eastAsia="Calibri" w:hAnsi="Calibri"/>
-        </w:rPr>
-        <w:t xml:space="preserve">▪  Source : </w:t>
-      </w:r>
-      <w:hyperlink w:history="1" r:id="rIdhkfj35yofhw1ufm4wplng">
-        <w:r>
-          <w:rPr>
-            <w:u w:val="single"/>
-            <w:color w:val="1F6B5E"/>
-            <w:sz w:val="26"/>
-            <w:szCs w:val="26"/>
-            <w:rFonts w:ascii="Calibri" w:cs="Calibri" w:eastAsia="Calibri" w:hAnsi="Calibri"/>
-          </w:rPr>
-          <w:t xml:space="preserve">AllAfrica (TG)</w:t>
-        </w:r>
-      </w:hyperlink>
-      <w:r>
-        <w:rPr>
-          <w:color w:val="1F2937"/>
-          <w:sz w:val="26"/>
-          <w:szCs w:val="26"/>
-          <w:rFonts w:ascii="Calibri" w:cs="Calibri" w:eastAsia="Calibri" w:hAnsi="Calibri"/>
-        </w:rPr>
-        <w:t xml:space="preserve"> — 26 octobre 2026, 11 h UTC</w:t>
       </w:r>
     </w:p>
     <w:p>
@@ -12164,7 +12172,7 @@
           <w:szCs w:val="28"/>
           <w:rFonts w:ascii="Calibri" w:cs="Calibri" w:eastAsia="Calibri" w:hAnsi="Calibri"/>
         </w:rPr>
-        <w:t xml:space="preserve">LA PLAGE DE LOMÉ SOUS SURVEILLANCE</w:t>
+        <w:t xml:space="preserve">STOCKS DE SÉCURITÉ - RECORD DE 31 000 TONNES COLLECTÉES EN 2025</w:t>
       </w:r>
     </w:p>
     <w:p>
@@ -12180,7 +12188,7 @@
         </w:rPr>
         <w:t xml:space="preserve">▪  Source : </w:t>
       </w:r>
-      <w:hyperlink w:history="1" r:id="rId2obzjv1r7qbubw15_kebw">
+      <w:hyperlink w:history="1" r:id="rIdwfpeafxpjxxzvv46stdot">
         <w:r>
           <w:rPr>
             <w:u w:val="single"/>
@@ -12226,6 +12234,68 @@
           <w:szCs w:val="28"/>
           <w:rFonts w:ascii="Calibri" w:cs="Calibri" w:eastAsia="Calibri" w:hAnsi="Calibri"/>
         </w:rPr>
+        <w:t xml:space="preserve">LA PLAGE DE LOMÉ SOUS SURVEILLANCE</w:t>
+      </w:r>
+    </w:p>
+    <w:p>
+      <w:pPr>
+        <w:ind w:left="720"/>
+      </w:pPr>
+      <w:r>
+        <w:rPr>
+          <w:color w:val="1F2937"/>
+          <w:sz w:val="26"/>
+          <w:szCs w:val="26"/>
+          <w:rFonts w:ascii="Calibri" w:cs="Calibri" w:eastAsia="Calibri" w:hAnsi="Calibri"/>
+        </w:rPr>
+        <w:t xml:space="preserve">▪  Source : </w:t>
+      </w:r>
+      <w:hyperlink w:history="1" r:id="rIdgzwuybtiz2wd4fgrzsfbv">
+        <w:r>
+          <w:rPr>
+            <w:u w:val="single"/>
+            <w:color w:val="1F6B5E"/>
+            <w:sz w:val="26"/>
+            <w:szCs w:val="26"/>
+            <w:rFonts w:ascii="Calibri" w:cs="Calibri" w:eastAsia="Calibri" w:hAnsi="Calibri"/>
+          </w:rPr>
+          <w:t xml:space="preserve">AllAfrica (TG)</w:t>
+        </w:r>
+      </w:hyperlink>
+      <w:r>
+        <w:rPr>
+          <w:color w:val="1F2937"/>
+          <w:sz w:val="26"/>
+          <w:szCs w:val="26"/>
+          <w:rFonts w:ascii="Calibri" w:cs="Calibri" w:eastAsia="Calibri" w:hAnsi="Calibri"/>
+        </w:rPr>
+        <w:t xml:space="preserve"> — 26 octobre 2026, 11 h UTC</w:t>
+      </w:r>
+    </w:p>
+    <w:p>
+      <w:pPr>
+        <w:spacing w:before="160"/>
+        <w:ind w:left="360"/>
+      </w:pPr>
+      <w:r>
+        <w:rPr>
+          <w:color w:val="1F6B5E"/>
+          <w:sz w:val="28"/>
+          <w:szCs w:val="28"/>
+          <w:rFonts w:ascii="Calibri" w:cs="Calibri" w:eastAsia="Calibri" w:hAnsi="Calibri"/>
+        </w:rPr>
+        <w:t xml:space="preserve">❑  </w:t>
+      </w:r>
+      <w:r>
+        <w:rPr>
+          <w:b/>
+          <w:bCs/>
+          <w:u w:val="single"/>
+          <w:color w:val="1F6B5E"/>
+          <w:sz w:val="28"/>
+          <w:szCs w:val="28"/>
+          <w:rFonts w:ascii="Calibri" w:cs="Calibri" w:eastAsia="Calibri" w:hAnsi="Calibri"/>
+        </w:rPr>
         <w:t xml:space="preserve">TSÉVIÉ : LES FORCES DE SÉCURITÉ DÉPLOYÉES SUR LE SITE DU MEETING REPORTÉ DU CNCC</w:t>
       </w:r>
     </w:p>
@@ -12242,7 +12312,7 @@
         </w:rPr>
         <w:t xml:space="preserve">▪  Source : </w:t>
       </w:r>
-      <w:hyperlink w:history="1" r:id="rIdkga-ycjpqsb9bfn-kf96e">
+      <w:hyperlink w:history="1" r:id="rId8chsqvitv8-gmwh9cnhj_">
         <w:r>
           <w:rPr>
             <w:u w:val="single"/>
@@ -12304,7 +12374,7 @@
         </w:rPr>
         <w:t xml:space="preserve">▪  Source : </w:t>
       </w:r>
-      <w:hyperlink w:history="1" r:id="rIdjv1-ia9zn41zohwluke3t">
+      <w:hyperlink w:history="1" r:id="rIdrw5ssw0uppwt9zmkghbgk">
         <w:r>
           <w:rPr>
             <w:u w:val="single"/>
@@ -12324,79 +12394,6 @@
           <w:rFonts w:ascii="Calibri" w:cs="Calibri" w:eastAsia="Calibri" w:hAnsi="Calibri"/>
         </w:rPr>
         <w:t xml:space="preserve"> — 25 octobre 2026, 10 h UTC</w:t>
-      </w:r>
-    </w:p>
-    <w:p>
-      <w:pPr>
-        <w:spacing w:before="160"/>
-        <w:ind w:left="360"/>
-      </w:pPr>
-      <w:r>
-        <w:rPr>
-          <w:color w:val="1F6B5E"/>
-          <w:sz w:val="28"/>
-          <w:szCs w:val="28"/>
-          <w:rFonts w:ascii="Calibri" w:cs="Calibri" w:eastAsia="Calibri" w:hAnsi="Calibri"/>
-        </w:rPr>
-        <w:t xml:space="preserve">❑  </w:t>
-      </w:r>
-      <w:r>
-        <w:rPr>
-          <w:b/>
-          <w:bCs/>
-          <w:u w:val="single"/>
-          <w:color w:val="1F6B5E"/>
-          <w:sz w:val="28"/>
-          <w:szCs w:val="28"/>
-          <w:rFonts w:ascii="Calibri" w:cs="Calibri" w:eastAsia="Calibri" w:hAnsi="Calibri"/>
-        </w:rPr>
-        <w:t xml:space="preserve">TOGO : AGRICULTURE, NUCLÉAIRE… LES DÉPUTÉS ADOPTENT QUATRE TEXTES STRATÉGIQUES</w:t>
-      </w:r>
-    </w:p>
-    <w:p>
-      <w:pPr>
-        <w:ind w:left="720"/>
-      </w:pPr>
-      <w:r>
-        <w:rPr>
-          <w:color w:val="1F2937"/>
-          <w:sz w:val="26"/>
-          <w:szCs w:val="26"/>
-          <w:rFonts w:ascii="Calibri" w:cs="Calibri" w:eastAsia="Calibri" w:hAnsi="Calibri"/>
-        </w:rPr>
-        <w:t xml:space="preserve">▪  Sources : </w:t>
-      </w:r>
-      <w:hyperlink w:history="1" r:id="rIdmr2huil5nojcivv5aa6vq">
-        <w:r>
-          <w:rPr>
-            <w:u w:val="single"/>
-            <w:color w:val="1F6B5E"/>
-            <w:sz w:val="26"/>
-            <w:szCs w:val="26"/>
-            <w:rFonts w:ascii="Calibri" w:cs="Calibri" w:eastAsia="Calibri" w:hAnsi="Calibri"/>
-          </w:rPr>
-          <w:t xml:space="preserve">24heureinfo.com · ATOP — Agence Togolaise Presse</w:t>
-        </w:r>
-      </w:hyperlink>
-      <w:r>
-        <w:rPr>
-          <w:color w:val="1F2937"/>
-          <w:sz w:val="26"/>
-          <w:szCs w:val="26"/>
-          <w:rFonts w:ascii="Calibri" w:cs="Calibri" w:eastAsia="Calibri" w:hAnsi="Calibri"/>
-        </w:rPr>
-        <w:t xml:space="preserve"> — 23 octobre 2026, 17 h UTC</w:t>
-      </w:r>
-      <w:r>
-        <w:rPr>
-          <w:b/>
-          <w:bCs/>
-          <w:color w:val="1F2937"/>
-          <w:sz w:val="26"/>
-          <w:szCs w:val="26"/>
-          <w:rFonts w:ascii="Calibri" w:cs="Calibri" w:eastAsia="Calibri" w:hAnsi="Calibri"/>
-        </w:rPr>
-        <w:t xml:space="preserve">   ·   Cotation : Confirmé</w:t>
       </w:r>
     </w:p>
     <w:p>
@@ -12629,7 +12626,7 @@
           <w:szCs w:val="22"/>
           <w:rFonts w:ascii="Calibri" w:cs="Calibri" w:eastAsia="Calibri" w:hAnsi="Calibri"/>
         </w:rPr>
-        <w:t xml:space="preserve">Indice de confiance : faible (incident vérifié le plus récent : 120 jours ; aucun signal du jour)</w:t>
+        <w:t xml:space="preserve">Indice de confiance : faible (incident vérifié le plus récent : 121 jours ; aucun signal du jour)</w:t>
       </w:r>
     </w:p>
     <w:tbl>
@@ -12784,7 +12781,7 @@
                 <w:rFonts w:ascii="Calibri" w:cs="Calibri" w:eastAsia="Calibri" w:hAnsi="Calibri"/>
               </w:rPr>
             </w:r>
-            <w:hyperlink w:history="1" r:id="rIdwzjwg44alt69ysniwh3eo">
+            <w:hyperlink w:history="1" r:id="rIdzadkmn-ft19y5gy8cebec">
               <w:r>
                 <w:rPr>
                   <w:u w:val="single"/>
@@ -12841,7 +12838,7 @@
                           </pic:cNvPicPr>
                         </pic:nvPicPr>
                         <pic:blipFill>
-                          <a:blip r:embed="rId14" cstate="none"/>
+                          <a:blip r:embed="rId13" cstate="none"/>
                           <a:srcRect/>
                           <a:stretch>
                             <a:fillRect/>
@@ -12867,7 +12864,7 @@
             <w:pPr>
               <w:jc w:val="right"/>
             </w:pPr>
-            <w:hyperlink w:history="1" r:id="rIdxdpccdzxkxa9taxigkmgx">
+            <w:hyperlink w:history="1" r:id="rId9pcyudyl1hv0chxzgbukz">
               <w:r>
                 <w:rPr>
                   <w:u w:val="single"/>
@@ -13096,7 +13093,7 @@
           <w:szCs w:val="22"/>
           <w:rFonts w:ascii="Calibri" w:cs="Calibri" w:eastAsia="Calibri" w:hAnsi="Calibri"/>
         </w:rPr>
-        <w:t xml:space="preserve">Indice de confiance : faible (incident vérifié le plus récent : 118 jours ; aucun signal du jour)</w:t>
+        <w:t xml:space="preserve">Indice de confiance : faible (incident vérifié le plus récent : 119 jours ; aucun signal du jour)</w:t>
       </w:r>
     </w:p>
     <w:p>
@@ -13221,7 +13218,7 @@
           <w:rFonts w:ascii="Calibri" w:cs="Calibri" w:eastAsia="Calibri" w:hAnsi="Calibri"/>
         </w:rPr>
       </w:r>
-      <w:hyperlink w:history="1" r:id="rIdlzotiotzxm-cw6nynir3g">
+      <w:hyperlink w:history="1" r:id="rId7j3ly91es4zyqe0fbjkcx">
         <w:r>
           <w:rPr>
             <w:u w:val="single"/>
@@ -13483,7 +13480,7 @@
         </w:rPr>
         <w:t xml:space="preserve">▪  Source : </w:t>
       </w:r>
-      <w:hyperlink w:history="1" r:id="rIdmq1xphjusxtyaqgq-xoi2">
+      <w:hyperlink w:history="1" r:id="rIdgvup9ih5oqza_map3zc5s">
         <w:r>
           <w:rPr>
             <w:u w:val="single"/>
@@ -13545,7 +13542,7 @@
         </w:rPr>
         <w:t xml:space="preserve">▪  Source : </w:t>
       </w:r>
-      <w:hyperlink w:history="1" r:id="rIdagemwbewxn_hzmhgjr0ys">
+      <w:hyperlink w:history="1" r:id="rIdpxqb0pgscuw7_3d3lutny">
         <w:r>
           <w:rPr>
             <w:u w:val="single"/>
@@ -13607,7 +13604,7 @@
         </w:rPr>
         <w:t xml:space="preserve">▪  Source : </w:t>
       </w:r>
-      <w:hyperlink w:history="1" r:id="rIdoka41ebrresidagqmwvka">
+      <w:hyperlink w:history="1" r:id="rIdcnkhqxex93cs0i_sdotde">
         <w:r>
           <w:rPr>
             <w:u w:val="single"/>
@@ -13669,7 +13666,7 @@
         </w:rPr>
         <w:t xml:space="preserve">▪  Source : </w:t>
       </w:r>
-      <w:hyperlink w:history="1" r:id="rIdcodwqindeahn0ibsxynba">
+      <w:hyperlink w:history="1" r:id="rIdhuyhfsf69iwzkncmihthp">
         <w:r>
           <w:rPr>
             <w:u w:val="single"/>
@@ -13731,7 +13728,7 @@
         </w:rPr>
         <w:t xml:space="preserve">▪  Source : </w:t>
       </w:r>
-      <w:hyperlink w:history="1" r:id="rIdvlfhj32gppbi2cw_hapm7">
+      <w:hyperlink w:history="1" r:id="rIdjyfzymasa9ag5qzujbbee">
         <w:r>
           <w:rPr>
             <w:u w:val="single"/>
@@ -13993,7 +13990,7 @@
         </w:rPr>
         <w:t xml:space="preserve">▪  Source : </w:t>
       </w:r>
-      <w:hyperlink w:history="1" r:id="rId20fmy1ucx8tyfkunrh6jy">
+      <w:hyperlink w:history="1" r:id="rIdjq5yd9yljrgw8eck_tdb-">
         <w:r>
           <w:rPr>
             <w:u w:val="single"/>
@@ -14055,7 +14052,7 @@
         </w:rPr>
         <w:t xml:space="preserve">▪  Source : </w:t>
       </w:r>
-      <w:hyperlink w:history="1" r:id="rIdl3oipoenbvfrd5wysqenw">
+      <w:hyperlink w:history="1" r:id="rIdki-rrorjayly4eq33oid9">
         <w:r>
           <w:rPr>
             <w:u w:val="single"/>
@@ -14117,7 +14114,7 @@
         </w:rPr>
         <w:t xml:space="preserve">▪  Source : </w:t>
       </w:r>
-      <w:hyperlink w:history="1" r:id="rIdmpe0_czlarlzof5kqexa3">
+      <w:hyperlink w:history="1" r:id="rIdyhnowmp_c8rwr7k4o_sea">
         <w:r>
           <w:rPr>
             <w:u w:val="single"/>
@@ -14190,7 +14187,7 @@
         </w:rPr>
         <w:t xml:space="preserve">▪  Source : </w:t>
       </w:r>
-      <w:hyperlink w:history="1" r:id="rId_jglmyb6thqasbioi58l0">
+      <w:hyperlink w:history="1" r:id="rId2hqb8mj1qr11w-hjpb1if">
         <w:r>
           <w:rPr>
             <w:u w:val="single"/>
@@ -14498,7 +14495,7 @@
           <w:szCs w:val="22"/>
           <w:rFonts w:ascii="Calibri" w:cs="Calibri" w:eastAsia="Calibri" w:hAnsi="Calibri"/>
         </w:rPr>
-        <w:t xml:space="preserve">Indice de confiance : faible (incident vérifié le plus récent : 210 jours ; aucun signal du jour)</w:t>
+        <w:t xml:space="preserve">Indice de confiance : moyenne (incident vérifié le plus récent : 211 jours ; 1 signal du jour)</w:t>
       </w:r>
     </w:p>
     <w:p>
@@ -14514,7 +14511,7 @@
           <w:szCs w:val="40"/>
           <w:rFonts w:ascii="Arial Narrow" w:cs="Arial Narrow" w:eastAsia="Arial Narrow" w:hAnsi="Arial Narrow"/>
         </w:rPr>
-        <w:t xml:space="preserve">Liberia: Dolphin Killed, Butchered Before NaFAA Rescue Team Arrived</w:t>
+        <w:t xml:space="preserve">Libéria : Un dauphin tué et massacré avant l'arrivée de l'équipe de secours de la NaFAA</w:t>
       </w:r>
     </w:p>
     <w:p>
@@ -14584,7 +14581,7 @@
           <w:szCs w:val="26"/>
           <w:rFonts w:ascii="Calibri" w:cs="Calibri" w:eastAsia="Calibri" w:hAnsi="Calibri"/>
         </w:rPr>
-        <w:t xml:space="preserve">« Monrovia — What began as a moment of hope for conservationists ended in frustration after a dolphin that washed ashore at Miami Beach in Monrovia was killed and… »</w:t>
+        <w:t xml:space="preserve">« Monrovia — Ce qui a commencé comme un moment d'espoir pour les défenseurs de l'environnement s'est terminé par une frustration après qu'un dauphin qui s'est échoué à Miami Beach à Monrovia a été tué et… »</w:t>
       </w:r>
     </w:p>
     <w:p>
@@ -14611,7 +14608,7 @@
           <w:szCs w:val="26"/>
           <w:rFonts w:ascii="Calibri" w:cs="Calibri" w:eastAsia="Calibri" w:hAnsi="Calibri"/>
         </w:rPr>
-        <w:t xml:space="preserve">Fait sécuritaire à suivre : vérifier son incidence sur les sites, les itinéraires et les personnels présents dans la zone.</w:t>
+        <w:t xml:space="preserve">Menace armée sur les axes et localités de la zone : réévaluer les déplacements terrestres (horaires, convois, itinéraires de repli) et les consignes des sites et des personnels présents à proximité.</w:t>
       </w:r>
     </w:p>
     <w:p>
@@ -14637,7 +14634,7 @@
           <w:rFonts w:ascii="Calibri" w:cs="Calibri" w:eastAsia="Calibri" w:hAnsi="Calibri"/>
         </w:rPr>
       </w:r>
-      <w:hyperlink w:history="1" r:id="rId2kcub9lgij-fhi2megdpi">
+      <w:hyperlink w:history="1" r:id="rIdqaviq13ojfactlsrtrwik">
         <w:r>
           <w:rPr>
             <w:u w:val="single"/>
@@ -14972,7 +14969,7 @@
         </w:rPr>
         <w:t xml:space="preserve">▪  Source : </w:t>
       </w:r>
-      <w:hyperlink w:history="1" r:id="rIdfvavq_wl0ze4-__lx83pz">
+      <w:hyperlink w:history="1" r:id="rIdlptshnyjwvn3hqkzinxdp">
         <w:r>
           <w:rPr>
             <w:u w:val="single"/>
@@ -15034,7 +15031,7 @@
         </w:rPr>
         <w:t xml:space="preserve">▪  Source : </w:t>
       </w:r>
-      <w:hyperlink w:history="1" r:id="rIdjnj4deknobaz7dj52ome0">
+      <w:hyperlink w:history="1" r:id="rId2xrhurrj2b9kufgzh0xjn">
         <w:r>
           <w:rPr>
             <w:u w:val="single"/>
@@ -15080,7 +15077,7 @@
           <w:szCs w:val="28"/>
           <w:rFonts w:ascii="Calibri" w:cs="Calibri" w:eastAsia="Calibri" w:hAnsi="Calibri"/>
         </w:rPr>
-        <w:t xml:space="preserve">(EN) A FORMER SECURITY CHIEF’S VISION FOR LIBERIA’S IMMIGRATION SERVICE FINALLY PLAYS</w:t>
+        <w:t xml:space="preserve">LIBÉRIA : DANS LE CADRE DE LA TENTATIVE DE LA DÉFENSE D’ANNULER LA CONDAMNATION DE PETER BON JALLAH</w:t>
       </w:r>
     </w:p>
     <w:p>
@@ -15096,7 +15093,7 @@
         </w:rPr>
         <w:t xml:space="preserve">▪  Source : </w:t>
       </w:r>
-      <w:hyperlink w:history="1" r:id="rIdab7gtsqgdxrmftv_s5us-">
+      <w:hyperlink w:history="1" r:id="rId1kiqzz87bggo84gwu-lo1">
         <w:r>
           <w:rPr>
             <w:u w:val="single"/>
@@ -15115,7 +15112,18 @@
           <w:szCs w:val="26"/>
           <w:rFonts w:ascii="Calibri" w:cs="Calibri" w:eastAsia="Calibri" w:hAnsi="Calibri"/>
         </w:rPr>
-        <w:t xml:space="preserve"> — 26 octobre 2026, 6 h UTC</w:t>
+        <w:t xml:space="preserve"> — 28 octobre 2026, 7 h UTC</w:t>
+      </w:r>
+      <w:r>
+        <w:rPr>
+          <w:b/>
+          <w:bCs/>
+          <w:color w:val="1F2937"/>
+          <w:sz w:val="26"/>
+          <w:szCs w:val="26"/>
+          <w:rFonts w:ascii="Calibri" w:cs="Calibri" w:eastAsia="Calibri" w:hAnsi="Calibri"/>
+        </w:rPr>
+        <w:t xml:space="preserve">   ·   Cotation : Probable</w:t>
       </w:r>
     </w:p>
     <w:p>
@@ -15142,7 +15150,7 @@
           <w:szCs w:val="28"/>
           <w:rFonts w:ascii="Calibri" w:cs="Calibri" w:eastAsia="Calibri" w:hAnsi="Calibri"/>
         </w:rPr>
-        <w:t xml:space="preserve">(EN) LIBERIA IMPOSES 21-DAY ISOLATION AND MONITORING RULES FOR TRAVELERS AMID REGIONAL EBOLA THREAT</w:t>
+        <w:t xml:space="preserve">LA VISION D'UN ANCIEN CHEF DE LA SÉCURITÉ POUR LE SERVICE D'IMMIGRATION DU LIBÉRIA JOUE ENFIN</w:t>
       </w:r>
     </w:p>
     <w:p>
@@ -15158,7 +15166,69 @@
         </w:rPr>
         <w:t xml:space="preserve">▪  Source : </w:t>
       </w:r>
-      <w:hyperlink w:history="1" r:id="rIdjb36vrrq3w0grit0ddeed">
+      <w:hyperlink w:history="1" r:id="rIdr6rgxdxzpy5vz076y780l">
+        <w:r>
+          <w:rPr>
+            <w:u w:val="single"/>
+            <w:color w:val="1F6B5E"/>
+            <w:sz w:val="26"/>
+            <w:szCs w:val="26"/>
+            <w:rFonts w:ascii="Calibri" w:cs="Calibri" w:eastAsia="Calibri" w:hAnsi="Calibri"/>
+          </w:rPr>
+          <w:t xml:space="preserve">FrontPageAfrica — Liberia</w:t>
+        </w:r>
+      </w:hyperlink>
+      <w:r>
+        <w:rPr>
+          <w:color w:val="1F2937"/>
+          <w:sz w:val="26"/>
+          <w:szCs w:val="26"/>
+          <w:rFonts w:ascii="Calibri" w:cs="Calibri" w:eastAsia="Calibri" w:hAnsi="Calibri"/>
+        </w:rPr>
+        <w:t xml:space="preserve"> — 26 octobre 2026, 6 h UTC</w:t>
+      </w:r>
+    </w:p>
+    <w:p>
+      <w:pPr>
+        <w:spacing w:before="160"/>
+        <w:ind w:left="360"/>
+      </w:pPr>
+      <w:r>
+        <w:rPr>
+          <w:color w:val="1F6B5E"/>
+          <w:sz w:val="28"/>
+          <w:szCs w:val="28"/>
+          <w:rFonts w:ascii="Calibri" w:cs="Calibri" w:eastAsia="Calibri" w:hAnsi="Calibri"/>
+        </w:rPr>
+        <w:t xml:space="preserve">❑  </w:t>
+      </w:r>
+      <w:r>
+        <w:rPr>
+          <w:b/>
+          <w:bCs/>
+          <w:u w:val="single"/>
+          <w:color w:val="1F6B5E"/>
+          <w:sz w:val="28"/>
+          <w:szCs w:val="28"/>
+          <w:rFonts w:ascii="Calibri" w:cs="Calibri" w:eastAsia="Calibri" w:hAnsi="Calibri"/>
+        </w:rPr>
+        <w:t xml:space="preserve">LE LIBÉRIA IMPOSE DES RÈGLES D'ISOLEMENT ET DE SURVEILLANCE DE 21 JOURS AUX VOYAGEURS FACE À LA MENACE RÉGIONALE D'EBOLA</w:t>
+      </w:r>
+    </w:p>
+    <w:p>
+      <w:pPr>
+        <w:ind w:left="720"/>
+      </w:pPr>
+      <w:r>
+        <w:rPr>
+          <w:color w:val="1F2937"/>
+          <w:sz w:val="26"/>
+          <w:szCs w:val="26"/>
+          <w:rFonts w:ascii="Calibri" w:cs="Calibri" w:eastAsia="Calibri" w:hAnsi="Calibri"/>
+        </w:rPr>
+        <w:t xml:space="preserve">▪  Source : </w:t>
+      </w:r>
+      <w:hyperlink w:history="1" r:id="rId6g6slyc9fndefc0cnp6vy">
         <w:r>
           <w:rPr>
             <w:u w:val="single"/>
@@ -15182,6 +15252,268 @@
     </w:p>
     <w:p>
       <w:pPr>
+        <w:pageBreakBefore/>
+        <w:spacing w:after="0" w:before="0"/>
+        <w:rPr>
+          <w:sz w:val="2"/>
+          <w:szCs w:val="2"/>
+        </w:rPr>
+      </w:pPr>
+    </w:p>
+    <w:tbl>
+      <w:tblPr>
+        <w:tblW w:type="dxa" w:w="17680"/>
+        <w:tblBorders>
+          <w:top w:val="single" w:color="auto" w:sz="4"/>
+          <w:left w:val="single" w:color="auto" w:sz="4"/>
+          <w:bottom w:val="single" w:color="auto" w:sz="4"/>
+          <w:right w:val="single" w:color="auto" w:sz="4"/>
+          <w:insideH w:val="single" w:color="auto" w:sz="4"/>
+          <w:insideV w:val="single" w:color="auto" w:sz="4"/>
+        </w:tblBorders>
+      </w:tblPr>
+      <w:tblGrid>
+        <w:gridCol w:w="1000"/>
+        <w:gridCol w:w="15180"/>
+        <w:gridCol w:w="1500"/>
+      </w:tblGrid>
+      <w:tr>
+        <w:tc>
+          <w:tcPr>
+            <w:tcW w:type="dxa" w:w="1000"/>
+            <w:tcBorders>
+              <w:top w:val="none" w:color="FFFFFF" w:sz="0"/>
+              <w:left w:val="none" w:color="FFFFFF" w:sz="0"/>
+              <w:bottom w:val="none" w:color="FFFFFF" w:sz="0"/>
+              <w:right w:val="none" w:color="FFFFFF" w:sz="0"/>
+            </w:tcBorders>
+            <w:shd w:fill="1F6B5E" w:color="auto" w:val="clear"/>
+            <w:vAlign w:val="center"/>
+          </w:tcPr>
+          <w:p>
+            <w:pPr>
+              <w:jc w:val="center"/>
+            </w:pPr>
+            <w:r>
+              <w:rPr>
+                <w:color w:val="FFFFFF"/>
+                <w:sz w:val="28"/>
+                <w:szCs w:val="28"/>
+                <w:rFonts w:ascii="Arial Narrow" w:cs="Arial Narrow" w:eastAsia="Arial Narrow" w:hAnsi="Arial Narrow"/>
+              </w:rPr>
+              <w:t xml:space="preserve">VIII</w:t>
+            </w:r>
+          </w:p>
+        </w:tc>
+        <w:tc>
+          <w:tcPr>
+            <w:tcW w:type="dxa" w:w="15180"/>
+            <w:tcBorders>
+              <w:top w:val="none" w:color="FFFFFF" w:sz="0"/>
+              <w:left w:val="none" w:color="FFFFFF" w:sz="0"/>
+              <w:bottom w:val="none" w:color="FFFFFF" w:sz="0"/>
+              <w:right w:val="none" w:color="FFFFFF" w:sz="0"/>
+            </w:tcBorders>
+            <w:vAlign w:val="center"/>
+          </w:tcPr>
+          <w:p>
+            <w:pPr>
+              <w:ind w:left="200"/>
+            </w:pPr>
+            <w:r>
+              <w:rPr>
+                <w:color w:val="1F6B5E"/>
+                <w:sz w:val="56"/>
+                <w:szCs w:val="56"/>
+                <w:rFonts w:ascii="Arial Narrow" w:cs="Arial Narrow" w:eastAsia="Arial Narrow" w:hAnsi="Arial Narrow"/>
+              </w:rPr>
+              <w:t xml:space="preserve">Liberia</w:t>
+            </w:r>
+          </w:p>
+        </w:tc>
+        <w:tc>
+          <w:tcPr>
+            <w:tcW w:type="dxa" w:w="1500"/>
+            <w:tcBorders>
+              <w:top w:val="none" w:color="FFFFFF" w:sz="0"/>
+              <w:left w:val="none" w:color="FFFFFF" w:sz="0"/>
+              <w:bottom w:val="none" w:color="FFFFFF" w:sz="0"/>
+              <w:right w:val="none" w:color="FFFFFF" w:sz="0"/>
+            </w:tcBorders>
+            <w:vAlign w:val="center"/>
+          </w:tcPr>
+          <w:tbl>
+            <w:tblPr>
+              <w:tblW w:type="dxa" w:w="1200"/>
+              <w:tblBorders>
+                <w:top w:val="single" w:color="auto" w:sz="4"/>
+                <w:left w:val="single" w:color="auto" w:sz="4"/>
+                <w:bottom w:val="single" w:color="auto" w:sz="4"/>
+                <w:right w:val="single" w:color="auto" w:sz="4"/>
+                <w:insideH w:val="single" w:color="auto" w:sz="4"/>
+                <w:insideV w:val="single" w:color="auto" w:sz="4"/>
+              </w:tblBorders>
+            </w:tblPr>
+            <w:tblGrid>
+              <w:gridCol w:w="1200"/>
+            </w:tblGrid>
+            <w:tr>
+              <w:trPr>
+                <w:trHeight w:val="120" w:hRule="exact"/>
+              </w:trPr>
+              <w:tc>
+                <w:tcPr>
+                  <w:tcW w:type="dxa" w:w="1200"/>
+                  <w:tcBorders>
+                    <w:top w:val="single" w:color="1F2937" w:sz="6"/>
+                    <w:left w:val="single" w:color="1F2937" w:sz="6"/>
+                    <w:bottom w:val="single" w:color="1F2937" w:sz="6"/>
+                    <w:right w:val="single" w:color="1F2937" w:sz="6"/>
+                  </w:tcBorders>
+                  <w:shd w:fill="BF0A30" w:color="auto" w:val="clear"/>
+                </w:tcPr>
+                <w:p>
+                  <w:r>
+                    <w:rPr>
+                      <w:color w:val="1F2937"/>
+                      <w:sz w:val="2"/>
+                      <w:szCs w:val="2"/>
+                      <w:rFonts w:ascii="Calibri" w:cs="Calibri" w:eastAsia="Calibri" w:hAnsi="Calibri"/>
+                    </w:rPr>
+                  </w:r>
+                </w:p>
+              </w:tc>
+            </w:tr>
+            <w:tr>
+              <w:trPr>
+                <w:trHeight w:val="120" w:hRule="exact"/>
+              </w:trPr>
+              <w:tc>
+                <w:tcPr>
+                  <w:tcW w:type="dxa" w:w="1200"/>
+                  <w:tcBorders>
+                    <w:top w:val="single" w:color="1F2937" w:sz="6"/>
+                    <w:left w:val="single" w:color="1F2937" w:sz="6"/>
+                    <w:bottom w:val="single" w:color="1F2937" w:sz="6"/>
+                    <w:right w:val="single" w:color="1F2937" w:sz="6"/>
+                  </w:tcBorders>
+                  <w:shd w:fill="FFFFFF" w:color="auto" w:val="clear"/>
+                </w:tcPr>
+                <w:p>
+                  <w:r>
+                    <w:rPr>
+                      <w:color w:val="1F2937"/>
+                      <w:sz w:val="2"/>
+                      <w:szCs w:val="2"/>
+                      <w:rFonts w:ascii="Calibri" w:cs="Calibri" w:eastAsia="Calibri" w:hAnsi="Calibri"/>
+                    </w:rPr>
+                  </w:r>
+                </w:p>
+              </w:tc>
+            </w:tr>
+            <w:tr>
+              <w:trPr>
+                <w:trHeight w:val="120" w:hRule="exact"/>
+              </w:trPr>
+              <w:tc>
+                <w:tcPr>
+                  <w:tcW w:type="dxa" w:w="1200"/>
+                  <w:tcBorders>
+                    <w:top w:val="single" w:color="1F2937" w:sz="6"/>
+                    <w:left w:val="single" w:color="1F2937" w:sz="6"/>
+                    <w:bottom w:val="single" w:color="1F2937" w:sz="6"/>
+                    <w:right w:val="single" w:color="1F2937" w:sz="6"/>
+                  </w:tcBorders>
+                  <w:shd w:fill="BF0A30" w:color="auto" w:val="clear"/>
+                </w:tcPr>
+                <w:p>
+                  <w:r>
+                    <w:rPr>
+                      <w:color w:val="1F2937"/>
+                      <w:sz w:val="2"/>
+                      <w:szCs w:val="2"/>
+                      <w:rFonts w:ascii="Calibri" w:cs="Calibri" w:eastAsia="Calibri" w:hAnsi="Calibri"/>
+                    </w:rPr>
+                  </w:r>
+                </w:p>
+              </w:tc>
+            </w:tr>
+            <w:tr>
+              <w:trPr>
+                <w:trHeight w:val="120" w:hRule="exact"/>
+              </w:trPr>
+              <w:tc>
+                <w:tcPr>
+                  <w:tcW w:type="dxa" w:w="1200"/>
+                  <w:tcBorders>
+                    <w:top w:val="single" w:color="1F2937" w:sz="6"/>
+                    <w:left w:val="single" w:color="1F2937" w:sz="6"/>
+                    <w:bottom w:val="single" w:color="1F2937" w:sz="6"/>
+                    <w:right w:val="single" w:color="1F2937" w:sz="6"/>
+                  </w:tcBorders>
+                  <w:shd w:fill="FFFFFF" w:color="auto" w:val="clear"/>
+                </w:tcPr>
+                <w:p>
+                  <w:r>
+                    <w:rPr>
+                      <w:color w:val="1F2937"/>
+                      <w:sz w:val="2"/>
+                      <w:szCs w:val="2"/>
+                      <w:rFonts w:ascii="Calibri" w:cs="Calibri" w:eastAsia="Calibri" w:hAnsi="Calibri"/>
+                    </w:rPr>
+                  </w:r>
+                </w:p>
+              </w:tc>
+            </w:tr>
+            <w:tr>
+              <w:trPr>
+                <w:trHeight w:val="120" w:hRule="exact"/>
+              </w:trPr>
+              <w:tc>
+                <w:tcPr>
+                  <w:tcW w:type="dxa" w:w="1200"/>
+                  <w:tcBorders>
+                    <w:top w:val="single" w:color="1F2937" w:sz="6"/>
+                    <w:left w:val="single" w:color="1F2937" w:sz="6"/>
+                    <w:bottom w:val="single" w:color="1F2937" w:sz="6"/>
+                    <w:right w:val="single" w:color="1F2937" w:sz="6"/>
+                  </w:tcBorders>
+                  <w:shd w:fill="BF0A30" w:color="auto" w:val="clear"/>
+                </w:tcPr>
+                <w:p>
+                  <w:r>
+                    <w:rPr>
+                      <w:color w:val="1F2937"/>
+                      <w:sz w:val="2"/>
+                      <w:szCs w:val="2"/>
+                      <w:rFonts w:ascii="Calibri" w:cs="Calibri" w:eastAsia="Calibri" w:hAnsi="Calibri"/>
+                    </w:rPr>
+                  </w:r>
+                </w:p>
+              </w:tc>
+            </w:tr>
+          </w:tbl>
+          <w:p/>
+        </w:tc>
+      </w:tr>
+    </w:tbl>
+    <w:p>
+      <w:pPr>
+        <w:pBdr>
+          <w:bottom w:val="single" w:color="A3A3A3" w:sz="4" w:space="1"/>
+        </w:pBdr>
+      </w:pPr>
+      <w:r>
+        <w:rPr>
+          <w:color w:val="1F2937"/>
+          <w:sz w:val="12"/>
+          <w:szCs w:val="12"/>
+          <w:rFonts w:ascii="Calibri" w:cs="Calibri" w:eastAsia="Calibri" w:hAnsi="Calibri"/>
+        </w:rPr>
+      </w:r>
+    </w:p>
+    <w:p>
+      <w:pPr>
         <w:spacing w:before="160"/>
         <w:ind w:left="360"/>
       </w:pPr>
@@ -15204,7 +15536,7 @@
           <w:szCs w:val="28"/>
           <w:rFonts w:ascii="Calibri" w:cs="Calibri" w:eastAsia="Calibri" w:hAnsi="Calibri"/>
         </w:rPr>
-        <w:t xml:space="preserve">(EN) AFL FIRES TWO SOLDIERS OVER ASSAULT</w:t>
+        <w:t xml:space="preserve">L'AFL TIRE SUR DEUX SOLDATS À LA SUITE D'UN ASSAUT</w:t>
       </w:r>
     </w:p>
     <w:p>
@@ -15220,7 +15552,7 @@
         </w:rPr>
         <w:t xml:space="preserve">▪  Source : </w:t>
       </w:r>
-      <w:hyperlink w:history="1" r:id="rIdm2p3uuqgr-camh11xhwyv">
+      <w:hyperlink w:history="1" r:id="rIdneqpcnwdcd5jp6cfdav4b">
         <w:r>
           <w:rPr>
             <w:u w:val="single"/>
@@ -15501,7 +15833,7 @@
                 <w:szCs w:val="40"/>
                 <w:rFonts w:ascii="Arial Narrow" w:cs="Arial Narrow" w:eastAsia="Arial Narrow" w:hAnsi="Arial Narrow"/>
               </w:rPr>
-              <w:t xml:space="preserve">Immeuble effondré à Thiès : un mort et deux blessés, selon le bilan provisoire</w:t>
+              <w:t xml:space="preserve">Touba : un débat sur les moteurs de Jakarta se termine par la mort de Baye M. Diop</w:t>
             </w:r>
           </w:p>
           <w:p>
@@ -15528,7 +15860,7 @@
                 <w:szCs w:val="26"/>
                 <w:rFonts w:ascii="Calibri" w:cs="Calibri" w:eastAsia="Calibri" w:hAnsi="Calibri"/>
               </w:rPr>
-              <w:t xml:space="preserve">Fait rapporté le mardi 27 octobre 2026. Lieu : Thiès, Sénégal. Actualité sociale. Repris par 2 médias distincts (APS — Agence Sénégalaise Presse, Pressafrik) : le fait est recoupé.</w:t>
+              <w:t xml:space="preserve">Fait rapporté le mercredi 28 octobre 2026. Lieu : Sénégal. Actualité politique. Une seule source à ce stade (Dakar Actu) : à confirmer par un second média.</w:t>
             </w:r>
           </w:p>
           <w:p>
@@ -15560,7 +15892,7 @@
                 <w:szCs w:val="26"/>
                 <w:rFonts w:ascii="Calibri" w:cs="Calibri" w:eastAsia="Calibri" w:hAnsi="Calibri"/>
               </w:rPr>
-              <w:t xml:space="preserve">APS — Agence Sénégalaise Presse : </w:t>
+              <w:t xml:space="preserve">Dakar Actu : </w:t>
             </w:r>
             <w:r>
               <w:rPr>
@@ -15571,12 +15903,39 @@
                 <w:szCs w:val="26"/>
                 <w:rFonts w:ascii="Calibri" w:cs="Calibri" w:eastAsia="Calibri" w:hAnsi="Calibri"/>
               </w:rPr>
-              <w:t xml:space="preserve">« Thiès, 27 oct (APS) –L’effondrement d’un immeuble R+5 en construction mardi dans la commune de Thiès-Ouest a fait trois victimes, dont un mort et deux blessés extraits des décombres, selon le bilan provisoire tiré par le Groupement d’incendie et de secours numéro 2, couvrant les régions de Thiès et Diourbel. »</w:t>
+              <w:t xml:space="preserve">« Une discussion entre deux amis a dégénéré dans la nuit du 26 au 27 octobre à Darou Khoudoss. Selon L’Observateur, Baye M. Diop a été mortellement poignardé par un conducteur de Jakarta qui a pris la fuite. Le différend portait sur la puissance et les caractéristiques des moteurs de motos Jakarta. Il s’est achevé par la mort de Baye M. »</w:t>
             </w:r>
           </w:p>
           <w:p>
             <w:pPr>
-              <w:spacing w:after="60"/>
+              <w:spacing w:before="120" w:after="20"/>
+            </w:pPr>
+            <w:r>
+              <w:rPr>
+                <w:b/>
+                <w:bCs/>
+                <w:color w:val="1F6B5E"/>
+                <w:sz w:val="28"/>
+                <w:szCs w:val="28"/>
+                <w:rFonts w:ascii="Calibri" w:cs="Calibri" w:eastAsia="Calibri" w:hAnsi="Calibri"/>
+              </w:rPr>
+              <w:t xml:space="preserve">Enjeux sûreté</w:t>
+            </w:r>
+          </w:p>
+          <w:p>
+            <w:r>
+              <w:rPr>
+                <w:color w:val="1F2937"/>
+                <w:sz w:val="26"/>
+                <w:szCs w:val="26"/>
+                <w:rFonts w:ascii="Calibri" w:cs="Calibri" w:eastAsia="Calibri" w:hAnsi="Calibri"/>
+              </w:rPr>
+              <w:t xml:space="preserve">Climat politique à suivre : en mesurer l'incidence sur la stabilité locale et les déplacements.</w:t>
+            </w:r>
+          </w:p>
+          <w:p>
+            <w:pPr>
+              <w:spacing w:before="120"/>
             </w:pPr>
             <w:r>
               <w:rPr>
@@ -15587,71 +15946,17 @@
                 <w:szCs w:val="26"/>
                 <w:rFonts w:ascii="Calibri" w:cs="Calibri" w:eastAsia="Calibri" w:hAnsi="Calibri"/>
               </w:rPr>
-              <w:t xml:space="preserve">Pressafrik : </w:t>
-            </w:r>
-            <w:r>
-              <w:rPr>
-                <w:i/>
-                <w:iCs/>
+              <w:t xml:space="preserve">Source : </w:t>
+            </w:r>
+            <w:r>
+              <w:rPr>
                 <w:color w:val="1F2937"/>
                 <w:sz w:val="26"/>
                 <w:szCs w:val="26"/>
                 <w:rFonts w:ascii="Calibri" w:cs="Calibri" w:eastAsia="Calibri" w:hAnsi="Calibri"/>
               </w:rPr>
-              <w:t xml:space="preserve">« Les secours ont dégagé trois personnes des ruines de l’immeuble de deux étages en construction qu... www.pressafrik.com »</w:t>
-            </w:r>
-          </w:p>
-          <w:p>
-            <w:pPr>
-              <w:spacing w:before="120" w:after="20"/>
-            </w:pPr>
-            <w:r>
-              <w:rPr>
-                <w:b/>
-                <w:bCs/>
-                <w:color w:val="1F6B5E"/>
-                <w:sz w:val="28"/>
-                <w:szCs w:val="28"/>
-                <w:rFonts w:ascii="Calibri" w:cs="Calibri" w:eastAsia="Calibri" w:hAnsi="Calibri"/>
-              </w:rPr>
-              <w:t xml:space="preserve">Enjeux sûreté</w:t>
-            </w:r>
-          </w:p>
-          <w:p>
-            <w:r>
-              <w:rPr>
-                <w:color w:val="1F2937"/>
-                <w:sz w:val="26"/>
-                <w:szCs w:val="26"/>
-                <w:rFonts w:ascii="Calibri" w:cs="Calibri" w:eastAsia="Calibri" w:hAnsi="Calibri"/>
-              </w:rPr>
-              <w:t xml:space="preserve">Risque accidentel ou technique : rappeler les consignes de sécurité routière et incendie, vérifier l'exposition des sites et des prestataires.</w:t>
-            </w:r>
-          </w:p>
-          <w:p>
-            <w:pPr>
-              <w:spacing w:before="120"/>
-            </w:pPr>
-            <w:r>
-              <w:rPr>
-                <w:b/>
-                <w:bCs/>
-                <w:color w:val="1F2937"/>
-                <w:sz w:val="26"/>
-                <w:szCs w:val="26"/>
-                <w:rFonts w:ascii="Calibri" w:cs="Calibri" w:eastAsia="Calibri" w:hAnsi="Calibri"/>
-              </w:rPr>
-              <w:t xml:space="preserve">Sources : </w:t>
-            </w:r>
-            <w:r>
-              <w:rPr>
-                <w:color w:val="1F2937"/>
-                <w:sz w:val="26"/>
-                <w:szCs w:val="26"/>
-                <w:rFonts w:ascii="Calibri" w:cs="Calibri" w:eastAsia="Calibri" w:hAnsi="Calibri"/>
-              </w:rPr>
-            </w:r>
-            <w:hyperlink w:history="1" r:id="rIdmqjkyo-7igqkhrqfuonbl">
+            </w:r>
+            <w:hyperlink w:history="1" r:id="rIdv3ztg2ztocovn6vf9yn_n">
               <w:r>
                 <w:rPr>
                   <w:u w:val="single"/>
@@ -15660,7 +15965,7 @@
                   <w:szCs w:val="26"/>
                   <w:rFonts w:ascii="Calibri" w:cs="Calibri" w:eastAsia="Calibri" w:hAnsi="Calibri"/>
                 </w:rPr>
-                <w:t xml:space="preserve">APS — Agence Sénégalaise Presse</w:t>
+                <w:t xml:space="preserve">Dakar Actu</w:t>
               </w:r>
             </w:hyperlink>
             <w:r>
@@ -15670,28 +15975,7 @@
                 <w:szCs w:val="26"/>
                 <w:rFonts w:ascii="Calibri" w:cs="Calibri" w:eastAsia="Calibri" w:hAnsi="Calibri"/>
               </w:rPr>
-              <w:t xml:space="preserve"> · </w:t>
-            </w:r>
-            <w:hyperlink w:history="1" r:id="rIdg1xmhw3ccr1wqdxp8cers">
-              <w:r>
-                <w:rPr>
-                  <w:u w:val="single"/>
-                  <w:color w:val="1F6B5E"/>
-                  <w:sz w:val="26"/>
-                  <w:szCs w:val="26"/>
-                  <w:rFonts w:ascii="Calibri" w:cs="Calibri" w:eastAsia="Calibri" w:hAnsi="Calibri"/>
-                </w:rPr>
-                <w:t xml:space="preserve">Pressafrik</w:t>
-              </w:r>
-            </w:hyperlink>
-            <w:r>
-              <w:rPr>
-                <w:color w:val="1F2937"/>
-                <w:sz w:val="26"/>
-                <w:szCs w:val="26"/>
-                <w:rFonts w:ascii="Calibri" w:cs="Calibri" w:eastAsia="Calibri" w:hAnsi="Calibri"/>
-              </w:rPr>
-              <w:t xml:space="preserve"> — 27 octobre 2026, 19 h UTC</w:t>
+              <w:t xml:space="preserve"> — 28 octobre 2026, 8 h UTC</w:t>
             </w:r>
             <w:r>
               <w:rPr>
@@ -15702,7 +15986,7 @@
                 <w:szCs w:val="26"/>
                 <w:rFonts w:ascii="Calibri" w:cs="Calibri" w:eastAsia="Calibri" w:hAnsi="Calibri"/>
               </w:rPr>
-              <w:t xml:space="preserve">   ·   Cotation : Confirmé</w:t>
+              <w:t xml:space="preserve">   ·   Cotation : Probable</w:t>
             </w:r>
           </w:p>
         </w:tc>
@@ -15724,7 +16008,7 @@
             <w:r>
               <w:drawing>
                 <wp:inline distT="0" distB="0" distL="0" distR="0">
-                  <wp:extent cx="3810000" cy="2266950"/>
+                  <wp:extent cx="3810000" cy="2143125"/>
                   <wp:effectExtent t="0" r="0" b="0" l="0"/>
                   <wp:docPr id="1" name="" descr="" title=""/>
                   <wp:cNvGraphicFramePr>
@@ -15740,7 +16024,7 @@
                           </pic:cNvPicPr>
                         </pic:nvPicPr>
                         <pic:blipFill>
-                          <a:blip r:embed="rId15" cstate="none"/>
+                          <a:blip r:embed="rId14" cstate="none"/>
                           <a:srcRect/>
                           <a:stretch>
                             <a:fillRect/>
@@ -15749,7 +16033,7 @@
                         <pic:spPr bwMode="auto">
                           <a:xfrm>
                             <a:off x="0" y="0"/>
-                            <a:ext cx="3810000" cy="2266950"/>
+                            <a:ext cx="3810000" cy="2143125"/>
                           </a:xfrm>
                           <a:prstGeom prst="rect">
                             <a:avLst/>
@@ -15766,7 +16050,7 @@
             <w:pPr>
               <w:jc w:val="right"/>
             </w:pPr>
-            <w:hyperlink w:history="1" r:id="rIdmgbnboac28if6ewohz0r_">
+            <w:hyperlink w:history="1" r:id="rIdm_vvqx6dmsrfeo9gyxvwn">
               <w:r>
                 <w:rPr>
                   <w:u w:val="single"/>
@@ -15775,7 +16059,7 @@
                   <w:szCs w:val="16"/>
                   <w:rFonts w:ascii="Calibri" w:cs="Calibri" w:eastAsia="Calibri" w:hAnsi="Calibri"/>
                 </w:rPr>
-                <w:t xml:space="preserve">Photo : © pressafrik.com</w:t>
+                <w:t xml:space="preserve">Photo : © dakaractu.com</w:t>
               </w:r>
             </w:hyperlink>
           </w:p>
@@ -16006,6 +16290,298 @@
           <w:szCs w:val="28"/>
           <w:rFonts w:ascii="Calibri" w:cs="Calibri" w:eastAsia="Calibri" w:hAnsi="Calibri"/>
         </w:rPr>
+        <w:t xml:space="preserve">MORT D’AMINATA SY : LE SUSPECT INVOQUE UNE CHUTE, LES CONSTATATIONS DÉCRIVENT DES VIOLENCES</w:t>
+      </w:r>
+    </w:p>
+    <w:p>
+      <w:pPr>
+        <w:ind w:left="720"/>
+      </w:pPr>
+      <w:r>
+        <w:rPr>
+          <w:color w:val="1F2937"/>
+          <w:sz w:val="26"/>
+          <w:szCs w:val="26"/>
+          <w:rFonts w:ascii="Calibri" w:cs="Calibri" w:eastAsia="Calibri" w:hAnsi="Calibri"/>
+        </w:rPr>
+        <w:t xml:space="preserve">▪  Source : </w:t>
+      </w:r>
+      <w:hyperlink w:history="1" r:id="rIdxfn5kbhph3ptg2a5p62ed">
+        <w:r>
+          <w:rPr>
+            <w:u w:val="single"/>
+            <w:color w:val="1F6B5E"/>
+            <w:sz w:val="26"/>
+            <w:szCs w:val="26"/>
+            <w:rFonts w:ascii="Calibri" w:cs="Calibri" w:eastAsia="Calibri" w:hAnsi="Calibri"/>
+          </w:rPr>
+          <w:t xml:space="preserve">Dakar Actu</w:t>
+        </w:r>
+      </w:hyperlink>
+      <w:r>
+        <w:rPr>
+          <w:color w:val="1F2937"/>
+          <w:sz w:val="26"/>
+          <w:szCs w:val="26"/>
+          <w:rFonts w:ascii="Calibri" w:cs="Calibri" w:eastAsia="Calibri" w:hAnsi="Calibri"/>
+        </w:rPr>
+        <w:t xml:space="preserve"> — 28 octobre 2026, 8 h UTC</w:t>
+      </w:r>
+      <w:r>
+        <w:rPr>
+          <w:b/>
+          <w:bCs/>
+          <w:color w:val="1F2937"/>
+          <w:sz w:val="26"/>
+          <w:szCs w:val="26"/>
+          <w:rFonts w:ascii="Calibri" w:cs="Calibri" w:eastAsia="Calibri" w:hAnsi="Calibri"/>
+        </w:rPr>
+        <w:t xml:space="preserve">   ·   Cotation : Probable</w:t>
+      </w:r>
+    </w:p>
+    <w:p>
+      <w:pPr>
+        <w:spacing w:before="160"/>
+        <w:ind w:left="360"/>
+      </w:pPr>
+      <w:r>
+        <w:rPr>
+          <w:color w:val="1F6B5E"/>
+          <w:sz w:val="28"/>
+          <w:szCs w:val="28"/>
+          <w:rFonts w:ascii="Calibri" w:cs="Calibri" w:eastAsia="Calibri" w:hAnsi="Calibri"/>
+        </w:rPr>
+        <w:t xml:space="preserve">❑  </w:t>
+      </w:r>
+      <w:r>
+        <w:rPr>
+          <w:b/>
+          <w:bCs/>
+          <w:u w:val="single"/>
+          <w:color w:val="1F6B5E"/>
+          <w:sz w:val="28"/>
+          <w:szCs w:val="28"/>
+          <w:rFonts w:ascii="Calibri" w:cs="Calibri" w:eastAsia="Calibri" w:hAnsi="Calibri"/>
+        </w:rPr>
+        <w:t xml:space="preserve">TALIBOU DIALLO TUÉ AU COU ET AU THORAX : UNE DISPUTE ENTRE COLOCATAIRES POUR UNE PRISE ÉLECTRIQUE, AU CŒUR DU DRAME</w:t>
+      </w:r>
+    </w:p>
+    <w:p>
+      <w:pPr>
+        <w:ind w:left="720"/>
+      </w:pPr>
+      <w:r>
+        <w:rPr>
+          <w:color w:val="1F2937"/>
+          <w:sz w:val="26"/>
+          <w:szCs w:val="26"/>
+          <w:rFonts w:ascii="Calibri" w:cs="Calibri" w:eastAsia="Calibri" w:hAnsi="Calibri"/>
+        </w:rPr>
+        <w:t xml:space="preserve">▪  Source : </w:t>
+      </w:r>
+      <w:hyperlink w:history="1" r:id="rIdfqvbmesneshv-syg4nwug">
+        <w:r>
+          <w:rPr>
+            <w:u w:val="single"/>
+            <w:color w:val="1F6B5E"/>
+            <w:sz w:val="26"/>
+            <w:szCs w:val="26"/>
+            <w:rFonts w:ascii="Calibri" w:cs="Calibri" w:eastAsia="Calibri" w:hAnsi="Calibri"/>
+          </w:rPr>
+          <w:t xml:space="preserve">Dakar Actu</w:t>
+        </w:r>
+      </w:hyperlink>
+      <w:r>
+        <w:rPr>
+          <w:color w:val="1F2937"/>
+          <w:sz w:val="26"/>
+          <w:szCs w:val="26"/>
+          <w:rFonts w:ascii="Calibri" w:cs="Calibri" w:eastAsia="Calibri" w:hAnsi="Calibri"/>
+        </w:rPr>
+        <w:t xml:space="preserve"> — 28 octobre 2026, 8 h UTC</w:t>
+      </w:r>
+      <w:r>
+        <w:rPr>
+          <w:b/>
+          <w:bCs/>
+          <w:color w:val="1F2937"/>
+          <w:sz w:val="26"/>
+          <w:szCs w:val="26"/>
+          <w:rFonts w:ascii="Calibri" w:cs="Calibri" w:eastAsia="Calibri" w:hAnsi="Calibri"/>
+        </w:rPr>
+        <w:t xml:space="preserve">   ·   Cotation : Probable</w:t>
+      </w:r>
+    </w:p>
+    <w:p>
+      <w:pPr>
+        <w:spacing w:before="160"/>
+        <w:ind w:left="360"/>
+      </w:pPr>
+      <w:r>
+        <w:rPr>
+          <w:color w:val="1F6B5E"/>
+          <w:sz w:val="28"/>
+          <w:szCs w:val="28"/>
+          <w:rFonts w:ascii="Calibri" w:cs="Calibri" w:eastAsia="Calibri" w:hAnsi="Calibri"/>
+        </w:rPr>
+        <w:t xml:space="preserve">❑  </w:t>
+      </w:r>
+      <w:r>
+        <w:rPr>
+          <w:b/>
+          <w:bCs/>
+          <w:u w:val="single"/>
+          <w:color w:val="1F6B5E"/>
+          <w:sz w:val="28"/>
+          <w:szCs w:val="28"/>
+          <w:rFonts w:ascii="Calibri" w:cs="Calibri" w:eastAsia="Calibri" w:hAnsi="Calibri"/>
+        </w:rPr>
+        <w:t xml:space="preserve">LYCÉENNE TUÉE À PODOR : DE L'HISTOIRE D'AMOUR AU DRAME</w:t>
+      </w:r>
+    </w:p>
+    <w:p>
+      <w:pPr>
+        <w:ind w:left="720"/>
+      </w:pPr>
+      <w:r>
+        <w:rPr>
+          <w:color w:val="1F2937"/>
+          <w:sz w:val="26"/>
+          <w:szCs w:val="26"/>
+          <w:rFonts w:ascii="Calibri" w:cs="Calibri" w:eastAsia="Calibri" w:hAnsi="Calibri"/>
+        </w:rPr>
+        <w:t xml:space="preserve">▪  Source : </w:t>
+      </w:r>
+      <w:hyperlink w:history="1" r:id="rId6sdeiycmafz8lsh0a_tpv">
+        <w:r>
+          <w:rPr>
+            <w:u w:val="single"/>
+            <w:color w:val="1F6B5E"/>
+            <w:sz w:val="26"/>
+            <w:szCs w:val="26"/>
+            <w:rFonts w:ascii="Calibri" w:cs="Calibri" w:eastAsia="Calibri" w:hAnsi="Calibri"/>
+          </w:rPr>
+          <w:t xml:space="preserve">Seneweb</w:t>
+        </w:r>
+      </w:hyperlink>
+      <w:r>
+        <w:rPr>
+          <w:color w:val="1F2937"/>
+          <w:sz w:val="26"/>
+          <w:szCs w:val="26"/>
+          <w:rFonts w:ascii="Calibri" w:cs="Calibri" w:eastAsia="Calibri" w:hAnsi="Calibri"/>
+        </w:rPr>
+        <w:t xml:space="preserve"> — 28 octobre 2026, 7 h UTC</w:t>
+      </w:r>
+      <w:r>
+        <w:rPr>
+          <w:b/>
+          <w:bCs/>
+          <w:color w:val="1F2937"/>
+          <w:sz w:val="26"/>
+          <w:szCs w:val="26"/>
+          <w:rFonts w:ascii="Calibri" w:cs="Calibri" w:eastAsia="Calibri" w:hAnsi="Calibri"/>
+        </w:rPr>
+        <w:t xml:space="preserve">   ·   Cotation : Probable</w:t>
+      </w:r>
+    </w:p>
+    <w:p>
+      <w:pPr>
+        <w:spacing w:before="160"/>
+        <w:ind w:left="360"/>
+      </w:pPr>
+      <w:r>
+        <w:rPr>
+          <w:color w:val="1F6B5E"/>
+          <w:sz w:val="28"/>
+          <w:szCs w:val="28"/>
+          <w:rFonts w:ascii="Calibri" w:cs="Calibri" w:eastAsia="Calibri" w:hAnsi="Calibri"/>
+        </w:rPr>
+        <w:t xml:space="preserve">❑  </w:t>
+      </w:r>
+      <w:r>
+        <w:rPr>
+          <w:b/>
+          <w:bCs/>
+          <w:u w:val="single"/>
+          <w:color w:val="1F6B5E"/>
+          <w:sz w:val="28"/>
+          <w:szCs w:val="28"/>
+          <w:rFonts w:ascii="Calibri" w:cs="Calibri" w:eastAsia="Calibri" w:hAnsi="Calibri"/>
+        </w:rPr>
+        <w:t xml:space="preserve">IMMEUBLE EFFONDRÉ À THIÈS : UN MORT ET DEUX BLESSÉS, SELON LE BILAN PROVISOIRE</w:t>
+      </w:r>
+    </w:p>
+    <w:p>
+      <w:pPr>
+        <w:ind w:left="720"/>
+      </w:pPr>
+      <w:r>
+        <w:rPr>
+          <w:color w:val="1F2937"/>
+          <w:sz w:val="26"/>
+          <w:szCs w:val="26"/>
+          <w:rFonts w:ascii="Calibri" w:cs="Calibri" w:eastAsia="Calibri" w:hAnsi="Calibri"/>
+        </w:rPr>
+        <w:t xml:space="preserve">▪  Sources : </w:t>
+      </w:r>
+      <w:hyperlink w:history="1" r:id="rIdiel3cdr9tp1ehcjqf4ezm">
+        <w:r>
+          <w:rPr>
+            <w:u w:val="single"/>
+            <w:color w:val="1F6B5E"/>
+            <w:sz w:val="26"/>
+            <w:szCs w:val="26"/>
+            <w:rFonts w:ascii="Calibri" w:cs="Calibri" w:eastAsia="Calibri" w:hAnsi="Calibri"/>
+          </w:rPr>
+          <w:t xml:space="preserve">APS — Agence Sénégalaise Presse · Pressafrik</w:t>
+        </w:r>
+      </w:hyperlink>
+      <w:r>
+        <w:rPr>
+          <w:color w:val="1F2937"/>
+          <w:sz w:val="26"/>
+          <w:szCs w:val="26"/>
+          <w:rFonts w:ascii="Calibri" w:cs="Calibri" w:eastAsia="Calibri" w:hAnsi="Calibri"/>
+        </w:rPr>
+        <w:t xml:space="preserve"> — 27 octobre 2026, 19 h UTC</w:t>
+      </w:r>
+      <w:r>
+        <w:rPr>
+          <w:b/>
+          <w:bCs/>
+          <w:color w:val="1F2937"/>
+          <w:sz w:val="26"/>
+          <w:szCs w:val="26"/>
+          <w:rFonts w:ascii="Calibri" w:cs="Calibri" w:eastAsia="Calibri" w:hAnsi="Calibri"/>
+        </w:rPr>
+        <w:t xml:space="preserve">   ·   Cotation : Confirmé</w:t>
+      </w:r>
+    </w:p>
+    <w:p>
+      <w:pPr>
+        <w:spacing w:before="160"/>
+        <w:ind w:left="360"/>
+      </w:pPr>
+      <w:r>
+        <w:rPr>
+          <w:color w:val="1F6B5E"/>
+          <w:sz w:val="28"/>
+          <w:szCs w:val="28"/>
+          <w:rFonts w:ascii="Calibri" w:cs="Calibri" w:eastAsia="Calibri" w:hAnsi="Calibri"/>
+        </w:rPr>
+        <w:t xml:space="preserve">❑  </w:t>
+      </w:r>
+      <w:r>
+        <w:rPr>
+          <w:b/>
+          <w:bCs/>
+          <w:u w:val="single"/>
+          <w:color w:val="1F6B5E"/>
+          <w:sz w:val="28"/>
+          <w:szCs w:val="28"/>
+          <w:rFonts w:ascii="Calibri" w:cs="Calibri" w:eastAsia="Calibri" w:hAnsi="Calibri"/>
+        </w:rPr>
         <w:t xml:space="preserve">PACTE DE STABILITÉ SOCIALE : LE GOUVERNEMENT VISE 71 % D’EXÉCUTION DES ENGAGEMENTS EN DÉCEMBRE</w:t>
       </w:r>
     </w:p>
@@ -16022,7 +16598,7 @@
         </w:rPr>
         <w:t xml:space="preserve">▪  Sources : </w:t>
       </w:r>
-      <w:hyperlink w:history="1" r:id="rIdpn8hfdhdldaaxv4avakxa">
+      <w:hyperlink w:history="1" r:id="rIdln29bmom9t2culv3fymch">
         <w:r>
           <w:rPr>
             <w:u w:val="single"/>
@@ -16053,265 +16629,6 @@
           <w:rFonts w:ascii="Calibri" w:cs="Calibri" w:eastAsia="Calibri" w:hAnsi="Calibri"/>
         </w:rPr>
         <w:t xml:space="preserve">   ·   Cotation : Confirmé</w:t>
-      </w:r>
-    </w:p>
-    <w:p>
-      <w:pPr>
-        <w:spacing w:before="160"/>
-        <w:ind w:left="360"/>
-      </w:pPr>
-      <w:r>
-        <w:rPr>
-          <w:color w:val="1F6B5E"/>
-          <w:sz w:val="28"/>
-          <w:szCs w:val="28"/>
-          <w:rFonts w:ascii="Calibri" w:cs="Calibri" w:eastAsia="Calibri" w:hAnsi="Calibri"/>
-        </w:rPr>
-        <w:t xml:space="preserve">❑  </w:t>
-      </w:r>
-      <w:r>
-        <w:rPr>
-          <w:b/>
-          <w:bCs/>
-          <w:u w:val="single"/>
-          <w:color w:val="1F6B5E"/>
-          <w:sz w:val="28"/>
-          <w:szCs w:val="28"/>
-          <w:rFonts w:ascii="Calibri" w:cs="Calibri" w:eastAsia="Calibri" w:hAnsi="Calibri"/>
-        </w:rPr>
-        <w:t xml:space="preserve">MALIKA : UN LOCATAIRE INTERPELLÉ POUR AVOIR POIGNARDÉ À MORT SON VOISIN LORS D'UNE ALTERCATION</w:t>
-      </w:r>
-    </w:p>
-    <w:p>
-      <w:pPr>
-        <w:ind w:left="720"/>
-      </w:pPr>
-      <w:r>
-        <w:rPr>
-          <w:color w:val="1F2937"/>
-          <w:sz w:val="26"/>
-          <w:szCs w:val="26"/>
-          <w:rFonts w:ascii="Calibri" w:cs="Calibri" w:eastAsia="Calibri" w:hAnsi="Calibri"/>
-        </w:rPr>
-        <w:t xml:space="preserve">▪  Source : </w:t>
-      </w:r>
-      <w:hyperlink w:history="1" r:id="rId5_-yvszksemm72rrwwtgb">
-        <w:r>
-          <w:rPr>
-            <w:u w:val="single"/>
-            <w:color w:val="1F6B5E"/>
-            <w:sz w:val="26"/>
-            <w:szCs w:val="26"/>
-            <w:rFonts w:ascii="Calibri" w:cs="Calibri" w:eastAsia="Calibri" w:hAnsi="Calibri"/>
-          </w:rPr>
-          <w:t xml:space="preserve">Seneweb</w:t>
-        </w:r>
-      </w:hyperlink>
-      <w:r>
-        <w:rPr>
-          <w:color w:val="1F2937"/>
-          <w:sz w:val="26"/>
-          <w:szCs w:val="26"/>
-          <w:rFonts w:ascii="Calibri" w:cs="Calibri" w:eastAsia="Calibri" w:hAnsi="Calibri"/>
-        </w:rPr>
-        <w:t xml:space="preserve"> — 27 octobre 2026, 13 h UTC</w:t>
-      </w:r>
-    </w:p>
-    <w:p>
-      <w:pPr>
-        <w:spacing w:before="160"/>
-        <w:ind w:left="360"/>
-      </w:pPr>
-      <w:r>
-        <w:rPr>
-          <w:color w:val="1F6B5E"/>
-          <w:sz w:val="28"/>
-          <w:szCs w:val="28"/>
-          <w:rFonts w:ascii="Calibri" w:cs="Calibri" w:eastAsia="Calibri" w:hAnsi="Calibri"/>
-        </w:rPr>
-        <w:t xml:space="preserve">❑  </w:t>
-      </w:r>
-      <w:r>
-        <w:rPr>
-          <w:b/>
-          <w:bCs/>
-          <w:u w:val="single"/>
-          <w:color w:val="1F6B5E"/>
-          <w:sz w:val="28"/>
-          <w:szCs w:val="28"/>
-          <w:rFonts w:ascii="Calibri" w:cs="Calibri" w:eastAsia="Calibri" w:hAnsi="Calibri"/>
-        </w:rPr>
-        <w:t xml:space="preserve">MEURTRE PRÉSUMÉ D’AMINATA SY À PODOR : LE SUSPECT RETROUVÉ DANS UNE CACHETTE ET ARRÊTÉ À MBACKÉ</w:t>
-      </w:r>
-    </w:p>
-    <w:p>
-      <w:pPr>
-        <w:ind w:left="720"/>
-      </w:pPr>
-      <w:r>
-        <w:rPr>
-          <w:color w:val="1F2937"/>
-          <w:sz w:val="26"/>
-          <w:szCs w:val="26"/>
-          <w:rFonts w:ascii="Calibri" w:cs="Calibri" w:eastAsia="Calibri" w:hAnsi="Calibri"/>
-        </w:rPr>
-        <w:t xml:space="preserve">▪  Sources : </w:t>
-      </w:r>
-      <w:hyperlink w:history="1" r:id="rIdybk4gppgsbbtg9c0mq6tz">
-        <w:r>
-          <w:rPr>
-            <w:u w:val="single"/>
-            <w:color w:val="1F6B5E"/>
-            <w:sz w:val="26"/>
-            <w:szCs w:val="26"/>
-            <w:rFonts w:ascii="Calibri" w:cs="Calibri" w:eastAsia="Calibri" w:hAnsi="Calibri"/>
-          </w:rPr>
-          <w:t xml:space="preserve">Dakar Actu · Seneweb</w:t>
-        </w:r>
-      </w:hyperlink>
-      <w:r>
-        <w:rPr>
-          <w:color w:val="1F2937"/>
-          <w:sz w:val="26"/>
-          <w:szCs w:val="26"/>
-          <w:rFonts w:ascii="Calibri" w:cs="Calibri" w:eastAsia="Calibri" w:hAnsi="Calibri"/>
-        </w:rPr>
-        <w:t xml:space="preserve"> — 27 octobre 2026, 11 h UTC</w:t>
-      </w:r>
-      <w:r>
-        <w:rPr>
-          <w:b/>
-          <w:bCs/>
-          <w:color w:val="1F2937"/>
-          <w:sz w:val="26"/>
-          <w:szCs w:val="26"/>
-          <w:rFonts w:ascii="Calibri" w:cs="Calibri" w:eastAsia="Calibri" w:hAnsi="Calibri"/>
-        </w:rPr>
-        <w:t xml:space="preserve">   ·   Cotation : Confirmé</w:t>
-      </w:r>
-    </w:p>
-    <w:p>
-      <w:pPr>
-        <w:spacing w:before="160"/>
-        <w:ind w:left="360"/>
-      </w:pPr>
-      <w:r>
-        <w:rPr>
-          <w:color w:val="1F6B5E"/>
-          <w:sz w:val="28"/>
-          <w:szCs w:val="28"/>
-          <w:rFonts w:ascii="Calibri" w:cs="Calibri" w:eastAsia="Calibri" w:hAnsi="Calibri"/>
-        </w:rPr>
-        <w:t xml:space="preserve">❑  </w:t>
-      </w:r>
-      <w:r>
-        <w:rPr>
-          <w:b/>
-          <w:bCs/>
-          <w:u w:val="single"/>
-          <w:color w:val="1F6B5E"/>
-          <w:sz w:val="28"/>
-          <w:szCs w:val="28"/>
-          <w:rFonts w:ascii="Calibri" w:cs="Calibri" w:eastAsia="Calibri" w:hAnsi="Calibri"/>
-        </w:rPr>
-        <w:t xml:space="preserve">KARAMO CISSÉ NDIAYE ARRÊTÉ POUR LE MEURTRE D’AMINATA SY APRÈS UNE DISPUTE VIOLENTE</w:t>
-      </w:r>
-    </w:p>
-    <w:p>
-      <w:pPr>
-        <w:ind w:left="720"/>
-      </w:pPr>
-      <w:r>
-        <w:rPr>
-          <w:color w:val="1F2937"/>
-          <w:sz w:val="26"/>
-          <w:szCs w:val="26"/>
-          <w:rFonts w:ascii="Calibri" w:cs="Calibri" w:eastAsia="Calibri" w:hAnsi="Calibri"/>
-        </w:rPr>
-        <w:t xml:space="preserve">▪  Source : </w:t>
-      </w:r>
-      <w:hyperlink w:history="1" r:id="rIdfzmbfzfvjanfrms9l2zyi">
-        <w:r>
-          <w:rPr>
-            <w:u w:val="single"/>
-            <w:color w:val="1F6B5E"/>
-            <w:sz w:val="26"/>
-            <w:szCs w:val="26"/>
-            <w:rFonts w:ascii="Calibri" w:cs="Calibri" w:eastAsia="Calibri" w:hAnsi="Calibri"/>
-          </w:rPr>
-          <w:t xml:space="preserve">SeneNews</w:t>
-        </w:r>
-      </w:hyperlink>
-      <w:r>
-        <w:rPr>
-          <w:color w:val="1F2937"/>
-          <w:sz w:val="26"/>
-          <w:szCs w:val="26"/>
-          <w:rFonts w:ascii="Calibri" w:cs="Calibri" w:eastAsia="Calibri" w:hAnsi="Calibri"/>
-        </w:rPr>
-        <w:t xml:space="preserve"> — 27 octobre 2026, 8 h UTC</w:t>
-      </w:r>
-    </w:p>
-    <w:p>
-      <w:pPr>
-        <w:spacing w:before="160"/>
-        <w:ind w:left="360"/>
-      </w:pPr>
-      <w:r>
-        <w:rPr>
-          <w:color w:val="1F6B5E"/>
-          <w:sz w:val="28"/>
-          <w:szCs w:val="28"/>
-          <w:rFonts w:ascii="Calibri" w:cs="Calibri" w:eastAsia="Calibri" w:hAnsi="Calibri"/>
-        </w:rPr>
-        <w:t xml:space="preserve">❑  </w:t>
-      </w:r>
-      <w:r>
-        <w:rPr>
-          <w:b/>
-          <w:bCs/>
-          <w:u w:val="single"/>
-          <w:color w:val="1F6B5E"/>
-          <w:sz w:val="28"/>
-          <w:szCs w:val="28"/>
-          <w:rFonts w:ascii="Calibri" w:cs="Calibri" w:eastAsia="Calibri" w:hAnsi="Calibri"/>
-        </w:rPr>
-        <w:t xml:space="preserve">DRAME À ZIGUINCHOR : UN COMMERÇANT RETROUVÉ MORT PENDU APRÈS LA PERTE DE 800 000 F CFA</w:t>
-      </w:r>
-    </w:p>
-    <w:p>
-      <w:pPr>
-        <w:ind w:left="720"/>
-      </w:pPr>
-      <w:r>
-        <w:rPr>
-          <w:color w:val="1F2937"/>
-          <w:sz w:val="26"/>
-          <w:szCs w:val="26"/>
-          <w:rFonts w:ascii="Calibri" w:cs="Calibri" w:eastAsia="Calibri" w:hAnsi="Calibri"/>
-        </w:rPr>
-        <w:t xml:space="preserve">▪  Source : </w:t>
-      </w:r>
-      <w:hyperlink w:history="1" r:id="rIduy5g-ms8xtkeoffvun1qm">
-        <w:r>
-          <w:rPr>
-            <w:u w:val="single"/>
-            <w:color w:val="1F6B5E"/>
-            <w:sz w:val="26"/>
-            <w:szCs w:val="26"/>
-            <w:rFonts w:ascii="Calibri" w:cs="Calibri" w:eastAsia="Calibri" w:hAnsi="Calibri"/>
-          </w:rPr>
-          <w:t xml:space="preserve">Seneweb</w:t>
-        </w:r>
-      </w:hyperlink>
-      <w:r>
-        <w:rPr>
-          <w:color w:val="1F2937"/>
-          <w:sz w:val="26"/>
-          <w:szCs w:val="26"/>
-          <w:rFonts w:ascii="Calibri" w:cs="Calibri" w:eastAsia="Calibri" w:hAnsi="Calibri"/>
-        </w:rPr>
-        <w:t xml:space="preserve"> — 26 octobre 2026, 23 h UTC</w:t>
       </w:r>
     </w:p>
     <w:p>
@@ -16538,7 +16855,7 @@
           <w:szCs w:val="28"/>
           <w:rFonts w:ascii="Calibri" w:cs="Calibri" w:eastAsia="Calibri" w:hAnsi="Calibri"/>
         </w:rPr>
-        <w:t xml:space="preserve">« ILS L’ONT DÉCOUVERT PENDU » : LE GRAND COMMERÇANT ABDOULAYE DIALLO S’EST DONNÉ LA MORT DANS SA BOUTIQUE</w:t>
+        <w:t xml:space="preserve">MALIKA : UN LOCATAIRE INTERPELLÉ POUR AVOIR POIGNARDÉ À MORT SON VOISIN LORS D'UNE ALTERCATION</w:t>
       </w:r>
     </w:p>
     <w:p>
@@ -16554,7 +16871,142 @@
         </w:rPr>
         <w:t xml:space="preserve">▪  Source : </w:t>
       </w:r>
-      <w:hyperlink w:history="1" r:id="rIdckqwd1ctted4_5pqzvhl2">
+      <w:hyperlink w:history="1" r:id="rIdb9dstrk-_ouao8dsjcs2u">
+        <w:r>
+          <w:rPr>
+            <w:u w:val="single"/>
+            <w:color w:val="1F6B5E"/>
+            <w:sz w:val="26"/>
+            <w:szCs w:val="26"/>
+            <w:rFonts w:ascii="Calibri" w:cs="Calibri" w:eastAsia="Calibri" w:hAnsi="Calibri"/>
+          </w:rPr>
+          <w:t xml:space="preserve">Seneweb</w:t>
+        </w:r>
+      </w:hyperlink>
+      <w:r>
+        <w:rPr>
+          <w:color w:val="1F2937"/>
+          <w:sz w:val="26"/>
+          <w:szCs w:val="26"/>
+          <w:rFonts w:ascii="Calibri" w:cs="Calibri" w:eastAsia="Calibri" w:hAnsi="Calibri"/>
+        </w:rPr>
+        <w:t xml:space="preserve"> — 27 octobre 2026, 13 h UTC</w:t>
+      </w:r>
+    </w:p>
+    <w:p>
+      <w:pPr>
+        <w:spacing w:before="160"/>
+        <w:ind w:left="360"/>
+      </w:pPr>
+      <w:r>
+        <w:rPr>
+          <w:color w:val="1F6B5E"/>
+          <w:sz w:val="28"/>
+          <w:szCs w:val="28"/>
+          <w:rFonts w:ascii="Calibri" w:cs="Calibri" w:eastAsia="Calibri" w:hAnsi="Calibri"/>
+        </w:rPr>
+        <w:t xml:space="preserve">❑  </w:t>
+      </w:r>
+      <w:r>
+        <w:rPr>
+          <w:b/>
+          <w:bCs/>
+          <w:u w:val="single"/>
+          <w:color w:val="1F6B5E"/>
+          <w:sz w:val="28"/>
+          <w:szCs w:val="28"/>
+          <w:rFonts w:ascii="Calibri" w:cs="Calibri" w:eastAsia="Calibri" w:hAnsi="Calibri"/>
+        </w:rPr>
+        <w:t xml:space="preserve">MEURTRE PRÉSUMÉ D’AMINATA SY À PODOR : LE SUSPECT RETROUVÉ DANS UNE CACHETTE ET ARRÊTÉ À MBACKÉ</w:t>
+      </w:r>
+    </w:p>
+    <w:p>
+      <w:pPr>
+        <w:ind w:left="720"/>
+      </w:pPr>
+      <w:r>
+        <w:rPr>
+          <w:color w:val="1F2937"/>
+          <w:sz w:val="26"/>
+          <w:szCs w:val="26"/>
+          <w:rFonts w:ascii="Calibri" w:cs="Calibri" w:eastAsia="Calibri" w:hAnsi="Calibri"/>
+        </w:rPr>
+        <w:t xml:space="preserve">▪  Sources : </w:t>
+      </w:r>
+      <w:hyperlink w:history="1" r:id="rIdfds9lv8izsgniwru8wxvw">
+        <w:r>
+          <w:rPr>
+            <w:u w:val="single"/>
+            <w:color w:val="1F6B5E"/>
+            <w:sz w:val="26"/>
+            <w:szCs w:val="26"/>
+            <w:rFonts w:ascii="Calibri" w:cs="Calibri" w:eastAsia="Calibri" w:hAnsi="Calibri"/>
+          </w:rPr>
+          <w:t xml:space="preserve">Dakar Actu · Seneweb</w:t>
+        </w:r>
+      </w:hyperlink>
+      <w:r>
+        <w:rPr>
+          <w:color w:val="1F2937"/>
+          <w:sz w:val="26"/>
+          <w:szCs w:val="26"/>
+          <w:rFonts w:ascii="Calibri" w:cs="Calibri" w:eastAsia="Calibri" w:hAnsi="Calibri"/>
+        </w:rPr>
+        <w:t xml:space="preserve"> — 27 octobre 2026, 11 h UTC</w:t>
+      </w:r>
+      <w:r>
+        <w:rPr>
+          <w:b/>
+          <w:bCs/>
+          <w:color w:val="1F2937"/>
+          <w:sz w:val="26"/>
+          <w:szCs w:val="26"/>
+          <w:rFonts w:ascii="Calibri" w:cs="Calibri" w:eastAsia="Calibri" w:hAnsi="Calibri"/>
+        </w:rPr>
+        <w:t xml:space="preserve">   ·   Cotation : Confirmé</w:t>
+      </w:r>
+    </w:p>
+    <w:p>
+      <w:pPr>
+        <w:spacing w:before="160"/>
+        <w:ind w:left="360"/>
+      </w:pPr>
+      <w:r>
+        <w:rPr>
+          <w:color w:val="1F6B5E"/>
+          <w:sz w:val="28"/>
+          <w:szCs w:val="28"/>
+          <w:rFonts w:ascii="Calibri" w:cs="Calibri" w:eastAsia="Calibri" w:hAnsi="Calibri"/>
+        </w:rPr>
+        <w:t xml:space="preserve">❑  </w:t>
+      </w:r>
+      <w:r>
+        <w:rPr>
+          <w:b/>
+          <w:bCs/>
+          <w:u w:val="single"/>
+          <w:color w:val="1F6B5E"/>
+          <w:sz w:val="28"/>
+          <w:szCs w:val="28"/>
+          <w:rFonts w:ascii="Calibri" w:cs="Calibri" w:eastAsia="Calibri" w:hAnsi="Calibri"/>
+        </w:rPr>
+        <w:t xml:space="preserve">KARAMO CISSÉ NDIAYE ARRÊTÉ POUR LE MEURTRE D’AMINATA SY APRÈS UNE DISPUTE VIOLENTE</w:t>
+      </w:r>
+    </w:p>
+    <w:p>
+      <w:pPr>
+        <w:ind w:left="720"/>
+      </w:pPr>
+      <w:r>
+        <w:rPr>
+          <w:color w:val="1F2937"/>
+          <w:sz w:val="26"/>
+          <w:szCs w:val="26"/>
+          <w:rFonts w:ascii="Calibri" w:cs="Calibri" w:eastAsia="Calibri" w:hAnsi="Calibri"/>
+        </w:rPr>
+        <w:t xml:space="preserve">▪  Source : </w:t>
+      </w:r>
+      <w:hyperlink w:history="1" r:id="rIdtysnhifjmvtyer_zvalno">
         <w:r>
           <w:rPr>
             <w:u w:val="single"/>
@@ -16573,18 +17025,7 @@
           <w:szCs w:val="26"/>
           <w:rFonts w:ascii="Calibri" w:cs="Calibri" w:eastAsia="Calibri" w:hAnsi="Calibri"/>
         </w:rPr>
-        <w:t xml:space="preserve"> — 26 octobre 2026, 21 h UTC</w:t>
-      </w:r>
-      <w:r>
-        <w:rPr>
-          <w:b/>
-          <w:bCs/>
-          <w:color w:val="1F2937"/>
-          <w:sz w:val="26"/>
-          <w:szCs w:val="26"/>
-          <w:rFonts w:ascii="Calibri" w:cs="Calibri" w:eastAsia="Calibri" w:hAnsi="Calibri"/>
-        </w:rPr>
-        <w:t xml:space="preserve">   ·   Cotation : Non confirmé</w:t>
+        <w:t xml:space="preserve"> — 27 octobre 2026, 8 h UTC</w:t>
       </w:r>
     </w:p>
     <w:p>
@@ -16611,7 +17052,7 @@
           <w:szCs w:val="28"/>
           <w:rFonts w:ascii="Calibri" w:cs="Calibri" w:eastAsia="Calibri" w:hAnsi="Calibri"/>
         </w:rPr>
-        <w:t xml:space="preserve">ZIGUINCHOR : UN JEUNE HOMME RETROUVÉ MORT DANS UNE BOUTIQUE À TILÈNE</w:t>
+        <w:t xml:space="preserve">DRAME À ZIGUINCHOR : UN COMMERÇANT RETROUVÉ MORT PENDU APRÈS LA PERTE DE 800 000 F CFA</w:t>
       </w:r>
     </w:p>
     <w:p>
@@ -16627,7 +17068,7 @@
         </w:rPr>
         <w:t xml:space="preserve">▪  Source : </w:t>
       </w:r>
-      <w:hyperlink w:history="1" r:id="rIdcnv9surujfnlawn3-ihwu">
+      <w:hyperlink w:history="1" r:id="rIdch-rclvhe3ji4ftv6hyv2">
         <w:r>
           <w:rPr>
             <w:u w:val="single"/>
@@ -16636,7 +17077,7 @@
             <w:szCs w:val="26"/>
             <w:rFonts w:ascii="Calibri" w:cs="Calibri" w:eastAsia="Calibri" w:hAnsi="Calibri"/>
           </w:rPr>
-          <w:t xml:space="preserve">Dakar Actu</w:t>
+          <w:t xml:space="preserve">Seneweb</w:t>
         </w:r>
       </w:hyperlink>
       <w:r>
@@ -16646,131 +17087,7 @@
           <w:szCs w:val="26"/>
           <w:rFonts w:ascii="Calibri" w:cs="Calibri" w:eastAsia="Calibri" w:hAnsi="Calibri"/>
         </w:rPr>
-        <w:t xml:space="preserve"> — 26 octobre 2026, 17 h UTC</w:t>
-      </w:r>
-    </w:p>
-    <w:p>
-      <w:pPr>
-        <w:spacing w:before="160"/>
-        <w:ind w:left="360"/>
-      </w:pPr>
-      <w:r>
-        <w:rPr>
-          <w:color w:val="1F6B5E"/>
-          <w:sz w:val="28"/>
-          <w:szCs w:val="28"/>
-          <w:rFonts w:ascii="Calibri" w:cs="Calibri" w:eastAsia="Calibri" w:hAnsi="Calibri"/>
-        </w:rPr>
-        <w:t xml:space="preserve">❑  </w:t>
-      </w:r>
-      <w:r>
-        <w:rPr>
-          <w:b/>
-          <w:bCs/>
-          <w:u w:val="single"/>
-          <w:color w:val="1F6B5E"/>
-          <w:sz w:val="28"/>
-          <w:szCs w:val="28"/>
-          <w:rFonts w:ascii="Calibri" w:cs="Calibri" w:eastAsia="Calibri" w:hAnsi="Calibri"/>
-        </w:rPr>
-        <w:t xml:space="preserve">FÉMINICIDES AU SÉNÉGAL – AMINATA SY ET MAME DIARRA SOW TUÉES LE MÊME JOUR : SEYDI GASSAMA LANCE UN CRI D’ALARME</w:t>
-      </w:r>
-    </w:p>
-    <w:p>
-      <w:pPr>
-        <w:ind w:left="720"/>
-      </w:pPr>
-      <w:r>
-        <w:rPr>
-          <w:color w:val="1F2937"/>
-          <w:sz w:val="26"/>
-          <w:szCs w:val="26"/>
-          <w:rFonts w:ascii="Calibri" w:cs="Calibri" w:eastAsia="Calibri" w:hAnsi="Calibri"/>
-        </w:rPr>
-        <w:t xml:space="preserve">▪  Source : </w:t>
-      </w:r>
-      <w:hyperlink w:history="1" r:id="rIdysleuajft1yu-v7ovqrbn">
-        <w:r>
-          <w:rPr>
-            <w:u w:val="single"/>
-            <w:color w:val="1F6B5E"/>
-            <w:sz w:val="26"/>
-            <w:szCs w:val="26"/>
-            <w:rFonts w:ascii="Calibri" w:cs="Calibri" w:eastAsia="Calibri" w:hAnsi="Calibri"/>
-          </w:rPr>
-          <w:t xml:space="preserve">SeneNews</w:t>
-        </w:r>
-      </w:hyperlink>
-      <w:r>
-        <w:rPr>
-          <w:color w:val="1F2937"/>
-          <w:sz w:val="26"/>
-          <w:szCs w:val="26"/>
-          <w:rFonts w:ascii="Calibri" w:cs="Calibri" w:eastAsia="Calibri" w:hAnsi="Calibri"/>
-        </w:rPr>
-        <w:t xml:space="preserve"> — 26 octobre 2026, 17 h UTC</w:t>
-      </w:r>
-    </w:p>
-    <w:p>
-      <w:pPr>
-        <w:spacing w:before="160"/>
-        <w:ind w:left="360"/>
-      </w:pPr>
-      <w:r>
-        <w:rPr>
-          <w:color w:val="1F6B5E"/>
-          <w:sz w:val="28"/>
-          <w:szCs w:val="28"/>
-          <w:rFonts w:ascii="Calibri" w:cs="Calibri" w:eastAsia="Calibri" w:hAnsi="Calibri"/>
-        </w:rPr>
-        <w:t xml:space="preserve">❑  </w:t>
-      </w:r>
-      <w:r>
-        <w:rPr>
-          <w:b/>
-          <w:bCs/>
-          <w:u w:val="single"/>
-          <w:color w:val="1F6B5E"/>
-          <w:sz w:val="28"/>
-          <w:szCs w:val="28"/>
-          <w:rFonts w:ascii="Calibri" w:cs="Calibri" w:eastAsia="Calibri" w:hAnsi="Calibri"/>
-        </w:rPr>
-        <w:t xml:space="preserve">TROPHÉE ANPS : LE TROPHÉE DU MEILLEUR LUTTEUR EN LUTTE AVEC FRAPPE PORTE DÉSORMAIS LE NOM DE MANGA II</w:t>
-      </w:r>
-    </w:p>
-    <w:p>
-      <w:pPr>
-        <w:ind w:left="720"/>
-      </w:pPr>
-      <w:r>
-        <w:rPr>
-          <w:color w:val="1F2937"/>
-          <w:sz w:val="26"/>
-          <w:szCs w:val="26"/>
-          <w:rFonts w:ascii="Calibri" w:cs="Calibri" w:eastAsia="Calibri" w:hAnsi="Calibri"/>
-        </w:rPr>
-        <w:t xml:space="preserve">▪  Source : </w:t>
-      </w:r>
-      <w:hyperlink w:history="1" r:id="rIdi1gnrgw103olwmzmw7rxy">
-        <w:r>
-          <w:rPr>
-            <w:u w:val="single"/>
-            <w:color w:val="1F6B5E"/>
-            <w:sz w:val="26"/>
-            <w:szCs w:val="26"/>
-            <w:rFonts w:ascii="Calibri" w:cs="Calibri" w:eastAsia="Calibri" w:hAnsi="Calibri"/>
-          </w:rPr>
-          <w:t xml:space="preserve">wiwsport</w:t>
-        </w:r>
-      </w:hyperlink>
-      <w:r>
-        <w:rPr>
-          <w:color w:val="1F2937"/>
-          <w:sz w:val="26"/>
-          <w:szCs w:val="26"/>
-          <w:rFonts w:ascii="Calibri" w:cs="Calibri" w:eastAsia="Calibri" w:hAnsi="Calibri"/>
-        </w:rPr>
-        <w:t xml:space="preserve"> — 26 octobre 2026, 13 h UTC</w:t>
+        <w:t xml:space="preserve"> — 26 octobre 2026, 23 h UTC</w:t>
       </w:r>
     </w:p>
     <w:p>
@@ -16935,7 +17252,7 @@
               <w:szCs w:val="20"/>
               <w:rFonts w:ascii="Calibri" w:cs="Calibri" w:eastAsia="Calibri" w:hAnsi="Calibri"/>
             </w:rPr>
-            <w:t xml:space="preserve">|  27/10/26   |   </w:t>
+            <w:t xml:space="preserve">|  28/10/26   |   </w:t>
           </w:r>
           <w:r>
             <w:rPr>

--- a/web/rapports/mensuel/dernier.docx
+++ b/web/rapports/mensuel/dernier.docx
@@ -573,6 +573,29 @@
                 <w:szCs w:val="18"/>
                 <w:rFonts w:ascii="Calibri" w:cs="Calibri" w:eastAsia="Calibri" w:hAnsi="Calibri"/>
               </w:rPr>
+              <w:t xml:space="preserve">LUTTE CONTRE LE GASPILLAGE ALIMENTAIRE : LE COMITÉ DE CONCERTATION ÉTAT-SECTEUR P…</w:t>
+            </w:r>
+          </w:p>
+          <w:p>
+            <w:pPr>
+              <w:ind w:left="240"/>
+            </w:pPr>
+            <w:r>
+              <w:rPr>
+                <w:color w:val="1F2937"/>
+                <w:sz w:val="18"/>
+                <w:szCs w:val="18"/>
+                <w:rFonts w:ascii="Calibri" w:cs="Calibri" w:eastAsia="Calibri" w:hAnsi="Calibri"/>
+              </w:rPr>
+              <w:t xml:space="preserve">❑  </w:t>
+            </w:r>
+            <w:r>
+              <w:rPr>
+                <w:color w:val="1F2937"/>
+                <w:sz w:val="18"/>
+                <w:szCs w:val="18"/>
+                <w:rFonts w:ascii="Calibri" w:cs="Calibri" w:eastAsia="Calibri" w:hAnsi="Calibri"/>
+              </w:rPr>
               <w:t xml:space="preserve">HAUSSE DES PRIX DU POISSON : ASSALÉ TIÉMOKO RÉVÈLE UNE DÉPENDANCE DE LA CÔTE D’IV…</w:t>
             </w:r>
           </w:p>
@@ -998,7 +1021,7 @@
                 <w:szCs w:val="18"/>
                 <w:rFonts w:ascii="Calibri" w:cs="Calibri" w:eastAsia="Calibri" w:hAnsi="Calibri"/>
               </w:rPr>
-              <w:t xml:space="preserve">WOMAN KILLED BY TEMA-AFIENYA TRAIN AS RESIDENTS DEMAND FOOTBRIDGE</w:t>
+              <w:t xml:space="preserve">UNE FEMME TUÉE PAR LE TRAIN TEMA-AFIENYA ALORS QUE LES HABITANTS RÉCLAMENT UNE PA…</w:t>
             </w:r>
           </w:p>
           <w:p>
@@ -1076,7 +1099,7 @@
                 <w:szCs w:val="18"/>
                 <w:rFonts w:ascii="Calibri" w:cs="Calibri" w:eastAsia="Calibri" w:hAnsi="Calibri"/>
               </w:rPr>
-              <w:t xml:space="preserve">NUEE THREATENS NATIONWIDE SHUTDOWN, DEMANDS WITHDRAWAL OF SOLDIERS FROM BEDC HQTRS</w:t>
+              <w:t xml:space="preserve">LE NUEE MENACE DE FERMER TOUT LE PAYS ET EXIGE LE RETRAIT DES SOLDATS DU SIÈGE DE…</w:t>
             </w:r>
           </w:p>
           <w:p>
@@ -1193,7 +1216,7 @@
                 <w:szCs w:val="18"/>
                 <w:rFonts w:ascii="Calibri" w:cs="Calibri" w:eastAsia="Calibri" w:hAnsi="Calibri"/>
               </w:rPr>
-              <w:t xml:space="preserve">TOUBA : UN DÉBAT SUR LES MOTEURS DE JAKARTA SE TERMINE PAR LA MORT DE BAYE M. DIOP</w:t>
+              <w:t xml:space="preserve">MEURTRE ATROCE DE LA LYCÉENE AMINATA SY À PODOR : COMMENT LE SUSPECT A-T-IL ARRÊT…</w:t>
             </w:r>
           </w:p>
         </w:tc>
@@ -1661,7 +1684,7 @@
           <w:rFonts w:ascii="Calibri" w:cs="Calibri" w:eastAsia="Calibri" w:hAnsi="Calibri"/>
         </w:rPr>
       </w:r>
-      <w:hyperlink w:history="1" r:id="rIdhm5qsqwgqedplqmfvogy6">
+      <w:hyperlink w:history="1" r:id="rIdv0hqlzuhhtkzj18w6p6rm">
         <w:r>
           <w:rPr>
             <w:u w:val="single"/>
@@ -2006,7 +2029,7 @@
           <w:rFonts w:ascii="Calibri" w:cs="Calibri" w:eastAsia="Calibri" w:hAnsi="Calibri"/>
         </w:rPr>
       </w:r>
-      <w:hyperlink w:history="1" r:id="rIdsvqucnxum5a995uptnh3q">
+      <w:hyperlink w:history="1" r:id="rIdn27qqlwoefi-rmj9nxmpr">
         <w:r>
           <w:rPr>
             <w:u w:val="single"/>
@@ -2351,7 +2374,7 @@
           <w:rFonts w:ascii="Calibri" w:cs="Calibri" w:eastAsia="Calibri" w:hAnsi="Calibri"/>
         </w:rPr>
       </w:r>
-      <w:hyperlink w:history="1" r:id="rId4nr3bfv_o8ql50s64ejcb">
+      <w:hyperlink w:history="1" r:id="rIdsfqrb2xhwytj9c_sw-d47">
         <w:r>
           <w:rPr>
             <w:u w:val="single"/>
@@ -2614,7 +2637,7 @@
         </w:rPr>
         <w:t xml:space="preserve">▪  Source : </w:t>
       </w:r>
-      <w:hyperlink w:history="1" r:id="rIdopu0xokzkdtjygvt2hyhb">
+      <w:hyperlink w:history="1" r:id="rIdt28dmmrhcyyd1s6ztialw">
         <w:r>
           <w:rPr>
             <w:u w:val="single"/>
@@ -2676,7 +2699,7 @@
         </w:rPr>
         <w:t xml:space="preserve">▪  Source : </w:t>
       </w:r>
-      <w:hyperlink w:history="1" r:id="rIdvodbmfb2mglzsj8mmovkm">
+      <w:hyperlink w:history="1" r:id="rIdp7b7mcupoychi3qkrezjr">
         <w:r>
           <w:rPr>
             <w:u w:val="single"/>
@@ -2939,7 +2962,7 @@
           <w:szCs w:val="28"/>
           <w:rFonts w:ascii="Calibri" w:cs="Calibri" w:eastAsia="Calibri" w:hAnsi="Calibri"/>
         </w:rPr>
-        <w:t xml:space="preserve">HAUSSE DES PRIX DU POISSON : ASSALÉ TIÉMOKO RÉVÈLE UNE DÉPENDANCE DE LA CÔTE D’IVOIRE À 88,8 % AUX IMPORTATIONS</w:t>
+        <w:t xml:space="preserve">LUTTE CONTRE LE GASPILLAGE ALIMENTAIRE : LE COMITÉ DE CONCERTATION ÉTAT-SECTEUR PRIVÉ PRÉCONISE UN CADRE NATIONAL</w:t>
       </w:r>
     </w:p>
     <w:p>
@@ -2955,7 +2978,7 @@
         </w:rPr>
         <w:t xml:space="preserve">▪  Source : </w:t>
       </w:r>
-      <w:hyperlink w:history="1" r:id="rIdwa9e3sznfxx4i8erh-9nw">
+      <w:hyperlink w:history="1" r:id="rIdhtjimiekkkm63ey8_7icn">
         <w:r>
           <w:rPr>
             <w:u w:val="single"/>
@@ -2974,7 +2997,18 @@
           <w:szCs w:val="26"/>
           <w:rFonts w:ascii="Calibri" w:cs="Calibri" w:eastAsia="Calibri" w:hAnsi="Calibri"/>
         </w:rPr>
-        <w:t xml:space="preserve"> — 27 octobre 2026, 9 h UTC</w:t>
+        <w:t xml:space="preserve"> — 28 octobre 2026, 7 h UTC</w:t>
+      </w:r>
+      <w:r>
+        <w:rPr>
+          <w:b/>
+          <w:bCs/>
+          <w:color w:val="1F2937"/>
+          <w:sz w:val="26"/>
+          <w:szCs w:val="26"/>
+          <w:rFonts w:ascii="Calibri" w:cs="Calibri" w:eastAsia="Calibri" w:hAnsi="Calibri"/>
+        </w:rPr>
+        <w:t xml:space="preserve">   ·   Cotation : Probable</w:t>
       </w:r>
     </w:p>
     <w:p>
@@ -3001,6 +3035,68 @@
           <w:szCs w:val="28"/>
           <w:rFonts w:ascii="Calibri" w:cs="Calibri" w:eastAsia="Calibri" w:hAnsi="Calibri"/>
         </w:rPr>
+        <w:t xml:space="preserve">HAUSSE DES PRIX DU POISSON : ASSALÉ TIÉMOKO RÉVÈLE UNE DÉPENDANCE DE LA CÔTE D’IVOIRE À 88,8 % AUX IMPORTATIONS</w:t>
+      </w:r>
+    </w:p>
+    <w:p>
+      <w:pPr>
+        <w:ind w:left="720"/>
+      </w:pPr>
+      <w:r>
+        <w:rPr>
+          <w:color w:val="1F2937"/>
+          <w:sz w:val="26"/>
+          <w:szCs w:val="26"/>
+          <w:rFonts w:ascii="Calibri" w:cs="Calibri" w:eastAsia="Calibri" w:hAnsi="Calibri"/>
+        </w:rPr>
+        <w:t xml:space="preserve">▪  Source : </w:t>
+      </w:r>
+      <w:hyperlink w:history="1" r:id="rIdassv9xcjc0rzaeewizuc_">
+        <w:r>
+          <w:rPr>
+            <w:u w:val="single"/>
+            <w:color w:val="1F6B5E"/>
+            <w:sz w:val="26"/>
+            <w:szCs w:val="26"/>
+            <w:rFonts w:ascii="Calibri" w:cs="Calibri" w:eastAsia="Calibri" w:hAnsi="Calibri"/>
+          </w:rPr>
+          <w:t xml:space="preserve">Linfodrome</w:t>
+        </w:r>
+      </w:hyperlink>
+      <w:r>
+        <w:rPr>
+          <w:color w:val="1F2937"/>
+          <w:sz w:val="26"/>
+          <w:szCs w:val="26"/>
+          <w:rFonts w:ascii="Calibri" w:cs="Calibri" w:eastAsia="Calibri" w:hAnsi="Calibri"/>
+        </w:rPr>
+        <w:t xml:space="preserve"> — 27 octobre 2026, 9 h UTC</w:t>
+      </w:r>
+    </w:p>
+    <w:p>
+      <w:pPr>
+        <w:spacing w:before="160"/>
+        <w:ind w:left="360"/>
+      </w:pPr>
+      <w:r>
+        <w:rPr>
+          <w:color w:val="1F6B5E"/>
+          <w:sz w:val="28"/>
+          <w:szCs w:val="28"/>
+          <w:rFonts w:ascii="Calibri" w:cs="Calibri" w:eastAsia="Calibri" w:hAnsi="Calibri"/>
+        </w:rPr>
+        <w:t xml:space="preserve">❑  </w:t>
+      </w:r>
+      <w:r>
+        <w:rPr>
+          <w:b/>
+          <w:bCs/>
+          <w:u w:val="single"/>
+          <w:color w:val="1F6B5E"/>
+          <w:sz w:val="28"/>
+          <w:szCs w:val="28"/>
+          <w:rFonts w:ascii="Calibri" w:cs="Calibri" w:eastAsia="Calibri" w:hAnsi="Calibri"/>
+        </w:rPr>
         <w:t xml:space="preserve">DANANÉ/CHIRURGIE HUMANITAIRE - 134 PATIENTS OPÉRÉS GRATUITEMENT, DONT 114 POUR UNE HERNIE</w:t>
       </w:r>
     </w:p>
@@ -3017,7 +3113,7 @@
         </w:rPr>
         <w:t xml:space="preserve">▪  Source : </w:t>
       </w:r>
-      <w:hyperlink w:history="1" r:id="rIdvbssmmcoee9hm6ujo7yvu">
+      <w:hyperlink w:history="1" r:id="rIdof4rjjzd0qmoxxdoeowpf">
         <w:r>
           <w:rPr>
             <w:u w:val="single"/>
@@ -3296,7 +3392,7 @@
         </w:rPr>
         <w:t xml:space="preserve">▪  Source : </w:t>
       </w:r>
-      <w:hyperlink w:history="1" r:id="rIde-b2q7wuejuqbxnyotck3">
+      <w:hyperlink w:history="1" r:id="rIducimj5vwicmgnfrnxrxy1">
         <w:r>
           <w:rPr>
             <w:u w:val="single"/>
@@ -3369,7 +3465,7 @@
         </w:rPr>
         <w:t xml:space="preserve">▪  Source : </w:t>
       </w:r>
-      <w:hyperlink w:history="1" r:id="rIdhe9wje9lqrzooppggtbxc">
+      <w:hyperlink w:history="1" r:id="rIdsxxofv26od2z1ov_wyojp">
         <w:r>
           <w:rPr>
             <w:u w:val="single"/>
@@ -3442,7 +3538,7 @@
         </w:rPr>
         <w:t xml:space="preserve">▪  Source : </w:t>
       </w:r>
-      <w:hyperlink w:history="1" r:id="rIdpvgpyukougifb8gf6toar">
+      <w:hyperlink w:history="1" r:id="rIdjdalfp-gimhaxa7byfim7">
         <w:r>
           <w:rPr>
             <w:u w:val="single"/>
@@ -3504,7 +3600,7 @@
         </w:rPr>
         <w:t xml:space="preserve">▪  Source : </w:t>
       </w:r>
-      <w:hyperlink w:history="1" r:id="rIddgsfblgjtn91nbdunuan3">
+      <w:hyperlink w:history="1" r:id="rIdxjghwr8dc3ji_fqbitbik">
         <w:r>
           <w:rPr>
             <w:u w:val="single"/>
@@ -3577,7 +3673,7 @@
         </w:rPr>
         <w:t xml:space="preserve">▪  Source : </w:t>
       </w:r>
-      <w:hyperlink w:history="1" r:id="rIdvjsyynvgprg9yzqci89sl">
+      <w:hyperlink w:history="1" r:id="rIdguvpsz9pzobej4hlbczej">
         <w:r>
           <w:rPr>
             <w:u w:val="single"/>
@@ -3840,7 +3936,7 @@
         </w:rPr>
         <w:t xml:space="preserve">▪  Source : </w:t>
       </w:r>
-      <w:hyperlink w:history="1" r:id="rIdzvwpiikpo8ogcodvvuk8u">
+      <w:hyperlink w:history="1" r:id="rId2gv0enoa77xyutafvpra7">
         <w:r>
           <w:rPr>
             <w:u w:val="single"/>
@@ -3902,7 +3998,7 @@
         </w:rPr>
         <w:t xml:space="preserve">▪  Source : </w:t>
       </w:r>
-      <w:hyperlink w:history="1" r:id="rIdk3jg9injqbfpftttjs3qp">
+      <w:hyperlink w:history="1" r:id="rIdcx8cku8rz6o4vrjzjiibe">
         <w:r>
           <w:rPr>
             <w:u w:val="single"/>
@@ -3964,7 +4060,7 @@
         </w:rPr>
         <w:t xml:space="preserve">▪  Source : </w:t>
       </w:r>
-      <w:hyperlink w:history="1" r:id="rIdli360brmpjziyog90f7a4">
+      <w:hyperlink w:history="1" r:id="rId_7_gayatkdbfywlb9_yev">
         <w:r>
           <w:rPr>
             <w:u w:val="single"/>
@@ -4026,7 +4122,7 @@
         </w:rPr>
         <w:t xml:space="preserve">▪  Source : </w:t>
       </w:r>
-      <w:hyperlink w:history="1" r:id="rIdzv4kpnkvsfeqi9hjvbwia">
+      <w:hyperlink w:history="1" r:id="rIdal9mg5ckf2fehwjneaqq-">
         <w:r>
           <w:rPr>
             <w:u w:val="single"/>
@@ -4088,7 +4184,7 @@
         </w:rPr>
         <w:t xml:space="preserve">▪  Source : </w:t>
       </w:r>
-      <w:hyperlink w:history="1" r:id="rIdreqpdbm4g9dihaxanwfvd">
+      <w:hyperlink w:history="1" r:id="rIdimopc4wodft-mnq56ig12">
         <w:r>
           <w:rPr>
             <w:u w:val="single"/>
@@ -4449,7 +4545,7 @@
           <w:rFonts w:ascii="Calibri" w:cs="Calibri" w:eastAsia="Calibri" w:hAnsi="Calibri"/>
         </w:rPr>
       </w:r>
-      <w:hyperlink w:history="1" r:id="rIdwqtwiahow-vsif0wwvpku">
+      <w:hyperlink w:history="1" r:id="rIdcy26ofenhlotyrh8jt0rz">
         <w:r>
           <w:rPr>
             <w:u w:val="single"/>
@@ -4712,7 +4808,7 @@
         </w:rPr>
         <w:t xml:space="preserve">▪  Source : </w:t>
       </w:r>
-      <w:hyperlink w:history="1" r:id="rIdqltql7fdwrapuoq0hmenz">
+      <w:hyperlink w:history="1" r:id="rIdyetjptrcohmt-h68dfurh">
         <w:r>
           <w:rPr>
             <w:u w:val="single"/>
@@ -5173,7 +5269,7 @@
           <w:rFonts w:ascii="Calibri" w:cs="Calibri" w:eastAsia="Calibri" w:hAnsi="Calibri"/>
         </w:rPr>
       </w:r>
-      <w:hyperlink w:history="1" r:id="rIdcwlszjamuiej5htttjlh2">
+      <w:hyperlink w:history="1" r:id="rIdkvfelvmc4nz1wbrtb7-hz">
         <w:r>
           <w:rPr>
             <w:u w:val="single"/>
@@ -5427,7 +5523,7 @@
         </w:rPr>
         <w:t xml:space="preserve">▪  Sources : </w:t>
       </w:r>
-      <w:hyperlink w:history="1" r:id="rIdd7a2zvoqlgtvbratesktu">
+      <w:hyperlink w:history="1" r:id="rIdlbi_rupkw5vi2zexcfowq">
         <w:r>
           <w:rPr>
             <w:u w:val="single"/>
@@ -5500,7 +5596,7 @@
         </w:rPr>
         <w:t xml:space="preserve">▪  Source : </w:t>
       </w:r>
-      <w:hyperlink w:history="1" r:id="rIdwmpixqlrcjfsyvka5x9ml">
+      <w:hyperlink w:history="1" r:id="rIdil-adhqtb_o26k-alhfrn">
         <w:r>
           <w:rPr>
             <w:u w:val="single"/>
@@ -5573,7 +5669,7 @@
         </w:rPr>
         <w:t xml:space="preserve">▪  Source : </w:t>
       </w:r>
-      <w:hyperlink w:history="1" r:id="rIdzp2_c68ivvky70xm0hqko">
+      <w:hyperlink w:history="1" r:id="rIdpoibwnb0jvsldy4bt91jf">
         <w:r>
           <w:rPr>
             <w:u w:val="single"/>
@@ -5635,7 +5731,7 @@
         </w:rPr>
         <w:t xml:space="preserve">▪  Source : </w:t>
       </w:r>
-      <w:hyperlink w:history="1" r:id="rIdaafdzv1gqom16pduyqhuz">
+      <w:hyperlink w:history="1" r:id="rId81un65cvxxq9rj-nbjvcn">
         <w:r>
           <w:rPr>
             <w:u w:val="single"/>
@@ -5697,7 +5793,7 @@
         </w:rPr>
         <w:t xml:space="preserve">▪  Source : </w:t>
       </w:r>
-      <w:hyperlink w:history="1" r:id="rIdxbnyc6o75npdykbv6qixp">
+      <w:hyperlink w:history="1" r:id="rIdyqw2j9iyllh78i8nvp3dp">
         <w:r>
           <w:rPr>
             <w:u w:val="single"/>
@@ -5940,7 +6036,7 @@
         </w:rPr>
         <w:t xml:space="preserve">▪  Source : </w:t>
       </w:r>
-      <w:hyperlink w:history="1" r:id="rIdkbt4z_a0vzfnrdvq8txwy">
+      <w:hyperlink w:history="1" r:id="rIdwhlo5pllngxycewctuio2">
         <w:r>
           <w:rPr>
             <w:u w:val="single"/>
@@ -6002,7 +6098,7 @@
         </w:rPr>
         <w:t xml:space="preserve">▪  Source : </w:t>
       </w:r>
-      <w:hyperlink w:history="1" r:id="rIdg3mkhwidfezwtmfgyontm">
+      <w:hyperlink w:history="1" r:id="rIdknwlxtmd0bavmhheus3sw">
         <w:r>
           <w:rPr>
             <w:u w:val="single"/>
@@ -6075,7 +6171,7 @@
         </w:rPr>
         <w:t xml:space="preserve">▪  Source : </w:t>
       </w:r>
-      <w:hyperlink w:history="1" r:id="rIdklz7tip01zvs9mkdrjsqn">
+      <w:hyperlink w:history="1" r:id="rIdgb3q0ymokwkczm_fztgsw">
         <w:r>
           <w:rPr>
             <w:u w:val="single"/>
@@ -6148,7 +6244,7 @@
         </w:rPr>
         <w:t xml:space="preserve">▪  Source : </w:t>
       </w:r>
-      <w:hyperlink w:history="1" r:id="rIdl1yqekrmaepy538hkuzdw">
+      <w:hyperlink w:history="1" r:id="rIddlm-4bwca4to2kur3rgtj">
         <w:r>
           <w:rPr>
             <w:u w:val="single"/>
@@ -6522,7 +6618,7 @@
           <w:rFonts w:ascii="Calibri" w:cs="Calibri" w:eastAsia="Calibri" w:hAnsi="Calibri"/>
         </w:rPr>
       </w:r>
-      <w:hyperlink w:history="1" r:id="rIdt9qykickyjesuatjb8r6v">
+      <w:hyperlink w:history="1" r:id="rIdwqnbiygu6lnxuxefag0s6">
         <w:r>
           <w:rPr>
             <w:u w:val="single"/>
@@ -6795,7 +6891,7 @@
         </w:rPr>
         <w:t xml:space="preserve">▪  Source : </w:t>
       </w:r>
-      <w:hyperlink w:history="1" r:id="rId1xas4mg_uhbmp6ko1iqmx">
+      <w:hyperlink w:history="1" r:id="rIdwfergvgyqbq35iohzunjb">
         <w:r>
           <w:rPr>
             <w:u w:val="single"/>
@@ -6868,7 +6964,7 @@
         </w:rPr>
         <w:t xml:space="preserve">▪  Sources : </w:t>
       </w:r>
-      <w:hyperlink w:history="1" r:id="rIdltwiftfpblcrhp785myru">
+      <w:hyperlink w:history="1" r:id="rIdtbiekfkpp-3vbi6qvtrfe">
         <w:r>
           <w:rPr>
             <w:u w:val="single"/>
@@ -6941,7 +7037,7 @@
         </w:rPr>
         <w:t xml:space="preserve">▪  Source : </w:t>
       </w:r>
-      <w:hyperlink w:history="1" r:id="rId_hybpuzntzgocewmq5nue">
+      <w:hyperlink w:history="1" r:id="rIdxm6o6wc0mkzb1-xxwkmiu">
         <w:r>
           <w:rPr>
             <w:u w:val="single"/>
@@ -7003,7 +7099,7 @@
         </w:rPr>
         <w:t xml:space="preserve">▪  Source : </w:t>
       </w:r>
-      <w:hyperlink w:history="1" r:id="rIdqluxkwzudjpqlkhjsgoun">
+      <w:hyperlink w:history="1" r:id="rIdqxqw_xfu7xc9-e9ib3-mv">
         <w:r>
           <w:rPr>
             <w:u w:val="single"/>
@@ -7065,7 +7161,7 @@
         </w:rPr>
         <w:t xml:space="preserve">▪  Source : </w:t>
       </w:r>
-      <w:hyperlink w:history="1" r:id="rIdlhejjo6g0mxblo6vpbe-d">
+      <w:hyperlink w:history="1" r:id="rId_ifkme26dymggc4ova4hz">
         <w:r>
           <w:rPr>
             <w:u w:val="single"/>
@@ -7327,7 +7423,7 @@
         </w:rPr>
         <w:t xml:space="preserve">▪  Source : </w:t>
       </w:r>
-      <w:hyperlink w:history="1" r:id="rId3ocziv2ds2r5izeaqvwak">
+      <w:hyperlink w:history="1" r:id="rIdouilmmxfk9facgtfagbft">
         <w:r>
           <w:rPr>
             <w:u w:val="single"/>
@@ -7389,7 +7485,7 @@
         </w:rPr>
         <w:t xml:space="preserve">▪  Sources : </w:t>
       </w:r>
-      <w:hyperlink w:history="1" r:id="rIdcikunnkhookx0ht1i6weq">
+      <w:hyperlink w:history="1" r:id="rIdih41pk0_mqoxq2tton3wg">
         <w:r>
           <w:rPr>
             <w:u w:val="single"/>
@@ -7462,7 +7558,7 @@
         </w:rPr>
         <w:t xml:space="preserve">▪  Source : </w:t>
       </w:r>
-      <w:hyperlink w:history="1" r:id="rIdnwqobn8lirltj37l3_jec">
+      <w:hyperlink w:history="1" r:id="rIdlbwkmqenxaajludxci7zq">
         <w:r>
           <w:rPr>
             <w:u w:val="single"/>
@@ -7524,7 +7620,7 @@
         </w:rPr>
         <w:t xml:space="preserve">▪  Source : </w:t>
       </w:r>
-      <w:hyperlink w:history="1" r:id="rId__uzwxje2yyxfbwah9d_8">
+      <w:hyperlink w:history="1" r:id="rIdo4wlgt4r6rw50ni6pppz_">
         <w:r>
           <w:rPr>
             <w:u w:val="single"/>
@@ -7974,7 +8070,7 @@
                 <w:rFonts w:ascii="Calibri" w:cs="Calibri" w:eastAsia="Calibri" w:hAnsi="Calibri"/>
               </w:rPr>
             </w:r>
-            <w:hyperlink w:history="1" r:id="rId43hsxnqxrsblrdfgc2xgp">
+            <w:hyperlink w:history="1" r:id="rIdbh19u5rserzxly3rcp-gi">
               <w:r>
                 <w:rPr>
                   <w:u w:val="single"/>
@@ -7995,7 +8091,7 @@
               </w:rPr>
               <w:t xml:space="preserve"> · </w:t>
             </w:r>
-            <w:hyperlink w:history="1" r:id="rId3ketzojwokcasbbvcyx45">
+            <w:hyperlink w:history="1" r:id="rIdz7o_xkklfxtdcgfzhi6td">
               <w:r>
                 <w:rPr>
                   <w:u w:val="single"/>
@@ -8016,7 +8112,7 @@
               </w:rPr>
               <w:t xml:space="preserve"> · </w:t>
             </w:r>
-            <w:hyperlink w:history="1" r:id="rIdpm3cpjzimo58_lll8wgcx">
+            <w:hyperlink w:history="1" r:id="rIdpgd1dszvjg9yj6ka5sfog">
               <w:r>
                 <w:rPr>
                   <w:u w:val="single"/>
@@ -8037,7 +8133,7 @@
               </w:rPr>
               <w:t xml:space="preserve"> · </w:t>
             </w:r>
-            <w:hyperlink w:history="1" r:id="rIdlqa9ljrp3qgyaozfcteck">
+            <w:hyperlink w:history="1" r:id="rIdcxmtqj05iuebdr7semfio">
               <w:r>
                 <w:rPr>
                   <w:u w:val="single"/>
@@ -8131,7 +8227,7 @@
             <w:pPr>
               <w:jc w:val="right"/>
             </w:pPr>
-            <w:hyperlink w:history="1" r:id="rId2-pfklxfenjfqws2xbhrm">
+            <w:hyperlink w:history="1" r:id="rIds3z0lpkwglljwarsz4b2t">
               <w:r>
                 <w:rPr>
                   <w:u w:val="single"/>
@@ -8393,9 +8489,9 @@
           <w:szCs w:val="26"/>
           <w:rFonts w:ascii="Calibri" w:cs="Calibri" w:eastAsia="Calibri" w:hAnsi="Calibri"/>
         </w:rPr>
-        <w:t xml:space="preserve">▪  Sources : </w:t>
-      </w:r>
-      <w:hyperlink w:history="1" r:id="rIdvchbbg47sdaxga17ngyvh">
+        <w:t xml:space="preserve">▪  Source : </w:t>
+      </w:r>
+      <w:hyperlink w:history="1" r:id="rId2payhk5jswhmdxrym6msl">
         <w:r>
           <w:rPr>
             <w:u w:val="single"/>
@@ -8404,7 +8500,7 @@
             <w:szCs w:val="26"/>
             <w:rFonts w:ascii="Calibri" w:cs="Calibri" w:eastAsia="Calibri" w:hAnsi="Calibri"/>
           </w:rPr>
-          <w:t xml:space="preserve">Premium Times · Vanguard</w:t>
+          <w:t xml:space="preserve">Premium Times</w:t>
         </w:r>
       </w:hyperlink>
       <w:r>
@@ -8425,7 +8521,7 @@
           <w:szCs w:val="26"/>
           <w:rFonts w:ascii="Calibri" w:cs="Calibri" w:eastAsia="Calibri" w:hAnsi="Calibri"/>
         </w:rPr>
-        <w:t xml:space="preserve">   ·   Cotation : Confirmé</w:t>
+        <w:t xml:space="preserve">   ·   Cotation : Probable</w:t>
       </w:r>
     </w:p>
     <w:p>
@@ -8468,7 +8564,7 @@
         </w:rPr>
         <w:t xml:space="preserve">▪  Source : </w:t>
       </w:r>
-      <w:hyperlink w:history="1" r:id="rId9an2o3h0hgj2ucbbscent">
+      <w:hyperlink w:history="1" r:id="rIdoiimi8rhtka4zlogotlfb">
         <w:r>
           <w:rPr>
             <w:u w:val="single"/>
@@ -8541,7 +8637,7 @@
         </w:rPr>
         <w:t xml:space="preserve">▪  Sources : </w:t>
       </w:r>
-      <w:hyperlink w:history="1" r:id="rIdlukcutkqa2mmaio0ot-nk">
+      <w:hyperlink w:history="1" r:id="rIdkemxiz-h2y8mjwmxwcqsv">
         <w:r>
           <w:rPr>
             <w:u w:val="single"/>
@@ -8614,7 +8710,7 @@
         </w:rPr>
         <w:t xml:space="preserve">▪  Source : </w:t>
       </w:r>
-      <w:hyperlink w:history="1" r:id="rIdz-eiqmf2_nx_4rlm7cwkz">
+      <w:hyperlink w:history="1" r:id="rIdpshq6ppouktj8bnrktpld">
         <w:r>
           <w:rPr>
             <w:u w:val="single"/>
@@ -8676,7 +8772,7 @@
         </w:rPr>
         <w:t xml:space="preserve">▪  Source : </w:t>
       </w:r>
-      <w:hyperlink w:history="1" r:id="rIduxlvywum1fi6xsdevoqf_">
+      <w:hyperlink w:history="1" r:id="rIdjr3et3wc3ylv6ppp9dcag">
         <w:r>
           <w:rPr>
             <w:u w:val="single"/>
@@ -8941,6 +9037,79 @@
           <w:szCs w:val="28"/>
           <w:rFonts w:ascii="Calibri" w:cs="Calibri" w:eastAsia="Calibri" w:hAnsi="Calibri"/>
         </w:rPr>
+        <w:t xml:space="preserve">4 ÉTUDIANTS ET UNE FEMME TUÉS DANS UN ACCIDENT DE LA ROUTE AVEC UN CONVOI DU GOUVERNEUR DU NIGER</w:t>
+      </w:r>
+    </w:p>
+    <w:p>
+      <w:pPr>
+        <w:ind w:left="720"/>
+      </w:pPr>
+      <w:r>
+        <w:rPr>
+          <w:color w:val="1F2937"/>
+          <w:sz w:val="26"/>
+          <w:szCs w:val="26"/>
+          <w:rFonts w:ascii="Calibri" w:cs="Calibri" w:eastAsia="Calibri" w:hAnsi="Calibri"/>
+        </w:rPr>
+        <w:t xml:space="preserve">▪  Source : </w:t>
+      </w:r>
+      <w:hyperlink w:history="1" r:id="rIdecuwkn9h5dxjmbtze339s">
+        <w:r>
+          <w:rPr>
+            <w:u w:val="single"/>
+            <w:color w:val="1F6B5E"/>
+            <w:sz w:val="26"/>
+            <w:szCs w:val="26"/>
+            <w:rFonts w:ascii="Calibri" w:cs="Calibri" w:eastAsia="Calibri" w:hAnsi="Calibri"/>
+          </w:rPr>
+          <w:t xml:space="preserve">Vanguard</w:t>
+        </w:r>
+      </w:hyperlink>
+      <w:r>
+        <w:rPr>
+          <w:color w:val="1F2937"/>
+          <w:sz w:val="26"/>
+          <w:szCs w:val="26"/>
+          <w:rFonts w:ascii="Calibri" w:cs="Calibri" w:eastAsia="Calibri" w:hAnsi="Calibri"/>
+        </w:rPr>
+        <w:t xml:space="preserve"> — 27 octobre 2026, 19 h UTC</w:t>
+      </w:r>
+      <w:r>
+        <w:rPr>
+          <w:b/>
+          <w:bCs/>
+          <w:color w:val="1F2937"/>
+          <w:sz w:val="26"/>
+          <w:szCs w:val="26"/>
+          <w:rFonts w:ascii="Calibri" w:cs="Calibri" w:eastAsia="Calibri" w:hAnsi="Calibri"/>
+        </w:rPr>
+        <w:t xml:space="preserve">   ·   Cotation : Probable</w:t>
+      </w:r>
+    </w:p>
+    <w:p>
+      <w:pPr>
+        <w:spacing w:before="160"/>
+        <w:ind w:left="360"/>
+      </w:pPr>
+      <w:r>
+        <w:rPr>
+          <w:color w:val="1F6B5E"/>
+          <w:sz w:val="28"/>
+          <w:szCs w:val="28"/>
+          <w:rFonts w:ascii="Calibri" w:cs="Calibri" w:eastAsia="Calibri" w:hAnsi="Calibri"/>
+        </w:rPr>
+        <w:t xml:space="preserve">❑  </w:t>
+      </w:r>
+      <w:r>
+        <w:rPr>
+          <w:b/>
+          <w:bCs/>
+          <w:u w:val="single"/>
+          <w:color w:val="1F6B5E"/>
+          <w:sz w:val="28"/>
+          <w:szCs w:val="28"/>
+          <w:rFonts w:ascii="Calibri" w:cs="Calibri" w:eastAsia="Calibri" w:hAnsi="Calibri"/>
+        </w:rPr>
         <w:t xml:space="preserve">POURQUOI N’DJAMÉNA SORT ENFIN DE SON SILENCE FACE À NIAMEY ?</w:t>
       </w:r>
     </w:p>
@@ -8957,7 +9126,7 @@
         </w:rPr>
         <w:t xml:space="preserve">▪  Source : </w:t>
       </w:r>
-      <w:hyperlink w:history="1" r:id="rId4y8v-kdmsvq4webuodx7o">
+      <w:hyperlink w:history="1" r:id="rIdpozocebxwdhfxortiueii">
         <w:r>
           <w:rPr>
             <w:u w:val="single"/>
@@ -9030,7 +9199,7 @@
         </w:rPr>
         <w:t xml:space="preserve">▪  Source : </w:t>
       </w:r>
-      <w:hyperlink w:history="1" r:id="rIdz-b5pw0rpzexeicw3xsps">
+      <w:hyperlink w:history="1" r:id="rIdrgfaeapvp__vv4rlxwerk">
         <w:r>
           <w:rPr>
             <w:u w:val="single"/>
@@ -9103,7 +9272,7 @@
         </w:rPr>
         <w:t xml:space="preserve">▪  Source : </w:t>
       </w:r>
-      <w:hyperlink w:history="1" r:id="rIdx2qd3dy8msgfz7szktogm">
+      <w:hyperlink w:history="1" r:id="rIdnjqst1tghzepqcpy9jevp">
         <w:r>
           <w:rPr>
             <w:u w:val="single"/>
@@ -9134,68 +9303,6 @@
           <w:rFonts w:ascii="Calibri" w:cs="Calibri" w:eastAsia="Calibri" w:hAnsi="Calibri"/>
         </w:rPr>
         <w:t xml:space="preserve">   ·   Cotation : Probable</w:t>
-      </w:r>
-    </w:p>
-    <w:p>
-      <w:pPr>
-        <w:spacing w:before="160"/>
-        <w:ind w:left="360"/>
-      </w:pPr>
-      <w:r>
-        <w:rPr>
-          <w:color w:val="1F6B5E"/>
-          <w:sz w:val="28"/>
-          <w:szCs w:val="28"/>
-          <w:rFonts w:ascii="Calibri" w:cs="Calibri" w:eastAsia="Calibri" w:hAnsi="Calibri"/>
-        </w:rPr>
-        <w:t xml:space="preserve">❑  </w:t>
-      </w:r>
-      <w:r>
-        <w:rPr>
-          <w:b/>
-          <w:bCs/>
-          <w:u w:val="single"/>
-          <w:color w:val="1F6B5E"/>
-          <w:sz w:val="28"/>
-          <w:szCs w:val="28"/>
-          <w:rFonts w:ascii="Calibri" w:cs="Calibri" w:eastAsia="Calibri" w:hAnsi="Calibri"/>
-        </w:rPr>
-        <w:t xml:space="preserve">ALERTE – LA PRÉSIDENCE ANNONCE L’ENVOI D’UNITÉS DE L’ARMÉE NATIONALE AU NIGER</w:t>
-      </w:r>
-    </w:p>
-    <w:p>
-      <w:pPr>
-        <w:ind w:left="720"/>
-      </w:pPr>
-      <w:r>
-        <w:rPr>
-          <w:color w:val="1F2937"/>
-          <w:sz w:val="26"/>
-          <w:szCs w:val="26"/>
-          <w:rFonts w:ascii="Calibri" w:cs="Calibri" w:eastAsia="Calibri" w:hAnsi="Calibri"/>
-        </w:rPr>
-        <w:t xml:space="preserve">▪  Source : </w:t>
-      </w:r>
-      <w:hyperlink w:history="1" r:id="rIdlnexvd083baqhvqncwglq">
-        <w:r>
-          <w:rPr>
-            <w:u w:val="single"/>
-            <w:color w:val="1F6B5E"/>
-            <w:sz w:val="26"/>
-            <w:szCs w:val="26"/>
-            <w:rFonts w:ascii="Calibri" w:cs="Calibri" w:eastAsia="Calibri" w:hAnsi="Calibri"/>
-          </w:rPr>
-          <w:t xml:space="preserve">tsa-algerie.com</w:t>
-        </w:r>
-      </w:hyperlink>
-      <w:r>
-        <w:rPr>
-          <w:color w:val="1F2937"/>
-          <w:sz w:val="26"/>
-          <w:szCs w:val="26"/>
-          <w:rFonts w:ascii="Calibri" w:cs="Calibri" w:eastAsia="Calibri" w:hAnsi="Calibri"/>
-        </w:rPr>
-        <w:t xml:space="preserve"> — 26 octobre 2026, 15 h UTC</w:t>
       </w:r>
     </w:p>
     <w:p>
@@ -9465,7 +9572,7 @@
                 <w:szCs w:val="40"/>
                 <w:rFonts w:ascii="Arial Narrow" w:cs="Arial Narrow" w:eastAsia="Arial Narrow" w:hAnsi="Arial Narrow"/>
               </w:rPr>
-              <w:t xml:space="preserve">Woman killed by Tema-Afienya train as residents demand footbridge</w:t>
+              <w:t xml:space="preserve">Une femme tuée par le train Tema-Afienya alors que les habitants réclament une passerelle</w:t>
             </w:r>
           </w:p>
           <w:p>
@@ -9588,7 +9695,7 @@
                 <w:rFonts w:ascii="Calibri" w:cs="Calibri" w:eastAsia="Calibri" w:hAnsi="Calibri"/>
               </w:rPr>
             </w:r>
-            <w:hyperlink w:history="1" r:id="rId3ykljmfftm9qlquqommyw">
+            <w:hyperlink w:history="1" r:id="rIdzqs_kion8hvqhvnagqeax">
               <w:r>
                 <w:rPr>
                   <w:u w:val="single"/>
@@ -9682,7 +9789,7 @@
             <w:pPr>
               <w:jc w:val="right"/>
             </w:pPr>
-            <w:hyperlink w:history="1" r:id="rIddfk5rr9bl0xqqjgc4geb_">
+            <w:hyperlink w:history="1" r:id="rId3tuhqfq5qxhxzkt6ow5ju">
               <w:r>
                 <w:rPr>
                   <w:u w:val="single"/>
@@ -9930,7 +10037,7 @@
           <w:szCs w:val="28"/>
           <w:rFonts w:ascii="Calibri" w:cs="Calibri" w:eastAsia="Calibri" w:hAnsi="Calibri"/>
         </w:rPr>
-        <w:t xml:space="preserve">SEVEN SHOT DEAD BY GUNMEN AT CHURCH FUNERAL IN JORDAN, OFFICIALS SAY</w:t>
+        <w:t xml:space="preserve">SEPT MORTS PAR BALLE PAR DES HOMMES ARMÉS LORS DE FUNÉRAILLES DANS UNE ÉGLISE EN JORDANIE, SELON DES RESPONSABLES</w:t>
       </w:r>
     </w:p>
     <w:p>
@@ -9946,7 +10053,7 @@
         </w:rPr>
         <w:t xml:space="preserve">▪  Source : </w:t>
       </w:r>
-      <w:hyperlink w:history="1" r:id="rId-dbvrmrtjix0z2uwh4ymb">
+      <w:hyperlink w:history="1" r:id="rIdo0bqz8uvubkdttt6uwiw4">
         <w:r>
           <w:rPr>
             <w:u w:val="single"/>
@@ -9992,7 +10099,7 @@
           <w:szCs w:val="28"/>
           <w:rFonts w:ascii="Calibri" w:cs="Calibri" w:eastAsia="Calibri" w:hAnsi="Calibri"/>
         </w:rPr>
-        <w:t xml:space="preserve">NPP WALEWALE CONSTITUENCY CONDEMNS PERSONAL ATTACKS AGAINST MP, URGES PARTY DISCIPLINE</w:t>
+        <w:t xml:space="preserve">LA CIRCONSCRIPTION DU NPP WALEWALE CONDAMNE LES ATTAQUES PERSONNELLES CONTRE UN DÉPUTÉ ET APPELLE À LA DISCIPLINE DE PARTI</w:t>
       </w:r>
     </w:p>
     <w:p>
@@ -10008,7 +10115,7 @@
         </w:rPr>
         <w:t xml:space="preserve">▪  Source : </w:t>
       </w:r>
-      <w:hyperlink w:history="1" r:id="rIdxqm4cte5tt9fvw9nc2spc">
+      <w:hyperlink w:history="1" r:id="rIdm-mzwuac7c6oxazrvhyxi">
         <w:r>
           <w:rPr>
             <w:u w:val="single"/>
@@ -10054,7 +10161,7 @@
           <w:szCs w:val="28"/>
           <w:rFonts w:ascii="Calibri" w:cs="Calibri" w:eastAsia="Calibri" w:hAnsi="Calibri"/>
         </w:rPr>
-        <w:t xml:space="preserve">GAF TO STAGE LAND COMBAT FIREPOWER DEMONSTRATION AT BUNDASE ON OCTOBER 30</w:t>
+        <w:t xml:space="preserve">GAF ORGANISERA UNE DÉMONSTRATION DE PUISSANCE DE FEU DE COMBAT TERRESTRE À BUNDASE LE 30 OCTOBRE</w:t>
       </w:r>
     </w:p>
     <w:p>
@@ -10070,7 +10177,7 @@
         </w:rPr>
         <w:t xml:space="preserve">▪  Source : </w:t>
       </w:r>
-      <w:hyperlink w:history="1" r:id="rIdz_oytmzo1pwjqeihcgc8p">
+      <w:hyperlink w:history="1" r:id="rId3ury3ij9lk2yqhl6zix9_">
         <w:r>
           <w:rPr>
             <w:u w:val="single"/>
@@ -10132,7 +10239,7 @@
         </w:rPr>
         <w:t xml:space="preserve">▪  Source : </w:t>
       </w:r>
-      <w:hyperlink w:history="1" r:id="rIdfzkgwsj6keo7afcxe205-">
+      <w:hyperlink w:history="1" r:id="rIdwskobfn3jp9jszv6c3sy5">
         <w:r>
           <w:rPr>
             <w:u w:val="single"/>
@@ -10205,7 +10312,7 @@
         </w:rPr>
         <w:t xml:space="preserve">▪  Source : </w:t>
       </w:r>
-      <w:hyperlink w:history="1" r:id="rIdguh6um1uc-wdmi_oeaswp">
+      <w:hyperlink w:history="1" r:id="rIdhx8xzjhfbbut6eomyrngg">
         <w:r>
           <w:rPr>
             <w:u w:val="single"/>
@@ -10486,7 +10593,7 @@
         </w:rPr>
         <w:t xml:space="preserve">▪  Source : </w:t>
       </w:r>
-      <w:hyperlink w:history="1" r:id="rId75hfnospm9gj7_ybtdmnh">
+      <w:hyperlink w:history="1" r:id="rIddi_w_ln6x7w2s9uwda-gb">
         <w:r>
           <w:rPr>
             <w:u w:val="single"/>
@@ -10543,7 +10650,7 @@
           <w:szCs w:val="28"/>
           <w:rFonts w:ascii="Calibri" w:cs="Calibri" w:eastAsia="Calibri" w:hAnsi="Calibri"/>
         </w:rPr>
-        <w:t xml:space="preserve">THREE ARRESTED IN ATEWA FOREST AS NAIMOS LAUNCHES OPERATION GREEN SHIELD</w:t>
+        <w:t xml:space="preserve">TROIS PERSONNES ARRÊTÉES DANS LA FORÊT D'ATEWA ALORS QUE NAIMOS LANCE L'OPÉRATION GREEN SHIELD</w:t>
       </w:r>
     </w:p>
     <w:p>
@@ -10559,7 +10666,7 @@
         </w:rPr>
         <w:t xml:space="preserve">▪  Source : </w:t>
       </w:r>
-      <w:hyperlink w:history="1" r:id="rId3lqd-zm6jjuohmwbf-xk3">
+      <w:hyperlink w:history="1" r:id="rIdzdrlpbvjehsqr_wj5ffg4">
         <w:r>
           <w:rPr>
             <w:u w:val="single"/>
@@ -10632,7 +10739,7 @@
         </w:rPr>
         <w:t xml:space="preserve">▪  Source : </w:t>
       </w:r>
-      <w:hyperlink w:history="1" r:id="rIda6szcc_ds83qvbhdhfuyf">
+      <w:hyperlink w:history="1" r:id="rIdinei9evpgwahgjxbvpcxb">
         <w:r>
           <w:rPr>
             <w:u w:val="single"/>
@@ -10705,7 +10812,7 @@
         </w:rPr>
         <w:t xml:space="preserve">▪  Source : </w:t>
       </w:r>
-      <w:hyperlink w:history="1" r:id="rId4_dt1zeyykxsyf7dd2sal">
+      <w:hyperlink w:history="1" r:id="rIdxuexwnpa4kgckwqed3udl">
         <w:r>
           <w:rPr>
             <w:u w:val="single"/>
@@ -11171,7 +11278,7 @@
                 <w:rFonts w:ascii="Calibri" w:cs="Calibri" w:eastAsia="Calibri" w:hAnsi="Calibri"/>
               </w:rPr>
             </w:r>
-            <w:hyperlink w:history="1" r:id="rIdredvtserzvh-qem06mop-">
+            <w:hyperlink w:history="1" r:id="rIdxks5c6gs1rjjutcy6dfwz">
               <w:r>
                 <w:rPr>
                   <w:u w:val="single"/>
@@ -11265,7 +11372,7 @@
             <w:pPr>
               <w:jc w:val="right"/>
             </w:pPr>
-            <w:hyperlink w:history="1" r:id="rIdeakatzpmsxxhjvurvib1o">
+            <w:hyperlink w:history="1" r:id="rIdfhmopodngvfkw0b51gttw">
               <w:r>
                 <w:rPr>
                   <w:u w:val="single"/>
@@ -11583,7 +11690,7 @@
         </w:rPr>
         <w:t xml:space="preserve">▪  Source : </w:t>
       </w:r>
-      <w:hyperlink w:history="1" r:id="rIdtxunxfobqh3ijicczxb_j">
+      <w:hyperlink w:history="1" r:id="rId9vza6s4kcsdtwcyww1jkh">
         <w:r>
           <w:rPr>
             <w:u w:val="single"/>
@@ -11629,6 +11736,79 @@
           <w:szCs w:val="28"/>
           <w:rFonts w:ascii="Calibri" w:cs="Calibri" w:eastAsia="Calibri" w:hAnsi="Calibri"/>
         </w:rPr>
+        <w:t xml:space="preserve">TOGO : UNE TRAQUE SANS TRAQUEUR !</w:t>
+      </w:r>
+    </w:p>
+    <w:p>
+      <w:pPr>
+        <w:ind w:left="720"/>
+      </w:pPr>
+      <w:r>
+        <w:rPr>
+          <w:color w:val="1F2937"/>
+          <w:sz w:val="26"/>
+          <w:szCs w:val="26"/>
+          <w:rFonts w:ascii="Calibri" w:cs="Calibri" w:eastAsia="Calibri" w:hAnsi="Calibri"/>
+        </w:rPr>
+        <w:t xml:space="preserve">▪  Source : </w:t>
+      </w:r>
+      <w:hyperlink w:history="1" r:id="rIdxxgjozr831bafgeudbkmq">
+        <w:r>
+          <w:rPr>
+            <w:u w:val="single"/>
+            <w:color w:val="1F6B5E"/>
+            <w:sz w:val="26"/>
+            <w:szCs w:val="26"/>
+            <w:rFonts w:ascii="Calibri" w:cs="Calibri" w:eastAsia="Calibri" w:hAnsi="Calibri"/>
+          </w:rPr>
+          <w:t xml:space="preserve">Icilome</w:t>
+        </w:r>
+      </w:hyperlink>
+      <w:r>
+        <w:rPr>
+          <w:color w:val="1F2937"/>
+          <w:sz w:val="26"/>
+          <w:szCs w:val="26"/>
+          <w:rFonts w:ascii="Calibri" w:cs="Calibri" w:eastAsia="Calibri" w:hAnsi="Calibri"/>
+        </w:rPr>
+        <w:t xml:space="preserve"> — 28 octobre 2026, 9 h UTC</w:t>
+      </w:r>
+      <w:r>
+        <w:rPr>
+          <w:b/>
+          <w:bCs/>
+          <w:color w:val="1F2937"/>
+          <w:sz w:val="26"/>
+          <w:szCs w:val="26"/>
+          <w:rFonts w:ascii="Calibri" w:cs="Calibri" w:eastAsia="Calibri" w:hAnsi="Calibri"/>
+        </w:rPr>
+        <w:t xml:space="preserve">   ·   Cotation : Non confirmé</w:t>
+      </w:r>
+    </w:p>
+    <w:p>
+      <w:pPr>
+        <w:spacing w:before="160"/>
+        <w:ind w:left="360"/>
+      </w:pPr>
+      <w:r>
+        <w:rPr>
+          <w:color w:val="1F6B5E"/>
+          <w:sz w:val="28"/>
+          <w:szCs w:val="28"/>
+          <w:rFonts w:ascii="Calibri" w:cs="Calibri" w:eastAsia="Calibri" w:hAnsi="Calibri"/>
+        </w:rPr>
+        <w:t xml:space="preserve">❑  </w:t>
+      </w:r>
+      <w:r>
+        <w:rPr>
+          <w:b/>
+          <w:bCs/>
+          <w:u w:val="single"/>
+          <w:color w:val="1F6B5E"/>
+          <w:sz w:val="28"/>
+          <w:szCs w:val="28"/>
+          <w:rFonts w:ascii="Calibri" w:cs="Calibri" w:eastAsia="Calibri" w:hAnsi="Calibri"/>
+        </w:rPr>
         <w:t xml:space="preserve">GÉNIE IMHOTEP SAISON 3 : LE LYCÉE ZÉBÉVI STOPPE LE LYCÉE TOKOIN2 DANS SON ÉLAN</w:t>
       </w:r>
     </w:p>
@@ -11645,7 +11825,7 @@
         </w:rPr>
         <w:t xml:space="preserve">▪  Source : </w:t>
       </w:r>
-      <w:hyperlink w:history="1" r:id="rIdnxmh8yhoqnzk3wjminy_-">
+      <w:hyperlink w:history="1" r:id="rIdo6xggg_swihtgqdyfcwlw">
         <w:r>
           <w:rPr>
             <w:u w:val="single"/>
@@ -11718,7 +11898,7 @@
         </w:rPr>
         <w:t xml:space="preserve">▪  Sources : </w:t>
       </w:r>
-      <w:hyperlink w:history="1" r:id="rId1yt27wcicz37hh37xoutc">
+      <w:hyperlink w:history="1" r:id="rIdjzisuwm9k8btuny2iut-c">
         <w:r>
           <w:rPr>
             <w:u w:val="single"/>
@@ -11791,7 +11971,7 @@
         </w:rPr>
         <w:t xml:space="preserve">▪  Source : </w:t>
       </w:r>
-      <w:hyperlink w:history="1" r:id="rIdjx49ahiqwtuooehcjlfec">
+      <w:hyperlink w:history="1" r:id="rIdtud6-xweagv4ynnc7f7c4">
         <w:r>
           <w:rPr>
             <w:u w:val="single"/>
@@ -11822,68 +12002,6 @@
           <w:rFonts w:ascii="Calibri" w:cs="Calibri" w:eastAsia="Calibri" w:hAnsi="Calibri"/>
         </w:rPr>
         <w:t xml:space="preserve">   ·   Cotation : Probable</w:t>
-      </w:r>
-    </w:p>
-    <w:p>
-      <w:pPr>
-        <w:spacing w:before="160"/>
-        <w:ind w:left="360"/>
-      </w:pPr>
-      <w:r>
-        <w:rPr>
-          <w:color w:val="1F6B5E"/>
-          <w:sz w:val="28"/>
-          <w:szCs w:val="28"/>
-          <w:rFonts w:ascii="Calibri" w:cs="Calibri" w:eastAsia="Calibri" w:hAnsi="Calibri"/>
-        </w:rPr>
-        <w:t xml:space="preserve">❑  </w:t>
-      </w:r>
-      <w:r>
-        <w:rPr>
-          <w:b/>
-          <w:bCs/>
-          <w:u w:val="single"/>
-          <w:color w:val="1F6B5E"/>
-          <w:sz w:val="28"/>
-          <w:szCs w:val="28"/>
-          <w:rFonts w:ascii="Calibri" w:cs="Calibri" w:eastAsia="Calibri" w:hAnsi="Calibri"/>
-        </w:rPr>
-        <w:t xml:space="preserve">VERS UNE PAIX DES CHAMPS ?</w:t>
-      </w:r>
-    </w:p>
-    <w:p>
-      <w:pPr>
-        <w:ind w:left="720"/>
-      </w:pPr>
-      <w:r>
-        <w:rPr>
-          <w:color w:val="1F2937"/>
-          <w:sz w:val="26"/>
-          <w:szCs w:val="26"/>
-          <w:rFonts w:ascii="Calibri" w:cs="Calibri" w:eastAsia="Calibri" w:hAnsi="Calibri"/>
-        </w:rPr>
-        <w:t xml:space="preserve">▪  Source : </w:t>
-      </w:r>
-      <w:hyperlink w:history="1" r:id="rIdbwn1logvg-k55a5gqbeiv">
-        <w:r>
-          <w:rPr>
-            <w:u w:val="single"/>
-            <w:color w:val="1F6B5E"/>
-            <w:sz w:val="26"/>
-            <w:szCs w:val="26"/>
-            <w:rFonts w:ascii="Calibri" w:cs="Calibri" w:eastAsia="Calibri" w:hAnsi="Calibri"/>
-          </w:rPr>
-          <w:t xml:space="preserve">AllAfrica (TG)</w:t>
-        </w:r>
-      </w:hyperlink>
-      <w:r>
-        <w:rPr>
-          <w:color w:val="1F2937"/>
-          <w:sz w:val="26"/>
-          <w:szCs w:val="26"/>
-          <w:rFonts w:ascii="Calibri" w:cs="Calibri" w:eastAsia="Calibri" w:hAnsi="Calibri"/>
-        </w:rPr>
-        <w:t xml:space="preserve"> — 26 octobre 2026, 15 h UTC</w:t>
       </w:r>
     </w:p>
     <w:p>
@@ -12172,7 +12290,7 @@
           <w:szCs w:val="28"/>
           <w:rFonts w:ascii="Calibri" w:cs="Calibri" w:eastAsia="Calibri" w:hAnsi="Calibri"/>
         </w:rPr>
-        <w:t xml:space="preserve">STOCKS DE SÉCURITÉ - RECORD DE 31 000 TONNES COLLECTÉES EN 2025</w:t>
+        <w:t xml:space="preserve">VERS UNE PAIX DES CHAMPS ?</w:t>
       </w:r>
     </w:p>
     <w:p>
@@ -12188,7 +12306,7 @@
         </w:rPr>
         <w:t xml:space="preserve">▪  Source : </w:t>
       </w:r>
-      <w:hyperlink w:history="1" r:id="rIdwfpeafxpjxxzvv46stdot">
+      <w:hyperlink w:history="1" r:id="rId9-w7zprvofhwpxwxgxqyp">
         <w:r>
           <w:rPr>
             <w:u w:val="single"/>
@@ -12207,7 +12325,7 @@
           <w:szCs w:val="26"/>
           <w:rFonts w:ascii="Calibri" w:cs="Calibri" w:eastAsia="Calibri" w:hAnsi="Calibri"/>
         </w:rPr>
-        <w:t xml:space="preserve"> — 26 octobre 2026, 11 h UTC</w:t>
+        <w:t xml:space="preserve"> — 26 octobre 2026, 15 h UTC</w:t>
       </w:r>
     </w:p>
     <w:p>
@@ -12234,7 +12352,7 @@
           <w:szCs w:val="28"/>
           <w:rFonts w:ascii="Calibri" w:cs="Calibri" w:eastAsia="Calibri" w:hAnsi="Calibri"/>
         </w:rPr>
-        <w:t xml:space="preserve">LA PLAGE DE LOMÉ SOUS SURVEILLANCE</w:t>
+        <w:t xml:space="preserve">STOCKS DE SÉCURITÉ - RECORD DE 31 000 TONNES COLLECTÉES EN 2025</w:t>
       </w:r>
     </w:p>
     <w:p>
@@ -12250,7 +12368,7 @@
         </w:rPr>
         <w:t xml:space="preserve">▪  Source : </w:t>
       </w:r>
-      <w:hyperlink w:history="1" r:id="rIdgzwuybtiz2wd4fgrzsfbv">
+      <w:hyperlink w:history="1" r:id="rIdveroercjamginw0evpzaz">
         <w:r>
           <w:rPr>
             <w:u w:val="single"/>
@@ -12296,6 +12414,68 @@
           <w:szCs w:val="28"/>
           <w:rFonts w:ascii="Calibri" w:cs="Calibri" w:eastAsia="Calibri" w:hAnsi="Calibri"/>
         </w:rPr>
+        <w:t xml:space="preserve">LA PLAGE DE LOMÉ SOUS SURVEILLANCE</w:t>
+      </w:r>
+    </w:p>
+    <w:p>
+      <w:pPr>
+        <w:ind w:left="720"/>
+      </w:pPr>
+      <w:r>
+        <w:rPr>
+          <w:color w:val="1F2937"/>
+          <w:sz w:val="26"/>
+          <w:szCs w:val="26"/>
+          <w:rFonts w:ascii="Calibri" w:cs="Calibri" w:eastAsia="Calibri" w:hAnsi="Calibri"/>
+        </w:rPr>
+        <w:t xml:space="preserve">▪  Source : </w:t>
+      </w:r>
+      <w:hyperlink w:history="1" r:id="rIdtffwh582dw5qdv-sbuxko">
+        <w:r>
+          <w:rPr>
+            <w:u w:val="single"/>
+            <w:color w:val="1F6B5E"/>
+            <w:sz w:val="26"/>
+            <w:szCs w:val="26"/>
+            <w:rFonts w:ascii="Calibri" w:cs="Calibri" w:eastAsia="Calibri" w:hAnsi="Calibri"/>
+          </w:rPr>
+          <w:t xml:space="preserve">AllAfrica (TG)</w:t>
+        </w:r>
+      </w:hyperlink>
+      <w:r>
+        <w:rPr>
+          <w:color w:val="1F2937"/>
+          <w:sz w:val="26"/>
+          <w:szCs w:val="26"/>
+          <w:rFonts w:ascii="Calibri" w:cs="Calibri" w:eastAsia="Calibri" w:hAnsi="Calibri"/>
+        </w:rPr>
+        <w:t xml:space="preserve"> — 26 octobre 2026, 11 h UTC</w:t>
+      </w:r>
+    </w:p>
+    <w:p>
+      <w:pPr>
+        <w:spacing w:before="160"/>
+        <w:ind w:left="360"/>
+      </w:pPr>
+      <w:r>
+        <w:rPr>
+          <w:color w:val="1F6B5E"/>
+          <w:sz w:val="28"/>
+          <w:szCs w:val="28"/>
+          <w:rFonts w:ascii="Calibri" w:cs="Calibri" w:eastAsia="Calibri" w:hAnsi="Calibri"/>
+        </w:rPr>
+        <w:t xml:space="preserve">❑  </w:t>
+      </w:r>
+      <w:r>
+        <w:rPr>
+          <w:b/>
+          <w:bCs/>
+          <w:u w:val="single"/>
+          <w:color w:val="1F6B5E"/>
+          <w:sz w:val="28"/>
+          <w:szCs w:val="28"/>
+          <w:rFonts w:ascii="Calibri" w:cs="Calibri" w:eastAsia="Calibri" w:hAnsi="Calibri"/>
+        </w:rPr>
         <w:t xml:space="preserve">TSÉVIÉ : LES FORCES DE SÉCURITÉ DÉPLOYÉES SUR LE SITE DU MEETING REPORTÉ DU CNCC</w:t>
       </w:r>
     </w:p>
@@ -12312,7 +12492,7 @@
         </w:rPr>
         <w:t xml:space="preserve">▪  Source : </w:t>
       </w:r>
-      <w:hyperlink w:history="1" r:id="rId8chsqvitv8-gmwh9cnhj_">
+      <w:hyperlink w:history="1" r:id="rIdmbpzdi12szrlgr-tsyphv">
         <w:r>
           <w:rPr>
             <w:u w:val="single"/>
@@ -12332,68 +12512,6 @@
           <w:rFonts w:ascii="Calibri" w:cs="Calibri" w:eastAsia="Calibri" w:hAnsi="Calibri"/>
         </w:rPr>
         <w:t xml:space="preserve"> — 25 octobre 2026, 20 h UTC</w:t>
-      </w:r>
-    </w:p>
-    <w:p>
-      <w:pPr>
-        <w:spacing w:before="160"/>
-        <w:ind w:left="360"/>
-      </w:pPr>
-      <w:r>
-        <w:rPr>
-          <w:color w:val="1F6B5E"/>
-          <w:sz w:val="28"/>
-          <w:szCs w:val="28"/>
-          <w:rFonts w:ascii="Calibri" w:cs="Calibri" w:eastAsia="Calibri" w:hAnsi="Calibri"/>
-        </w:rPr>
-        <w:t xml:space="preserve">❑  </w:t>
-      </w:r>
-      <w:r>
-        <w:rPr>
-          <w:b/>
-          <w:bCs/>
-          <w:u w:val="single"/>
-          <w:color w:val="1F6B5E"/>
-          <w:sz w:val="28"/>
-          <w:szCs w:val="28"/>
-          <w:rFonts w:ascii="Calibri" w:cs="Calibri" w:eastAsia="Calibri" w:hAnsi="Calibri"/>
-        </w:rPr>
-        <w:t xml:space="preserve">EBOLA : AFRICA CDC CONVOQUE LES MINISTRES AFRICAINS DE LA SANTÉ EN URGENCE</w:t>
-      </w:r>
-    </w:p>
-    <w:p>
-      <w:pPr>
-        <w:ind w:left="720"/>
-      </w:pPr>
-      <w:r>
-        <w:rPr>
-          <w:color w:val="1F2937"/>
-          <w:sz w:val="26"/>
-          <w:szCs w:val="26"/>
-          <w:rFonts w:ascii="Calibri" w:cs="Calibri" w:eastAsia="Calibri" w:hAnsi="Calibri"/>
-        </w:rPr>
-        <w:t xml:space="preserve">▪  Source : </w:t>
-      </w:r>
-      <w:hyperlink w:history="1" r:id="rIdrw5ssw0uppwt9zmkghbgk">
-        <w:r>
-          <w:rPr>
-            <w:u w:val="single"/>
-            <w:color w:val="1F6B5E"/>
-            <w:sz w:val="26"/>
-            <w:szCs w:val="26"/>
-            <w:rFonts w:ascii="Calibri" w:cs="Calibri" w:eastAsia="Calibri" w:hAnsi="Calibri"/>
-          </w:rPr>
-          <w:t xml:space="preserve">24heureinfo.com</w:t>
-        </w:r>
-      </w:hyperlink>
-      <w:r>
-        <w:rPr>
-          <w:color w:val="1F2937"/>
-          <w:sz w:val="26"/>
-          <w:szCs w:val="26"/>
-          <w:rFonts w:ascii="Calibri" w:cs="Calibri" w:eastAsia="Calibri" w:hAnsi="Calibri"/>
-        </w:rPr>
-        <w:t xml:space="preserve"> — 25 octobre 2026, 10 h UTC</w:t>
       </w:r>
     </w:p>
     <w:p>
@@ -12672,7 +12790,7 @@
                 <w:szCs w:val="40"/>
                 <w:rFonts w:ascii="Arial Narrow" w:cs="Arial Narrow" w:eastAsia="Arial Narrow" w:hAnsi="Arial Narrow"/>
               </w:rPr>
-              <w:t xml:space="preserve">NUEE threatens nationwide shutdown, demands withdrawal of soldiers from BEDC hqtrs</w:t>
+              <w:t xml:space="preserve">Le NUEE menace de fermer tout le pays et exige le retrait des soldats du siège de la BEDC</w:t>
             </w:r>
           </w:p>
           <w:p>
@@ -12781,7 +12899,7 @@
                 <w:rFonts w:ascii="Calibri" w:cs="Calibri" w:eastAsia="Calibri" w:hAnsi="Calibri"/>
               </w:rPr>
             </w:r>
-            <w:hyperlink w:history="1" r:id="rIdzadkmn-ft19y5gy8cebec">
+            <w:hyperlink w:history="1" r:id="rIdscvgze2ftsyj8l0tcgvcw">
               <w:r>
                 <w:rPr>
                   <w:u w:val="single"/>
@@ -12864,7 +12982,7 @@
             <w:pPr>
               <w:jc w:val="right"/>
             </w:pPr>
-            <w:hyperlink w:history="1" r:id="rId9pcyudyl1hv0chxzgbukz">
+            <w:hyperlink w:history="1" r:id="rId2tsr5kigy0kql7ytgrxwu">
               <w:r>
                 <w:rPr>
                   <w:u w:val="single"/>
@@ -13218,7 +13336,7 @@
           <w:rFonts w:ascii="Calibri" w:cs="Calibri" w:eastAsia="Calibri" w:hAnsi="Calibri"/>
         </w:rPr>
       </w:r>
-      <w:hyperlink w:history="1" r:id="rId7j3ly91es4zyqe0fbjkcx">
+      <w:hyperlink w:history="1" r:id="rIdxt0nyvflyisshclogqoh8">
         <w:r>
           <w:rPr>
             <w:u w:val="single"/>
@@ -13480,7 +13598,7 @@
         </w:rPr>
         <w:t xml:space="preserve">▪  Source : </w:t>
       </w:r>
-      <w:hyperlink w:history="1" r:id="rIdgvup9ih5oqza_map3zc5s">
+      <w:hyperlink w:history="1" r:id="rIdmx_vos4zcetbrdw8de3pc">
         <w:r>
           <w:rPr>
             <w:u w:val="single"/>
@@ -13542,7 +13660,7 @@
         </w:rPr>
         <w:t xml:space="preserve">▪  Source : </w:t>
       </w:r>
-      <w:hyperlink w:history="1" r:id="rIdpxqb0pgscuw7_3d3lutny">
+      <w:hyperlink w:history="1" r:id="rIdfawlkelrxojxycg08bepb">
         <w:r>
           <w:rPr>
             <w:u w:val="single"/>
@@ -13604,7 +13722,7 @@
         </w:rPr>
         <w:t xml:space="preserve">▪  Source : </w:t>
       </w:r>
-      <w:hyperlink w:history="1" r:id="rIdcnkhqxex93cs0i_sdotde">
+      <w:hyperlink w:history="1" r:id="rIdzwz8wk474k0n1miyghllh">
         <w:r>
           <w:rPr>
             <w:u w:val="single"/>
@@ -13666,7 +13784,7 @@
         </w:rPr>
         <w:t xml:space="preserve">▪  Source : </w:t>
       </w:r>
-      <w:hyperlink w:history="1" r:id="rIdhuyhfsf69iwzkncmihthp">
+      <w:hyperlink w:history="1" r:id="rId4kwmgofq9_e-vcil9dw8h">
         <w:r>
           <w:rPr>
             <w:u w:val="single"/>
@@ -13728,7 +13846,7 @@
         </w:rPr>
         <w:t xml:space="preserve">▪  Source : </w:t>
       </w:r>
-      <w:hyperlink w:history="1" r:id="rIdjyfzymasa9ag5qzujbbee">
+      <w:hyperlink w:history="1" r:id="rIdkscsmtw7s8ixaurtbeiow">
         <w:r>
           <w:rPr>
             <w:u w:val="single"/>
@@ -13990,7 +14108,7 @@
         </w:rPr>
         <w:t xml:space="preserve">▪  Source : </w:t>
       </w:r>
-      <w:hyperlink w:history="1" r:id="rIdjq5yd9yljrgw8eck_tdb-">
+      <w:hyperlink w:history="1" r:id="rIdvgo3hcnkn0tz9ivvainkh">
         <w:r>
           <w:rPr>
             <w:u w:val="single"/>
@@ -14052,7 +14170,7 @@
         </w:rPr>
         <w:t xml:space="preserve">▪  Source : </w:t>
       </w:r>
-      <w:hyperlink w:history="1" r:id="rIdki-rrorjayly4eq33oid9">
+      <w:hyperlink w:history="1" r:id="rIdr0klzqnenxdiqebqmbgod">
         <w:r>
           <w:rPr>
             <w:u w:val="single"/>
@@ -14098,6 +14216,79 @@
           <w:szCs w:val="28"/>
           <w:rFonts w:ascii="Calibri" w:cs="Calibri" w:eastAsia="Calibri" w:hAnsi="Calibri"/>
         </w:rPr>
+        <w:t xml:space="preserve">TOMINIAN : UN CAS SUSPECT DE VER DE GUINÉE CHEZ UNE CHIENNE SIGNALÉ LE 11 OCTOBRE 2026</w:t>
+      </w:r>
+    </w:p>
+    <w:p>
+      <w:pPr>
+        <w:ind w:left="720"/>
+      </w:pPr>
+      <w:r>
+        <w:rPr>
+          <w:color w:val="1F2937"/>
+          <w:sz w:val="26"/>
+          <w:szCs w:val="26"/>
+          <w:rFonts w:ascii="Calibri" w:cs="Calibri" w:eastAsia="Calibri" w:hAnsi="Calibri"/>
+        </w:rPr>
+        <w:t xml:space="preserve">▪  Source : </w:t>
+      </w:r>
+      <w:hyperlink w:history="1" r:id="rIdptd_bxqspdxirgbfv_k-4">
+        <w:r>
+          <w:rPr>
+            <w:u w:val="single"/>
+            <w:color w:val="1F6B5E"/>
+            <w:sz w:val="26"/>
+            <w:szCs w:val="26"/>
+            <w:rFonts w:ascii="Calibri" w:cs="Calibri" w:eastAsia="Calibri" w:hAnsi="Calibri"/>
+          </w:rPr>
+          <w:t xml:space="preserve">Maliactu</w:t>
+        </w:r>
+      </w:hyperlink>
+      <w:r>
+        <w:rPr>
+          <w:color w:val="1F2937"/>
+          <w:sz w:val="26"/>
+          <w:szCs w:val="26"/>
+          <w:rFonts w:ascii="Calibri" w:cs="Calibri" w:eastAsia="Calibri" w:hAnsi="Calibri"/>
+        </w:rPr>
+        <w:t xml:space="preserve"> — 28 octobre 2026, 9 h UTC</w:t>
+      </w:r>
+      <w:r>
+        <w:rPr>
+          <w:b/>
+          <w:bCs/>
+          <w:color w:val="1F2937"/>
+          <w:sz w:val="26"/>
+          <w:szCs w:val="26"/>
+          <w:rFonts w:ascii="Calibri" w:cs="Calibri" w:eastAsia="Calibri" w:hAnsi="Calibri"/>
+        </w:rPr>
+        <w:t xml:space="preserve">   ·   Cotation : Probable</w:t>
+      </w:r>
+    </w:p>
+    <w:p>
+      <w:pPr>
+        <w:spacing w:before="160"/>
+        <w:ind w:left="360"/>
+      </w:pPr>
+      <w:r>
+        <w:rPr>
+          <w:color w:val="1F6B5E"/>
+          <w:sz w:val="28"/>
+          <w:szCs w:val="28"/>
+          <w:rFonts w:ascii="Calibri" w:cs="Calibri" w:eastAsia="Calibri" w:hAnsi="Calibri"/>
+        </w:rPr>
+        <w:t xml:space="preserve">❑  </w:t>
+      </w:r>
+      <w:r>
+        <w:rPr>
+          <w:b/>
+          <w:bCs/>
+          <w:u w:val="single"/>
+          <w:color w:val="1F6B5E"/>
+          <w:sz w:val="28"/>
+          <w:szCs w:val="28"/>
+          <w:rFonts w:ascii="Calibri" w:cs="Calibri" w:eastAsia="Calibri" w:hAnsi="Calibri"/>
+        </w:rPr>
         <w:t xml:space="preserve">TPI DE COYAH : LE PROCUREUR ALIOU DIALLO PREND OFFICIELLEMENT LA TÊTE DU PARQUET</w:t>
       </w:r>
     </w:p>
@@ -14114,7 +14305,7 @@
         </w:rPr>
         <w:t xml:space="preserve">▪  Source : </w:t>
       </w:r>
-      <w:hyperlink w:history="1" r:id="rIdyhnowmp_c8rwr7k4o_sea">
+      <w:hyperlink w:history="1" r:id="rId1e6g-z-rcaogejvz3rdf9">
         <w:r>
           <w:rPr>
             <w:u w:val="single"/>
@@ -14134,79 +14325,6 @@
           <w:rFonts w:ascii="Calibri" w:cs="Calibri" w:eastAsia="Calibri" w:hAnsi="Calibri"/>
         </w:rPr>
         <w:t xml:space="preserve"> — 27 octobre 2026, 19 h UTC</w:t>
-      </w:r>
-      <w:r>
-        <w:rPr>
-          <w:b/>
-          <w:bCs/>
-          <w:color w:val="1F2937"/>
-          <w:sz w:val="26"/>
-          <w:szCs w:val="26"/>
-          <w:rFonts w:ascii="Calibri" w:cs="Calibri" w:eastAsia="Calibri" w:hAnsi="Calibri"/>
-        </w:rPr>
-        <w:t xml:space="preserve">   ·   Cotation : Non confirmé</w:t>
-      </w:r>
-    </w:p>
-    <w:p>
-      <w:pPr>
-        <w:spacing w:before="160"/>
-        <w:ind w:left="360"/>
-      </w:pPr>
-      <w:r>
-        <w:rPr>
-          <w:color w:val="1F6B5E"/>
-          <w:sz w:val="28"/>
-          <w:szCs w:val="28"/>
-          <w:rFonts w:ascii="Calibri" w:cs="Calibri" w:eastAsia="Calibri" w:hAnsi="Calibri"/>
-        </w:rPr>
-        <w:t xml:space="preserve">❑  </w:t>
-      </w:r>
-      <w:r>
-        <w:rPr>
-          <w:b/>
-          <w:bCs/>
-          <w:u w:val="single"/>
-          <w:color w:val="1F6B5E"/>
-          <w:sz w:val="28"/>
-          <w:szCs w:val="28"/>
-          <w:rFonts w:ascii="Calibri" w:cs="Calibri" w:eastAsia="Calibri" w:hAnsi="Calibri"/>
-        </w:rPr>
-        <w:t xml:space="preserve">FORÉCARIAH : FRIKI KEITA REPREND SES FONCTIONS À LA TÊTE DE LA DPE CE MARDI</w:t>
-      </w:r>
-    </w:p>
-    <w:p>
-      <w:pPr>
-        <w:ind w:left="720"/>
-      </w:pPr>
-      <w:r>
-        <w:rPr>
-          <w:color w:val="1F2937"/>
-          <w:sz w:val="26"/>
-          <w:szCs w:val="26"/>
-          <w:rFonts w:ascii="Calibri" w:cs="Calibri" w:eastAsia="Calibri" w:hAnsi="Calibri"/>
-        </w:rPr>
-        <w:t xml:space="preserve">▪  Source : </w:t>
-      </w:r>
-      <w:hyperlink w:history="1" r:id="rId2hqb8mj1qr11w-hjpb1if">
-        <w:r>
-          <w:rPr>
-            <w:u w:val="single"/>
-            <w:color w:val="1F6B5E"/>
-            <w:sz w:val="26"/>
-            <w:szCs w:val="26"/>
-            <w:rFonts w:ascii="Calibri" w:cs="Calibri" w:eastAsia="Calibri" w:hAnsi="Calibri"/>
-          </w:rPr>
-          <w:t xml:space="preserve">Guineelive</w:t>
-        </w:r>
-      </w:hyperlink>
-      <w:r>
-        <w:rPr>
-          <w:color w:val="1F2937"/>
-          <w:sz w:val="26"/>
-          <w:szCs w:val="26"/>
-          <w:rFonts w:ascii="Calibri" w:cs="Calibri" w:eastAsia="Calibri" w:hAnsi="Calibri"/>
-        </w:rPr>
-        <w:t xml:space="preserve"> — 27 octobre 2026, 13 h UTC</w:t>
       </w:r>
       <w:r>
         <w:rPr>
@@ -14634,7 +14752,7 @@
           <w:rFonts w:ascii="Calibri" w:cs="Calibri" w:eastAsia="Calibri" w:hAnsi="Calibri"/>
         </w:rPr>
       </w:r>
-      <w:hyperlink w:history="1" r:id="rIdqaviq13ojfactlsrtrwik">
+      <w:hyperlink w:history="1" r:id="rIdg4axvw11tqfu-avymivx9">
         <w:r>
           <w:rPr>
             <w:u w:val="single"/>
@@ -14953,7 +15071,7 @@
           <w:szCs w:val="28"/>
           <w:rFonts w:ascii="Calibri" w:cs="Calibri" w:eastAsia="Calibri" w:hAnsi="Calibri"/>
         </w:rPr>
-        <w:t xml:space="preserve">LIBERIA: JUDGE CITES EVIDENCE IN FINDING NSA STAFF PETER BON JALLAH GUILTY OF STATUTORY RAPE, KIDNAPPING</w:t>
+        <w:t xml:space="preserve">LIBÉRIA : LE JUGE CITE DES PREUVES POUR DÉCLARER PETER BON JALLAH, MEMBRE DU PERSONNEL DE LA NSA, COUPABLE DE VIOL ET D'ENLÈVEMENT</w:t>
       </w:r>
     </w:p>
     <w:p>
@@ -14969,7 +15087,7 @@
         </w:rPr>
         <w:t xml:space="preserve">▪  Source : </w:t>
       </w:r>
-      <w:hyperlink w:history="1" r:id="rIdlptshnyjwvn3hqkzinxdp">
+      <w:hyperlink w:history="1" r:id="rIdzmxpa6jx_tuc5o4iutc5q">
         <w:r>
           <w:rPr>
             <w:u w:val="single"/>
@@ -15015,7 +15133,7 @@
           <w:szCs w:val="28"/>
           <w:rFonts w:ascii="Calibri" w:cs="Calibri" w:eastAsia="Calibri" w:hAnsi="Calibri"/>
         </w:rPr>
-        <w:t xml:space="preserve">LIBERIA: WAR VICTIMS, SURVIVORS PROTEST AT COURT OFFICE, CAPITOL AS HOUSE CHAIRMAN PLEDGES TO PUT COURT BILL BEFORE PLENARY TUESDAY</w:t>
+        <w:t xml:space="preserve">LIBÉRIA : VICTIMES DE GUERRE ET SURVIVANTS MANIFESTENT DEVANT LE TRIBUNAL ET AU CAPITOLE ALORS QUE LE PRÉSIDENT DE LA CHAMBRE S'ENGAGE À SOUMETTRE LE PROJET DE LOI SUR LA COUR DEVANT LA PLÉNIÈRE MARDI</w:t>
       </w:r>
     </w:p>
     <w:p>
@@ -15031,7 +15149,7 @@
         </w:rPr>
         <w:t xml:space="preserve">▪  Source : </w:t>
       </w:r>
-      <w:hyperlink w:history="1" r:id="rId2xrhurrj2b9kufgzh0xjn">
+      <w:hyperlink w:history="1" r:id="rIdluvhgandkvk7b__k0hgb9">
         <w:r>
           <w:rPr>
             <w:u w:val="single"/>
@@ -15093,7 +15211,7 @@
         </w:rPr>
         <w:t xml:space="preserve">▪  Source : </w:t>
       </w:r>
-      <w:hyperlink w:history="1" r:id="rId1kiqzz87bggo84gwu-lo1">
+      <w:hyperlink w:history="1" r:id="rIdhehviqnghkn0-cvmqvaa3">
         <w:r>
           <w:rPr>
             <w:u w:val="single"/>
@@ -15166,7 +15284,7 @@
         </w:rPr>
         <w:t xml:space="preserve">▪  Source : </w:t>
       </w:r>
-      <w:hyperlink w:history="1" r:id="rIdr6rgxdxzpy5vz076y780l">
+      <w:hyperlink w:history="1" r:id="rIdy5r7vfgikchyal0zq_bfc">
         <w:r>
           <w:rPr>
             <w:u w:val="single"/>
@@ -15228,7 +15346,7 @@
         </w:rPr>
         <w:t xml:space="preserve">▪  Source : </w:t>
       </w:r>
-      <w:hyperlink w:history="1" r:id="rId6g6slyc9fndefc0cnp6vy">
+      <w:hyperlink w:history="1" r:id="rIdua9tvzxoqimd87op5ycn_">
         <w:r>
           <w:rPr>
             <w:u w:val="single"/>
@@ -15552,7 +15670,7 @@
         </w:rPr>
         <w:t xml:space="preserve">▪  Source : </w:t>
       </w:r>
-      <w:hyperlink w:history="1" r:id="rIdneqpcnwdcd5jp6cfdav4b">
+      <w:hyperlink w:history="1" r:id="rIdfprt-mgww1te_seojx-kx">
         <w:r>
           <w:rPr>
             <w:u w:val="single"/>
@@ -15833,7 +15951,7 @@
                 <w:szCs w:val="40"/>
                 <w:rFonts w:ascii="Arial Narrow" w:cs="Arial Narrow" w:eastAsia="Arial Narrow" w:hAnsi="Arial Narrow"/>
               </w:rPr>
-              <w:t xml:space="preserve">Touba : un débat sur les moteurs de Jakarta se termine par la mort de Baye M. Diop</w:t>
+              <w:t xml:space="preserve">Meurtre atroce de la lycéene Aminata Sy à Podor : comment le suspect a-t-il arrêté à Mbacké après une cavale</w:t>
             </w:r>
           </w:p>
           <w:p>
@@ -15860,7 +15978,7 @@
                 <w:szCs w:val="26"/>
                 <w:rFonts w:ascii="Calibri" w:cs="Calibri" w:eastAsia="Calibri" w:hAnsi="Calibri"/>
               </w:rPr>
-              <w:t xml:space="preserve">Fait rapporté le mercredi 28 octobre 2026. Lieu : Sénégal. Actualité politique. Une seule source à ce stade (Dakar Actu) : à confirmer par un second média.</w:t>
+              <w:t xml:space="preserve">Fait rapporté le mercredi 28 octobre 2026. Lieu : Sénégal. Actualité politique. Repris par 3 médias distincts (Pressafrik, Dakar Actu, Seneweb) : le fait est recoupé.</w:t>
             </w:r>
           </w:p>
           <w:p>
@@ -15892,7 +16010,7 @@
                 <w:szCs w:val="26"/>
                 <w:rFonts w:ascii="Calibri" w:cs="Calibri" w:eastAsia="Calibri" w:hAnsi="Calibri"/>
               </w:rPr>
-              <w:t xml:space="preserve">Dakar Actu : </w:t>
+              <w:t xml:space="preserve">Pressafrik : </w:t>
             </w:r>
             <w:r>
               <w:rPr>
@@ -15903,7 +16021,7 @@
                 <w:szCs w:val="26"/>
                 <w:rFonts w:ascii="Calibri" w:cs="Calibri" w:eastAsia="Calibri" w:hAnsi="Calibri"/>
               </w:rPr>
-              <w:t xml:space="preserve">« Une discussion entre deux amis a dégénéré dans la nuit du 26 au 27 octobre à Darou Khoudoss. Selon L’Observateur, Baye M. Diop a été mortellement poignardé par un conducteur de Jakarta qui a pris la fuite. Le différend portait sur la puissance et les caractéristiques des moteurs de motos Jakarta. Il s’est achevé par la mort de Baye M. »</w:t>
+              <w:t xml:space="preserve">« Karamo Cissé Ndiaye, commerçant de 35 ans, connu comme un vendeur de matériels électroniques a... www.pressafrik.com »</w:t>
             </w:r>
           </w:p>
           <w:p>
@@ -15946,7 +16064,7 @@
                 <w:szCs w:val="26"/>
                 <w:rFonts w:ascii="Calibri" w:cs="Calibri" w:eastAsia="Calibri" w:hAnsi="Calibri"/>
               </w:rPr>
-              <w:t xml:space="preserve">Source : </w:t>
+              <w:t xml:space="preserve">Sources : </w:t>
             </w:r>
             <w:r>
               <w:rPr>
@@ -15956,7 +16074,28 @@
                 <w:rFonts w:ascii="Calibri" w:cs="Calibri" w:eastAsia="Calibri" w:hAnsi="Calibri"/>
               </w:rPr>
             </w:r>
-            <w:hyperlink w:history="1" r:id="rIdv3ztg2ztocovn6vf9yn_n">
+            <w:hyperlink w:history="1" r:id="rIdano8l5mwgc2f_37jxvv5q">
+              <w:r>
+                <w:rPr>
+                  <w:u w:val="single"/>
+                  <w:color w:val="1F6B5E"/>
+                  <w:sz w:val="26"/>
+                  <w:szCs w:val="26"/>
+                  <w:rFonts w:ascii="Calibri" w:cs="Calibri" w:eastAsia="Calibri" w:hAnsi="Calibri"/>
+                </w:rPr>
+                <w:t xml:space="preserve">Pressafrik</w:t>
+              </w:r>
+            </w:hyperlink>
+            <w:r>
+              <w:rPr>
+                <w:color w:val="1F2937"/>
+                <w:sz w:val="26"/>
+                <w:szCs w:val="26"/>
+                <w:rFonts w:ascii="Calibri" w:cs="Calibri" w:eastAsia="Calibri" w:hAnsi="Calibri"/>
+              </w:rPr>
+              <w:t xml:space="preserve"> · </w:t>
+            </w:r>
+            <w:hyperlink w:history="1" r:id="rIdj2ccrwnpfcate15rmbtuw">
               <w:r>
                 <w:rPr>
                   <w:u w:val="single"/>
@@ -15975,7 +16114,28 @@
                 <w:szCs w:val="26"/>
                 <w:rFonts w:ascii="Calibri" w:cs="Calibri" w:eastAsia="Calibri" w:hAnsi="Calibri"/>
               </w:rPr>
-              <w:t xml:space="preserve"> — 28 octobre 2026, 8 h UTC</w:t>
+              <w:t xml:space="preserve"> · </w:t>
+            </w:r>
+            <w:hyperlink w:history="1" r:id="rIdlutbimg0bx6zfaf543nto">
+              <w:r>
+                <w:rPr>
+                  <w:u w:val="single"/>
+                  <w:color w:val="1F6B5E"/>
+                  <w:sz w:val="26"/>
+                  <w:szCs w:val="26"/>
+                  <w:rFonts w:ascii="Calibri" w:cs="Calibri" w:eastAsia="Calibri" w:hAnsi="Calibri"/>
+                </w:rPr>
+                <w:t xml:space="preserve">Seneweb</w:t>
+              </w:r>
+            </w:hyperlink>
+            <w:r>
+              <w:rPr>
+                <w:color w:val="1F2937"/>
+                <w:sz w:val="26"/>
+                <w:szCs w:val="26"/>
+                <w:rFonts w:ascii="Calibri" w:cs="Calibri" w:eastAsia="Calibri" w:hAnsi="Calibri"/>
+              </w:rPr>
+              <w:t xml:space="preserve"> — 28 octobre 2026, 9 h UTC</w:t>
             </w:r>
             <w:r>
               <w:rPr>
@@ -15986,7 +16146,7 @@
                 <w:szCs w:val="26"/>
                 <w:rFonts w:ascii="Calibri" w:cs="Calibri" w:eastAsia="Calibri" w:hAnsi="Calibri"/>
               </w:rPr>
-              <w:t xml:space="preserve">   ·   Cotation : Probable</w:t>
+              <w:t xml:space="preserve">   ·   Cotation : Confirmé</w:t>
             </w:r>
           </w:p>
         </w:tc>
@@ -16008,7 +16168,7 @@
             <w:r>
               <w:drawing>
                 <wp:inline distT="0" distB="0" distL="0" distR="0">
-                  <wp:extent cx="3810000" cy="2143125"/>
+                  <wp:extent cx="3810000" cy="2419350"/>
                   <wp:effectExtent t="0" r="0" b="0" l="0"/>
                   <wp:docPr id="1" name="" descr="" title=""/>
                   <wp:cNvGraphicFramePr>
@@ -16033,7 +16193,7 @@
                         <pic:spPr bwMode="auto">
                           <a:xfrm>
                             <a:off x="0" y="0"/>
-                            <a:ext cx="3810000" cy="2143125"/>
+                            <a:ext cx="3810000" cy="2419350"/>
                           </a:xfrm>
                           <a:prstGeom prst="rect">
                             <a:avLst/>
@@ -16050,7 +16210,7 @@
             <w:pPr>
               <w:jc w:val="right"/>
             </w:pPr>
-            <w:hyperlink w:history="1" r:id="rIdm_vvqx6dmsrfeo9gyxvwn">
+            <w:hyperlink w:history="1" r:id="rIdvykdrlgzttjxufyxa5sd_">
               <w:r>
                 <w:rPr>
                   <w:u w:val="single"/>
@@ -16059,7 +16219,7 @@
                   <w:szCs w:val="16"/>
                   <w:rFonts w:ascii="Calibri" w:cs="Calibri" w:eastAsia="Calibri" w:hAnsi="Calibri"/>
                 </w:rPr>
-                <w:t xml:space="preserve">Photo : © dakaractu.com</w:t>
+                <w:t xml:space="preserve">Photo : © pressafrik.com</w:t>
               </w:r>
             </w:hyperlink>
           </w:p>
@@ -16290,7 +16450,7 @@
           <w:szCs w:val="28"/>
           <w:rFonts w:ascii="Calibri" w:cs="Calibri" w:eastAsia="Calibri" w:hAnsi="Calibri"/>
         </w:rPr>
-        <w:t xml:space="preserve">MORT D’AMINATA SY : LE SUSPECT INVOQUE UNE CHUTE, LES CONSTATATIONS DÉCRIVENT DES VIOLENCES</w:t>
+        <w:t xml:space="preserve">TOUBA : UN DÉBAT SUR LES MOTEURS DE JAKARTA SE TERMINE PAR LA MORT DE BAYE M. DIOP</w:t>
       </w:r>
     </w:p>
     <w:p>
@@ -16306,7 +16466,7 @@
         </w:rPr>
         <w:t xml:space="preserve">▪  Source : </w:t>
       </w:r>
-      <w:hyperlink w:history="1" r:id="rIdxfn5kbhph3ptg2a5p62ed">
+      <w:hyperlink w:history="1" r:id="rId-qxf1zm7r2mrmpz9omn2s">
         <w:r>
           <w:rPr>
             <w:u w:val="single"/>
@@ -16363,7 +16523,7 @@
           <w:szCs w:val="28"/>
           <w:rFonts w:ascii="Calibri" w:cs="Calibri" w:eastAsia="Calibri" w:hAnsi="Calibri"/>
         </w:rPr>
-        <w:t xml:space="preserve">TALIBOU DIALLO TUÉ AU COU ET AU THORAX : UNE DISPUTE ENTRE COLOCATAIRES POUR UNE PRISE ÉLECTRIQUE, AU CŒUR DU DRAME</w:t>
+        <w:t xml:space="preserve">MORT D’AMINATA SY : LE SUSPECT INVOQUE UNE CHUTE, LES CONSTATATIONS DÉCRIVENT DES VIOLENCES</w:t>
       </w:r>
     </w:p>
     <w:p>
@@ -16379,7 +16539,7 @@
         </w:rPr>
         <w:t xml:space="preserve">▪  Source : </w:t>
       </w:r>
-      <w:hyperlink w:history="1" r:id="rIdfqvbmesneshv-syg4nwug">
+      <w:hyperlink w:history="1" r:id="rIdge-btudhxymmuaog5fair">
         <w:r>
           <w:rPr>
             <w:u w:val="single"/>
@@ -16436,6 +16596,79 @@
           <w:szCs w:val="28"/>
           <w:rFonts w:ascii="Calibri" w:cs="Calibri" w:eastAsia="Calibri" w:hAnsi="Calibri"/>
         </w:rPr>
+        <w:t xml:space="preserve">TALIBOU DIALLO TUÉ AU COU ET AU THORAX : UNE DISPUTE ENTRE COLOCATAIRES POUR UNE PRISE ÉLECTRIQUE, AU CŒUR DU DRAME</w:t>
+      </w:r>
+    </w:p>
+    <w:p>
+      <w:pPr>
+        <w:ind w:left="720"/>
+      </w:pPr>
+      <w:r>
+        <w:rPr>
+          <w:color w:val="1F2937"/>
+          <w:sz w:val="26"/>
+          <w:szCs w:val="26"/>
+          <w:rFonts w:ascii="Calibri" w:cs="Calibri" w:eastAsia="Calibri" w:hAnsi="Calibri"/>
+        </w:rPr>
+        <w:t xml:space="preserve">▪  Source : </w:t>
+      </w:r>
+      <w:hyperlink w:history="1" r:id="rIdfmxiskrqk3ozdgjzhf5tt">
+        <w:r>
+          <w:rPr>
+            <w:u w:val="single"/>
+            <w:color w:val="1F6B5E"/>
+            <w:sz w:val="26"/>
+            <w:szCs w:val="26"/>
+            <w:rFonts w:ascii="Calibri" w:cs="Calibri" w:eastAsia="Calibri" w:hAnsi="Calibri"/>
+          </w:rPr>
+          <w:t xml:space="preserve">Dakar Actu</w:t>
+        </w:r>
+      </w:hyperlink>
+      <w:r>
+        <w:rPr>
+          <w:color w:val="1F2937"/>
+          <w:sz w:val="26"/>
+          <w:szCs w:val="26"/>
+          <w:rFonts w:ascii="Calibri" w:cs="Calibri" w:eastAsia="Calibri" w:hAnsi="Calibri"/>
+        </w:rPr>
+        <w:t xml:space="preserve"> — 28 octobre 2026, 8 h UTC</w:t>
+      </w:r>
+      <w:r>
+        <w:rPr>
+          <w:b/>
+          <w:bCs/>
+          <w:color w:val="1F2937"/>
+          <w:sz w:val="26"/>
+          <w:szCs w:val="26"/>
+          <w:rFonts w:ascii="Calibri" w:cs="Calibri" w:eastAsia="Calibri" w:hAnsi="Calibri"/>
+        </w:rPr>
+        <w:t xml:space="preserve">   ·   Cotation : Probable</w:t>
+      </w:r>
+    </w:p>
+    <w:p>
+      <w:pPr>
+        <w:spacing w:before="160"/>
+        <w:ind w:left="360"/>
+      </w:pPr>
+      <w:r>
+        <w:rPr>
+          <w:color w:val="1F6B5E"/>
+          <w:sz w:val="28"/>
+          <w:szCs w:val="28"/>
+          <w:rFonts w:ascii="Calibri" w:cs="Calibri" w:eastAsia="Calibri" w:hAnsi="Calibri"/>
+        </w:rPr>
+        <w:t xml:space="preserve">❑  </w:t>
+      </w:r>
+      <w:r>
+        <w:rPr>
+          <w:b/>
+          <w:bCs/>
+          <w:u w:val="single"/>
+          <w:color w:val="1F6B5E"/>
+          <w:sz w:val="28"/>
+          <w:szCs w:val="28"/>
+          <w:rFonts w:ascii="Calibri" w:cs="Calibri" w:eastAsia="Calibri" w:hAnsi="Calibri"/>
+        </w:rPr>
         <w:t xml:space="preserve">LYCÉENNE TUÉE À PODOR : DE L'HISTOIRE D'AMOUR AU DRAME</w:t>
       </w:r>
     </w:p>
@@ -16452,7 +16685,7 @@
         </w:rPr>
         <w:t xml:space="preserve">▪  Source : </w:t>
       </w:r>
-      <w:hyperlink w:history="1" r:id="rId6sdeiycmafz8lsh0a_tpv">
+      <w:hyperlink w:history="1" r:id="rIdxki5sgxledcor1f1vtaek">
         <w:r>
           <w:rPr>
             <w:u w:val="single"/>
@@ -16525,7 +16758,7 @@
         </w:rPr>
         <w:t xml:space="preserve">▪  Sources : </w:t>
       </w:r>
-      <w:hyperlink w:history="1" r:id="rIdiel3cdr9tp1ehcjqf4ezm">
+      <w:hyperlink w:history="1" r:id="rIdftdbiaqd_qotl7dqfj16m">
         <w:r>
           <w:rPr>
             <w:u w:val="single"/>
@@ -16545,79 +16778,6 @@
           <w:rFonts w:ascii="Calibri" w:cs="Calibri" w:eastAsia="Calibri" w:hAnsi="Calibri"/>
         </w:rPr>
         <w:t xml:space="preserve"> — 27 octobre 2026, 19 h UTC</w:t>
-      </w:r>
-      <w:r>
-        <w:rPr>
-          <w:b/>
-          <w:bCs/>
-          <w:color w:val="1F2937"/>
-          <w:sz w:val="26"/>
-          <w:szCs w:val="26"/>
-          <w:rFonts w:ascii="Calibri" w:cs="Calibri" w:eastAsia="Calibri" w:hAnsi="Calibri"/>
-        </w:rPr>
-        <w:t xml:space="preserve">   ·   Cotation : Confirmé</w:t>
-      </w:r>
-    </w:p>
-    <w:p>
-      <w:pPr>
-        <w:spacing w:before="160"/>
-        <w:ind w:left="360"/>
-      </w:pPr>
-      <w:r>
-        <w:rPr>
-          <w:color w:val="1F6B5E"/>
-          <w:sz w:val="28"/>
-          <w:szCs w:val="28"/>
-          <w:rFonts w:ascii="Calibri" w:cs="Calibri" w:eastAsia="Calibri" w:hAnsi="Calibri"/>
-        </w:rPr>
-        <w:t xml:space="preserve">❑  </w:t>
-      </w:r>
-      <w:r>
-        <w:rPr>
-          <w:b/>
-          <w:bCs/>
-          <w:u w:val="single"/>
-          <w:color w:val="1F6B5E"/>
-          <w:sz w:val="28"/>
-          <w:szCs w:val="28"/>
-          <w:rFonts w:ascii="Calibri" w:cs="Calibri" w:eastAsia="Calibri" w:hAnsi="Calibri"/>
-        </w:rPr>
-        <w:t xml:space="preserve">PACTE DE STABILITÉ SOCIALE : LE GOUVERNEMENT VISE 71 % D’EXÉCUTION DES ENGAGEMENTS EN DÉCEMBRE</w:t>
-      </w:r>
-    </w:p>
-    <w:p>
-      <w:pPr>
-        <w:ind w:left="720"/>
-      </w:pPr>
-      <w:r>
-        <w:rPr>
-          <w:color w:val="1F2937"/>
-          <w:sz w:val="26"/>
-          <w:szCs w:val="26"/>
-          <w:rFonts w:ascii="Calibri" w:cs="Calibri" w:eastAsia="Calibri" w:hAnsi="Calibri"/>
-        </w:rPr>
-        <w:t xml:space="preserve">▪  Sources : </w:t>
-      </w:r>
-      <w:hyperlink w:history="1" r:id="rIdln29bmom9t2culv3fymch">
-        <w:r>
-          <w:rPr>
-            <w:u w:val="single"/>
-            <w:color w:val="1F6B5E"/>
-            <w:sz w:val="26"/>
-            <w:szCs w:val="26"/>
-            <w:rFonts w:ascii="Calibri" w:cs="Calibri" w:eastAsia="Calibri" w:hAnsi="Calibri"/>
-          </w:rPr>
-          <w:t xml:space="preserve">Pressafrik · APS — Agence Sénégalaise Presse</w:t>
-        </w:r>
-      </w:hyperlink>
-      <w:r>
-        <w:rPr>
-          <w:color w:val="1F2937"/>
-          <w:sz w:val="26"/>
-          <w:szCs w:val="26"/>
-          <w:rFonts w:ascii="Calibri" w:cs="Calibri" w:eastAsia="Calibri" w:hAnsi="Calibri"/>
-        </w:rPr>
-        <w:t xml:space="preserve"> — 27 octobre 2026, 15 h UTC</w:t>
       </w:r>
       <w:r>
         <w:rPr>
@@ -16855,6 +17015,79 @@
           <w:szCs w:val="28"/>
           <w:rFonts w:ascii="Calibri" w:cs="Calibri" w:eastAsia="Calibri" w:hAnsi="Calibri"/>
         </w:rPr>
+        <w:t xml:space="preserve">PACTE DE STABILITÉ SOCIALE : LE GOUVERNEMENT VISE 71 % D’EXÉCUTION DES ENGAGEMENTS EN DÉCEMBRE</w:t>
+      </w:r>
+    </w:p>
+    <w:p>
+      <w:pPr>
+        <w:ind w:left="720"/>
+      </w:pPr>
+      <w:r>
+        <w:rPr>
+          <w:color w:val="1F2937"/>
+          <w:sz w:val="26"/>
+          <w:szCs w:val="26"/>
+          <w:rFonts w:ascii="Calibri" w:cs="Calibri" w:eastAsia="Calibri" w:hAnsi="Calibri"/>
+        </w:rPr>
+        <w:t xml:space="preserve">▪  Sources : </w:t>
+      </w:r>
+      <w:hyperlink w:history="1" r:id="rIdkon14mlood3schftfmq9o">
+        <w:r>
+          <w:rPr>
+            <w:u w:val="single"/>
+            <w:color w:val="1F6B5E"/>
+            <w:sz w:val="26"/>
+            <w:szCs w:val="26"/>
+            <w:rFonts w:ascii="Calibri" w:cs="Calibri" w:eastAsia="Calibri" w:hAnsi="Calibri"/>
+          </w:rPr>
+          <w:t xml:space="preserve">Pressafrik · APS — Agence Sénégalaise Presse</w:t>
+        </w:r>
+      </w:hyperlink>
+      <w:r>
+        <w:rPr>
+          <w:color w:val="1F2937"/>
+          <w:sz w:val="26"/>
+          <w:szCs w:val="26"/>
+          <w:rFonts w:ascii="Calibri" w:cs="Calibri" w:eastAsia="Calibri" w:hAnsi="Calibri"/>
+        </w:rPr>
+        <w:t xml:space="preserve"> — 27 octobre 2026, 15 h UTC</w:t>
+      </w:r>
+      <w:r>
+        <w:rPr>
+          <w:b/>
+          <w:bCs/>
+          <w:color w:val="1F2937"/>
+          <w:sz w:val="26"/>
+          <w:szCs w:val="26"/>
+          <w:rFonts w:ascii="Calibri" w:cs="Calibri" w:eastAsia="Calibri" w:hAnsi="Calibri"/>
+        </w:rPr>
+        <w:t xml:space="preserve">   ·   Cotation : Confirmé</w:t>
+      </w:r>
+    </w:p>
+    <w:p>
+      <w:pPr>
+        <w:spacing w:before="160"/>
+        <w:ind w:left="360"/>
+      </w:pPr>
+      <w:r>
+        <w:rPr>
+          <w:color w:val="1F6B5E"/>
+          <w:sz w:val="28"/>
+          <w:szCs w:val="28"/>
+          <w:rFonts w:ascii="Calibri" w:cs="Calibri" w:eastAsia="Calibri" w:hAnsi="Calibri"/>
+        </w:rPr>
+        <w:t xml:space="preserve">❑  </w:t>
+      </w:r>
+      <w:r>
+        <w:rPr>
+          <w:b/>
+          <w:bCs/>
+          <w:u w:val="single"/>
+          <w:color w:val="1F6B5E"/>
+          <w:sz w:val="28"/>
+          <w:szCs w:val="28"/>
+          <w:rFonts w:ascii="Calibri" w:cs="Calibri" w:eastAsia="Calibri" w:hAnsi="Calibri"/>
+        </w:rPr>
         <w:t xml:space="preserve">MALIKA : UN LOCATAIRE INTERPELLÉ POUR AVOIR POIGNARDÉ À MORT SON VOISIN LORS D'UNE ALTERCATION</w:t>
       </w:r>
     </w:p>
@@ -16871,7 +17104,7 @@
         </w:rPr>
         <w:t xml:space="preserve">▪  Source : </w:t>
       </w:r>
-      <w:hyperlink w:history="1" r:id="rIdb9dstrk-_ouao8dsjcs2u">
+      <w:hyperlink w:history="1" r:id="rId12mvpi3vob8jstdmh3uum">
         <w:r>
           <w:rPr>
             <w:u w:val="single"/>
@@ -16917,7 +17150,7 @@
           <w:szCs w:val="28"/>
           <w:rFonts w:ascii="Calibri" w:cs="Calibri" w:eastAsia="Calibri" w:hAnsi="Calibri"/>
         </w:rPr>
-        <w:t xml:space="preserve">MEURTRE PRÉSUMÉ D’AMINATA SY À PODOR : LE SUSPECT RETROUVÉ DANS UNE CACHETTE ET ARRÊTÉ À MBACKÉ</w:t>
+        <w:t xml:space="preserve">KARAMO CISSÉ NDIAYE ARRÊTÉ POUR LE MEURTRE D’AMINATA SY APRÈS UNE DISPUTE VIOLENTE</w:t>
       </w:r>
     </w:p>
     <w:p>
@@ -16931,82 +17164,9 @@
           <w:szCs w:val="26"/>
           <w:rFonts w:ascii="Calibri" w:cs="Calibri" w:eastAsia="Calibri" w:hAnsi="Calibri"/>
         </w:rPr>
-        <w:t xml:space="preserve">▪  Sources : </w:t>
-      </w:r>
-      <w:hyperlink w:history="1" r:id="rIdfds9lv8izsgniwru8wxvw">
-        <w:r>
-          <w:rPr>
-            <w:u w:val="single"/>
-            <w:color w:val="1F6B5E"/>
-            <w:sz w:val="26"/>
-            <w:szCs w:val="26"/>
-            <w:rFonts w:ascii="Calibri" w:cs="Calibri" w:eastAsia="Calibri" w:hAnsi="Calibri"/>
-          </w:rPr>
-          <w:t xml:space="preserve">Dakar Actu · Seneweb</w:t>
-        </w:r>
-      </w:hyperlink>
-      <w:r>
-        <w:rPr>
-          <w:color w:val="1F2937"/>
-          <w:sz w:val="26"/>
-          <w:szCs w:val="26"/>
-          <w:rFonts w:ascii="Calibri" w:cs="Calibri" w:eastAsia="Calibri" w:hAnsi="Calibri"/>
-        </w:rPr>
-        <w:t xml:space="preserve"> — 27 octobre 2026, 11 h UTC</w:t>
-      </w:r>
-      <w:r>
-        <w:rPr>
-          <w:b/>
-          <w:bCs/>
-          <w:color w:val="1F2937"/>
-          <w:sz w:val="26"/>
-          <w:szCs w:val="26"/>
-          <w:rFonts w:ascii="Calibri" w:cs="Calibri" w:eastAsia="Calibri" w:hAnsi="Calibri"/>
-        </w:rPr>
-        <w:t xml:space="preserve">   ·   Cotation : Confirmé</w:t>
-      </w:r>
-    </w:p>
-    <w:p>
-      <w:pPr>
-        <w:spacing w:before="160"/>
-        <w:ind w:left="360"/>
-      </w:pPr>
-      <w:r>
-        <w:rPr>
-          <w:color w:val="1F6B5E"/>
-          <w:sz w:val="28"/>
-          <w:szCs w:val="28"/>
-          <w:rFonts w:ascii="Calibri" w:cs="Calibri" w:eastAsia="Calibri" w:hAnsi="Calibri"/>
-        </w:rPr>
-        <w:t xml:space="preserve">❑  </w:t>
-      </w:r>
-      <w:r>
-        <w:rPr>
-          <w:b/>
-          <w:bCs/>
-          <w:u w:val="single"/>
-          <w:color w:val="1F6B5E"/>
-          <w:sz w:val="28"/>
-          <w:szCs w:val="28"/>
-          <w:rFonts w:ascii="Calibri" w:cs="Calibri" w:eastAsia="Calibri" w:hAnsi="Calibri"/>
-        </w:rPr>
-        <w:t xml:space="preserve">KARAMO CISSÉ NDIAYE ARRÊTÉ POUR LE MEURTRE D’AMINATA SY APRÈS UNE DISPUTE VIOLENTE</w:t>
-      </w:r>
-    </w:p>
-    <w:p>
-      <w:pPr>
-        <w:ind w:left="720"/>
-      </w:pPr>
-      <w:r>
-        <w:rPr>
-          <w:color w:val="1F2937"/>
-          <w:sz w:val="26"/>
-          <w:szCs w:val="26"/>
-          <w:rFonts w:ascii="Calibri" w:cs="Calibri" w:eastAsia="Calibri" w:hAnsi="Calibri"/>
-        </w:rPr>
         <w:t xml:space="preserve">▪  Source : </w:t>
       </w:r>
-      <w:hyperlink w:history="1" r:id="rIdtysnhifjmvtyer_zvalno">
+      <w:hyperlink w:history="1" r:id="rId869cevsprf7o6-gyxk5ms">
         <w:r>
           <w:rPr>
             <w:u w:val="single"/>
@@ -17068,7 +17228,7 @@
         </w:rPr>
         <w:t xml:space="preserve">▪  Source : </w:t>
       </w:r>
-      <w:hyperlink w:history="1" r:id="rIdch-rclvhe3ji4ftv6hyv2">
+      <w:hyperlink w:history="1" r:id="rIdoyttv9vyl2lhzjfh8ttqc">
         <w:r>
           <w:rPr>
             <w:u w:val="single"/>

--- a/web/rapports/mensuel/dernier.docx
+++ b/web/rapports/mensuel/dernier.docx
@@ -212,7 +212,7 @@
           <w:szCs w:val="40"/>
           <w:rFonts w:ascii="Calibri" w:cs="Calibri" w:eastAsia="Calibri" w:hAnsi="Calibri"/>
         </w:rPr>
-        <w:t xml:space="preserve">28 OCTOBRE 2026</w:t>
+        <w:t xml:space="preserve">29 OCTOBRE 2026</w:t>
       </w:r>
     </w:p>
     <w:p>
@@ -226,7 +226,7 @@
           <w:szCs w:val="28"/>
           <w:rFonts w:ascii="Calibri" w:cs="Calibri" w:eastAsia="Calibri" w:hAnsi="Calibri"/>
         </w:rPr>
-        <w:t xml:space="preserve">Période du 1er au 28 octobre 2026</w:t>
+        <w:t xml:space="preserve">Période du 1er au 29 octobre 2026</w:t>
       </w:r>
     </w:p>
     <w:p>
@@ -539,6 +539,29 @@
           </w:p>
           <w:p>
             <w:pPr>
+              <w:ind w:left="240"/>
+            </w:pPr>
+            <w:r>
+              <w:rPr>
+                <w:color w:val="1F2937"/>
+                <w:sz w:val="18"/>
+                <w:szCs w:val="18"/>
+                <w:rFonts w:ascii="Calibri" w:cs="Calibri" w:eastAsia="Calibri" w:hAnsi="Calibri"/>
+              </w:rPr>
+              <w:t xml:space="preserve">❑  </w:t>
+            </w:r>
+            <w:r>
+              <w:rPr>
+                <w:color w:val="1F2937"/>
+                <w:sz w:val="18"/>
+                <w:szCs w:val="18"/>
+                <w:rFonts w:ascii="Calibri" w:cs="Calibri" w:eastAsia="Calibri" w:hAnsi="Calibri"/>
+              </w:rPr>
+              <w:t xml:space="preserve">OCTOBRE ROSE : ARIEL SHENEY SUR TOUS LES FRONTS APRÈS UNE ÉPREUVE PERSONNELLE LIÉ…</w:t>
+            </w:r>
+          </w:p>
+          <w:p>
+            <w:pPr>
               <w:spacing w:before="100"/>
             </w:pPr>
             <w:r>
@@ -573,7 +596,7 @@
                 <w:szCs w:val="18"/>
                 <w:rFonts w:ascii="Calibri" w:cs="Calibri" w:eastAsia="Calibri" w:hAnsi="Calibri"/>
               </w:rPr>
-              <w:t xml:space="preserve">LUTTE CONTRE LE GASPILLAGE ALIMENTAIRE : LE COMITÉ DE CONCERTATION ÉTAT-SECTEUR P…</w:t>
+              <w:t xml:space="preserve">POMMES, BANANES, KIWIS : CETTE ERREUR DE RANGEMENT FAIT MÛRIR VOS FRUITS BEAUCOUP…</w:t>
             </w:r>
           </w:p>
           <w:p>
@@ -596,7 +619,7 @@
                 <w:szCs w:val="18"/>
                 <w:rFonts w:ascii="Calibri" w:cs="Calibri" w:eastAsia="Calibri" w:hAnsi="Calibri"/>
               </w:rPr>
-              <w:t xml:space="preserve">HAUSSE DES PRIX DU POISSON : ASSALÉ TIÉMOKO RÉVÈLE UNE DÉPENDANCE DE LA CÔTE D’IV…</w:t>
+              <w:t xml:space="preserve">GASPILLAGE ALIMENTAIRE - LE CCESP PLAIDE POUR UN PACTE NATIONAL</w:t>
             </w:r>
           </w:p>
           <w:p>
@@ -619,7 +642,76 @@
                 <w:szCs w:val="18"/>
                 <w:rFonts w:ascii="Calibri" w:cs="Calibri" w:eastAsia="Calibri" w:hAnsi="Calibri"/>
               </w:rPr>
-              <w:t xml:space="preserve">DANANÉ/CHIRURGIE HUMANITAIRE - 134 PATIENTS OPÉRÉS GRATUITEMENT, DONT 114 POUR UN…</w:t>
+              <w:t xml:space="preserve">BOUNA : LES VICTIMES D’ACCIDENTS DE LA ROUTE POURRONT DÉSORMAIS PRISES EN CHARGE …</w:t>
+            </w:r>
+          </w:p>
+          <w:p>
+            <w:pPr>
+              <w:ind w:left="240"/>
+            </w:pPr>
+            <w:r>
+              <w:rPr>
+                <w:color w:val="1F2937"/>
+                <w:sz w:val="18"/>
+                <w:szCs w:val="18"/>
+                <w:rFonts w:ascii="Calibri" w:cs="Calibri" w:eastAsia="Calibri" w:hAnsi="Calibri"/>
+              </w:rPr>
+              <w:t xml:space="preserve">❑  </w:t>
+            </w:r>
+            <w:r>
+              <w:rPr>
+                <w:color w:val="1F2937"/>
+                <w:sz w:val="18"/>
+                <w:szCs w:val="18"/>
+                <w:rFonts w:ascii="Calibri" w:cs="Calibri" w:eastAsia="Calibri" w:hAnsi="Calibri"/>
+              </w:rPr>
+              <w:t xml:space="preserve">CÔTE D'IVOIRE : LE GOUVERNEMENT MISE SUR LA PONADEPA II POUR ATTEINDRE LA SOUVERA…</w:t>
+            </w:r>
+          </w:p>
+          <w:p>
+            <w:pPr>
+              <w:ind w:left="240"/>
+            </w:pPr>
+            <w:r>
+              <w:rPr>
+                <w:color w:val="1F2937"/>
+                <w:sz w:val="18"/>
+                <w:szCs w:val="18"/>
+                <w:rFonts w:ascii="Calibri" w:cs="Calibri" w:eastAsia="Calibri" w:hAnsi="Calibri"/>
+              </w:rPr>
+              <w:t xml:space="preserve">❑  </w:t>
+            </w:r>
+            <w:r>
+              <w:rPr>
+                <w:color w:val="1F2937"/>
+                <w:sz w:val="18"/>
+                <w:szCs w:val="18"/>
+                <w:rFonts w:ascii="Calibri" w:cs="Calibri" w:eastAsia="Calibri" w:hAnsi="Calibri"/>
+              </w:rPr>
+              <w:t xml:space="preserve">LUTTE CONTRE LE GASPILLAGE ALIMENTAIRE : LE COMITÉ DE CONCERTATION ÉTAT-SECTEUR P…</w:t>
+            </w:r>
+          </w:p>
+          <w:p>
+            <w:pPr>
+              <w:ind w:left="240"/>
+            </w:pPr>
+            <w:r>
+              <w:rPr>
+                <w:color w:val="1F2937"/>
+                <w:sz w:val="18"/>
+                <w:szCs w:val="18"/>
+                <w:rFonts w:ascii="Calibri" w:cs="Calibri" w:eastAsia="Calibri" w:hAnsi="Calibri"/>
+              </w:rPr>
+              <w:t xml:space="preserve">❑  </w:t>
+            </w:r>
+            <w:r>
+              <w:rPr>
+                <w:color w:val="1F2937"/>
+                <w:sz w:val="18"/>
+                <w:szCs w:val="18"/>
+                <w:rFonts w:ascii="Calibri" w:cs="Calibri" w:eastAsia="Calibri" w:hAnsi="Calibri"/>
+              </w:rPr>
+              <w:t xml:space="preserve">HAUSSE DES PRIX DU POISSON : ASSALÉ TIÉMOKO RÉVÈLE UNE DÉPENDANCE DE LA CÔTE D’IV…</w:t>
             </w:r>
           </w:p>
           <w:p>
@@ -658,7 +750,7 @@
                 <w:szCs w:val="18"/>
                 <w:rFonts w:ascii="Calibri" w:cs="Calibri" w:eastAsia="Calibri" w:hAnsi="Calibri"/>
               </w:rPr>
-              <w:t xml:space="preserve">CHARNIER DE YOPOUGON : 26 ANS APRÈS, AMADOU COULIBALY OPPOSE LES VIOLENCES DU PAS…</w:t>
+              <w:t xml:space="preserve">ABIDJAN - CAP VERS UNE COOPÉRATION MILITAIRE BILATÉRALE</w:t>
             </w:r>
           </w:p>
           <w:p>
@@ -681,7 +773,7 @@
                 <w:szCs w:val="18"/>
                 <w:rFonts w:ascii="Calibri" w:cs="Calibri" w:eastAsia="Calibri" w:hAnsi="Calibri"/>
               </w:rPr>
-              <w:t xml:space="preserve">PRIX NATIONAL D'EXCELLENCE 2026 - RAPHAËL DIAMALA KOUASSI HISSE M'BAHIAKRO SUR LE…</w:t>
+              <w:t xml:space="preserve">3ÈME FORUM FRONTIÈRES D'ABIDJAN : LA REPRÉSENTATION PERMANENTE DE LA CEDEAO AUPRÈ…</w:t>
             </w:r>
           </w:p>
           <w:p>
@@ -704,7 +796,7 @@
                 <w:szCs w:val="18"/>
                 <w:rFonts w:ascii="Calibri" w:cs="Calibri" w:eastAsia="Calibri" w:hAnsi="Calibri"/>
               </w:rPr>
-              <w:t xml:space="preserve">INTERPOL RENFORCE LES CAPACITÉS DES ENQUÊTEURS IVOIRIENS POUR TRAQUER LES AVOIRS …</w:t>
+              <w:t xml:space="preserve">CHARNIER DE YOPOUGON : 26 ANS APRÈS, AMADOU COULIBALY OPPOSE LES VIOLENCES DU PAS…</w:t>
             </w:r>
           </w:p>
           <w:p>
@@ -727,7 +819,7 @@
                 <w:szCs w:val="18"/>
                 <w:rFonts w:ascii="Calibri" w:cs="Calibri" w:eastAsia="Calibri" w:hAnsi="Calibri"/>
               </w:rPr>
-              <w:t xml:space="preserve">QUERELLES DE SUCCESSION OU PROFANATION D'UN HÉRITAGE ?</w:t>
+              <w:t xml:space="preserve">PRIX NATIONAL D'EXCELLENCE 2026 - RAPHAËL DIAMALA KOUASSI HISSE M'BAHIAKRO SUR LE…</w:t>
             </w:r>
           </w:p>
           <w:p>
@@ -750,7 +842,7 @@
                 <w:szCs w:val="18"/>
                 <w:rFonts w:ascii="Calibri" w:cs="Calibri" w:eastAsia="Calibri" w:hAnsi="Calibri"/>
               </w:rPr>
-              <w:t xml:space="preserve">CÔTE D'IVOIRE : SÉCURITÉ ALIMENTAIRE ET SÉCURISATION FONCIÈRE, LE GOUVERNEMENT SO…</w:t>
+              <w:t xml:space="preserve">INTERPOL RENFORCE LES CAPACITÉS DES ENQUÊTEURS IVOIRIENS POUR TRAQUER LES AVOIRS …</w:t>
             </w:r>
           </w:p>
           <w:p>
@@ -773,7 +865,7 @@
                 <w:szCs w:val="18"/>
                 <w:rFonts w:ascii="Calibri" w:cs="Calibri" w:eastAsia="Calibri" w:hAnsi="Calibri"/>
               </w:rPr>
-              <w:t xml:space="preserve">PRIKRO : LA RELANCE DE LA CAFÉICULTURE ET LA PROMOTION DU MAÏS ENGAGÉES DANS L’IFFOU</w:t>
+              <w:t xml:space="preserve">QUERELLES DE SUCCESSION OU PROFANATION D'UN HÉRITAGE ?</w:t>
             </w:r>
           </w:p>
           <w:p>
@@ -790,6 +882,29 @@
                 <w:rFonts w:ascii="Calibri" w:cs="Calibri" w:eastAsia="Calibri" w:hAnsi="Calibri"/>
               </w:rPr>
               <w:t xml:space="preserve">DIVERS</w:t>
+            </w:r>
+          </w:p>
+          <w:p>
+            <w:pPr>
+              <w:ind w:left="240"/>
+            </w:pPr>
+            <w:r>
+              <w:rPr>
+                <w:color w:val="1F2937"/>
+                <w:sz w:val="18"/>
+                <w:szCs w:val="18"/>
+                <w:rFonts w:ascii="Calibri" w:cs="Calibri" w:eastAsia="Calibri" w:hAnsi="Calibri"/>
+              </w:rPr>
+              <w:t xml:space="preserve">❑  </w:t>
+            </w:r>
+            <w:r>
+              <w:rPr>
+                <w:color w:val="1F2937"/>
+                <w:sz w:val="18"/>
+                <w:szCs w:val="18"/>
+                <w:rFonts w:ascii="Calibri" w:cs="Calibri" w:eastAsia="Calibri" w:hAnsi="Calibri"/>
+              </w:rPr>
+              <w:t xml:space="preserve">GONZAGUEVILLE : ELLE LUI REFUSE LE SEXE, IL LA TUE ET JETTE SON CORPS DANS UNE DÉ…</w:t>
             </w:r>
           </w:p>
           <w:p>
@@ -904,7 +1019,7 @@
                 <w:szCs w:val="18"/>
                 <w:rFonts w:ascii="Calibri" w:cs="Calibri" w:eastAsia="Calibri" w:hAnsi="Calibri"/>
               </w:rPr>
-              <w:t xml:space="preserve">LA PEINE DE MORT RÉINTRODUITE POUR CERTAINS CRIMES DANS LE NOUVEAU CODE PÉNAL</w:t>
+              <w:t xml:space="preserve">UNE PROMESSE D’ÉCHANGE D’IPHONE VIRE AU MEURTRE PRÉSUMÉ D’UNE JEUNE FILLE</w:t>
             </w:r>
           </w:p>
           <w:p>
@@ -943,7 +1058,7 @@
                 <w:szCs w:val="18"/>
                 <w:rFonts w:ascii="Calibri" w:cs="Calibri" w:eastAsia="Calibri" w:hAnsi="Calibri"/>
               </w:rPr>
-              <w:t xml:space="preserve">MALI : CE QUE L’ON SAIT DE LA MORT MYSTÉRIEUSE DU JEUNE COMMERÇANT BOCAR LY</w:t>
+              <w:t xml:space="preserve">MALI : 13 CIVILS TUÉS PAR UNE FRAPPE DE DRONE PRÈS DE LA FRONTIÈRE MAURITANIENNE,…</w:t>
             </w:r>
           </w:p>
           <w:p>
@@ -982,7 +1097,7 @@
                 <w:szCs w:val="18"/>
                 <w:rFonts w:ascii="Calibri" w:cs="Calibri" w:eastAsia="Calibri" w:hAnsi="Calibri"/>
               </w:rPr>
-              <w:t xml:space="preserve">FRAPPE DE DRONE À AGADEZ : LE NIGER CONVOQUE L’AMBASSADEUR DU TCHAD ET ANNONCE DE…</w:t>
+              <w:t xml:space="preserve">FRAPPE DE DRONE PRÈS D’AGADEZ : N’DJAMENA DÉMENT TOUTE IMPLICATION ET MET NIAMEY …</w:t>
             </w:r>
           </w:p>
           <w:p>
@@ -1021,7 +1136,7 @@
                 <w:szCs w:val="18"/>
                 <w:rFonts w:ascii="Calibri" w:cs="Calibri" w:eastAsia="Calibri" w:hAnsi="Calibri"/>
               </w:rPr>
-              <w:t xml:space="preserve">UNE FEMME TUÉE PAR LE TRAIN TEMA-AFIENYA ALORS QUE LES HABITANTS RÉCLAMENT UNE PA…</w:t>
+              <w:t xml:space="preserve">GHANA : UNE JEUNE FEMME MEURT APRÈS L’EXPLOSION D’UN SEX-TOY</w:t>
             </w:r>
           </w:p>
           <w:p>
@@ -1099,7 +1214,7 @@
                 <w:szCs w:val="18"/>
                 <w:rFonts w:ascii="Calibri" w:cs="Calibri" w:eastAsia="Calibri" w:hAnsi="Calibri"/>
               </w:rPr>
-              <w:t xml:space="preserve">LE NUEE MENACE DE FERMER TOUT LE PAYS ET EXIGE LE RETRAIT DES SOLDATS DU SIÈGE DE…</w:t>
+              <w:t xml:space="preserve">SÉCURITÉ AU BÉNIN : LE MSEC DRESSE SON BILAN ET TRACE SON CAP POUR LES TROIS PROC…</w:t>
             </w:r>
           </w:p>
           <w:p>
@@ -1138,7 +1253,7 @@
                 <w:szCs w:val="18"/>
                 <w:rFonts w:ascii="Calibri" w:cs="Calibri" w:eastAsia="Calibri" w:hAnsi="Calibri"/>
               </w:rPr>
-              <w:t xml:space="preserve">MORT MYSTÉRIEUSE DE SOULEYMANE TOURÉ : SA MÈRE ET SA SŒUR VEULENT TOUTE LA VÉRITÉ</w:t>
+              <w:t xml:space="preserve">SEMAINE DU SOLDAT 2026 : LES FORCES DE SÉCURITÉ À L’ASSAUT DES DÉCHETS À MADINA</w:t>
             </w:r>
           </w:p>
           <w:p>
@@ -1216,7 +1331,7 @@
                 <w:szCs w:val="18"/>
                 <w:rFonts w:ascii="Calibri" w:cs="Calibri" w:eastAsia="Calibri" w:hAnsi="Calibri"/>
               </w:rPr>
-              <w:t xml:space="preserve">MEURTRE ATROCE DE LA LYCÉENE AMINATA SY À PODOR : COMMENT LE SUSPECT A-T-IL ARRÊT…</w:t>
+              <w:t xml:space="preserve">MENACES DE MORT CONTRE SONKO : CE QUE PASTEF REPROCHE À DES CADRES DE KIIRAAY</w:t>
             </w:r>
           </w:p>
         </w:tc>
@@ -1559,7 +1674,7 @@
           <w:szCs w:val="22"/>
           <w:rFonts w:ascii="Calibri" w:cs="Calibri" w:eastAsia="Calibri" w:hAnsi="Calibri"/>
         </w:rPr>
-        <w:t xml:space="preserve">Indice de confiance : faible (incident vérifié le plus récent : 121 jours ; aucun signal du jour)</w:t>
+        <w:t xml:space="preserve">Indice de confiance : moyenne (incident vérifié le plus récent : 121 jours ; 3 signaux du jour)</w:t>
       </w:r>
     </w:p>
     <w:p>
@@ -1684,7 +1799,7 @@
           <w:rFonts w:ascii="Calibri" w:cs="Calibri" w:eastAsia="Calibri" w:hAnsi="Calibri"/>
         </w:rPr>
       </w:r>
-      <w:hyperlink w:history="1" r:id="rIdv0hqlzuhhtkzj18w6p6rm">
+      <w:hyperlink w:history="1" r:id="rId5csitw3nekk27hwz4juqw">
         <w:r>
           <w:rPr>
             <w:u w:val="single"/>
@@ -2029,7 +2144,7 @@
           <w:rFonts w:ascii="Calibri" w:cs="Calibri" w:eastAsia="Calibri" w:hAnsi="Calibri"/>
         </w:rPr>
       </w:r>
-      <w:hyperlink w:history="1" r:id="rIdn27qqlwoefi-rmj9nxmpr">
+      <w:hyperlink w:history="1" r:id="rIdfcy5lgzmtvjzrbds6aucb">
         <w:r>
           <w:rPr>
             <w:u w:val="single"/>
@@ -2254,127 +2369,45 @@
     </w:p>
     <w:p>
       <w:pPr>
-        <w:spacing w:before="120" w:after="60"/>
-      </w:pPr>
+        <w:spacing w:before="160"/>
+        <w:ind w:left="360"/>
+      </w:pPr>
+      <w:r>
+        <w:rPr>
+          <w:color w:val="1F6B5E"/>
+          <w:sz w:val="28"/>
+          <w:szCs w:val="28"/>
+          <w:rFonts w:ascii="Calibri" w:cs="Calibri" w:eastAsia="Calibri" w:hAnsi="Calibri"/>
+        </w:rPr>
+        <w:t xml:space="preserve">❑  </w:t>
+      </w:r>
       <w:r>
         <w:rPr>
           <w:b/>
           <w:bCs/>
-          <w:color w:val="1F6B5E"/>
-          <w:sz w:val="40"/>
-          <w:szCs w:val="40"/>
-          <w:rFonts w:ascii="Arial Narrow" w:cs="Arial Narrow" w:eastAsia="Arial Narrow" w:hAnsi="Arial Narrow"/>
-        </w:rPr>
-        <w:t xml:space="preserve">Guiglo : Etouffées par la flambée des prix, les vendeuses de poissons en grève</w:t>
-      </w:r>
-    </w:p>
-    <w:p>
-      <w:pPr>
-        <w:spacing w:before="120" w:after="20"/>
-      </w:pPr>
-      <w:r>
-        <w:rPr>
-          <w:b/>
-          <w:bCs/>
-          <w:color w:val="1F6B5E"/>
-          <w:sz w:val="28"/>
-          <w:szCs w:val="28"/>
-          <w:rFonts w:ascii="Calibri" w:cs="Calibri" w:eastAsia="Calibri" w:hAnsi="Calibri"/>
-        </w:rPr>
-        <w:t xml:space="preserve">Contexte</w:t>
-      </w:r>
-    </w:p>
-    <w:p>
-      <w:r>
-        <w:rPr>
-          <w:color w:val="1F2937"/>
-          <w:sz w:val="26"/>
-          <w:szCs w:val="26"/>
-          <w:rFonts w:ascii="Calibri" w:cs="Calibri" w:eastAsia="Calibri" w:hAnsi="Calibri"/>
-        </w:rPr>
-        <w:t xml:space="preserve">Fait rapporté le lundi 26 octobre 2026. Lieu : Côte d'Ivoire. Actualité politique. Une seule source à ce stade (Linfodrome) : à confirmer par un second média.</w:t>
-      </w:r>
-    </w:p>
-    <w:p>
-      <w:pPr>
-        <w:spacing w:before="120" w:after="20"/>
-      </w:pPr>
-      <w:r>
-        <w:rPr>
-          <w:b/>
-          <w:bCs/>
-          <w:color w:val="1F6B5E"/>
-          <w:sz w:val="28"/>
-          <w:szCs w:val="28"/>
-          <w:rFonts w:ascii="Calibri" w:cs="Calibri" w:eastAsia="Calibri" w:hAnsi="Calibri"/>
-        </w:rPr>
-        <w:t xml:space="preserve">Ce que rapportent les sources</w:t>
-      </w:r>
-    </w:p>
-    <w:p>
-      <w:r>
-        <w:rPr>
-          <w:i/>
-          <w:iCs/>
-          <w:color w:val="6B7280"/>
-          <w:sz w:val="26"/>
-          <w:szCs w:val="26"/>
-          <w:rFonts w:ascii="Calibri" w:cs="Calibri" w:eastAsia="Calibri" w:hAnsi="Calibri"/>
-        </w:rPr>
-        <w:t xml:space="preserve">Les médias n'en publient que le titre dans leur flux : le détail est à lire dans l'article (lien ci-dessous).</w:t>
-      </w:r>
-    </w:p>
-    <w:p>
-      <w:pPr>
-        <w:spacing w:before="120" w:after="20"/>
-      </w:pPr>
-      <w:r>
-        <w:rPr>
-          <w:b/>
-          <w:bCs/>
-          <w:color w:val="1F6B5E"/>
-          <w:sz w:val="28"/>
-          <w:szCs w:val="28"/>
-          <w:rFonts w:ascii="Calibri" w:cs="Calibri" w:eastAsia="Calibri" w:hAnsi="Calibri"/>
-        </w:rPr>
-        <w:t xml:space="preserve">Enjeux sûreté</w:t>
-      </w:r>
-    </w:p>
-    <w:p>
-      <w:r>
-        <w:rPr>
-          <w:color w:val="1F2937"/>
-          <w:sz w:val="26"/>
-          <w:szCs w:val="26"/>
-          <w:rFonts w:ascii="Calibri" w:cs="Calibri" w:eastAsia="Calibri" w:hAnsi="Calibri"/>
-        </w:rPr>
-        <w:t xml:space="preserve">Perturbations possibles de l'activité et de la circulation : éviter les rassemblements, prévoir des horaires décalés ou le travail à distance, informer les personnels.</w:t>
-      </w:r>
-    </w:p>
-    <w:p>
-      <w:pPr>
-        <w:spacing w:before="120"/>
-      </w:pPr>
-      <w:r>
-        <w:rPr>
-          <w:b/>
-          <w:bCs/>
-          <w:color w:val="1F2937"/>
-          <w:sz w:val="26"/>
-          <w:szCs w:val="26"/>
-          <w:rFonts w:ascii="Calibri" w:cs="Calibri" w:eastAsia="Calibri" w:hAnsi="Calibri"/>
-        </w:rPr>
-        <w:t xml:space="preserve">Source : </w:t>
-      </w:r>
-      <w:r>
-        <w:rPr>
-          <w:color w:val="1F2937"/>
-          <w:sz w:val="26"/>
-          <w:szCs w:val="26"/>
-          <w:rFonts w:ascii="Calibri" w:cs="Calibri" w:eastAsia="Calibri" w:hAnsi="Calibri"/>
-        </w:rPr>
-      </w:r>
-      <w:hyperlink w:history="1" r:id="rIdsfqrb2xhwytj9c_sw-d47">
+          <w:u w:val="single"/>
+          <w:color w:val="1F6B5E"/>
+          <w:sz w:val="28"/>
+          <w:szCs w:val="28"/>
+          <w:rFonts w:ascii="Calibri" w:cs="Calibri" w:eastAsia="Calibri" w:hAnsi="Calibri"/>
+        </w:rPr>
+        <w:t xml:space="preserve">GUIGLO : ETOUFFÉES PAR LA FLAMBÉE DES PRIX, LES VENDEUSES DE POISSONS EN GRÈVE</w:t>
+      </w:r>
+    </w:p>
+    <w:p>
+      <w:pPr>
+        <w:ind w:left="720"/>
+      </w:pPr>
+      <w:r>
+        <w:rPr>
+          <w:color w:val="1F2937"/>
+          <w:sz w:val="26"/>
+          <w:szCs w:val="26"/>
+          <w:rFonts w:ascii="Calibri" w:cs="Calibri" w:eastAsia="Calibri" w:hAnsi="Calibri"/>
+        </w:rPr>
+        <w:t xml:space="preserve">▪  Source : </w:t>
+      </w:r>
+      <w:hyperlink w:history="1" r:id="rId3j4txfnqlw4iujdhgwipf">
         <w:r>
           <w:rPr>
             <w:u w:val="single"/>
@@ -2394,6 +2427,203 @@
           <w:rFonts w:ascii="Calibri" w:cs="Calibri" w:eastAsia="Calibri" w:hAnsi="Calibri"/>
         </w:rPr>
         <w:t xml:space="preserve"> — 26 octobre 2026, 18 h UTC</w:t>
+      </w:r>
+    </w:p>
+    <w:p>
+      <w:pPr>
+        <w:spacing w:before="160"/>
+        <w:ind w:left="360"/>
+      </w:pPr>
+      <w:r>
+        <w:rPr>
+          <w:color w:val="1F6B5E"/>
+          <w:sz w:val="28"/>
+          <w:szCs w:val="28"/>
+          <w:rFonts w:ascii="Calibri" w:cs="Calibri" w:eastAsia="Calibri" w:hAnsi="Calibri"/>
+        </w:rPr>
+        <w:t xml:space="preserve">❑  </w:t>
+      </w:r>
+      <w:r>
+        <w:rPr>
+          <w:b/>
+          <w:bCs/>
+          <w:u w:val="single"/>
+          <w:color w:val="1F6B5E"/>
+          <w:sz w:val="28"/>
+          <w:szCs w:val="28"/>
+          <w:rFonts w:ascii="Calibri" w:cs="Calibri" w:eastAsia="Calibri" w:hAnsi="Calibri"/>
+        </w:rPr>
+        <w:t xml:space="preserve">LUTTE CONTRE LE CANCER DU SEIN : LINFODROME COMBAT LES RUMEURS ET SENSIBILISE LES POPULATIONS</w:t>
+      </w:r>
+    </w:p>
+    <w:p>
+      <w:pPr>
+        <w:ind w:left="720"/>
+      </w:pPr>
+      <w:r>
+        <w:rPr>
+          <w:color w:val="1F2937"/>
+          <w:sz w:val="26"/>
+          <w:szCs w:val="26"/>
+          <w:rFonts w:ascii="Calibri" w:cs="Calibri" w:eastAsia="Calibri" w:hAnsi="Calibri"/>
+        </w:rPr>
+        <w:t xml:space="preserve">▪  Source : </w:t>
+      </w:r>
+      <w:hyperlink w:history="1" r:id="rIdnrqi32b4zu90wxwgvfhli">
+        <w:r>
+          <w:rPr>
+            <w:u w:val="single"/>
+            <w:color w:val="1F6B5E"/>
+            <w:sz w:val="26"/>
+            <w:szCs w:val="26"/>
+            <w:rFonts w:ascii="Calibri" w:cs="Calibri" w:eastAsia="Calibri" w:hAnsi="Calibri"/>
+          </w:rPr>
+          <w:t xml:space="preserve">Linfodrome</w:t>
+        </w:r>
+      </w:hyperlink>
+      <w:r>
+        <w:rPr>
+          <w:color w:val="1F2937"/>
+          <w:sz w:val="26"/>
+          <w:szCs w:val="26"/>
+          <w:rFonts w:ascii="Calibri" w:cs="Calibri" w:eastAsia="Calibri" w:hAnsi="Calibri"/>
+        </w:rPr>
+        <w:t xml:space="preserve"> — 26 octobre 2026, 16 h UTC</w:t>
+      </w:r>
+    </w:p>
+    <w:p>
+      <w:pPr>
+        <w:spacing w:before="160"/>
+        <w:ind w:left="360"/>
+      </w:pPr>
+      <w:r>
+        <w:rPr>
+          <w:color w:val="1F6B5E"/>
+          <w:sz w:val="28"/>
+          <w:szCs w:val="28"/>
+          <w:rFonts w:ascii="Calibri" w:cs="Calibri" w:eastAsia="Calibri" w:hAnsi="Calibri"/>
+        </w:rPr>
+        <w:t xml:space="preserve">❑  </w:t>
+      </w:r>
+      <w:r>
+        <w:rPr>
+          <w:b/>
+          <w:bCs/>
+          <w:u w:val="single"/>
+          <w:color w:val="1F6B5E"/>
+          <w:sz w:val="28"/>
+          <w:szCs w:val="28"/>
+          <w:rFonts w:ascii="Calibri" w:cs="Calibri" w:eastAsia="Calibri" w:hAnsi="Calibri"/>
+        </w:rPr>
+        <w:t xml:space="preserve">CRISE AU SEIN DU PDCI/RDA - « L'ÉLÉPHANT » SE CASSERA-T-IL UNE DEUXIÈME PATTE ?</w:t>
+      </w:r>
+    </w:p>
+    <w:p>
+      <w:pPr>
+        <w:ind w:left="720"/>
+      </w:pPr>
+      <w:r>
+        <w:rPr>
+          <w:color w:val="1F2937"/>
+          <w:sz w:val="26"/>
+          <w:szCs w:val="26"/>
+          <w:rFonts w:ascii="Calibri" w:cs="Calibri" w:eastAsia="Calibri" w:hAnsi="Calibri"/>
+        </w:rPr>
+        <w:t xml:space="preserve">▪  Source : </w:t>
+      </w:r>
+      <w:hyperlink w:history="1" r:id="rId3phburo6xcljxsdyszgj7">
+        <w:r>
+          <w:rPr>
+            <w:u w:val="single"/>
+            <w:color w:val="1F6B5E"/>
+            <w:sz w:val="26"/>
+            <w:szCs w:val="26"/>
+            <w:rFonts w:ascii="Calibri" w:cs="Calibri" w:eastAsia="Calibri" w:hAnsi="Calibri"/>
+          </w:rPr>
+          <w:t xml:space="preserve">AllAfrica (CI)</w:t>
+        </w:r>
+      </w:hyperlink>
+      <w:r>
+        <w:rPr>
+          <w:color w:val="1F2937"/>
+          <w:sz w:val="26"/>
+          <w:szCs w:val="26"/>
+          <w:rFonts w:ascii="Calibri" w:cs="Calibri" w:eastAsia="Calibri" w:hAnsi="Calibri"/>
+        </w:rPr>
+        <w:t xml:space="preserve"> — 23 octobre 2026, 9 h UTC</w:t>
+      </w:r>
+    </w:p>
+    <w:p>
+      <w:pPr>
+        <w:spacing w:before="160"/>
+        <w:ind w:left="360"/>
+      </w:pPr>
+      <w:r>
+        <w:rPr>
+          <w:color w:val="1F6B5E"/>
+          <w:sz w:val="28"/>
+          <w:szCs w:val="28"/>
+          <w:rFonts w:ascii="Calibri" w:cs="Calibri" w:eastAsia="Calibri" w:hAnsi="Calibri"/>
+        </w:rPr>
+        <w:t xml:space="preserve">❑  </w:t>
+      </w:r>
+      <w:r>
+        <w:rPr>
+          <w:b/>
+          <w:bCs/>
+          <w:u w:val="single"/>
+          <w:color w:val="1F6B5E"/>
+          <w:sz w:val="28"/>
+          <w:szCs w:val="28"/>
+          <w:rFonts w:ascii="Calibri" w:cs="Calibri" w:eastAsia="Calibri" w:hAnsi="Calibri"/>
+        </w:rPr>
+        <w:t xml:space="preserve">OCTOBRE ROSE : ARIEL SHENEY SUR TOUS LES FRONTS APRÈS UNE ÉPREUVE PERSONNELLE LIÉE AU DÉCÈS DE SON ÉPOUSE</w:t>
+      </w:r>
+    </w:p>
+    <w:p>
+      <w:pPr>
+        <w:ind w:left="720"/>
+      </w:pPr>
+      <w:r>
+        <w:rPr>
+          <w:color w:val="1F2937"/>
+          <w:sz w:val="26"/>
+          <w:szCs w:val="26"/>
+          <w:rFonts w:ascii="Calibri" w:cs="Calibri" w:eastAsia="Calibri" w:hAnsi="Calibri"/>
+        </w:rPr>
+        <w:t xml:space="preserve">▪  Source : </w:t>
+      </w:r>
+      <w:hyperlink w:history="1" r:id="rIdzdvk_0uiv7uiwfbwc9wkm">
+        <w:r>
+          <w:rPr>
+            <w:u w:val="single"/>
+            <w:color w:val="1F6B5E"/>
+            <w:sz w:val="26"/>
+            <w:szCs w:val="26"/>
+            <w:rFonts w:ascii="Calibri" w:cs="Calibri" w:eastAsia="Calibri" w:hAnsi="Calibri"/>
+          </w:rPr>
+          <w:t xml:space="preserve">Linfodrome</w:t>
+        </w:r>
+      </w:hyperlink>
+      <w:r>
+        <w:rPr>
+          <w:color w:val="1F2937"/>
+          <w:sz w:val="26"/>
+          <w:szCs w:val="26"/>
+          <w:rFonts w:ascii="Calibri" w:cs="Calibri" w:eastAsia="Calibri" w:hAnsi="Calibri"/>
+        </w:rPr>
+        <w:t xml:space="preserve"> — 28 octobre 2026, 14 h UTC</w:t>
+      </w:r>
+      <w:r>
+        <w:rPr>
+          <w:b/>
+          <w:bCs/>
+          <w:color w:val="1F2937"/>
+          <w:sz w:val="26"/>
+          <w:szCs w:val="26"/>
+          <w:rFonts w:ascii="Calibri" w:cs="Calibri" w:eastAsia="Calibri" w:hAnsi="Calibri"/>
+        </w:rPr>
+        <w:t xml:space="preserve">   ·   Cotation : Probable</w:t>
       </w:r>
     </w:p>
     <w:p>
@@ -2447,7 +2677,7 @@
                 <w:szCs w:val="44"/>
                 <w:rFonts w:ascii="Arial Narrow" w:cs="Arial Narrow" w:eastAsia="Arial Narrow" w:hAnsi="Arial Narrow"/>
               </w:rPr>
-              <w:t xml:space="preserve">I</w:t>
+              <w:t xml:space="preserve">II</w:t>
             </w:r>
           </w:p>
         </w:tc>
@@ -2474,7 +2704,7 @@
                 <w:szCs w:val="56"/>
                 <w:rFonts w:ascii="Arial Narrow" w:cs="Arial Narrow" w:eastAsia="Arial Narrow" w:hAnsi="Arial Narrow"/>
               </w:rPr>
-              <w:t xml:space="preserve">- POLITIQUE</w:t>
+              <w:t xml:space="preserve">- SOCIAL</w:t>
             </w:r>
           </w:p>
         </w:tc>
@@ -2599,6 +2829,22 @@
     </w:p>
     <w:p>
       <w:pPr>
+        <w:spacing w:before="60"/>
+      </w:pPr>
+      <w:r>
+        <w:rPr>
+          <w:i/>
+          <w:iCs/>
+          <w:color w:val="6B7280"/>
+          <w:sz w:val="22"/>
+          <w:szCs w:val="22"/>
+          <w:rFonts w:ascii="Calibri" w:cs="Calibri" w:eastAsia="Calibri" w:hAnsi="Calibri"/>
+        </w:rPr>
+        <w:t xml:space="preserve">Indice de confiance : moyenne (incident vérifié le plus récent : 121 jours ; 3 signaux du jour)</w:t>
+      </w:r>
+    </w:p>
+    <w:p>
+      <w:pPr>
         <w:spacing w:before="160"/>
         <w:ind w:left="360"/>
       </w:pPr>
@@ -2621,7 +2867,7 @@
           <w:szCs w:val="28"/>
           <w:rFonts w:ascii="Calibri" w:cs="Calibri" w:eastAsia="Calibri" w:hAnsi="Calibri"/>
         </w:rPr>
-        <w:t xml:space="preserve">LUTTE CONTRE LE CANCER DU SEIN : LINFODROME COMBAT LES RUMEURS ET SENSIBILISE LES POPULATIONS</w:t>
+        <w:t xml:space="preserve">POMMES, BANANES, KIWIS : CETTE ERREUR DE RANGEMENT FAIT MÛRIR VOS FRUITS BEAUCOUP TROP VITE</w:t>
       </w:r>
     </w:p>
     <w:p>
@@ -2637,7 +2883,7 @@
         </w:rPr>
         <w:t xml:space="preserve">▪  Source : </w:t>
       </w:r>
-      <w:hyperlink w:history="1" r:id="rIdt28dmmrhcyyd1s6ztialw">
+      <w:hyperlink w:history="1" r:id="rIdyhwzcqyzwka4gvypv2qho">
         <w:r>
           <w:rPr>
             <w:u w:val="single"/>
@@ -2656,7 +2902,18 @@
           <w:szCs w:val="26"/>
           <w:rFonts w:ascii="Calibri" w:cs="Calibri" w:eastAsia="Calibri" w:hAnsi="Calibri"/>
         </w:rPr>
-        <w:t xml:space="preserve"> — 26 octobre 2026, 16 h UTC</w:t>
+        <w:t xml:space="preserve"> — 28 octobre 2026, 19 h UTC</w:t>
+      </w:r>
+      <w:r>
+        <w:rPr>
+          <w:b/>
+          <w:bCs/>
+          <w:color w:val="1F2937"/>
+          <w:sz w:val="26"/>
+          <w:szCs w:val="26"/>
+          <w:rFonts w:ascii="Calibri" w:cs="Calibri" w:eastAsia="Calibri" w:hAnsi="Calibri"/>
+        </w:rPr>
+        <w:t xml:space="preserve">   ·   Cotation : Probable</w:t>
       </w:r>
     </w:p>
     <w:p>
@@ -2683,7 +2940,7 @@
           <w:szCs w:val="28"/>
           <w:rFonts w:ascii="Calibri" w:cs="Calibri" w:eastAsia="Calibri" w:hAnsi="Calibri"/>
         </w:rPr>
-        <w:t xml:space="preserve">CRISE AU SEIN DU PDCI/RDA - « L'ÉLÉPHANT » SE CASSERA-T-IL UNE DEUXIÈME PATTE ?</w:t>
+        <w:t xml:space="preserve">GASPILLAGE ALIMENTAIRE - LE CCESP PLAIDE POUR UN PACTE NATIONAL</w:t>
       </w:r>
     </w:p>
     <w:p>
@@ -2699,7 +2956,7 @@
         </w:rPr>
         <w:t xml:space="preserve">▪  Source : </w:t>
       </w:r>
-      <w:hyperlink w:history="1" r:id="rIdp7b7mcupoychi3qkrezjr">
+      <w:hyperlink w:history="1" r:id="rIdzyswuqwk0e1zrjeo2q_hk">
         <w:r>
           <w:rPr>
             <w:u w:val="single"/>
@@ -2718,7 +2975,237 @@
           <w:szCs w:val="26"/>
           <w:rFonts w:ascii="Calibri" w:cs="Calibri" w:eastAsia="Calibri" w:hAnsi="Calibri"/>
         </w:rPr>
-        <w:t xml:space="preserve"> — 23 octobre 2026, 9 h UTC</w:t>
+        <w:t xml:space="preserve"> — 28 octobre 2026, 16 h UTC</w:t>
+      </w:r>
+      <w:r>
+        <w:rPr>
+          <w:b/>
+          <w:bCs/>
+          <w:color w:val="1F2937"/>
+          <w:sz w:val="26"/>
+          <w:szCs w:val="26"/>
+          <w:rFonts w:ascii="Calibri" w:cs="Calibri" w:eastAsia="Calibri" w:hAnsi="Calibri"/>
+        </w:rPr>
+        <w:t xml:space="preserve">   ·   Cotation : Probable</w:t>
+      </w:r>
+    </w:p>
+    <w:p>
+      <w:pPr>
+        <w:spacing w:before="160"/>
+        <w:ind w:left="360"/>
+      </w:pPr>
+      <w:r>
+        <w:rPr>
+          <w:color w:val="1F6B5E"/>
+          <w:sz w:val="28"/>
+          <w:szCs w:val="28"/>
+          <w:rFonts w:ascii="Calibri" w:cs="Calibri" w:eastAsia="Calibri" w:hAnsi="Calibri"/>
+        </w:rPr>
+        <w:t xml:space="preserve">❑  </w:t>
+      </w:r>
+      <w:r>
+        <w:rPr>
+          <w:b/>
+          <w:bCs/>
+          <w:u w:val="single"/>
+          <w:color w:val="1F6B5E"/>
+          <w:sz w:val="28"/>
+          <w:szCs w:val="28"/>
+          <w:rFonts w:ascii="Calibri" w:cs="Calibri" w:eastAsia="Calibri" w:hAnsi="Calibri"/>
+        </w:rPr>
+        <w:t xml:space="preserve">BOUNA : LES VICTIMES D’ACCIDENTS DE LA ROUTE POURRONT DÉSORMAIS PRISES EN CHARGE GRATUITEMENT AUX URGENCES</w:t>
+      </w:r>
+    </w:p>
+    <w:p>
+      <w:pPr>
+        <w:ind w:left="720"/>
+      </w:pPr>
+      <w:r>
+        <w:rPr>
+          <w:color w:val="1F2937"/>
+          <w:sz w:val="26"/>
+          <w:szCs w:val="26"/>
+          <w:rFonts w:ascii="Calibri" w:cs="Calibri" w:eastAsia="Calibri" w:hAnsi="Calibri"/>
+        </w:rPr>
+        <w:t xml:space="preserve">▪  Source : </w:t>
+      </w:r>
+      <w:hyperlink w:history="1" r:id="rIduot-29vegqzttufahmv0z">
+        <w:r>
+          <w:rPr>
+            <w:u w:val="single"/>
+            <w:color w:val="1F6B5E"/>
+            <w:sz w:val="26"/>
+            <w:szCs w:val="26"/>
+            <w:rFonts w:ascii="Calibri" w:cs="Calibri" w:eastAsia="Calibri" w:hAnsi="Calibri"/>
+          </w:rPr>
+          <w:t xml:space="preserve">Linfodrome</w:t>
+        </w:r>
+      </w:hyperlink>
+      <w:r>
+        <w:rPr>
+          <w:color w:val="1F2937"/>
+          <w:sz w:val="26"/>
+          <w:szCs w:val="26"/>
+          <w:rFonts w:ascii="Calibri" w:cs="Calibri" w:eastAsia="Calibri" w:hAnsi="Calibri"/>
+        </w:rPr>
+        <w:t xml:space="preserve"> — 28 octobre 2026, 12 h UTC</w:t>
+      </w:r>
+      <w:r>
+        <w:rPr>
+          <w:b/>
+          <w:bCs/>
+          <w:color w:val="1F2937"/>
+          <w:sz w:val="26"/>
+          <w:szCs w:val="26"/>
+          <w:rFonts w:ascii="Calibri" w:cs="Calibri" w:eastAsia="Calibri" w:hAnsi="Calibri"/>
+        </w:rPr>
+        <w:t xml:space="preserve">   ·   Cotation : Probable</w:t>
+      </w:r>
+    </w:p>
+    <w:p>
+      <w:pPr>
+        <w:spacing w:before="160"/>
+        <w:ind w:left="360"/>
+      </w:pPr>
+      <w:r>
+        <w:rPr>
+          <w:color w:val="1F6B5E"/>
+          <w:sz w:val="28"/>
+          <w:szCs w:val="28"/>
+          <w:rFonts w:ascii="Calibri" w:cs="Calibri" w:eastAsia="Calibri" w:hAnsi="Calibri"/>
+        </w:rPr>
+        <w:t xml:space="preserve">❑  </w:t>
+      </w:r>
+      <w:r>
+        <w:rPr>
+          <w:b/>
+          <w:bCs/>
+          <w:u w:val="single"/>
+          <w:color w:val="1F6B5E"/>
+          <w:sz w:val="28"/>
+          <w:szCs w:val="28"/>
+          <w:rFonts w:ascii="Calibri" w:cs="Calibri" w:eastAsia="Calibri" w:hAnsi="Calibri"/>
+        </w:rPr>
+        <w:t xml:space="preserve">CÔTE D'IVOIRE : LE GOUVERNEMENT MISE SUR LA PONADEPA II POUR ATTEINDRE LA SOUVERAINETÉ ALIMENTAIRE D'ICI 2030</w:t>
+      </w:r>
+    </w:p>
+    <w:p>
+      <w:pPr>
+        <w:ind w:left="720"/>
+      </w:pPr>
+      <w:r>
+        <w:rPr>
+          <w:color w:val="1F2937"/>
+          <w:sz w:val="26"/>
+          <w:szCs w:val="26"/>
+          <w:rFonts w:ascii="Calibri" w:cs="Calibri" w:eastAsia="Calibri" w:hAnsi="Calibri"/>
+        </w:rPr>
+        <w:t xml:space="preserve">▪  Source : </w:t>
+      </w:r>
+      <w:hyperlink w:history="1" r:id="rIdpczfxljp801bh-x52rwu5">
+        <w:r>
+          <w:rPr>
+            <w:u w:val="single"/>
+            <w:color w:val="1F6B5E"/>
+            <w:sz w:val="26"/>
+            <w:szCs w:val="26"/>
+            <w:rFonts w:ascii="Calibri" w:cs="Calibri" w:eastAsia="Calibri" w:hAnsi="Calibri"/>
+          </w:rPr>
+          <w:t xml:space="preserve">Alwihda Info (Tchad)</w:t>
+        </w:r>
+      </w:hyperlink>
+      <w:r>
+        <w:rPr>
+          <w:color w:val="1F2937"/>
+          <w:sz w:val="26"/>
+          <w:szCs w:val="26"/>
+          <w:rFonts w:ascii="Calibri" w:cs="Calibri" w:eastAsia="Calibri" w:hAnsi="Calibri"/>
+        </w:rPr>
+        <w:t xml:space="preserve"> — 28 octobre 2026, 11 h UTC</w:t>
+      </w:r>
+      <w:r>
+        <w:rPr>
+          <w:b/>
+          <w:bCs/>
+          <w:color w:val="1F2937"/>
+          <w:sz w:val="26"/>
+          <w:szCs w:val="26"/>
+          <w:rFonts w:ascii="Calibri" w:cs="Calibri" w:eastAsia="Calibri" w:hAnsi="Calibri"/>
+        </w:rPr>
+        <w:t xml:space="preserve">   ·   Cotation : Probable</w:t>
+      </w:r>
+    </w:p>
+    <w:p>
+      <w:pPr>
+        <w:spacing w:before="160"/>
+        <w:ind w:left="360"/>
+      </w:pPr>
+      <w:r>
+        <w:rPr>
+          <w:color w:val="1F6B5E"/>
+          <w:sz w:val="28"/>
+          <w:szCs w:val="28"/>
+          <w:rFonts w:ascii="Calibri" w:cs="Calibri" w:eastAsia="Calibri" w:hAnsi="Calibri"/>
+        </w:rPr>
+        <w:t xml:space="preserve">❑  </w:t>
+      </w:r>
+      <w:r>
+        <w:rPr>
+          <w:b/>
+          <w:bCs/>
+          <w:u w:val="single"/>
+          <w:color w:val="1F6B5E"/>
+          <w:sz w:val="28"/>
+          <w:szCs w:val="28"/>
+          <w:rFonts w:ascii="Calibri" w:cs="Calibri" w:eastAsia="Calibri" w:hAnsi="Calibri"/>
+        </w:rPr>
+        <w:t xml:space="preserve">LUTTE CONTRE LE GASPILLAGE ALIMENTAIRE : LE COMITÉ DE CONCERTATION ÉTAT-SECTEUR PRIVÉ PRÉCONISE UN CADRE NATIONAL</w:t>
+      </w:r>
+    </w:p>
+    <w:p>
+      <w:pPr>
+        <w:ind w:left="720"/>
+      </w:pPr>
+      <w:r>
+        <w:rPr>
+          <w:color w:val="1F2937"/>
+          <w:sz w:val="26"/>
+          <w:szCs w:val="26"/>
+          <w:rFonts w:ascii="Calibri" w:cs="Calibri" w:eastAsia="Calibri" w:hAnsi="Calibri"/>
+        </w:rPr>
+        <w:t xml:space="preserve">▪  Source : </w:t>
+      </w:r>
+      <w:hyperlink w:history="1" r:id="rIdq2hg3qjdpx5pe6pcmrbp_">
+        <w:r>
+          <w:rPr>
+            <w:u w:val="single"/>
+            <w:color w:val="1F6B5E"/>
+            <w:sz w:val="26"/>
+            <w:szCs w:val="26"/>
+            <w:rFonts w:ascii="Calibri" w:cs="Calibri" w:eastAsia="Calibri" w:hAnsi="Calibri"/>
+          </w:rPr>
+          <w:t xml:space="preserve">Linfodrome</w:t>
+        </w:r>
+      </w:hyperlink>
+      <w:r>
+        <w:rPr>
+          <w:color w:val="1F2937"/>
+          <w:sz w:val="26"/>
+          <w:szCs w:val="26"/>
+          <w:rFonts w:ascii="Calibri" w:cs="Calibri" w:eastAsia="Calibri" w:hAnsi="Calibri"/>
+        </w:rPr>
+        <w:t xml:space="preserve"> — 28 octobre 2026, 7 h UTC</w:t>
+      </w:r>
+      <w:r>
+        <w:rPr>
+          <w:b/>
+          <w:bCs/>
+          <w:color w:val="1F2937"/>
+          <w:sz w:val="26"/>
+          <w:szCs w:val="26"/>
+          <w:rFonts w:ascii="Calibri" w:cs="Calibri" w:eastAsia="Calibri" w:hAnsi="Calibri"/>
+        </w:rPr>
+        <w:t xml:space="preserve">   ·   Cotation : Probable</w:t>
       </w:r>
     </w:p>
     <w:p>
@@ -2924,22 +3411,6 @@
     </w:p>
     <w:p>
       <w:pPr>
-        <w:spacing w:before="60"/>
-      </w:pPr>
-      <w:r>
-        <w:rPr>
-          <w:i/>
-          <w:iCs/>
-          <w:color w:val="6B7280"/>
-          <w:sz w:val="22"/>
-          <w:szCs w:val="22"/>
-          <w:rFonts w:ascii="Calibri" w:cs="Calibri" w:eastAsia="Calibri" w:hAnsi="Calibri"/>
-        </w:rPr>
-        <w:t xml:space="preserve">Indice de confiance : faible (incident vérifié le plus récent : 121 jours ; aucun signal du jour)</w:t>
-      </w:r>
-    </w:p>
-    <w:p>
-      <w:pPr>
         <w:spacing w:before="160"/>
         <w:ind w:left="360"/>
       </w:pPr>
@@ -2962,7 +3433,7 @@
           <w:szCs w:val="28"/>
           <w:rFonts w:ascii="Calibri" w:cs="Calibri" w:eastAsia="Calibri" w:hAnsi="Calibri"/>
         </w:rPr>
-        <w:t xml:space="preserve">LUTTE CONTRE LE GASPILLAGE ALIMENTAIRE : LE COMITÉ DE CONCERTATION ÉTAT-SECTEUR PRIVÉ PRÉCONISE UN CADRE NATIONAL</w:t>
+        <w:t xml:space="preserve">HAUSSE DES PRIX DU POISSON : ASSALÉ TIÉMOKO RÉVÈLE UNE DÉPENDANCE DE LA CÔTE D’IVOIRE À 88,8 % AUX IMPORTATIONS</w:t>
       </w:r>
     </w:p>
     <w:p>
@@ -2978,7 +3449,7 @@
         </w:rPr>
         <w:t xml:space="preserve">▪  Source : </w:t>
       </w:r>
-      <w:hyperlink w:history="1" r:id="rIdhtjimiekkkm63ey8_7icn">
+      <w:hyperlink w:history="1" r:id="rIdi1pjvssfe4rtiuwxvhsg0">
         <w:r>
           <w:rPr>
             <w:u w:val="single"/>
@@ -2997,18 +3468,7 @@
           <w:szCs w:val="26"/>
           <w:rFonts w:ascii="Calibri" w:cs="Calibri" w:eastAsia="Calibri" w:hAnsi="Calibri"/>
         </w:rPr>
-        <w:t xml:space="preserve"> — 28 octobre 2026, 7 h UTC</w:t>
-      </w:r>
-      <w:r>
-        <w:rPr>
-          <w:b/>
-          <w:bCs/>
-          <w:color w:val="1F2937"/>
-          <w:sz w:val="26"/>
-          <w:szCs w:val="26"/>
-          <w:rFonts w:ascii="Calibri" w:cs="Calibri" w:eastAsia="Calibri" w:hAnsi="Calibri"/>
-        </w:rPr>
-        <w:t xml:space="preserve">   ·   Cotation : Probable</w:t>
+        <w:t xml:space="preserve"> — 27 octobre 2026, 9 h UTC</w:t>
       </w:r>
     </w:p>
     <w:p>
@@ -3035,7 +3495,7 @@
           <w:szCs w:val="28"/>
           <w:rFonts w:ascii="Calibri" w:cs="Calibri" w:eastAsia="Calibri" w:hAnsi="Calibri"/>
         </w:rPr>
-        <w:t xml:space="preserve">HAUSSE DES PRIX DU POISSON : ASSALÉ TIÉMOKO RÉVÈLE UNE DÉPENDANCE DE LA CÔTE D’IVOIRE À 88,8 % AUX IMPORTATIONS</w:t>
+        <w:t xml:space="preserve">DANANÉ/CHIRURGIE HUMANITAIRE - 134 PATIENTS OPÉRÉS GRATUITEMENT, DONT 114 POUR UNE HERNIE</w:t>
       </w:r>
     </w:p>
     <w:p>
@@ -3051,69 +3511,7 @@
         </w:rPr>
         <w:t xml:space="preserve">▪  Source : </w:t>
       </w:r>
-      <w:hyperlink w:history="1" r:id="rIdassv9xcjc0rzaeewizuc_">
-        <w:r>
-          <w:rPr>
-            <w:u w:val="single"/>
-            <w:color w:val="1F6B5E"/>
-            <w:sz w:val="26"/>
-            <w:szCs w:val="26"/>
-            <w:rFonts w:ascii="Calibri" w:cs="Calibri" w:eastAsia="Calibri" w:hAnsi="Calibri"/>
-          </w:rPr>
-          <w:t xml:space="preserve">Linfodrome</w:t>
-        </w:r>
-      </w:hyperlink>
-      <w:r>
-        <w:rPr>
-          <w:color w:val="1F2937"/>
-          <w:sz w:val="26"/>
-          <w:szCs w:val="26"/>
-          <w:rFonts w:ascii="Calibri" w:cs="Calibri" w:eastAsia="Calibri" w:hAnsi="Calibri"/>
-        </w:rPr>
-        <w:t xml:space="preserve"> — 27 octobre 2026, 9 h UTC</w:t>
-      </w:r>
-    </w:p>
-    <w:p>
-      <w:pPr>
-        <w:spacing w:before="160"/>
-        <w:ind w:left="360"/>
-      </w:pPr>
-      <w:r>
-        <w:rPr>
-          <w:color w:val="1F6B5E"/>
-          <w:sz w:val="28"/>
-          <w:szCs w:val="28"/>
-          <w:rFonts w:ascii="Calibri" w:cs="Calibri" w:eastAsia="Calibri" w:hAnsi="Calibri"/>
-        </w:rPr>
-        <w:t xml:space="preserve">❑  </w:t>
-      </w:r>
-      <w:r>
-        <w:rPr>
-          <w:b/>
-          <w:bCs/>
-          <w:u w:val="single"/>
-          <w:color w:val="1F6B5E"/>
-          <w:sz w:val="28"/>
-          <w:szCs w:val="28"/>
-          <w:rFonts w:ascii="Calibri" w:cs="Calibri" w:eastAsia="Calibri" w:hAnsi="Calibri"/>
-        </w:rPr>
-        <w:t xml:space="preserve">DANANÉ/CHIRURGIE HUMANITAIRE - 134 PATIENTS OPÉRÉS GRATUITEMENT, DONT 114 POUR UNE HERNIE</w:t>
-      </w:r>
-    </w:p>
-    <w:p>
-      <w:pPr>
-        <w:ind w:left="720"/>
-      </w:pPr>
-      <w:r>
-        <w:rPr>
-          <w:color w:val="1F2937"/>
-          <w:sz w:val="26"/>
-          <w:szCs w:val="26"/>
-          <w:rFonts w:ascii="Calibri" w:cs="Calibri" w:eastAsia="Calibri" w:hAnsi="Calibri"/>
-        </w:rPr>
-        <w:t xml:space="preserve">▪  Source : </w:t>
-      </w:r>
-      <w:hyperlink w:history="1" r:id="rIdof4rjjzd0qmoxxdoeowpf">
+      <w:hyperlink w:history="1" r:id="rIdfq4djuby-q6n-nwge3fxx">
         <w:r>
           <w:rPr>
             <w:u w:val="single"/>
@@ -3349,7 +3747,7 @@
           <w:szCs w:val="22"/>
           <w:rFonts w:ascii="Calibri" w:cs="Calibri" w:eastAsia="Calibri" w:hAnsi="Calibri"/>
         </w:rPr>
-        <w:t xml:space="preserve">Indice de confiance : faible (incident vérifié le plus récent : 121 jours ; aucun signal du jour)</w:t>
+        <w:t xml:space="preserve">Indice de confiance : moyenne (incident vérifié le plus récent : 121 jours ; 3 signaux du jour)</w:t>
       </w:r>
     </w:p>
     <w:p>
@@ -3376,6 +3774,152 @@
           <w:szCs w:val="28"/>
           <w:rFonts w:ascii="Calibri" w:cs="Calibri" w:eastAsia="Calibri" w:hAnsi="Calibri"/>
         </w:rPr>
+        <w:t xml:space="preserve">ABIDJAN - CAP VERS UNE COOPÉRATION MILITAIRE BILATÉRALE</w:t>
+      </w:r>
+    </w:p>
+    <w:p>
+      <w:pPr>
+        <w:ind w:left="720"/>
+      </w:pPr>
+      <w:r>
+        <w:rPr>
+          <w:color w:val="1F2937"/>
+          <w:sz w:val="26"/>
+          <w:szCs w:val="26"/>
+          <w:rFonts w:ascii="Calibri" w:cs="Calibri" w:eastAsia="Calibri" w:hAnsi="Calibri"/>
+        </w:rPr>
+        <w:t xml:space="preserve">▪  Source : </w:t>
+      </w:r>
+      <w:hyperlink w:history="1" r:id="rId9jbyy3hj8ygw4kfbpy68e">
+        <w:r>
+          <w:rPr>
+            <w:u w:val="single"/>
+            <w:color w:val="1F6B5E"/>
+            <w:sz w:val="26"/>
+            <w:szCs w:val="26"/>
+            <w:rFonts w:ascii="Calibri" w:cs="Calibri" w:eastAsia="Calibri" w:hAnsi="Calibri"/>
+          </w:rPr>
+          <w:t xml:space="preserve">AllAfrica (CI)</w:t>
+        </w:r>
+      </w:hyperlink>
+      <w:r>
+        <w:rPr>
+          <w:color w:val="1F2937"/>
+          <w:sz w:val="26"/>
+          <w:szCs w:val="26"/>
+          <w:rFonts w:ascii="Calibri" w:cs="Calibri" w:eastAsia="Calibri" w:hAnsi="Calibri"/>
+        </w:rPr>
+        <w:t xml:space="preserve"> — 28 octobre 2026, 15 h UTC</w:t>
+      </w:r>
+      <w:r>
+        <w:rPr>
+          <w:b/>
+          <w:bCs/>
+          <w:color w:val="1F2937"/>
+          <w:sz w:val="26"/>
+          <w:szCs w:val="26"/>
+          <w:rFonts w:ascii="Calibri" w:cs="Calibri" w:eastAsia="Calibri" w:hAnsi="Calibri"/>
+        </w:rPr>
+        <w:t xml:space="preserve">   ·   Cotation : Probable</w:t>
+      </w:r>
+    </w:p>
+    <w:p>
+      <w:pPr>
+        <w:spacing w:before="160"/>
+        <w:ind w:left="360"/>
+      </w:pPr>
+      <w:r>
+        <w:rPr>
+          <w:color w:val="1F6B5E"/>
+          <w:sz w:val="28"/>
+          <w:szCs w:val="28"/>
+          <w:rFonts w:ascii="Calibri" w:cs="Calibri" w:eastAsia="Calibri" w:hAnsi="Calibri"/>
+        </w:rPr>
+        <w:t xml:space="preserve">❑  </w:t>
+      </w:r>
+      <w:r>
+        <w:rPr>
+          <w:b/>
+          <w:bCs/>
+          <w:u w:val="single"/>
+          <w:color w:val="1F6B5E"/>
+          <w:sz w:val="28"/>
+          <w:szCs w:val="28"/>
+          <w:rFonts w:ascii="Calibri" w:cs="Calibri" w:eastAsia="Calibri" w:hAnsi="Calibri"/>
+        </w:rPr>
+        <w:t xml:space="preserve">3ÈME FORUM FRONTIÈRES D'ABIDJAN : LA REPRÉSENTATION PERMANENTE DE LA CEDEAO AUPRÈS DE L'UNION AFRICAINE S'ENGAGE POUR UNE GOUVERNANCE DES FRONTIÈRES CENTRÉE SUR LES POPULATIONS</w:t>
+      </w:r>
+    </w:p>
+    <w:p>
+      <w:pPr>
+        <w:ind w:left="720"/>
+      </w:pPr>
+      <w:r>
+        <w:rPr>
+          <w:color w:val="1F2937"/>
+          <w:sz w:val="26"/>
+          <w:szCs w:val="26"/>
+          <w:rFonts w:ascii="Calibri" w:cs="Calibri" w:eastAsia="Calibri" w:hAnsi="Calibri"/>
+        </w:rPr>
+        <w:t xml:space="preserve">▪  Source : </w:t>
+      </w:r>
+      <w:hyperlink w:history="1" r:id="rIdbn4ki-vcqpcyjcjoohsy_">
+        <w:r>
+          <w:rPr>
+            <w:u w:val="single"/>
+            <w:color w:val="1F6B5E"/>
+            <w:sz w:val="26"/>
+            <w:szCs w:val="26"/>
+            <w:rFonts w:ascii="Calibri" w:cs="Calibri" w:eastAsia="Calibri" w:hAnsi="Calibri"/>
+          </w:rPr>
+          <w:t xml:space="preserve">CEDEAO — Communiques officiels</w:t>
+        </w:r>
+      </w:hyperlink>
+      <w:r>
+        <w:rPr>
+          <w:color w:val="1F2937"/>
+          <w:sz w:val="26"/>
+          <w:szCs w:val="26"/>
+          <w:rFonts w:ascii="Calibri" w:cs="Calibri" w:eastAsia="Calibri" w:hAnsi="Calibri"/>
+        </w:rPr>
+        <w:t xml:space="preserve"> — 28 octobre 2026, 10 h UTC</w:t>
+      </w:r>
+      <w:r>
+        <w:rPr>
+          <w:b/>
+          <w:bCs/>
+          <w:color w:val="1F2937"/>
+          <w:sz w:val="26"/>
+          <w:szCs w:val="26"/>
+          <w:rFonts w:ascii="Calibri" w:cs="Calibri" w:eastAsia="Calibri" w:hAnsi="Calibri"/>
+        </w:rPr>
+        <w:t xml:space="preserve">   ·   Cotation : Probable</w:t>
+      </w:r>
+    </w:p>
+    <w:p>
+      <w:pPr>
+        <w:spacing w:before="160"/>
+        <w:ind w:left="360"/>
+      </w:pPr>
+      <w:r>
+        <w:rPr>
+          <w:color w:val="1F6B5E"/>
+          <w:sz w:val="28"/>
+          <w:szCs w:val="28"/>
+          <w:rFonts w:ascii="Calibri" w:cs="Calibri" w:eastAsia="Calibri" w:hAnsi="Calibri"/>
+        </w:rPr>
+        <w:t xml:space="preserve">❑  </w:t>
+      </w:r>
+      <w:r>
+        <w:rPr>
+          <w:b/>
+          <w:bCs/>
+          <w:u w:val="single"/>
+          <w:color w:val="1F6B5E"/>
+          <w:sz w:val="28"/>
+          <w:szCs w:val="28"/>
+          <w:rFonts w:ascii="Calibri" w:cs="Calibri" w:eastAsia="Calibri" w:hAnsi="Calibri"/>
+        </w:rPr>
         <w:t xml:space="preserve">CHARNIER DE YOPOUGON : 26 ANS APRÈS, AMADOU COULIBALY OPPOSE LES VIOLENCES DU PASSÉ À L’ÈRE OUATTARA</w:t>
       </w:r>
     </w:p>
@@ -3392,7 +3936,7 @@
         </w:rPr>
         <w:t xml:space="preserve">▪  Source : </w:t>
       </w:r>
-      <w:hyperlink w:history="1" r:id="rIducimj5vwicmgnfrnxrxy1">
+      <w:hyperlink w:history="1" r:id="rIdnqywvnwb8tg_pfvltkvu5">
         <w:r>
           <w:rPr>
             <w:u w:val="single"/>
@@ -3465,7 +4009,7 @@
         </w:rPr>
         <w:t xml:space="preserve">▪  Source : </w:t>
       </w:r>
-      <w:hyperlink w:history="1" r:id="rIdsxxofv26od2z1ov_wyojp">
+      <w:hyperlink w:history="1" r:id="rIdsqkyyohzjphlvjv2ssi7o">
         <w:r>
           <w:rPr>
             <w:u w:val="single"/>
@@ -3538,7 +4082,7 @@
         </w:rPr>
         <w:t xml:space="preserve">▪  Source : </w:t>
       </w:r>
-      <w:hyperlink w:history="1" r:id="rIdjdalfp-gimhaxa7byfim7">
+      <w:hyperlink w:history="1" r:id="rId_ej5fw2szctr-jylr0fdo">
         <w:r>
           <w:rPr>
             <w:u w:val="single"/>
@@ -3558,141 +4102,6 @@
           <w:rFonts w:ascii="Calibri" w:cs="Calibri" w:eastAsia="Calibri" w:hAnsi="Calibri"/>
         </w:rPr>
         <w:t xml:space="preserve"> — 27 octobre 2026, 13 h UTC</w:t>
-      </w:r>
-    </w:p>
-    <w:p>
-      <w:pPr>
-        <w:spacing w:before="160"/>
-        <w:ind w:left="360"/>
-      </w:pPr>
-      <w:r>
-        <w:rPr>
-          <w:color w:val="1F6B5E"/>
-          <w:sz w:val="28"/>
-          <w:szCs w:val="28"/>
-          <w:rFonts w:ascii="Calibri" w:cs="Calibri" w:eastAsia="Calibri" w:hAnsi="Calibri"/>
-        </w:rPr>
-        <w:t xml:space="preserve">❑  </w:t>
-      </w:r>
-      <w:r>
-        <w:rPr>
-          <w:b/>
-          <w:bCs/>
-          <w:u w:val="single"/>
-          <w:color w:val="1F6B5E"/>
-          <w:sz w:val="28"/>
-          <w:szCs w:val="28"/>
-          <w:rFonts w:ascii="Calibri" w:cs="Calibri" w:eastAsia="Calibri" w:hAnsi="Calibri"/>
-        </w:rPr>
-        <w:t xml:space="preserve">QUERELLES DE SUCCESSION OU PROFANATION D'UN HÉRITAGE ?</w:t>
-      </w:r>
-    </w:p>
-    <w:p>
-      <w:pPr>
-        <w:ind w:left="720"/>
-      </w:pPr>
-      <w:r>
-        <w:rPr>
-          <w:color w:val="1F2937"/>
-          <w:sz w:val="26"/>
-          <w:szCs w:val="26"/>
-          <w:rFonts w:ascii="Calibri" w:cs="Calibri" w:eastAsia="Calibri" w:hAnsi="Calibri"/>
-        </w:rPr>
-        <w:t xml:space="preserve">▪  Source : </w:t>
-      </w:r>
-      <w:hyperlink w:history="1" r:id="rIdxjghwr8dc3ji_fqbitbik">
-        <w:r>
-          <w:rPr>
-            <w:u w:val="single"/>
-            <w:color w:val="1F6B5E"/>
-            <w:sz w:val="26"/>
-            <w:szCs w:val="26"/>
-            <w:rFonts w:ascii="Calibri" w:cs="Calibri" w:eastAsia="Calibri" w:hAnsi="Calibri"/>
-          </w:rPr>
-          <w:t xml:space="preserve">AllAfrica (CI)</w:t>
-        </w:r>
-      </w:hyperlink>
-      <w:r>
-        <w:rPr>
-          <w:color w:val="1F2937"/>
-          <w:sz w:val="26"/>
-          <w:szCs w:val="26"/>
-          <w:rFonts w:ascii="Calibri" w:cs="Calibri" w:eastAsia="Calibri" w:hAnsi="Calibri"/>
-        </w:rPr>
-        <w:t xml:space="preserve"> — 26 octobre 2026, 13 h UTC</w:t>
-      </w:r>
-      <w:r>
-        <w:rPr>
-          <w:b/>
-          <w:bCs/>
-          <w:color w:val="1F2937"/>
-          <w:sz w:val="26"/>
-          <w:szCs w:val="26"/>
-          <w:rFonts w:ascii="Calibri" w:cs="Calibri" w:eastAsia="Calibri" w:hAnsi="Calibri"/>
-        </w:rPr>
-        <w:t xml:space="preserve">   ·   Cotation : Probable</w:t>
-      </w:r>
-    </w:p>
-    <w:p>
-      <w:pPr>
-        <w:spacing w:before="160"/>
-        <w:ind w:left="360"/>
-      </w:pPr>
-      <w:r>
-        <w:rPr>
-          <w:color w:val="1F6B5E"/>
-          <w:sz w:val="28"/>
-          <w:szCs w:val="28"/>
-          <w:rFonts w:ascii="Calibri" w:cs="Calibri" w:eastAsia="Calibri" w:hAnsi="Calibri"/>
-        </w:rPr>
-        <w:t xml:space="preserve">❑  </w:t>
-      </w:r>
-      <w:r>
-        <w:rPr>
-          <w:b/>
-          <w:bCs/>
-          <w:u w:val="single"/>
-          <w:color w:val="1F6B5E"/>
-          <w:sz w:val="28"/>
-          <w:szCs w:val="28"/>
-          <w:rFonts w:ascii="Calibri" w:cs="Calibri" w:eastAsia="Calibri" w:hAnsi="Calibri"/>
-        </w:rPr>
-        <w:t xml:space="preserve">CÔTE D'IVOIRE : SÉCURITÉ ALIMENTAIRE ET SÉCURISATION FONCIÈRE, LE GOUVERNEMENT SOUTIENT LES FEMMES PRODUCTRICES</w:t>
-      </w:r>
-    </w:p>
-    <w:p>
-      <w:pPr>
-        <w:ind w:left="720"/>
-      </w:pPr>
-      <w:r>
-        <w:rPr>
-          <w:color w:val="1F2937"/>
-          <w:sz w:val="26"/>
-          <w:szCs w:val="26"/>
-          <w:rFonts w:ascii="Calibri" w:cs="Calibri" w:eastAsia="Calibri" w:hAnsi="Calibri"/>
-        </w:rPr>
-        <w:t xml:space="preserve">▪  Source : </w:t>
-      </w:r>
-      <w:hyperlink w:history="1" r:id="rIdguvpsz9pzobej4hlbczej">
-        <w:r>
-          <w:rPr>
-            <w:u w:val="single"/>
-            <w:color w:val="1F6B5E"/>
-            <w:sz w:val="26"/>
-            <w:szCs w:val="26"/>
-            <w:rFonts w:ascii="Calibri" w:cs="Calibri" w:eastAsia="Calibri" w:hAnsi="Calibri"/>
-          </w:rPr>
-          <w:t xml:space="preserve">Alwihda Info (Tchad)</w:t>
-        </w:r>
-      </w:hyperlink>
-      <w:r>
-        <w:rPr>
-          <w:color w:val="1F2937"/>
-          <w:sz w:val="26"/>
-          <w:szCs w:val="26"/>
-          <w:rFonts w:ascii="Calibri" w:cs="Calibri" w:eastAsia="Calibri" w:hAnsi="Calibri"/>
-        </w:rPr>
-        <w:t xml:space="preserve"> — 26 octobre 2026, 9 h UTC</w:t>
       </w:r>
     </w:p>
     <w:p>
@@ -3920,6 +4329,141 @@
           <w:szCs w:val="28"/>
           <w:rFonts w:ascii="Calibri" w:cs="Calibri" w:eastAsia="Calibri" w:hAnsi="Calibri"/>
         </w:rPr>
+        <w:t xml:space="preserve">QUERELLES DE SUCCESSION OU PROFANATION D'UN HÉRITAGE ?</w:t>
+      </w:r>
+    </w:p>
+    <w:p>
+      <w:pPr>
+        <w:ind w:left="720"/>
+      </w:pPr>
+      <w:r>
+        <w:rPr>
+          <w:color w:val="1F2937"/>
+          <w:sz w:val="26"/>
+          <w:szCs w:val="26"/>
+          <w:rFonts w:ascii="Calibri" w:cs="Calibri" w:eastAsia="Calibri" w:hAnsi="Calibri"/>
+        </w:rPr>
+        <w:t xml:space="preserve">▪  Source : </w:t>
+      </w:r>
+      <w:hyperlink w:history="1" r:id="rIdrwvysakqnlncqsx_ctatg">
+        <w:r>
+          <w:rPr>
+            <w:u w:val="single"/>
+            <w:color w:val="1F6B5E"/>
+            <w:sz w:val="26"/>
+            <w:szCs w:val="26"/>
+            <w:rFonts w:ascii="Calibri" w:cs="Calibri" w:eastAsia="Calibri" w:hAnsi="Calibri"/>
+          </w:rPr>
+          <w:t xml:space="preserve">AllAfrica (CI)</w:t>
+        </w:r>
+      </w:hyperlink>
+      <w:r>
+        <w:rPr>
+          <w:color w:val="1F2937"/>
+          <w:sz w:val="26"/>
+          <w:szCs w:val="26"/>
+          <w:rFonts w:ascii="Calibri" w:cs="Calibri" w:eastAsia="Calibri" w:hAnsi="Calibri"/>
+        </w:rPr>
+        <w:t xml:space="preserve"> — 26 octobre 2026, 13 h UTC</w:t>
+      </w:r>
+      <w:r>
+        <w:rPr>
+          <w:b/>
+          <w:bCs/>
+          <w:color w:val="1F2937"/>
+          <w:sz w:val="26"/>
+          <w:szCs w:val="26"/>
+          <w:rFonts w:ascii="Calibri" w:cs="Calibri" w:eastAsia="Calibri" w:hAnsi="Calibri"/>
+        </w:rPr>
+        <w:t xml:space="preserve">   ·   Cotation : Probable</w:t>
+      </w:r>
+    </w:p>
+    <w:p>
+      <w:pPr>
+        <w:spacing w:before="160"/>
+        <w:ind w:left="360"/>
+      </w:pPr>
+      <w:r>
+        <w:rPr>
+          <w:color w:val="1F6B5E"/>
+          <w:sz w:val="28"/>
+          <w:szCs w:val="28"/>
+          <w:rFonts w:ascii="Calibri" w:cs="Calibri" w:eastAsia="Calibri" w:hAnsi="Calibri"/>
+        </w:rPr>
+        <w:t xml:space="preserve">❑  </w:t>
+      </w:r>
+      <w:r>
+        <w:rPr>
+          <w:b/>
+          <w:bCs/>
+          <w:u w:val="single"/>
+          <w:color w:val="1F6B5E"/>
+          <w:sz w:val="28"/>
+          <w:szCs w:val="28"/>
+          <w:rFonts w:ascii="Calibri" w:cs="Calibri" w:eastAsia="Calibri" w:hAnsi="Calibri"/>
+        </w:rPr>
+        <w:t xml:space="preserve">CÔTE D'IVOIRE : SÉCURITÉ ALIMENTAIRE ET SÉCURISATION FONCIÈRE, LE GOUVERNEMENT SOUTIENT LES FEMMES PRODUCTRICES</w:t>
+      </w:r>
+    </w:p>
+    <w:p>
+      <w:pPr>
+        <w:ind w:left="720"/>
+      </w:pPr>
+      <w:r>
+        <w:rPr>
+          <w:color w:val="1F2937"/>
+          <w:sz w:val="26"/>
+          <w:szCs w:val="26"/>
+          <w:rFonts w:ascii="Calibri" w:cs="Calibri" w:eastAsia="Calibri" w:hAnsi="Calibri"/>
+        </w:rPr>
+        <w:t xml:space="preserve">▪  Source : </w:t>
+      </w:r>
+      <w:hyperlink w:history="1" r:id="rIdyghnrr1b7ctookf5wq6gh">
+        <w:r>
+          <w:rPr>
+            <w:u w:val="single"/>
+            <w:color w:val="1F6B5E"/>
+            <w:sz w:val="26"/>
+            <w:szCs w:val="26"/>
+            <w:rFonts w:ascii="Calibri" w:cs="Calibri" w:eastAsia="Calibri" w:hAnsi="Calibri"/>
+          </w:rPr>
+          <w:t xml:space="preserve">Alwihda Info (Tchad)</w:t>
+        </w:r>
+      </w:hyperlink>
+      <w:r>
+        <w:rPr>
+          <w:color w:val="1F2937"/>
+          <w:sz w:val="26"/>
+          <w:szCs w:val="26"/>
+          <w:rFonts w:ascii="Calibri" w:cs="Calibri" w:eastAsia="Calibri" w:hAnsi="Calibri"/>
+        </w:rPr>
+        <w:t xml:space="preserve"> — 26 octobre 2026, 9 h UTC</w:t>
+      </w:r>
+    </w:p>
+    <w:p>
+      <w:pPr>
+        <w:spacing w:before="160"/>
+        <w:ind w:left="360"/>
+      </w:pPr>
+      <w:r>
+        <w:rPr>
+          <w:color w:val="1F6B5E"/>
+          <w:sz w:val="28"/>
+          <w:szCs w:val="28"/>
+          <w:rFonts w:ascii="Calibri" w:cs="Calibri" w:eastAsia="Calibri" w:hAnsi="Calibri"/>
+        </w:rPr>
+        <w:t xml:space="preserve">❑  </w:t>
+      </w:r>
+      <w:r>
+        <w:rPr>
+          <w:b/>
+          <w:bCs/>
+          <w:u w:val="single"/>
+          <w:color w:val="1F6B5E"/>
+          <w:sz w:val="28"/>
+          <w:szCs w:val="28"/>
+          <w:rFonts w:ascii="Calibri" w:cs="Calibri" w:eastAsia="Calibri" w:hAnsi="Calibri"/>
+        </w:rPr>
         <w:t xml:space="preserve">PRIKRO : LA RELANCE DE LA CAFÉICULTURE ET LA PROMOTION DU MAÏS ENGAGÉES DANS L’IFFOU</w:t>
       </w:r>
     </w:p>
@@ -3936,7 +4480,7 @@
         </w:rPr>
         <w:t xml:space="preserve">▪  Source : </w:t>
       </w:r>
-      <w:hyperlink w:history="1" r:id="rId2gv0enoa77xyutafvpra7">
+      <w:hyperlink w:history="1" r:id="rIdmxqx9eh5r6xt8jwqzw40z">
         <w:r>
           <w:rPr>
             <w:u w:val="single"/>
@@ -3998,7 +4542,7 @@
         </w:rPr>
         <w:t xml:space="preserve">▪  Source : </w:t>
       </w:r>
-      <w:hyperlink w:history="1" r:id="rIdcx8cku8rz6o4vrjzjiibe">
+      <w:hyperlink w:history="1" r:id="rId5qszb_tslu5dynlarxflk">
         <w:r>
           <w:rPr>
             <w:u w:val="single"/>
@@ -4060,7 +4604,7 @@
         </w:rPr>
         <w:t xml:space="preserve">▪  Source : </w:t>
       </w:r>
-      <w:hyperlink w:history="1" r:id="rId_7_gayatkdbfywlb9_yev">
+      <w:hyperlink w:history="1" r:id="rId4j0tmmm5uz8u-h3yg_ukj">
         <w:r>
           <w:rPr>
             <w:u w:val="single"/>
@@ -4080,130 +4624,6 @@
           <w:rFonts w:ascii="Calibri" w:cs="Calibri" w:eastAsia="Calibri" w:hAnsi="Calibri"/>
         </w:rPr>
         <w:t xml:space="preserve"> — 24 octobre 2026, 18 h UTC</w:t>
-      </w:r>
-    </w:p>
-    <w:p>
-      <w:pPr>
-        <w:spacing w:before="160"/>
-        <w:ind w:left="360"/>
-      </w:pPr>
-      <w:r>
-        <w:rPr>
-          <w:color w:val="1F6B5E"/>
-          <w:sz w:val="28"/>
-          <w:szCs w:val="28"/>
-          <w:rFonts w:ascii="Calibri" w:cs="Calibri" w:eastAsia="Calibri" w:hAnsi="Calibri"/>
-        </w:rPr>
-        <w:t xml:space="preserve">❑  </w:t>
-      </w:r>
-      <w:r>
-        <w:rPr>
-          <w:b/>
-          <w:bCs/>
-          <w:u w:val="single"/>
-          <w:color w:val="1F6B5E"/>
-          <w:sz w:val="28"/>
-          <w:szCs w:val="28"/>
-          <w:rFonts w:ascii="Calibri" w:cs="Calibri" w:eastAsia="Calibri" w:hAnsi="Calibri"/>
-        </w:rPr>
-        <w:t xml:space="preserve">CÔTE D’IVOIRE : LA FONDATION KONRAD-ADENAUER RENFORCE SES ACTIONS EN FAVEUR DE LA DÉMOCRATIE ET DE LA SÉCURITÉ</w:t>
-      </w:r>
-    </w:p>
-    <w:p>
-      <w:pPr>
-        <w:ind w:left="720"/>
-      </w:pPr>
-      <w:r>
-        <w:rPr>
-          <w:color w:val="1F2937"/>
-          <w:sz w:val="26"/>
-          <w:szCs w:val="26"/>
-          <w:rFonts w:ascii="Calibri" w:cs="Calibri" w:eastAsia="Calibri" w:hAnsi="Calibri"/>
-        </w:rPr>
-        <w:t xml:space="preserve">▪  Source : </w:t>
-      </w:r>
-      <w:hyperlink w:history="1" r:id="rIdal9mg5ckf2fehwjneaqq-">
-        <w:r>
-          <w:rPr>
-            <w:u w:val="single"/>
-            <w:color w:val="1F6B5E"/>
-            <w:sz w:val="26"/>
-            <w:szCs w:val="26"/>
-            <w:rFonts w:ascii="Calibri" w:cs="Calibri" w:eastAsia="Calibri" w:hAnsi="Calibri"/>
-          </w:rPr>
-          <w:t xml:space="preserve">Linfodrome</w:t>
-        </w:r>
-      </w:hyperlink>
-      <w:r>
-        <w:rPr>
-          <w:color w:val="1F2937"/>
-          <w:sz w:val="26"/>
-          <w:szCs w:val="26"/>
-          <w:rFonts w:ascii="Calibri" w:cs="Calibri" w:eastAsia="Calibri" w:hAnsi="Calibri"/>
-        </w:rPr>
-        <w:t xml:space="preserve"> — 24 octobre 2026, 9 h UTC</w:t>
-      </w:r>
-    </w:p>
-    <w:p>
-      <w:pPr>
-        <w:spacing w:before="160"/>
-        <w:ind w:left="360"/>
-      </w:pPr>
-      <w:r>
-        <w:rPr>
-          <w:color w:val="1F6B5E"/>
-          <w:sz w:val="28"/>
-          <w:szCs w:val="28"/>
-          <w:rFonts w:ascii="Calibri" w:cs="Calibri" w:eastAsia="Calibri" w:hAnsi="Calibri"/>
-        </w:rPr>
-        <w:t xml:space="preserve">❑  </w:t>
-      </w:r>
-      <w:r>
-        <w:rPr>
-          <w:b/>
-          <w:bCs/>
-          <w:u w:val="single"/>
-          <w:color w:val="1F6B5E"/>
-          <w:sz w:val="28"/>
-          <w:szCs w:val="28"/>
-          <w:rFonts w:ascii="Calibri" w:cs="Calibri" w:eastAsia="Calibri" w:hAnsi="Calibri"/>
-        </w:rPr>
-        <w:t xml:space="preserve">L'AUDIENCE SUR L'ÉLECTION DE TIDJANE THIAM À LA TÊTE DU PDCI RENVOYÉE</w:t>
-      </w:r>
-    </w:p>
-    <w:p>
-      <w:pPr>
-        <w:ind w:left="720"/>
-      </w:pPr>
-      <w:r>
-        <w:rPr>
-          <w:color w:val="1F2937"/>
-          <w:sz w:val="26"/>
-          <w:szCs w:val="26"/>
-          <w:rFonts w:ascii="Calibri" w:cs="Calibri" w:eastAsia="Calibri" w:hAnsi="Calibri"/>
-        </w:rPr>
-        <w:t xml:space="preserve">▪  Source : </w:t>
-      </w:r>
-      <w:hyperlink w:history="1" r:id="rIdimopc4wodft-mnq56ig12">
-        <w:r>
-          <w:rPr>
-            <w:u w:val="single"/>
-            <w:color w:val="1F6B5E"/>
-            <w:sz w:val="26"/>
-            <w:szCs w:val="26"/>
-            <w:rFonts w:ascii="Calibri" w:cs="Calibri" w:eastAsia="Calibri" w:hAnsi="Calibri"/>
-          </w:rPr>
-          <w:t xml:space="preserve">AllAfrica (CI)</w:t>
-        </w:r>
-      </w:hyperlink>
-      <w:r>
-        <w:rPr>
-          <w:color w:val="1F2937"/>
-          <w:sz w:val="26"/>
-          <w:szCs w:val="26"/>
-          <w:rFonts w:ascii="Calibri" w:cs="Calibri" w:eastAsia="Calibri" w:hAnsi="Calibri"/>
-        </w:rPr>
-        <w:t xml:space="preserve"> — 23 octobre 2026, 12 h UTC</w:t>
       </w:r>
     </w:p>
     <w:p>
@@ -4420,7 +4840,7 @@
           <w:szCs w:val="22"/>
           <w:rFonts w:ascii="Calibri" w:cs="Calibri" w:eastAsia="Calibri" w:hAnsi="Calibri"/>
         </w:rPr>
-        <w:t xml:space="preserve">Indice de confiance : faible (incident vérifié le plus récent : 121 jours ; aucun signal du jour)</w:t>
+        <w:t xml:space="preserve">Indice de confiance : moyenne (incident vérifié le plus récent : 121 jours ; 3 signaux du jour)</w:t>
       </w:r>
     </w:p>
     <w:p>
@@ -4436,7 +4856,7 @@
           <w:szCs w:val="40"/>
           <w:rFonts w:ascii="Arial Narrow" w:cs="Arial Narrow" w:eastAsia="Arial Narrow" w:hAnsi="Arial Narrow"/>
         </w:rPr>
-        <w:t xml:space="preserve">Avant la grande marche du 24 coctobre ; Emmanuel Macron face un attentat</w:t>
+        <w:t xml:space="preserve">Gonzagueville : Elle lui refuse le sexe, il la tue et jette son corps dans une décharge d'ordures</w:t>
       </w:r>
     </w:p>
     <w:p>
@@ -4463,7 +4883,7 @@
           <w:szCs w:val="26"/>
           <w:rFonts w:ascii="Calibri" w:cs="Calibri" w:eastAsia="Calibri" w:hAnsi="Calibri"/>
         </w:rPr>
-        <w:t xml:space="preserve">Fait rapporté le vendredi 23 octobre 2026. Lieu : Côte d'Ivoire. Actualité économique. Une seule source à ce stade (Linfodrome) : à confirmer par un second média.</w:t>
+        <w:t xml:space="preserve">Fait rapporté le mercredi 28 octobre 2026. Lieu : Côte d'Ivoire. Actualité économique. Une seule source à ce stade (Linfodrome) : à confirmer par un second média.</w:t>
       </w:r>
     </w:p>
     <w:p>
@@ -4483,16 +4903,30 @@
       </w:r>
     </w:p>
     <w:p>
+      <w:pPr>
+        <w:spacing w:after="60"/>
+      </w:pPr>
+      <w:r>
+        <w:rPr>
+          <w:b/>
+          <w:bCs/>
+          <w:color w:val="1F2937"/>
+          <w:sz w:val="26"/>
+          <w:szCs w:val="26"/>
+          <w:rFonts w:ascii="Calibri" w:cs="Calibri" w:eastAsia="Calibri" w:hAnsi="Calibri"/>
+        </w:rPr>
+        <w:t xml:space="preserve">Linfodrome : </w:t>
+      </w:r>
       <w:r>
         <w:rPr>
           <w:i/>
           <w:iCs/>
-          <w:color w:val="6B7280"/>
-          <w:sz w:val="26"/>
-          <w:szCs w:val="26"/>
-          <w:rFonts w:ascii="Calibri" w:cs="Calibri" w:eastAsia="Calibri" w:hAnsi="Calibri"/>
-        </w:rPr>
-        <w:t xml:space="preserve">Les médias n'en publient que le titre dans leur flux : le détail est à lire dans l'article (lien ci-dessous).</w:t>
+          <w:color w:val="1F2937"/>
+          <w:sz w:val="26"/>
+          <w:szCs w:val="26"/>
+          <w:rFonts w:ascii="Calibri" w:cs="Calibri" w:eastAsia="Calibri" w:hAnsi="Calibri"/>
+        </w:rPr>
+        <w:t xml:space="preserve">« Un jeune homme de 20 ans a été interpellé par la Brigade de recherche et d’intervention (BRI) après la découverte du corps sans vie d’une jeune fille de 18 ans dans une décharge à Gonzagueville, dans la commune de Port-Bouët. Selon les déclarations du suspect rapportées par la police, le drame serait survenu après que la victime lui ait refusé des rapports sexuels. »</w:t>
       </w:r>
     </w:p>
     <w:p>
@@ -4519,7 +4953,7 @@
           <w:szCs w:val="26"/>
           <w:rFonts w:ascii="Calibri" w:cs="Calibri" w:eastAsia="Calibri" w:hAnsi="Calibri"/>
         </w:rPr>
-        <w:t xml:space="preserve">Perturbations possibles de l'activité et de la circulation : éviter les rassemblements, prévoir des horaires décalés ou le travail à distance, informer les personnels.</w:t>
+        <w:t xml:space="preserve">Incidence possible sur l'environnement des affaires, les approvisionnements et la sûreté des opérations.</w:t>
       </w:r>
     </w:p>
     <w:p>
@@ -4545,7 +4979,7 @@
           <w:rFonts w:ascii="Calibri" w:cs="Calibri" w:eastAsia="Calibri" w:hAnsi="Calibri"/>
         </w:rPr>
       </w:r>
-      <w:hyperlink w:history="1" r:id="rIdcy26ofenhlotyrh8jt0rz">
+      <w:hyperlink w:history="1" r:id="rIdltgotctuax6e61v_46vrx">
         <w:r>
           <w:rPr>
             <w:u w:val="single"/>
@@ -4564,7 +4998,18 @@
           <w:szCs w:val="26"/>
           <w:rFonts w:ascii="Calibri" w:cs="Calibri" w:eastAsia="Calibri" w:hAnsi="Calibri"/>
         </w:rPr>
-        <w:t xml:space="preserve"> — 23 octobre 2026, 22 h UTC</w:t>
+        <w:t xml:space="preserve"> — 28 octobre 2026, 12 h UTC</w:t>
+      </w:r>
+      <w:r>
+        <w:rPr>
+          <w:b/>
+          <w:bCs/>
+          <w:color w:val="1F2937"/>
+          <w:sz w:val="26"/>
+          <w:szCs w:val="26"/>
+          <w:rFonts w:ascii="Calibri" w:cs="Calibri" w:eastAsia="Calibri" w:hAnsi="Calibri"/>
+        </w:rPr>
+        <w:t xml:space="preserve">   ·   Cotation : Probable</w:t>
       </w:r>
     </w:p>
     <w:p>
@@ -4770,6 +5215,351 @@
     </w:p>
     <w:p>
       <w:pPr>
+        <w:spacing w:before="120" w:after="60"/>
+      </w:pPr>
+      <w:r>
+        <w:rPr>
+          <w:b/>
+          <w:bCs/>
+          <w:color w:val="1F6B5E"/>
+          <w:sz w:val="40"/>
+          <w:szCs w:val="40"/>
+          <w:rFonts w:ascii="Arial Narrow" w:cs="Arial Narrow" w:eastAsia="Arial Narrow" w:hAnsi="Arial Narrow"/>
+        </w:rPr>
+        <w:t xml:space="preserve">Avant la grande marche du 24 coctobre ; Emmanuel Macron face un attentat</w:t>
+      </w:r>
+    </w:p>
+    <w:p>
+      <w:pPr>
+        <w:spacing w:before="120" w:after="20"/>
+      </w:pPr>
+      <w:r>
+        <w:rPr>
+          <w:b/>
+          <w:bCs/>
+          <w:color w:val="1F6B5E"/>
+          <w:sz w:val="28"/>
+          <w:szCs w:val="28"/>
+          <w:rFonts w:ascii="Calibri" w:cs="Calibri" w:eastAsia="Calibri" w:hAnsi="Calibri"/>
+        </w:rPr>
+        <w:t xml:space="preserve">Contexte</w:t>
+      </w:r>
+    </w:p>
+    <w:p>
+      <w:r>
+        <w:rPr>
+          <w:color w:val="1F2937"/>
+          <w:sz w:val="26"/>
+          <w:szCs w:val="26"/>
+          <w:rFonts w:ascii="Calibri" w:cs="Calibri" w:eastAsia="Calibri" w:hAnsi="Calibri"/>
+        </w:rPr>
+        <w:t xml:space="preserve">Fait rapporté le vendredi 23 octobre 2026. Lieu : Côte d'Ivoire. Actualité économique. Une seule source à ce stade (Linfodrome) : à confirmer par un second média.</w:t>
+      </w:r>
+    </w:p>
+    <w:p>
+      <w:pPr>
+        <w:spacing w:before="120" w:after="20"/>
+      </w:pPr>
+      <w:r>
+        <w:rPr>
+          <w:b/>
+          <w:bCs/>
+          <w:color w:val="1F6B5E"/>
+          <w:sz w:val="28"/>
+          <w:szCs w:val="28"/>
+          <w:rFonts w:ascii="Calibri" w:cs="Calibri" w:eastAsia="Calibri" w:hAnsi="Calibri"/>
+        </w:rPr>
+        <w:t xml:space="preserve">Ce que rapportent les sources</w:t>
+      </w:r>
+    </w:p>
+    <w:p>
+      <w:r>
+        <w:rPr>
+          <w:i/>
+          <w:iCs/>
+          <w:color w:val="6B7280"/>
+          <w:sz w:val="26"/>
+          <w:szCs w:val="26"/>
+          <w:rFonts w:ascii="Calibri" w:cs="Calibri" w:eastAsia="Calibri" w:hAnsi="Calibri"/>
+        </w:rPr>
+        <w:t xml:space="preserve">Les médias n'en publient que le titre dans leur flux : le détail est à lire dans l'article (lien ci-dessous).</w:t>
+      </w:r>
+    </w:p>
+    <w:p>
+      <w:pPr>
+        <w:spacing w:before="120" w:after="20"/>
+      </w:pPr>
+      <w:r>
+        <w:rPr>
+          <w:b/>
+          <w:bCs/>
+          <w:color w:val="1F6B5E"/>
+          <w:sz w:val="28"/>
+          <w:szCs w:val="28"/>
+          <w:rFonts w:ascii="Calibri" w:cs="Calibri" w:eastAsia="Calibri" w:hAnsi="Calibri"/>
+        </w:rPr>
+        <w:t xml:space="preserve">Enjeux sûreté</w:t>
+      </w:r>
+    </w:p>
+    <w:p>
+      <w:r>
+        <w:rPr>
+          <w:color w:val="1F2937"/>
+          <w:sz w:val="26"/>
+          <w:szCs w:val="26"/>
+          <w:rFonts w:ascii="Calibri" w:cs="Calibri" w:eastAsia="Calibri" w:hAnsi="Calibri"/>
+        </w:rPr>
+        <w:t xml:space="preserve">Perturbations possibles de l'activité et de la circulation : éviter les rassemblements, prévoir des horaires décalés ou le travail à distance, informer les personnels.</w:t>
+      </w:r>
+    </w:p>
+    <w:p>
+      <w:pPr>
+        <w:spacing w:before="120"/>
+      </w:pPr>
+      <w:r>
+        <w:rPr>
+          <w:b/>
+          <w:bCs/>
+          <w:color w:val="1F2937"/>
+          <w:sz w:val="26"/>
+          <w:szCs w:val="26"/>
+          <w:rFonts w:ascii="Calibri" w:cs="Calibri" w:eastAsia="Calibri" w:hAnsi="Calibri"/>
+        </w:rPr>
+        <w:t xml:space="preserve">Source : </w:t>
+      </w:r>
+      <w:r>
+        <w:rPr>
+          <w:color w:val="1F2937"/>
+          <w:sz w:val="26"/>
+          <w:szCs w:val="26"/>
+          <w:rFonts w:ascii="Calibri" w:cs="Calibri" w:eastAsia="Calibri" w:hAnsi="Calibri"/>
+        </w:rPr>
+      </w:r>
+      <w:hyperlink w:history="1" r:id="rIdvks4xtfnqa_kctpam8yh6">
+        <w:r>
+          <w:rPr>
+            <w:u w:val="single"/>
+            <w:color w:val="1F6B5E"/>
+            <w:sz w:val="26"/>
+            <w:szCs w:val="26"/>
+            <w:rFonts w:ascii="Calibri" w:cs="Calibri" w:eastAsia="Calibri" w:hAnsi="Calibri"/>
+          </w:rPr>
+          <w:t xml:space="preserve">Linfodrome</w:t>
+        </w:r>
+      </w:hyperlink>
+      <w:r>
+        <w:rPr>
+          <w:color w:val="1F2937"/>
+          <w:sz w:val="26"/>
+          <w:szCs w:val="26"/>
+          <w:rFonts w:ascii="Calibri" w:cs="Calibri" w:eastAsia="Calibri" w:hAnsi="Calibri"/>
+        </w:rPr>
+        <w:t xml:space="preserve"> — 23 octobre 2026, 22 h UTC</w:t>
+      </w:r>
+    </w:p>
+    <w:p>
+      <w:pPr>
+        <w:pageBreakBefore/>
+        <w:spacing w:after="0" w:before="0"/>
+        <w:rPr>
+          <w:sz w:val="2"/>
+          <w:szCs w:val="2"/>
+        </w:rPr>
+      </w:pPr>
+    </w:p>
+    <w:tbl>
+      <w:tblPr>
+        <w:tblW w:type="dxa" w:w="17680"/>
+        <w:tblBorders>
+          <w:top w:val="single" w:color="auto" w:sz="4"/>
+          <w:left w:val="single" w:color="auto" w:sz="4"/>
+          <w:bottom w:val="single" w:color="auto" w:sz="4"/>
+          <w:right w:val="single" w:color="auto" w:sz="4"/>
+          <w:insideH w:val="single" w:color="auto" w:sz="4"/>
+          <w:insideV w:val="single" w:color="auto" w:sz="4"/>
+        </w:tblBorders>
+      </w:tblPr>
+      <w:tblGrid>
+        <w:gridCol w:w="1000"/>
+        <w:gridCol w:w="15180"/>
+        <w:gridCol w:w="1500"/>
+      </w:tblGrid>
+      <w:tr>
+        <w:tc>
+          <w:tcPr>
+            <w:tcW w:type="dxa" w:w="1000"/>
+            <w:tcBorders>
+              <w:top w:val="none" w:color="FFFFFF" w:sz="0"/>
+              <w:left w:val="none" w:color="FFFFFF" w:sz="0"/>
+              <w:bottom w:val="none" w:color="FFFFFF" w:sz="0"/>
+              <w:right w:val="none" w:color="FFFFFF" w:sz="0"/>
+            </w:tcBorders>
+            <w:shd w:fill="1F6B5E" w:color="auto" w:val="clear"/>
+            <w:vAlign w:val="center"/>
+          </w:tcPr>
+          <w:p>
+            <w:pPr>
+              <w:jc w:val="center"/>
+            </w:pPr>
+            <w:r>
+              <w:rPr>
+                <w:color w:val="FFFFFF"/>
+                <w:sz w:val="44"/>
+                <w:szCs w:val="44"/>
+                <w:rFonts w:ascii="Arial Narrow" w:cs="Arial Narrow" w:eastAsia="Arial Narrow" w:hAnsi="Arial Narrow"/>
+              </w:rPr>
+              <w:t xml:space="preserve">IV</w:t>
+            </w:r>
+          </w:p>
+        </w:tc>
+        <w:tc>
+          <w:tcPr>
+            <w:tcW w:type="dxa" w:w="15180"/>
+            <w:tcBorders>
+              <w:top w:val="none" w:color="FFFFFF" w:sz="0"/>
+              <w:left w:val="none" w:color="FFFFFF" w:sz="0"/>
+              <w:bottom w:val="none" w:color="FFFFFF" w:sz="0"/>
+              <w:right w:val="none" w:color="FFFFFF" w:sz="0"/>
+            </w:tcBorders>
+            <w:vAlign w:val="center"/>
+          </w:tcPr>
+          <w:p>
+            <w:pPr>
+              <w:ind w:left="200"/>
+            </w:pPr>
+            <w:r>
+              <w:rPr>
+                <w:u w:val="single"/>
+                <w:color w:val="1F6B5E"/>
+                <w:sz w:val="56"/>
+                <w:szCs w:val="56"/>
+                <w:rFonts w:ascii="Arial Narrow" w:cs="Arial Narrow" w:eastAsia="Arial Narrow" w:hAnsi="Arial Narrow"/>
+              </w:rPr>
+              <w:t xml:space="preserve">- DIVERS</w:t>
+            </w:r>
+          </w:p>
+        </w:tc>
+        <w:tc>
+          <w:tcPr>
+            <w:tcW w:type="dxa" w:w="1500"/>
+            <w:tcBorders>
+              <w:top w:val="none" w:color="FFFFFF" w:sz="0"/>
+              <w:left w:val="none" w:color="FFFFFF" w:sz="0"/>
+              <w:bottom w:val="none" w:color="FFFFFF" w:sz="0"/>
+              <w:right w:val="none" w:color="FFFFFF" w:sz="0"/>
+            </w:tcBorders>
+            <w:vAlign w:val="center"/>
+          </w:tcPr>
+          <w:tbl>
+            <w:tblPr>
+              <w:tblW w:type="dxa" w:w="1200"/>
+              <w:tblBorders>
+                <w:top w:val="single" w:color="auto" w:sz="4"/>
+                <w:left w:val="single" w:color="auto" w:sz="4"/>
+                <w:bottom w:val="single" w:color="auto" w:sz="4"/>
+                <w:right w:val="single" w:color="auto" w:sz="4"/>
+                <w:insideH w:val="single" w:color="auto" w:sz="4"/>
+                <w:insideV w:val="single" w:color="auto" w:sz="4"/>
+              </w:tblBorders>
+            </w:tblPr>
+            <w:tblGrid>
+              <w:gridCol w:w="400"/>
+              <w:gridCol w:w="400"/>
+              <w:gridCol w:w="400"/>
+            </w:tblGrid>
+            <w:tr>
+              <w:trPr>
+                <w:trHeight w:val="600" w:hRule="exact"/>
+              </w:trPr>
+              <w:tc>
+                <w:tcPr>
+                  <w:tcW w:type="dxa" w:w="400"/>
+                  <w:tcBorders>
+                    <w:top w:val="single" w:color="1F2937" w:sz="6"/>
+                    <w:left w:val="single" w:color="1F2937" w:sz="6"/>
+                    <w:bottom w:val="single" w:color="1F2937" w:sz="6"/>
+                    <w:right w:val="single" w:color="1F2937" w:sz="6"/>
+                  </w:tcBorders>
+                  <w:shd w:fill="F77F00" w:color="auto" w:val="clear"/>
+                </w:tcPr>
+                <w:p>
+                  <w:r>
+                    <w:rPr>
+                      <w:color w:val="1F2937"/>
+                      <w:sz w:val="2"/>
+                      <w:szCs w:val="2"/>
+                      <w:rFonts w:ascii="Calibri" w:cs="Calibri" w:eastAsia="Calibri" w:hAnsi="Calibri"/>
+                    </w:rPr>
+                  </w:r>
+                </w:p>
+              </w:tc>
+              <w:tc>
+                <w:tcPr>
+                  <w:tcW w:type="dxa" w:w="400"/>
+                  <w:tcBorders>
+                    <w:top w:val="single" w:color="1F2937" w:sz="6"/>
+                    <w:left w:val="single" w:color="1F2937" w:sz="6"/>
+                    <w:bottom w:val="single" w:color="1F2937" w:sz="6"/>
+                    <w:right w:val="single" w:color="1F2937" w:sz="6"/>
+                  </w:tcBorders>
+                  <w:shd w:fill="FFFFFF" w:color="auto" w:val="clear"/>
+                </w:tcPr>
+                <w:p>
+                  <w:r>
+                    <w:rPr>
+                      <w:color w:val="1F2937"/>
+                      <w:sz w:val="2"/>
+                      <w:szCs w:val="2"/>
+                      <w:rFonts w:ascii="Calibri" w:cs="Calibri" w:eastAsia="Calibri" w:hAnsi="Calibri"/>
+                    </w:rPr>
+                  </w:r>
+                </w:p>
+              </w:tc>
+              <w:tc>
+                <w:tcPr>
+                  <w:tcW w:type="dxa" w:w="400"/>
+                  <w:tcBorders>
+                    <w:top w:val="single" w:color="1F2937" w:sz="6"/>
+                    <w:left w:val="single" w:color="1F2937" w:sz="6"/>
+                    <w:bottom w:val="single" w:color="1F2937" w:sz="6"/>
+                    <w:right w:val="single" w:color="1F2937" w:sz="6"/>
+                  </w:tcBorders>
+                  <w:shd w:fill="009E60" w:color="auto" w:val="clear"/>
+                </w:tcPr>
+                <w:p>
+                  <w:r>
+                    <w:rPr>
+                      <w:color w:val="1F2937"/>
+                      <w:sz w:val="2"/>
+                      <w:szCs w:val="2"/>
+                      <w:rFonts w:ascii="Calibri" w:cs="Calibri" w:eastAsia="Calibri" w:hAnsi="Calibri"/>
+                    </w:rPr>
+                  </w:r>
+                </w:p>
+              </w:tc>
+            </w:tr>
+          </w:tbl>
+          <w:p/>
+        </w:tc>
+      </w:tr>
+    </w:tbl>
+    <w:p>
+      <w:pPr>
+        <w:pBdr>
+          <w:bottom w:val="single" w:color="A3A3A3" w:sz="4" w:space="1"/>
+        </w:pBdr>
+      </w:pPr>
+      <w:r>
+        <w:rPr>
+          <w:color w:val="1F2937"/>
+          <w:sz w:val="12"/>
+          <w:szCs w:val="12"/>
+          <w:rFonts w:ascii="Calibri" w:cs="Calibri" w:eastAsia="Calibri" w:hAnsi="Calibri"/>
+        </w:rPr>
+      </w:r>
+    </w:p>
+    <w:p>
+      <w:pPr>
         <w:spacing w:before="160"/>
         <w:ind w:left="360"/>
       </w:pPr>
@@ -4808,7 +5598,7 @@
         </w:rPr>
         <w:t xml:space="preserve">▪  Source : </w:t>
       </w:r>
-      <w:hyperlink w:history="1" r:id="rIdyetjptrcohmt-h68dfurh">
+      <w:hyperlink w:history="1" r:id="rIdggsrve9nmopt8npdcxvrw">
         <w:r>
           <w:rPr>
             <w:u w:val="single"/>
@@ -5130,178 +5920,285 @@
           <w:szCs w:val="22"/>
           <w:rFonts w:ascii="Calibri" w:cs="Calibri" w:eastAsia="Calibri" w:hAnsi="Calibri"/>
         </w:rPr>
-        <w:t xml:space="preserve">Indice de confiance : moyenne (incident vérifié le plus récent : 121 jours ; 1 signal du jour)</w:t>
-      </w:r>
-    </w:p>
-    <w:p>
-      <w:pPr>
-        <w:spacing w:before="120" w:after="60"/>
-      </w:pPr>
-      <w:r>
-        <w:rPr>
-          <w:b/>
-          <w:bCs/>
-          <w:color w:val="1F6B5E"/>
-          <w:sz w:val="40"/>
-          <w:szCs w:val="40"/>
-          <w:rFonts w:ascii="Arial Narrow" w:cs="Arial Narrow" w:eastAsia="Arial Narrow" w:hAnsi="Arial Narrow"/>
-        </w:rPr>
-        <w:t xml:space="preserve">La peine de mort réintroduite pour certains crimes dans le nouveau Code pénal</w:t>
-      </w:r>
-    </w:p>
-    <w:p>
-      <w:pPr>
-        <w:spacing w:before="120" w:after="20"/>
-      </w:pPr>
-      <w:r>
-        <w:rPr>
-          <w:b/>
-          <w:bCs/>
-          <w:color w:val="1F6B5E"/>
-          <w:sz w:val="28"/>
-          <w:szCs w:val="28"/>
-          <w:rFonts w:ascii="Calibri" w:cs="Calibri" w:eastAsia="Calibri" w:hAnsi="Calibri"/>
-        </w:rPr>
-        <w:t xml:space="preserve">Contexte</w:t>
-      </w:r>
-    </w:p>
-    <w:p>
-      <w:r>
-        <w:rPr>
-          <w:color w:val="1F2937"/>
-          <w:sz w:val="26"/>
-          <w:szCs w:val="26"/>
-          <w:rFonts w:ascii="Calibri" w:cs="Calibri" w:eastAsia="Calibri" w:hAnsi="Calibri"/>
-        </w:rPr>
-        <w:t xml:space="preserve">Fait rapporté le vendredi 23 octobre 2026. Lieu : Burkina Faso. Actualité sécuritaire. Une seule source à ce stade (AllAfrica (BF)) : à confirmer par un second média.</w:t>
-      </w:r>
-    </w:p>
-    <w:p>
-      <w:pPr>
-        <w:spacing w:before="120" w:after="20"/>
-      </w:pPr>
-      <w:r>
-        <w:rPr>
-          <w:b/>
-          <w:bCs/>
-          <w:color w:val="1F6B5E"/>
-          <w:sz w:val="28"/>
-          <w:szCs w:val="28"/>
-          <w:rFonts w:ascii="Calibri" w:cs="Calibri" w:eastAsia="Calibri" w:hAnsi="Calibri"/>
-        </w:rPr>
-        <w:t xml:space="preserve">Ce que rapportent les sources</w:t>
-      </w:r>
-    </w:p>
-    <w:p>
-      <w:pPr>
-        <w:spacing w:after="60"/>
-      </w:pPr>
-      <w:r>
-        <w:rPr>
-          <w:b/>
-          <w:bCs/>
-          <w:color w:val="1F2937"/>
-          <w:sz w:val="26"/>
-          <w:szCs w:val="26"/>
-          <w:rFonts w:ascii="Calibri" w:cs="Calibri" w:eastAsia="Calibri" w:hAnsi="Calibri"/>
-        </w:rPr>
-        <w:t xml:space="preserve">AllAfrica (BF) : </w:t>
-      </w:r>
-      <w:r>
-        <w:rPr>
-          <w:i/>
-          <w:iCs/>
-          <w:color w:val="1F2937"/>
-          <w:sz w:val="26"/>
-          <w:szCs w:val="26"/>
-          <w:rFonts w:ascii="Calibri" w:cs="Calibri" w:eastAsia="Calibri" w:hAnsi="Calibri"/>
-        </w:rPr>
-        <w:t xml:space="preserve">« [allAfrica] Le Burkina Faso franchit une nouvelle étape dans le durcissement de sa législation pénale. Réunis mardi 20 octobre 2026, les 71 députés de l'Assemblée législative du peuple (ALP) ont adopté à l'unanimité un nouveau Code pénal réintroduisant la peine de mort pour plusieurs crimes, notamment le terrorisme, l'espionnage et la trahison. »</w:t>
-      </w:r>
-    </w:p>
-    <w:p>
-      <w:pPr>
-        <w:spacing w:before="120" w:after="20"/>
-      </w:pPr>
-      <w:r>
-        <w:rPr>
-          <w:b/>
-          <w:bCs/>
-          <w:color w:val="1F6B5E"/>
-          <w:sz w:val="28"/>
-          <w:szCs w:val="28"/>
-          <w:rFonts w:ascii="Calibri" w:cs="Calibri" w:eastAsia="Calibri" w:hAnsi="Calibri"/>
-        </w:rPr>
-        <w:t xml:space="preserve">Enjeux sûreté</w:t>
-      </w:r>
-    </w:p>
-    <w:p>
-      <w:r>
-        <w:rPr>
-          <w:color w:val="1F2937"/>
-          <w:sz w:val="26"/>
-          <w:szCs w:val="26"/>
-          <w:rFonts w:ascii="Calibri" w:cs="Calibri" w:eastAsia="Calibri" w:hAnsi="Calibri"/>
-        </w:rPr>
-        <w:t xml:space="preserve">Évolution du cadre juridique et sécuritaire : à intégrer à l'analyse pays et à la sensibilisation des personnels expatriés et locaux.</w:t>
-      </w:r>
-    </w:p>
-    <w:p>
-      <w:pPr>
-        <w:spacing w:before="120"/>
-      </w:pPr>
-      <w:r>
-        <w:rPr>
-          <w:b/>
-          <w:bCs/>
-          <w:color w:val="1F2937"/>
-          <w:sz w:val="26"/>
-          <w:szCs w:val="26"/>
-          <w:rFonts w:ascii="Calibri" w:cs="Calibri" w:eastAsia="Calibri" w:hAnsi="Calibri"/>
-        </w:rPr>
-        <w:t xml:space="preserve">Source : </w:t>
-      </w:r>
-      <w:r>
-        <w:rPr>
-          <w:color w:val="1F2937"/>
-          <w:sz w:val="26"/>
-          <w:szCs w:val="26"/>
-          <w:rFonts w:ascii="Calibri" w:cs="Calibri" w:eastAsia="Calibri" w:hAnsi="Calibri"/>
-        </w:rPr>
-      </w:r>
-      <w:hyperlink w:history="1" r:id="rIdkvfelvmc4nz1wbrtb7-hz">
-        <w:r>
-          <w:rPr>
-            <w:u w:val="single"/>
-            <w:color w:val="1F6B5E"/>
-            <w:sz w:val="26"/>
-            <w:szCs w:val="26"/>
-            <w:rFonts w:ascii="Calibri" w:cs="Calibri" w:eastAsia="Calibri" w:hAnsi="Calibri"/>
-          </w:rPr>
-          <w:t xml:space="preserve">AllAfrica (BF)</w:t>
-        </w:r>
-      </w:hyperlink>
-      <w:r>
-        <w:rPr>
-          <w:color w:val="1F2937"/>
-          <w:sz w:val="26"/>
-          <w:szCs w:val="26"/>
-          <w:rFonts w:ascii="Calibri" w:cs="Calibri" w:eastAsia="Calibri" w:hAnsi="Calibri"/>
-        </w:rPr>
-        <w:t xml:space="preserve"> — 23 octobre 2026, 10 h UTC</w:t>
-      </w:r>
-      <w:r>
-        <w:rPr>
-          <w:b/>
-          <w:bCs/>
-          <w:color w:val="1F2937"/>
-          <w:sz w:val="26"/>
-          <w:szCs w:val="26"/>
-          <w:rFonts w:ascii="Calibri" w:cs="Calibri" w:eastAsia="Calibri" w:hAnsi="Calibri"/>
-        </w:rPr>
-        <w:t xml:space="preserve">   ·   Cotation : Probable</w:t>
-      </w:r>
-    </w:p>
+        <w:t xml:space="preserve">Indice de confiance : faible (incident vérifié le plus récent : 121 jours ; aucun signal du jour)</w:t>
+      </w:r>
+    </w:p>
+    <w:tbl>
+      <w:tblPr>
+        <w:tblW w:type="dxa" w:w="17680"/>
+        <w:tblBorders>
+          <w:top w:val="single" w:color="auto" w:sz="4"/>
+          <w:left w:val="single" w:color="auto" w:sz="4"/>
+          <w:bottom w:val="single" w:color="auto" w:sz="4"/>
+          <w:right w:val="single" w:color="auto" w:sz="4"/>
+          <w:insideH w:val="single" w:color="auto" w:sz="4"/>
+          <w:insideV w:val="single" w:color="auto" w:sz="4"/>
+        </w:tblBorders>
+      </w:tblPr>
+      <w:tblGrid>
+        <w:gridCol w:w="11280"/>
+        <w:gridCol w:w="6400"/>
+      </w:tblGrid>
+      <w:tr>
+        <w:tc>
+          <w:tcPr>
+            <w:tcW w:type="dxa" w:w="11280"/>
+            <w:tcBorders>
+              <w:top w:val="none" w:color="FFFFFF" w:sz="0"/>
+              <w:left w:val="none" w:color="FFFFFF" w:sz="0"/>
+              <w:bottom w:val="none" w:color="FFFFFF" w:sz="0"/>
+              <w:right w:val="none" w:color="FFFFFF" w:sz="0"/>
+            </w:tcBorders>
+            <w:tcMar>
+              <w:right w:type="dxa" w:w="200"/>
+            </w:tcMar>
+          </w:tcPr>
+          <w:p>
+            <w:pPr>
+              <w:spacing w:before="120" w:after="60"/>
+            </w:pPr>
+            <w:r>
+              <w:rPr>
+                <w:b/>
+                <w:bCs/>
+                <w:color w:val="1F6B5E"/>
+                <w:sz w:val="40"/>
+                <w:szCs w:val="40"/>
+                <w:rFonts w:ascii="Arial Narrow" w:cs="Arial Narrow" w:eastAsia="Arial Narrow" w:hAnsi="Arial Narrow"/>
+              </w:rPr>
+              <w:t xml:space="preserve">Une promesse d’échange d’iPhone vire au meurtre présumé d’une jeune fille</w:t>
+            </w:r>
+          </w:p>
+          <w:p>
+            <w:pPr>
+              <w:spacing w:before="120" w:after="20"/>
+            </w:pPr>
+            <w:r>
+              <w:rPr>
+                <w:b/>
+                <w:bCs/>
+                <w:color w:val="1F6B5E"/>
+                <w:sz w:val="28"/>
+                <w:szCs w:val="28"/>
+                <w:rFonts w:ascii="Calibri" w:cs="Calibri" w:eastAsia="Calibri" w:hAnsi="Calibri"/>
+              </w:rPr>
+              <w:t xml:space="preserve">Contexte</w:t>
+            </w:r>
+          </w:p>
+          <w:p>
+            <w:r>
+              <w:rPr>
+                <w:color w:val="1F2937"/>
+                <w:sz w:val="26"/>
+                <w:szCs w:val="26"/>
+                <w:rFonts w:ascii="Calibri" w:cs="Calibri" w:eastAsia="Calibri" w:hAnsi="Calibri"/>
+              </w:rPr>
+              <w:t xml:space="preserve">Fait rapporté le mercredi 28 octobre 2026. Lieu : Burkina Faso. Actualité économique. Une seule source à ce stade (Wakat Sera) : à confirmer par un second média.</w:t>
+            </w:r>
+          </w:p>
+          <w:p>
+            <w:pPr>
+              <w:spacing w:before="120" w:after="20"/>
+            </w:pPr>
+            <w:r>
+              <w:rPr>
+                <w:b/>
+                <w:bCs/>
+                <w:color w:val="1F6B5E"/>
+                <w:sz w:val="28"/>
+                <w:szCs w:val="28"/>
+                <w:rFonts w:ascii="Calibri" w:cs="Calibri" w:eastAsia="Calibri" w:hAnsi="Calibri"/>
+              </w:rPr>
+              <w:t xml:space="preserve">Ce que rapportent les sources</w:t>
+            </w:r>
+          </w:p>
+          <w:p>
+            <w:pPr>
+              <w:spacing w:after="60"/>
+            </w:pPr>
+            <w:r>
+              <w:rPr>
+                <w:b/>
+                <w:bCs/>
+                <w:color w:val="1F2937"/>
+                <w:sz w:val="26"/>
+                <w:szCs w:val="26"/>
+                <w:rFonts w:ascii="Calibri" w:cs="Calibri" w:eastAsia="Calibri" w:hAnsi="Calibri"/>
+              </w:rPr>
+              <w:t xml:space="preserve">Wakat Sera : </w:t>
+            </w:r>
+            <w:r>
+              <w:rPr>
+                <w:i/>
+                <w:iCs/>
+                <w:color w:val="1F2937"/>
+                <w:sz w:val="26"/>
+                <w:szCs w:val="26"/>
+                <w:rFonts w:ascii="Calibri" w:cs="Calibri" w:eastAsia="Calibri" w:hAnsi="Calibri"/>
+              </w:rPr>
+              <w:t xml:space="preserve">« Attirée par la promesse d’échanger son iPhone 12 contre un iPhone 13, une jeune fille de 18 ans a été tuée à Gonzagueville, dans la commune de Port-Bouët. »</w:t>
+            </w:r>
+          </w:p>
+          <w:p>
+            <w:pPr>
+              <w:spacing w:before="120" w:after="20"/>
+            </w:pPr>
+            <w:r>
+              <w:rPr>
+                <w:b/>
+                <w:bCs/>
+                <w:color w:val="1F6B5E"/>
+                <w:sz w:val="28"/>
+                <w:szCs w:val="28"/>
+                <w:rFonts w:ascii="Calibri" w:cs="Calibri" w:eastAsia="Calibri" w:hAnsi="Calibri"/>
+              </w:rPr>
+              <w:t xml:space="preserve">Enjeux sûreté</w:t>
+            </w:r>
+          </w:p>
+          <w:p>
+            <w:r>
+              <w:rPr>
+                <w:color w:val="1F2937"/>
+                <w:sz w:val="26"/>
+                <w:szCs w:val="26"/>
+                <w:rFonts w:ascii="Calibri" w:cs="Calibri" w:eastAsia="Calibri" w:hAnsi="Calibri"/>
+              </w:rPr>
+              <w:t xml:space="preserve">Incidence possible sur l'environnement des affaires, les approvisionnements et la sûreté des opérations.</w:t>
+            </w:r>
+          </w:p>
+          <w:p>
+            <w:pPr>
+              <w:spacing w:before="120"/>
+            </w:pPr>
+            <w:r>
+              <w:rPr>
+                <w:b/>
+                <w:bCs/>
+                <w:color w:val="1F2937"/>
+                <w:sz w:val="26"/>
+                <w:szCs w:val="26"/>
+                <w:rFonts w:ascii="Calibri" w:cs="Calibri" w:eastAsia="Calibri" w:hAnsi="Calibri"/>
+              </w:rPr>
+              <w:t xml:space="preserve">Source : </w:t>
+            </w:r>
+            <w:r>
+              <w:rPr>
+                <w:color w:val="1F2937"/>
+                <w:sz w:val="26"/>
+                <w:szCs w:val="26"/>
+                <w:rFonts w:ascii="Calibri" w:cs="Calibri" w:eastAsia="Calibri" w:hAnsi="Calibri"/>
+              </w:rPr>
+            </w:r>
+            <w:hyperlink w:history="1" r:id="rIdihvkl85xee8vkbfldpkfb">
+              <w:r>
+                <w:rPr>
+                  <w:u w:val="single"/>
+                  <w:color w:val="1F6B5E"/>
+                  <w:sz w:val="26"/>
+                  <w:szCs w:val="26"/>
+                  <w:rFonts w:ascii="Calibri" w:cs="Calibri" w:eastAsia="Calibri" w:hAnsi="Calibri"/>
+                </w:rPr>
+                <w:t xml:space="preserve">Wakat Sera</w:t>
+              </w:r>
+            </w:hyperlink>
+            <w:r>
+              <w:rPr>
+                <w:color w:val="1F2937"/>
+                <w:sz w:val="26"/>
+                <w:szCs w:val="26"/>
+                <w:rFonts w:ascii="Calibri" w:cs="Calibri" w:eastAsia="Calibri" w:hAnsi="Calibri"/>
+              </w:rPr>
+              <w:t xml:space="preserve"> — 28 octobre 2026, 16 h UTC</w:t>
+            </w:r>
+            <w:r>
+              <w:rPr>
+                <w:b/>
+                <w:bCs/>
+                <w:color w:val="1F2937"/>
+                <w:sz w:val="26"/>
+                <w:szCs w:val="26"/>
+                <w:rFonts w:ascii="Calibri" w:cs="Calibri" w:eastAsia="Calibri" w:hAnsi="Calibri"/>
+              </w:rPr>
+              <w:t xml:space="preserve">   ·   Cotation : Probable</w:t>
+            </w:r>
+          </w:p>
+        </w:tc>
+        <w:tc>
+          <w:tcPr>
+            <w:tcW w:type="dxa" w:w="6400"/>
+            <w:tcBorders>
+              <w:top w:val="none" w:color="FFFFFF" w:sz="0"/>
+              <w:left w:val="none" w:color="FFFFFF" w:sz="0"/>
+              <w:bottom w:val="none" w:color="FFFFFF" w:sz="0"/>
+              <w:right w:val="none" w:color="FFFFFF" w:sz="0"/>
+            </w:tcBorders>
+          </w:tcPr>
+          <w:p>
+            <w:pPr>
+              <w:spacing w:before="200"/>
+              <w:jc w:val="center"/>
+            </w:pPr>
+            <w:r>
+              <w:drawing>
+                <wp:inline distT="0" distB="0" distL="0" distR="0">
+                  <wp:extent cx="2590800" cy="2857500"/>
+                  <wp:effectExtent t="0" r="0" b="0" l="0"/>
+                  <wp:docPr id="1" name="" descr="" title=""/>
+                  <wp:cNvGraphicFramePr>
+                    <a:graphicFrameLocks xmlns:a="http://schemas.openxmlformats.org/drawingml/2006/main" noChangeAspect="1"/>
+                  </wp:cNvGraphicFramePr>
+                  <a:graphic xmlns:a="http://schemas.openxmlformats.org/drawingml/2006/main">
+                    <a:graphicData uri="http://schemas.openxmlformats.org/drawingml/2006/picture">
+                      <pic:pic xmlns:pic="http://schemas.openxmlformats.org/drawingml/2006/picture">
+                        <pic:nvPicPr>
+                          <pic:cNvPr id="0" name="" descr=""/>
+                          <pic:cNvPicPr>
+                            <a:picLocks noChangeAspect="1" noChangeArrowheads="1"/>
+                          </pic:cNvPicPr>
+                        </pic:nvPicPr>
+                        <pic:blipFill>
+                          <a:blip r:embed="rId10" cstate="none"/>
+                          <a:srcRect/>
+                          <a:stretch>
+                            <a:fillRect/>
+                          </a:stretch>
+                        </pic:blipFill>
+                        <pic:spPr bwMode="auto">
+                          <a:xfrm>
+                            <a:off x="0" y="0"/>
+                            <a:ext cx="2590800" cy="2857500"/>
+                          </a:xfrm>
+                          <a:prstGeom prst="rect">
+                            <a:avLst/>
+                          </a:prstGeom>
+                        </pic:spPr>
+                      </pic:pic>
+                    </a:graphicData>
+                  </a:graphic>
+                </wp:inline>
+              </w:drawing>
+            </w:r>
+          </w:p>
+          <w:p>
+            <w:pPr>
+              <w:jc w:val="right"/>
+            </w:pPr>
+            <w:hyperlink w:history="1" r:id="rIdmki6erjha6cni_q7dmmya">
+              <w:r>
+                <w:rPr>
+                  <w:u w:val="single"/>
+                  <w:color w:val="1F6B5E"/>
+                  <w:sz w:val="16"/>
+                  <w:szCs w:val="16"/>
+                  <w:rFonts w:ascii="Calibri" w:cs="Calibri" w:eastAsia="Calibri" w:hAnsi="Calibri"/>
+                </w:rPr>
+                <w:t xml:space="preserve">Photo : © wakatsera.com</w:t>
+              </w:r>
+            </w:hyperlink>
+          </w:p>
+        </w:tc>
+      </w:tr>
+    </w:tbl>
     <w:p>
       <w:pPr>
         <w:pageBreakBefore/>
@@ -5507,6 +6404,79 @@
           <w:szCs w:val="28"/>
           <w:rFonts w:ascii="Calibri" w:cs="Calibri" w:eastAsia="Calibri" w:hAnsi="Calibri"/>
         </w:rPr>
+        <w:t xml:space="preserve">LA PEINE DE MORT RÉINTRODUITE POUR CERTAINS CRIMES DANS LE NOUVEAU CODE PÉNAL</w:t>
+      </w:r>
+    </w:p>
+    <w:p>
+      <w:pPr>
+        <w:ind w:left="720"/>
+      </w:pPr>
+      <w:r>
+        <w:rPr>
+          <w:color w:val="1F2937"/>
+          <w:sz w:val="26"/>
+          <w:szCs w:val="26"/>
+          <w:rFonts w:ascii="Calibri" w:cs="Calibri" w:eastAsia="Calibri" w:hAnsi="Calibri"/>
+        </w:rPr>
+        <w:t xml:space="preserve">▪  Source : </w:t>
+      </w:r>
+      <w:hyperlink w:history="1" r:id="rIdscs3k6vlfczrpaqfjcshp">
+        <w:r>
+          <w:rPr>
+            <w:u w:val="single"/>
+            <w:color w:val="1F6B5E"/>
+            <w:sz w:val="26"/>
+            <w:szCs w:val="26"/>
+            <w:rFonts w:ascii="Calibri" w:cs="Calibri" w:eastAsia="Calibri" w:hAnsi="Calibri"/>
+          </w:rPr>
+          <w:t xml:space="preserve">AllAfrica (BF)</w:t>
+        </w:r>
+      </w:hyperlink>
+      <w:r>
+        <w:rPr>
+          <w:color w:val="1F2937"/>
+          <w:sz w:val="26"/>
+          <w:szCs w:val="26"/>
+          <w:rFonts w:ascii="Calibri" w:cs="Calibri" w:eastAsia="Calibri" w:hAnsi="Calibri"/>
+        </w:rPr>
+        <w:t xml:space="preserve"> — 23 octobre 2026, 10 h UTC</w:t>
+      </w:r>
+      <w:r>
+        <w:rPr>
+          <w:b/>
+          <w:bCs/>
+          <w:color w:val="1F2937"/>
+          <w:sz w:val="26"/>
+          <w:szCs w:val="26"/>
+          <w:rFonts w:ascii="Calibri" w:cs="Calibri" w:eastAsia="Calibri" w:hAnsi="Calibri"/>
+        </w:rPr>
+        <w:t xml:space="preserve">   ·   Cotation : Probable</w:t>
+      </w:r>
+    </w:p>
+    <w:p>
+      <w:pPr>
+        <w:spacing w:before="160"/>
+        <w:ind w:left="360"/>
+      </w:pPr>
+      <w:r>
+        <w:rPr>
+          <w:color w:val="1F6B5E"/>
+          <w:sz w:val="28"/>
+          <w:szCs w:val="28"/>
+          <w:rFonts w:ascii="Calibri" w:cs="Calibri" w:eastAsia="Calibri" w:hAnsi="Calibri"/>
+        </w:rPr>
+        <w:t xml:space="preserve">❑  </w:t>
+      </w:r>
+      <w:r>
+        <w:rPr>
+          <w:b/>
+          <w:bCs/>
+          <w:u w:val="single"/>
+          <w:color w:val="1F6B5E"/>
+          <w:sz w:val="28"/>
+          <w:szCs w:val="28"/>
+          <w:rFonts w:ascii="Calibri" w:cs="Calibri" w:eastAsia="Calibri" w:hAnsi="Calibri"/>
+        </w:rPr>
         <w:t xml:space="preserve">LE PAYS RÉTABLIT LA PEINE DE MORT</w:t>
       </w:r>
     </w:p>
@@ -5523,7 +6493,7 @@
         </w:rPr>
         <w:t xml:space="preserve">▪  Sources : </w:t>
       </w:r>
-      <w:hyperlink w:history="1" r:id="rIdlbi_rupkw5vi2zexcfowq">
+      <w:hyperlink w:history="1" r:id="rIdb5uqzkjuqfvj0ilvg2hkm">
         <w:r>
           <w:rPr>
             <w:u w:val="single"/>
@@ -5580,7 +6550,7 @@
           <w:szCs w:val="28"/>
           <w:rFonts w:ascii="Calibri" w:cs="Calibri" w:eastAsia="Calibri" w:hAnsi="Calibri"/>
         </w:rPr>
-        <w:t xml:space="preserve">ENTREPRENEURIAT FÉMININ À KORSIMORO : LE COMBAT INSPIRANT DES FEMMES POUR L’AUTONOMIE FINANCIÈRE</w:t>
+        <w:t xml:space="preserve">LE MGDP ACCUEILLE LA 2E SESSION DU COMITÉ MIXTE DE SUIVI DE LA COOPÉRATION MILITAIRE ET TECHNIQUE ÉGYPTE–BURKINA FASO</w:t>
       </w:r>
     </w:p>
     <w:p>
@@ -5596,7 +6566,7 @@
         </w:rPr>
         <w:t xml:space="preserve">▪  Source : </w:t>
       </w:r>
-      <w:hyperlink w:history="1" r:id="rIdil-adhqtb_o26k-alhfrn">
+      <w:hyperlink w:history="1" r:id="rIdqkchefdbszx0hpf8wnisq">
         <w:r>
           <w:rPr>
             <w:u w:val="single"/>
@@ -5615,7 +6585,7 @@
           <w:szCs w:val="26"/>
           <w:rFonts w:ascii="Calibri" w:cs="Calibri" w:eastAsia="Calibri" w:hAnsi="Calibri"/>
         </w:rPr>
-        <w:t xml:space="preserve"> — 28 octobre 2026, 8 h UTC</w:t>
+        <w:t xml:space="preserve"> — 28 octobre 2026, 19 h UTC</w:t>
       </w:r>
       <w:r>
         <w:rPr>
@@ -5653,7 +6623,7 @@
           <w:szCs w:val="28"/>
           <w:rFonts w:ascii="Calibri" w:cs="Calibri" w:eastAsia="Calibri" w:hAnsi="Calibri"/>
         </w:rPr>
-        <w:t xml:space="preserve">SÉCURITÉ NUMÉRIQUE AU BURKINA : LA BCLCC LANCE LA 2ᵉ SEMAINE NATIONALE DE LUTTE CONTRE LA CYBERCRIMINALITÉ</w:t>
+        <w:t xml:space="preserve">CLIMAT ET SÉCURITÉ AU SAHEL : LE BURKINA FASO PASSE À L’ACTION POUR SA STRATÉGIE NATIONALE</w:t>
       </w:r>
     </w:p>
     <w:p>
@@ -5669,7 +6639,7 @@
         </w:rPr>
         <w:t xml:space="preserve">▪  Source : </w:t>
       </w:r>
-      <w:hyperlink w:history="1" r:id="rIdpoibwnb0jvsldy4bt91jf">
+      <w:hyperlink w:history="1" r:id="rIdzy4ciziayihcnbd7a7hwn">
         <w:r>
           <w:rPr>
             <w:u w:val="single"/>
@@ -5688,7 +6658,18 @@
           <w:szCs w:val="26"/>
           <w:rFonts w:ascii="Calibri" w:cs="Calibri" w:eastAsia="Calibri" w:hAnsi="Calibri"/>
         </w:rPr>
-        <w:t xml:space="preserve"> — 24 octobre 2026, 13 h UTC</w:t>
+        <w:t xml:space="preserve"> — 28 octobre 2026, 16 h UTC</w:t>
+      </w:r>
+      <w:r>
+        <w:rPr>
+          <w:b/>
+          <w:bCs/>
+          <w:color w:val="1F2937"/>
+          <w:sz w:val="26"/>
+          <w:szCs w:val="26"/>
+          <w:rFonts w:ascii="Calibri" w:cs="Calibri" w:eastAsia="Calibri" w:hAnsi="Calibri"/>
+        </w:rPr>
+        <w:t xml:space="preserve">   ·   Cotation : Non confirmé</w:t>
       </w:r>
     </w:p>
     <w:p>
@@ -5715,7 +6696,7 @@
           <w:szCs w:val="28"/>
           <w:rFonts w:ascii="Calibri" w:cs="Calibri" w:eastAsia="Calibri" w:hAnsi="Calibri"/>
         </w:rPr>
-        <w:t xml:space="preserve">COOPÉRATION: LE MINISTRE DE LA SÉCURITÉ REÇOIT UNE DÉLÉGATION DE L’UICN</w:t>
+        <w:t xml:space="preserve">CLIMAT-PAIX-SÉCURITÉ : LE BURKINA FASO MISE SUR UNE MEILLEURE COORDINATION DES ACTEURS</w:t>
       </w:r>
     </w:p>
     <w:p>
@@ -5731,7 +6712,7 @@
         </w:rPr>
         <w:t xml:space="preserve">▪  Source : </w:t>
       </w:r>
-      <w:hyperlink w:history="1" r:id="rId81un65cvxxq9rj-nbjvcn">
+      <w:hyperlink w:history="1" r:id="rIdudvnycincce-wzxa1kuly">
         <w:r>
           <w:rPr>
             <w:u w:val="single"/>
@@ -5740,7 +6721,7 @@
             <w:szCs w:val="26"/>
             <w:rFonts w:ascii="Calibri" w:cs="Calibri" w:eastAsia="Calibri" w:hAnsi="Calibri"/>
           </w:rPr>
-          <w:t xml:space="preserve">Wakat Sera</w:t>
+          <w:t xml:space="preserve">Burkina24</w:t>
         </w:r>
       </w:hyperlink>
       <w:r>
@@ -5750,69 +6731,18 @@
           <w:szCs w:val="26"/>
           <w:rFonts w:ascii="Calibri" w:cs="Calibri" w:eastAsia="Calibri" w:hAnsi="Calibri"/>
         </w:rPr>
-        <w:t xml:space="preserve"> — 24 octobre 2026, 12 h UTC</w:t>
-      </w:r>
-    </w:p>
-    <w:p>
-      <w:pPr>
-        <w:spacing w:before="160"/>
-        <w:ind w:left="360"/>
-      </w:pPr>
-      <w:r>
-        <w:rPr>
-          <w:color w:val="1F6B5E"/>
-          <w:sz w:val="28"/>
-          <w:szCs w:val="28"/>
-          <w:rFonts w:ascii="Calibri" w:cs="Calibri" w:eastAsia="Calibri" w:hAnsi="Calibri"/>
-        </w:rPr>
-        <w:t xml:space="preserve">❑  </w:t>
+        <w:t xml:space="preserve"> — 28 octobre 2026, 12 h UTC</w:t>
       </w:r>
       <w:r>
         <w:rPr>
           <w:b/>
           <w:bCs/>
-          <w:u w:val="single"/>
-          <w:color w:val="1F6B5E"/>
-          <w:sz w:val="28"/>
-          <w:szCs w:val="28"/>
-          <w:rFonts w:ascii="Calibri" w:cs="Calibri" w:eastAsia="Calibri" w:hAnsi="Calibri"/>
-        </w:rPr>
-        <w:t xml:space="preserve">CONSTRUCTION AU BURKINA FASO : L’ORDRE DES INGÉNIEURS ALERTE SUR LES RISQUES LIÉS AUX FAUX PROFESSIONNELS</w:t>
-      </w:r>
-    </w:p>
-    <w:p>
-      <w:pPr>
-        <w:ind w:left="720"/>
-      </w:pPr>
-      <w:r>
-        <w:rPr>
-          <w:color w:val="1F2937"/>
-          <w:sz w:val="26"/>
-          <w:szCs w:val="26"/>
-          <w:rFonts w:ascii="Calibri" w:cs="Calibri" w:eastAsia="Calibri" w:hAnsi="Calibri"/>
-        </w:rPr>
-        <w:t xml:space="preserve">▪  Source : </w:t>
-      </w:r>
-      <w:hyperlink w:history="1" r:id="rIdyqw2j9iyllh78i8nvp3dp">
-        <w:r>
-          <w:rPr>
-            <w:u w:val="single"/>
-            <w:color w:val="1F6B5E"/>
-            <w:sz w:val="26"/>
-            <w:szCs w:val="26"/>
-            <w:rFonts w:ascii="Calibri" w:cs="Calibri" w:eastAsia="Calibri" w:hAnsi="Calibri"/>
-          </w:rPr>
-          <w:t xml:space="preserve">Faso7</w:t>
-        </w:r>
-      </w:hyperlink>
-      <w:r>
-        <w:rPr>
-          <w:color w:val="1F2937"/>
-          <w:sz w:val="26"/>
-          <w:szCs w:val="26"/>
-          <w:rFonts w:ascii="Calibri" w:cs="Calibri" w:eastAsia="Calibri" w:hAnsi="Calibri"/>
-        </w:rPr>
-        <w:t xml:space="preserve"> — 23 octobre 2026, 14 h UTC</w:t>
+          <w:color w:val="1F2937"/>
+          <w:sz w:val="26"/>
+          <w:szCs w:val="26"/>
+          <w:rFonts w:ascii="Calibri" w:cs="Calibri" w:eastAsia="Calibri" w:hAnsi="Calibri"/>
+        </w:rPr>
+        <w:t xml:space="preserve">   ·   Cotation : Probable</w:t>
       </w:r>
     </w:p>
     <w:p>
@@ -6020,7 +6950,7 @@
           <w:szCs w:val="28"/>
           <w:rFonts w:ascii="Calibri" w:cs="Calibri" w:eastAsia="Calibri" w:hAnsi="Calibri"/>
         </w:rPr>
-        <w:t xml:space="preserve">BURKINA FASO-TURQUIE : UNE OFFENSIVE DIPLOMATIQUE D’ENVERGURE POUR CONSOLIDER LA COOPÉRATION BILATÉRALE</w:t>
+        <w:t xml:space="preserve">ENTREPRENEURIAT FÉMININ À KORSIMORO : LE COMBAT INSPIRANT DES FEMMES POUR L’AUTONOMIE FINANCIÈRE</w:t>
       </w:r>
     </w:p>
     <w:p>
@@ -6036,7 +6966,7 @@
         </w:rPr>
         <w:t xml:space="preserve">▪  Source : </w:t>
       </w:r>
-      <w:hyperlink w:history="1" r:id="rIdwhlo5pllngxycewctuio2">
+      <w:hyperlink w:history="1" r:id="rIdts_wo9_pdlz5ivw-l7uyk">
         <w:r>
           <w:rPr>
             <w:u w:val="single"/>
@@ -6045,7 +6975,7 @@
             <w:szCs w:val="26"/>
             <w:rFonts w:ascii="Calibri" w:cs="Calibri" w:eastAsia="Calibri" w:hAnsi="Calibri"/>
           </w:rPr>
-          <w:t xml:space="preserve">Alwihda Info (Tchad)</w:t>
+          <w:t xml:space="preserve">Burkina24</w:t>
         </w:r>
       </w:hyperlink>
       <w:r>
@@ -6055,7 +6985,18 @@
           <w:szCs w:val="26"/>
           <w:rFonts w:ascii="Calibri" w:cs="Calibri" w:eastAsia="Calibri" w:hAnsi="Calibri"/>
         </w:rPr>
-        <w:t xml:space="preserve"> — 23 octobre 2026, 9 h UTC</w:t>
+        <w:t xml:space="preserve"> — 28 octobre 2026, 8 h UTC</w:t>
+      </w:r>
+      <w:r>
+        <w:rPr>
+          <w:b/>
+          <w:bCs/>
+          <w:color w:val="1F2937"/>
+          <w:sz w:val="26"/>
+          <w:szCs w:val="26"/>
+          <w:rFonts w:ascii="Calibri" w:cs="Calibri" w:eastAsia="Calibri" w:hAnsi="Calibri"/>
+        </w:rPr>
+        <w:t xml:space="preserve">   ·   Cotation : Probable</w:t>
       </w:r>
     </w:p>
     <w:p>
@@ -6082,7 +7023,7 @@
           <w:szCs w:val="28"/>
           <w:rFonts w:ascii="Calibri" w:cs="Calibri" w:eastAsia="Calibri" w:hAnsi="Calibri"/>
         </w:rPr>
-        <w:t xml:space="preserve">EXPANSION GÉOGRAPHIQUE DU TERRORISME SAHÉLIEN - IMPLICATIONS POUR LE GHANA</w:t>
+        <w:t xml:space="preserve">SÉCURITÉ NUMÉRIQUE AU BURKINA : LA BCLCC LANCE LA 2ᵉ SEMAINE NATIONALE DE LUTTE CONTRE LA CYBERCRIMINALITÉ</w:t>
       </w:r>
     </w:p>
     <w:p>
@@ -6098,7 +7039,7 @@
         </w:rPr>
         <w:t xml:space="preserve">▪  Source : </w:t>
       </w:r>
-      <w:hyperlink w:history="1" r:id="rIdknwlxtmd0bavmhheus3sw">
+      <w:hyperlink w:history="1" r:id="rIdopnjvjs5lphqwe6hd7vop">
         <w:r>
           <w:rPr>
             <w:u w:val="single"/>
@@ -6107,7 +7048,7 @@
             <w:szCs w:val="26"/>
             <w:rFonts w:ascii="Calibri" w:cs="Calibri" w:eastAsia="Calibri" w:hAnsi="Calibri"/>
           </w:rPr>
-          <w:t xml:space="preserve">AllAfrica (GH)</w:t>
+          <w:t xml:space="preserve">Faso7</w:t>
         </w:r>
       </w:hyperlink>
       <w:r>
@@ -6117,18 +7058,7 @@
           <w:szCs w:val="26"/>
           <w:rFonts w:ascii="Calibri" w:cs="Calibri" w:eastAsia="Calibri" w:hAnsi="Calibri"/>
         </w:rPr>
-        <w:t xml:space="preserve"> — 17 octobre 2026, 19 h UTC</w:t>
-      </w:r>
-      <w:r>
-        <w:rPr>
-          <w:b/>
-          <w:bCs/>
-          <w:color w:val="1F2937"/>
-          <w:sz w:val="26"/>
-          <w:szCs w:val="26"/>
-          <w:rFonts w:ascii="Calibri" w:cs="Calibri" w:eastAsia="Calibri" w:hAnsi="Calibri"/>
-        </w:rPr>
-        <w:t xml:space="preserve">   ·   Cotation : Probable</w:t>
+        <w:t xml:space="preserve"> — 24 octobre 2026, 13 h UTC</w:t>
       </w:r>
     </w:p>
     <w:p>
@@ -6155,7 +7085,7 @@
           <w:szCs w:val="28"/>
           <w:rFonts w:ascii="Calibri" w:cs="Calibri" w:eastAsia="Calibri" w:hAnsi="Calibri"/>
         </w:rPr>
-        <w:t xml:space="preserve">VIS D’APPEL À CANDIDATURES POUR LE RECRUTEMENT DE PERSONNEL À LA RADIO CONFÉDÉRALE DAANDÈ LIPTAKO</w:t>
+        <w:t xml:space="preserve">COOPÉRATION: LE MINISTRE DE LA SÉCURITÉ REÇOIT UNE DÉLÉGATION DE L’UICN</w:t>
       </w:r>
     </w:p>
     <w:p>
@@ -6171,7 +7101,7 @@
         </w:rPr>
         <w:t xml:space="preserve">▪  Source : </w:t>
       </w:r>
-      <w:hyperlink w:history="1" r:id="rIdgb3q0ymokwkczm_fztgsw">
+      <w:hyperlink w:history="1" r:id="rIdpo_8l_poqer5gudwmqbmp">
         <w:r>
           <w:rPr>
             <w:u w:val="single"/>
@@ -6180,7 +7110,7 @@
             <w:szCs w:val="26"/>
             <w:rFonts w:ascii="Calibri" w:cs="Calibri" w:eastAsia="Calibri" w:hAnsi="Calibri"/>
           </w:rPr>
-          <w:t xml:space="preserve">Le Sahel</w:t>
+          <w:t xml:space="preserve">Wakat Sera</w:t>
         </w:r>
       </w:hyperlink>
       <w:r>
@@ -6190,18 +7120,7 @@
           <w:szCs w:val="26"/>
           <w:rFonts w:ascii="Calibri" w:cs="Calibri" w:eastAsia="Calibri" w:hAnsi="Calibri"/>
         </w:rPr>
-        <w:t xml:space="preserve"> — 27 octobre 2026, 16 h UTC</w:t>
-      </w:r>
-      <w:r>
-        <w:rPr>
-          <w:b/>
-          <w:bCs/>
-          <w:color w:val="1F2937"/>
-          <w:sz w:val="26"/>
-          <w:szCs w:val="26"/>
-          <w:rFonts w:ascii="Calibri" w:cs="Calibri" w:eastAsia="Calibri" w:hAnsi="Calibri"/>
-        </w:rPr>
-        <w:t xml:space="preserve">   ·   Cotation : Non confirmé</w:t>
+        <w:t xml:space="preserve"> — 24 octobre 2026, 12 h UTC</w:t>
       </w:r>
     </w:p>
     <w:p>
@@ -6228,7 +7147,7 @@
           <w:szCs w:val="28"/>
           <w:rFonts w:ascii="Calibri" w:cs="Calibri" w:eastAsia="Calibri" w:hAnsi="Calibri"/>
         </w:rPr>
-        <w:t xml:space="preserve">ROAMING UEMOA : 4 PAYS UNISSENT LEURS RÉSEAUX POUR ALLÉGER LA FACTURE DES USAGERS</w:t>
+        <w:t xml:space="preserve">CONSTRUCTION AU BURKINA FASO : L’ORDRE DES INGÉNIEURS ALERTE SUR LES RISQUES LIÉS AUX FAUX PROFESSIONNELS</w:t>
       </w:r>
     </w:p>
     <w:p>
@@ -6244,7 +7163,7 @@
         </w:rPr>
         <w:t xml:space="preserve">▪  Source : </w:t>
       </w:r>
-      <w:hyperlink w:history="1" r:id="rIddlm-4bwca4to2kur3rgtj">
+      <w:hyperlink w:history="1" r:id="rIddapxki1ew3gllwkcmfkes">
         <w:r>
           <w:rPr>
             <w:u w:val="single"/>
@@ -6253,7 +7172,7 @@
             <w:szCs w:val="26"/>
             <w:rFonts w:ascii="Calibri" w:cs="Calibri" w:eastAsia="Calibri" w:hAnsi="Calibri"/>
           </w:rPr>
-          <w:t xml:space="preserve">Linfodrome</w:t>
+          <w:t xml:space="preserve">Faso7</w:t>
         </w:r>
       </w:hyperlink>
       <w:r>
@@ -6263,7 +7182,7 @@
           <w:szCs w:val="26"/>
           <w:rFonts w:ascii="Calibri" w:cs="Calibri" w:eastAsia="Calibri" w:hAnsi="Calibri"/>
         </w:rPr>
-        <w:t xml:space="preserve"> — 27 octobre 2026, 11 h UTC</w:t>
+        <w:t xml:space="preserve"> — 23 octobre 2026, 14 h UTC</w:t>
       </w:r>
     </w:p>
     <w:p>
@@ -6479,178 +7398,354 @@
           <w:szCs w:val="22"/>
           <w:rFonts w:ascii="Calibri" w:cs="Calibri" w:eastAsia="Calibri" w:hAnsi="Calibri"/>
         </w:rPr>
-        <w:t xml:space="preserve">Indice de confiance : moyenne (incident vérifié le plus récent : 121 jours ; 4 signaux du jour)</w:t>
-      </w:r>
-    </w:p>
-    <w:p>
-      <w:pPr>
-        <w:spacing w:before="120" w:after="60"/>
-      </w:pPr>
-      <w:r>
-        <w:rPr>
-          <w:b/>
-          <w:bCs/>
-          <w:color w:val="1F6B5E"/>
-          <w:sz w:val="40"/>
-          <w:szCs w:val="40"/>
-          <w:rFonts w:ascii="Arial Narrow" w:cs="Arial Narrow" w:eastAsia="Arial Narrow" w:hAnsi="Arial Narrow"/>
-        </w:rPr>
-        <w:t xml:space="preserve">Mali : Ce que l’on sait de la mort mystérieuse du jeune commerçant Bocar Ly</w:t>
-      </w:r>
-    </w:p>
-    <w:p>
-      <w:pPr>
-        <w:spacing w:before="120" w:after="20"/>
-      </w:pPr>
-      <w:r>
-        <w:rPr>
-          <w:b/>
-          <w:bCs/>
-          <w:color w:val="1F6B5E"/>
-          <w:sz w:val="28"/>
-          <w:szCs w:val="28"/>
-          <w:rFonts w:ascii="Calibri" w:cs="Calibri" w:eastAsia="Calibri" w:hAnsi="Calibri"/>
-        </w:rPr>
-        <w:t xml:space="preserve">Contexte</w:t>
-      </w:r>
-    </w:p>
-    <w:p>
-      <w:r>
-        <w:rPr>
-          <w:color w:val="1F2937"/>
-          <w:sz w:val="26"/>
-          <w:szCs w:val="26"/>
-          <w:rFonts w:ascii="Calibri" w:cs="Calibri" w:eastAsia="Calibri" w:hAnsi="Calibri"/>
-        </w:rPr>
-        <w:t xml:space="preserve">Fait rapporté le mardi 27 octobre 2026. Lieu : Mali. Actualité sécuritaire. Une seule source à ce stade (Mali 24) : à confirmer par un second média.</w:t>
-      </w:r>
-    </w:p>
-    <w:p>
-      <w:pPr>
-        <w:spacing w:before="120" w:after="20"/>
-      </w:pPr>
-      <w:r>
-        <w:rPr>
-          <w:b/>
-          <w:bCs/>
-          <w:color w:val="1F6B5E"/>
-          <w:sz w:val="28"/>
-          <w:szCs w:val="28"/>
-          <w:rFonts w:ascii="Calibri" w:cs="Calibri" w:eastAsia="Calibri" w:hAnsi="Calibri"/>
-        </w:rPr>
-        <w:t xml:space="preserve">Ce que rapportent les sources</w:t>
-      </w:r>
-    </w:p>
-    <w:p>
-      <w:pPr>
-        <w:spacing w:after="60"/>
-      </w:pPr>
-      <w:r>
-        <w:rPr>
-          <w:b/>
-          <w:bCs/>
-          <w:color w:val="1F2937"/>
-          <w:sz w:val="26"/>
-          <w:szCs w:val="26"/>
-          <w:rFonts w:ascii="Calibri" w:cs="Calibri" w:eastAsia="Calibri" w:hAnsi="Calibri"/>
-        </w:rPr>
-        <w:t xml:space="preserve">Mali 24 : </w:t>
-      </w:r>
-      <w:r>
-        <w:rPr>
-          <w:i/>
-          <w:iCs/>
-          <w:color w:val="1F2937"/>
-          <w:sz w:val="26"/>
-          <w:szCs w:val="26"/>
-          <w:rFonts w:ascii="Calibri" w:cs="Calibri" w:eastAsia="Calibri" w:hAnsi="Calibri"/>
-        </w:rPr>
-        <w:t xml:space="preserve">« Porté disparu depuis le vendredi 23 octobre 2026 à 19 heures, le corps sans vie du jeune Bocar Ly, commerçant L’article Mali : Ce que l’on sait de la mort mystérieuse du jeune commerçant Bocar Ly est apparu en premier sur Mali 24. »</w:t>
-      </w:r>
-    </w:p>
-    <w:p>
-      <w:pPr>
-        <w:spacing w:before="120" w:after="20"/>
-      </w:pPr>
-      <w:r>
-        <w:rPr>
-          <w:b/>
-          <w:bCs/>
-          <w:color w:val="1F6B5E"/>
-          <w:sz w:val="28"/>
-          <w:szCs w:val="28"/>
-          <w:rFonts w:ascii="Calibri" w:cs="Calibri" w:eastAsia="Calibri" w:hAnsi="Calibri"/>
-        </w:rPr>
-        <w:t xml:space="preserve">Enjeux sûreté</w:t>
-      </w:r>
-    </w:p>
-    <w:p>
-      <w:r>
-        <w:rPr>
-          <w:color w:val="1F2937"/>
-          <w:sz w:val="26"/>
-          <w:szCs w:val="26"/>
-          <w:rFonts w:ascii="Calibri" w:cs="Calibri" w:eastAsia="Calibri" w:hAnsi="Calibri"/>
-        </w:rPr>
-        <w:t xml:space="preserve">Fait sécuritaire à suivre : vérifier son incidence sur les sites, les itinéraires et les personnels présents dans la zone.</w:t>
-      </w:r>
-    </w:p>
-    <w:p>
-      <w:pPr>
-        <w:spacing w:before="120"/>
-      </w:pPr>
-      <w:r>
-        <w:rPr>
-          <w:b/>
-          <w:bCs/>
-          <w:color w:val="1F2937"/>
-          <w:sz w:val="26"/>
-          <w:szCs w:val="26"/>
-          <w:rFonts w:ascii="Calibri" w:cs="Calibri" w:eastAsia="Calibri" w:hAnsi="Calibri"/>
-        </w:rPr>
-        <w:t xml:space="preserve">Source : </w:t>
-      </w:r>
-      <w:r>
-        <w:rPr>
-          <w:color w:val="1F2937"/>
-          <w:sz w:val="26"/>
-          <w:szCs w:val="26"/>
-          <w:rFonts w:ascii="Calibri" w:cs="Calibri" w:eastAsia="Calibri" w:hAnsi="Calibri"/>
-        </w:rPr>
-      </w:r>
-      <w:hyperlink w:history="1" r:id="rIdwqnbiygu6lnxuxefag0s6">
-        <w:r>
-          <w:rPr>
-            <w:u w:val="single"/>
-            <w:color w:val="1F6B5E"/>
-            <w:sz w:val="26"/>
-            <w:szCs w:val="26"/>
-            <w:rFonts w:ascii="Calibri" w:cs="Calibri" w:eastAsia="Calibri" w:hAnsi="Calibri"/>
-          </w:rPr>
-          <w:t xml:space="preserve">Mali 24</w:t>
-        </w:r>
-      </w:hyperlink>
-      <w:r>
-        <w:rPr>
-          <w:color w:val="1F2937"/>
-          <w:sz w:val="26"/>
-          <w:szCs w:val="26"/>
-          <w:rFonts w:ascii="Calibri" w:cs="Calibri" w:eastAsia="Calibri" w:hAnsi="Calibri"/>
-        </w:rPr>
-        <w:t xml:space="preserve"> — 27 octobre 2026, 14 h UTC</w:t>
-      </w:r>
-      <w:r>
-        <w:rPr>
-          <w:b/>
-          <w:bCs/>
-          <w:color w:val="1F2937"/>
-          <w:sz w:val="26"/>
-          <w:szCs w:val="26"/>
-          <w:rFonts w:ascii="Calibri" w:cs="Calibri" w:eastAsia="Calibri" w:hAnsi="Calibri"/>
-        </w:rPr>
-        <w:t xml:space="preserve">   ·   Cotation : Non confirmé</w:t>
-      </w:r>
-    </w:p>
+        <w:t xml:space="preserve">Indice de confiance : moyenne (incident vérifié le plus récent : 122 jours ; 2 signaux du jour)</w:t>
+      </w:r>
+    </w:p>
+    <w:tbl>
+      <w:tblPr>
+        <w:tblW w:type="dxa" w:w="17680"/>
+        <w:tblBorders>
+          <w:top w:val="single" w:color="auto" w:sz="4"/>
+          <w:left w:val="single" w:color="auto" w:sz="4"/>
+          <w:bottom w:val="single" w:color="auto" w:sz="4"/>
+          <w:right w:val="single" w:color="auto" w:sz="4"/>
+          <w:insideH w:val="single" w:color="auto" w:sz="4"/>
+          <w:insideV w:val="single" w:color="auto" w:sz="4"/>
+        </w:tblBorders>
+      </w:tblPr>
+      <w:tblGrid>
+        <w:gridCol w:w="11280"/>
+        <w:gridCol w:w="6400"/>
+      </w:tblGrid>
+      <w:tr>
+        <w:tc>
+          <w:tcPr>
+            <w:tcW w:type="dxa" w:w="11280"/>
+            <w:tcBorders>
+              <w:top w:val="none" w:color="FFFFFF" w:sz="0"/>
+              <w:left w:val="none" w:color="FFFFFF" w:sz="0"/>
+              <w:bottom w:val="none" w:color="FFFFFF" w:sz="0"/>
+              <w:right w:val="none" w:color="FFFFFF" w:sz="0"/>
+            </w:tcBorders>
+            <w:tcMar>
+              <w:right w:type="dxa" w:w="200"/>
+            </w:tcMar>
+          </w:tcPr>
+          <w:p>
+            <w:pPr>
+              <w:spacing w:before="120" w:after="60"/>
+            </w:pPr>
+            <w:r>
+              <w:rPr>
+                <w:b/>
+                <w:bCs/>
+                <w:color w:val="1F6B5E"/>
+                <w:sz w:val="40"/>
+                <w:szCs w:val="40"/>
+                <w:rFonts w:ascii="Arial Narrow" w:cs="Arial Narrow" w:eastAsia="Arial Narrow" w:hAnsi="Arial Narrow"/>
+              </w:rPr>
+              <w:t xml:space="preserve">Mali : 13 civils tués par une frappe de drone près de la frontière mauritanienne, l’armée affirme avoir visé des « terroristes »</w:t>
+            </w:r>
+          </w:p>
+          <w:p>
+            <w:pPr>
+              <w:spacing w:before="120" w:after="20"/>
+            </w:pPr>
+            <w:r>
+              <w:rPr>
+                <w:b/>
+                <w:bCs/>
+                <w:color w:val="1F6B5E"/>
+                <w:sz w:val="28"/>
+                <w:szCs w:val="28"/>
+                <w:rFonts w:ascii="Calibri" w:cs="Calibri" w:eastAsia="Calibri" w:hAnsi="Calibri"/>
+              </w:rPr>
+              <w:t xml:space="preserve">Contexte</w:t>
+            </w:r>
+          </w:p>
+          <w:p>
+            <w:r>
+              <w:rPr>
+                <w:color w:val="1F2937"/>
+                <w:sz w:val="26"/>
+                <w:szCs w:val="26"/>
+                <w:rFonts w:ascii="Calibri" w:cs="Calibri" w:eastAsia="Calibri" w:hAnsi="Calibri"/>
+              </w:rPr>
+              <w:t xml:space="preserve">Fait rapporté le mercredi 28 octobre 2026. Lieu : Bamako, Mali. Actualité sécuritaire. Repris par 3 médias distincts (Points Chauds Online, AllAfrica (ML), RFI Afrique) : le fait est recoupé.</w:t>
+            </w:r>
+          </w:p>
+          <w:p>
+            <w:pPr>
+              <w:spacing w:before="120" w:after="20"/>
+            </w:pPr>
+            <w:r>
+              <w:rPr>
+                <w:b/>
+                <w:bCs/>
+                <w:color w:val="1F6B5E"/>
+                <w:sz w:val="28"/>
+                <w:szCs w:val="28"/>
+                <w:rFonts w:ascii="Calibri" w:cs="Calibri" w:eastAsia="Calibri" w:hAnsi="Calibri"/>
+              </w:rPr>
+              <w:t xml:space="preserve">Ce que rapportent les sources</w:t>
+            </w:r>
+          </w:p>
+          <w:p>
+            <w:pPr>
+              <w:spacing w:after="60"/>
+            </w:pPr>
+            <w:r>
+              <w:rPr>
+                <w:b/>
+                <w:bCs/>
+                <w:color w:val="1F2937"/>
+                <w:sz w:val="26"/>
+                <w:szCs w:val="26"/>
+                <w:rFonts w:ascii="Calibri" w:cs="Calibri" w:eastAsia="Calibri" w:hAnsi="Calibri"/>
+              </w:rPr>
+              <w:t xml:space="preserve">Points Chauds Online : </w:t>
+            </w:r>
+            <w:r>
+              <w:rPr>
+                <w:i/>
+                <w:iCs/>
+                <w:color w:val="1F2937"/>
+                <w:sz w:val="26"/>
+                <w:szCs w:val="26"/>
+                <w:rFonts w:ascii="Calibri" w:cs="Calibri" w:eastAsia="Calibri" w:hAnsi="Calibri"/>
+              </w:rPr>
+              <w:t xml:space="preserve">« Une frappe de drone attribuée à l'armée malienne a tué au moins 13 personnes, dont six enfants, dans un campement touareg du cercle de Goundam, à quelques kilomètres de la Mauritanie ; Bamako dit avoir frappé des terroristes. »</w:t>
+            </w:r>
+          </w:p>
+          <w:p>
+            <w:pPr>
+              <w:spacing w:after="60"/>
+            </w:pPr>
+            <w:r>
+              <w:rPr>
+                <w:b/>
+                <w:bCs/>
+                <w:color w:val="1F2937"/>
+                <w:sz w:val="26"/>
+                <w:szCs w:val="26"/>
+                <w:rFonts w:ascii="Calibri" w:cs="Calibri" w:eastAsia="Calibri" w:hAnsi="Calibri"/>
+              </w:rPr>
+              <w:t xml:space="preserve">AllAfrica (ML) : </w:t>
+            </w:r>
+            <w:r>
+              <w:rPr>
+                <w:i/>
+                <w:iCs/>
+                <w:color w:val="1F2937"/>
+                <w:sz w:val="26"/>
+                <w:szCs w:val="26"/>
+                <w:rFonts w:ascii="Calibri" w:cs="Calibri" w:eastAsia="Calibri" w:hAnsi="Calibri"/>
+              </w:rPr>
+              <w:t xml:space="preserve">« [RFI] Au Mali, treize civils, dont six enfants, ont été tués, dans la nuit de dimanche à ce lundi 26 octobre, par une frappe de drone de l'armée malienne, près de Lerneb, dans la région de Tombouctou, selon des informations vérifiées par RFI auprès de nombreuses sources locales. L'état-major n'a pas communiqué sur cette frappe. »</w:t>
+            </w:r>
+          </w:p>
+          <w:p>
+            <w:pPr>
+              <w:spacing w:before="120" w:after="20"/>
+            </w:pPr>
+            <w:r>
+              <w:rPr>
+                <w:b/>
+                <w:bCs/>
+                <w:color w:val="1F6B5E"/>
+                <w:sz w:val="28"/>
+                <w:szCs w:val="28"/>
+                <w:rFonts w:ascii="Calibri" w:cs="Calibri" w:eastAsia="Calibri" w:hAnsi="Calibri"/>
+              </w:rPr>
+              <w:t xml:space="preserve">Enjeux sûreté</w:t>
+            </w:r>
+          </w:p>
+          <w:p>
+            <w:r>
+              <w:rPr>
+                <w:color w:val="1F2937"/>
+                <w:sz w:val="26"/>
+                <w:szCs w:val="26"/>
+                <w:rFonts w:ascii="Calibri" w:cs="Calibri" w:eastAsia="Calibri" w:hAnsi="Calibri"/>
+              </w:rPr>
+              <w:t xml:space="preserve">Menace armée sur les axes et localités de la zone : réévaluer les déplacements terrestres (horaires, convois, itinéraires de repli) et les consignes des sites et des personnels présents à proximité.</w:t>
+            </w:r>
+          </w:p>
+          <w:p>
+            <w:pPr>
+              <w:spacing w:before="120"/>
+            </w:pPr>
+            <w:r>
+              <w:rPr>
+                <w:b/>
+                <w:bCs/>
+                <w:color w:val="1F2937"/>
+                <w:sz w:val="26"/>
+                <w:szCs w:val="26"/>
+                <w:rFonts w:ascii="Calibri" w:cs="Calibri" w:eastAsia="Calibri" w:hAnsi="Calibri"/>
+              </w:rPr>
+              <w:t xml:space="preserve">Sources : </w:t>
+            </w:r>
+            <w:r>
+              <w:rPr>
+                <w:color w:val="1F2937"/>
+                <w:sz w:val="26"/>
+                <w:szCs w:val="26"/>
+                <w:rFonts w:ascii="Calibri" w:cs="Calibri" w:eastAsia="Calibri" w:hAnsi="Calibri"/>
+              </w:rPr>
+            </w:r>
+            <w:hyperlink w:history="1" r:id="rIdeaurgtlibmhld4cwnxvv_">
+              <w:r>
+                <w:rPr>
+                  <w:u w:val="single"/>
+                  <w:color w:val="1F6B5E"/>
+                  <w:sz w:val="26"/>
+                  <w:szCs w:val="26"/>
+                  <w:rFonts w:ascii="Calibri" w:cs="Calibri" w:eastAsia="Calibri" w:hAnsi="Calibri"/>
+                </w:rPr>
+                <w:t xml:space="preserve">Points Chauds Online</w:t>
+              </w:r>
+            </w:hyperlink>
+            <w:r>
+              <w:rPr>
+                <w:color w:val="1F2937"/>
+                <w:sz w:val="26"/>
+                <w:szCs w:val="26"/>
+                <w:rFonts w:ascii="Calibri" w:cs="Calibri" w:eastAsia="Calibri" w:hAnsi="Calibri"/>
+              </w:rPr>
+              <w:t xml:space="preserve"> · </w:t>
+            </w:r>
+            <w:hyperlink w:history="1" r:id="rIdq4dpxv9fbflmcgngfzatp">
+              <w:r>
+                <w:rPr>
+                  <w:u w:val="single"/>
+                  <w:color w:val="1F6B5E"/>
+                  <w:sz w:val="26"/>
+                  <w:szCs w:val="26"/>
+                  <w:rFonts w:ascii="Calibri" w:cs="Calibri" w:eastAsia="Calibri" w:hAnsi="Calibri"/>
+                </w:rPr>
+                <w:t xml:space="preserve">AllAfrica (ML)</w:t>
+              </w:r>
+            </w:hyperlink>
+            <w:r>
+              <w:rPr>
+                <w:color w:val="1F2937"/>
+                <w:sz w:val="26"/>
+                <w:szCs w:val="26"/>
+                <w:rFonts w:ascii="Calibri" w:cs="Calibri" w:eastAsia="Calibri" w:hAnsi="Calibri"/>
+              </w:rPr>
+              <w:t xml:space="preserve"> · </w:t>
+            </w:r>
+            <w:hyperlink w:history="1" r:id="rIdqdx5ardwnkpkpkjmux-un">
+              <w:r>
+                <w:rPr>
+                  <w:u w:val="single"/>
+                  <w:color w:val="1F6B5E"/>
+                  <w:sz w:val="26"/>
+                  <w:szCs w:val="26"/>
+                  <w:rFonts w:ascii="Calibri" w:cs="Calibri" w:eastAsia="Calibri" w:hAnsi="Calibri"/>
+                </w:rPr>
+                <w:t xml:space="preserve">RFI Afrique</w:t>
+              </w:r>
+            </w:hyperlink>
+            <w:r>
+              <w:rPr>
+                <w:color w:val="1F2937"/>
+                <w:sz w:val="26"/>
+                <w:szCs w:val="26"/>
+                <w:rFonts w:ascii="Calibri" w:cs="Calibri" w:eastAsia="Calibri" w:hAnsi="Calibri"/>
+              </w:rPr>
+              <w:t xml:space="preserve"> — 28 octobre 2026, 18 h UTC</w:t>
+            </w:r>
+            <w:r>
+              <w:rPr>
+                <w:b/>
+                <w:bCs/>
+                <w:color w:val="1F2937"/>
+                <w:sz w:val="26"/>
+                <w:szCs w:val="26"/>
+                <w:rFonts w:ascii="Calibri" w:cs="Calibri" w:eastAsia="Calibri" w:hAnsi="Calibri"/>
+              </w:rPr>
+              <w:t xml:space="preserve">   ·   Cotation : Confirmé</w:t>
+            </w:r>
+          </w:p>
+        </w:tc>
+        <w:tc>
+          <w:tcPr>
+            <w:tcW w:type="dxa" w:w="6400"/>
+            <w:tcBorders>
+              <w:top w:val="none" w:color="FFFFFF" w:sz="0"/>
+              <w:left w:val="none" w:color="FFFFFF" w:sz="0"/>
+              <w:bottom w:val="none" w:color="FFFFFF" w:sz="0"/>
+              <w:right w:val="none" w:color="FFFFFF" w:sz="0"/>
+            </w:tcBorders>
+          </w:tcPr>
+          <w:p>
+            <w:pPr>
+              <w:spacing w:before="200"/>
+              <w:jc w:val="center"/>
+            </w:pPr>
+            <w:r>
+              <w:drawing>
+                <wp:inline distT="0" distB="0" distL="0" distR="0">
+                  <wp:extent cx="3800475" cy="2857500"/>
+                  <wp:effectExtent t="0" r="0" b="0" l="0"/>
+                  <wp:docPr id="1" name="" descr="" title=""/>
+                  <wp:cNvGraphicFramePr>
+                    <a:graphicFrameLocks xmlns:a="http://schemas.openxmlformats.org/drawingml/2006/main" noChangeAspect="1"/>
+                  </wp:cNvGraphicFramePr>
+                  <a:graphic xmlns:a="http://schemas.openxmlformats.org/drawingml/2006/main">
+                    <a:graphicData uri="http://schemas.openxmlformats.org/drawingml/2006/picture">
+                      <pic:pic xmlns:pic="http://schemas.openxmlformats.org/drawingml/2006/picture">
+                        <pic:nvPicPr>
+                          <pic:cNvPr id="0" name="" descr=""/>
+                          <pic:cNvPicPr>
+                            <a:picLocks noChangeAspect="1" noChangeArrowheads="1"/>
+                          </pic:cNvPicPr>
+                        </pic:nvPicPr>
+                        <pic:blipFill>
+                          <a:blip r:embed="rId11" cstate="none"/>
+                          <a:srcRect/>
+                          <a:stretch>
+                            <a:fillRect/>
+                          </a:stretch>
+                        </pic:blipFill>
+                        <pic:spPr bwMode="auto">
+                          <a:xfrm>
+                            <a:off x="0" y="0"/>
+                            <a:ext cx="3800475" cy="2857500"/>
+                          </a:xfrm>
+                          <a:prstGeom prst="rect">
+                            <a:avLst/>
+                          </a:prstGeom>
+                        </pic:spPr>
+                      </pic:pic>
+                    </a:graphicData>
+                  </a:graphic>
+                </wp:inline>
+              </w:drawing>
+            </w:r>
+          </w:p>
+          <w:p>
+            <w:pPr>
+              <w:jc w:val="right"/>
+            </w:pPr>
+            <w:hyperlink w:history="1" r:id="rId30q0e3cqdf9oqtisqlcjv">
+              <w:r>
+                <w:rPr>
+                  <w:u w:val="single"/>
+                  <w:color w:val="1F6B5E"/>
+                  <w:sz w:val="16"/>
+                  <w:szCs w:val="16"/>
+                  <w:rFonts w:ascii="Calibri" w:cs="Calibri" w:eastAsia="Calibri" w:hAnsi="Calibri"/>
+                </w:rPr>
+                <w:t xml:space="preserve">Photo : © pointschauds.info</w:t>
+              </w:r>
+            </w:hyperlink>
+          </w:p>
+        </w:tc>
+      </w:tr>
+    </w:tbl>
     <w:p>
       <w:pPr>
         <w:pageBreakBefore/>
@@ -6875,7 +7970,7 @@
           <w:szCs w:val="28"/>
           <w:rFonts w:ascii="Calibri" w:cs="Calibri" w:eastAsia="Calibri" w:hAnsi="Calibri"/>
         </w:rPr>
-        <w:t xml:space="preserve">TOURNÉE DES LAURÉATS DE LA BIENNALE DE TOMBOUCTOU 2025 : LE COUP D’ENVOI DONNÉ À BOUGOUNI</w:t>
+        <w:t xml:space="preserve">MALI : CE QUE L’ON SAIT DE LA MORT MYSTÉRIEUSE DU JEUNE COMMERÇANT BOCAR LY</w:t>
       </w:r>
     </w:p>
     <w:p>
@@ -6891,7 +7986,7 @@
         </w:rPr>
         <w:t xml:space="preserve">▪  Source : </w:t>
       </w:r>
-      <w:hyperlink w:history="1" r:id="rIdwfergvgyqbq35iohzunjb">
+      <w:hyperlink w:history="1" r:id="rIdsoxs0ttmg8ml7yxwv_zv7">
         <w:r>
           <w:rPr>
             <w:u w:val="single"/>
@@ -6910,7 +8005,7 @@
           <w:szCs w:val="26"/>
           <w:rFonts w:ascii="Calibri" w:cs="Calibri" w:eastAsia="Calibri" w:hAnsi="Calibri"/>
         </w:rPr>
-        <w:t xml:space="preserve"> — 27 octobre 2026, 12 h UTC</w:t>
+        <w:t xml:space="preserve"> — 27 octobre 2026, 14 h UTC</w:t>
       </w:r>
       <w:r>
         <w:rPr>
@@ -6948,7 +8043,7 @@
           <w:szCs w:val="28"/>
           <w:rFonts w:ascii="Calibri" w:cs="Calibri" w:eastAsia="Calibri" w:hAnsi="Calibri"/>
         </w:rPr>
-        <w:t xml:space="preserve">TREIZE CIVILS TUÉS PAR UNE FRAPPE DE DRONE DE L'ARMÉE, DANS LA RÉGION DE TOMBOUCTOU</w:t>
+        <w:t xml:space="preserve">TOURNÉE DES LAURÉATS DE LA BIENNALE DE TOMBOUCTOU 2025 : LE COUP D’ENVOI DONNÉ À BOUGOUNI</w:t>
       </w:r>
     </w:p>
     <w:p>
@@ -6962,82 +8057,9 @@
           <w:szCs w:val="26"/>
           <w:rFonts w:ascii="Calibri" w:cs="Calibri" w:eastAsia="Calibri" w:hAnsi="Calibri"/>
         </w:rPr>
-        <w:t xml:space="preserve">▪  Sources : </w:t>
-      </w:r>
-      <w:hyperlink w:history="1" r:id="rIdtbiekfkpp-3vbi6qvtrfe">
-        <w:r>
-          <w:rPr>
-            <w:u w:val="single"/>
-            <w:color w:val="1F6B5E"/>
-            <w:sz w:val="26"/>
-            <w:szCs w:val="26"/>
-            <w:rFonts w:ascii="Calibri" w:cs="Calibri" w:eastAsia="Calibri" w:hAnsi="Calibri"/>
-          </w:rPr>
-          <w:t xml:space="preserve">AllAfrica (ML) · RFI Afrique</w:t>
-        </w:r>
-      </w:hyperlink>
-      <w:r>
-        <w:rPr>
-          <w:color w:val="1F2937"/>
-          <w:sz w:val="26"/>
-          <w:szCs w:val="26"/>
-          <w:rFonts w:ascii="Calibri" w:cs="Calibri" w:eastAsia="Calibri" w:hAnsi="Calibri"/>
-        </w:rPr>
-        <w:t xml:space="preserve"> — 27 octobre 2026, 9 h UTC</w:t>
-      </w:r>
-      <w:r>
-        <w:rPr>
-          <w:b/>
-          <w:bCs/>
-          <w:color w:val="1F2937"/>
-          <w:sz w:val="26"/>
-          <w:szCs w:val="26"/>
-          <w:rFonts w:ascii="Calibri" w:cs="Calibri" w:eastAsia="Calibri" w:hAnsi="Calibri"/>
-        </w:rPr>
-        <w:t xml:space="preserve">   ·   Cotation : Confirmé</w:t>
-      </w:r>
-    </w:p>
-    <w:p>
-      <w:pPr>
-        <w:spacing w:before="160"/>
-        <w:ind w:left="360"/>
-      </w:pPr>
-      <w:r>
-        <w:rPr>
-          <w:color w:val="1F6B5E"/>
-          <w:sz w:val="28"/>
-          <w:szCs w:val="28"/>
-          <w:rFonts w:ascii="Calibri" w:cs="Calibri" w:eastAsia="Calibri" w:hAnsi="Calibri"/>
-        </w:rPr>
-        <w:t xml:space="preserve">❑  </w:t>
-      </w:r>
-      <w:r>
-        <w:rPr>
-          <w:b/>
-          <w:bCs/>
-          <w:u w:val="single"/>
-          <w:color w:val="1F6B5E"/>
-          <w:sz w:val="28"/>
-          <w:szCs w:val="28"/>
-          <w:rFonts w:ascii="Calibri" w:cs="Calibri" w:eastAsia="Calibri" w:hAnsi="Calibri"/>
-        </w:rPr>
-        <w:t xml:space="preserve">ENLÈVEMENT DE QUATRE ENSEIGNANTS À SAN : LA SYNERGIE DES SYNDICATS DE L’ÉDUCATION DE LA RÉGION EXIGE LEUR LIBÉRATION</w:t>
-      </w:r>
-    </w:p>
-    <w:p>
-      <w:pPr>
-        <w:ind w:left="720"/>
-      </w:pPr>
-      <w:r>
-        <w:rPr>
-          <w:color w:val="1F2937"/>
-          <w:sz w:val="26"/>
-          <w:szCs w:val="26"/>
-          <w:rFonts w:ascii="Calibri" w:cs="Calibri" w:eastAsia="Calibri" w:hAnsi="Calibri"/>
-        </w:rPr>
         <w:t xml:space="preserve">▪  Source : </w:t>
       </w:r>
-      <w:hyperlink w:history="1" r:id="rIdxm6o6wc0mkzb1-xxwkmiu">
+      <w:hyperlink w:history="1" r:id="rIddpnudohfo0ozdiouw7twy">
         <w:r>
           <w:rPr>
             <w:u w:val="single"/>
@@ -7056,7 +8078,18 @@
           <w:szCs w:val="26"/>
           <w:rFonts w:ascii="Calibri" w:cs="Calibri" w:eastAsia="Calibri" w:hAnsi="Calibri"/>
         </w:rPr>
-        <w:t xml:space="preserve"> — 26 octobre 2026, 16 h UTC</w:t>
+        <w:t xml:space="preserve"> — 27 octobre 2026, 12 h UTC</w:t>
+      </w:r>
+      <w:r>
+        <w:rPr>
+          <w:b/>
+          <w:bCs/>
+          <w:color w:val="1F2937"/>
+          <w:sz w:val="26"/>
+          <w:szCs w:val="26"/>
+          <w:rFonts w:ascii="Calibri" w:cs="Calibri" w:eastAsia="Calibri" w:hAnsi="Calibri"/>
+        </w:rPr>
+        <w:t xml:space="preserve">   ·   Cotation : Non confirmé</w:t>
       </w:r>
     </w:p>
     <w:p>
@@ -7083,6 +8116,79 @@
           <w:szCs w:val="28"/>
           <w:rFonts w:ascii="Calibri" w:cs="Calibri" w:eastAsia="Calibri" w:hAnsi="Calibri"/>
         </w:rPr>
+        <w:t xml:space="preserve">ENLÈVEMENT DE QUATRE ENSEIGNANTS À SAN : LA SYNERGIE DES SYNDICATS DE L’ÉDUCATION DE LA RÉGION EXIGE LEUR LIBÉRATION</w:t>
+      </w:r>
+    </w:p>
+    <w:p>
+      <w:pPr>
+        <w:ind w:left="720"/>
+      </w:pPr>
+      <w:r>
+        <w:rPr>
+          <w:color w:val="1F2937"/>
+          <w:sz w:val="26"/>
+          <w:szCs w:val="26"/>
+          <w:rFonts w:ascii="Calibri" w:cs="Calibri" w:eastAsia="Calibri" w:hAnsi="Calibri"/>
+        </w:rPr>
+        <w:t xml:space="preserve">▪  Source : </w:t>
+      </w:r>
+      <w:hyperlink w:history="1" r:id="rIdpm4xbxo-avjzawph9r1tv">
+        <w:r>
+          <w:rPr>
+            <w:u w:val="single"/>
+            <w:color w:val="1F6B5E"/>
+            <w:sz w:val="26"/>
+            <w:szCs w:val="26"/>
+            <w:rFonts w:ascii="Calibri" w:cs="Calibri" w:eastAsia="Calibri" w:hAnsi="Calibri"/>
+          </w:rPr>
+          <w:t xml:space="preserve">Mali 24</w:t>
+        </w:r>
+      </w:hyperlink>
+      <w:r>
+        <w:rPr>
+          <w:color w:val="1F2937"/>
+          <w:sz w:val="26"/>
+          <w:szCs w:val="26"/>
+          <w:rFonts w:ascii="Calibri" w:cs="Calibri" w:eastAsia="Calibri" w:hAnsi="Calibri"/>
+        </w:rPr>
+        <w:t xml:space="preserve"> — 26 octobre 2026, 16 h UTC</w:t>
+      </w:r>
+      <w:r>
+        <w:rPr>
+          <w:b/>
+          <w:bCs/>
+          <w:color w:val="1F2937"/>
+          <w:sz w:val="26"/>
+          <w:szCs w:val="26"/>
+          <w:rFonts w:ascii="Calibri" w:cs="Calibri" w:eastAsia="Calibri" w:hAnsi="Calibri"/>
+        </w:rPr>
+        <w:t xml:space="preserve">   ·   Cotation : Non confirmé</w:t>
+      </w:r>
+    </w:p>
+    <w:p>
+      <w:pPr>
+        <w:spacing w:before="160"/>
+        <w:ind w:left="360"/>
+      </w:pPr>
+      <w:r>
+        <w:rPr>
+          <w:color w:val="1F6B5E"/>
+          <w:sz w:val="28"/>
+          <w:szCs w:val="28"/>
+          <w:rFonts w:ascii="Calibri" w:cs="Calibri" w:eastAsia="Calibri" w:hAnsi="Calibri"/>
+        </w:rPr>
+        <w:t xml:space="preserve">❑  </w:t>
+      </w:r>
+      <w:r>
+        <w:rPr>
+          <w:b/>
+          <w:bCs/>
+          <w:u w:val="single"/>
+          <w:color w:val="1F6B5E"/>
+          <w:sz w:val="28"/>
+          <w:szCs w:val="28"/>
+          <w:rFonts w:ascii="Calibri" w:cs="Calibri" w:eastAsia="Calibri" w:hAnsi="Calibri"/>
+        </w:rPr>
         <w:t xml:space="preserve">MALI : DISPARITIONS INQUIÉTANTES, MORTS SUSPECTES… QUE SE PASSE-T-IL AVEC LA JEUNESSE MALIENNE ?</w:t>
       </w:r>
     </w:p>
@@ -7099,7 +8205,7 @@
         </w:rPr>
         <w:t xml:space="preserve">▪  Source : </w:t>
       </w:r>
-      <w:hyperlink w:history="1" r:id="rIdqxqw_xfu7xc9-e9ib3-mv">
+      <w:hyperlink w:history="1" r:id="rIdsi1tbyb2fj7gn9_ickbak">
         <w:r>
           <w:rPr>
             <w:u w:val="single"/>
@@ -7161,7 +8267,7 @@
         </w:rPr>
         <w:t xml:space="preserve">▪  Source : </w:t>
       </w:r>
-      <w:hyperlink w:history="1" r:id="rId_ifkme26dymggc4ova4hz">
+      <w:hyperlink w:history="1" r:id="rIddbjf7-pbruxgjpdkhzozn">
         <w:r>
           <w:rPr>
             <w:u w:val="single"/>
@@ -7423,7 +8529,7 @@
         </w:rPr>
         <w:t xml:space="preserve">▪  Source : </w:t>
       </w:r>
-      <w:hyperlink w:history="1" r:id="rIdouilmmxfk9facgtfagbft">
+      <w:hyperlink w:history="1" r:id="rIdd_pcgl_oqr6kk7qgejmyz">
         <w:r>
           <w:rPr>
             <w:u w:val="single"/>
@@ -7485,7 +8591,7 @@
         </w:rPr>
         <w:t xml:space="preserve">▪  Sources : </w:t>
       </w:r>
-      <w:hyperlink w:history="1" r:id="rIdih41pk0_mqoxq2tton3wg">
+      <w:hyperlink w:history="1" r:id="rIdzfsjm7f48_agqbmxjm7jl">
         <w:r>
           <w:rPr>
             <w:u w:val="single"/>
@@ -7558,7 +8664,7 @@
         </w:rPr>
         <w:t xml:space="preserve">▪  Source : </w:t>
       </w:r>
-      <w:hyperlink w:history="1" r:id="rIdlbwkmqenxaajludxci7zq">
+      <w:hyperlink w:history="1" r:id="rIduhs4gmpbkrtzcwfg4wyyz">
         <w:r>
           <w:rPr>
             <w:u w:val="single"/>
@@ -7620,7 +8726,7 @@
         </w:rPr>
         <w:t xml:space="preserve">▪  Source : </w:t>
       </w:r>
-      <w:hyperlink w:history="1" r:id="rIdo4wlgt4r6rw50ni6pppz_">
+      <w:hyperlink w:history="1" r:id="rIdqob53vbnd74gsj_bp0gpm">
         <w:r>
           <w:rPr>
             <w:u w:val="single"/>
@@ -7874,7 +8980,7 @@
           <w:szCs w:val="22"/>
           <w:rFonts w:ascii="Calibri" w:cs="Calibri" w:eastAsia="Calibri" w:hAnsi="Calibri"/>
         </w:rPr>
-        <w:t xml:space="preserve">Indice de confiance : faible (incident vérifié le plus récent : 119 jours ; aucun signal du jour)</w:t>
+        <w:t xml:space="preserve">Indice de confiance : moyenne (incident vérifié le plus récent : 120 jours ; 1 signal du jour)</w:t>
       </w:r>
     </w:p>
     <w:tbl>
@@ -7920,7 +9026,7 @@
                 <w:szCs w:val="40"/>
                 <w:rFonts w:ascii="Arial Narrow" w:cs="Arial Narrow" w:eastAsia="Arial Narrow" w:hAnsi="Arial Narrow"/>
               </w:rPr>
-              <w:t xml:space="preserve">Frappe de drone à Agadez : le Niger convoque l’ambassadeur du Tchad et annonce des recours internationaux</w:t>
+              <w:t xml:space="preserve">Frappe de drone près d’Agadez : N’Djamena dément toute implication et met Niamey au défi de fournir des preuves</w:t>
             </w:r>
           </w:p>
           <w:p>
@@ -7947,7 +9053,7 @@
                 <w:szCs w:val="26"/>
                 <w:rFonts w:ascii="Calibri" w:cs="Calibri" w:eastAsia="Calibri" w:hAnsi="Calibri"/>
               </w:rPr>
-              <w:t xml:space="preserve">Fait rapporté le mercredi 28 octobre 2026. Lieu : Niamey, Niger. Actualité politique. Repris par 8 médias distincts (Maliactu, RFI Afrique, Malijet, ANP — Agence Nigérienne Presse, Journal du Tchad, Tchadinfos, Africanews — Chaine panafricaine, Africanews) : le fait est recoupé.</w:t>
+              <w:t xml:space="preserve">Fait rapporté le mercredi 28 octobre 2026. Lieu : Niamey, Niger. Actualité politique. Repris par 5 médias distincts (Points Chauds Online, Malijet, ANP — Agence Nigérienne Presse, Journal du Tchad, Tchadinfos) : le fait est recoupé.</w:t>
             </w:r>
           </w:p>
           <w:p>
@@ -7979,7 +9085,7 @@
                 <w:szCs w:val="26"/>
                 <w:rFonts w:ascii="Calibri" w:cs="Calibri" w:eastAsia="Calibri" w:hAnsi="Calibri"/>
               </w:rPr>
-              <w:t xml:space="preserve">Maliactu : </w:t>
+              <w:t xml:space="preserve">Points Chauds Online : </w:t>
             </w:r>
             <w:r>
               <w:rPr>
@@ -7990,7 +9096,7 @@
                 <w:szCs w:val="26"/>
                 <w:rFonts w:ascii="Calibri" w:cs="Calibri" w:eastAsia="Calibri" w:hAnsi="Calibri"/>
               </w:rPr>
-              <w:t xml:space="preserve">« Mali Actu - maliactu.net - Mali Actualités, Les Actus et Informations sur le Mali Mali Actu Frappe de drone à Agadez : le Niger convoque l’ambassadeur du Tchad et annonce des recours internationaux Les relations entre Niamey et N’Djamena connaissent une nouvelle tension après une frappe de drone signalée le 24 octobre dans la région nigérienne d’Agadez. »</w:t>
+              <w:t xml:space="preserve">« Le gouvernement tchadien rejette les accusations nigériennes sur la frappe du 24 octobre et se dit favorable à une enquête internationale indépendante. »</w:t>
             </w:r>
           </w:p>
           <w:p>
@@ -8006,7 +9112,7 @@
                 <w:szCs w:val="26"/>
                 <w:rFonts w:ascii="Calibri" w:cs="Calibri" w:eastAsia="Calibri" w:hAnsi="Calibri"/>
               </w:rPr>
-              <w:t xml:space="preserve">RFI Afrique : </w:t>
+              <w:t xml:space="preserve">Malijet : </w:t>
             </w:r>
             <w:r>
               <w:rPr>
@@ -8017,7 +9123,7 @@
                 <w:szCs w:val="26"/>
                 <w:rFonts w:ascii="Calibri" w:cs="Calibri" w:eastAsia="Calibri" w:hAnsi="Calibri"/>
               </w:rPr>
-              <w:t xml:space="preserve">« Le Niger accuse son voisin d’avoir mené « une frappe aérienne par drone menée depuis le territoire du Tchad » et à laquelle aurait, selon lui, participé la France. L’incident aurait eu lieu le 24 octobre à 1 heure du matin à l’est d’Emi Lulu, non loin des frontières algérienne et libyenne. »</w:t>
+              <w:t xml:space="preserve">« Le gouvernement tchadien rejette fermement les accusations du Niger, qui lui attribue une frappe de drone survenue le 24 octobre 2026, vers 1 heure du matin, dans la zone d’Émiloulou, dans la région d’Agadez. Dans un communiqué, N’Djamena nie avoir ordonné, mené ou soutenu une opération militaire aé... »</w:t>
             </w:r>
           </w:p>
           <w:p>
@@ -8070,7 +9176,7 @@
                 <w:rFonts w:ascii="Calibri" w:cs="Calibri" w:eastAsia="Calibri" w:hAnsi="Calibri"/>
               </w:rPr>
             </w:r>
-            <w:hyperlink w:history="1" r:id="rIdbh19u5rserzxly3rcp-gi">
+            <w:hyperlink w:history="1" r:id="rIdodlzf0l-jaojk0q8nmymz">
               <w:r>
                 <w:rPr>
                   <w:u w:val="single"/>
@@ -8079,7 +9185,7 @@
                   <w:szCs w:val="26"/>
                   <w:rFonts w:ascii="Calibri" w:cs="Calibri" w:eastAsia="Calibri" w:hAnsi="Calibri"/>
                 </w:rPr>
-                <w:t xml:space="preserve">Maliactu</w:t>
+                <w:t xml:space="preserve">Points Chauds Online</w:t>
               </w:r>
             </w:hyperlink>
             <w:r>
@@ -8091,28 +9197,7 @@
               </w:rPr>
               <w:t xml:space="preserve"> · </w:t>
             </w:r>
-            <w:hyperlink w:history="1" r:id="rIdz7o_xkklfxtdcgfzhi6td">
-              <w:r>
-                <w:rPr>
-                  <w:u w:val="single"/>
-                  <w:color w:val="1F6B5E"/>
-                  <w:sz w:val="26"/>
-                  <w:szCs w:val="26"/>
-                  <w:rFonts w:ascii="Calibri" w:cs="Calibri" w:eastAsia="Calibri" w:hAnsi="Calibri"/>
-                </w:rPr>
-                <w:t xml:space="preserve">RFI Afrique</w:t>
-              </w:r>
-            </w:hyperlink>
-            <w:r>
-              <w:rPr>
-                <w:color w:val="1F2937"/>
-                <w:sz w:val="26"/>
-                <w:szCs w:val="26"/>
-                <w:rFonts w:ascii="Calibri" w:cs="Calibri" w:eastAsia="Calibri" w:hAnsi="Calibri"/>
-              </w:rPr>
-              <w:t xml:space="preserve"> · </w:t>
-            </w:r>
-            <w:hyperlink w:history="1" r:id="rIdpgd1dszvjg9yj6ka5sfog">
+            <w:hyperlink w:history="1" r:id="rId4r66u0y0xu57iqeinpfzv">
               <w:r>
                 <w:rPr>
                   <w:u w:val="single"/>
@@ -8133,7 +9218,7 @@
               </w:rPr>
               <w:t xml:space="preserve"> · </w:t>
             </w:r>
-            <w:hyperlink w:history="1" r:id="rIdcxmtqj05iuebdr7semfio">
+            <w:hyperlink w:history="1" r:id="rIduvawgw5mydd9vfiylqxqd">
               <w:r>
                 <w:rPr>
                   <w:u w:val="single"/>
@@ -8152,7 +9237,28 @@
                 <w:szCs w:val="26"/>
                 <w:rFonts w:ascii="Calibri" w:cs="Calibri" w:eastAsia="Calibri" w:hAnsi="Calibri"/>
               </w:rPr>
-              <w:t xml:space="preserve"> · Journal du Tchad · Tchadinfos · Africanews — Chaine panafricaine · Africanews — 28 octobre 2026, 7 h UTC</w:t>
+              <w:t xml:space="preserve"> · </w:t>
+            </w:r>
+            <w:hyperlink w:history="1" r:id="rIdhkpxxoxbo7nhn41my7fig">
+              <w:r>
+                <w:rPr>
+                  <w:u w:val="single"/>
+                  <w:color w:val="1F6B5E"/>
+                  <w:sz w:val="26"/>
+                  <w:szCs w:val="26"/>
+                  <w:rFonts w:ascii="Calibri" w:cs="Calibri" w:eastAsia="Calibri" w:hAnsi="Calibri"/>
+                </w:rPr>
+                <w:t xml:space="preserve">Journal du Tchad</w:t>
+              </w:r>
+            </w:hyperlink>
+            <w:r>
+              <w:rPr>
+                <w:color w:val="1F2937"/>
+                <w:sz w:val="26"/>
+                <w:szCs w:val="26"/>
+                <w:rFonts w:ascii="Calibri" w:cs="Calibri" w:eastAsia="Calibri" w:hAnsi="Calibri"/>
+              </w:rPr>
+              <w:t xml:space="preserve"> · Tchadinfos — 28 octobre 2026, 10 h UTC</w:t>
             </w:r>
             <w:r>
               <w:rPr>
@@ -8201,7 +9307,7 @@
                           </pic:cNvPicPr>
                         </pic:nvPicPr>
                         <pic:blipFill>
-                          <a:blip r:embed="rId10" cstate="none"/>
+                          <a:blip r:embed="rId12" cstate="none"/>
                           <a:srcRect/>
                           <a:stretch>
                             <a:fillRect/>
@@ -8227,7 +9333,7 @@
             <w:pPr>
               <w:jc w:val="right"/>
             </w:pPr>
-            <w:hyperlink w:history="1" r:id="rIds3z0lpkwglljwarsz4b2t">
+            <w:hyperlink w:history="1" r:id="rIdeamxywrs77_9rekyv8ppw">
               <w:r>
                 <w:rPr>
                   <w:u w:val="single"/>
@@ -8236,7 +9342,7 @@
                   <w:szCs w:val="16"/>
                   <w:rFonts w:ascii="Calibri" w:cs="Calibri" w:eastAsia="Calibri" w:hAnsi="Calibri"/>
                 </w:rPr>
-                <w:t xml:space="preserve">Photo : © maliactu.net</w:t>
+                <w:t xml:space="preserve">Photo : © pointschauds.info</w:t>
               </w:r>
             </w:hyperlink>
           </w:p>
@@ -8475,6 +9581,79 @@
           <w:szCs w:val="28"/>
           <w:rFonts w:ascii="Calibri" w:cs="Calibri" w:eastAsia="Calibri" w:hAnsi="Calibri"/>
         </w:rPr>
+        <w:t xml:space="preserve">NIGER : NIAMEY ACCUSE LE TCHAD ET LA FRANCE APRÈS UNE FRAPPE DE DRONE MEURTRIÈRE</w:t>
+      </w:r>
+    </w:p>
+    <w:p>
+      <w:pPr>
+        <w:ind w:left="720"/>
+      </w:pPr>
+      <w:r>
+        <w:rPr>
+          <w:color w:val="1F2937"/>
+          <w:sz w:val="26"/>
+          <w:szCs w:val="26"/>
+          <w:rFonts w:ascii="Calibri" w:cs="Calibri" w:eastAsia="Calibri" w:hAnsi="Calibri"/>
+        </w:rPr>
+        <w:t xml:space="preserve">▪  Sources : </w:t>
+      </w:r>
+      <w:hyperlink w:history="1" r:id="rIdlb0tbliohc59qkhmluwjg">
+        <w:r>
+          <w:rPr>
+            <w:u w:val="single"/>
+            <w:color w:val="1F6B5E"/>
+            <w:sz w:val="26"/>
+            <w:szCs w:val="26"/>
+            <w:rFonts w:ascii="Calibri" w:cs="Calibri" w:eastAsia="Calibri" w:hAnsi="Calibri"/>
+          </w:rPr>
+          <w:t xml:space="preserve">24heureinfo.com · AllAfrica (NE) · Maliactu · RFI Afrique · ANP — Agence Nigérienne Presse · Africanews — Chaine panafricaine · Africanews</w:t>
+        </w:r>
+      </w:hyperlink>
+      <w:r>
+        <w:rPr>
+          <w:color w:val="1F2937"/>
+          <w:sz w:val="26"/>
+          <w:szCs w:val="26"/>
+          <w:rFonts w:ascii="Calibri" w:cs="Calibri" w:eastAsia="Calibri" w:hAnsi="Calibri"/>
+        </w:rPr>
+        <w:t xml:space="preserve"> — 28 octobre 2026, 10 h UTC</w:t>
+      </w:r>
+      <w:r>
+        <w:rPr>
+          <w:b/>
+          <w:bCs/>
+          <w:color w:val="1F2937"/>
+          <w:sz w:val="26"/>
+          <w:szCs w:val="26"/>
+          <w:rFonts w:ascii="Calibri" w:cs="Calibri" w:eastAsia="Calibri" w:hAnsi="Calibri"/>
+        </w:rPr>
+        <w:t xml:space="preserve">   ·   Cotation : Confirmé</w:t>
+      </w:r>
+    </w:p>
+    <w:p>
+      <w:pPr>
+        <w:spacing w:before="160"/>
+        <w:ind w:left="360"/>
+      </w:pPr>
+      <w:r>
+        <w:rPr>
+          <w:color w:val="1F6B5E"/>
+          <w:sz w:val="28"/>
+          <w:szCs w:val="28"/>
+          <w:rFonts w:ascii="Calibri" w:cs="Calibri" w:eastAsia="Calibri" w:hAnsi="Calibri"/>
+        </w:rPr>
+        <w:t xml:space="preserve">❑  </w:t>
+      </w:r>
+      <w:r>
+        <w:rPr>
+          <w:b/>
+          <w:bCs/>
+          <w:u w:val="single"/>
+          <w:color w:val="1F6B5E"/>
+          <w:sz w:val="28"/>
+          <w:szCs w:val="28"/>
+          <w:rFonts w:ascii="Calibri" w:cs="Calibri" w:eastAsia="Calibri" w:hAnsi="Calibri"/>
+        </w:rPr>
         <w:t xml:space="preserve">NIGER GOVERNOR’S CONVOY CRASH KILLS FOUR STUDENTS, DRIVER</w:t>
       </w:r>
     </w:p>
@@ -8491,7 +9670,7 @@
         </w:rPr>
         <w:t xml:space="preserve">▪  Source : </w:t>
       </w:r>
-      <w:hyperlink w:history="1" r:id="rId2payhk5jswhmdxrym6msl">
+      <w:hyperlink w:history="1" r:id="rId7h4gxyziqfm1kdxk7pr66">
         <w:r>
           <w:rPr>
             <w:u w:val="single"/>
@@ -8564,7 +9743,7 @@
         </w:rPr>
         <w:t xml:space="preserve">▪  Source : </w:t>
       </w:r>
-      <w:hyperlink w:history="1" r:id="rIdoiimi8rhtka4zlogotlfb">
+      <w:hyperlink w:history="1" r:id="rIdvbc62uztv-6r2xmq0kqq4">
         <w:r>
           <w:rPr>
             <w:u w:val="single"/>
@@ -8637,7 +9816,7 @@
         </w:rPr>
         <w:t xml:space="preserve">▪  Sources : </w:t>
       </w:r>
-      <w:hyperlink w:history="1" r:id="rIdkemxiz-h2y8mjwmxwcqsv">
+      <w:hyperlink w:history="1" r:id="rIdm0f8ymsnqb5tq8xtzywq5">
         <w:r>
           <w:rPr>
             <w:u w:val="single"/>
@@ -8710,7 +9889,7 @@
         </w:rPr>
         <w:t xml:space="preserve">▪  Source : </w:t>
       </w:r>
-      <w:hyperlink w:history="1" r:id="rIdpshq6ppouktj8bnrktpld">
+      <w:hyperlink w:history="1" r:id="rIdfunlqqvctip0i-yjfb571">
         <w:r>
           <w:rPr>
             <w:u w:val="single"/>
@@ -8730,79 +9909,6 @@
           <w:rFonts w:ascii="Calibri" w:cs="Calibri" w:eastAsia="Calibri" w:hAnsi="Calibri"/>
         </w:rPr>
         <w:t xml:space="preserve"> — 23 octobre 2026, 20 h UTC</w:t>
-      </w:r>
-    </w:p>
-    <w:p>
-      <w:pPr>
-        <w:spacing w:before="160"/>
-        <w:ind w:left="360"/>
-      </w:pPr>
-      <w:r>
-        <w:rPr>
-          <w:color w:val="1F6B5E"/>
-          <w:sz w:val="28"/>
-          <w:szCs w:val="28"/>
-          <w:rFonts w:ascii="Calibri" w:cs="Calibri" w:eastAsia="Calibri" w:hAnsi="Calibri"/>
-        </w:rPr>
-        <w:t xml:space="preserve">❑  </w:t>
-      </w:r>
-      <w:r>
-        <w:rPr>
-          <w:b/>
-          <w:bCs/>
-          <w:u w:val="single"/>
-          <w:color w:val="1F6B5E"/>
-          <w:sz w:val="28"/>
-          <w:szCs w:val="28"/>
-          <w:rFonts w:ascii="Calibri" w:cs="Calibri" w:eastAsia="Calibri" w:hAnsi="Calibri"/>
-        </w:rPr>
-        <w:t xml:space="preserve">EN BREF: ATTAQUE, AGRICULTURE, SPORT …LES INFORMATIONS DE LA SEMAINE</w:t>
-      </w:r>
-    </w:p>
-    <w:p>
-      <w:pPr>
-        <w:ind w:left="720"/>
-      </w:pPr>
-      <w:r>
-        <w:rPr>
-          <w:color w:val="1F2937"/>
-          <w:sz w:val="26"/>
-          <w:szCs w:val="26"/>
-          <w:rFonts w:ascii="Calibri" w:cs="Calibri" w:eastAsia="Calibri" w:hAnsi="Calibri"/>
-        </w:rPr>
-        <w:t xml:space="preserve">▪  Source : </w:t>
-      </w:r>
-      <w:hyperlink w:history="1" r:id="rIdjr3et3wc3ylv6ppp9dcag">
-        <w:r>
-          <w:rPr>
-            <w:u w:val="single"/>
-            <w:color w:val="1F6B5E"/>
-            <w:sz w:val="26"/>
-            <w:szCs w:val="26"/>
-            <w:rFonts w:ascii="Calibri" w:cs="Calibri" w:eastAsia="Calibri" w:hAnsi="Calibri"/>
-          </w:rPr>
-          <w:t xml:space="preserve">Studio Kalangou</w:t>
-        </w:r>
-      </w:hyperlink>
-      <w:r>
-        <w:rPr>
-          <w:color w:val="1F2937"/>
-          <w:sz w:val="26"/>
-          <w:szCs w:val="26"/>
-          <w:rFonts w:ascii="Calibri" w:cs="Calibri" w:eastAsia="Calibri" w:hAnsi="Calibri"/>
-        </w:rPr>
-        <w:t xml:space="preserve"> — 23 octobre 2026, 14 h UTC</w:t>
-      </w:r>
-      <w:r>
-        <w:rPr>
-          <w:b/>
-          <w:bCs/>
-          <w:color w:val="1F2937"/>
-          <w:sz w:val="26"/>
-          <w:szCs w:val="26"/>
-          <w:rFonts w:ascii="Calibri" w:cs="Calibri" w:eastAsia="Calibri" w:hAnsi="Calibri"/>
-        </w:rPr>
-        <w:t xml:space="preserve">   ·   Cotation : Non confirmé</w:t>
       </w:r>
     </w:p>
     <w:p>
@@ -9037,6 +10143,225 @@
           <w:szCs w:val="28"/>
           <w:rFonts w:ascii="Calibri" w:cs="Calibri" w:eastAsia="Calibri" w:hAnsi="Calibri"/>
         </w:rPr>
+        <w:t xml:space="preserve">EN BREF: ATTAQUE, AGRICULTURE, SPORT …LES INFORMATIONS DE LA SEMAINE</w:t>
+      </w:r>
+    </w:p>
+    <w:p>
+      <w:pPr>
+        <w:ind w:left="720"/>
+      </w:pPr>
+      <w:r>
+        <w:rPr>
+          <w:color w:val="1F2937"/>
+          <w:sz w:val="26"/>
+          <w:szCs w:val="26"/>
+          <w:rFonts w:ascii="Calibri" w:cs="Calibri" w:eastAsia="Calibri" w:hAnsi="Calibri"/>
+        </w:rPr>
+        <w:t xml:space="preserve">▪  Source : </w:t>
+      </w:r>
+      <w:hyperlink w:history="1" r:id="rIdg-axhqq-y-v8csnipmtsm">
+        <w:r>
+          <w:rPr>
+            <w:u w:val="single"/>
+            <w:color w:val="1F6B5E"/>
+            <w:sz w:val="26"/>
+            <w:szCs w:val="26"/>
+            <w:rFonts w:ascii="Calibri" w:cs="Calibri" w:eastAsia="Calibri" w:hAnsi="Calibri"/>
+          </w:rPr>
+          <w:t xml:space="preserve">Studio Kalangou</w:t>
+        </w:r>
+      </w:hyperlink>
+      <w:r>
+        <w:rPr>
+          <w:color w:val="1F2937"/>
+          <w:sz w:val="26"/>
+          <w:szCs w:val="26"/>
+          <w:rFonts w:ascii="Calibri" w:cs="Calibri" w:eastAsia="Calibri" w:hAnsi="Calibri"/>
+        </w:rPr>
+        <w:t xml:space="preserve"> — 23 octobre 2026, 14 h UTC</w:t>
+      </w:r>
+      <w:r>
+        <w:rPr>
+          <w:b/>
+          <w:bCs/>
+          <w:color w:val="1F2937"/>
+          <w:sz w:val="26"/>
+          <w:szCs w:val="26"/>
+          <w:rFonts w:ascii="Calibri" w:cs="Calibri" w:eastAsia="Calibri" w:hAnsi="Calibri"/>
+        </w:rPr>
+        <w:t xml:space="preserve">   ·   Cotation : Non confirmé</w:t>
+      </w:r>
+    </w:p>
+    <w:p>
+      <w:pPr>
+        <w:spacing w:before="160"/>
+        <w:ind w:left="360"/>
+      </w:pPr>
+      <w:r>
+        <w:rPr>
+          <w:color w:val="1F6B5E"/>
+          <w:sz w:val="28"/>
+          <w:szCs w:val="28"/>
+          <w:rFonts w:ascii="Calibri" w:cs="Calibri" w:eastAsia="Calibri" w:hAnsi="Calibri"/>
+        </w:rPr>
+        <w:t xml:space="preserve">❑  </w:t>
+      </w:r>
+      <w:r>
+        <w:rPr>
+          <w:b/>
+          <w:bCs/>
+          <w:u w:val="single"/>
+          <w:color w:val="1F6B5E"/>
+          <w:sz w:val="28"/>
+          <w:szCs w:val="28"/>
+          <w:rFonts w:ascii="Calibri" w:cs="Calibri" w:eastAsia="Calibri" w:hAnsi="Calibri"/>
+        </w:rPr>
+        <w:t xml:space="preserve">TILLABÉRI : LE GOUVERNEUR PRÉSIDE LA RÉUNION ORDINAIRE DU CONSEIL RÉGIONAL DE SÉCURITÉ (CRS)</w:t>
+      </w:r>
+    </w:p>
+    <w:p>
+      <w:pPr>
+        <w:ind w:left="720"/>
+      </w:pPr>
+      <w:r>
+        <w:rPr>
+          <w:color w:val="1F2937"/>
+          <w:sz w:val="26"/>
+          <w:szCs w:val="26"/>
+          <w:rFonts w:ascii="Calibri" w:cs="Calibri" w:eastAsia="Calibri" w:hAnsi="Calibri"/>
+        </w:rPr>
+        <w:t xml:space="preserve">▪  Sources : </w:t>
+      </w:r>
+      <w:hyperlink w:history="1" r:id="rIduacc0oshodnjoyid1xnps">
+        <w:r>
+          <w:rPr>
+            <w:u w:val="single"/>
+            <w:color w:val="1F6B5E"/>
+            <w:sz w:val="26"/>
+            <w:szCs w:val="26"/>
+            <w:rFonts w:ascii="Calibri" w:cs="Calibri" w:eastAsia="Calibri" w:hAnsi="Calibri"/>
+          </w:rPr>
+          <w:t xml:space="preserve">ANP — Agence Nigérienne Presse · Le Sahel</w:t>
+        </w:r>
+      </w:hyperlink>
+      <w:r>
+        <w:rPr>
+          <w:color w:val="1F2937"/>
+          <w:sz w:val="26"/>
+          <w:szCs w:val="26"/>
+          <w:rFonts w:ascii="Calibri" w:cs="Calibri" w:eastAsia="Calibri" w:hAnsi="Calibri"/>
+        </w:rPr>
+        <w:t xml:space="preserve"> — 28 octobre 2026, 19 h UTC</w:t>
+      </w:r>
+      <w:r>
+        <w:rPr>
+          <w:b/>
+          <w:bCs/>
+          <w:color w:val="1F2937"/>
+          <w:sz w:val="26"/>
+          <w:szCs w:val="26"/>
+          <w:rFonts w:ascii="Calibri" w:cs="Calibri" w:eastAsia="Calibri" w:hAnsi="Calibri"/>
+        </w:rPr>
+        <w:t xml:space="preserve">   ·   Cotation : Confirmé</w:t>
+      </w:r>
+    </w:p>
+    <w:p>
+      <w:pPr>
+        <w:spacing w:before="160"/>
+        <w:ind w:left="360"/>
+      </w:pPr>
+      <w:r>
+        <w:rPr>
+          <w:color w:val="1F6B5E"/>
+          <w:sz w:val="28"/>
+          <w:szCs w:val="28"/>
+          <w:rFonts w:ascii="Calibri" w:cs="Calibri" w:eastAsia="Calibri" w:hAnsi="Calibri"/>
+        </w:rPr>
+        <w:t xml:space="preserve">❑  </w:t>
+      </w:r>
+      <w:r>
+        <w:rPr>
+          <w:b/>
+          <w:bCs/>
+          <w:u w:val="single"/>
+          <w:color w:val="1F6B5E"/>
+          <w:sz w:val="28"/>
+          <w:szCs w:val="28"/>
+          <w:rFonts w:ascii="Calibri" w:cs="Calibri" w:eastAsia="Calibri" w:hAnsi="Calibri"/>
+        </w:rPr>
+        <w:t xml:space="preserve">SÉCURITÉ NUCLÉAIRE : L’HANEA ORGANISE UN ATELIER DE RÉVISION DE SON PLAN INSSP</w:t>
+      </w:r>
+    </w:p>
+    <w:p>
+      <w:pPr>
+        <w:ind w:left="720"/>
+      </w:pPr>
+      <w:r>
+        <w:rPr>
+          <w:color w:val="1F2937"/>
+          <w:sz w:val="26"/>
+          <w:szCs w:val="26"/>
+          <w:rFonts w:ascii="Calibri" w:cs="Calibri" w:eastAsia="Calibri" w:hAnsi="Calibri"/>
+        </w:rPr>
+        <w:t xml:space="preserve">▪  Source : </w:t>
+      </w:r>
+      <w:hyperlink w:history="1" r:id="rIdeirgm2rl65gf-tv_qq16g">
+        <w:r>
+          <w:rPr>
+            <w:u w:val="single"/>
+            <w:color w:val="1F6B5E"/>
+            <w:sz w:val="26"/>
+            <w:szCs w:val="26"/>
+            <w:rFonts w:ascii="Calibri" w:cs="Calibri" w:eastAsia="Calibri" w:hAnsi="Calibri"/>
+          </w:rPr>
+          <w:t xml:space="preserve">Le Sahel</w:t>
+        </w:r>
+      </w:hyperlink>
+      <w:r>
+        <w:rPr>
+          <w:color w:val="1F2937"/>
+          <w:sz w:val="26"/>
+          <w:szCs w:val="26"/>
+          <w:rFonts w:ascii="Calibri" w:cs="Calibri" w:eastAsia="Calibri" w:hAnsi="Calibri"/>
+        </w:rPr>
+        <w:t xml:space="preserve"> — 28 octobre 2026, 9 h UTC</w:t>
+      </w:r>
+      <w:r>
+        <w:rPr>
+          <w:b/>
+          <w:bCs/>
+          <w:color w:val="1F2937"/>
+          <w:sz w:val="26"/>
+          <w:szCs w:val="26"/>
+          <w:rFonts w:ascii="Calibri" w:cs="Calibri" w:eastAsia="Calibri" w:hAnsi="Calibri"/>
+        </w:rPr>
+        <w:t xml:space="preserve">   ·   Cotation : Non confirmé</w:t>
+      </w:r>
+    </w:p>
+    <w:p>
+      <w:pPr>
+        <w:spacing w:before="160"/>
+        <w:ind w:left="360"/>
+      </w:pPr>
+      <w:r>
+        <w:rPr>
+          <w:color w:val="1F6B5E"/>
+          <w:sz w:val="28"/>
+          <w:szCs w:val="28"/>
+          <w:rFonts w:ascii="Calibri" w:cs="Calibri" w:eastAsia="Calibri" w:hAnsi="Calibri"/>
+        </w:rPr>
+        <w:t xml:space="preserve">❑  </w:t>
+      </w:r>
+      <w:r>
+        <w:rPr>
+          <w:b/>
+          <w:bCs/>
+          <w:u w:val="single"/>
+          <w:color w:val="1F6B5E"/>
+          <w:sz w:val="28"/>
+          <w:szCs w:val="28"/>
+          <w:rFonts w:ascii="Calibri" w:cs="Calibri" w:eastAsia="Calibri" w:hAnsi="Calibri"/>
+        </w:rPr>
         <w:t xml:space="preserve">4 ÉTUDIANTS ET UNE FEMME TUÉS DANS UN ACCIDENT DE LA ROUTE AVEC UN CONVOI DU GOUVERNEUR DU NIGER</w:t>
       </w:r>
     </w:p>
@@ -9053,7 +10378,7 @@
         </w:rPr>
         <w:t xml:space="preserve">▪  Source : </w:t>
       </w:r>
-      <w:hyperlink w:history="1" r:id="rIdecuwkn9h5dxjmbtze339s">
+      <w:hyperlink w:history="1" r:id="rIdoqug5n_pbrqld4affij21">
         <w:r>
           <w:rPr>
             <w:u w:val="single"/>
@@ -9073,225 +10398,6 @@
           <w:rFonts w:ascii="Calibri" w:cs="Calibri" w:eastAsia="Calibri" w:hAnsi="Calibri"/>
         </w:rPr>
         <w:t xml:space="preserve"> — 27 octobre 2026, 19 h UTC</w:t>
-      </w:r>
-      <w:r>
-        <w:rPr>
-          <w:b/>
-          <w:bCs/>
-          <w:color w:val="1F2937"/>
-          <w:sz w:val="26"/>
-          <w:szCs w:val="26"/>
-          <w:rFonts w:ascii="Calibri" w:cs="Calibri" w:eastAsia="Calibri" w:hAnsi="Calibri"/>
-        </w:rPr>
-        <w:t xml:space="preserve">   ·   Cotation : Probable</w:t>
-      </w:r>
-    </w:p>
-    <w:p>
-      <w:pPr>
-        <w:spacing w:before="160"/>
-        <w:ind w:left="360"/>
-      </w:pPr>
-      <w:r>
-        <w:rPr>
-          <w:color w:val="1F6B5E"/>
-          <w:sz w:val="28"/>
-          <w:szCs w:val="28"/>
-          <w:rFonts w:ascii="Calibri" w:cs="Calibri" w:eastAsia="Calibri" w:hAnsi="Calibri"/>
-        </w:rPr>
-        <w:t xml:space="preserve">❑  </w:t>
-      </w:r>
-      <w:r>
-        <w:rPr>
-          <w:b/>
-          <w:bCs/>
-          <w:u w:val="single"/>
-          <w:color w:val="1F6B5E"/>
-          <w:sz w:val="28"/>
-          <w:szCs w:val="28"/>
-          <w:rFonts w:ascii="Calibri" w:cs="Calibri" w:eastAsia="Calibri" w:hAnsi="Calibri"/>
-        </w:rPr>
-        <w:t xml:space="preserve">POURQUOI N’DJAMÉNA SORT ENFIN DE SON SILENCE FACE À NIAMEY ?</w:t>
-      </w:r>
-    </w:p>
-    <w:p>
-      <w:pPr>
-        <w:ind w:left="720"/>
-      </w:pPr>
-      <w:r>
-        <w:rPr>
-          <w:color w:val="1F2937"/>
-          <w:sz w:val="26"/>
-          <w:szCs w:val="26"/>
-          <w:rFonts w:ascii="Calibri" w:cs="Calibri" w:eastAsia="Calibri" w:hAnsi="Calibri"/>
-        </w:rPr>
-        <w:t xml:space="preserve">▪  Source : </w:t>
-      </w:r>
-      <w:hyperlink w:history="1" r:id="rIdpozocebxwdhfxortiueii">
-        <w:r>
-          <w:rPr>
-            <w:u w:val="single"/>
-            <w:color w:val="1F6B5E"/>
-            <w:sz w:val="26"/>
-            <w:szCs w:val="26"/>
-            <w:rFonts w:ascii="Calibri" w:cs="Calibri" w:eastAsia="Calibri" w:hAnsi="Calibri"/>
-          </w:rPr>
-          <w:t xml:space="preserve">Tchadinfos</w:t>
-        </w:r>
-      </w:hyperlink>
-      <w:r>
-        <w:rPr>
-          <w:color w:val="1F2937"/>
-          <w:sz w:val="26"/>
-          <w:szCs w:val="26"/>
-          <w:rFonts w:ascii="Calibri" w:cs="Calibri" w:eastAsia="Calibri" w:hAnsi="Calibri"/>
-        </w:rPr>
-        <w:t xml:space="preserve"> — 27 octobre 2026, 19 h UTC</w:t>
-      </w:r>
-      <w:r>
-        <w:rPr>
-          <w:b/>
-          <w:bCs/>
-          <w:color w:val="1F2937"/>
-          <w:sz w:val="26"/>
-          <w:szCs w:val="26"/>
-          <w:rFonts w:ascii="Calibri" w:cs="Calibri" w:eastAsia="Calibri" w:hAnsi="Calibri"/>
-        </w:rPr>
-        <w:t xml:space="preserve">   ·   Cotation : Non confirmé</w:t>
-      </w:r>
-    </w:p>
-    <w:p>
-      <w:pPr>
-        <w:spacing w:before="160"/>
-        <w:ind w:left="360"/>
-      </w:pPr>
-      <w:r>
-        <w:rPr>
-          <w:color w:val="1F6B5E"/>
-          <w:sz w:val="28"/>
-          <w:szCs w:val="28"/>
-          <w:rFonts w:ascii="Calibri" w:cs="Calibri" w:eastAsia="Calibri" w:hAnsi="Calibri"/>
-        </w:rPr>
-        <w:t xml:space="preserve">❑  </w:t>
-      </w:r>
-      <w:r>
-        <w:rPr>
-          <w:b/>
-          <w:bCs/>
-          <w:u w:val="single"/>
-          <w:color w:val="1F6B5E"/>
-          <w:sz w:val="28"/>
-          <w:szCs w:val="28"/>
-          <w:rFonts w:ascii="Calibri" w:cs="Calibri" w:eastAsia="Calibri" w:hAnsi="Calibri"/>
-        </w:rPr>
-        <w:t xml:space="preserve">AVIS À MANIFESTATION D’INTÉRÊT N°003/CA/TAFOUK TV/2026</w:t>
-      </w:r>
-    </w:p>
-    <w:p>
-      <w:pPr>
-        <w:ind w:left="720"/>
-      </w:pPr>
-      <w:r>
-        <w:rPr>
-          <w:color w:val="1F2937"/>
-          <w:sz w:val="26"/>
-          <w:szCs w:val="26"/>
-          <w:rFonts w:ascii="Calibri" w:cs="Calibri" w:eastAsia="Calibri" w:hAnsi="Calibri"/>
-        </w:rPr>
-        <w:t xml:space="preserve">▪  Source : </w:t>
-      </w:r>
-      <w:hyperlink w:history="1" r:id="rIdrgfaeapvp__vv4rlxwerk">
-        <w:r>
-          <w:rPr>
-            <w:u w:val="single"/>
-            <w:color w:val="1F6B5E"/>
-            <w:sz w:val="26"/>
-            <w:szCs w:val="26"/>
-            <w:rFonts w:ascii="Calibri" w:cs="Calibri" w:eastAsia="Calibri" w:hAnsi="Calibri"/>
-          </w:rPr>
-          <w:t xml:space="preserve">Le Sahel</w:t>
-        </w:r>
-      </w:hyperlink>
-      <w:r>
-        <w:rPr>
-          <w:color w:val="1F2937"/>
-          <w:sz w:val="26"/>
-          <w:szCs w:val="26"/>
-          <w:rFonts w:ascii="Calibri" w:cs="Calibri" w:eastAsia="Calibri" w:hAnsi="Calibri"/>
-        </w:rPr>
-        <w:t xml:space="preserve"> — 27 octobre 2026, 14 h UTC</w:t>
-      </w:r>
-      <w:r>
-        <w:rPr>
-          <w:b/>
-          <w:bCs/>
-          <w:color w:val="1F2937"/>
-          <w:sz w:val="26"/>
-          <w:szCs w:val="26"/>
-          <w:rFonts w:ascii="Calibri" w:cs="Calibri" w:eastAsia="Calibri" w:hAnsi="Calibri"/>
-        </w:rPr>
-        <w:t xml:space="preserve">   ·   Cotation : Non confirmé</w:t>
-      </w:r>
-    </w:p>
-    <w:p>
-      <w:pPr>
-        <w:spacing w:before="160"/>
-        <w:ind w:left="360"/>
-      </w:pPr>
-      <w:r>
-        <w:rPr>
-          <w:color w:val="1F6B5E"/>
-          <w:sz w:val="28"/>
-          <w:szCs w:val="28"/>
-          <w:rFonts w:ascii="Calibri" w:cs="Calibri" w:eastAsia="Calibri" w:hAnsi="Calibri"/>
-        </w:rPr>
-        <w:t xml:space="preserve">❑  </w:t>
-      </w:r>
-      <w:r>
-        <w:rPr>
-          <w:b/>
-          <w:bCs/>
-          <w:u w:val="single"/>
-          <w:color w:val="1F6B5E"/>
-          <w:sz w:val="28"/>
-          <w:szCs w:val="28"/>
-          <w:rFonts w:ascii="Calibri" w:cs="Calibri" w:eastAsia="Calibri" w:hAnsi="Calibri"/>
-        </w:rPr>
-        <w:t xml:space="preserve">AGADEZ : LE GOUVERNEUR PRÉSIDE UNE RÉUNION ÉLARGIE DU CONSEIL RÉGIONAL DE SÉCURITÉ</w:t>
-      </w:r>
-    </w:p>
-    <w:p>
-      <w:pPr>
-        <w:ind w:left="720"/>
-      </w:pPr>
-      <w:r>
-        <w:rPr>
-          <w:color w:val="1F2937"/>
-          <w:sz w:val="26"/>
-          <w:szCs w:val="26"/>
-          <w:rFonts w:ascii="Calibri" w:cs="Calibri" w:eastAsia="Calibri" w:hAnsi="Calibri"/>
-        </w:rPr>
-        <w:t xml:space="preserve">▪  Source : </w:t>
-      </w:r>
-      <w:hyperlink w:history="1" r:id="rIdnjqst1tghzepqcpy9jevp">
-        <w:r>
-          <w:rPr>
-            <w:u w:val="single"/>
-            <w:color w:val="1F6B5E"/>
-            <w:sz w:val="26"/>
-            <w:szCs w:val="26"/>
-            <w:rFonts w:ascii="Calibri" w:cs="Calibri" w:eastAsia="Calibri" w:hAnsi="Calibri"/>
-          </w:rPr>
-          <w:t xml:space="preserve">ANP — Agence Nigérienne Presse</w:t>
-        </w:r>
-      </w:hyperlink>
-      <w:r>
-        <w:rPr>
-          <w:color w:val="1F2937"/>
-          <w:sz w:val="26"/>
-          <w:szCs w:val="26"/>
-          <w:rFonts w:ascii="Calibri" w:cs="Calibri" w:eastAsia="Calibri" w:hAnsi="Calibri"/>
-        </w:rPr>
-        <w:t xml:space="preserve"> — 27 octobre 2026, 13 h UTC</w:t>
       </w:r>
       <w:r>
         <w:rPr>
@@ -9526,7 +10632,7 @@
           <w:szCs w:val="22"/>
           <w:rFonts w:ascii="Calibri" w:cs="Calibri" w:eastAsia="Calibri" w:hAnsi="Calibri"/>
         </w:rPr>
-        <w:t xml:space="preserve">Indice de confiance : faible (incident vérifié le plus récent : 121 jours ; aucun signal du jour)</w:t>
+        <w:t xml:space="preserve">Indice de confiance : moyenne (incident vérifié le plus récent : 122 jours ; 1 signal du jour)</w:t>
       </w:r>
     </w:p>
     <w:tbl>
@@ -9572,7 +10678,7 @@
                 <w:szCs w:val="40"/>
                 <w:rFonts w:ascii="Arial Narrow" w:cs="Arial Narrow" w:eastAsia="Arial Narrow" w:hAnsi="Arial Narrow"/>
               </w:rPr>
-              <w:t xml:space="preserve">Une femme tuée par le train Tema-Afienya alors que les habitants réclament une passerelle</w:t>
+              <w:t xml:space="preserve">Ghana : une jeune femme meurt après l’explosion d’un sex-toy</w:t>
             </w:r>
           </w:p>
           <w:p>
@@ -9599,7 +10705,7 @@
                 <w:szCs w:val="26"/>
                 <w:rFonts w:ascii="Calibri" w:cs="Calibri" w:eastAsia="Calibri" w:hAnsi="Calibri"/>
               </w:rPr>
-              <w:t xml:space="preserve">Fait rapporté le mercredi 28 octobre 2026. Lieu : Ghana. Actualité sécuritaire. Une seule source à ce stade (JoyOnline) : à confirmer par un second média.</w:t>
+              <w:t xml:space="preserve">Fait rapporté le mercredi 28 octobre 2026. Lieu : Accra, Ghana. Actualité politique. Une seule source à ce stade (Icilome) : à confirmer par un second média.</w:t>
             </w:r>
           </w:p>
           <w:p>
@@ -9631,7 +10737,7 @@
                 <w:szCs w:val="26"/>
                 <w:rFonts w:ascii="Calibri" w:cs="Calibri" w:eastAsia="Calibri" w:hAnsi="Calibri"/>
               </w:rPr>
-              <w:t xml:space="preserve">JoyOnline : </w:t>
+              <w:t xml:space="preserve">Icilome : </w:t>
             </w:r>
             <w:r>
               <w:rPr>
@@ -9642,7 +10748,7 @@
                 <w:szCs w:val="26"/>
                 <w:rFonts w:ascii="Calibri" w:cs="Calibri" w:eastAsia="Calibri" w:hAnsi="Calibri"/>
               </w:rPr>
-              <w:t xml:space="preserve">« Une femme non identifiée a été tuée après avoir été heurtée par un train de voyageurs sur la ligne ferroviaire Tema-Afienya à Mataheko-Sebrepo, incitant les habitants à renouveler leurs appels en faveur d'une passerelle pour assurer une traversée plus sûre entre les communautés de la région. »</w:t>
+              <w:t xml:space="preserve">« À Accra, au Ghana, une jeune femme de 23 ans serait décédée deux jours après l’explosion présumée d’un sex-toy électrique qu’elle utilisait. The post Ghana : une jeune femme meurt après l’explosion d’un sex-toy appeared first on Icilome. »</w:t>
             </w:r>
           </w:p>
           <w:p>
@@ -9669,7 +10775,7 @@
                 <w:szCs w:val="26"/>
                 <w:rFonts w:ascii="Calibri" w:cs="Calibri" w:eastAsia="Calibri" w:hAnsi="Calibri"/>
               </w:rPr>
-              <w:t xml:space="preserve">Fait sécuritaire à suivre : vérifier son incidence sur les sites, les itinéraires et les personnels présents dans la zone.</w:t>
+              <w:t xml:space="preserve">Risque accidentel ou technique : rappeler les consignes de sécurité routière et incendie, vérifier l'exposition des sites et des prestataires.</w:t>
             </w:r>
           </w:p>
           <w:p>
@@ -9695,7 +10801,7 @@
                 <w:rFonts w:ascii="Calibri" w:cs="Calibri" w:eastAsia="Calibri" w:hAnsi="Calibri"/>
               </w:rPr>
             </w:r>
-            <w:hyperlink w:history="1" r:id="rIdzqs_kion8hvqhvnagqeax">
+            <w:hyperlink w:history="1" r:id="rIdhio5hnsvupofdb_gbc7lq">
               <w:r>
                 <w:rPr>
                   <w:u w:val="single"/>
@@ -9704,7 +10810,7 @@
                   <w:szCs w:val="26"/>
                   <w:rFonts w:ascii="Calibri" w:cs="Calibri" w:eastAsia="Calibri" w:hAnsi="Calibri"/>
                 </w:rPr>
-                <w:t xml:space="preserve">JoyOnline</w:t>
+                <w:t xml:space="preserve">Icilome</w:t>
               </w:r>
             </w:hyperlink>
             <w:r>
@@ -9714,7 +10820,7 @@
                 <w:szCs w:val="26"/>
                 <w:rFonts w:ascii="Calibri" w:cs="Calibri" w:eastAsia="Calibri" w:hAnsi="Calibri"/>
               </w:rPr>
-              <w:t xml:space="preserve"> — 28 octobre 2026, 7 h UTC</w:t>
+              <w:t xml:space="preserve"> — 28 octobre 2026, 10 h UTC</w:t>
             </w:r>
             <w:r>
               <w:rPr>
@@ -9725,7 +10831,7 @@
                 <w:szCs w:val="26"/>
                 <w:rFonts w:ascii="Calibri" w:cs="Calibri" w:eastAsia="Calibri" w:hAnsi="Calibri"/>
               </w:rPr>
-              <w:t xml:space="preserve">   ·   Cotation : Probable</w:t>
+              <w:t xml:space="preserve">   ·   Cotation : Non confirmé</w:t>
             </w:r>
           </w:p>
         </w:tc>
@@ -9747,7 +10853,7 @@
             <w:r>
               <w:drawing>
                 <wp:inline distT="0" distB="0" distL="0" distR="0">
-                  <wp:extent cx="3810000" cy="2286000"/>
+                  <wp:extent cx="3810000" cy="2190750"/>
                   <wp:effectExtent t="0" r="0" b="0" l="0"/>
                   <wp:docPr id="1" name="" descr="" title=""/>
                   <wp:cNvGraphicFramePr>
@@ -9763,7 +10869,7 @@
                           </pic:cNvPicPr>
                         </pic:nvPicPr>
                         <pic:blipFill>
-                          <a:blip r:embed="rId11" cstate="none"/>
+                          <a:blip r:embed="rId13" cstate="none"/>
                           <a:srcRect/>
                           <a:stretch>
                             <a:fillRect/>
@@ -9772,7 +10878,7 @@
                         <pic:spPr bwMode="auto">
                           <a:xfrm>
                             <a:off x="0" y="0"/>
-                            <a:ext cx="3810000" cy="2286000"/>
+                            <a:ext cx="3810000" cy="2190750"/>
                           </a:xfrm>
                           <a:prstGeom prst="rect">
                             <a:avLst/>
@@ -9789,7 +10895,7 @@
             <w:pPr>
               <w:jc w:val="right"/>
             </w:pPr>
-            <w:hyperlink w:history="1" r:id="rId3tuhqfq5qxhxzkt6ow5ju">
+            <w:hyperlink w:history="1" r:id="rIdejsunjnccmmhhku7kxxyr">
               <w:r>
                 <w:rPr>
                   <w:u w:val="single"/>
@@ -9798,7 +10904,7 @@
                   <w:szCs w:val="16"/>
                   <w:rFonts w:ascii="Calibri" w:cs="Calibri" w:eastAsia="Calibri" w:hAnsi="Calibri"/>
                 </w:rPr>
-                <w:t xml:space="preserve">Photo : © myjoyonline.com</w:t>
+                <w:t xml:space="preserve">Photo : © icilome.com</w:t>
               </w:r>
             </w:hyperlink>
           </w:p>
@@ -10037,7 +11143,7 @@
           <w:szCs w:val="28"/>
           <w:rFonts w:ascii="Calibri" w:cs="Calibri" w:eastAsia="Calibri" w:hAnsi="Calibri"/>
         </w:rPr>
-        <w:t xml:space="preserve">SEPT MORTS PAR BALLE PAR DES HOMMES ARMÉS LORS DE FUNÉRAILLES DANS UNE ÉGLISE EN JORDANIE, SELON DES RESPONSABLES</w:t>
+        <w:t xml:space="preserve">UNE FEMME TUÉE PAR LE TRAIN TEMA-AFIENYA ALORS QUE LES HABITANTS RÉCLAMENT UNE PASSERELLE</w:t>
       </w:r>
     </w:p>
     <w:p>
@@ -10053,7 +11159,7 @@
         </w:rPr>
         <w:t xml:space="preserve">▪  Source : </w:t>
       </w:r>
-      <w:hyperlink w:history="1" r:id="rIdo0bqz8uvubkdttt6uwiw4">
+      <w:hyperlink w:history="1" r:id="rIdpvqkhvau9qv09856xjunf">
         <w:r>
           <w:rPr>
             <w:u w:val="single"/>
@@ -10072,7 +11178,18 @@
           <w:szCs w:val="26"/>
           <w:rFonts w:ascii="Calibri" w:cs="Calibri" w:eastAsia="Calibri" w:hAnsi="Calibri"/>
         </w:rPr>
-        <w:t xml:space="preserve"> — 23 octobre 2026, 18 h UTC</w:t>
+        <w:t xml:space="preserve"> — 28 octobre 2026, 7 h UTC</w:t>
+      </w:r>
+      <w:r>
+        <w:rPr>
+          <w:b/>
+          <w:bCs/>
+          <w:color w:val="1F2937"/>
+          <w:sz w:val="26"/>
+          <w:szCs w:val="26"/>
+          <w:rFonts w:ascii="Calibri" w:cs="Calibri" w:eastAsia="Calibri" w:hAnsi="Calibri"/>
+        </w:rPr>
+        <w:t xml:space="preserve">   ·   Cotation : Probable</w:t>
       </w:r>
     </w:p>
     <w:p>
@@ -10099,7 +11216,7 @@
           <w:szCs w:val="28"/>
           <w:rFonts w:ascii="Calibri" w:cs="Calibri" w:eastAsia="Calibri" w:hAnsi="Calibri"/>
         </w:rPr>
-        <w:t xml:space="preserve">LA CIRCONSCRIPTION DU NPP WALEWALE CONDAMNE LES ATTAQUES PERSONNELLES CONTRE UN DÉPUTÉ ET APPELLE À LA DISCIPLINE DE PARTI</w:t>
+        <w:t xml:space="preserve">SEPT MORTS PAR BALLE PAR DES HOMMES ARMÉS LORS DE FUNÉRAILLES DANS UNE ÉGLISE EN JORDANIE, SELON DES RESPONSABLES</w:t>
       </w:r>
     </w:p>
     <w:p>
@@ -10115,7 +11232,7 @@
         </w:rPr>
         <w:t xml:space="preserve">▪  Source : </w:t>
       </w:r>
-      <w:hyperlink w:history="1" r:id="rIdm-mzwuac7c6oxazrvhyxi">
+      <w:hyperlink w:history="1" r:id="rIdhsr5ui0ynvmc0gxfaqedi">
         <w:r>
           <w:rPr>
             <w:u w:val="single"/>
@@ -10134,7 +11251,7 @@
           <w:szCs w:val="26"/>
           <w:rFonts w:ascii="Calibri" w:cs="Calibri" w:eastAsia="Calibri" w:hAnsi="Calibri"/>
         </w:rPr>
-        <w:t xml:space="preserve"> — 23 octobre 2026, 15 h UTC</w:t>
+        <w:t xml:space="preserve"> — 23 octobre 2026, 18 h UTC</w:t>
       </w:r>
     </w:p>
     <w:p>
@@ -10161,7 +11278,7 @@
           <w:szCs w:val="28"/>
           <w:rFonts w:ascii="Calibri" w:cs="Calibri" w:eastAsia="Calibri" w:hAnsi="Calibri"/>
         </w:rPr>
-        <w:t xml:space="preserve">GAF ORGANISERA UNE DÉMONSTRATION DE PUISSANCE DE FEU DE COMBAT TERRESTRE À BUNDASE LE 30 OCTOBRE</w:t>
+        <w:t xml:space="preserve">LA CIRCONSCRIPTION DU NPP WALEWALE CONDAMNE LES ATTAQUES PERSONNELLES CONTRE UN DÉPUTÉ ET APPELLE À LA DISCIPLINE DE PARTI</w:t>
       </w:r>
     </w:p>
     <w:p>
@@ -10177,7 +11294,7 @@
         </w:rPr>
         <w:t xml:space="preserve">▪  Source : </w:t>
       </w:r>
-      <w:hyperlink w:history="1" r:id="rId3ury3ij9lk2yqhl6zix9_">
+      <w:hyperlink w:history="1" r:id="rIdn96q8hjzxhplhtbvg9jgc">
         <w:r>
           <w:rPr>
             <w:u w:val="single"/>
@@ -10196,7 +11313,7 @@
           <w:szCs w:val="26"/>
           <w:rFonts w:ascii="Calibri" w:cs="Calibri" w:eastAsia="Calibri" w:hAnsi="Calibri"/>
         </w:rPr>
-        <w:t xml:space="preserve"> — 23 octobre 2026, 16 h UTC</w:t>
+        <w:t xml:space="preserve"> — 23 octobre 2026, 15 h UTC</w:t>
       </w:r>
     </w:p>
     <w:p>
@@ -10223,6 +11340,68 @@
           <w:szCs w:val="28"/>
           <w:rFonts w:ascii="Calibri" w:cs="Calibri" w:eastAsia="Calibri" w:hAnsi="Calibri"/>
         </w:rPr>
+        <w:t xml:space="preserve">GAF ORGANISERA UNE DÉMONSTRATION DE PUISSANCE DE FEU DE COMBAT TERRESTRE À BUNDASE LE 30 OCTOBRE</w:t>
+      </w:r>
+    </w:p>
+    <w:p>
+      <w:pPr>
+        <w:ind w:left="720"/>
+      </w:pPr>
+      <w:r>
+        <w:rPr>
+          <w:color w:val="1F2937"/>
+          <w:sz w:val="26"/>
+          <w:szCs w:val="26"/>
+          <w:rFonts w:ascii="Calibri" w:cs="Calibri" w:eastAsia="Calibri" w:hAnsi="Calibri"/>
+        </w:rPr>
+        <w:t xml:space="preserve">▪  Source : </w:t>
+      </w:r>
+      <w:hyperlink w:history="1" r:id="rIdz2ayr1-4hqilpnxbg3lvb">
+        <w:r>
+          <w:rPr>
+            <w:u w:val="single"/>
+            <w:color w:val="1F6B5E"/>
+            <w:sz w:val="26"/>
+            <w:szCs w:val="26"/>
+            <w:rFonts w:ascii="Calibri" w:cs="Calibri" w:eastAsia="Calibri" w:hAnsi="Calibri"/>
+          </w:rPr>
+          <w:t xml:space="preserve">JoyOnline</w:t>
+        </w:r>
+      </w:hyperlink>
+      <w:r>
+        <w:rPr>
+          <w:color w:val="1F2937"/>
+          <w:sz w:val="26"/>
+          <w:szCs w:val="26"/>
+          <w:rFonts w:ascii="Calibri" w:cs="Calibri" w:eastAsia="Calibri" w:hAnsi="Calibri"/>
+        </w:rPr>
+        <w:t xml:space="preserve"> — 23 octobre 2026, 16 h UTC</w:t>
+      </w:r>
+    </w:p>
+    <w:p>
+      <w:pPr>
+        <w:spacing w:before="160"/>
+        <w:ind w:left="360"/>
+      </w:pPr>
+      <w:r>
+        <w:rPr>
+          <w:color w:val="1F6B5E"/>
+          <w:sz w:val="28"/>
+          <w:szCs w:val="28"/>
+          <w:rFonts w:ascii="Calibri" w:cs="Calibri" w:eastAsia="Calibri" w:hAnsi="Calibri"/>
+        </w:rPr>
+        <w:t xml:space="preserve">❑  </w:t>
+      </w:r>
+      <w:r>
+        <w:rPr>
+          <w:b/>
+          <w:bCs/>
+          <w:u w:val="single"/>
+          <w:color w:val="1F6B5E"/>
+          <w:sz w:val="28"/>
+          <w:szCs w:val="28"/>
+          <w:rFonts w:ascii="Calibri" w:cs="Calibri" w:eastAsia="Calibri" w:hAnsi="Calibri"/>
+        </w:rPr>
         <w:t xml:space="preserve">LES FORTES PLUIES, PRINCIPALE MENACE POUR LA CULTURE DU CACAO</w:t>
       </w:r>
     </w:p>
@@ -10239,7 +11418,7 @@
         </w:rPr>
         <w:t xml:space="preserve">▪  Source : </w:t>
       </w:r>
-      <w:hyperlink w:history="1" r:id="rIdwskobfn3jp9jszv6c3sy5">
+      <w:hyperlink w:history="1" r:id="rId2yxdweji2efrebtvqh1ib">
         <w:r>
           <w:rPr>
             <w:u w:val="single"/>
@@ -10259,79 +11438,6 @@
           <w:rFonts w:ascii="Calibri" w:cs="Calibri" w:eastAsia="Calibri" w:hAnsi="Calibri"/>
         </w:rPr>
         <w:t xml:space="preserve"> — 16 octobre 2026, 7 h UTC</w:t>
-      </w:r>
-      <w:r>
-        <w:rPr>
-          <w:b/>
-          <w:bCs/>
-          <w:color w:val="1F2937"/>
-          <w:sz w:val="26"/>
-          <w:szCs w:val="26"/>
-          <w:rFonts w:ascii="Calibri" w:cs="Calibri" w:eastAsia="Calibri" w:hAnsi="Calibri"/>
-        </w:rPr>
-        <w:t xml:space="preserve">   ·   Cotation : Probable</w:t>
-      </w:r>
-    </w:p>
-    <w:p>
-      <w:pPr>
-        <w:spacing w:before="160"/>
-        <w:ind w:left="360"/>
-      </w:pPr>
-      <w:r>
-        <w:rPr>
-          <w:color w:val="1F6B5E"/>
-          <w:sz w:val="28"/>
-          <w:szCs w:val="28"/>
-          <w:rFonts w:ascii="Calibri" w:cs="Calibri" w:eastAsia="Calibri" w:hAnsi="Calibri"/>
-        </w:rPr>
-        <w:t xml:space="preserve">❑  </w:t>
-      </w:r>
-      <w:r>
-        <w:rPr>
-          <w:b/>
-          <w:bCs/>
-          <w:u w:val="single"/>
-          <w:color w:val="1F6B5E"/>
-          <w:sz w:val="28"/>
-          <w:szCs w:val="28"/>
-          <w:rFonts w:ascii="Calibri" w:cs="Calibri" w:eastAsia="Calibri" w:hAnsi="Calibri"/>
-        </w:rPr>
-        <w:t xml:space="preserve">LE PRÉSIDENT DU GRASAG APPELLE À UN FINANCEMENT DURABLE DE LA RECHERCHE AGRICOLE EN AFRIQUE</w:t>
-      </w:r>
-    </w:p>
-    <w:p>
-      <w:pPr>
-        <w:ind w:left="720"/>
-      </w:pPr>
-      <w:r>
-        <w:rPr>
-          <w:color w:val="1F2937"/>
-          <w:sz w:val="26"/>
-          <w:szCs w:val="26"/>
-          <w:rFonts w:ascii="Calibri" w:cs="Calibri" w:eastAsia="Calibri" w:hAnsi="Calibri"/>
-        </w:rPr>
-        <w:t xml:space="preserve">▪  Source : </w:t>
-      </w:r>
-      <w:hyperlink w:history="1" r:id="rIdhx8xzjhfbbut6eomyrngg">
-        <w:r>
-          <w:rPr>
-            <w:u w:val="single"/>
-            <w:color w:val="1F6B5E"/>
-            <w:sz w:val="26"/>
-            <w:szCs w:val="26"/>
-            <w:rFonts w:ascii="Calibri" w:cs="Calibri" w:eastAsia="Calibri" w:hAnsi="Calibri"/>
-          </w:rPr>
-          <w:t xml:space="preserve">JoyOnline</w:t>
-        </w:r>
-      </w:hyperlink>
-      <w:r>
-        <w:rPr>
-          <w:color w:val="1F2937"/>
-          <w:sz w:val="26"/>
-          <w:szCs w:val="26"/>
-          <w:rFonts w:ascii="Calibri" w:cs="Calibri" w:eastAsia="Calibri" w:hAnsi="Calibri"/>
-        </w:rPr>
-        <w:t xml:space="preserve"> — 27 octobre 2026, 19 h UTC</w:t>
       </w:r>
       <w:r>
         <w:rPr>
@@ -10577,7 +11683,7 @@
           <w:szCs w:val="28"/>
           <w:rFonts w:ascii="Calibri" w:cs="Calibri" w:eastAsia="Calibri" w:hAnsi="Calibri"/>
         </w:rPr>
-        <w:t xml:space="preserve">LE GHANA ÉLABORE SON PREMIER PLAN D’ACTION NATIONAL SUR LA JEUNESSE, LA PAIX ET LA SÉCURITÉ – OSMAN AYARIGA</w:t>
+        <w:t xml:space="preserve">DÉTAILS DE MILLIERS D'AGENTS D'IMMIGRATION AMÉRICAINS DIVULGUÉS LORS D'UN PIRATAGE MAJEUR</w:t>
       </w:r>
     </w:p>
     <w:p>
@@ -10593,7 +11699,7 @@
         </w:rPr>
         <w:t xml:space="preserve">▪  Source : </w:t>
       </w:r>
-      <w:hyperlink w:history="1" r:id="rIddi_w_ln6x7w2s9uwda-gb">
+      <w:hyperlink w:history="1" r:id="rIds7srkhjtxnkyyoz4rhu74">
         <w:r>
           <w:rPr>
             <w:u w:val="single"/>
@@ -10612,7 +11718,7 @@
           <w:szCs w:val="26"/>
           <w:rFonts w:ascii="Calibri" w:cs="Calibri" w:eastAsia="Calibri" w:hAnsi="Calibri"/>
         </w:rPr>
-        <w:t xml:space="preserve"> — 27 octobre 2026, 18 h UTC</w:t>
+        <w:t xml:space="preserve"> — 28 octobre 2026, 23 h UTC</w:t>
       </w:r>
       <w:r>
         <w:rPr>
@@ -10650,7 +11756,7 @@
           <w:szCs w:val="28"/>
           <w:rFonts w:ascii="Calibri" w:cs="Calibri" w:eastAsia="Calibri" w:hAnsi="Calibri"/>
         </w:rPr>
-        <w:t xml:space="preserve">TROIS PERSONNES ARRÊTÉES DANS LA FORÊT D'ATEWA ALORS QUE NAIMOS LANCE L'OPÉRATION GREEN SHIELD</w:t>
+        <w:t xml:space="preserve">LE NPP DONNERA LA PRIORITÉ À L’ÉDUCATION PLUTÔT QU’AUX INCITATIONS MATÉRIELLES DANS LES COMMUNAUTÉS ZONGO – COORDONNATEUR NASARA</w:t>
       </w:r>
     </w:p>
     <w:p>
@@ -10666,7 +11772,7 @@
         </w:rPr>
         <w:t xml:space="preserve">▪  Source : </w:t>
       </w:r>
-      <w:hyperlink w:history="1" r:id="rIdzdrlpbvjehsqr_wj5ffg4">
+      <w:hyperlink w:history="1" r:id="rIdetnpbqtqq9e0dvvsgavjm">
         <w:r>
           <w:rPr>
             <w:u w:val="single"/>
@@ -10685,7 +11791,7 @@
           <w:szCs w:val="26"/>
           <w:rFonts w:ascii="Calibri" w:cs="Calibri" w:eastAsia="Calibri" w:hAnsi="Calibri"/>
         </w:rPr>
-        <w:t xml:space="preserve"> — 27 octobre 2026, 17 h UTC</w:t>
+        <w:t xml:space="preserve"> — 28 octobre 2026, 16 h UTC</w:t>
       </w:r>
       <w:r>
         <w:rPr>
@@ -10723,7 +11829,7 @@
           <w:szCs w:val="28"/>
           <w:rFonts w:ascii="Calibri" w:cs="Calibri" w:eastAsia="Calibri" w:hAnsi="Calibri"/>
         </w:rPr>
-        <w:t xml:space="preserve">GHANA CHALLENGES UN TO TURN HISTORICAL JUSTICE PROMISES INTO ACTION</w:t>
+        <w:t xml:space="preserve">LES POMPIERS INTERVIENNENT APRÈS UN INCIDENT IMPLIQUANT UN VÉHICULE IMPLIQUANT DU PEROXYDE D'HYDROGÈNE À GORIYIRI</w:t>
       </w:r>
     </w:p>
     <w:p>
@@ -10739,7 +11845,7 @@
         </w:rPr>
         <w:t xml:space="preserve">▪  Source : </w:t>
       </w:r>
-      <w:hyperlink w:history="1" r:id="rIdinei9evpgwahgjxbvpcxb">
+      <w:hyperlink w:history="1" r:id="rIdxd1imknhqqna7ev4uw8gq">
         <w:r>
           <w:rPr>
             <w:u w:val="single"/>
@@ -10748,7 +11854,7 @@
             <w:szCs w:val="26"/>
             <w:rFonts w:ascii="Calibri" w:cs="Calibri" w:eastAsia="Calibri" w:hAnsi="Calibri"/>
           </w:rPr>
-          <w:t xml:space="preserve">GBC Ghana Online</w:t>
+          <w:t xml:space="preserve">Ghanaian Times</w:t>
         </w:r>
       </w:hyperlink>
       <w:r>
@@ -10758,7 +11864,7 @@
           <w:szCs w:val="26"/>
           <w:rFonts w:ascii="Calibri" w:cs="Calibri" w:eastAsia="Calibri" w:hAnsi="Calibri"/>
         </w:rPr>
-        <w:t xml:space="preserve"> — 27 octobre 2026, 15 h UTC</w:t>
+        <w:t xml:space="preserve"> — 28 octobre 2026, 16 h UTC</w:t>
       </w:r>
       <w:r>
         <w:rPr>
@@ -10796,7 +11902,7 @@
           <w:szCs w:val="28"/>
           <w:rFonts w:ascii="Calibri" w:cs="Calibri" w:eastAsia="Calibri" w:hAnsi="Calibri"/>
         </w:rPr>
-        <w:t xml:space="preserve">GALAMSEY PERSISTERA SI LES FINANCIERS NE SONT PAS TOUCHÉS — ANALYSTE EN SÉCURITÉ</w:t>
+        <w:t xml:space="preserve">LA COMMISSION FORESTIÈRE PRÉVOIT DES CAMPS ARMÉS POUR PROTÉGER LA RÉSERVE FORESTIÈRE DE SUBRI DE GALAMSEY</w:t>
       </w:r>
     </w:p>
     <w:p>
@@ -10812,7 +11918,7 @@
         </w:rPr>
         <w:t xml:space="preserve">▪  Source : </w:t>
       </w:r>
-      <w:hyperlink w:history="1" r:id="rIdxuexwnpa4kgckwqed3udl">
+      <w:hyperlink w:history="1" r:id="rIdrzzmq0g8pet2dfkrb_zai">
         <w:r>
           <w:rPr>
             <w:u w:val="single"/>
@@ -10821,7 +11927,7 @@
             <w:szCs w:val="26"/>
             <w:rFonts w:ascii="Calibri" w:cs="Calibri" w:eastAsia="Calibri" w:hAnsi="Calibri"/>
           </w:rPr>
-          <w:t xml:space="preserve">GBC Ghana Online</w:t>
+          <w:t xml:space="preserve">JoyOnline</w:t>
         </w:r>
       </w:hyperlink>
       <w:r>
@@ -10831,7 +11937,18 @@
           <w:szCs w:val="26"/>
           <w:rFonts w:ascii="Calibri" w:cs="Calibri" w:eastAsia="Calibri" w:hAnsi="Calibri"/>
         </w:rPr>
-        <w:t xml:space="preserve"> — 27 octobre 2026, 12 h UTC</w:t>
+        <w:t xml:space="preserve"> — 28 octobre 2026, 10 h UTC</w:t>
+      </w:r>
+      <w:r>
+        <w:rPr>
+          <w:b/>
+          <w:bCs/>
+          <w:color w:val="1F2937"/>
+          <w:sz w:val="26"/>
+          <w:szCs w:val="26"/>
+          <w:rFonts w:ascii="Calibri" w:cs="Calibri" w:eastAsia="Calibri" w:hAnsi="Calibri"/>
+        </w:rPr>
+        <w:t xml:space="preserve">   ·   Cotation : Probable</w:t>
       </w:r>
     </w:p>
     <w:p>
@@ -11109,7 +12226,7 @@
           <w:szCs w:val="22"/>
           <w:rFonts w:ascii="Calibri" w:cs="Calibri" w:eastAsia="Calibri" w:hAnsi="Calibri"/>
         </w:rPr>
-        <w:t xml:space="preserve">Indice de confiance : faible (incident vérifié le plus récent : 122 jours ; aucun signal du jour)</w:t>
+        <w:t xml:space="preserve">Indice de confiance : faible (incident vérifié le plus récent : 123 jours ; aucun signal du jour)</w:t>
       </w:r>
     </w:p>
     <w:tbl>
@@ -11278,7 +12395,7 @@
                 <w:rFonts w:ascii="Calibri" w:cs="Calibri" w:eastAsia="Calibri" w:hAnsi="Calibri"/>
               </w:rPr>
             </w:r>
-            <w:hyperlink w:history="1" r:id="rIdxks5c6gs1rjjutcy6dfwz">
+            <w:hyperlink w:history="1" r:id="rIdnknzut6ntfadzz2pk_kuu">
               <w:r>
                 <w:rPr>
                   <w:u w:val="single"/>
@@ -11346,7 +12463,7 @@
                           </pic:cNvPicPr>
                         </pic:nvPicPr>
                         <pic:blipFill>
-                          <a:blip r:embed="rId12" cstate="none"/>
+                          <a:blip r:embed="rId14" cstate="none"/>
                           <a:srcRect/>
                           <a:stretch>
                             <a:fillRect/>
@@ -11372,7 +12489,7 @@
             <w:pPr>
               <w:jc w:val="right"/>
             </w:pPr>
-            <w:hyperlink w:history="1" r:id="rIdfhmopodngvfkw0b51gttw">
+            <w:hyperlink w:history="1" r:id="rId88gsvu6ydot8syz9e3vk1">
               <w:r>
                 <w:rPr>
                   <w:u w:val="single"/>
@@ -11690,7 +12807,7 @@
         </w:rPr>
         <w:t xml:space="preserve">▪  Source : </w:t>
       </w:r>
-      <w:hyperlink w:history="1" r:id="rId9vza6s4kcsdtwcyww1jkh">
+      <w:hyperlink w:history="1" r:id="rIdrvmemlzq8w0pt5hmipmdn">
         <w:r>
           <w:rPr>
             <w:u w:val="single"/>
@@ -11736,7 +12853,7 @@
           <w:szCs w:val="28"/>
           <w:rFonts w:ascii="Calibri" w:cs="Calibri" w:eastAsia="Calibri" w:hAnsi="Calibri"/>
         </w:rPr>
-        <w:t xml:space="preserve">TOGO : UNE TRAQUE SANS TRAQUEUR !</w:t>
+        <w:t xml:space="preserve">TOGO-RUSSIE : DES ACCORDS DE PARTENARIAT ET MÉMORANDUM D’ENTENTE SIGNÉS EN PRÉSENCE DU PRÉSIDENT DU CONSEIL</w:t>
       </w:r>
     </w:p>
     <w:p>
@@ -11752,7 +12869,153 @@
         </w:rPr>
         <w:t xml:space="preserve">▪  Source : </w:t>
       </w:r>
-      <w:hyperlink w:history="1" r:id="rIdxxgjozr831bafgeudbkmq">
+      <w:hyperlink w:history="1" r:id="rIdzcoc9rcd3fqg7c29v6hep">
+        <w:r>
+          <w:rPr>
+            <w:u w:val="single"/>
+            <w:color w:val="1F6B5E"/>
+            <w:sz w:val="26"/>
+            <w:szCs w:val="26"/>
+            <w:rFonts w:ascii="Calibri" w:cs="Calibri" w:eastAsia="Calibri" w:hAnsi="Calibri"/>
+          </w:rPr>
+          <w:t xml:space="preserve">ATOP — Agence Togolaise Presse</w:t>
+        </w:r>
+      </w:hyperlink>
+      <w:r>
+        <w:rPr>
+          <w:color w:val="1F2937"/>
+          <w:sz w:val="26"/>
+          <w:szCs w:val="26"/>
+          <w:rFonts w:ascii="Calibri" w:cs="Calibri" w:eastAsia="Calibri" w:hAnsi="Calibri"/>
+        </w:rPr>
+        <w:t xml:space="preserve"> — 28 octobre 2026, 15 h UTC</w:t>
+      </w:r>
+      <w:r>
+        <w:rPr>
+          <w:b/>
+          <w:bCs/>
+          <w:color w:val="1F2937"/>
+          <w:sz w:val="26"/>
+          <w:szCs w:val="26"/>
+          <w:rFonts w:ascii="Calibri" w:cs="Calibri" w:eastAsia="Calibri" w:hAnsi="Calibri"/>
+        </w:rPr>
+        <w:t xml:space="preserve">   ·   Cotation : Confirmé</w:t>
+      </w:r>
+    </w:p>
+    <w:p>
+      <w:pPr>
+        <w:spacing w:before="160"/>
+        <w:ind w:left="360"/>
+      </w:pPr>
+      <w:r>
+        <w:rPr>
+          <w:color w:val="1F6B5E"/>
+          <w:sz w:val="28"/>
+          <w:szCs w:val="28"/>
+          <w:rFonts w:ascii="Calibri" w:cs="Calibri" w:eastAsia="Calibri" w:hAnsi="Calibri"/>
+        </w:rPr>
+        <w:t xml:space="preserve">❑  </w:t>
+      </w:r>
+      <w:r>
+        <w:rPr>
+          <w:b/>
+          <w:bCs/>
+          <w:u w:val="single"/>
+          <w:color w:val="1F6B5E"/>
+          <w:sz w:val="28"/>
+          <w:szCs w:val="28"/>
+          <w:rFonts w:ascii="Calibri" w:cs="Calibri" w:eastAsia="Calibri" w:hAnsi="Calibri"/>
+        </w:rPr>
+        <w:t xml:space="preserve">SES SEMENCES AMÉLIORÉES POUR LES MARAÎCHERS DU NORD</w:t>
+      </w:r>
+    </w:p>
+    <w:p>
+      <w:pPr>
+        <w:ind w:left="720"/>
+      </w:pPr>
+      <w:r>
+        <w:rPr>
+          <w:color w:val="1F2937"/>
+          <w:sz w:val="26"/>
+          <w:szCs w:val="26"/>
+          <w:rFonts w:ascii="Calibri" w:cs="Calibri" w:eastAsia="Calibri" w:hAnsi="Calibri"/>
+        </w:rPr>
+        <w:t xml:space="preserve">▪  Source : </w:t>
+      </w:r>
+      <w:hyperlink w:history="1" r:id="rIddlmxd2rtuzqab14s0ys11">
+        <w:r>
+          <w:rPr>
+            <w:u w:val="single"/>
+            <w:color w:val="1F6B5E"/>
+            <w:sz w:val="26"/>
+            <w:szCs w:val="26"/>
+            <w:rFonts w:ascii="Calibri" w:cs="Calibri" w:eastAsia="Calibri" w:hAnsi="Calibri"/>
+          </w:rPr>
+          <w:t xml:space="preserve">AllAfrica (TG)</w:t>
+        </w:r>
+      </w:hyperlink>
+      <w:r>
+        <w:rPr>
+          <w:color w:val="1F2937"/>
+          <w:sz w:val="26"/>
+          <w:szCs w:val="26"/>
+          <w:rFonts w:ascii="Calibri" w:cs="Calibri" w:eastAsia="Calibri" w:hAnsi="Calibri"/>
+        </w:rPr>
+        <w:t xml:space="preserve"> — 28 octobre 2026, 13 h UTC</w:t>
+      </w:r>
+      <w:r>
+        <w:rPr>
+          <w:b/>
+          <w:bCs/>
+          <w:color w:val="1F2937"/>
+          <w:sz w:val="26"/>
+          <w:szCs w:val="26"/>
+          <w:rFonts w:ascii="Calibri" w:cs="Calibri" w:eastAsia="Calibri" w:hAnsi="Calibri"/>
+        </w:rPr>
+        <w:t xml:space="preserve">   ·   Cotation : Probable</w:t>
+      </w:r>
+    </w:p>
+    <w:p>
+      <w:pPr>
+        <w:spacing w:before="160"/>
+        <w:ind w:left="360"/>
+      </w:pPr>
+      <w:r>
+        <w:rPr>
+          <w:color w:val="1F6B5E"/>
+          <w:sz w:val="28"/>
+          <w:szCs w:val="28"/>
+          <w:rFonts w:ascii="Calibri" w:cs="Calibri" w:eastAsia="Calibri" w:hAnsi="Calibri"/>
+        </w:rPr>
+        <w:t xml:space="preserve">❑  </w:t>
+      </w:r>
+      <w:r>
+        <w:rPr>
+          <w:b/>
+          <w:bCs/>
+          <w:u w:val="single"/>
+          <w:color w:val="1F6B5E"/>
+          <w:sz w:val="28"/>
+          <w:szCs w:val="28"/>
+          <w:rFonts w:ascii="Calibri" w:cs="Calibri" w:eastAsia="Calibri" w:hAnsi="Calibri"/>
+        </w:rPr>
+        <w:t xml:space="preserve">SOMMET RUSSIE-AFRIQUE : LE TOGO ÉLARGIT SON PARTENARIAT AVEC MOSCOU, DE L’ÉDUCATION AUX DROITS DE L’HOMME</w:t>
+      </w:r>
+    </w:p>
+    <w:p>
+      <w:pPr>
+        <w:ind w:left="720"/>
+      </w:pPr>
+      <w:r>
+        <w:rPr>
+          <w:color w:val="1F2937"/>
+          <w:sz w:val="26"/>
+          <w:szCs w:val="26"/>
+          <w:rFonts w:ascii="Calibri" w:cs="Calibri" w:eastAsia="Calibri" w:hAnsi="Calibri"/>
+        </w:rPr>
+        <w:t xml:space="preserve">▪  Source : </w:t>
+      </w:r>
+      <w:hyperlink w:history="1" r:id="rIdsji8o4yuvt3vih76-5phz">
         <w:r>
           <w:rPr>
             <w:u w:val="single"/>
@@ -11771,7 +13034,7 @@
           <w:szCs w:val="26"/>
           <w:rFonts w:ascii="Calibri" w:cs="Calibri" w:eastAsia="Calibri" w:hAnsi="Calibri"/>
         </w:rPr>
-        <w:t xml:space="preserve"> — 28 octobre 2026, 9 h UTC</w:t>
+        <w:t xml:space="preserve"> — 28 octobre 2026, 12 h UTC</w:t>
       </w:r>
       <w:r>
         <w:rPr>
@@ -11809,7 +13072,7 @@
           <w:szCs w:val="28"/>
           <w:rFonts w:ascii="Calibri" w:cs="Calibri" w:eastAsia="Calibri" w:hAnsi="Calibri"/>
         </w:rPr>
-        <w:t xml:space="preserve">GÉNIE IMHOTEP SAISON 3 : LE LYCÉE ZÉBÉVI STOPPE LE LYCÉE TOKOIN2 DANS SON ÉLAN</w:t>
+        <w:t xml:space="preserve">EUFYCAM S4 CONTRE REOLINK DUO 3 POE CONTRE SOLOCAM S340 : LEQUEL DEVRIEZ-VOUS ACHETER ?</w:t>
       </w:r>
     </w:p>
     <w:p>
@@ -11825,7 +13088,7 @@
         </w:rPr>
         <w:t xml:space="preserve">▪  Source : </w:t>
       </w:r>
-      <w:hyperlink w:history="1" r:id="rIdo6xggg_swihtgqdyfcwlw">
+      <w:hyperlink w:history="1" r:id="rIdrlhizwtns5ft5128jh8mj">
         <w:r>
           <w:rPr>
             <w:u w:val="single"/>
@@ -11834,7 +13097,7 @@
             <w:szCs w:val="26"/>
             <w:rFonts w:ascii="Calibri" w:cs="Calibri" w:eastAsia="Calibri" w:hAnsi="Calibri"/>
           </w:rPr>
-          <w:t xml:space="preserve">Le Nouveau Reporter</w:t>
+          <w:t xml:space="preserve">24heureinfo.com</w:t>
         </w:r>
       </w:hyperlink>
       <w:r>
@@ -11844,7 +13107,7 @@
           <w:szCs w:val="26"/>
           <w:rFonts w:ascii="Calibri" w:cs="Calibri" w:eastAsia="Calibri" w:hAnsi="Calibri"/>
         </w:rPr>
-        <w:t xml:space="preserve"> — 28 octobre 2026, 8 h UTC</w:t>
+        <w:t xml:space="preserve"> — 28 octobre 2026, 11 h UTC</w:t>
       </w:r>
       <w:r>
         <w:rPr>
@@ -11856,152 +13119,6 @@
           <w:rFonts w:ascii="Calibri" w:cs="Calibri" w:eastAsia="Calibri" w:hAnsi="Calibri"/>
         </w:rPr>
         <w:t xml:space="preserve">   ·   Cotation : Non confirmé</w:t>
-      </w:r>
-    </w:p>
-    <w:p>
-      <w:pPr>
-        <w:spacing w:before="160"/>
-        <w:ind w:left="360"/>
-      </w:pPr>
-      <w:r>
-        <w:rPr>
-          <w:color w:val="1F6B5E"/>
-          <w:sz w:val="28"/>
-          <w:szCs w:val="28"/>
-          <w:rFonts w:ascii="Calibri" w:cs="Calibri" w:eastAsia="Calibri" w:hAnsi="Calibri"/>
-        </w:rPr>
-        <w:t xml:space="preserve">❑  </w:t>
-      </w:r>
-      <w:r>
-        <w:rPr>
-          <w:b/>
-          <w:bCs/>
-          <w:u w:val="single"/>
-          <w:color w:val="1F6B5E"/>
-          <w:sz w:val="28"/>
-          <w:szCs w:val="28"/>
-          <w:rFonts w:ascii="Calibri" w:cs="Calibri" w:eastAsia="Calibri" w:hAnsi="Calibri"/>
-        </w:rPr>
-        <w:t xml:space="preserve">TOGO : LA SÉCURITÉ RENFORCÉE SUR LE LITTORAL DE LOMÉ APRÈS LE DÉMANTÈLEMENT DES INSTALLATIONS ILLÉGALES</w:t>
-      </w:r>
-    </w:p>
-    <w:p>
-      <w:pPr>
-        <w:ind w:left="720"/>
-      </w:pPr>
-      <w:r>
-        <w:rPr>
-          <w:color w:val="1F2937"/>
-          <w:sz w:val="26"/>
-          <w:szCs w:val="26"/>
-          <w:rFonts w:ascii="Calibri" w:cs="Calibri" w:eastAsia="Calibri" w:hAnsi="Calibri"/>
-        </w:rPr>
-        <w:t xml:space="preserve">▪  Sources : </w:t>
-      </w:r>
-      <w:hyperlink w:history="1" r:id="rIdjzisuwm9k8btuny2iut-c">
-        <w:r>
-          <w:rPr>
-            <w:u w:val="single"/>
-            <w:color w:val="1F6B5E"/>
-            <w:sz w:val="26"/>
-            <w:szCs w:val="26"/>
-            <w:rFonts w:ascii="Calibri" w:cs="Calibri" w:eastAsia="Calibri" w:hAnsi="Calibri"/>
-          </w:rPr>
-          <w:t xml:space="preserve">24heureinfo.com · Togo Actualite · Icilome</w:t>
-        </w:r>
-      </w:hyperlink>
-      <w:r>
-        <w:rPr>
-          <w:color w:val="1F2937"/>
-          <w:sz w:val="26"/>
-          <w:szCs w:val="26"/>
-          <w:rFonts w:ascii="Calibri" w:cs="Calibri" w:eastAsia="Calibri" w:hAnsi="Calibri"/>
-        </w:rPr>
-        <w:t xml:space="preserve"> — 28 octobre 2026, 7 h UTC</w:t>
-      </w:r>
-      <w:r>
-        <w:rPr>
-          <w:b/>
-          <w:bCs/>
-          <w:color w:val="1F2937"/>
-          <w:sz w:val="26"/>
-          <w:szCs w:val="26"/>
-          <w:rFonts w:ascii="Calibri" w:cs="Calibri" w:eastAsia="Calibri" w:hAnsi="Calibri"/>
-        </w:rPr>
-        <w:t xml:space="preserve">   ·   Cotation : Confirmé</w:t>
-      </w:r>
-    </w:p>
-    <w:p>
-      <w:pPr>
-        <w:spacing w:before="160"/>
-        <w:ind w:left="360"/>
-      </w:pPr>
-      <w:r>
-        <w:rPr>
-          <w:color w:val="1F6B5E"/>
-          <w:sz w:val="28"/>
-          <w:szCs w:val="28"/>
-          <w:rFonts w:ascii="Calibri" w:cs="Calibri" w:eastAsia="Calibri" w:hAnsi="Calibri"/>
-        </w:rPr>
-        <w:t xml:space="preserve">❑  </w:t>
-      </w:r>
-      <w:r>
-        <w:rPr>
-          <w:b/>
-          <w:bCs/>
-          <w:u w:val="single"/>
-          <w:color w:val="1F6B5E"/>
-          <w:sz w:val="28"/>
-          <w:szCs w:val="28"/>
-          <w:rFonts w:ascii="Calibri" w:cs="Calibri" w:eastAsia="Calibri" w:hAnsi="Calibri"/>
-        </w:rPr>
-        <w:t xml:space="preserve">SOUTENU PAR L’UNION AFRICAINE, LE TOGOLAIS GILBERT HOUNGBO RÉUSSIRA-T-IL À CONSERVER LA TÊTE DE L’OIT ?</w:t>
-      </w:r>
-    </w:p>
-    <w:p>
-      <w:pPr>
-        <w:ind w:left="720"/>
-      </w:pPr>
-      <w:r>
-        <w:rPr>
-          <w:color w:val="1F2937"/>
-          <w:sz w:val="26"/>
-          <w:szCs w:val="26"/>
-          <w:rFonts w:ascii="Calibri" w:cs="Calibri" w:eastAsia="Calibri" w:hAnsi="Calibri"/>
-        </w:rPr>
-        <w:t xml:space="preserve">▪  Source : </w:t>
-      </w:r>
-      <w:hyperlink w:history="1" r:id="rIdtud6-xweagv4ynnc7f7c4">
-        <w:r>
-          <w:rPr>
-            <w:u w:val="single"/>
-            <w:color w:val="1F6B5E"/>
-            <w:sz w:val="26"/>
-            <w:szCs w:val="26"/>
-            <w:rFonts w:ascii="Calibri" w:cs="Calibri" w:eastAsia="Calibri" w:hAnsi="Calibri"/>
-          </w:rPr>
-          <w:t xml:space="preserve">Jeune Afrique</w:t>
-        </w:r>
-      </w:hyperlink>
-      <w:r>
-        <w:rPr>
-          <w:color w:val="1F2937"/>
-          <w:sz w:val="26"/>
-          <w:szCs w:val="26"/>
-          <w:rFonts w:ascii="Calibri" w:cs="Calibri" w:eastAsia="Calibri" w:hAnsi="Calibri"/>
-        </w:rPr>
-        <w:t xml:space="preserve"> — 27 octobre 2026, 13 h UTC</w:t>
-      </w:r>
-      <w:r>
-        <w:rPr>
-          <w:b/>
-          <w:bCs/>
-          <w:color w:val="1F2937"/>
-          <w:sz w:val="26"/>
-          <w:szCs w:val="26"/>
-          <w:rFonts w:ascii="Calibri" w:cs="Calibri" w:eastAsia="Calibri" w:hAnsi="Calibri"/>
-        </w:rPr>
-        <w:t xml:space="preserve">   ·   Cotation : Probable</w:t>
       </w:r>
     </w:p>
     <w:p>
@@ -12290,7 +13407,7 @@
           <w:szCs w:val="28"/>
           <w:rFonts w:ascii="Calibri" w:cs="Calibri" w:eastAsia="Calibri" w:hAnsi="Calibri"/>
         </w:rPr>
-        <w:t xml:space="preserve">VERS UNE PAIX DES CHAMPS ?</w:t>
+        <w:t xml:space="preserve">TOGO : UNE TRAQUE SANS TRAQUEUR !</w:t>
       </w:r>
     </w:p>
     <w:p>
@@ -12306,7 +13423,7 @@
         </w:rPr>
         <w:t xml:space="preserve">▪  Source : </w:t>
       </w:r>
-      <w:hyperlink w:history="1" r:id="rId9-w7zprvofhwpxwxgxqyp">
+      <w:hyperlink w:history="1" r:id="rIdejarp7yxbjybtwyksnjes">
         <w:r>
           <w:rPr>
             <w:u w:val="single"/>
@@ -12315,7 +13432,7 @@
             <w:szCs w:val="26"/>
             <w:rFonts w:ascii="Calibri" w:cs="Calibri" w:eastAsia="Calibri" w:hAnsi="Calibri"/>
           </w:rPr>
-          <w:t xml:space="preserve">AllAfrica (TG)</w:t>
+          <w:t xml:space="preserve">Icilome</w:t>
         </w:r>
       </w:hyperlink>
       <w:r>
@@ -12325,7 +13442,18 @@
           <w:szCs w:val="26"/>
           <w:rFonts w:ascii="Calibri" w:cs="Calibri" w:eastAsia="Calibri" w:hAnsi="Calibri"/>
         </w:rPr>
-        <w:t xml:space="preserve"> — 26 octobre 2026, 15 h UTC</w:t>
+        <w:t xml:space="preserve"> — 28 octobre 2026, 9 h UTC</w:t>
+      </w:r>
+      <w:r>
+        <w:rPr>
+          <w:b/>
+          <w:bCs/>
+          <w:color w:val="1F2937"/>
+          <w:sz w:val="26"/>
+          <w:szCs w:val="26"/>
+          <w:rFonts w:ascii="Calibri" w:cs="Calibri" w:eastAsia="Calibri" w:hAnsi="Calibri"/>
+        </w:rPr>
+        <w:t xml:space="preserve">   ·   Cotation : Non confirmé</w:t>
       </w:r>
     </w:p>
     <w:p>
@@ -12352,7 +13480,7 @@
           <w:szCs w:val="28"/>
           <w:rFonts w:ascii="Calibri" w:cs="Calibri" w:eastAsia="Calibri" w:hAnsi="Calibri"/>
         </w:rPr>
-        <w:t xml:space="preserve">STOCKS DE SÉCURITÉ - RECORD DE 31 000 TONNES COLLECTÉES EN 2025</w:t>
+        <w:t xml:space="preserve">GÉNIE IMHOTEP SAISON 3 : LE LYCÉE ZÉBÉVI STOPPE LE LYCÉE TOKOIN2 DANS SON ÉLAN</w:t>
       </w:r>
     </w:p>
     <w:p>
@@ -12368,7 +13496,7 @@
         </w:rPr>
         <w:t xml:space="preserve">▪  Source : </w:t>
       </w:r>
-      <w:hyperlink w:history="1" r:id="rIdveroercjamginw0evpzaz">
+      <w:hyperlink w:history="1" r:id="rIddinek0nnpwbaug7zerm8n">
         <w:r>
           <w:rPr>
             <w:u w:val="single"/>
@@ -12377,7 +13505,7 @@
             <w:szCs w:val="26"/>
             <w:rFonts w:ascii="Calibri" w:cs="Calibri" w:eastAsia="Calibri" w:hAnsi="Calibri"/>
           </w:rPr>
-          <w:t xml:space="preserve">AllAfrica (TG)</w:t>
+          <w:t xml:space="preserve">Le Nouveau Reporter</w:t>
         </w:r>
       </w:hyperlink>
       <w:r>
@@ -12387,7 +13515,18 @@
           <w:szCs w:val="26"/>
           <w:rFonts w:ascii="Calibri" w:cs="Calibri" w:eastAsia="Calibri" w:hAnsi="Calibri"/>
         </w:rPr>
-        <w:t xml:space="preserve"> — 26 octobre 2026, 11 h UTC</w:t>
+        <w:t xml:space="preserve"> — 28 octobre 2026, 8 h UTC</w:t>
+      </w:r>
+      <w:r>
+        <w:rPr>
+          <w:b/>
+          <w:bCs/>
+          <w:color w:val="1F2937"/>
+          <w:sz w:val="26"/>
+          <w:szCs w:val="26"/>
+          <w:rFonts w:ascii="Calibri" w:cs="Calibri" w:eastAsia="Calibri" w:hAnsi="Calibri"/>
+        </w:rPr>
+        <w:t xml:space="preserve">   ·   Cotation : Non confirmé</w:t>
       </w:r>
     </w:p>
     <w:p>
@@ -12414,7 +13553,7 @@
           <w:szCs w:val="28"/>
           <w:rFonts w:ascii="Calibri" w:cs="Calibri" w:eastAsia="Calibri" w:hAnsi="Calibri"/>
         </w:rPr>
-        <w:t xml:space="preserve">LA PLAGE DE LOMÉ SOUS SURVEILLANCE</w:t>
+        <w:t xml:space="preserve">TOGO : LA SÉCURITÉ RENFORCÉE SUR LE LITTORAL DE LOMÉ APRÈS LE DÉMANTÈLEMENT DES INSTALLATIONS ILLÉGALES</w:t>
       </w:r>
     </w:p>
     <w:p>
@@ -12428,9 +13567,9 @@
           <w:szCs w:val="26"/>
           <w:rFonts w:ascii="Calibri" w:cs="Calibri" w:eastAsia="Calibri" w:hAnsi="Calibri"/>
         </w:rPr>
-        <w:t xml:space="preserve">▪  Source : </w:t>
-      </w:r>
-      <w:hyperlink w:history="1" r:id="rIdtffwh582dw5qdv-sbuxko">
+        <w:t xml:space="preserve">▪  Sources : </w:t>
+      </w:r>
+      <w:hyperlink w:history="1" r:id="rIdl-v6jvohez1udoxjvut48">
         <w:r>
           <w:rPr>
             <w:u w:val="single"/>
@@ -12439,7 +13578,7 @@
             <w:szCs w:val="26"/>
             <w:rFonts w:ascii="Calibri" w:cs="Calibri" w:eastAsia="Calibri" w:hAnsi="Calibri"/>
           </w:rPr>
-          <w:t xml:space="preserve">AllAfrica (TG)</w:t>
+          <w:t xml:space="preserve">24heureinfo.com · Togo Actualite · Icilome</w:t>
         </w:r>
       </w:hyperlink>
       <w:r>
@@ -12449,7 +13588,18 @@
           <w:szCs w:val="26"/>
           <w:rFonts w:ascii="Calibri" w:cs="Calibri" w:eastAsia="Calibri" w:hAnsi="Calibri"/>
         </w:rPr>
-        <w:t xml:space="preserve"> — 26 octobre 2026, 11 h UTC</w:t>
+        <w:t xml:space="preserve"> — 28 octobre 2026, 7 h UTC</w:t>
+      </w:r>
+      <w:r>
+        <w:rPr>
+          <w:b/>
+          <w:bCs/>
+          <w:color w:val="1F2937"/>
+          <w:sz w:val="26"/>
+          <w:szCs w:val="26"/>
+          <w:rFonts w:ascii="Calibri" w:cs="Calibri" w:eastAsia="Calibri" w:hAnsi="Calibri"/>
+        </w:rPr>
+        <w:t xml:space="preserve">   ·   Cotation : Confirmé</w:t>
       </w:r>
     </w:p>
     <w:p>
@@ -12476,7 +13626,7 @@
           <w:szCs w:val="28"/>
           <w:rFonts w:ascii="Calibri" w:cs="Calibri" w:eastAsia="Calibri" w:hAnsi="Calibri"/>
         </w:rPr>
-        <w:t xml:space="preserve">TSÉVIÉ : LES FORCES DE SÉCURITÉ DÉPLOYÉES SUR LE SITE DU MEETING REPORTÉ DU CNCC</w:t>
+        <w:t xml:space="preserve">SOUTENU PAR L’UNION AFRICAINE, LE TOGOLAIS GILBERT HOUNGBO RÉUSSIRA-T-IL À CONSERVER LA TÊTE DE L’OIT ?</w:t>
       </w:r>
     </w:p>
     <w:p>
@@ -12492,7 +13642,7 @@
         </w:rPr>
         <w:t xml:space="preserve">▪  Source : </w:t>
       </w:r>
-      <w:hyperlink w:history="1" r:id="rIdmbpzdi12szrlgr-tsyphv">
+      <w:hyperlink w:history="1" r:id="rIdmlr0ndoul6h1spsqd74up">
         <w:r>
           <w:rPr>
             <w:u w:val="single"/>
@@ -12501,7 +13651,7 @@
             <w:szCs w:val="26"/>
             <w:rFonts w:ascii="Calibri" w:cs="Calibri" w:eastAsia="Calibri" w:hAnsi="Calibri"/>
           </w:rPr>
-          <w:t xml:space="preserve">24heureinfo.com</w:t>
+          <w:t xml:space="preserve">Jeune Afrique</w:t>
         </w:r>
       </w:hyperlink>
       <w:r>
@@ -12511,7 +13661,18 @@
           <w:szCs w:val="26"/>
           <w:rFonts w:ascii="Calibri" w:cs="Calibri" w:eastAsia="Calibri" w:hAnsi="Calibri"/>
         </w:rPr>
-        <w:t xml:space="preserve"> — 25 octobre 2026, 20 h UTC</w:t>
+        <w:t xml:space="preserve"> — 27 octobre 2026, 13 h UTC</w:t>
+      </w:r>
+      <w:r>
+        <w:rPr>
+          <w:b/>
+          <w:bCs/>
+          <w:color w:val="1F2937"/>
+          <w:sz w:val="26"/>
+          <w:szCs w:val="26"/>
+          <w:rFonts w:ascii="Calibri" w:cs="Calibri" w:eastAsia="Calibri" w:hAnsi="Calibri"/>
+        </w:rPr>
+        <w:t xml:space="preserve">   ·   Cotation : Probable</w:t>
       </w:r>
     </w:p>
     <w:p>
@@ -12744,7 +13905,7 @@
           <w:szCs w:val="22"/>
           <w:rFonts w:ascii="Calibri" w:cs="Calibri" w:eastAsia="Calibri" w:hAnsi="Calibri"/>
         </w:rPr>
-        <w:t xml:space="preserve">Indice de confiance : faible (incident vérifié le plus récent : 121 jours ; aucun signal du jour)</w:t>
+        <w:t xml:space="preserve">Indice de confiance : moyenne (incident vérifié le plus récent : 122 jours ; 1 signal du jour)</w:t>
       </w:r>
     </w:p>
     <w:tbl>
@@ -12790,7 +13951,7 @@
                 <w:szCs w:val="40"/>
                 <w:rFonts w:ascii="Arial Narrow" w:cs="Arial Narrow" w:eastAsia="Arial Narrow" w:hAnsi="Arial Narrow"/>
               </w:rPr>
-              <w:t xml:space="preserve">Le NUEE menace de fermer tout le pays et exige le retrait des soldats du siège de la BEDC</w:t>
+              <w:t xml:space="preserve">Sécurité au Bénin : le MSEC dresse son bilan et trace son cap pour les trois prochaines années</w:t>
             </w:r>
           </w:p>
           <w:p>
@@ -12817,7 +13978,7 @@
                 <w:szCs w:val="26"/>
                 <w:rFonts w:ascii="Calibri" w:cs="Calibri" w:eastAsia="Calibri" w:hAnsi="Calibri"/>
               </w:rPr>
-              <w:t xml:space="preserve">Fait rapporté le samedi 24 octobre 2026. Lieu : Bénin. Actualité sécuritaire. Une seule source à ce stade (The Sun Nigeria) : à confirmer par un second média.</w:t>
+              <w:t xml:space="preserve">Fait rapporté le mercredi 28 octobre 2026. Lieu : Bénin. Actualité sécuritaire. Une seule source à ce stade (Alwihda Info (Tchad)) : à confirmer par un second média.</w:t>
             </w:r>
           </w:p>
           <w:p>
@@ -12837,16 +13998,30 @@
             </w:r>
           </w:p>
           <w:p>
-            <w:r>
-              <w:rPr>
-                <w:i/>
-                <w:iCs/>
-                <w:color w:val="6B7280"/>
+            <w:pPr>
+              <w:spacing w:after="60"/>
+            </w:pPr>
+            <w:r>
+              <w:rPr>
+                <w:b/>
+                <w:bCs/>
+                <w:color w:val="1F2937"/>
                 <w:sz w:val="26"/>
                 <w:szCs w:val="26"/>
                 <w:rFonts w:ascii="Calibri" w:cs="Calibri" w:eastAsia="Calibri" w:hAnsi="Calibri"/>
               </w:rPr>
-              <w:t xml:space="preserve">Les médias n'en publient que le titre dans leur flux : le détail est à lire dans l'article (lien ci-dessous).</w:t>
+              <w:t xml:space="preserve">Alwihda Info (Tchad) : </w:t>
+            </w:r>
+            <w:r>
+              <w:rPr>
+                <w:i/>
+                <w:iCs/>
+                <w:color w:val="1F2937"/>
+                <w:sz w:val="26"/>
+                <w:szCs w:val="26"/>
+                <w:rFonts w:ascii="Calibri" w:cs="Calibri" w:eastAsia="Calibri" w:hAnsi="Calibri"/>
+              </w:rPr>
+              <w:t xml:space="preserve">« Le Bénin et ses partenaires ont lancé l'atelier stratégique du Mécanisme de stabilité des États côtiers pour évaluer trois ans d'actions contre l'extrémisme violent et préparer le prochain triennat. »</w:t>
             </w:r>
           </w:p>
           <w:p>
@@ -12899,7 +14074,7 @@
                 <w:rFonts w:ascii="Calibri" w:cs="Calibri" w:eastAsia="Calibri" w:hAnsi="Calibri"/>
               </w:rPr>
             </w:r>
-            <w:hyperlink w:history="1" r:id="rIdscvgze2ftsyj8l0tcgvcw">
+            <w:hyperlink w:history="1" r:id="rIdkqlsxt8nsylsur4ytsbtg">
               <w:r>
                 <w:rPr>
                   <w:u w:val="single"/>
@@ -12908,7 +14083,7 @@
                   <w:szCs w:val="26"/>
                   <w:rFonts w:ascii="Calibri" w:cs="Calibri" w:eastAsia="Calibri" w:hAnsi="Calibri"/>
                 </w:rPr>
-                <w:t xml:space="preserve">The Sun Nigeria</w:t>
+                <w:t xml:space="preserve">Alwihda Info (Tchad)</w:t>
               </w:r>
             </w:hyperlink>
             <w:r>
@@ -12918,7 +14093,18 @@
                 <w:szCs w:val="26"/>
                 <w:rFonts w:ascii="Calibri" w:cs="Calibri" w:eastAsia="Calibri" w:hAnsi="Calibri"/>
               </w:rPr>
-              <w:t xml:space="preserve"> — 24 octobre 2026, 7 h UTC</w:t>
+              <w:t xml:space="preserve"> — 28 octobre 2026, 16 h UTC</w:t>
+            </w:r>
+            <w:r>
+              <w:rPr>
+                <w:b/>
+                <w:bCs/>
+                <w:color w:val="1F2937"/>
+                <w:sz w:val="26"/>
+                <w:szCs w:val="26"/>
+                <w:rFonts w:ascii="Calibri" w:cs="Calibri" w:eastAsia="Calibri" w:hAnsi="Calibri"/>
+              </w:rPr>
+              <w:t xml:space="preserve">   ·   Cotation : Probable</w:t>
             </w:r>
           </w:p>
         </w:tc>
@@ -12940,7 +14126,7 @@
             <w:r>
               <w:drawing>
                 <wp:inline distT="0" distB="0" distL="0" distR="0">
-                  <wp:extent cx="3219450" cy="2857500"/>
+                  <wp:extent cx="3810000" cy="2552700"/>
                   <wp:effectExtent t="0" r="0" b="0" l="0"/>
                   <wp:docPr id="1" name="" descr="" title=""/>
                   <wp:cNvGraphicFramePr>
@@ -12956,7 +14142,7 @@
                           </pic:cNvPicPr>
                         </pic:nvPicPr>
                         <pic:blipFill>
-                          <a:blip r:embed="rId13" cstate="none"/>
+                          <a:blip r:embed="rId15" cstate="none"/>
                           <a:srcRect/>
                           <a:stretch>
                             <a:fillRect/>
@@ -12965,7 +14151,7 @@
                         <pic:spPr bwMode="auto">
                           <a:xfrm>
                             <a:off x="0" y="0"/>
-                            <a:ext cx="3219450" cy="2857500"/>
+                            <a:ext cx="3810000" cy="2552700"/>
                           </a:xfrm>
                           <a:prstGeom prst="rect">
                             <a:avLst/>
@@ -12982,7 +14168,7 @@
             <w:pPr>
               <w:jc w:val="right"/>
             </w:pPr>
-            <w:hyperlink w:history="1" r:id="rId2tsr5kigy0kql7ytgrxwu">
+            <w:hyperlink w:history="1" r:id="rIdxgbuh78akklbtrukwg7sa">
               <w:r>
                 <w:rPr>
                   <w:u w:val="single"/>
@@ -12991,13 +14177,292 @@
                   <w:szCs w:val="16"/>
                   <w:rFonts w:ascii="Calibri" w:cs="Calibri" w:eastAsia="Calibri" w:hAnsi="Calibri"/>
                 </w:rPr>
-                <w:t xml:space="preserve">Photo : © thesun.ng</w:t>
+                <w:t xml:space="preserve">Photo : © alwihdainfo.com</w:t>
               </w:r>
             </w:hyperlink>
           </w:p>
         </w:tc>
       </w:tr>
     </w:tbl>
+    <w:p>
+      <w:pPr>
+        <w:pageBreakBefore/>
+        <w:spacing w:after="0" w:before="0"/>
+        <w:rPr>
+          <w:sz w:val="2"/>
+          <w:szCs w:val="2"/>
+        </w:rPr>
+      </w:pPr>
+    </w:p>
+    <w:tbl>
+      <w:tblPr>
+        <w:tblW w:type="dxa" w:w="17680"/>
+        <w:tblBorders>
+          <w:top w:val="single" w:color="auto" w:sz="4"/>
+          <w:left w:val="single" w:color="auto" w:sz="4"/>
+          <w:bottom w:val="single" w:color="auto" w:sz="4"/>
+          <w:right w:val="single" w:color="auto" w:sz="4"/>
+          <w:insideH w:val="single" w:color="auto" w:sz="4"/>
+          <w:insideV w:val="single" w:color="auto" w:sz="4"/>
+        </w:tblBorders>
+      </w:tblPr>
+      <w:tblGrid>
+        <w:gridCol w:w="1000"/>
+        <w:gridCol w:w="15180"/>
+        <w:gridCol w:w="1500"/>
+      </w:tblGrid>
+      <w:tr>
+        <w:tc>
+          <w:tcPr>
+            <w:tcW w:type="dxa" w:w="1000"/>
+            <w:tcBorders>
+              <w:top w:val="none" w:color="FFFFFF" w:sz="0"/>
+              <w:left w:val="none" w:color="FFFFFF" w:sz="0"/>
+              <w:bottom w:val="none" w:color="FFFFFF" w:sz="0"/>
+              <w:right w:val="none" w:color="FFFFFF" w:sz="0"/>
+            </w:tcBorders>
+            <w:shd w:fill="1F6B5E" w:color="auto" w:val="clear"/>
+            <w:vAlign w:val="center"/>
+          </w:tcPr>
+          <w:p>
+            <w:pPr>
+              <w:jc w:val="center"/>
+            </w:pPr>
+            <w:r>
+              <w:rPr>
+                <w:color w:val="FFFFFF"/>
+                <w:sz w:val="44"/>
+                <w:szCs w:val="44"/>
+                <w:rFonts w:ascii="Arial Narrow" w:cs="Arial Narrow" w:eastAsia="Arial Narrow" w:hAnsi="Arial Narrow"/>
+              </w:rPr>
+              <w:t xml:space="preserve">VI</w:t>
+            </w:r>
+          </w:p>
+        </w:tc>
+        <w:tc>
+          <w:tcPr>
+            <w:tcW w:type="dxa" w:w="15180"/>
+            <w:tcBorders>
+              <w:top w:val="none" w:color="FFFFFF" w:sz="0"/>
+              <w:left w:val="none" w:color="FFFFFF" w:sz="0"/>
+              <w:bottom w:val="none" w:color="FFFFFF" w:sz="0"/>
+              <w:right w:val="none" w:color="FFFFFF" w:sz="0"/>
+            </w:tcBorders>
+            <w:vAlign w:val="center"/>
+          </w:tcPr>
+          <w:p>
+            <w:pPr>
+              <w:ind w:left="200"/>
+            </w:pPr>
+            <w:r>
+              <w:rPr>
+                <w:color w:val="1F6B5E"/>
+                <w:sz w:val="56"/>
+                <w:szCs w:val="56"/>
+                <w:rFonts w:ascii="Arial Narrow" w:cs="Arial Narrow" w:eastAsia="Arial Narrow" w:hAnsi="Arial Narrow"/>
+              </w:rPr>
+              <w:t xml:space="preserve">Bénin</w:t>
+            </w:r>
+          </w:p>
+        </w:tc>
+        <w:tc>
+          <w:tcPr>
+            <w:tcW w:type="dxa" w:w="1500"/>
+            <w:tcBorders>
+              <w:top w:val="none" w:color="FFFFFF" w:sz="0"/>
+              <w:left w:val="none" w:color="FFFFFF" w:sz="0"/>
+              <w:bottom w:val="none" w:color="FFFFFF" w:sz="0"/>
+              <w:right w:val="none" w:color="FFFFFF" w:sz="0"/>
+            </w:tcBorders>
+            <w:vAlign w:val="center"/>
+          </w:tcPr>
+          <w:tbl>
+            <w:tblPr>
+              <w:tblW w:type="dxa" w:w="1200"/>
+              <w:tblBorders>
+                <w:top w:val="single" w:color="auto" w:sz="4"/>
+                <w:left w:val="single" w:color="auto" w:sz="4"/>
+                <w:bottom w:val="single" w:color="auto" w:sz="4"/>
+                <w:right w:val="single" w:color="auto" w:sz="4"/>
+                <w:insideH w:val="single" w:color="auto" w:sz="4"/>
+                <w:insideV w:val="single" w:color="auto" w:sz="4"/>
+              </w:tblBorders>
+            </w:tblPr>
+            <w:tblGrid>
+              <w:gridCol w:w="480"/>
+              <w:gridCol w:w="720"/>
+            </w:tblGrid>
+            <w:tr>
+              <w:trPr>
+                <w:trHeight w:val="300" w:hRule="exact"/>
+              </w:trPr>
+              <w:tc>
+                <w:tcPr>
+                  <w:tcW w:type="dxa" w:w="480"/>
+                  <w:vMerge w:val="restart"/>
+                  <w:tcBorders>
+                    <w:top w:val="single" w:color="1F2937" w:sz="6"/>
+                    <w:left w:val="single" w:color="1F2937" w:sz="6"/>
+                    <w:bottom w:val="single" w:color="1F2937" w:sz="6"/>
+                    <w:right w:val="single" w:color="1F2937" w:sz="6"/>
+                  </w:tcBorders>
+                  <w:shd w:fill="008751" w:color="auto" w:val="clear"/>
+                </w:tcPr>
+                <w:p>
+                  <w:r>
+                    <w:rPr>
+                      <w:color w:val="1F2937"/>
+                      <w:sz w:val="2"/>
+                      <w:szCs w:val="2"/>
+                      <w:rFonts w:ascii="Calibri" w:cs="Calibri" w:eastAsia="Calibri" w:hAnsi="Calibri"/>
+                    </w:rPr>
+                  </w:r>
+                </w:p>
+              </w:tc>
+              <w:tc>
+                <w:tcPr>
+                  <w:tcW w:type="dxa" w:w="720"/>
+                  <w:tcBorders>
+                    <w:top w:val="single" w:color="1F2937" w:sz="6"/>
+                    <w:left w:val="single" w:color="1F2937" w:sz="6"/>
+                    <w:bottom w:val="single" w:color="1F2937" w:sz="6"/>
+                    <w:right w:val="single" w:color="1F2937" w:sz="6"/>
+                  </w:tcBorders>
+                  <w:shd w:fill="FCD116" w:color="auto" w:val="clear"/>
+                </w:tcPr>
+                <w:p>
+                  <w:r>
+                    <w:rPr>
+                      <w:color w:val="1F2937"/>
+                      <w:sz w:val="2"/>
+                      <w:szCs w:val="2"/>
+                      <w:rFonts w:ascii="Calibri" w:cs="Calibri" w:eastAsia="Calibri" w:hAnsi="Calibri"/>
+                    </w:rPr>
+                  </w:r>
+                </w:p>
+              </w:tc>
+            </w:tr>
+            <w:tr>
+              <w:trPr>
+                <w:trHeight w:val="300" w:hRule="exact"/>
+              </w:trPr>
+              <w:tc>
+                <w:tcPr>
+                  <w:vMerge w:val="continue"/>
+                  <w:tcBorders>
+                    <w:top w:val="single" w:color="1F2937" w:sz="6"/>
+                    <w:left w:val="single" w:color="1F2937" w:sz="6"/>
+                    <w:bottom w:val="single" w:color="1F2937" w:sz="6"/>
+                    <w:right w:val="single" w:color="1F2937" w:sz="6"/>
+                  </w:tcBorders>
+                </w:tcPr>
+                <w:p/>
+              </w:tc>
+              <w:tc>
+                <w:tcPr>
+                  <w:tcW w:type="dxa" w:w="720"/>
+                  <w:tcBorders>
+                    <w:top w:val="single" w:color="1F2937" w:sz="6"/>
+                    <w:left w:val="single" w:color="1F2937" w:sz="6"/>
+                    <w:bottom w:val="single" w:color="1F2937" w:sz="6"/>
+                    <w:right w:val="single" w:color="1F2937" w:sz="6"/>
+                  </w:tcBorders>
+                  <w:shd w:fill="E8112D" w:color="auto" w:val="clear"/>
+                </w:tcPr>
+                <w:p>
+                  <w:r>
+                    <w:rPr>
+                      <w:color w:val="1F2937"/>
+                      <w:sz w:val="2"/>
+                      <w:szCs w:val="2"/>
+                      <w:rFonts w:ascii="Calibri" w:cs="Calibri" w:eastAsia="Calibri" w:hAnsi="Calibri"/>
+                    </w:rPr>
+                  </w:r>
+                </w:p>
+              </w:tc>
+            </w:tr>
+          </w:tbl>
+          <w:p/>
+        </w:tc>
+      </w:tr>
+    </w:tbl>
+    <w:p>
+      <w:pPr>
+        <w:pBdr>
+          <w:bottom w:val="single" w:color="A3A3A3" w:sz="4" w:space="1"/>
+        </w:pBdr>
+      </w:pPr>
+      <w:r>
+        <w:rPr>
+          <w:color w:val="1F2937"/>
+          <w:sz w:val="12"/>
+          <w:szCs w:val="12"/>
+          <w:rFonts w:ascii="Calibri" w:cs="Calibri" w:eastAsia="Calibri" w:hAnsi="Calibri"/>
+        </w:rPr>
+      </w:r>
+    </w:p>
+    <w:p>
+      <w:pPr>
+        <w:spacing w:before="160"/>
+        <w:ind w:left="360"/>
+      </w:pPr>
+      <w:r>
+        <w:rPr>
+          <w:color w:val="1F6B5E"/>
+          <w:sz w:val="28"/>
+          <w:szCs w:val="28"/>
+          <w:rFonts w:ascii="Calibri" w:cs="Calibri" w:eastAsia="Calibri" w:hAnsi="Calibri"/>
+        </w:rPr>
+        <w:t xml:space="preserve">❑  </w:t>
+      </w:r>
+      <w:r>
+        <w:rPr>
+          <w:b/>
+          <w:bCs/>
+          <w:u w:val="single"/>
+          <w:color w:val="1F6B5E"/>
+          <w:sz w:val="28"/>
+          <w:szCs w:val="28"/>
+          <w:rFonts w:ascii="Calibri" w:cs="Calibri" w:eastAsia="Calibri" w:hAnsi="Calibri"/>
+        </w:rPr>
+        <w:t xml:space="preserve">LE NUEE MENACE DE FERMER TOUT LE PAYS ET EXIGE LE RETRAIT DES SOLDATS DU SIÈGE DE LA BEDC</w:t>
+      </w:r>
+    </w:p>
+    <w:p>
+      <w:pPr>
+        <w:ind w:left="720"/>
+      </w:pPr>
+      <w:r>
+        <w:rPr>
+          <w:color w:val="1F2937"/>
+          <w:sz w:val="26"/>
+          <w:szCs w:val="26"/>
+          <w:rFonts w:ascii="Calibri" w:cs="Calibri" w:eastAsia="Calibri" w:hAnsi="Calibri"/>
+        </w:rPr>
+        <w:t xml:space="preserve">▪  Source : </w:t>
+      </w:r>
+      <w:hyperlink w:history="1" r:id="rIdl2920zm9n6m5wyhhpsn9c">
+        <w:r>
+          <w:rPr>
+            <w:u w:val="single"/>
+            <w:color w:val="1F6B5E"/>
+            <w:sz w:val="26"/>
+            <w:szCs w:val="26"/>
+            <w:rFonts w:ascii="Calibri" w:cs="Calibri" w:eastAsia="Calibri" w:hAnsi="Calibri"/>
+          </w:rPr>
+          <w:t xml:space="preserve">The Sun Nigeria</w:t>
+        </w:r>
+      </w:hyperlink>
+      <w:r>
+        <w:rPr>
+          <w:color w:val="1F2937"/>
+          <w:sz w:val="26"/>
+          <w:szCs w:val="26"/>
+          <w:rFonts w:ascii="Calibri" w:cs="Calibri" w:eastAsia="Calibri" w:hAnsi="Calibri"/>
+        </w:rPr>
+        <w:t xml:space="preserve"> — 24 octobre 2026, 7 h UTC</w:t>
+      </w:r>
+    </w:p>
     <w:p>
       <w:pPr>
         <w:pageBreakBefore/>
@@ -13211,153 +14676,285 @@
           <w:szCs w:val="22"/>
           <w:rFonts w:ascii="Calibri" w:cs="Calibri" w:eastAsia="Calibri" w:hAnsi="Calibri"/>
         </w:rPr>
-        <w:t xml:space="preserve">Indice de confiance : faible (incident vérifié le plus récent : 119 jours ; aucun signal du jour)</w:t>
-      </w:r>
-    </w:p>
-    <w:p>
-      <w:pPr>
-        <w:spacing w:before="120" w:after="60"/>
-      </w:pPr>
-      <w:r>
-        <w:rPr>
-          <w:b/>
-          <w:bCs/>
-          <w:color w:val="1F6B5E"/>
-          <w:sz w:val="40"/>
-          <w:szCs w:val="40"/>
-          <w:rFonts w:ascii="Arial Narrow" w:cs="Arial Narrow" w:eastAsia="Arial Narrow" w:hAnsi="Arial Narrow"/>
-        </w:rPr>
-        <w:t xml:space="preserve">Mort mystérieuse de Souleymane Touré : sa mère et sa sœur veulent toute la vérité</w:t>
-      </w:r>
-    </w:p>
-    <w:p>
-      <w:pPr>
-        <w:spacing w:before="120" w:after="20"/>
-      </w:pPr>
-      <w:r>
-        <w:rPr>
-          <w:b/>
-          <w:bCs/>
-          <w:color w:val="1F6B5E"/>
-          <w:sz w:val="28"/>
-          <w:szCs w:val="28"/>
-          <w:rFonts w:ascii="Calibri" w:cs="Calibri" w:eastAsia="Calibri" w:hAnsi="Calibri"/>
-        </w:rPr>
-        <w:t xml:space="preserve">Contexte</w:t>
-      </w:r>
-    </w:p>
-    <w:p>
-      <w:r>
-        <w:rPr>
-          <w:color w:val="1F2937"/>
-          <w:sz w:val="26"/>
-          <w:szCs w:val="26"/>
-          <w:rFonts w:ascii="Calibri" w:cs="Calibri" w:eastAsia="Calibri" w:hAnsi="Calibri"/>
-        </w:rPr>
-        <w:t xml:space="preserve">Fait rapporté le dimanche 25 octobre 2026. Lieu : Guinée. Actualité sécuritaire. Une seule source à ce stade (Guinee7.com) : à confirmer par un second média.</w:t>
-      </w:r>
-    </w:p>
-    <w:p>
-      <w:pPr>
-        <w:spacing w:before="120" w:after="20"/>
-      </w:pPr>
-      <w:r>
-        <w:rPr>
-          <w:b/>
-          <w:bCs/>
-          <w:color w:val="1F6B5E"/>
-          <w:sz w:val="28"/>
-          <w:szCs w:val="28"/>
-          <w:rFonts w:ascii="Calibri" w:cs="Calibri" w:eastAsia="Calibri" w:hAnsi="Calibri"/>
-        </w:rPr>
-        <w:t xml:space="preserve">Ce que rapportent les sources</w:t>
-      </w:r>
-    </w:p>
-    <w:p>
-      <w:r>
-        <w:rPr>
-          <w:i/>
-          <w:iCs/>
-          <w:color w:val="6B7280"/>
-          <w:sz w:val="26"/>
-          <w:szCs w:val="26"/>
-          <w:rFonts w:ascii="Calibri" w:cs="Calibri" w:eastAsia="Calibri" w:hAnsi="Calibri"/>
-        </w:rPr>
-        <w:t xml:space="preserve">Les médias n'en publient que le titre dans leur flux : le détail est à lire dans l'article (lien ci-dessous).</w:t>
-      </w:r>
-    </w:p>
-    <w:p>
-      <w:pPr>
-        <w:spacing w:before="120" w:after="20"/>
-      </w:pPr>
-      <w:r>
-        <w:rPr>
-          <w:b/>
-          <w:bCs/>
-          <w:color w:val="1F6B5E"/>
-          <w:sz w:val="28"/>
-          <w:szCs w:val="28"/>
-          <w:rFonts w:ascii="Calibri" w:cs="Calibri" w:eastAsia="Calibri" w:hAnsi="Calibri"/>
-        </w:rPr>
-        <w:t xml:space="preserve">Enjeux sûreté</w:t>
-      </w:r>
-    </w:p>
-    <w:p>
-      <w:r>
-        <w:rPr>
-          <w:color w:val="1F2937"/>
-          <w:sz w:val="26"/>
-          <w:szCs w:val="26"/>
-          <w:rFonts w:ascii="Calibri" w:cs="Calibri" w:eastAsia="Calibri" w:hAnsi="Calibri"/>
-        </w:rPr>
-        <w:t xml:space="preserve">Fait sécuritaire à suivre : vérifier son incidence sur les sites, les itinéraires et les personnels présents dans la zone.</w:t>
-      </w:r>
-    </w:p>
-    <w:p>
-      <w:pPr>
-        <w:spacing w:before="120"/>
-      </w:pPr>
-      <w:r>
-        <w:rPr>
-          <w:b/>
-          <w:bCs/>
-          <w:color w:val="1F2937"/>
-          <w:sz w:val="26"/>
-          <w:szCs w:val="26"/>
-          <w:rFonts w:ascii="Calibri" w:cs="Calibri" w:eastAsia="Calibri" w:hAnsi="Calibri"/>
-        </w:rPr>
-        <w:t xml:space="preserve">Source : </w:t>
-      </w:r>
-      <w:r>
-        <w:rPr>
-          <w:color w:val="1F2937"/>
-          <w:sz w:val="26"/>
-          <w:szCs w:val="26"/>
-          <w:rFonts w:ascii="Calibri" w:cs="Calibri" w:eastAsia="Calibri" w:hAnsi="Calibri"/>
-        </w:rPr>
-      </w:r>
-      <w:hyperlink w:history="1" r:id="rIdxt0nyvflyisshclogqoh8">
-        <w:r>
-          <w:rPr>
-            <w:u w:val="single"/>
-            <w:color w:val="1F6B5E"/>
-            <w:sz w:val="26"/>
-            <w:szCs w:val="26"/>
-            <w:rFonts w:ascii="Calibri" w:cs="Calibri" w:eastAsia="Calibri" w:hAnsi="Calibri"/>
-          </w:rPr>
-          <w:t xml:space="preserve">Guinee7.com</w:t>
-        </w:r>
-      </w:hyperlink>
-      <w:r>
-        <w:rPr>
-          <w:color w:val="1F2937"/>
-          <w:sz w:val="26"/>
-          <w:szCs w:val="26"/>
-          <w:rFonts w:ascii="Calibri" w:cs="Calibri" w:eastAsia="Calibri" w:hAnsi="Calibri"/>
-        </w:rPr>
-        <w:t xml:space="preserve"> — 25 octobre 2026, 20 h UTC</w:t>
-      </w:r>
-    </w:p>
+        <w:t xml:space="preserve">Indice de confiance : faible (incident vérifié le plus récent : 120 jours ; aucun signal du jour)</w:t>
+      </w:r>
+    </w:p>
+    <w:tbl>
+      <w:tblPr>
+        <w:tblW w:type="dxa" w:w="17680"/>
+        <w:tblBorders>
+          <w:top w:val="single" w:color="auto" w:sz="4"/>
+          <w:left w:val="single" w:color="auto" w:sz="4"/>
+          <w:bottom w:val="single" w:color="auto" w:sz="4"/>
+          <w:right w:val="single" w:color="auto" w:sz="4"/>
+          <w:insideH w:val="single" w:color="auto" w:sz="4"/>
+          <w:insideV w:val="single" w:color="auto" w:sz="4"/>
+        </w:tblBorders>
+      </w:tblPr>
+      <w:tblGrid>
+        <w:gridCol w:w="11280"/>
+        <w:gridCol w:w="6400"/>
+      </w:tblGrid>
+      <w:tr>
+        <w:tc>
+          <w:tcPr>
+            <w:tcW w:type="dxa" w:w="11280"/>
+            <w:tcBorders>
+              <w:top w:val="none" w:color="FFFFFF" w:sz="0"/>
+              <w:left w:val="none" w:color="FFFFFF" w:sz="0"/>
+              <w:bottom w:val="none" w:color="FFFFFF" w:sz="0"/>
+              <w:right w:val="none" w:color="FFFFFF" w:sz="0"/>
+            </w:tcBorders>
+            <w:tcMar>
+              <w:right w:type="dxa" w:w="200"/>
+            </w:tcMar>
+          </w:tcPr>
+          <w:p>
+            <w:pPr>
+              <w:spacing w:before="120" w:after="60"/>
+            </w:pPr>
+            <w:r>
+              <w:rPr>
+                <w:b/>
+                <w:bCs/>
+                <w:color w:val="1F6B5E"/>
+                <w:sz w:val="40"/>
+                <w:szCs w:val="40"/>
+                <w:rFonts w:ascii="Arial Narrow" w:cs="Arial Narrow" w:eastAsia="Arial Narrow" w:hAnsi="Arial Narrow"/>
+              </w:rPr>
+              <w:t xml:space="preserve">Semaine du Soldat 2026 : les forces de sécurité à l’assaut des déchets à Madina</w:t>
+            </w:r>
+          </w:p>
+          <w:p>
+            <w:pPr>
+              <w:spacing w:before="120" w:after="20"/>
+            </w:pPr>
+            <w:r>
+              <w:rPr>
+                <w:b/>
+                <w:bCs/>
+                <w:color w:val="1F6B5E"/>
+                <w:sz w:val="28"/>
+                <w:szCs w:val="28"/>
+                <w:rFonts w:ascii="Calibri" w:cs="Calibri" w:eastAsia="Calibri" w:hAnsi="Calibri"/>
+              </w:rPr>
+              <w:t xml:space="preserve">Contexte</w:t>
+            </w:r>
+          </w:p>
+          <w:p>
+            <w:r>
+              <w:rPr>
+                <w:color w:val="1F2937"/>
+                <w:sz w:val="26"/>
+                <w:szCs w:val="26"/>
+                <w:rFonts w:ascii="Calibri" w:cs="Calibri" w:eastAsia="Calibri" w:hAnsi="Calibri"/>
+              </w:rPr>
+              <w:t xml:space="preserve">Fait rapporté le mercredi 28 octobre 2026. Lieu : Conakry, Guinée. Actualité sécuritaire. Une seule source à ce stade (Guinee7.com) : à confirmer par un second média.</w:t>
+            </w:r>
+          </w:p>
+          <w:p>
+            <w:pPr>
+              <w:spacing w:before="120" w:after="20"/>
+            </w:pPr>
+            <w:r>
+              <w:rPr>
+                <w:b/>
+                <w:bCs/>
+                <w:color w:val="1F6B5E"/>
+                <w:sz w:val="28"/>
+                <w:szCs w:val="28"/>
+                <w:rFonts w:ascii="Calibri" w:cs="Calibri" w:eastAsia="Calibri" w:hAnsi="Calibri"/>
+              </w:rPr>
+              <w:t xml:space="preserve">Ce que rapportent les sources</w:t>
+            </w:r>
+          </w:p>
+          <w:p>
+            <w:pPr>
+              <w:spacing w:after="60"/>
+            </w:pPr>
+            <w:r>
+              <w:rPr>
+                <w:b/>
+                <w:bCs/>
+                <w:color w:val="1F2937"/>
+                <w:sz w:val="26"/>
+                <w:szCs w:val="26"/>
+                <w:rFonts w:ascii="Calibri" w:cs="Calibri" w:eastAsia="Calibri" w:hAnsi="Calibri"/>
+              </w:rPr>
+              <w:t xml:space="preserve">Guinee7.com : </w:t>
+            </w:r>
+            <w:r>
+              <w:rPr>
+                <w:i/>
+                <w:iCs/>
+                <w:color w:val="1F2937"/>
+                <w:sz w:val="26"/>
+                <w:szCs w:val="26"/>
+                <w:rFonts w:ascii="Calibri" w:cs="Calibri" w:eastAsia="Calibri" w:hAnsi="Calibri"/>
+              </w:rPr>
+              <w:t xml:space="preserve">« Conakry – Les Forces de défense et de sécurité ont mené, mardi 27 octobre 2026, une opération de nettoyage et de curage des caniveaux au marché Madina, à Conakry, dans le cadre de la Semaine du Soldat 2026. L’intervention a concerné les abords du marché Avaria jusqu’au grand pont de Madina. Des camions et des […] »</w:t>
+            </w:r>
+          </w:p>
+          <w:p>
+            <w:pPr>
+              <w:spacing w:before="120" w:after="20"/>
+            </w:pPr>
+            <w:r>
+              <w:rPr>
+                <w:b/>
+                <w:bCs/>
+                <w:color w:val="1F6B5E"/>
+                <w:sz w:val="28"/>
+                <w:szCs w:val="28"/>
+                <w:rFonts w:ascii="Calibri" w:cs="Calibri" w:eastAsia="Calibri" w:hAnsi="Calibri"/>
+              </w:rPr>
+              <w:t xml:space="preserve">Enjeux sûreté</w:t>
+            </w:r>
+          </w:p>
+          <w:p>
+            <w:r>
+              <w:rPr>
+                <w:color w:val="1F2937"/>
+                <w:sz w:val="26"/>
+                <w:szCs w:val="26"/>
+                <w:rFonts w:ascii="Calibri" w:cs="Calibri" w:eastAsia="Calibri" w:hAnsi="Calibri"/>
+              </w:rPr>
+              <w:t xml:space="preserve">Perturbations possibles de l'activité et de la circulation : éviter les rassemblements, prévoir des horaires décalés ou le travail à distance, informer les personnels.</w:t>
+            </w:r>
+          </w:p>
+          <w:p>
+            <w:pPr>
+              <w:spacing w:before="120"/>
+            </w:pPr>
+            <w:r>
+              <w:rPr>
+                <w:b/>
+                <w:bCs/>
+                <w:color w:val="1F2937"/>
+                <w:sz w:val="26"/>
+                <w:szCs w:val="26"/>
+                <w:rFonts w:ascii="Calibri" w:cs="Calibri" w:eastAsia="Calibri" w:hAnsi="Calibri"/>
+              </w:rPr>
+              <w:t xml:space="preserve">Source : </w:t>
+            </w:r>
+            <w:r>
+              <w:rPr>
+                <w:color w:val="1F2937"/>
+                <w:sz w:val="26"/>
+                <w:szCs w:val="26"/>
+                <w:rFonts w:ascii="Calibri" w:cs="Calibri" w:eastAsia="Calibri" w:hAnsi="Calibri"/>
+              </w:rPr>
+            </w:r>
+            <w:hyperlink w:history="1" r:id="rIdtte6n4gmuza42vgpg28yj">
+              <w:r>
+                <w:rPr>
+                  <w:u w:val="single"/>
+                  <w:color w:val="1F6B5E"/>
+                  <w:sz w:val="26"/>
+                  <w:szCs w:val="26"/>
+                  <w:rFonts w:ascii="Calibri" w:cs="Calibri" w:eastAsia="Calibri" w:hAnsi="Calibri"/>
+                </w:rPr>
+                <w:t xml:space="preserve">Guinee7.com</w:t>
+              </w:r>
+            </w:hyperlink>
+            <w:r>
+              <w:rPr>
+                <w:color w:val="1F2937"/>
+                <w:sz w:val="26"/>
+                <w:szCs w:val="26"/>
+                <w:rFonts w:ascii="Calibri" w:cs="Calibri" w:eastAsia="Calibri" w:hAnsi="Calibri"/>
+              </w:rPr>
+              <w:t xml:space="preserve"> — 28 octobre 2026, 19 h UTC</w:t>
+            </w:r>
+            <w:r>
+              <w:rPr>
+                <w:b/>
+                <w:bCs/>
+                <w:color w:val="1F2937"/>
+                <w:sz w:val="26"/>
+                <w:szCs w:val="26"/>
+                <w:rFonts w:ascii="Calibri" w:cs="Calibri" w:eastAsia="Calibri" w:hAnsi="Calibri"/>
+              </w:rPr>
+              <w:t xml:space="preserve">   ·   Cotation : Non confirmé</w:t>
+            </w:r>
+          </w:p>
+        </w:tc>
+        <w:tc>
+          <w:tcPr>
+            <w:tcW w:type="dxa" w:w="6400"/>
+            <w:tcBorders>
+              <w:top w:val="none" w:color="FFFFFF" w:sz="0"/>
+              <w:left w:val="none" w:color="FFFFFF" w:sz="0"/>
+              <w:bottom w:val="none" w:color="FFFFFF" w:sz="0"/>
+              <w:right w:val="none" w:color="FFFFFF" w:sz="0"/>
+            </w:tcBorders>
+          </w:tcPr>
+          <w:p>
+            <w:pPr>
+              <w:spacing w:before="200"/>
+              <w:jc w:val="center"/>
+            </w:pPr>
+            <w:r>
+              <w:drawing>
+                <wp:inline distT="0" distB="0" distL="0" distR="0">
+                  <wp:extent cx="3810000" cy="2524125"/>
+                  <wp:effectExtent t="0" r="0" b="0" l="0"/>
+                  <wp:docPr id="1" name="" descr="" title=""/>
+                  <wp:cNvGraphicFramePr>
+                    <a:graphicFrameLocks xmlns:a="http://schemas.openxmlformats.org/drawingml/2006/main" noChangeAspect="1"/>
+                  </wp:cNvGraphicFramePr>
+                  <a:graphic xmlns:a="http://schemas.openxmlformats.org/drawingml/2006/main">
+                    <a:graphicData uri="http://schemas.openxmlformats.org/drawingml/2006/picture">
+                      <pic:pic xmlns:pic="http://schemas.openxmlformats.org/drawingml/2006/picture">
+                        <pic:nvPicPr>
+                          <pic:cNvPr id="0" name="" descr=""/>
+                          <pic:cNvPicPr>
+                            <a:picLocks noChangeAspect="1" noChangeArrowheads="1"/>
+                          </pic:cNvPicPr>
+                        </pic:nvPicPr>
+                        <pic:blipFill>
+                          <a:blip r:embed="rId16" cstate="none"/>
+                          <a:srcRect/>
+                          <a:stretch>
+                            <a:fillRect/>
+                          </a:stretch>
+                        </pic:blipFill>
+                        <pic:spPr bwMode="auto">
+                          <a:xfrm>
+                            <a:off x="0" y="0"/>
+                            <a:ext cx="3810000" cy="2524125"/>
+                          </a:xfrm>
+                          <a:prstGeom prst="rect">
+                            <a:avLst/>
+                          </a:prstGeom>
+                        </pic:spPr>
+                      </pic:pic>
+                    </a:graphicData>
+                  </a:graphic>
+                </wp:inline>
+              </w:drawing>
+            </w:r>
+          </w:p>
+          <w:p>
+            <w:pPr>
+              <w:jc w:val="right"/>
+            </w:pPr>
+            <w:hyperlink w:history="1" r:id="rIdjejob-p-r-3d8c0hqirql">
+              <w:r>
+                <w:rPr>
+                  <w:u w:val="single"/>
+                  <w:color w:val="1F6B5E"/>
+                  <w:sz w:val="16"/>
+                  <w:szCs w:val="16"/>
+                  <w:rFonts w:ascii="Calibri" w:cs="Calibri" w:eastAsia="Calibri" w:hAnsi="Calibri"/>
+                </w:rPr>
+                <w:t xml:space="preserve">Photo : © guinee7.com</w:t>
+              </w:r>
+            </w:hyperlink>
+          </w:p>
+        </w:tc>
+      </w:tr>
+    </w:tbl>
     <w:p>
       <w:pPr>
         <w:pageBreakBefore/>
@@ -13582,7 +15179,7 @@
           <w:szCs w:val="28"/>
           <w:rFonts w:ascii="Calibri" w:cs="Calibri" w:eastAsia="Calibri" w:hAnsi="Calibri"/>
         </w:rPr>
-        <w:t xml:space="preserve">INSÉCURITÉ À LABÉ : LE JOURNALISTE BOUBACAR GARKI DIALLO VICTIME DE CAMBRIOLAGE, SES ÉQUIPEMENTS DE TRAVAIL EMPORTÉ PAR LES MALFAITEURS</w:t>
+        <w:t xml:space="preserve">FARANAH : LA COLÈRE ÉCLATE APRÈS LA MORT D’UN ÉTUDIANT DE L’ISAV, LA DIRECTION APPORTE DES PRÉCISIONS</w:t>
       </w:r>
     </w:p>
     <w:p>
@@ -13598,7 +15195,142 @@
         </w:rPr>
         <w:t xml:space="preserve">▪  Source : </w:t>
       </w:r>
-      <w:hyperlink w:history="1" r:id="rIdmx_vos4zcetbrdw8de3pc">
+      <w:hyperlink w:history="1" r:id="rIdeazailen4pfgv7lczjnjq">
+        <w:r>
+          <w:rPr>
+            <w:u w:val="single"/>
+            <w:color w:val="1F6B5E"/>
+            <w:sz w:val="26"/>
+            <w:szCs w:val="26"/>
+            <w:rFonts w:ascii="Calibri" w:cs="Calibri" w:eastAsia="Calibri" w:hAnsi="Calibri"/>
+          </w:rPr>
+          <w:t xml:space="preserve">Guinee7.com</w:t>
+        </w:r>
+      </w:hyperlink>
+      <w:r>
+        <w:rPr>
+          <w:color w:val="1F2937"/>
+          <w:sz w:val="26"/>
+          <w:szCs w:val="26"/>
+          <w:rFonts w:ascii="Calibri" w:cs="Calibri" w:eastAsia="Calibri" w:hAnsi="Calibri"/>
+        </w:rPr>
+        <w:t xml:space="preserve"> — 28 octobre 2026, 17 h UTC</w:t>
+      </w:r>
+      <w:r>
+        <w:rPr>
+          <w:b/>
+          <w:bCs/>
+          <w:color w:val="1F2937"/>
+          <w:sz w:val="26"/>
+          <w:szCs w:val="26"/>
+          <w:rFonts w:ascii="Calibri" w:cs="Calibri" w:eastAsia="Calibri" w:hAnsi="Calibri"/>
+        </w:rPr>
+        <w:t xml:space="preserve">   ·   Cotation : Non confirmé</w:t>
+      </w:r>
+    </w:p>
+    <w:p>
+      <w:pPr>
+        <w:spacing w:before="160"/>
+        <w:ind w:left="360"/>
+      </w:pPr>
+      <w:r>
+        <w:rPr>
+          <w:color w:val="1F6B5E"/>
+          <w:sz w:val="28"/>
+          <w:szCs w:val="28"/>
+          <w:rFonts w:ascii="Calibri" w:cs="Calibri" w:eastAsia="Calibri" w:hAnsi="Calibri"/>
+        </w:rPr>
+        <w:t xml:space="preserve">❑  </w:t>
+      </w:r>
+      <w:r>
+        <w:rPr>
+          <w:b/>
+          <w:bCs/>
+          <w:u w:val="single"/>
+          <w:color w:val="1F6B5E"/>
+          <w:sz w:val="28"/>
+          <w:szCs w:val="28"/>
+          <w:rFonts w:ascii="Calibri" w:cs="Calibri" w:eastAsia="Calibri" w:hAnsi="Calibri"/>
+        </w:rPr>
+        <w:t xml:space="preserve">MORT MYSTÉRIEUSE DE SOULEYMANE TOURÉ : SA MÈRE ET SA SŒUR VEULENT TOUTE LA VÉRITÉ</w:t>
+      </w:r>
+    </w:p>
+    <w:p>
+      <w:pPr>
+        <w:ind w:left="720"/>
+      </w:pPr>
+      <w:r>
+        <w:rPr>
+          <w:color w:val="1F2937"/>
+          <w:sz w:val="26"/>
+          <w:szCs w:val="26"/>
+          <w:rFonts w:ascii="Calibri" w:cs="Calibri" w:eastAsia="Calibri" w:hAnsi="Calibri"/>
+        </w:rPr>
+        <w:t xml:space="preserve">▪  Source : </w:t>
+      </w:r>
+      <w:hyperlink w:history="1" r:id="rIdwjyz257bwo5ocll2jtneh">
+        <w:r>
+          <w:rPr>
+            <w:u w:val="single"/>
+            <w:color w:val="1F6B5E"/>
+            <w:sz w:val="26"/>
+            <w:szCs w:val="26"/>
+            <w:rFonts w:ascii="Calibri" w:cs="Calibri" w:eastAsia="Calibri" w:hAnsi="Calibri"/>
+          </w:rPr>
+          <w:t xml:space="preserve">Guinee7.com</w:t>
+        </w:r>
+      </w:hyperlink>
+      <w:r>
+        <w:rPr>
+          <w:color w:val="1F2937"/>
+          <w:sz w:val="26"/>
+          <w:szCs w:val="26"/>
+          <w:rFonts w:ascii="Calibri" w:cs="Calibri" w:eastAsia="Calibri" w:hAnsi="Calibri"/>
+        </w:rPr>
+        <w:t xml:space="preserve"> — 25 octobre 2026, 20 h UTC</w:t>
+      </w:r>
+    </w:p>
+    <w:p>
+      <w:pPr>
+        <w:spacing w:before="160"/>
+        <w:ind w:left="360"/>
+      </w:pPr>
+      <w:r>
+        <w:rPr>
+          <w:color w:val="1F6B5E"/>
+          <w:sz w:val="28"/>
+          <w:szCs w:val="28"/>
+          <w:rFonts w:ascii="Calibri" w:cs="Calibri" w:eastAsia="Calibri" w:hAnsi="Calibri"/>
+        </w:rPr>
+        <w:t xml:space="preserve">❑  </w:t>
+      </w:r>
+      <w:r>
+        <w:rPr>
+          <w:b/>
+          <w:bCs/>
+          <w:u w:val="single"/>
+          <w:color w:val="1F6B5E"/>
+          <w:sz w:val="28"/>
+          <w:szCs w:val="28"/>
+          <w:rFonts w:ascii="Calibri" w:cs="Calibri" w:eastAsia="Calibri" w:hAnsi="Calibri"/>
+        </w:rPr>
+        <w:t xml:space="preserve">KINDIA : UNE FEMME DE 68 ANS MEURT DANS UN INCENDIE À KÈNENDÉ</w:t>
+      </w:r>
+    </w:p>
+    <w:p>
+      <w:pPr>
+        <w:ind w:left="720"/>
+      </w:pPr>
+      <w:r>
+        <w:rPr>
+          <w:color w:val="1F2937"/>
+          <w:sz w:val="26"/>
+          <w:szCs w:val="26"/>
+          <w:rFonts w:ascii="Calibri" w:cs="Calibri" w:eastAsia="Calibri" w:hAnsi="Calibri"/>
+        </w:rPr>
+        <w:t xml:space="preserve">▪  Source : </w:t>
+      </w:r>
+      <w:hyperlink w:history="1" r:id="rIdwtkuobtgmrwg9yb54wld5">
         <w:r>
           <w:rPr>
             <w:u w:val="single"/>
@@ -13617,7 +15349,18 @@
           <w:szCs w:val="26"/>
           <w:rFonts w:ascii="Calibri" w:cs="Calibri" w:eastAsia="Calibri" w:hAnsi="Calibri"/>
         </w:rPr>
-        <w:t xml:space="preserve"> — 26 octobre 2026, 17 h UTC</w:t>
+        <w:t xml:space="preserve"> — 28 octobre 2026, 15 h UTC</w:t>
+      </w:r>
+      <w:r>
+        <w:rPr>
+          <w:b/>
+          <w:bCs/>
+          <w:color w:val="1F2937"/>
+          <w:sz w:val="26"/>
+          <w:szCs w:val="26"/>
+          <w:rFonts w:ascii="Calibri" w:cs="Calibri" w:eastAsia="Calibri" w:hAnsi="Calibri"/>
+        </w:rPr>
+        <w:t xml:space="preserve">   ·   Cotation : Non confirmé</w:t>
       </w:r>
     </w:p>
     <w:p>
@@ -13644,6 +15387,68 @@
           <w:szCs w:val="28"/>
           <w:rFonts w:ascii="Calibri" w:cs="Calibri" w:eastAsia="Calibri" w:hAnsi="Calibri"/>
         </w:rPr>
+        <w:t xml:space="preserve">INSÉCURITÉ À LABÉ : LE JOURNALISTE BOUBACAR GARKI DIALLO VICTIME DE CAMBRIOLAGE, SES ÉQUIPEMENTS DE TRAVAIL EMPORTÉ PAR LES MALFAITEURS</w:t>
+      </w:r>
+    </w:p>
+    <w:p>
+      <w:pPr>
+        <w:ind w:left="720"/>
+      </w:pPr>
+      <w:r>
+        <w:rPr>
+          <w:color w:val="1F2937"/>
+          <w:sz w:val="26"/>
+          <w:szCs w:val="26"/>
+          <w:rFonts w:ascii="Calibri" w:cs="Calibri" w:eastAsia="Calibri" w:hAnsi="Calibri"/>
+        </w:rPr>
+        <w:t xml:space="preserve">▪  Source : </w:t>
+      </w:r>
+      <w:hyperlink w:history="1" r:id="rIdql889mnqyjlt6ein66pex">
+        <w:r>
+          <w:rPr>
+            <w:u w:val="single"/>
+            <w:color w:val="1F6B5E"/>
+            <w:sz w:val="26"/>
+            <w:szCs w:val="26"/>
+            <w:rFonts w:ascii="Calibri" w:cs="Calibri" w:eastAsia="Calibri" w:hAnsi="Calibri"/>
+          </w:rPr>
+          <w:t xml:space="preserve">Guineematin.com</w:t>
+        </w:r>
+      </w:hyperlink>
+      <w:r>
+        <w:rPr>
+          <w:color w:val="1F2937"/>
+          <w:sz w:val="26"/>
+          <w:szCs w:val="26"/>
+          <w:rFonts w:ascii="Calibri" w:cs="Calibri" w:eastAsia="Calibri" w:hAnsi="Calibri"/>
+        </w:rPr>
+        <w:t xml:space="preserve"> — 26 octobre 2026, 17 h UTC</w:t>
+      </w:r>
+    </w:p>
+    <w:p>
+      <w:pPr>
+        <w:spacing w:before="160"/>
+        <w:ind w:left="360"/>
+      </w:pPr>
+      <w:r>
+        <w:rPr>
+          <w:color w:val="1F6B5E"/>
+          <w:sz w:val="28"/>
+          <w:szCs w:val="28"/>
+          <w:rFonts w:ascii="Calibri" w:cs="Calibri" w:eastAsia="Calibri" w:hAnsi="Calibri"/>
+        </w:rPr>
+        <w:t xml:space="preserve">❑  </w:t>
+      </w:r>
+      <w:r>
+        <w:rPr>
+          <w:b/>
+          <w:bCs/>
+          <w:u w:val="single"/>
+          <w:color w:val="1F6B5E"/>
+          <w:sz w:val="28"/>
+          <w:szCs w:val="28"/>
+          <w:rFonts w:ascii="Calibri" w:cs="Calibri" w:eastAsia="Calibri" w:hAnsi="Calibri"/>
+        </w:rPr>
         <w:t xml:space="preserve">MAIRIE DE DIXINN : POURQUOI LES FEMMES BALAYEUSES ONT RENONCÉ À LEUR MANIFESTATION</w:t>
       </w:r>
     </w:p>
@@ -13660,7 +15465,7 @@
         </w:rPr>
         <w:t xml:space="preserve">▪  Source : </w:t>
       </w:r>
-      <w:hyperlink w:history="1" r:id="rIdfawlkelrxojxycg08bepb">
+      <w:hyperlink w:history="1" r:id="rIdylami4yteh5dsh3gbfjxg">
         <w:r>
           <w:rPr>
             <w:u w:val="single"/>
@@ -13680,192 +15485,6 @@
           <w:rFonts w:ascii="Calibri" w:cs="Calibri" w:eastAsia="Calibri" w:hAnsi="Calibri"/>
         </w:rPr>
         <w:t xml:space="preserve"> — 26 octobre 2026, 14 h UTC</w:t>
-      </w:r>
-    </w:p>
-    <w:p>
-      <w:pPr>
-        <w:spacing w:before="160"/>
-        <w:ind w:left="360"/>
-      </w:pPr>
-      <w:r>
-        <w:rPr>
-          <w:color w:val="1F6B5E"/>
-          <w:sz w:val="28"/>
-          <w:szCs w:val="28"/>
-          <w:rFonts w:ascii="Calibri" w:cs="Calibri" w:eastAsia="Calibri" w:hAnsi="Calibri"/>
-        </w:rPr>
-        <w:t xml:space="preserve">❑  </w:t>
-      </w:r>
-      <w:r>
-        <w:rPr>
-          <w:b/>
-          <w:bCs/>
-          <w:u w:val="single"/>
-          <w:color w:val="1F6B5E"/>
-          <w:sz w:val="28"/>
-          <w:szCs w:val="28"/>
-          <w:rFonts w:ascii="Calibri" w:cs="Calibri" w:eastAsia="Calibri" w:hAnsi="Calibri"/>
-        </w:rPr>
-        <w:t xml:space="preserve">APPEL À MANIFESTATION D’INTÉRÊT POUR LES SERVICES DE CONSULTANTS LOCAUX EN AUDIT</w:t>
-      </w:r>
-    </w:p>
-    <w:p>
-      <w:pPr>
-        <w:ind w:left="720"/>
-      </w:pPr>
-      <w:r>
-        <w:rPr>
-          <w:color w:val="1F2937"/>
-          <w:sz w:val="26"/>
-          <w:szCs w:val="26"/>
-          <w:rFonts w:ascii="Calibri" w:cs="Calibri" w:eastAsia="Calibri" w:hAnsi="Calibri"/>
-        </w:rPr>
-        <w:t xml:space="preserve">▪  Source : </w:t>
-      </w:r>
-      <w:hyperlink w:history="1" r:id="rIdzwz8wk474k0n1miyghllh">
-        <w:r>
-          <w:rPr>
-            <w:u w:val="single"/>
-            <w:color w:val="1F6B5E"/>
-            <w:sz w:val="26"/>
-            <w:szCs w:val="26"/>
-            <w:rFonts w:ascii="Calibri" w:cs="Calibri" w:eastAsia="Calibri" w:hAnsi="Calibri"/>
-          </w:rPr>
-          <w:t xml:space="preserve">Guineematin.com</w:t>
-        </w:r>
-      </w:hyperlink>
-      <w:r>
-        <w:rPr>
-          <w:color w:val="1F2937"/>
-          <w:sz w:val="26"/>
-          <w:szCs w:val="26"/>
-          <w:rFonts w:ascii="Calibri" w:cs="Calibri" w:eastAsia="Calibri" w:hAnsi="Calibri"/>
-        </w:rPr>
-        <w:t xml:space="preserve"> — 26 octobre 2026, 9 h UTC</w:t>
-      </w:r>
-    </w:p>
-    <w:p>
-      <w:pPr>
-        <w:spacing w:before="160"/>
-        <w:ind w:left="360"/>
-      </w:pPr>
-      <w:r>
-        <w:rPr>
-          <w:color w:val="1F6B5E"/>
-          <w:sz w:val="28"/>
-          <w:szCs w:val="28"/>
-          <w:rFonts w:ascii="Calibri" w:cs="Calibri" w:eastAsia="Calibri" w:hAnsi="Calibri"/>
-        </w:rPr>
-        <w:t xml:space="preserve">❑  </w:t>
-      </w:r>
-      <w:r>
-        <w:rPr>
-          <w:b/>
-          <w:bCs/>
-          <w:u w:val="single"/>
-          <w:color w:val="1F6B5E"/>
-          <w:sz w:val="28"/>
-          <w:szCs w:val="28"/>
-          <w:rFonts w:ascii="Calibri" w:cs="Calibri" w:eastAsia="Calibri" w:hAnsi="Calibri"/>
-        </w:rPr>
-        <w:t xml:space="preserve">KANKAN : UN INCENDIE CAUSE D’IMPORTANTS DÉGÂTS AU QUARTIER BORDO</w:t>
-      </w:r>
-    </w:p>
-    <w:p>
-      <w:pPr>
-        <w:ind w:left="720"/>
-      </w:pPr>
-      <w:r>
-        <w:rPr>
-          <w:color w:val="1F2937"/>
-          <w:sz w:val="26"/>
-          <w:szCs w:val="26"/>
-          <w:rFonts w:ascii="Calibri" w:cs="Calibri" w:eastAsia="Calibri" w:hAnsi="Calibri"/>
-        </w:rPr>
-        <w:t xml:space="preserve">▪  Source : </w:t>
-      </w:r>
-      <w:hyperlink w:history="1" r:id="rId4kwmgofq9_e-vcil9dw8h">
-        <w:r>
-          <w:rPr>
-            <w:u w:val="single"/>
-            <w:color w:val="1F6B5E"/>
-            <w:sz w:val="26"/>
-            <w:szCs w:val="26"/>
-            <w:rFonts w:ascii="Calibri" w:cs="Calibri" w:eastAsia="Calibri" w:hAnsi="Calibri"/>
-          </w:rPr>
-          <w:t xml:space="preserve">Guineematin.com</w:t>
-        </w:r>
-      </w:hyperlink>
-      <w:r>
-        <w:rPr>
-          <w:color w:val="1F2937"/>
-          <w:sz w:val="26"/>
-          <w:szCs w:val="26"/>
-          <w:rFonts w:ascii="Calibri" w:cs="Calibri" w:eastAsia="Calibri" w:hAnsi="Calibri"/>
-        </w:rPr>
-        <w:t xml:space="preserve"> — 26 octobre 2026, 8 h UTC</w:t>
-      </w:r>
-    </w:p>
-    <w:p>
-      <w:pPr>
-        <w:spacing w:before="160"/>
-        <w:ind w:left="360"/>
-      </w:pPr>
-      <w:r>
-        <w:rPr>
-          <w:color w:val="1F6B5E"/>
-          <w:sz w:val="28"/>
-          <w:szCs w:val="28"/>
-          <w:rFonts w:ascii="Calibri" w:cs="Calibri" w:eastAsia="Calibri" w:hAnsi="Calibri"/>
-        </w:rPr>
-        <w:t xml:space="preserve">❑  </w:t>
-      </w:r>
-      <w:r>
-        <w:rPr>
-          <w:b/>
-          <w:bCs/>
-          <w:u w:val="single"/>
-          <w:color w:val="1F6B5E"/>
-          <w:sz w:val="28"/>
-          <w:szCs w:val="28"/>
-          <w:rFonts w:ascii="Calibri" w:cs="Calibri" w:eastAsia="Calibri" w:hAnsi="Calibri"/>
-        </w:rPr>
-        <w:t xml:space="preserve">LOI DE FINANCES RECTIFICATIVE 2026 : ENTRE CRISE PÉTROLIÈRE ET RETARDS DES PROJETS, LA MINISTRE DE L’ÉCONOMIE, MARIAMA CIRÉ SYLLA, S’EXPLIQUE</w:t>
-      </w:r>
-    </w:p>
-    <w:p>
-      <w:pPr>
-        <w:ind w:left="720"/>
-      </w:pPr>
-      <w:r>
-        <w:rPr>
-          <w:color w:val="1F2937"/>
-          <w:sz w:val="26"/>
-          <w:szCs w:val="26"/>
-          <w:rFonts w:ascii="Calibri" w:cs="Calibri" w:eastAsia="Calibri" w:hAnsi="Calibri"/>
-        </w:rPr>
-        <w:t xml:space="preserve">▪  Source : </w:t>
-      </w:r>
-      <w:hyperlink w:history="1" r:id="rIdkscsmtw7s8ixaurtbeiow">
-        <w:r>
-          <w:rPr>
-            <w:u w:val="single"/>
-            <w:color w:val="1F6B5E"/>
-            <w:sz w:val="26"/>
-            <w:szCs w:val="26"/>
-            <w:rFonts w:ascii="Calibri" w:cs="Calibri" w:eastAsia="Calibri" w:hAnsi="Calibri"/>
-          </w:rPr>
-          <w:t xml:space="preserve">Guineematin.com</w:t>
-        </w:r>
-      </w:hyperlink>
-      <w:r>
-        <w:rPr>
-          <w:color w:val="1F2937"/>
-          <w:sz w:val="26"/>
-          <w:szCs w:val="26"/>
-          <w:rFonts w:ascii="Calibri" w:cs="Calibri" w:eastAsia="Calibri" w:hAnsi="Calibri"/>
-        </w:rPr>
-        <w:t xml:space="preserve"> — 24 octobre 2026, 22 h UTC</w:t>
       </w:r>
     </w:p>
     <w:p>
@@ -14092,6 +15711,192 @@
           <w:szCs w:val="28"/>
           <w:rFonts w:ascii="Calibri" w:cs="Calibri" w:eastAsia="Calibri" w:hAnsi="Calibri"/>
         </w:rPr>
+        <w:t xml:space="preserve">APPEL À MANIFESTATION D’INTÉRÊT POUR LES SERVICES DE CONSULTANTS LOCAUX EN AUDIT</w:t>
+      </w:r>
+    </w:p>
+    <w:p>
+      <w:pPr>
+        <w:ind w:left="720"/>
+      </w:pPr>
+      <w:r>
+        <w:rPr>
+          <w:color w:val="1F2937"/>
+          <w:sz w:val="26"/>
+          <w:szCs w:val="26"/>
+          <w:rFonts w:ascii="Calibri" w:cs="Calibri" w:eastAsia="Calibri" w:hAnsi="Calibri"/>
+        </w:rPr>
+        <w:t xml:space="preserve">▪  Source : </w:t>
+      </w:r>
+      <w:hyperlink w:history="1" r:id="rIdvn_msnata8ompfmm0ahde">
+        <w:r>
+          <w:rPr>
+            <w:u w:val="single"/>
+            <w:color w:val="1F6B5E"/>
+            <w:sz w:val="26"/>
+            <w:szCs w:val="26"/>
+            <w:rFonts w:ascii="Calibri" w:cs="Calibri" w:eastAsia="Calibri" w:hAnsi="Calibri"/>
+          </w:rPr>
+          <w:t xml:space="preserve">Guineematin.com</w:t>
+        </w:r>
+      </w:hyperlink>
+      <w:r>
+        <w:rPr>
+          <w:color w:val="1F2937"/>
+          <w:sz w:val="26"/>
+          <w:szCs w:val="26"/>
+          <w:rFonts w:ascii="Calibri" w:cs="Calibri" w:eastAsia="Calibri" w:hAnsi="Calibri"/>
+        </w:rPr>
+        <w:t xml:space="preserve"> — 26 octobre 2026, 9 h UTC</w:t>
+      </w:r>
+    </w:p>
+    <w:p>
+      <w:pPr>
+        <w:spacing w:before="160"/>
+        <w:ind w:left="360"/>
+      </w:pPr>
+      <w:r>
+        <w:rPr>
+          <w:color w:val="1F6B5E"/>
+          <w:sz w:val="28"/>
+          <w:szCs w:val="28"/>
+          <w:rFonts w:ascii="Calibri" w:cs="Calibri" w:eastAsia="Calibri" w:hAnsi="Calibri"/>
+        </w:rPr>
+        <w:t xml:space="preserve">❑  </w:t>
+      </w:r>
+      <w:r>
+        <w:rPr>
+          <w:b/>
+          <w:bCs/>
+          <w:u w:val="single"/>
+          <w:color w:val="1F6B5E"/>
+          <w:sz w:val="28"/>
+          <w:szCs w:val="28"/>
+          <w:rFonts w:ascii="Calibri" w:cs="Calibri" w:eastAsia="Calibri" w:hAnsi="Calibri"/>
+        </w:rPr>
+        <w:t xml:space="preserve">KANKAN : UN INCENDIE CAUSE D’IMPORTANTS DÉGÂTS AU QUARTIER BORDO</w:t>
+      </w:r>
+    </w:p>
+    <w:p>
+      <w:pPr>
+        <w:ind w:left="720"/>
+      </w:pPr>
+      <w:r>
+        <w:rPr>
+          <w:color w:val="1F2937"/>
+          <w:sz w:val="26"/>
+          <w:szCs w:val="26"/>
+          <w:rFonts w:ascii="Calibri" w:cs="Calibri" w:eastAsia="Calibri" w:hAnsi="Calibri"/>
+        </w:rPr>
+        <w:t xml:space="preserve">▪  Source : </w:t>
+      </w:r>
+      <w:hyperlink w:history="1" r:id="rIdgvjlcwjxmr7_hp5gryerg">
+        <w:r>
+          <w:rPr>
+            <w:u w:val="single"/>
+            <w:color w:val="1F6B5E"/>
+            <w:sz w:val="26"/>
+            <w:szCs w:val="26"/>
+            <w:rFonts w:ascii="Calibri" w:cs="Calibri" w:eastAsia="Calibri" w:hAnsi="Calibri"/>
+          </w:rPr>
+          <w:t xml:space="preserve">Guineematin.com</w:t>
+        </w:r>
+      </w:hyperlink>
+      <w:r>
+        <w:rPr>
+          <w:color w:val="1F2937"/>
+          <w:sz w:val="26"/>
+          <w:szCs w:val="26"/>
+          <w:rFonts w:ascii="Calibri" w:cs="Calibri" w:eastAsia="Calibri" w:hAnsi="Calibri"/>
+        </w:rPr>
+        <w:t xml:space="preserve"> — 26 octobre 2026, 8 h UTC</w:t>
+      </w:r>
+    </w:p>
+    <w:p>
+      <w:pPr>
+        <w:spacing w:before="160"/>
+        <w:ind w:left="360"/>
+      </w:pPr>
+      <w:r>
+        <w:rPr>
+          <w:color w:val="1F6B5E"/>
+          <w:sz w:val="28"/>
+          <w:szCs w:val="28"/>
+          <w:rFonts w:ascii="Calibri" w:cs="Calibri" w:eastAsia="Calibri" w:hAnsi="Calibri"/>
+        </w:rPr>
+        <w:t xml:space="preserve">❑  </w:t>
+      </w:r>
+      <w:r>
+        <w:rPr>
+          <w:b/>
+          <w:bCs/>
+          <w:u w:val="single"/>
+          <w:color w:val="1F6B5E"/>
+          <w:sz w:val="28"/>
+          <w:szCs w:val="28"/>
+          <w:rFonts w:ascii="Calibri" w:cs="Calibri" w:eastAsia="Calibri" w:hAnsi="Calibri"/>
+        </w:rPr>
+        <w:t xml:space="preserve">LOI DE FINANCES RECTIFICATIVE 2026 : ENTRE CRISE PÉTROLIÈRE ET RETARDS DES PROJETS, LA MINISTRE DE L’ÉCONOMIE, MARIAMA CIRÉ SYLLA, S’EXPLIQUE</w:t>
+      </w:r>
+    </w:p>
+    <w:p>
+      <w:pPr>
+        <w:ind w:left="720"/>
+      </w:pPr>
+      <w:r>
+        <w:rPr>
+          <w:color w:val="1F2937"/>
+          <w:sz w:val="26"/>
+          <w:szCs w:val="26"/>
+          <w:rFonts w:ascii="Calibri" w:cs="Calibri" w:eastAsia="Calibri" w:hAnsi="Calibri"/>
+        </w:rPr>
+        <w:t xml:space="preserve">▪  Source : </w:t>
+      </w:r>
+      <w:hyperlink w:history="1" r:id="rIdbzfsnb77fe9nrs8xyh7r8">
+        <w:r>
+          <w:rPr>
+            <w:u w:val="single"/>
+            <w:color w:val="1F6B5E"/>
+            <w:sz w:val="26"/>
+            <w:szCs w:val="26"/>
+            <w:rFonts w:ascii="Calibri" w:cs="Calibri" w:eastAsia="Calibri" w:hAnsi="Calibri"/>
+          </w:rPr>
+          <w:t xml:space="preserve">Guineematin.com</w:t>
+        </w:r>
+      </w:hyperlink>
+      <w:r>
+        <w:rPr>
+          <w:color w:val="1F2937"/>
+          <w:sz w:val="26"/>
+          <w:szCs w:val="26"/>
+          <w:rFonts w:ascii="Calibri" w:cs="Calibri" w:eastAsia="Calibri" w:hAnsi="Calibri"/>
+        </w:rPr>
+        <w:t xml:space="preserve"> — 24 octobre 2026, 22 h UTC</w:t>
+      </w:r>
+    </w:p>
+    <w:p>
+      <w:pPr>
+        <w:spacing w:before="160"/>
+        <w:ind w:left="360"/>
+      </w:pPr>
+      <w:r>
+        <w:rPr>
+          <w:color w:val="1F6B5E"/>
+          <w:sz w:val="28"/>
+          <w:szCs w:val="28"/>
+          <w:rFonts w:ascii="Calibri" w:cs="Calibri" w:eastAsia="Calibri" w:hAnsi="Calibri"/>
+        </w:rPr>
+        <w:t xml:space="preserve">❑  </w:t>
+      </w:r>
+      <w:r>
+        <w:rPr>
+          <w:b/>
+          <w:bCs/>
+          <w:u w:val="single"/>
+          <w:color w:val="1F6B5E"/>
+          <w:sz w:val="28"/>
+          <w:szCs w:val="28"/>
+          <w:rFonts w:ascii="Calibri" w:cs="Calibri" w:eastAsia="Calibri" w:hAnsi="Calibri"/>
+        </w:rPr>
         <w:t xml:space="preserve">ÉLECTION FÉGUIFOOT : L’ARGENT DES VOIX MENACE LE FOOTBALL</w:t>
       </w:r>
     </w:p>
@@ -14108,7 +15913,7 @@
         </w:rPr>
         <w:t xml:space="preserve">▪  Source : </w:t>
       </w:r>
-      <w:hyperlink w:history="1" r:id="rIdvgo3hcnkn0tz9ivvainkh">
+      <w:hyperlink w:history="1" r:id="rId3pdkhzaoluhkiohkkknmo">
         <w:r>
           <w:rPr>
             <w:u w:val="single"/>
@@ -14128,214 +15933,6 @@
           <w:rFonts w:ascii="Calibri" w:cs="Calibri" w:eastAsia="Calibri" w:hAnsi="Calibri"/>
         </w:rPr>
         <w:t xml:space="preserve"> — 24 octobre 2026, 8 h UTC</w:t>
-      </w:r>
-    </w:p>
-    <w:p>
-      <w:pPr>
-        <w:spacing w:before="160"/>
-        <w:ind w:left="360"/>
-      </w:pPr>
-      <w:r>
-        <w:rPr>
-          <w:color w:val="1F6B5E"/>
-          <w:sz w:val="28"/>
-          <w:szCs w:val="28"/>
-          <w:rFonts w:ascii="Calibri" w:cs="Calibri" w:eastAsia="Calibri" w:hAnsi="Calibri"/>
-        </w:rPr>
-        <w:t xml:space="preserve">❑  </w:t>
-      </w:r>
-      <w:r>
-        <w:rPr>
-          <w:b/>
-          <w:bCs/>
-          <w:u w:val="single"/>
-          <w:color w:val="1F6B5E"/>
-          <w:sz w:val="28"/>
-          <w:szCs w:val="28"/>
-          <w:rFonts w:ascii="Calibri" w:cs="Calibri" w:eastAsia="Calibri" w:hAnsi="Calibri"/>
-        </w:rPr>
-        <w:t xml:space="preserve">CELLCOM GUINÉE : LA FESATEL ALERTE SUR LES SALAIRES IMPAYÉS ET RÉCLAME L’OUVERTURE URGENTE DE NÉGOCIATIONS</w:t>
-      </w:r>
-    </w:p>
-    <w:p>
-      <w:pPr>
-        <w:ind w:left="720"/>
-      </w:pPr>
-      <w:r>
-        <w:rPr>
-          <w:color w:val="1F2937"/>
-          <w:sz w:val="26"/>
-          <w:szCs w:val="26"/>
-          <w:rFonts w:ascii="Calibri" w:cs="Calibri" w:eastAsia="Calibri" w:hAnsi="Calibri"/>
-        </w:rPr>
-        <w:t xml:space="preserve">▪  Source : </w:t>
-      </w:r>
-      <w:hyperlink w:history="1" r:id="rIdr0klzqnenxdiqebqmbgod">
-        <w:r>
-          <w:rPr>
-            <w:u w:val="single"/>
-            <w:color w:val="1F6B5E"/>
-            <w:sz w:val="26"/>
-            <w:szCs w:val="26"/>
-            <w:rFonts w:ascii="Calibri" w:cs="Calibri" w:eastAsia="Calibri" w:hAnsi="Calibri"/>
-          </w:rPr>
-          <w:t xml:space="preserve">Guineematin.com</w:t>
-        </w:r>
-      </w:hyperlink>
-      <w:r>
-        <w:rPr>
-          <w:color w:val="1F2937"/>
-          <w:sz w:val="26"/>
-          <w:szCs w:val="26"/>
-          <w:rFonts w:ascii="Calibri" w:cs="Calibri" w:eastAsia="Calibri" w:hAnsi="Calibri"/>
-        </w:rPr>
-        <w:t xml:space="preserve"> — 23 octobre 2026, 19 h UTC</w:t>
-      </w:r>
-    </w:p>
-    <w:p>
-      <w:pPr>
-        <w:spacing w:before="160"/>
-        <w:ind w:left="360"/>
-      </w:pPr>
-      <w:r>
-        <w:rPr>
-          <w:color w:val="1F6B5E"/>
-          <w:sz w:val="28"/>
-          <w:szCs w:val="28"/>
-          <w:rFonts w:ascii="Calibri" w:cs="Calibri" w:eastAsia="Calibri" w:hAnsi="Calibri"/>
-        </w:rPr>
-        <w:t xml:space="preserve">❑  </w:t>
-      </w:r>
-      <w:r>
-        <w:rPr>
-          <w:b/>
-          <w:bCs/>
-          <w:u w:val="single"/>
-          <w:color w:val="1F6B5E"/>
-          <w:sz w:val="28"/>
-          <w:szCs w:val="28"/>
-          <w:rFonts w:ascii="Calibri" w:cs="Calibri" w:eastAsia="Calibri" w:hAnsi="Calibri"/>
-        </w:rPr>
-        <w:t xml:space="preserve">TOMINIAN : UN CAS SUSPECT DE VER DE GUINÉE CHEZ UNE CHIENNE SIGNALÉ LE 11 OCTOBRE 2026</w:t>
-      </w:r>
-    </w:p>
-    <w:p>
-      <w:pPr>
-        <w:ind w:left="720"/>
-      </w:pPr>
-      <w:r>
-        <w:rPr>
-          <w:color w:val="1F2937"/>
-          <w:sz w:val="26"/>
-          <w:szCs w:val="26"/>
-          <w:rFonts w:ascii="Calibri" w:cs="Calibri" w:eastAsia="Calibri" w:hAnsi="Calibri"/>
-        </w:rPr>
-        <w:t xml:space="preserve">▪  Source : </w:t>
-      </w:r>
-      <w:hyperlink w:history="1" r:id="rIdptd_bxqspdxirgbfv_k-4">
-        <w:r>
-          <w:rPr>
-            <w:u w:val="single"/>
-            <w:color w:val="1F6B5E"/>
-            <w:sz w:val="26"/>
-            <w:szCs w:val="26"/>
-            <w:rFonts w:ascii="Calibri" w:cs="Calibri" w:eastAsia="Calibri" w:hAnsi="Calibri"/>
-          </w:rPr>
-          <w:t xml:space="preserve">Maliactu</w:t>
-        </w:r>
-      </w:hyperlink>
-      <w:r>
-        <w:rPr>
-          <w:color w:val="1F2937"/>
-          <w:sz w:val="26"/>
-          <w:szCs w:val="26"/>
-          <w:rFonts w:ascii="Calibri" w:cs="Calibri" w:eastAsia="Calibri" w:hAnsi="Calibri"/>
-        </w:rPr>
-        <w:t xml:space="preserve"> — 28 octobre 2026, 9 h UTC</w:t>
-      </w:r>
-      <w:r>
-        <w:rPr>
-          <w:b/>
-          <w:bCs/>
-          <w:color w:val="1F2937"/>
-          <w:sz w:val="26"/>
-          <w:szCs w:val="26"/>
-          <w:rFonts w:ascii="Calibri" w:cs="Calibri" w:eastAsia="Calibri" w:hAnsi="Calibri"/>
-        </w:rPr>
-        <w:t xml:space="preserve">   ·   Cotation : Probable</w:t>
-      </w:r>
-    </w:p>
-    <w:p>
-      <w:pPr>
-        <w:spacing w:before="160"/>
-        <w:ind w:left="360"/>
-      </w:pPr>
-      <w:r>
-        <w:rPr>
-          <w:color w:val="1F6B5E"/>
-          <w:sz w:val="28"/>
-          <w:szCs w:val="28"/>
-          <w:rFonts w:ascii="Calibri" w:cs="Calibri" w:eastAsia="Calibri" w:hAnsi="Calibri"/>
-        </w:rPr>
-        <w:t xml:space="preserve">❑  </w:t>
-      </w:r>
-      <w:r>
-        <w:rPr>
-          <w:b/>
-          <w:bCs/>
-          <w:u w:val="single"/>
-          <w:color w:val="1F6B5E"/>
-          <w:sz w:val="28"/>
-          <w:szCs w:val="28"/>
-          <w:rFonts w:ascii="Calibri" w:cs="Calibri" w:eastAsia="Calibri" w:hAnsi="Calibri"/>
-        </w:rPr>
-        <w:t xml:space="preserve">TPI DE COYAH : LE PROCUREUR ALIOU DIALLO PREND OFFICIELLEMENT LA TÊTE DU PARQUET</w:t>
-      </w:r>
-    </w:p>
-    <w:p>
-      <w:pPr>
-        <w:ind w:left="720"/>
-      </w:pPr>
-      <w:r>
-        <w:rPr>
-          <w:color w:val="1F2937"/>
-          <w:sz w:val="26"/>
-          <w:szCs w:val="26"/>
-          <w:rFonts w:ascii="Calibri" w:cs="Calibri" w:eastAsia="Calibri" w:hAnsi="Calibri"/>
-        </w:rPr>
-        <w:t xml:space="preserve">▪  Source : </w:t>
-      </w:r>
-      <w:hyperlink w:history="1" r:id="rId1e6g-z-rcaogejvz3rdf9">
-        <w:r>
-          <w:rPr>
-            <w:u w:val="single"/>
-            <w:color w:val="1F6B5E"/>
-            <w:sz w:val="26"/>
-            <w:szCs w:val="26"/>
-            <w:rFonts w:ascii="Calibri" w:cs="Calibri" w:eastAsia="Calibri" w:hAnsi="Calibri"/>
-          </w:rPr>
-          <w:t xml:space="preserve">Guineematin.com</w:t>
-        </w:r>
-      </w:hyperlink>
-      <w:r>
-        <w:rPr>
-          <w:color w:val="1F2937"/>
-          <w:sz w:val="26"/>
-          <w:szCs w:val="26"/>
-          <w:rFonts w:ascii="Calibri" w:cs="Calibri" w:eastAsia="Calibri" w:hAnsi="Calibri"/>
-        </w:rPr>
-        <w:t xml:space="preserve"> — 27 octobre 2026, 19 h UTC</w:t>
-      </w:r>
-      <w:r>
-        <w:rPr>
-          <w:b/>
-          <w:bCs/>
-          <w:color w:val="1F2937"/>
-          <w:sz w:val="26"/>
-          <w:szCs w:val="26"/>
-          <w:rFonts w:ascii="Calibri" w:cs="Calibri" w:eastAsia="Calibri" w:hAnsi="Calibri"/>
-        </w:rPr>
-        <w:t xml:space="preserve">   ·   Cotation : Non confirmé</w:t>
       </w:r>
     </w:p>
     <w:p>
@@ -14613,7 +16210,7 @@
           <w:szCs w:val="22"/>
           <w:rFonts w:ascii="Calibri" w:cs="Calibri" w:eastAsia="Calibri" w:hAnsi="Calibri"/>
         </w:rPr>
-        <w:t xml:space="preserve">Indice de confiance : moyenne (incident vérifié le plus récent : 211 jours ; 1 signal du jour)</w:t>
+        <w:t xml:space="preserve">Indice de confiance : faible (incident vérifié le plus récent : 212 jours ; aucun signal du jour)</w:t>
       </w:r>
     </w:p>
     <w:p>
@@ -14752,7 +16349,7 @@
           <w:rFonts w:ascii="Calibri" w:cs="Calibri" w:eastAsia="Calibri" w:hAnsi="Calibri"/>
         </w:rPr>
       </w:r>
-      <w:hyperlink w:history="1" r:id="rIdg4axvw11tqfu-avymivx9">
+      <w:hyperlink w:history="1" r:id="rIdufdsjyjmqsseqd8iigvdt">
         <w:r>
           <w:rPr>
             <w:u w:val="single"/>
@@ -15087,7 +16684,7 @@
         </w:rPr>
         <w:t xml:space="preserve">▪  Source : </w:t>
       </w:r>
-      <w:hyperlink w:history="1" r:id="rIdzmxpa6jx_tuc5o4iutc5q">
+      <w:hyperlink w:history="1" r:id="rIdjiows20sx_0t5lypakqui">
         <w:r>
           <w:rPr>
             <w:u w:val="single"/>
@@ -15149,7 +16746,7 @@
         </w:rPr>
         <w:t xml:space="preserve">▪  Source : </w:t>
       </w:r>
-      <w:hyperlink w:history="1" r:id="rIdluvhgandkvk7b__k0hgb9">
+      <w:hyperlink w:history="1" r:id="rIdmd8msoybj3zxqronhrkmi">
         <w:r>
           <w:rPr>
             <w:u w:val="single"/>
@@ -15211,7 +16808,7 @@
         </w:rPr>
         <w:t xml:space="preserve">▪  Source : </w:t>
       </w:r>
-      <w:hyperlink w:history="1" r:id="rIdhehviqnghkn0-cvmqvaa3">
+      <w:hyperlink w:history="1" r:id="rId9apesdqjnl9nz5zcwin5e">
         <w:r>
           <w:rPr>
             <w:u w:val="single"/>
@@ -15284,7 +16881,7 @@
         </w:rPr>
         <w:t xml:space="preserve">▪  Source : </w:t>
       </w:r>
-      <w:hyperlink w:history="1" r:id="rIdy5r7vfgikchyal0zq_bfc">
+      <w:hyperlink w:history="1" r:id="rIdw9ir0dmg4bitubagpscnx">
         <w:r>
           <w:rPr>
             <w:u w:val="single"/>
@@ -15346,7 +16943,7 @@
         </w:rPr>
         <w:t xml:space="preserve">▪  Source : </w:t>
       </w:r>
-      <w:hyperlink w:history="1" r:id="rIdua9tvzxoqimd87op5ycn_">
+      <w:hyperlink w:history="1" r:id="rIdzpesmuut3wbwanqm-haio">
         <w:r>
           <w:rPr>
             <w:u w:val="single"/>
@@ -15670,7 +17267,7 @@
         </w:rPr>
         <w:t xml:space="preserve">▪  Source : </w:t>
       </w:r>
-      <w:hyperlink w:history="1" r:id="rIdfprt-mgww1te_seojx-kx">
+      <w:hyperlink w:history="1" r:id="rIdyagnln6t9c9gxtn-lxohu">
         <w:r>
           <w:rPr>
             <w:u w:val="single"/>
@@ -15905,327 +17502,178 @@
           <w:szCs w:val="22"/>
           <w:rFonts w:ascii="Calibri" w:cs="Calibri" w:eastAsia="Calibri" w:hAnsi="Calibri"/>
         </w:rPr>
-        <w:t xml:space="preserve">Indice de confiance : moyenne (incident vérifié le plus récent : 120 jours ; 5 signaux du jour)</w:t>
-      </w:r>
-    </w:p>
-    <w:tbl>
-      <w:tblPr>
-        <w:tblW w:type="dxa" w:w="17680"/>
-        <w:tblBorders>
-          <w:top w:val="single" w:color="auto" w:sz="4"/>
-          <w:left w:val="single" w:color="auto" w:sz="4"/>
-          <w:bottom w:val="single" w:color="auto" w:sz="4"/>
-          <w:right w:val="single" w:color="auto" w:sz="4"/>
-          <w:insideH w:val="single" w:color="auto" w:sz="4"/>
-          <w:insideV w:val="single" w:color="auto" w:sz="4"/>
-        </w:tblBorders>
-      </w:tblPr>
-      <w:tblGrid>
-        <w:gridCol w:w="11280"/>
-        <w:gridCol w:w="6400"/>
-      </w:tblGrid>
-      <w:tr>
-        <w:tc>
-          <w:tcPr>
-            <w:tcW w:type="dxa" w:w="11280"/>
-            <w:tcBorders>
-              <w:top w:val="none" w:color="FFFFFF" w:sz="0"/>
-              <w:left w:val="none" w:color="FFFFFF" w:sz="0"/>
-              <w:bottom w:val="none" w:color="FFFFFF" w:sz="0"/>
-              <w:right w:val="none" w:color="FFFFFF" w:sz="0"/>
-            </w:tcBorders>
-            <w:tcMar>
-              <w:right w:type="dxa" w:w="200"/>
-            </w:tcMar>
-          </w:tcPr>
-          <w:p>
-            <w:pPr>
-              <w:spacing w:before="120" w:after="60"/>
-            </w:pPr>
-            <w:r>
-              <w:rPr>
-                <w:b/>
-                <w:bCs/>
-                <w:color w:val="1F6B5E"/>
-                <w:sz w:val="40"/>
-                <w:szCs w:val="40"/>
-                <w:rFonts w:ascii="Arial Narrow" w:cs="Arial Narrow" w:eastAsia="Arial Narrow" w:hAnsi="Arial Narrow"/>
-              </w:rPr>
-              <w:t xml:space="preserve">Meurtre atroce de la lycéene Aminata Sy à Podor : comment le suspect a-t-il arrêté à Mbacké après une cavale</w:t>
-            </w:r>
-          </w:p>
-          <w:p>
-            <w:pPr>
-              <w:spacing w:before="120" w:after="20"/>
-            </w:pPr>
-            <w:r>
-              <w:rPr>
-                <w:b/>
-                <w:bCs/>
-                <w:color w:val="1F6B5E"/>
-                <w:sz w:val="28"/>
-                <w:szCs w:val="28"/>
-                <w:rFonts w:ascii="Calibri" w:cs="Calibri" w:eastAsia="Calibri" w:hAnsi="Calibri"/>
-              </w:rPr>
-              <w:t xml:space="preserve">Contexte</w:t>
-            </w:r>
-          </w:p>
-          <w:p>
-            <w:r>
-              <w:rPr>
-                <w:color w:val="1F2937"/>
-                <w:sz w:val="26"/>
-                <w:szCs w:val="26"/>
-                <w:rFonts w:ascii="Calibri" w:cs="Calibri" w:eastAsia="Calibri" w:hAnsi="Calibri"/>
-              </w:rPr>
-              <w:t xml:space="preserve">Fait rapporté le mercredi 28 octobre 2026. Lieu : Sénégal. Actualité politique. Repris par 3 médias distincts (Pressafrik, Dakar Actu, Seneweb) : le fait est recoupé.</w:t>
-            </w:r>
-          </w:p>
-          <w:p>
-            <w:pPr>
-              <w:spacing w:before="120" w:after="20"/>
-            </w:pPr>
-            <w:r>
-              <w:rPr>
-                <w:b/>
-                <w:bCs/>
-                <w:color w:val="1F6B5E"/>
-                <w:sz w:val="28"/>
-                <w:szCs w:val="28"/>
-                <w:rFonts w:ascii="Calibri" w:cs="Calibri" w:eastAsia="Calibri" w:hAnsi="Calibri"/>
-              </w:rPr>
-              <w:t xml:space="preserve">Ce que rapportent les sources</w:t>
-            </w:r>
-          </w:p>
-          <w:p>
-            <w:pPr>
-              <w:spacing w:after="60"/>
-            </w:pPr>
-            <w:r>
-              <w:rPr>
-                <w:b/>
-                <w:bCs/>
-                <w:color w:val="1F2937"/>
-                <w:sz w:val="26"/>
-                <w:szCs w:val="26"/>
-                <w:rFonts w:ascii="Calibri" w:cs="Calibri" w:eastAsia="Calibri" w:hAnsi="Calibri"/>
-              </w:rPr>
-              <w:t xml:space="preserve">Pressafrik : </w:t>
-            </w:r>
-            <w:r>
-              <w:rPr>
-                <w:i/>
-                <w:iCs/>
-                <w:color w:val="1F2937"/>
-                <w:sz w:val="26"/>
-                <w:szCs w:val="26"/>
-                <w:rFonts w:ascii="Calibri" w:cs="Calibri" w:eastAsia="Calibri" w:hAnsi="Calibri"/>
-              </w:rPr>
-              <w:t xml:space="preserve">« Karamo Cissé Ndiaye, commerçant de 35 ans, connu comme un vendeur de matériels électroniques a... www.pressafrik.com »</w:t>
-            </w:r>
-          </w:p>
-          <w:p>
-            <w:pPr>
-              <w:spacing w:before="120" w:after="20"/>
-            </w:pPr>
-            <w:r>
-              <w:rPr>
-                <w:b/>
-                <w:bCs/>
-                <w:color w:val="1F6B5E"/>
-                <w:sz w:val="28"/>
-                <w:szCs w:val="28"/>
-                <w:rFonts w:ascii="Calibri" w:cs="Calibri" w:eastAsia="Calibri" w:hAnsi="Calibri"/>
-              </w:rPr>
-              <w:t xml:space="preserve">Enjeux sûreté</w:t>
-            </w:r>
-          </w:p>
-          <w:p>
-            <w:r>
-              <w:rPr>
-                <w:color w:val="1F2937"/>
-                <w:sz w:val="26"/>
-                <w:szCs w:val="26"/>
-                <w:rFonts w:ascii="Calibri" w:cs="Calibri" w:eastAsia="Calibri" w:hAnsi="Calibri"/>
-              </w:rPr>
-              <w:t xml:space="preserve">Climat politique à suivre : en mesurer l'incidence sur la stabilité locale et les déplacements.</w:t>
-            </w:r>
-          </w:p>
-          <w:p>
-            <w:pPr>
-              <w:spacing w:before="120"/>
-            </w:pPr>
-            <w:r>
-              <w:rPr>
-                <w:b/>
-                <w:bCs/>
-                <w:color w:val="1F2937"/>
-                <w:sz w:val="26"/>
-                <w:szCs w:val="26"/>
-                <w:rFonts w:ascii="Calibri" w:cs="Calibri" w:eastAsia="Calibri" w:hAnsi="Calibri"/>
-              </w:rPr>
-              <w:t xml:space="preserve">Sources : </w:t>
-            </w:r>
-            <w:r>
-              <w:rPr>
-                <w:color w:val="1F2937"/>
-                <w:sz w:val="26"/>
-                <w:szCs w:val="26"/>
-                <w:rFonts w:ascii="Calibri" w:cs="Calibri" w:eastAsia="Calibri" w:hAnsi="Calibri"/>
-              </w:rPr>
-            </w:r>
-            <w:hyperlink w:history="1" r:id="rIdano8l5mwgc2f_37jxvv5q">
-              <w:r>
-                <w:rPr>
-                  <w:u w:val="single"/>
-                  <w:color w:val="1F6B5E"/>
-                  <w:sz w:val="26"/>
-                  <w:szCs w:val="26"/>
-                  <w:rFonts w:ascii="Calibri" w:cs="Calibri" w:eastAsia="Calibri" w:hAnsi="Calibri"/>
-                </w:rPr>
-                <w:t xml:space="preserve">Pressafrik</w:t>
-              </w:r>
-            </w:hyperlink>
-            <w:r>
-              <w:rPr>
-                <w:color w:val="1F2937"/>
-                <w:sz w:val="26"/>
-                <w:szCs w:val="26"/>
-                <w:rFonts w:ascii="Calibri" w:cs="Calibri" w:eastAsia="Calibri" w:hAnsi="Calibri"/>
-              </w:rPr>
-              <w:t xml:space="preserve"> · </w:t>
-            </w:r>
-            <w:hyperlink w:history="1" r:id="rIdj2ccrwnpfcate15rmbtuw">
-              <w:r>
-                <w:rPr>
-                  <w:u w:val="single"/>
-                  <w:color w:val="1F6B5E"/>
-                  <w:sz w:val="26"/>
-                  <w:szCs w:val="26"/>
-                  <w:rFonts w:ascii="Calibri" w:cs="Calibri" w:eastAsia="Calibri" w:hAnsi="Calibri"/>
-                </w:rPr>
-                <w:t xml:space="preserve">Dakar Actu</w:t>
-              </w:r>
-            </w:hyperlink>
-            <w:r>
-              <w:rPr>
-                <w:color w:val="1F2937"/>
-                <w:sz w:val="26"/>
-                <w:szCs w:val="26"/>
-                <w:rFonts w:ascii="Calibri" w:cs="Calibri" w:eastAsia="Calibri" w:hAnsi="Calibri"/>
-              </w:rPr>
-              <w:t xml:space="preserve"> · </w:t>
-            </w:r>
-            <w:hyperlink w:history="1" r:id="rIdlutbimg0bx6zfaf543nto">
-              <w:r>
-                <w:rPr>
-                  <w:u w:val="single"/>
-                  <w:color w:val="1F6B5E"/>
-                  <w:sz w:val="26"/>
-                  <w:szCs w:val="26"/>
-                  <w:rFonts w:ascii="Calibri" w:cs="Calibri" w:eastAsia="Calibri" w:hAnsi="Calibri"/>
-                </w:rPr>
-                <w:t xml:space="preserve">Seneweb</w:t>
-              </w:r>
-            </w:hyperlink>
-            <w:r>
-              <w:rPr>
-                <w:color w:val="1F2937"/>
-                <w:sz w:val="26"/>
-                <w:szCs w:val="26"/>
-                <w:rFonts w:ascii="Calibri" w:cs="Calibri" w:eastAsia="Calibri" w:hAnsi="Calibri"/>
-              </w:rPr>
-              <w:t xml:space="preserve"> — 28 octobre 2026, 9 h UTC</w:t>
-            </w:r>
-            <w:r>
-              <w:rPr>
-                <w:b/>
-                <w:bCs/>
-                <w:color w:val="1F2937"/>
-                <w:sz w:val="26"/>
-                <w:szCs w:val="26"/>
-                <w:rFonts w:ascii="Calibri" w:cs="Calibri" w:eastAsia="Calibri" w:hAnsi="Calibri"/>
-              </w:rPr>
-              <w:t xml:space="preserve">   ·   Cotation : Confirmé</w:t>
-            </w:r>
-          </w:p>
-        </w:tc>
-        <w:tc>
-          <w:tcPr>
-            <w:tcW w:type="dxa" w:w="6400"/>
-            <w:tcBorders>
-              <w:top w:val="none" w:color="FFFFFF" w:sz="0"/>
-              <w:left w:val="none" w:color="FFFFFF" w:sz="0"/>
-              <w:bottom w:val="none" w:color="FFFFFF" w:sz="0"/>
-              <w:right w:val="none" w:color="FFFFFF" w:sz="0"/>
-            </w:tcBorders>
-          </w:tcPr>
-          <w:p>
-            <w:pPr>
-              <w:spacing w:before="200"/>
-              <w:jc w:val="center"/>
-            </w:pPr>
-            <w:r>
-              <w:drawing>
-                <wp:inline distT="0" distB="0" distL="0" distR="0">
-                  <wp:extent cx="3810000" cy="2419350"/>
-                  <wp:effectExtent t="0" r="0" b="0" l="0"/>
-                  <wp:docPr id="1" name="" descr="" title=""/>
-                  <wp:cNvGraphicFramePr>
-                    <a:graphicFrameLocks xmlns:a="http://schemas.openxmlformats.org/drawingml/2006/main" noChangeAspect="1"/>
-                  </wp:cNvGraphicFramePr>
-                  <a:graphic xmlns:a="http://schemas.openxmlformats.org/drawingml/2006/main">
-                    <a:graphicData uri="http://schemas.openxmlformats.org/drawingml/2006/picture">
-                      <pic:pic xmlns:pic="http://schemas.openxmlformats.org/drawingml/2006/picture">
-                        <pic:nvPicPr>
-                          <pic:cNvPr id="0" name="" descr=""/>
-                          <pic:cNvPicPr>
-                            <a:picLocks noChangeAspect="1" noChangeArrowheads="1"/>
-                          </pic:cNvPicPr>
-                        </pic:nvPicPr>
-                        <pic:blipFill>
-                          <a:blip r:embed="rId14" cstate="none"/>
-                          <a:srcRect/>
-                          <a:stretch>
-                            <a:fillRect/>
-                          </a:stretch>
-                        </pic:blipFill>
-                        <pic:spPr bwMode="auto">
-                          <a:xfrm>
-                            <a:off x="0" y="0"/>
-                            <a:ext cx="3810000" cy="2419350"/>
-                          </a:xfrm>
-                          <a:prstGeom prst="rect">
-                            <a:avLst/>
-                          </a:prstGeom>
-                        </pic:spPr>
-                      </pic:pic>
-                    </a:graphicData>
-                  </a:graphic>
-                </wp:inline>
-              </w:drawing>
-            </w:r>
-          </w:p>
-          <w:p>
-            <w:pPr>
-              <w:jc w:val="right"/>
-            </w:pPr>
-            <w:hyperlink w:history="1" r:id="rIdvykdrlgzttjxufyxa5sd_">
-              <w:r>
-                <w:rPr>
-                  <w:u w:val="single"/>
-                  <w:color w:val="1F6B5E"/>
-                  <w:sz w:val="16"/>
-                  <w:szCs w:val="16"/>
-                  <w:rFonts w:ascii="Calibri" w:cs="Calibri" w:eastAsia="Calibri" w:hAnsi="Calibri"/>
-                </w:rPr>
-                <w:t xml:space="preserve">Photo : © pressafrik.com</w:t>
-              </w:r>
-            </w:hyperlink>
-          </w:p>
-        </w:tc>
-      </w:tr>
-    </w:tbl>
+        <w:t xml:space="preserve">Indice de confiance : moyenne (incident vérifié le plus récent : 121 jours ; 5 signaux du jour)</w:t>
+      </w:r>
+    </w:p>
+    <w:p>
+      <w:pPr>
+        <w:spacing w:before="120" w:after="60"/>
+      </w:pPr>
+      <w:r>
+        <w:rPr>
+          <w:b/>
+          <w:bCs/>
+          <w:color w:val="1F6B5E"/>
+          <w:sz w:val="40"/>
+          <w:szCs w:val="40"/>
+          <w:rFonts w:ascii="Arial Narrow" w:cs="Arial Narrow" w:eastAsia="Arial Narrow" w:hAnsi="Arial Narrow"/>
+        </w:rPr>
+        <w:t xml:space="preserve">Menaces de mort contre Sonko : Ce que PASTEF reproche à des cadres de Kiiraay</w:t>
+      </w:r>
+    </w:p>
+    <w:p>
+      <w:pPr>
+        <w:spacing w:before="120" w:after="20"/>
+      </w:pPr>
+      <w:r>
+        <w:rPr>
+          <w:b/>
+          <w:bCs/>
+          <w:color w:val="1F6B5E"/>
+          <w:sz w:val="28"/>
+          <w:szCs w:val="28"/>
+          <w:rFonts w:ascii="Calibri" w:cs="Calibri" w:eastAsia="Calibri" w:hAnsi="Calibri"/>
+        </w:rPr>
+        <w:t xml:space="preserve">Contexte</w:t>
+      </w:r>
+    </w:p>
+    <w:p>
+      <w:r>
+        <w:rPr>
+          <w:color w:val="1F2937"/>
+          <w:sz w:val="26"/>
+          <w:szCs w:val="26"/>
+          <w:rFonts w:ascii="Calibri" w:cs="Calibri" w:eastAsia="Calibri" w:hAnsi="Calibri"/>
+        </w:rPr>
+        <w:t xml:space="preserve">Fait rapporté le mercredi 28 octobre 2026. Lieu : Sénégal. Actualité politique. Une seule source à ce stade (Linfodrome) : à confirmer par un second média.</w:t>
+      </w:r>
+    </w:p>
+    <w:p>
+      <w:pPr>
+        <w:spacing w:before="120" w:after="20"/>
+      </w:pPr>
+      <w:r>
+        <w:rPr>
+          <w:b/>
+          <w:bCs/>
+          <w:color w:val="1F6B5E"/>
+          <w:sz w:val="28"/>
+          <w:szCs w:val="28"/>
+          <w:rFonts w:ascii="Calibri" w:cs="Calibri" w:eastAsia="Calibri" w:hAnsi="Calibri"/>
+        </w:rPr>
+        <w:t xml:space="preserve">Ce que rapportent les sources</w:t>
+      </w:r>
+    </w:p>
+    <w:p>
+      <w:pPr>
+        <w:spacing w:after="60"/>
+      </w:pPr>
+      <w:r>
+        <w:rPr>
+          <w:b/>
+          <w:bCs/>
+          <w:color w:val="1F2937"/>
+          <w:sz w:val="26"/>
+          <w:szCs w:val="26"/>
+          <w:rFonts w:ascii="Calibri" w:cs="Calibri" w:eastAsia="Calibri" w:hAnsi="Calibri"/>
+        </w:rPr>
+        <w:t xml:space="preserve">Linfodrome : </w:t>
+      </w:r>
+      <w:r>
+        <w:rPr>
+          <w:i/>
+          <w:iCs/>
+          <w:color w:val="1F2937"/>
+          <w:sz w:val="26"/>
+          <w:szCs w:val="26"/>
+          <w:rFonts w:ascii="Calibri" w:cs="Calibri" w:eastAsia="Calibri" w:hAnsi="Calibri"/>
+        </w:rPr>
+        <w:t xml:space="preserve">« Au Sénégal, PASTEF affirme qu'un membre du parti présidentiel Kiiraay, M. Arona Coumba Ndoffène Diouf, a publiquement appelé à éliminer Ousmane Sonko, Président de l'Assemblée nationale. Le parti dénonce une banalisation des discours de haine et des appels à la force émanant de la mouvance présidentielle pour contrer ses actions. »</w:t>
+      </w:r>
+    </w:p>
+    <w:p>
+      <w:pPr>
+        <w:spacing w:before="120" w:after="20"/>
+      </w:pPr>
+      <w:r>
+        <w:rPr>
+          <w:b/>
+          <w:bCs/>
+          <w:color w:val="1F6B5E"/>
+          <w:sz w:val="28"/>
+          <w:szCs w:val="28"/>
+          <w:rFonts w:ascii="Calibri" w:cs="Calibri" w:eastAsia="Calibri" w:hAnsi="Calibri"/>
+        </w:rPr>
+        <w:t xml:space="preserve">Enjeux sûreté</w:t>
+      </w:r>
+    </w:p>
+    <w:p>
+      <w:r>
+        <w:rPr>
+          <w:color w:val="1F2937"/>
+          <w:sz w:val="26"/>
+          <w:szCs w:val="26"/>
+          <w:rFonts w:ascii="Calibri" w:cs="Calibri" w:eastAsia="Calibri" w:hAnsi="Calibri"/>
+        </w:rPr>
+        <w:t xml:space="preserve">Climat politique à suivre : tensions possibles autour des échéances et des décisions institutionnelles. Adapter la veille et les déplacements aux dates sensibles.</w:t>
+      </w:r>
+    </w:p>
+    <w:p>
+      <w:pPr>
+        <w:spacing w:before="120"/>
+      </w:pPr>
+      <w:r>
+        <w:rPr>
+          <w:b/>
+          <w:bCs/>
+          <w:color w:val="1F2937"/>
+          <w:sz w:val="26"/>
+          <w:szCs w:val="26"/>
+          <w:rFonts w:ascii="Calibri" w:cs="Calibri" w:eastAsia="Calibri" w:hAnsi="Calibri"/>
+        </w:rPr>
+        <w:t xml:space="preserve">Source : </w:t>
+      </w:r>
+      <w:r>
+        <w:rPr>
+          <w:color w:val="1F2937"/>
+          <w:sz w:val="26"/>
+          <w:szCs w:val="26"/>
+          <w:rFonts w:ascii="Calibri" w:cs="Calibri" w:eastAsia="Calibri" w:hAnsi="Calibri"/>
+        </w:rPr>
+      </w:r>
+      <w:hyperlink w:history="1" r:id="rIdhqeitkzmq_da4wb4oy-sb">
+        <w:r>
+          <w:rPr>
+            <w:u w:val="single"/>
+            <w:color w:val="1F6B5E"/>
+            <w:sz w:val="26"/>
+            <w:szCs w:val="26"/>
+            <w:rFonts w:ascii="Calibri" w:cs="Calibri" w:eastAsia="Calibri" w:hAnsi="Calibri"/>
+          </w:rPr>
+          <w:t xml:space="preserve">Linfodrome</w:t>
+        </w:r>
+      </w:hyperlink>
+      <w:r>
+        <w:rPr>
+          <w:color w:val="1F2937"/>
+          <w:sz w:val="26"/>
+          <w:szCs w:val="26"/>
+          <w:rFonts w:ascii="Calibri" w:cs="Calibri" w:eastAsia="Calibri" w:hAnsi="Calibri"/>
+        </w:rPr>
+        <w:t xml:space="preserve"> — 28 octobre 2026, 20 h UTC</w:t>
+      </w:r>
+      <w:r>
+        <w:rPr>
+          <w:b/>
+          <w:bCs/>
+          <w:color w:val="1F2937"/>
+          <w:sz w:val="26"/>
+          <w:szCs w:val="26"/>
+          <w:rFonts w:ascii="Calibri" w:cs="Calibri" w:eastAsia="Calibri" w:hAnsi="Calibri"/>
+        </w:rPr>
+        <w:t xml:space="preserve">   ·   Cotation : Probable</w:t>
+      </w:r>
+    </w:p>
     <w:p>
       <w:pPr>
         <w:pageBreakBefore/>
@@ -16450,7 +17898,7 @@
           <w:szCs w:val="28"/>
           <w:rFonts w:ascii="Calibri" w:cs="Calibri" w:eastAsia="Calibri" w:hAnsi="Calibri"/>
         </w:rPr>
-        <w:t xml:space="preserve">TOUBA : UN DÉBAT SUR LES MOTEURS DE JAKARTA SE TERMINE PAR LA MORT DE BAYE M. DIOP</w:t>
+        <w:t xml:space="preserve">KÉDOUGOU : 6,7 MILLIONS DE FCFA EMPORTÉS LORS D’UNE ATTAQUE ARMÉE CONTRE UN SITE MINIER À FARANDING</w:t>
       </w:r>
     </w:p>
     <w:p>
@@ -16464,9 +17912,9 @@
           <w:szCs w:val="26"/>
           <w:rFonts w:ascii="Calibri" w:cs="Calibri" w:eastAsia="Calibri" w:hAnsi="Calibri"/>
         </w:rPr>
-        <w:t xml:space="preserve">▪  Source : </w:t>
-      </w:r>
-      <w:hyperlink w:history="1" r:id="rId-qxf1zm7r2mrmpz9omn2s">
+        <w:t xml:space="preserve">▪  Sources : </w:t>
+      </w:r>
+      <w:hyperlink w:history="1" r:id="rIdv5aq7eo9cd5cp-bdonhjv">
         <w:r>
           <w:rPr>
             <w:u w:val="single"/>
@@ -16475,7 +17923,7 @@
             <w:szCs w:val="26"/>
             <w:rFonts w:ascii="Calibri" w:cs="Calibri" w:eastAsia="Calibri" w:hAnsi="Calibri"/>
           </w:rPr>
-          <w:t xml:space="preserve">Dakar Actu</w:t>
+          <w:t xml:space="preserve">Pressafrik · SeneNews</w:t>
         </w:r>
       </w:hyperlink>
       <w:r>
@@ -16485,7 +17933,7 @@
           <w:szCs w:val="26"/>
           <w:rFonts w:ascii="Calibri" w:cs="Calibri" w:eastAsia="Calibri" w:hAnsi="Calibri"/>
         </w:rPr>
-        <w:t xml:space="preserve"> — 28 octobre 2026, 8 h UTC</w:t>
+        <w:t xml:space="preserve"> — 28 octobre 2026, 13 h UTC</w:t>
       </w:r>
       <w:r>
         <w:rPr>
@@ -16496,7 +17944,7 @@
           <w:szCs w:val="26"/>
           <w:rFonts w:ascii="Calibri" w:cs="Calibri" w:eastAsia="Calibri" w:hAnsi="Calibri"/>
         </w:rPr>
-        <w:t xml:space="preserve">   ·   Cotation : Probable</w:t>
+        <w:t xml:space="preserve">   ·   Cotation : Confirmé</w:t>
       </w:r>
     </w:p>
     <w:p>
@@ -16523,7 +17971,7 @@
           <w:szCs w:val="28"/>
           <w:rFonts w:ascii="Calibri" w:cs="Calibri" w:eastAsia="Calibri" w:hAnsi="Calibri"/>
         </w:rPr>
-        <w:t xml:space="preserve">MORT D’AMINATA SY : LE SUSPECT INVOQUE UNE CHUTE, LES CONSTATATIONS DÉCRIVENT DES VIOLENCES</w:t>
+        <w:t xml:space="preserve">TOUBA : UN JEUNE LIVREUR DE 22 ANS TUÉ À L'ARME BLANCHE AU QUARTIER 30 SERIGNE CHEIKH BOMBALI</w:t>
       </w:r>
     </w:p>
     <w:p>
@@ -16539,7 +17987,7 @@
         </w:rPr>
         <w:t xml:space="preserve">▪  Source : </w:t>
       </w:r>
-      <w:hyperlink w:history="1" r:id="rIdge-btudhxymmuaog5fair">
+      <w:hyperlink w:history="1" r:id="rIdinkntnhrlembvonhl5z74">
         <w:r>
           <w:rPr>
             <w:u w:val="single"/>
@@ -16548,7 +17996,7 @@
             <w:szCs w:val="26"/>
             <w:rFonts w:ascii="Calibri" w:cs="Calibri" w:eastAsia="Calibri" w:hAnsi="Calibri"/>
           </w:rPr>
-          <w:t xml:space="preserve">Dakar Actu</w:t>
+          <w:t xml:space="preserve">Pressafrik</w:t>
         </w:r>
       </w:hyperlink>
       <w:r>
@@ -16558,7 +18006,7 @@
           <w:szCs w:val="26"/>
           <w:rFonts w:ascii="Calibri" w:cs="Calibri" w:eastAsia="Calibri" w:hAnsi="Calibri"/>
         </w:rPr>
-        <w:t xml:space="preserve"> — 28 octobre 2026, 8 h UTC</w:t>
+        <w:t xml:space="preserve"> — 28 octobre 2026, 10 h UTC</w:t>
       </w:r>
       <w:r>
         <w:rPr>
@@ -16596,7 +18044,7 @@
           <w:szCs w:val="28"/>
           <w:rFonts w:ascii="Calibri" w:cs="Calibri" w:eastAsia="Calibri" w:hAnsi="Calibri"/>
         </w:rPr>
-        <w:t xml:space="preserve">TALIBOU DIALLO TUÉ AU COU ET AU THORAX : UNE DISPUTE ENTRE COLOCATAIRES POUR UNE PRISE ÉLECTRIQUE, AU CŒUR DU DRAME</w:t>
+        <w:t xml:space="preserve">MALIKA : UNE DISPUTE ENTRE DEUX FERRAILLEURS AUTOUR D’UNE PRISE ÉLECTRIQUE VIRE AU MEURTRE</w:t>
       </w:r>
     </w:p>
     <w:p>
@@ -16612,7 +18060,7 @@
         </w:rPr>
         <w:t xml:space="preserve">▪  Source : </w:t>
       </w:r>
-      <w:hyperlink w:history="1" r:id="rIdfmxiskrqk3ozdgjzhf5tt">
+      <w:hyperlink w:history="1" r:id="rIdurmodnfhxpgcrdm4ku2cy">
         <w:r>
           <w:rPr>
             <w:u w:val="single"/>
@@ -16621,7 +18069,7 @@
             <w:szCs w:val="26"/>
             <w:rFonts w:ascii="Calibri" w:cs="Calibri" w:eastAsia="Calibri" w:hAnsi="Calibri"/>
           </w:rPr>
-          <w:t xml:space="preserve">Dakar Actu</w:t>
+          <w:t xml:space="preserve">Pressafrik</w:t>
         </w:r>
       </w:hyperlink>
       <w:r>
@@ -16631,7 +18079,7 @@
           <w:szCs w:val="26"/>
           <w:rFonts w:ascii="Calibri" w:cs="Calibri" w:eastAsia="Calibri" w:hAnsi="Calibri"/>
         </w:rPr>
-        <w:t xml:space="preserve"> — 28 octobre 2026, 8 h UTC</w:t>
+        <w:t xml:space="preserve"> — 28 octobre 2026, 10 h UTC</w:t>
       </w:r>
       <w:r>
         <w:rPr>
@@ -16669,7 +18117,7 @@
           <w:szCs w:val="28"/>
           <w:rFonts w:ascii="Calibri" w:cs="Calibri" w:eastAsia="Calibri" w:hAnsi="Calibri"/>
         </w:rPr>
-        <w:t xml:space="preserve">LYCÉENNE TUÉE À PODOR : DE L'HISTOIRE D'AMOUR AU DRAME</w:t>
+        <w:t xml:space="preserve">MALIKA : UN INDIVIDU, SOUPÇONNÉ DE MEURTRE, INTERPELLÉ PAR LA POLICE</w:t>
       </w:r>
     </w:p>
     <w:p>
@@ -16685,7 +18133,7 @@
         </w:rPr>
         <w:t xml:space="preserve">▪  Source : </w:t>
       </w:r>
-      <w:hyperlink w:history="1" r:id="rIdxki5sgxledcor1f1vtaek">
+      <w:hyperlink w:history="1" r:id="rIdfp3atfzepznjb3tm67rjr">
         <w:r>
           <w:rPr>
             <w:u w:val="single"/>
@@ -16694,7 +18142,7 @@
             <w:szCs w:val="26"/>
             <w:rFonts w:ascii="Calibri" w:cs="Calibri" w:eastAsia="Calibri" w:hAnsi="Calibri"/>
           </w:rPr>
-          <w:t xml:space="preserve">Seneweb</w:t>
+          <w:t xml:space="preserve">Pressafrik</w:t>
         </w:r>
       </w:hyperlink>
       <w:r>
@@ -16704,7 +18152,7 @@
           <w:szCs w:val="26"/>
           <w:rFonts w:ascii="Calibri" w:cs="Calibri" w:eastAsia="Calibri" w:hAnsi="Calibri"/>
         </w:rPr>
-        <w:t xml:space="preserve"> — 28 octobre 2026, 7 h UTC</w:t>
+        <w:t xml:space="preserve"> — 28 octobre 2026, 10 h UTC</w:t>
       </w:r>
       <w:r>
         <w:rPr>
@@ -16742,7 +18190,7 @@
           <w:szCs w:val="28"/>
           <w:rFonts w:ascii="Calibri" w:cs="Calibri" w:eastAsia="Calibri" w:hAnsi="Calibri"/>
         </w:rPr>
-        <w:t xml:space="preserve">IMMEUBLE EFFONDRÉ À THIÈS : UN MORT ET DEUX BLESSÉS, SELON LE BILAN PROVISOIRE</w:t>
+        <w:t xml:space="preserve">MEURTRE ATROCE DE LA LYCÉENE AMINATA SY À PODOR : COMMENT LE SUSPECT A-T-IL ARRÊTÉ À MBACKÉ APRÈS UNE CAVALE ?</w:t>
       </w:r>
     </w:p>
     <w:p>
@@ -16758,7 +18206,7 @@
         </w:rPr>
         <w:t xml:space="preserve">▪  Sources : </w:t>
       </w:r>
-      <w:hyperlink w:history="1" r:id="rIdftdbiaqd_qotl7dqfj16m">
+      <w:hyperlink w:history="1" r:id="rIdznzjx5fyo1ilayagmgtis">
         <w:r>
           <w:rPr>
             <w:u w:val="single"/>
@@ -16767,7 +18215,7 @@
             <w:szCs w:val="26"/>
             <w:rFonts w:ascii="Calibri" w:cs="Calibri" w:eastAsia="Calibri" w:hAnsi="Calibri"/>
           </w:rPr>
-          <w:t xml:space="preserve">APS — Agence Sénégalaise Presse · Pressafrik</w:t>
+          <w:t xml:space="preserve">Pressafrik · Dakar Actu · Seneweb</w:t>
         </w:r>
       </w:hyperlink>
       <w:r>
@@ -16777,7 +18225,7 @@
           <w:szCs w:val="26"/>
           <w:rFonts w:ascii="Calibri" w:cs="Calibri" w:eastAsia="Calibri" w:hAnsi="Calibri"/>
         </w:rPr>
-        <w:t xml:space="preserve"> — 27 octobre 2026, 19 h UTC</w:t>
+        <w:t xml:space="preserve"> — 28 octobre 2026, 9 h UTC</w:t>
       </w:r>
       <w:r>
         <w:rPr>
@@ -17015,7 +18463,7 @@
           <w:szCs w:val="28"/>
           <w:rFonts w:ascii="Calibri" w:cs="Calibri" w:eastAsia="Calibri" w:hAnsi="Calibri"/>
         </w:rPr>
-        <w:t xml:space="preserve">PACTE DE STABILITÉ SOCIALE : LE GOUVERNEMENT VISE 71 % D’EXÉCUTION DES ENGAGEMENTS EN DÉCEMBRE</w:t>
+        <w:t xml:space="preserve">TOUBA : UN DÉBAT SUR LES MOTEURS DE JAKARTA SE TERMINE PAR LA MORT DE BAYE M. DIOP</w:t>
       </w:r>
     </w:p>
     <w:p>
@@ -17029,9 +18477,9 @@
           <w:szCs w:val="26"/>
           <w:rFonts w:ascii="Calibri" w:cs="Calibri" w:eastAsia="Calibri" w:hAnsi="Calibri"/>
         </w:rPr>
-        <w:t xml:space="preserve">▪  Sources : </w:t>
-      </w:r>
-      <w:hyperlink w:history="1" r:id="rIdkon14mlood3schftfmq9o">
+        <w:t xml:space="preserve">▪  Source : </w:t>
+      </w:r>
+      <w:hyperlink w:history="1" r:id="rIdmaxlau7psj49td3_bgjgw">
         <w:r>
           <w:rPr>
             <w:u w:val="single"/>
@@ -17040,7 +18488,7 @@
             <w:szCs w:val="26"/>
             <w:rFonts w:ascii="Calibri" w:cs="Calibri" w:eastAsia="Calibri" w:hAnsi="Calibri"/>
           </w:rPr>
-          <w:t xml:space="preserve">Pressafrik · APS — Agence Sénégalaise Presse</w:t>
+          <w:t xml:space="preserve">Dakar Actu</w:t>
         </w:r>
       </w:hyperlink>
       <w:r>
@@ -17050,7 +18498,7 @@
           <w:szCs w:val="26"/>
           <w:rFonts w:ascii="Calibri" w:cs="Calibri" w:eastAsia="Calibri" w:hAnsi="Calibri"/>
         </w:rPr>
-        <w:t xml:space="preserve"> — 27 octobre 2026, 15 h UTC</w:t>
+        <w:t xml:space="preserve"> — 28 octobre 2026, 8 h UTC</w:t>
       </w:r>
       <w:r>
         <w:rPr>
@@ -17061,7 +18509,7 @@
           <w:szCs w:val="26"/>
           <w:rFonts w:ascii="Calibri" w:cs="Calibri" w:eastAsia="Calibri" w:hAnsi="Calibri"/>
         </w:rPr>
-        <w:t xml:space="preserve">   ·   Cotation : Confirmé</w:t>
+        <w:t xml:space="preserve">   ·   Cotation : Probable</w:t>
       </w:r>
     </w:p>
     <w:p>
@@ -17088,7 +18536,7 @@
           <w:szCs w:val="28"/>
           <w:rFonts w:ascii="Calibri" w:cs="Calibri" w:eastAsia="Calibri" w:hAnsi="Calibri"/>
         </w:rPr>
-        <w:t xml:space="preserve">MALIKA : UN LOCATAIRE INTERPELLÉ POUR AVOIR POIGNARDÉ À MORT SON VOISIN LORS D'UNE ALTERCATION</w:t>
+        <w:t xml:space="preserve">MORT D’AMINATA SY : LE SUSPECT INVOQUE UNE CHUTE, LES CONSTATATIONS DÉCRIVENT DES VIOLENCES</w:t>
       </w:r>
     </w:p>
     <w:p>
@@ -17104,7 +18552,153 @@
         </w:rPr>
         <w:t xml:space="preserve">▪  Source : </w:t>
       </w:r>
-      <w:hyperlink w:history="1" r:id="rId12mvpi3vob8jstdmh3uum">
+      <w:hyperlink w:history="1" r:id="rIdwdxtydnf9fe8wzrbtmmya">
+        <w:r>
+          <w:rPr>
+            <w:u w:val="single"/>
+            <w:color w:val="1F6B5E"/>
+            <w:sz w:val="26"/>
+            <w:szCs w:val="26"/>
+            <w:rFonts w:ascii="Calibri" w:cs="Calibri" w:eastAsia="Calibri" w:hAnsi="Calibri"/>
+          </w:rPr>
+          <w:t xml:space="preserve">Dakar Actu</w:t>
+        </w:r>
+      </w:hyperlink>
+      <w:r>
+        <w:rPr>
+          <w:color w:val="1F2937"/>
+          <w:sz w:val="26"/>
+          <w:szCs w:val="26"/>
+          <w:rFonts w:ascii="Calibri" w:cs="Calibri" w:eastAsia="Calibri" w:hAnsi="Calibri"/>
+        </w:rPr>
+        <w:t xml:space="preserve"> — 28 octobre 2026, 8 h UTC</w:t>
+      </w:r>
+      <w:r>
+        <w:rPr>
+          <w:b/>
+          <w:bCs/>
+          <w:color w:val="1F2937"/>
+          <w:sz w:val="26"/>
+          <w:szCs w:val="26"/>
+          <w:rFonts w:ascii="Calibri" w:cs="Calibri" w:eastAsia="Calibri" w:hAnsi="Calibri"/>
+        </w:rPr>
+        <w:t xml:space="preserve">   ·   Cotation : Probable</w:t>
+      </w:r>
+    </w:p>
+    <w:p>
+      <w:pPr>
+        <w:spacing w:before="160"/>
+        <w:ind w:left="360"/>
+      </w:pPr>
+      <w:r>
+        <w:rPr>
+          <w:color w:val="1F6B5E"/>
+          <w:sz w:val="28"/>
+          <w:szCs w:val="28"/>
+          <w:rFonts w:ascii="Calibri" w:cs="Calibri" w:eastAsia="Calibri" w:hAnsi="Calibri"/>
+        </w:rPr>
+        <w:t xml:space="preserve">❑  </w:t>
+      </w:r>
+      <w:r>
+        <w:rPr>
+          <w:b/>
+          <w:bCs/>
+          <w:u w:val="single"/>
+          <w:color w:val="1F6B5E"/>
+          <w:sz w:val="28"/>
+          <w:szCs w:val="28"/>
+          <w:rFonts w:ascii="Calibri" w:cs="Calibri" w:eastAsia="Calibri" w:hAnsi="Calibri"/>
+        </w:rPr>
+        <w:t xml:space="preserve">TALIBOU DIALLO TUÉ AU COU ET AU THORAX : UNE DISPUTE ENTRE COLOCATAIRES POUR UNE PRISE ÉLECTRIQUE, AU CŒUR DU DRAME</w:t>
+      </w:r>
+    </w:p>
+    <w:p>
+      <w:pPr>
+        <w:ind w:left="720"/>
+      </w:pPr>
+      <w:r>
+        <w:rPr>
+          <w:color w:val="1F2937"/>
+          <w:sz w:val="26"/>
+          <w:szCs w:val="26"/>
+          <w:rFonts w:ascii="Calibri" w:cs="Calibri" w:eastAsia="Calibri" w:hAnsi="Calibri"/>
+        </w:rPr>
+        <w:t xml:space="preserve">▪  Source : </w:t>
+      </w:r>
+      <w:hyperlink w:history="1" r:id="rIdo8ilhwczneigq1anni8ox">
+        <w:r>
+          <w:rPr>
+            <w:u w:val="single"/>
+            <w:color w:val="1F6B5E"/>
+            <w:sz w:val="26"/>
+            <w:szCs w:val="26"/>
+            <w:rFonts w:ascii="Calibri" w:cs="Calibri" w:eastAsia="Calibri" w:hAnsi="Calibri"/>
+          </w:rPr>
+          <w:t xml:space="preserve">Dakar Actu</w:t>
+        </w:r>
+      </w:hyperlink>
+      <w:r>
+        <w:rPr>
+          <w:color w:val="1F2937"/>
+          <w:sz w:val="26"/>
+          <w:szCs w:val="26"/>
+          <w:rFonts w:ascii="Calibri" w:cs="Calibri" w:eastAsia="Calibri" w:hAnsi="Calibri"/>
+        </w:rPr>
+        <w:t xml:space="preserve"> — 28 octobre 2026, 8 h UTC</w:t>
+      </w:r>
+      <w:r>
+        <w:rPr>
+          <w:b/>
+          <w:bCs/>
+          <w:color w:val="1F2937"/>
+          <w:sz w:val="26"/>
+          <w:szCs w:val="26"/>
+          <w:rFonts w:ascii="Calibri" w:cs="Calibri" w:eastAsia="Calibri" w:hAnsi="Calibri"/>
+        </w:rPr>
+        <w:t xml:space="preserve">   ·   Cotation : Probable</w:t>
+      </w:r>
+    </w:p>
+    <w:p>
+      <w:pPr>
+        <w:spacing w:before="160"/>
+        <w:ind w:left="360"/>
+      </w:pPr>
+      <w:r>
+        <w:rPr>
+          <w:color w:val="1F6B5E"/>
+          <w:sz w:val="28"/>
+          <w:szCs w:val="28"/>
+          <w:rFonts w:ascii="Calibri" w:cs="Calibri" w:eastAsia="Calibri" w:hAnsi="Calibri"/>
+        </w:rPr>
+        <w:t xml:space="preserve">❑  </w:t>
+      </w:r>
+      <w:r>
+        <w:rPr>
+          <w:b/>
+          <w:bCs/>
+          <w:u w:val="single"/>
+          <w:color w:val="1F6B5E"/>
+          <w:sz w:val="28"/>
+          <w:szCs w:val="28"/>
+          <w:rFonts w:ascii="Calibri" w:cs="Calibri" w:eastAsia="Calibri" w:hAnsi="Calibri"/>
+        </w:rPr>
+        <w:t xml:space="preserve">LYCÉENNE TUÉE À PODOR : DE L'HISTOIRE D'AMOUR AU DRAME</w:t>
+      </w:r>
+    </w:p>
+    <w:p>
+      <w:pPr>
+        <w:ind w:left="720"/>
+      </w:pPr>
+      <w:r>
+        <w:rPr>
+          <w:color w:val="1F2937"/>
+          <w:sz w:val="26"/>
+          <w:szCs w:val="26"/>
+          <w:rFonts w:ascii="Calibri" w:cs="Calibri" w:eastAsia="Calibri" w:hAnsi="Calibri"/>
+        </w:rPr>
+        <w:t xml:space="preserve">▪  Source : </w:t>
+      </w:r>
+      <w:hyperlink w:history="1" r:id="rIdvsnxts304fh3b53minbv8">
         <w:r>
           <w:rPr>
             <w:u w:val="single"/>
@@ -17123,131 +18717,18 @@
           <w:szCs w:val="26"/>
           <w:rFonts w:ascii="Calibri" w:cs="Calibri" w:eastAsia="Calibri" w:hAnsi="Calibri"/>
         </w:rPr>
-        <w:t xml:space="preserve"> — 27 octobre 2026, 13 h UTC</w:t>
-      </w:r>
-    </w:p>
-    <w:p>
-      <w:pPr>
-        <w:spacing w:before="160"/>
-        <w:ind w:left="360"/>
-      </w:pPr>
-      <w:r>
-        <w:rPr>
-          <w:color w:val="1F6B5E"/>
-          <w:sz w:val="28"/>
-          <w:szCs w:val="28"/>
-          <w:rFonts w:ascii="Calibri" w:cs="Calibri" w:eastAsia="Calibri" w:hAnsi="Calibri"/>
-        </w:rPr>
-        <w:t xml:space="preserve">❑  </w:t>
+        <w:t xml:space="preserve"> — 28 octobre 2026, 7 h UTC</w:t>
       </w:r>
       <w:r>
         <w:rPr>
           <w:b/>
           <w:bCs/>
-          <w:u w:val="single"/>
-          <w:color w:val="1F6B5E"/>
-          <w:sz w:val="28"/>
-          <w:szCs w:val="28"/>
-          <w:rFonts w:ascii="Calibri" w:cs="Calibri" w:eastAsia="Calibri" w:hAnsi="Calibri"/>
-        </w:rPr>
-        <w:t xml:space="preserve">KARAMO CISSÉ NDIAYE ARRÊTÉ POUR LE MEURTRE D’AMINATA SY APRÈS UNE DISPUTE VIOLENTE</w:t>
-      </w:r>
-    </w:p>
-    <w:p>
-      <w:pPr>
-        <w:ind w:left="720"/>
-      </w:pPr>
-      <w:r>
-        <w:rPr>
-          <w:color w:val="1F2937"/>
-          <w:sz w:val="26"/>
-          <w:szCs w:val="26"/>
-          <w:rFonts w:ascii="Calibri" w:cs="Calibri" w:eastAsia="Calibri" w:hAnsi="Calibri"/>
-        </w:rPr>
-        <w:t xml:space="preserve">▪  Source : </w:t>
-      </w:r>
-      <w:hyperlink w:history="1" r:id="rId869cevsprf7o6-gyxk5ms">
-        <w:r>
-          <w:rPr>
-            <w:u w:val="single"/>
-            <w:color w:val="1F6B5E"/>
-            <w:sz w:val="26"/>
-            <w:szCs w:val="26"/>
-            <w:rFonts w:ascii="Calibri" w:cs="Calibri" w:eastAsia="Calibri" w:hAnsi="Calibri"/>
-          </w:rPr>
-          <w:t xml:space="preserve">SeneNews</w:t>
-        </w:r>
-      </w:hyperlink>
-      <w:r>
-        <w:rPr>
-          <w:color w:val="1F2937"/>
-          <w:sz w:val="26"/>
-          <w:szCs w:val="26"/>
-          <w:rFonts w:ascii="Calibri" w:cs="Calibri" w:eastAsia="Calibri" w:hAnsi="Calibri"/>
-        </w:rPr>
-        <w:t xml:space="preserve"> — 27 octobre 2026, 8 h UTC</w:t>
-      </w:r>
-    </w:p>
-    <w:p>
-      <w:pPr>
-        <w:spacing w:before="160"/>
-        <w:ind w:left="360"/>
-      </w:pPr>
-      <w:r>
-        <w:rPr>
-          <w:color w:val="1F6B5E"/>
-          <w:sz w:val="28"/>
-          <w:szCs w:val="28"/>
-          <w:rFonts w:ascii="Calibri" w:cs="Calibri" w:eastAsia="Calibri" w:hAnsi="Calibri"/>
-        </w:rPr>
-        <w:t xml:space="preserve">❑  </w:t>
-      </w:r>
-      <w:r>
-        <w:rPr>
-          <w:b/>
-          <w:bCs/>
-          <w:u w:val="single"/>
-          <w:color w:val="1F6B5E"/>
-          <w:sz w:val="28"/>
-          <w:szCs w:val="28"/>
-          <w:rFonts w:ascii="Calibri" w:cs="Calibri" w:eastAsia="Calibri" w:hAnsi="Calibri"/>
-        </w:rPr>
-        <w:t xml:space="preserve">DRAME À ZIGUINCHOR : UN COMMERÇANT RETROUVÉ MORT PENDU APRÈS LA PERTE DE 800 000 F CFA</w:t>
-      </w:r>
-    </w:p>
-    <w:p>
-      <w:pPr>
-        <w:ind w:left="720"/>
-      </w:pPr>
-      <w:r>
-        <w:rPr>
-          <w:color w:val="1F2937"/>
-          <w:sz w:val="26"/>
-          <w:szCs w:val="26"/>
-          <w:rFonts w:ascii="Calibri" w:cs="Calibri" w:eastAsia="Calibri" w:hAnsi="Calibri"/>
-        </w:rPr>
-        <w:t xml:space="preserve">▪  Source : </w:t>
-      </w:r>
-      <w:hyperlink w:history="1" r:id="rIdoyttv9vyl2lhzjfh8ttqc">
-        <w:r>
-          <w:rPr>
-            <w:u w:val="single"/>
-            <w:color w:val="1F6B5E"/>
-            <w:sz w:val="26"/>
-            <w:szCs w:val="26"/>
-            <w:rFonts w:ascii="Calibri" w:cs="Calibri" w:eastAsia="Calibri" w:hAnsi="Calibri"/>
-          </w:rPr>
-          <w:t xml:space="preserve">Seneweb</w:t>
-        </w:r>
-      </w:hyperlink>
-      <w:r>
-        <w:rPr>
-          <w:color w:val="1F2937"/>
-          <w:sz w:val="26"/>
-          <w:szCs w:val="26"/>
-          <w:rFonts w:ascii="Calibri" w:cs="Calibri" w:eastAsia="Calibri" w:hAnsi="Calibri"/>
-        </w:rPr>
-        <w:t xml:space="preserve"> — 26 octobre 2026, 23 h UTC</w:t>
+          <w:color w:val="1F2937"/>
+          <w:sz w:val="26"/>
+          <w:szCs w:val="26"/>
+          <w:rFonts w:ascii="Calibri" w:cs="Calibri" w:eastAsia="Calibri" w:hAnsi="Calibri"/>
+        </w:rPr>
+        <w:t xml:space="preserve">   ·   Cotation : Probable</w:t>
       </w:r>
     </w:p>
     <w:p>
@@ -17412,7 +18893,7 @@
               <w:szCs w:val="20"/>
               <w:rFonts w:ascii="Calibri" w:cs="Calibri" w:eastAsia="Calibri" w:hAnsi="Calibri"/>
             </w:rPr>
-            <w:t xml:space="preserve">|  28/10/26   |   </w:t>
+            <w:t xml:space="preserve">|  29/10/26   |   </w:t>
           </w:r>
           <w:r>
             <w:rPr>

--- a/web/rapports/mensuel/dernier.docx
+++ b/web/rapports/mensuel/dernier.docx
@@ -212,7 +212,7 @@
           <w:szCs w:val="40"/>
           <w:rFonts w:ascii="Calibri" w:cs="Calibri" w:eastAsia="Calibri" w:hAnsi="Calibri"/>
         </w:rPr>
-        <w:t xml:space="preserve">29 OCTOBRE 2026</w:t>
+        <w:t xml:space="preserve">30 OCTOBRE 2026</w:t>
       </w:r>
     </w:p>
     <w:p>
@@ -226,7 +226,7 @@
           <w:szCs w:val="28"/>
           <w:rFonts w:ascii="Calibri" w:cs="Calibri" w:eastAsia="Calibri" w:hAnsi="Calibri"/>
         </w:rPr>
-        <w:t xml:space="preserve">Période du 1er au 29 octobre 2026</w:t>
+        <w:t xml:space="preserve">Période du 1er au 30 octobre 2026</w:t>
       </w:r>
     </w:p>
     <w:p>
@@ -442,7 +442,7 @@
                 <w:szCs w:val="18"/>
                 <w:rFonts w:ascii="Calibri" w:cs="Calibri" w:eastAsia="Calibri" w:hAnsi="Calibri"/>
               </w:rPr>
-              <w:t xml:space="preserve">TENSIONS PERMANENTES ENTRE LE DISTRICT AUTONOME D’ABIDJAN ET LES MAIRIES : LE CPC…</w:t>
+              <w:t xml:space="preserve">AFFAIRE ‘’FABIENNE TUÉE PAR SON COPAIN À DALOA’’ : PLUSIEURS VÉHICULES DÉBARQUENT…</w:t>
             </w:r>
           </w:p>
           <w:p>
@@ -465,7 +465,7 @@
                 <w:szCs w:val="18"/>
                 <w:rFonts w:ascii="Calibri" w:cs="Calibri" w:eastAsia="Calibri" w:hAnsi="Calibri"/>
               </w:rPr>
-              <w:t xml:space="preserve">PROJETS DE SA MANDATURE: LE PRÉSIDENT SORTANT DE LA JCI ÉMERAUDE DRESSE UN BILAN …</w:t>
+              <w:t xml:space="preserve">DALOA : LA BELLE FABIENNE LÂCHEMENT TUÉE PAR SON COPAIN BOULANGER SUR LA BASE DE …</w:t>
             </w:r>
           </w:p>
           <w:p>
@@ -488,7 +488,7 @@
                 <w:szCs w:val="18"/>
                 <w:rFonts w:ascii="Calibri" w:cs="Calibri" w:eastAsia="Calibri" w:hAnsi="Calibri"/>
               </w:rPr>
-              <w:t xml:space="preserve">GUIGLO : ETOUFFÉES PAR LA FLAMBÉE DES PRIX, LES VENDEUSES DE POISSONS EN GRÈVE</w:t>
+              <w:t xml:space="preserve">TENSIONS PERMANENTES ENTRE LE DISTRICT AUTONOME D’ABIDJAN ET LES MAIRIES : LE CPC…</w:t>
             </w:r>
           </w:p>
           <w:p>
@@ -511,7 +511,7 @@
                 <w:szCs w:val="18"/>
                 <w:rFonts w:ascii="Calibri" w:cs="Calibri" w:eastAsia="Calibri" w:hAnsi="Calibri"/>
               </w:rPr>
-              <w:t xml:space="preserve">LUTTE CONTRE LE CANCER DU SEIN : LINFODROME COMBAT LES RUMEURS ET SENSIBILISE LES…</w:t>
+              <w:t xml:space="preserve">PROJETS DE SA MANDATURE: LE PRÉSIDENT SORTANT DE LA JCI ÉMERAUDE DRESSE UN BILAN …</w:t>
             </w:r>
           </w:p>
           <w:p>
@@ -534,7 +534,7 @@
                 <w:szCs w:val="18"/>
                 <w:rFonts w:ascii="Calibri" w:cs="Calibri" w:eastAsia="Calibri" w:hAnsi="Calibri"/>
               </w:rPr>
-              <w:t xml:space="preserve">CRISE AU SEIN DU PDCI/RDA - « L'ÉLÉPHANT » SE CASSERA-T-IL UNE DEUXIÈME PATTE ?</w:t>
+              <w:t xml:space="preserve">GUIGLO : ETOUFFÉES PAR LA FLAMBÉE DES PRIX, LES VENDEUSES DE POISSONS EN GRÈVE</w:t>
             </w:r>
           </w:p>
           <w:p>
@@ -557,7 +557,7 @@
                 <w:szCs w:val="18"/>
                 <w:rFonts w:ascii="Calibri" w:cs="Calibri" w:eastAsia="Calibri" w:hAnsi="Calibri"/>
               </w:rPr>
-              <w:t xml:space="preserve">OCTOBRE ROSE : ARIEL SHENEY SUR TOUS LES FRONTS APRÈS UNE ÉPREUVE PERSONNELLE LIÉ…</w:t>
+              <w:t xml:space="preserve">LUTTE CONTRE LE CANCER DU SEIN : LINFODROME COMBAT LES RUMEURS ET SENSIBILISE LES…</w:t>
             </w:r>
           </w:p>
           <w:p>
@@ -596,7 +596,7 @@
                 <w:szCs w:val="18"/>
                 <w:rFonts w:ascii="Calibri" w:cs="Calibri" w:eastAsia="Calibri" w:hAnsi="Calibri"/>
               </w:rPr>
-              <w:t xml:space="preserve">POMMES, BANANES, KIWIS : CETTE ERREUR DE RANGEMENT FAIT MÛRIR VOS FRUITS BEAUCOUP…</w:t>
+              <w:t xml:space="preserve">SOUPÇONNÉ D’INFIDÉLITÉ, IL TUE SA COMPAGNE DE 26 ANS</w:t>
             </w:r>
           </w:p>
           <w:p>
@@ -619,7 +619,7 @@
                 <w:szCs w:val="18"/>
                 <w:rFonts w:ascii="Calibri" w:cs="Calibri" w:eastAsia="Calibri" w:hAnsi="Calibri"/>
               </w:rPr>
-              <w:t xml:space="preserve">GASPILLAGE ALIMENTAIRE - LE CCESP PLAIDE POUR UN PACTE NATIONAL</w:t>
+              <w:t xml:space="preserve">LUTTE CONTRE L'ORPAILLAGE ILLÉGAL À KORHOGO - ASSAHORÉ KONAN VEUT SANCTIONNER TOU…</w:t>
             </w:r>
           </w:p>
           <w:p>
@@ -642,7 +642,7 @@
                 <w:szCs w:val="18"/>
                 <w:rFonts w:ascii="Calibri" w:cs="Calibri" w:eastAsia="Calibri" w:hAnsi="Calibri"/>
               </w:rPr>
-              <w:t xml:space="preserve">BOUNA : LES VICTIMES D’ACCIDENTS DE LA ROUTE POURRONT DÉSORMAIS PRISES EN CHARGE …</w:t>
+              <w:t xml:space="preserve">POMMES, BANANES, KIWIS : CETTE ERREUR DE RANGEMENT FAIT MÛRIR VOS FRUITS BEAUCOUP…</w:t>
             </w:r>
           </w:p>
           <w:p>
@@ -665,7 +665,7 @@
                 <w:szCs w:val="18"/>
                 <w:rFonts w:ascii="Calibri" w:cs="Calibri" w:eastAsia="Calibri" w:hAnsi="Calibri"/>
               </w:rPr>
-              <w:t xml:space="preserve">CÔTE D'IVOIRE : LE GOUVERNEMENT MISE SUR LA PONADEPA II POUR ATTEINDRE LA SOUVERA…</w:t>
+              <w:t xml:space="preserve">GASPILLAGE ALIMENTAIRE - LE CCESP PLAIDE POUR UN PACTE NATIONAL</w:t>
             </w:r>
           </w:p>
           <w:p>
@@ -688,7 +688,7 @@
                 <w:szCs w:val="18"/>
                 <w:rFonts w:ascii="Calibri" w:cs="Calibri" w:eastAsia="Calibri" w:hAnsi="Calibri"/>
               </w:rPr>
-              <w:t xml:space="preserve">LUTTE CONTRE LE GASPILLAGE ALIMENTAIRE : LE COMITÉ DE CONCERTATION ÉTAT-SECTEUR P…</w:t>
+              <w:t xml:space="preserve">BOUNA : LES VICTIMES D’ACCIDENTS DE LA ROUTE POURRONT DÉSORMAIS PRISES EN CHARGE …</w:t>
             </w:r>
           </w:p>
           <w:p>
@@ -711,7 +711,7 @@
                 <w:szCs w:val="18"/>
                 <w:rFonts w:ascii="Calibri" w:cs="Calibri" w:eastAsia="Calibri" w:hAnsi="Calibri"/>
               </w:rPr>
-              <w:t xml:space="preserve">HAUSSE DES PRIX DU POISSON : ASSALÉ TIÉMOKO RÉVÈLE UNE DÉPENDANCE DE LA CÔTE D’IV…</w:t>
+              <w:t xml:space="preserve">CÔTE D'IVOIRE : LE GOUVERNEMENT MISE SUR LA PONADEPA II POUR ATTEINDRE LA SOUVERA…</w:t>
             </w:r>
           </w:p>
           <w:p>
@@ -750,7 +750,7 @@
                 <w:szCs w:val="18"/>
                 <w:rFonts w:ascii="Calibri" w:cs="Calibri" w:eastAsia="Calibri" w:hAnsi="Calibri"/>
               </w:rPr>
-              <w:t xml:space="preserve">ABIDJAN - CAP VERS UNE COOPÉRATION MILITAIRE BILATÉRALE</w:t>
+              <w:t xml:space="preserve">BOUAKÉ : LE DGPN LANCE L'OPÉRATION EPERVIER 12 POUR DÉMANTELER LES RÉSEAUX CRIMINELS</w:t>
             </w:r>
           </w:p>
           <w:p>
@@ -773,7 +773,7 @@
                 <w:szCs w:val="18"/>
                 <w:rFonts w:ascii="Calibri" w:cs="Calibri" w:eastAsia="Calibri" w:hAnsi="Calibri"/>
               </w:rPr>
-              <w:t xml:space="preserve">3ÈME FORUM FRONTIÈRES D'ABIDJAN : LA REPRÉSENTATION PERMANENTE DE LA CEDEAO AUPRÈ…</w:t>
+              <w:t xml:space="preserve">LA CÔTE D’IVOIRE EXPOSÉE À UN NOUVEAU CORRIDOR DJIHADISTE / LES VENDEUSES DE POIS…</w:t>
             </w:r>
           </w:p>
           <w:p>
@@ -796,7 +796,7 @@
                 <w:szCs w:val="18"/>
                 <w:rFonts w:ascii="Calibri" w:cs="Calibri" w:eastAsia="Calibri" w:hAnsi="Calibri"/>
               </w:rPr>
-              <w:t xml:space="preserve">CHARNIER DE YOPOUGON : 26 ANS APRÈS, AMADOU COULIBALY OPPOSE LES VIOLENCES DU PAS…</w:t>
+              <w:t xml:space="preserve">CÔTE D’IVOIRE : DES GRANDES INSTITUTIONS À L’ARMÉE, ALASSANE OUATTARA SONNE L’HEU…</w:t>
             </w:r>
           </w:p>
           <w:p>
@@ -819,7 +819,7 @@
                 <w:szCs w:val="18"/>
                 <w:rFonts w:ascii="Calibri" w:cs="Calibri" w:eastAsia="Calibri" w:hAnsi="Calibri"/>
               </w:rPr>
-              <w:t xml:space="preserve">PRIX NATIONAL D'EXCELLENCE 2026 - RAPHAËL DIAMALA KOUASSI HISSE M'BAHIAKRO SUR LE…</w:t>
+              <w:t xml:space="preserve">ABIDJAN - CAP VERS UNE COOPÉRATION MILITAIRE BILATÉRALE</w:t>
             </w:r>
           </w:p>
           <w:p>
@@ -842,7 +842,7 @@
                 <w:szCs w:val="18"/>
                 <w:rFonts w:ascii="Calibri" w:cs="Calibri" w:eastAsia="Calibri" w:hAnsi="Calibri"/>
               </w:rPr>
-              <w:t xml:space="preserve">INTERPOL RENFORCE LES CAPACITÉS DES ENQUÊTEURS IVOIRIENS POUR TRAQUER LES AVOIRS …</w:t>
+              <w:t xml:space="preserve">3ÈME FORUM FRONTIÈRES D'ABIDJAN : LA REPRÉSENTATION PERMANENTE DE LA CEDEAO AUPRÈ…</w:t>
             </w:r>
           </w:p>
           <w:p>
@@ -865,7 +865,7 @@
                 <w:szCs w:val="18"/>
                 <w:rFonts w:ascii="Calibri" w:cs="Calibri" w:eastAsia="Calibri" w:hAnsi="Calibri"/>
               </w:rPr>
-              <w:t xml:space="preserve">QUERELLES DE SUCCESSION OU PROFANATION D'UN HÉRITAGE ?</w:t>
+              <w:t xml:space="preserve">CHARNIER DE YOPOUGON : 26 ANS APRÈS, AMADOU COULIBALY OPPOSE LES VIOLENCES DU PAS…</w:t>
             </w:r>
           </w:p>
           <w:p>
@@ -1019,7 +1019,7 @@
                 <w:szCs w:val="18"/>
                 <w:rFonts w:ascii="Calibri" w:cs="Calibri" w:eastAsia="Calibri" w:hAnsi="Calibri"/>
               </w:rPr>
-              <w:t xml:space="preserve">UNE PROMESSE D’ÉCHANGE D’IPHONE VIRE AU MEURTRE PRÉSUMÉ D’UNE JEUNE FILLE</w:t>
+              <w:t xml:space="preserve">RÉTABLISSEMENT DE LA PEINE DE MORT POUR CRIMES ÉCONOMIQUES AU BURKINA : ET SI C’É…</w:t>
             </w:r>
           </w:p>
           <w:p>
@@ -1058,7 +1058,7 @@
                 <w:szCs w:val="18"/>
                 <w:rFonts w:ascii="Calibri" w:cs="Calibri" w:eastAsia="Calibri" w:hAnsi="Calibri"/>
               </w:rPr>
-              <w:t xml:space="preserve">MALI : 13 CIVILS TUÉS PAR UNE FRAPPE DE DRONE PRÈS DE LA FRONTIÈRE MAURITANIENNE,…</w:t>
+              <w:t xml:space="preserve">MALI : PRÈS DE DJENNÉ, SOUNGA, DERNIER VILLAGE DE MOUGNA À RÉSISTER AU JNIM, ATTA…</w:t>
             </w:r>
           </w:p>
           <w:p>
@@ -1097,7 +1097,7 @@
                 <w:szCs w:val="18"/>
                 <w:rFonts w:ascii="Calibri" w:cs="Calibri" w:eastAsia="Calibri" w:hAnsi="Calibri"/>
               </w:rPr>
-              <w:t xml:space="preserve">FRAPPE DE DRONE PRÈS D’AGADEZ : N’DJAMENA DÉMENT TOUTE IMPLICATION ET MET NIAMEY …</w:t>
+              <w:t xml:space="preserve">TCHAD : LE PAYS DÉMENT LES ACCUSATIONS DU NIGER CONCERNANT UNE FRAPPE DE DRONE</w:t>
             </w:r>
           </w:p>
           <w:p>
@@ -1331,7 +1331,7 @@
                 <w:szCs w:val="18"/>
                 <w:rFonts w:ascii="Calibri" w:cs="Calibri" w:eastAsia="Calibri" w:hAnsi="Calibri"/>
               </w:rPr>
-              <w:t xml:space="preserve">MENACES DE MORT CONTRE SONKO : CE QUE PASTEF REPROCHE À DES CADRES DE KIIRAAY</w:t>
+              <w:t xml:space="preserve">KAOLACK : UN RETRAITÉ RETROUVÉ MORT À SON DOMICILE, LE CORPS EN ÉTAT DE DÉCOMPOSI…</w:t>
             </w:r>
           </w:p>
         </w:tc>
@@ -1674,7 +1674,7 @@
           <w:szCs w:val="22"/>
           <w:rFonts w:ascii="Calibri" w:cs="Calibri" w:eastAsia="Calibri" w:hAnsi="Calibri"/>
         </w:rPr>
-        <w:t xml:space="preserve">Indice de confiance : moyenne (incident vérifié le plus récent : 121 jours ; 3 signaux du jour)</w:t>
+        <w:t xml:space="preserve">Indice de confiance : moyenne (incident vérifié le plus récent : 122 jours ; 2 signaux du jour)</w:t>
       </w:r>
     </w:p>
     <w:p>
@@ -1690,7 +1690,7 @@
           <w:szCs w:val="40"/>
           <w:rFonts w:ascii="Arial Narrow" w:cs="Arial Narrow" w:eastAsia="Arial Narrow" w:hAnsi="Arial Narrow"/>
         </w:rPr>
-        <w:t xml:space="preserve">Tensions permanentes entre le District Autonome d’Abidjan et les Mairies : le CPC est-il bel et bien mort</w:t>
+        <w:t xml:space="preserve">Affaire ‘’Fabienne tuée par son copain à Daloa’’ : Plusieurs véhicules débarquent de son village natal</w:t>
       </w:r>
     </w:p>
     <w:p>
@@ -1717,7 +1717,7 @@
           <w:szCs w:val="26"/>
           <w:rFonts w:ascii="Calibri" w:cs="Calibri" w:eastAsia="Calibri" w:hAnsi="Calibri"/>
         </w:rPr>
-        <w:t xml:space="preserve">Fait rapporté le mardi 27 octobre 2026. Lieu : Côte d'Ivoire. Actualité politique. Une seule source à ce stade (Linfodrome) : à confirmer par un second média.</w:t>
+        <w:t xml:space="preserve">Fait rapporté le jeudi 29 octobre 2026. Lieu : Daloa, Côte d'Ivoire. Actualité politique. Une seule source à ce stade (Linfodrome) : à confirmer par un second média.</w:t>
       </w:r>
     </w:p>
     <w:p>
@@ -1737,16 +1737,30 @@
       </w:r>
     </w:p>
     <w:p>
+      <w:pPr>
+        <w:spacing w:after="60"/>
+      </w:pPr>
+      <w:r>
+        <w:rPr>
+          <w:b/>
+          <w:bCs/>
+          <w:color w:val="1F2937"/>
+          <w:sz w:val="26"/>
+          <w:szCs w:val="26"/>
+          <w:rFonts w:ascii="Calibri" w:cs="Calibri" w:eastAsia="Calibri" w:hAnsi="Calibri"/>
+        </w:rPr>
+        <w:t xml:space="preserve">Linfodrome : </w:t>
+      </w:r>
       <w:r>
         <w:rPr>
           <w:i/>
           <w:iCs/>
-          <w:color w:val="6B7280"/>
-          <w:sz w:val="26"/>
-          <w:szCs w:val="26"/>
-          <w:rFonts w:ascii="Calibri" w:cs="Calibri" w:eastAsia="Calibri" w:hAnsi="Calibri"/>
-        </w:rPr>
-        <w:t xml:space="preserve">Les médias n'en publient que le titre dans leur flux : le détail est à lire dans l'article (lien ci-dessous).</w:t>
+          <w:color w:val="1F2937"/>
+          <w:sz w:val="26"/>
+          <w:szCs w:val="26"/>
+          <w:rFonts w:ascii="Calibri" w:cs="Calibri" w:eastAsia="Calibri" w:hAnsi="Calibri"/>
+        </w:rPr>
+        <w:t xml:space="preserve">« A l’annonce du décès tragique de D. Lou Fabienne, un convoi de plusieurs véhicules parti de Bahoulifla, village natal de la victime, a débarqué au quartier Kennedy 2 de Daloa, où le drame s’est produit. »</w:t>
       </w:r>
     </w:p>
     <w:p>
@@ -1773,7 +1787,7 @@
           <w:szCs w:val="26"/>
           <w:rFonts w:ascii="Calibri" w:cs="Calibri" w:eastAsia="Calibri" w:hAnsi="Calibri"/>
         </w:rPr>
-        <w:t xml:space="preserve">Climat politique à suivre : en mesurer l'incidence sur la stabilité locale et les déplacements.</w:t>
+        <w:t xml:space="preserve">Climat politique à suivre : tensions possibles autour des échéances et des décisions institutionnelles. Adapter la veille et les déplacements aux dates sensibles.</w:t>
       </w:r>
     </w:p>
     <w:p>
@@ -1799,7 +1813,7 @@
           <w:rFonts w:ascii="Calibri" w:cs="Calibri" w:eastAsia="Calibri" w:hAnsi="Calibri"/>
         </w:rPr>
       </w:r>
-      <w:hyperlink w:history="1" r:id="rId5csitw3nekk27hwz4juqw">
+      <w:hyperlink w:history="1" r:id="rIdn_3d50w9cumzpgnm8jwl7">
         <w:r>
           <w:rPr>
             <w:u w:val="single"/>
@@ -1818,7 +1832,18 @@
           <w:szCs w:val="26"/>
           <w:rFonts w:ascii="Calibri" w:cs="Calibri" w:eastAsia="Calibri" w:hAnsi="Calibri"/>
         </w:rPr>
-        <w:t xml:space="preserve"> — 27 octobre 2026, 13 h UTC</w:t>
+        <w:t xml:space="preserve"> — 29 octobre 2026, 16 h UTC</w:t>
+      </w:r>
+      <w:r>
+        <w:rPr>
+          <w:b/>
+          <w:bCs/>
+          <w:color w:val="1F2937"/>
+          <w:sz w:val="26"/>
+          <w:szCs w:val="26"/>
+          <w:rFonts w:ascii="Calibri" w:cs="Calibri" w:eastAsia="Calibri" w:hAnsi="Calibri"/>
+        </w:rPr>
+        <w:t xml:space="preserve">   ·   Cotation : Probable</w:t>
       </w:r>
     </w:p>
     <w:p>
@@ -2035,7 +2060,7 @@
           <w:szCs w:val="40"/>
           <w:rFonts w:ascii="Arial Narrow" w:cs="Arial Narrow" w:eastAsia="Arial Narrow" w:hAnsi="Arial Narrow"/>
         </w:rPr>
-        <w:t xml:space="preserve">Projets de sa mandature: le président sortant de la JCI Émeraude dresse un bilan de 95% de taux d’exécution</w:t>
+        <w:t xml:space="preserve">Daloa : La belle Fabienne lâchement tuée par son copain boulanger sur la base de simples soupçons d’infidélité</w:t>
       </w:r>
     </w:p>
     <w:p>
@@ -2062,7 +2087,7 @@
           <w:szCs w:val="26"/>
           <w:rFonts w:ascii="Calibri" w:cs="Calibri" w:eastAsia="Calibri" w:hAnsi="Calibri"/>
         </w:rPr>
-        <w:t xml:space="preserve">Fait rapporté le samedi 24 octobre 2026. Lieu : Côte d'Ivoire. Actualité politique. Une seule source à ce stade (Linfodrome) : à confirmer par un second média.</w:t>
+        <w:t xml:space="preserve">Fait rapporté le jeudi 29 octobre 2026. Lieu : Daloa, Côte d'Ivoire. Actualité politique. Une seule source à ce stade (Linfodrome) : à confirmer par un second média.</w:t>
       </w:r>
     </w:p>
     <w:p>
@@ -2082,16 +2107,30 @@
       </w:r>
     </w:p>
     <w:p>
+      <w:pPr>
+        <w:spacing w:after="60"/>
+      </w:pPr>
+      <w:r>
+        <w:rPr>
+          <w:b/>
+          <w:bCs/>
+          <w:color w:val="1F2937"/>
+          <w:sz w:val="26"/>
+          <w:szCs w:val="26"/>
+          <w:rFonts w:ascii="Calibri" w:cs="Calibri" w:eastAsia="Calibri" w:hAnsi="Calibri"/>
+        </w:rPr>
+        <w:t xml:space="preserve">Linfodrome : </w:t>
+      </w:r>
       <w:r>
         <w:rPr>
           <w:i/>
           <w:iCs/>
-          <w:color w:val="6B7280"/>
-          <w:sz w:val="26"/>
-          <w:szCs w:val="26"/>
-          <w:rFonts w:ascii="Calibri" w:cs="Calibri" w:eastAsia="Calibri" w:hAnsi="Calibri"/>
-        </w:rPr>
-        <w:t xml:space="preserve">Les médias n'en publient que le titre dans leur flux : le détail est à lire dans l'article (lien ci-dessous).</w:t>
+          <w:color w:val="1F2937"/>
+          <w:sz w:val="26"/>
+          <w:szCs w:val="26"/>
+          <w:rFonts w:ascii="Calibri" w:cs="Calibri" w:eastAsia="Calibri" w:hAnsi="Calibri"/>
+        </w:rPr>
+        <w:t xml:space="preserve">« Un drame conjugal sur fond de jalousie a plongé le quartier Kennedy 2 de Daloa dans la consternation. Dans la nuit du mardi 27 au mercredi 28 octobre 2026, D. Lou Fabienne, dite « Fabi », une gérante de maquis âgée de 26 ans, a perdu la vie à la suite d’une violente dispute avec son compagnon, S. Arthur, boulanger, lui aussi âgé de 26 ans. »</w:t>
       </w:r>
     </w:p>
     <w:p>
@@ -2118,7 +2157,7 @@
           <w:szCs w:val="26"/>
           <w:rFonts w:ascii="Calibri" w:cs="Calibri" w:eastAsia="Calibri" w:hAnsi="Calibri"/>
         </w:rPr>
-        <w:t xml:space="preserve">Climat politique à suivre : tensions possibles autour des échéances et des décisions institutionnelles. Adapter la veille et les déplacements aux dates sensibles.</w:t>
+        <w:t xml:space="preserve">Climat politique à suivre : en mesurer l'incidence sur la stabilité locale et les déplacements.</w:t>
       </w:r>
     </w:p>
     <w:p>
@@ -2144,7 +2183,7 @@
           <w:rFonts w:ascii="Calibri" w:cs="Calibri" w:eastAsia="Calibri" w:hAnsi="Calibri"/>
         </w:rPr>
       </w:r>
-      <w:hyperlink w:history="1" r:id="rIdfcy5lgzmtvjzrbds6aucb">
+      <w:hyperlink w:history="1" r:id="rId0itl7fpzyczufqvtzdjbz">
         <w:r>
           <w:rPr>
             <w:u w:val="single"/>
@@ -2163,7 +2202,18 @@
           <w:szCs w:val="26"/>
           <w:rFonts w:ascii="Calibri" w:cs="Calibri" w:eastAsia="Calibri" w:hAnsi="Calibri"/>
         </w:rPr>
-        <w:t xml:space="preserve"> — 24 octobre 2026, 6 h UTC</w:t>
+        <w:t xml:space="preserve"> — 29 octobre 2026, 8 h UTC</w:t>
+      </w:r>
+      <w:r>
+        <w:rPr>
+          <w:b/>
+          <w:bCs/>
+          <w:color w:val="1F2937"/>
+          <w:sz w:val="26"/>
+          <w:szCs w:val="26"/>
+          <w:rFonts w:ascii="Calibri" w:cs="Calibri" w:eastAsia="Calibri" w:hAnsi="Calibri"/>
+        </w:rPr>
+        <w:t xml:space="preserve">   ·   Cotation : Probable</w:t>
       </w:r>
     </w:p>
     <w:p>
@@ -2391,7 +2441,7 @@
           <w:szCs w:val="28"/>
           <w:rFonts w:ascii="Calibri" w:cs="Calibri" w:eastAsia="Calibri" w:hAnsi="Calibri"/>
         </w:rPr>
-        <w:t xml:space="preserve">GUIGLO : ETOUFFÉES PAR LA FLAMBÉE DES PRIX, LES VENDEUSES DE POISSONS EN GRÈVE</w:t>
+        <w:t xml:space="preserve">TENSIONS PERMANENTES ENTRE LE DISTRICT AUTONOME D’ABIDJAN ET LES MAIRIES : LE CPC EST-IL BEL ET BIEN MORT ?</w:t>
       </w:r>
     </w:p>
     <w:p>
@@ -2407,7 +2457,7 @@
         </w:rPr>
         <w:t xml:space="preserve">▪  Source : </w:t>
       </w:r>
-      <w:hyperlink w:history="1" r:id="rId3j4txfnqlw4iujdhgwipf">
+      <w:hyperlink w:history="1" r:id="rIdxq0_2z7h8xwlbzwv1fz-e">
         <w:r>
           <w:rPr>
             <w:u w:val="single"/>
@@ -2426,7 +2476,7 @@
           <w:szCs w:val="26"/>
           <w:rFonts w:ascii="Calibri" w:cs="Calibri" w:eastAsia="Calibri" w:hAnsi="Calibri"/>
         </w:rPr>
-        <w:t xml:space="preserve"> — 26 octobre 2026, 18 h UTC</w:t>
+        <w:t xml:space="preserve"> — 27 octobre 2026, 13 h UTC</w:t>
       </w:r>
     </w:p>
     <w:p>
@@ -2453,7 +2503,7 @@
           <w:szCs w:val="28"/>
           <w:rFonts w:ascii="Calibri" w:cs="Calibri" w:eastAsia="Calibri" w:hAnsi="Calibri"/>
         </w:rPr>
-        <w:t xml:space="preserve">LUTTE CONTRE LE CANCER DU SEIN : LINFODROME COMBAT LES RUMEURS ET SENSIBILISE LES POPULATIONS</w:t>
+        <w:t xml:space="preserve">PROJETS DE SA MANDATURE: LE PRÉSIDENT SORTANT DE LA JCI ÉMERAUDE DRESSE UN BILAN DE 95% DE TAUX D’EXÉCUTION</w:t>
       </w:r>
     </w:p>
     <w:p>
@@ -2469,7 +2519,7 @@
         </w:rPr>
         <w:t xml:space="preserve">▪  Source : </w:t>
       </w:r>
-      <w:hyperlink w:history="1" r:id="rIdnrqi32b4zu90wxwgvfhli">
+      <w:hyperlink w:history="1" r:id="rIdzear0xwbduxufowglmfz8">
         <w:r>
           <w:rPr>
             <w:u w:val="single"/>
@@ -2488,7 +2538,7 @@
           <w:szCs w:val="26"/>
           <w:rFonts w:ascii="Calibri" w:cs="Calibri" w:eastAsia="Calibri" w:hAnsi="Calibri"/>
         </w:rPr>
-        <w:t xml:space="preserve"> — 26 octobre 2026, 16 h UTC</w:t>
+        <w:t xml:space="preserve"> — 24 octobre 2026, 6 h UTC</w:t>
       </w:r>
     </w:p>
     <w:p>
@@ -2515,6 +2565,130 @@
           <w:szCs w:val="28"/>
           <w:rFonts w:ascii="Calibri" w:cs="Calibri" w:eastAsia="Calibri" w:hAnsi="Calibri"/>
         </w:rPr>
+        <w:t xml:space="preserve">GUIGLO : ETOUFFÉES PAR LA FLAMBÉE DES PRIX, LES VENDEUSES DE POISSONS EN GRÈVE</w:t>
+      </w:r>
+    </w:p>
+    <w:p>
+      <w:pPr>
+        <w:ind w:left="720"/>
+      </w:pPr>
+      <w:r>
+        <w:rPr>
+          <w:color w:val="1F2937"/>
+          <w:sz w:val="26"/>
+          <w:szCs w:val="26"/>
+          <w:rFonts w:ascii="Calibri" w:cs="Calibri" w:eastAsia="Calibri" w:hAnsi="Calibri"/>
+        </w:rPr>
+        <w:t xml:space="preserve">▪  Source : </w:t>
+      </w:r>
+      <w:hyperlink w:history="1" r:id="rIdwzsxw5hzx-pccnvfubcsy">
+        <w:r>
+          <w:rPr>
+            <w:u w:val="single"/>
+            <w:color w:val="1F6B5E"/>
+            <w:sz w:val="26"/>
+            <w:szCs w:val="26"/>
+            <w:rFonts w:ascii="Calibri" w:cs="Calibri" w:eastAsia="Calibri" w:hAnsi="Calibri"/>
+          </w:rPr>
+          <w:t xml:space="preserve">Linfodrome</w:t>
+        </w:r>
+      </w:hyperlink>
+      <w:r>
+        <w:rPr>
+          <w:color w:val="1F2937"/>
+          <w:sz w:val="26"/>
+          <w:szCs w:val="26"/>
+          <w:rFonts w:ascii="Calibri" w:cs="Calibri" w:eastAsia="Calibri" w:hAnsi="Calibri"/>
+        </w:rPr>
+        <w:t xml:space="preserve"> — 26 octobre 2026, 18 h UTC</w:t>
+      </w:r>
+    </w:p>
+    <w:p>
+      <w:pPr>
+        <w:spacing w:before="160"/>
+        <w:ind w:left="360"/>
+      </w:pPr>
+      <w:r>
+        <w:rPr>
+          <w:color w:val="1F6B5E"/>
+          <w:sz w:val="28"/>
+          <w:szCs w:val="28"/>
+          <w:rFonts w:ascii="Calibri" w:cs="Calibri" w:eastAsia="Calibri" w:hAnsi="Calibri"/>
+        </w:rPr>
+        <w:t xml:space="preserve">❑  </w:t>
+      </w:r>
+      <w:r>
+        <w:rPr>
+          <w:b/>
+          <w:bCs/>
+          <w:u w:val="single"/>
+          <w:color w:val="1F6B5E"/>
+          <w:sz w:val="28"/>
+          <w:szCs w:val="28"/>
+          <w:rFonts w:ascii="Calibri" w:cs="Calibri" w:eastAsia="Calibri" w:hAnsi="Calibri"/>
+        </w:rPr>
+        <w:t xml:space="preserve">LUTTE CONTRE LE CANCER DU SEIN : LINFODROME COMBAT LES RUMEURS ET SENSIBILISE LES POPULATIONS</w:t>
+      </w:r>
+    </w:p>
+    <w:p>
+      <w:pPr>
+        <w:ind w:left="720"/>
+      </w:pPr>
+      <w:r>
+        <w:rPr>
+          <w:color w:val="1F2937"/>
+          <w:sz w:val="26"/>
+          <w:szCs w:val="26"/>
+          <w:rFonts w:ascii="Calibri" w:cs="Calibri" w:eastAsia="Calibri" w:hAnsi="Calibri"/>
+        </w:rPr>
+        <w:t xml:space="preserve">▪  Source : </w:t>
+      </w:r>
+      <w:hyperlink w:history="1" r:id="rId7zk-8l5i_wgplgxm4gecj">
+        <w:r>
+          <w:rPr>
+            <w:u w:val="single"/>
+            <w:color w:val="1F6B5E"/>
+            <w:sz w:val="26"/>
+            <w:szCs w:val="26"/>
+            <w:rFonts w:ascii="Calibri" w:cs="Calibri" w:eastAsia="Calibri" w:hAnsi="Calibri"/>
+          </w:rPr>
+          <w:t xml:space="preserve">Linfodrome</w:t>
+        </w:r>
+      </w:hyperlink>
+      <w:r>
+        <w:rPr>
+          <w:color w:val="1F2937"/>
+          <w:sz w:val="26"/>
+          <w:szCs w:val="26"/>
+          <w:rFonts w:ascii="Calibri" w:cs="Calibri" w:eastAsia="Calibri" w:hAnsi="Calibri"/>
+        </w:rPr>
+        <w:t xml:space="preserve"> — 26 octobre 2026, 16 h UTC</w:t>
+      </w:r>
+    </w:p>
+    <w:p>
+      <w:pPr>
+        <w:spacing w:before="160"/>
+        <w:ind w:left="360"/>
+      </w:pPr>
+      <w:r>
+        <w:rPr>
+          <w:color w:val="1F6B5E"/>
+          <w:sz w:val="28"/>
+          <w:szCs w:val="28"/>
+          <w:rFonts w:ascii="Calibri" w:cs="Calibri" w:eastAsia="Calibri" w:hAnsi="Calibri"/>
+        </w:rPr>
+        <w:t xml:space="preserve">❑  </w:t>
+      </w:r>
+      <w:r>
+        <w:rPr>
+          <w:b/>
+          <w:bCs/>
+          <w:u w:val="single"/>
+          <w:color w:val="1F6B5E"/>
+          <w:sz w:val="28"/>
+          <w:szCs w:val="28"/>
+          <w:rFonts w:ascii="Calibri" w:cs="Calibri" w:eastAsia="Calibri" w:hAnsi="Calibri"/>
+        </w:rPr>
         <w:t xml:space="preserve">CRISE AU SEIN DU PDCI/RDA - « L'ÉLÉPHANT » SE CASSERA-T-IL UNE DEUXIÈME PATTE ?</w:t>
       </w:r>
     </w:p>
@@ -2531,7 +2705,7 @@
         </w:rPr>
         <w:t xml:space="preserve">▪  Source : </w:t>
       </w:r>
-      <w:hyperlink w:history="1" r:id="rId3phburo6xcljxsdyszgj7">
+      <w:hyperlink w:history="1" r:id="rIdwuhilhsf0kdqzntnksp9x">
         <w:r>
           <w:rPr>
             <w:u w:val="single"/>
@@ -2551,79 +2725,6 @@
           <w:rFonts w:ascii="Calibri" w:cs="Calibri" w:eastAsia="Calibri" w:hAnsi="Calibri"/>
         </w:rPr>
         <w:t xml:space="preserve"> — 23 octobre 2026, 9 h UTC</w:t>
-      </w:r>
-    </w:p>
-    <w:p>
-      <w:pPr>
-        <w:spacing w:before="160"/>
-        <w:ind w:left="360"/>
-      </w:pPr>
-      <w:r>
-        <w:rPr>
-          <w:color w:val="1F6B5E"/>
-          <w:sz w:val="28"/>
-          <w:szCs w:val="28"/>
-          <w:rFonts w:ascii="Calibri" w:cs="Calibri" w:eastAsia="Calibri" w:hAnsi="Calibri"/>
-        </w:rPr>
-        <w:t xml:space="preserve">❑  </w:t>
-      </w:r>
-      <w:r>
-        <w:rPr>
-          <w:b/>
-          <w:bCs/>
-          <w:u w:val="single"/>
-          <w:color w:val="1F6B5E"/>
-          <w:sz w:val="28"/>
-          <w:szCs w:val="28"/>
-          <w:rFonts w:ascii="Calibri" w:cs="Calibri" w:eastAsia="Calibri" w:hAnsi="Calibri"/>
-        </w:rPr>
-        <w:t xml:space="preserve">OCTOBRE ROSE : ARIEL SHENEY SUR TOUS LES FRONTS APRÈS UNE ÉPREUVE PERSONNELLE LIÉE AU DÉCÈS DE SON ÉPOUSE</w:t>
-      </w:r>
-    </w:p>
-    <w:p>
-      <w:pPr>
-        <w:ind w:left="720"/>
-      </w:pPr>
-      <w:r>
-        <w:rPr>
-          <w:color w:val="1F2937"/>
-          <w:sz w:val="26"/>
-          <w:szCs w:val="26"/>
-          <w:rFonts w:ascii="Calibri" w:cs="Calibri" w:eastAsia="Calibri" w:hAnsi="Calibri"/>
-        </w:rPr>
-        <w:t xml:space="preserve">▪  Source : </w:t>
-      </w:r>
-      <w:hyperlink w:history="1" r:id="rIdzdvk_0uiv7uiwfbwc9wkm">
-        <w:r>
-          <w:rPr>
-            <w:u w:val="single"/>
-            <w:color w:val="1F6B5E"/>
-            <w:sz w:val="26"/>
-            <w:szCs w:val="26"/>
-            <w:rFonts w:ascii="Calibri" w:cs="Calibri" w:eastAsia="Calibri" w:hAnsi="Calibri"/>
-          </w:rPr>
-          <w:t xml:space="preserve">Linfodrome</w:t>
-        </w:r>
-      </w:hyperlink>
-      <w:r>
-        <w:rPr>
-          <w:color w:val="1F2937"/>
-          <w:sz w:val="26"/>
-          <w:szCs w:val="26"/>
-          <w:rFonts w:ascii="Calibri" w:cs="Calibri" w:eastAsia="Calibri" w:hAnsi="Calibri"/>
-        </w:rPr>
-        <w:t xml:space="preserve"> — 28 octobre 2026, 14 h UTC</w:t>
-      </w:r>
-      <w:r>
-        <w:rPr>
-          <w:b/>
-          <w:bCs/>
-          <w:color w:val="1F2937"/>
-          <w:sz w:val="26"/>
-          <w:szCs w:val="26"/>
-          <w:rFonts w:ascii="Calibri" w:cs="Calibri" w:eastAsia="Calibri" w:hAnsi="Calibri"/>
-        </w:rPr>
-        <w:t xml:space="preserve">   ·   Cotation : Probable</w:t>
       </w:r>
     </w:p>
     <w:p>
@@ -2677,7 +2778,7 @@
                 <w:szCs w:val="44"/>
                 <w:rFonts w:ascii="Arial Narrow" w:cs="Arial Narrow" w:eastAsia="Arial Narrow" w:hAnsi="Arial Narrow"/>
               </w:rPr>
-              <w:t xml:space="preserve">II</w:t>
+              <w:t xml:space="preserve">I</w:t>
             </w:r>
           </w:p>
         </w:tc>
@@ -2704,7 +2805,7 @@
                 <w:szCs w:val="56"/>
                 <w:rFonts w:ascii="Arial Narrow" w:cs="Arial Narrow" w:eastAsia="Arial Narrow" w:hAnsi="Arial Narrow"/>
               </w:rPr>
-              <w:t xml:space="preserve">- SOCIAL</w:t>
+              <w:t xml:space="preserve">- POLITIQUE</w:t>
             </w:r>
           </w:p>
         </w:tc>
@@ -2829,22 +2930,6 @@
     </w:p>
     <w:p>
       <w:pPr>
-        <w:spacing w:before="60"/>
-      </w:pPr>
-      <w:r>
-        <w:rPr>
-          <w:i/>
-          <w:iCs/>
-          <w:color w:val="6B7280"/>
-          <w:sz w:val="22"/>
-          <w:szCs w:val="22"/>
-          <w:rFonts w:ascii="Calibri" w:cs="Calibri" w:eastAsia="Calibri" w:hAnsi="Calibri"/>
-        </w:rPr>
-        <w:t xml:space="preserve">Indice de confiance : moyenne (incident vérifié le plus récent : 121 jours ; 3 signaux du jour)</w:t>
-      </w:r>
-    </w:p>
-    <w:p>
-      <w:pPr>
         <w:spacing w:before="160"/>
         <w:ind w:left="360"/>
       </w:pPr>
@@ -2867,7 +2952,7 @@
           <w:szCs w:val="28"/>
           <w:rFonts w:ascii="Calibri" w:cs="Calibri" w:eastAsia="Calibri" w:hAnsi="Calibri"/>
         </w:rPr>
-        <w:t xml:space="preserve">POMMES, BANANES, KIWIS : CETTE ERREUR DE RANGEMENT FAIT MÛRIR VOS FRUITS BEAUCOUP TROP VITE</w:t>
+        <w:t xml:space="preserve">BIENNALE INTERNATIONALE DES ARTS D’ABIDJAN : AUGUSTIN KASSI (PROMOTEUR) APPELLE À UNE MOBILISATION COLLECTIVE</w:t>
       </w:r>
     </w:p>
     <w:p>
@@ -2883,7 +2968,7 @@
         </w:rPr>
         <w:t xml:space="preserve">▪  Source : </w:t>
       </w:r>
-      <w:hyperlink w:history="1" r:id="rIdyhwzcqyzwka4gvypv2qho">
+      <w:hyperlink w:history="1" r:id="rIdneyplxe_544u5ec0zqji4">
         <w:r>
           <w:rPr>
             <w:u w:val="single"/>
@@ -2902,7 +2987,7 @@
           <w:szCs w:val="26"/>
           <w:rFonts w:ascii="Calibri" w:cs="Calibri" w:eastAsia="Calibri" w:hAnsi="Calibri"/>
         </w:rPr>
-        <w:t xml:space="preserve"> — 28 octobre 2026, 19 h UTC</w:t>
+        <w:t xml:space="preserve"> — 29 octobre 2026, 11 h UTC</w:t>
       </w:r>
       <w:r>
         <w:rPr>
@@ -2940,7 +3025,7 @@
           <w:szCs w:val="28"/>
           <w:rFonts w:ascii="Calibri" w:cs="Calibri" w:eastAsia="Calibri" w:hAnsi="Calibri"/>
         </w:rPr>
-        <w:t xml:space="preserve">GASPILLAGE ALIMENTAIRE - LE CCESP PLAIDE POUR UN PACTE NATIONAL</w:t>
+        <w:t xml:space="preserve">CÔTE D’IVOIRE : EN 2025, LE DÉFICIT BUDGÉTAIRE DE L’ÉTAT A ATTEINT 2 208 MILLIARDS DE FCFA</w:t>
       </w:r>
     </w:p>
     <w:p>
@@ -2956,80 +3041,7 @@
         </w:rPr>
         <w:t xml:space="preserve">▪  Source : </w:t>
       </w:r>
-      <w:hyperlink w:history="1" r:id="rIdzyswuqwk0e1zrjeo2q_hk">
-        <w:r>
-          <w:rPr>
-            <w:u w:val="single"/>
-            <w:color w:val="1F6B5E"/>
-            <w:sz w:val="26"/>
-            <w:szCs w:val="26"/>
-            <w:rFonts w:ascii="Calibri" w:cs="Calibri" w:eastAsia="Calibri" w:hAnsi="Calibri"/>
-          </w:rPr>
-          <w:t xml:space="preserve">AllAfrica (CI)</w:t>
-        </w:r>
-      </w:hyperlink>
-      <w:r>
-        <w:rPr>
-          <w:color w:val="1F2937"/>
-          <w:sz w:val="26"/>
-          <w:szCs w:val="26"/>
-          <w:rFonts w:ascii="Calibri" w:cs="Calibri" w:eastAsia="Calibri" w:hAnsi="Calibri"/>
-        </w:rPr>
-        <w:t xml:space="preserve"> — 28 octobre 2026, 16 h UTC</w:t>
-      </w:r>
-      <w:r>
-        <w:rPr>
-          <w:b/>
-          <w:bCs/>
-          <w:color w:val="1F2937"/>
-          <w:sz w:val="26"/>
-          <w:szCs w:val="26"/>
-          <w:rFonts w:ascii="Calibri" w:cs="Calibri" w:eastAsia="Calibri" w:hAnsi="Calibri"/>
-        </w:rPr>
-        <w:t xml:space="preserve">   ·   Cotation : Probable</w:t>
-      </w:r>
-    </w:p>
-    <w:p>
-      <w:pPr>
-        <w:spacing w:before="160"/>
-        <w:ind w:left="360"/>
-      </w:pPr>
-      <w:r>
-        <w:rPr>
-          <w:color w:val="1F6B5E"/>
-          <w:sz w:val="28"/>
-          <w:szCs w:val="28"/>
-          <w:rFonts w:ascii="Calibri" w:cs="Calibri" w:eastAsia="Calibri" w:hAnsi="Calibri"/>
-        </w:rPr>
-        <w:t xml:space="preserve">❑  </w:t>
-      </w:r>
-      <w:r>
-        <w:rPr>
-          <w:b/>
-          <w:bCs/>
-          <w:u w:val="single"/>
-          <w:color w:val="1F6B5E"/>
-          <w:sz w:val="28"/>
-          <w:szCs w:val="28"/>
-          <w:rFonts w:ascii="Calibri" w:cs="Calibri" w:eastAsia="Calibri" w:hAnsi="Calibri"/>
-        </w:rPr>
-        <w:t xml:space="preserve">BOUNA : LES VICTIMES D’ACCIDENTS DE LA ROUTE POURRONT DÉSORMAIS PRISES EN CHARGE GRATUITEMENT AUX URGENCES</w:t>
-      </w:r>
-    </w:p>
-    <w:p>
-      <w:pPr>
-        <w:ind w:left="720"/>
-      </w:pPr>
-      <w:r>
-        <w:rPr>
-          <w:color w:val="1F2937"/>
-          <w:sz w:val="26"/>
-          <w:szCs w:val="26"/>
-          <w:rFonts w:ascii="Calibri" w:cs="Calibri" w:eastAsia="Calibri" w:hAnsi="Calibri"/>
-        </w:rPr>
-        <w:t xml:space="preserve">▪  Source : </w:t>
-      </w:r>
-      <w:hyperlink w:history="1" r:id="rIduot-29vegqzttufahmv0z">
+      <w:hyperlink w:history="1" r:id="rIdkmt_yibm29k9jsbflxxw9">
         <w:r>
           <w:rPr>
             <w:u w:val="single"/>
@@ -3048,7 +3060,7 @@
           <w:szCs w:val="26"/>
           <w:rFonts w:ascii="Calibri" w:cs="Calibri" w:eastAsia="Calibri" w:hAnsi="Calibri"/>
         </w:rPr>
-        <w:t xml:space="preserve"> — 28 octobre 2026, 12 h UTC</w:t>
+        <w:t xml:space="preserve"> — 29 octobre 2026, 0 h UTC</w:t>
       </w:r>
       <w:r>
         <w:rPr>
@@ -3086,7 +3098,7 @@
           <w:szCs w:val="28"/>
           <w:rFonts w:ascii="Calibri" w:cs="Calibri" w:eastAsia="Calibri" w:hAnsi="Calibri"/>
         </w:rPr>
-        <w:t xml:space="preserve">CÔTE D'IVOIRE : LE GOUVERNEMENT MISE SUR LA PONADEPA II POUR ATTEINDRE LA SOUVERAINETÉ ALIMENTAIRE D'ICI 2030</w:t>
+        <w:t xml:space="preserve">OCTOBRE ROSE : ARIEL SHENEY SUR TOUS LES FRONTS APRÈS UNE ÉPREUVE PERSONNELLE LIÉE AU DÉCÈS DE SON ÉPOUSE</w:t>
       </w:r>
     </w:p>
     <w:p>
@@ -3102,80 +3114,7 @@
         </w:rPr>
         <w:t xml:space="preserve">▪  Source : </w:t>
       </w:r>
-      <w:hyperlink w:history="1" r:id="rIdpczfxljp801bh-x52rwu5">
-        <w:r>
-          <w:rPr>
-            <w:u w:val="single"/>
-            <w:color w:val="1F6B5E"/>
-            <w:sz w:val="26"/>
-            <w:szCs w:val="26"/>
-            <w:rFonts w:ascii="Calibri" w:cs="Calibri" w:eastAsia="Calibri" w:hAnsi="Calibri"/>
-          </w:rPr>
-          <w:t xml:space="preserve">Alwihda Info (Tchad)</w:t>
-        </w:r>
-      </w:hyperlink>
-      <w:r>
-        <w:rPr>
-          <w:color w:val="1F2937"/>
-          <w:sz w:val="26"/>
-          <w:szCs w:val="26"/>
-          <w:rFonts w:ascii="Calibri" w:cs="Calibri" w:eastAsia="Calibri" w:hAnsi="Calibri"/>
-        </w:rPr>
-        <w:t xml:space="preserve"> — 28 octobre 2026, 11 h UTC</w:t>
-      </w:r>
-      <w:r>
-        <w:rPr>
-          <w:b/>
-          <w:bCs/>
-          <w:color w:val="1F2937"/>
-          <w:sz w:val="26"/>
-          <w:szCs w:val="26"/>
-          <w:rFonts w:ascii="Calibri" w:cs="Calibri" w:eastAsia="Calibri" w:hAnsi="Calibri"/>
-        </w:rPr>
-        <w:t xml:space="preserve">   ·   Cotation : Probable</w:t>
-      </w:r>
-    </w:p>
-    <w:p>
-      <w:pPr>
-        <w:spacing w:before="160"/>
-        <w:ind w:left="360"/>
-      </w:pPr>
-      <w:r>
-        <w:rPr>
-          <w:color w:val="1F6B5E"/>
-          <w:sz w:val="28"/>
-          <w:szCs w:val="28"/>
-          <w:rFonts w:ascii="Calibri" w:cs="Calibri" w:eastAsia="Calibri" w:hAnsi="Calibri"/>
-        </w:rPr>
-        <w:t xml:space="preserve">❑  </w:t>
-      </w:r>
-      <w:r>
-        <w:rPr>
-          <w:b/>
-          <w:bCs/>
-          <w:u w:val="single"/>
-          <w:color w:val="1F6B5E"/>
-          <w:sz w:val="28"/>
-          <w:szCs w:val="28"/>
-          <w:rFonts w:ascii="Calibri" w:cs="Calibri" w:eastAsia="Calibri" w:hAnsi="Calibri"/>
-        </w:rPr>
-        <w:t xml:space="preserve">LUTTE CONTRE LE GASPILLAGE ALIMENTAIRE : LE COMITÉ DE CONCERTATION ÉTAT-SECTEUR PRIVÉ PRÉCONISE UN CADRE NATIONAL</w:t>
-      </w:r>
-    </w:p>
-    <w:p>
-      <w:pPr>
-        <w:ind w:left="720"/>
-      </w:pPr>
-      <w:r>
-        <w:rPr>
-          <w:color w:val="1F2937"/>
-          <w:sz w:val="26"/>
-          <w:szCs w:val="26"/>
-          <w:rFonts w:ascii="Calibri" w:cs="Calibri" w:eastAsia="Calibri" w:hAnsi="Calibri"/>
-        </w:rPr>
-        <w:t xml:space="preserve">▪  Source : </w:t>
-      </w:r>
-      <w:hyperlink w:history="1" r:id="rIdq2hg3qjdpx5pe6pcmrbp_">
+      <w:hyperlink w:history="1" r:id="rIdiwnq48vx_n5c6b7gl_vul">
         <w:r>
           <w:rPr>
             <w:u w:val="single"/>
@@ -3194,7 +3133,7 @@
           <w:szCs w:val="26"/>
           <w:rFonts w:ascii="Calibri" w:cs="Calibri" w:eastAsia="Calibri" w:hAnsi="Calibri"/>
         </w:rPr>
-        <w:t xml:space="preserve"> — 28 octobre 2026, 7 h UTC</w:t>
+        <w:t xml:space="preserve"> — 28 octobre 2026, 14 h UTC</w:t>
       </w:r>
       <w:r>
         <w:rPr>
@@ -3411,128 +3350,296 @@
     </w:p>
     <w:p>
       <w:pPr>
-        <w:spacing w:before="160"/>
-        <w:ind w:left="360"/>
-      </w:pPr>
-      <w:r>
-        <w:rPr>
-          <w:color w:val="1F6B5E"/>
-          <w:sz w:val="28"/>
-          <w:szCs w:val="28"/>
-          <w:rFonts w:ascii="Calibri" w:cs="Calibri" w:eastAsia="Calibri" w:hAnsi="Calibri"/>
-        </w:rPr>
-        <w:t xml:space="preserve">❑  </w:t>
-      </w:r>
-      <w:r>
-        <w:rPr>
-          <w:b/>
-          <w:bCs/>
-          <w:u w:val="single"/>
-          <w:color w:val="1F6B5E"/>
-          <w:sz w:val="28"/>
-          <w:szCs w:val="28"/>
-          <w:rFonts w:ascii="Calibri" w:cs="Calibri" w:eastAsia="Calibri" w:hAnsi="Calibri"/>
-        </w:rPr>
-        <w:t xml:space="preserve">HAUSSE DES PRIX DU POISSON : ASSALÉ TIÉMOKO RÉVÈLE UNE DÉPENDANCE DE LA CÔTE D’IVOIRE À 88,8 % AUX IMPORTATIONS</w:t>
-      </w:r>
-    </w:p>
-    <w:p>
-      <w:pPr>
-        <w:ind w:left="720"/>
-      </w:pPr>
-      <w:r>
-        <w:rPr>
-          <w:color w:val="1F2937"/>
-          <w:sz w:val="26"/>
-          <w:szCs w:val="26"/>
-          <w:rFonts w:ascii="Calibri" w:cs="Calibri" w:eastAsia="Calibri" w:hAnsi="Calibri"/>
-        </w:rPr>
-        <w:t xml:space="preserve">▪  Source : </w:t>
-      </w:r>
-      <w:hyperlink w:history="1" r:id="rIdi1pjvssfe4rtiuwxvhsg0">
-        <w:r>
-          <w:rPr>
-            <w:u w:val="single"/>
-            <w:color w:val="1F6B5E"/>
-            <w:sz w:val="26"/>
-            <w:szCs w:val="26"/>
-            <w:rFonts w:ascii="Calibri" w:cs="Calibri" w:eastAsia="Calibri" w:hAnsi="Calibri"/>
-          </w:rPr>
-          <w:t xml:space="preserve">Linfodrome</w:t>
-        </w:r>
-      </w:hyperlink>
-      <w:r>
-        <w:rPr>
-          <w:color w:val="1F2937"/>
-          <w:sz w:val="26"/>
-          <w:szCs w:val="26"/>
-          <w:rFonts w:ascii="Calibri" w:cs="Calibri" w:eastAsia="Calibri" w:hAnsi="Calibri"/>
-        </w:rPr>
-        <w:t xml:space="preserve"> — 27 octobre 2026, 9 h UTC</w:t>
-      </w:r>
-    </w:p>
-    <w:p>
-      <w:pPr>
-        <w:spacing w:before="160"/>
-        <w:ind w:left="360"/>
-      </w:pPr>
-      <w:r>
-        <w:rPr>
-          <w:color w:val="1F6B5E"/>
-          <w:sz w:val="28"/>
-          <w:szCs w:val="28"/>
-          <w:rFonts w:ascii="Calibri" w:cs="Calibri" w:eastAsia="Calibri" w:hAnsi="Calibri"/>
-        </w:rPr>
-        <w:t xml:space="preserve">❑  </w:t>
-      </w:r>
-      <w:r>
-        <w:rPr>
-          <w:b/>
-          <w:bCs/>
-          <w:u w:val="single"/>
-          <w:color w:val="1F6B5E"/>
-          <w:sz w:val="28"/>
-          <w:szCs w:val="28"/>
-          <w:rFonts w:ascii="Calibri" w:cs="Calibri" w:eastAsia="Calibri" w:hAnsi="Calibri"/>
-        </w:rPr>
-        <w:t xml:space="preserve">DANANÉ/CHIRURGIE HUMANITAIRE - 134 PATIENTS OPÉRÉS GRATUITEMENT, DONT 114 POUR UNE HERNIE</w:t>
-      </w:r>
-    </w:p>
-    <w:p>
-      <w:pPr>
-        <w:ind w:left="720"/>
-      </w:pPr>
-      <w:r>
-        <w:rPr>
-          <w:color w:val="1F2937"/>
-          <w:sz w:val="26"/>
-          <w:szCs w:val="26"/>
-          <w:rFonts w:ascii="Calibri" w:cs="Calibri" w:eastAsia="Calibri" w:hAnsi="Calibri"/>
-        </w:rPr>
-        <w:t xml:space="preserve">▪  Source : </w:t>
-      </w:r>
-      <w:hyperlink w:history="1" r:id="rIdfq4djuby-q6n-nwge3fxx">
-        <w:r>
-          <w:rPr>
-            <w:u w:val="single"/>
-            <w:color w:val="1F6B5E"/>
-            <w:sz w:val="26"/>
-            <w:szCs w:val="26"/>
-            <w:rFonts w:ascii="Calibri" w:cs="Calibri" w:eastAsia="Calibri" w:hAnsi="Calibri"/>
-          </w:rPr>
-          <w:t xml:space="preserve">AllAfrica (CI)</w:t>
-        </w:r>
-      </w:hyperlink>
-      <w:r>
-        <w:rPr>
-          <w:color w:val="1F2937"/>
-          <w:sz w:val="26"/>
-          <w:szCs w:val="26"/>
-          <w:rFonts w:ascii="Calibri" w:cs="Calibri" w:eastAsia="Calibri" w:hAnsi="Calibri"/>
-        </w:rPr>
-        <w:t xml:space="preserve"> — 23 octobre 2026, 17 h UTC</w:t>
-      </w:r>
-    </w:p>
+        <w:spacing w:before="60"/>
+      </w:pPr>
+      <w:r>
+        <w:rPr>
+          <w:i/>
+          <w:iCs/>
+          <w:color w:val="6B7280"/>
+          <w:sz w:val="22"/>
+          <w:szCs w:val="22"/>
+          <w:rFonts w:ascii="Calibri" w:cs="Calibri" w:eastAsia="Calibri" w:hAnsi="Calibri"/>
+        </w:rPr>
+        <w:t xml:space="preserve">Indice de confiance : moyenne (incident vérifié le plus récent : 122 jours ; 2 signaux du jour)</w:t>
+      </w:r>
+    </w:p>
+    <w:tbl>
+      <w:tblPr>
+        <w:tblW w:type="dxa" w:w="17680"/>
+        <w:tblBorders>
+          <w:top w:val="single" w:color="auto" w:sz="4"/>
+          <w:left w:val="single" w:color="auto" w:sz="4"/>
+          <w:bottom w:val="single" w:color="auto" w:sz="4"/>
+          <w:right w:val="single" w:color="auto" w:sz="4"/>
+          <w:insideH w:val="single" w:color="auto" w:sz="4"/>
+          <w:insideV w:val="single" w:color="auto" w:sz="4"/>
+        </w:tblBorders>
+      </w:tblPr>
+      <w:tblGrid>
+        <w:gridCol w:w="11280"/>
+        <w:gridCol w:w="6400"/>
+      </w:tblGrid>
+      <w:tr>
+        <w:tc>
+          <w:tcPr>
+            <w:tcW w:type="dxa" w:w="11280"/>
+            <w:tcBorders>
+              <w:top w:val="none" w:color="FFFFFF" w:sz="0"/>
+              <w:left w:val="none" w:color="FFFFFF" w:sz="0"/>
+              <w:bottom w:val="none" w:color="FFFFFF" w:sz="0"/>
+              <w:right w:val="none" w:color="FFFFFF" w:sz="0"/>
+            </w:tcBorders>
+            <w:tcMar>
+              <w:right w:type="dxa" w:w="200"/>
+            </w:tcMar>
+          </w:tcPr>
+          <w:p>
+            <w:pPr>
+              <w:spacing w:before="120" w:after="60"/>
+            </w:pPr>
+            <w:r>
+              <w:rPr>
+                <w:b/>
+                <w:bCs/>
+                <w:color w:val="1F6B5E"/>
+                <w:sz w:val="40"/>
+                <w:szCs w:val="40"/>
+                <w:rFonts w:ascii="Arial Narrow" w:cs="Arial Narrow" w:eastAsia="Arial Narrow" w:hAnsi="Arial Narrow"/>
+              </w:rPr>
+              <w:t xml:space="preserve">Soupçonné d’infidélité, il tue sa compagne de 26 ans</w:t>
+            </w:r>
+          </w:p>
+          <w:p>
+            <w:pPr>
+              <w:spacing w:before="120" w:after="20"/>
+            </w:pPr>
+            <w:r>
+              <w:rPr>
+                <w:b/>
+                <w:bCs/>
+                <w:color w:val="1F6B5E"/>
+                <w:sz w:val="28"/>
+                <w:szCs w:val="28"/>
+                <w:rFonts w:ascii="Calibri" w:cs="Calibri" w:eastAsia="Calibri" w:hAnsi="Calibri"/>
+              </w:rPr>
+              <w:t xml:space="preserve">Contexte</w:t>
+            </w:r>
+          </w:p>
+          <w:p>
+            <w:r>
+              <w:rPr>
+                <w:color w:val="1F2937"/>
+                <w:sz w:val="26"/>
+                <w:szCs w:val="26"/>
+                <w:rFonts w:ascii="Calibri" w:cs="Calibri" w:eastAsia="Calibri" w:hAnsi="Calibri"/>
+              </w:rPr>
+              <w:t xml:space="preserve">Fait rapporté le jeudi 29 octobre 2026. Lieu : Daloa, Côte d'Ivoire. Actualité sociale. Une seule source à ce stade (Wakat Sera) : à confirmer par un second média.</w:t>
+            </w:r>
+          </w:p>
+          <w:p>
+            <w:pPr>
+              <w:spacing w:before="120" w:after="20"/>
+            </w:pPr>
+            <w:r>
+              <w:rPr>
+                <w:b/>
+                <w:bCs/>
+                <w:color w:val="1F6B5E"/>
+                <w:sz w:val="28"/>
+                <w:szCs w:val="28"/>
+                <w:rFonts w:ascii="Calibri" w:cs="Calibri" w:eastAsia="Calibri" w:hAnsi="Calibri"/>
+              </w:rPr>
+              <w:t xml:space="preserve">Ce que rapportent les sources</w:t>
+            </w:r>
+          </w:p>
+          <w:p>
+            <w:pPr>
+              <w:spacing w:after="60"/>
+            </w:pPr>
+            <w:r>
+              <w:rPr>
+                <w:b/>
+                <w:bCs/>
+                <w:color w:val="1F2937"/>
+                <w:sz w:val="26"/>
+                <w:szCs w:val="26"/>
+                <w:rFonts w:ascii="Calibri" w:cs="Calibri" w:eastAsia="Calibri" w:hAnsi="Calibri"/>
+              </w:rPr>
+              <w:t xml:space="preserve">Wakat Sera : </w:t>
+            </w:r>
+            <w:r>
+              <w:rPr>
+                <w:i/>
+                <w:iCs/>
+                <w:color w:val="1F2937"/>
+                <w:sz w:val="26"/>
+                <w:szCs w:val="26"/>
+                <w:rFonts w:ascii="Calibri" w:cs="Calibri" w:eastAsia="Calibri" w:hAnsi="Calibri"/>
+              </w:rPr>
+              <w:t xml:space="preserve">« Une jeune femme de 26 ans a été retrouvée morte à son domicile, le mercredi 28 octobre 2026, au quartier Kennedy 2 de Daloa, en Côte d’Ivoire. »</w:t>
+            </w:r>
+          </w:p>
+          <w:p>
+            <w:pPr>
+              <w:spacing w:before="120" w:after="20"/>
+            </w:pPr>
+            <w:r>
+              <w:rPr>
+                <w:b/>
+                <w:bCs/>
+                <w:color w:val="1F6B5E"/>
+                <w:sz w:val="28"/>
+                <w:szCs w:val="28"/>
+                <w:rFonts w:ascii="Calibri" w:cs="Calibri" w:eastAsia="Calibri" w:hAnsi="Calibri"/>
+              </w:rPr>
+              <w:t xml:space="preserve">Enjeux sûreté</w:t>
+            </w:r>
+          </w:p>
+          <w:p>
+            <w:r>
+              <w:rPr>
+                <w:color w:val="1F2937"/>
+                <w:sz w:val="26"/>
+                <w:szCs w:val="26"/>
+                <w:rFonts w:ascii="Calibri" w:cs="Calibri" w:eastAsia="Calibri" w:hAnsi="Calibri"/>
+              </w:rPr>
+              <w:t xml:space="preserve">Contexte social à suivre : incidence possible sur l'activité, la circulation et l'environnement des sites.</w:t>
+            </w:r>
+          </w:p>
+          <w:p>
+            <w:pPr>
+              <w:spacing w:before="120"/>
+            </w:pPr>
+            <w:r>
+              <w:rPr>
+                <w:b/>
+                <w:bCs/>
+                <w:color w:val="1F2937"/>
+                <w:sz w:val="26"/>
+                <w:szCs w:val="26"/>
+                <w:rFonts w:ascii="Calibri" w:cs="Calibri" w:eastAsia="Calibri" w:hAnsi="Calibri"/>
+              </w:rPr>
+              <w:t xml:space="preserve">Source : </w:t>
+            </w:r>
+            <w:r>
+              <w:rPr>
+                <w:color w:val="1F2937"/>
+                <w:sz w:val="26"/>
+                <w:szCs w:val="26"/>
+                <w:rFonts w:ascii="Calibri" w:cs="Calibri" w:eastAsia="Calibri" w:hAnsi="Calibri"/>
+              </w:rPr>
+            </w:r>
+            <w:hyperlink w:history="1" r:id="rIdvdu2rbi7jo49e0l9k9m_w">
+              <w:r>
+                <w:rPr>
+                  <w:u w:val="single"/>
+                  <w:color w:val="1F6B5E"/>
+                  <w:sz w:val="26"/>
+                  <w:szCs w:val="26"/>
+                  <w:rFonts w:ascii="Calibri" w:cs="Calibri" w:eastAsia="Calibri" w:hAnsi="Calibri"/>
+                </w:rPr>
+                <w:t xml:space="preserve">Wakat Sera</w:t>
+              </w:r>
+            </w:hyperlink>
+            <w:r>
+              <w:rPr>
+                <w:color w:val="1F2937"/>
+                <w:sz w:val="26"/>
+                <w:szCs w:val="26"/>
+                <w:rFonts w:ascii="Calibri" w:cs="Calibri" w:eastAsia="Calibri" w:hAnsi="Calibri"/>
+              </w:rPr>
+              <w:t xml:space="preserve"> — 29 octobre 2026, 11 h UTC</w:t>
+            </w:r>
+            <w:r>
+              <w:rPr>
+                <w:b/>
+                <w:bCs/>
+                <w:color w:val="1F2937"/>
+                <w:sz w:val="26"/>
+                <w:szCs w:val="26"/>
+                <w:rFonts w:ascii="Calibri" w:cs="Calibri" w:eastAsia="Calibri" w:hAnsi="Calibri"/>
+              </w:rPr>
+              <w:t xml:space="preserve">   ·   Cotation : Probable</w:t>
+            </w:r>
+          </w:p>
+        </w:tc>
+        <w:tc>
+          <w:tcPr>
+            <w:tcW w:type="dxa" w:w="6400"/>
+            <w:tcBorders>
+              <w:top w:val="none" w:color="FFFFFF" w:sz="0"/>
+              <w:left w:val="none" w:color="FFFFFF" w:sz="0"/>
+              <w:bottom w:val="none" w:color="FFFFFF" w:sz="0"/>
+              <w:right w:val="none" w:color="FFFFFF" w:sz="0"/>
+            </w:tcBorders>
+          </w:tcPr>
+          <w:p>
+            <w:pPr>
+              <w:spacing w:before="200"/>
+              <w:jc w:val="center"/>
+            </w:pPr>
+            <w:r>
+              <w:drawing>
+                <wp:inline distT="0" distB="0" distL="0" distR="0">
+                  <wp:extent cx="1905000" cy="2857500"/>
+                  <wp:effectExtent t="0" r="0" b="0" l="0"/>
+                  <wp:docPr id="1" name="" descr="" title=""/>
+                  <wp:cNvGraphicFramePr>
+                    <a:graphicFrameLocks xmlns:a="http://schemas.openxmlformats.org/drawingml/2006/main" noChangeAspect="1"/>
+                  </wp:cNvGraphicFramePr>
+                  <a:graphic xmlns:a="http://schemas.openxmlformats.org/drawingml/2006/main">
+                    <a:graphicData uri="http://schemas.openxmlformats.org/drawingml/2006/picture">
+                      <pic:pic xmlns:pic="http://schemas.openxmlformats.org/drawingml/2006/picture">
+                        <pic:nvPicPr>
+                          <pic:cNvPr id="0" name="" descr=""/>
+                          <pic:cNvPicPr>
+                            <a:picLocks noChangeAspect="1" noChangeArrowheads="1"/>
+                          </pic:cNvPicPr>
+                        </pic:nvPicPr>
+                        <pic:blipFill>
+                          <a:blip r:embed="rId9" cstate="none"/>
+                          <a:srcRect/>
+                          <a:stretch>
+                            <a:fillRect/>
+                          </a:stretch>
+                        </pic:blipFill>
+                        <pic:spPr bwMode="auto">
+                          <a:xfrm>
+                            <a:off x="0" y="0"/>
+                            <a:ext cx="1905000" cy="2857500"/>
+                          </a:xfrm>
+                          <a:prstGeom prst="rect">
+                            <a:avLst/>
+                          </a:prstGeom>
+                        </pic:spPr>
+                      </pic:pic>
+                    </a:graphicData>
+                  </a:graphic>
+                </wp:inline>
+              </w:drawing>
+            </w:r>
+          </w:p>
+          <w:p>
+            <w:pPr>
+              <w:jc w:val="right"/>
+            </w:pPr>
+            <w:hyperlink w:history="1" r:id="rIdiokjmnrtghjvkhjpaprvf">
+              <w:r>
+                <w:rPr>
+                  <w:u w:val="single"/>
+                  <w:color w:val="1F6B5E"/>
+                  <w:sz w:val="16"/>
+                  <w:szCs w:val="16"/>
+                  <w:rFonts w:ascii="Calibri" w:cs="Calibri" w:eastAsia="Calibri" w:hAnsi="Calibri"/>
+                </w:rPr>
+                <w:t xml:space="preserve">Photo : © wakatsera.com</w:t>
+              </w:r>
+            </w:hyperlink>
+          </w:p>
+        </w:tc>
+      </w:tr>
+    </w:tbl>
     <w:p>
       <w:pPr>
         <w:pageBreakBefore/>
@@ -3580,11 +3687,11 @@
             <w:r>
               <w:rPr>
                 <w:color w:val="FFFFFF"/>
-                <w:sz w:val="36"/>
-                <w:szCs w:val="36"/>
+                <w:sz w:val="44"/>
+                <w:szCs w:val="44"/>
                 <w:rFonts w:ascii="Arial Narrow" w:cs="Arial Narrow" w:eastAsia="Arial Narrow" w:hAnsi="Arial Narrow"/>
               </w:rPr>
-              <w:t xml:space="preserve">III</w:t>
+              <w:t xml:space="preserve">II</w:t>
             </w:r>
           </w:p>
         </w:tc>
@@ -3611,7 +3718,7 @@
                 <w:szCs w:val="56"/>
                 <w:rFonts w:ascii="Arial Narrow" w:cs="Arial Narrow" w:eastAsia="Arial Narrow" w:hAnsi="Arial Narrow"/>
               </w:rPr>
-              <w:t xml:space="preserve">- SÉCURITÉ</w:t>
+              <w:t xml:space="preserve">- SOCIAL</w:t>
             </w:r>
           </w:p>
         </w:tc>
@@ -3736,22 +3843,6 @@
     </w:p>
     <w:p>
       <w:pPr>
-        <w:spacing w:before="60"/>
-      </w:pPr>
-      <w:r>
-        <w:rPr>
-          <w:i/>
-          <w:iCs/>
-          <w:color w:val="6B7280"/>
-          <w:sz w:val="22"/>
-          <w:szCs w:val="22"/>
-          <w:rFonts w:ascii="Calibri" w:cs="Calibri" w:eastAsia="Calibri" w:hAnsi="Calibri"/>
-        </w:rPr>
-        <w:t xml:space="preserve">Indice de confiance : moyenne (incident vérifié le plus récent : 121 jours ; 3 signaux du jour)</w:t>
-      </w:r>
-    </w:p>
-    <w:p>
-      <w:pPr>
         <w:spacing w:before="160"/>
         <w:ind w:left="360"/>
       </w:pPr>
@@ -3774,7 +3865,7 @@
           <w:szCs w:val="28"/>
           <w:rFonts w:ascii="Calibri" w:cs="Calibri" w:eastAsia="Calibri" w:hAnsi="Calibri"/>
         </w:rPr>
-        <w:t xml:space="preserve">ABIDJAN - CAP VERS UNE COOPÉRATION MILITAIRE BILATÉRALE</w:t>
+        <w:t xml:space="preserve">LUTTE CONTRE L'ORPAILLAGE ILLÉGAL À KORHOGO - ASSAHORÉ KONAN VEUT SANCTIONNER TOUTES LES COMPLICITÉS</w:t>
       </w:r>
     </w:p>
     <w:p>
@@ -3790,7 +3881,7 @@
         </w:rPr>
         <w:t xml:space="preserve">▪  Source : </w:t>
       </w:r>
-      <w:hyperlink w:history="1" r:id="rId9jbyy3hj8ygw4kfbpy68e">
+      <w:hyperlink w:history="1" r:id="rIdi0qqdkdfj1v0afseuccha">
         <w:r>
           <w:rPr>
             <w:u w:val="single"/>
@@ -3809,7 +3900,7 @@
           <w:szCs w:val="26"/>
           <w:rFonts w:ascii="Calibri" w:cs="Calibri" w:eastAsia="Calibri" w:hAnsi="Calibri"/>
         </w:rPr>
-        <w:t xml:space="preserve"> — 28 octobre 2026, 15 h UTC</w:t>
+        <w:t xml:space="preserve"> — 29 octobre 2026, 13 h UTC</w:t>
       </w:r>
       <w:r>
         <w:rPr>
@@ -3847,7 +3938,7 @@
           <w:szCs w:val="28"/>
           <w:rFonts w:ascii="Calibri" w:cs="Calibri" w:eastAsia="Calibri" w:hAnsi="Calibri"/>
         </w:rPr>
-        <w:t xml:space="preserve">3ÈME FORUM FRONTIÈRES D'ABIDJAN : LA REPRÉSENTATION PERMANENTE DE LA CEDEAO AUPRÈS DE L'UNION AFRICAINE S'ENGAGE POUR UNE GOUVERNANCE DES FRONTIÈRES CENTRÉE SUR LES POPULATIONS</w:t>
+        <w:t xml:space="preserve">POMMES, BANANES, KIWIS : CETTE ERREUR DE RANGEMENT FAIT MÛRIR VOS FRUITS BEAUCOUP TROP VITE</w:t>
       </w:r>
     </w:p>
     <w:p>
@@ -3863,80 +3954,7 @@
         </w:rPr>
         <w:t xml:space="preserve">▪  Source : </w:t>
       </w:r>
-      <w:hyperlink w:history="1" r:id="rIdbn4ki-vcqpcyjcjoohsy_">
-        <w:r>
-          <w:rPr>
-            <w:u w:val="single"/>
-            <w:color w:val="1F6B5E"/>
-            <w:sz w:val="26"/>
-            <w:szCs w:val="26"/>
-            <w:rFonts w:ascii="Calibri" w:cs="Calibri" w:eastAsia="Calibri" w:hAnsi="Calibri"/>
-          </w:rPr>
-          <w:t xml:space="preserve">CEDEAO — Communiques officiels</w:t>
-        </w:r>
-      </w:hyperlink>
-      <w:r>
-        <w:rPr>
-          <w:color w:val="1F2937"/>
-          <w:sz w:val="26"/>
-          <w:szCs w:val="26"/>
-          <w:rFonts w:ascii="Calibri" w:cs="Calibri" w:eastAsia="Calibri" w:hAnsi="Calibri"/>
-        </w:rPr>
-        <w:t xml:space="preserve"> — 28 octobre 2026, 10 h UTC</w:t>
-      </w:r>
-      <w:r>
-        <w:rPr>
-          <w:b/>
-          <w:bCs/>
-          <w:color w:val="1F2937"/>
-          <w:sz w:val="26"/>
-          <w:szCs w:val="26"/>
-          <w:rFonts w:ascii="Calibri" w:cs="Calibri" w:eastAsia="Calibri" w:hAnsi="Calibri"/>
-        </w:rPr>
-        <w:t xml:space="preserve">   ·   Cotation : Probable</w:t>
-      </w:r>
-    </w:p>
-    <w:p>
-      <w:pPr>
-        <w:spacing w:before="160"/>
-        <w:ind w:left="360"/>
-      </w:pPr>
-      <w:r>
-        <w:rPr>
-          <w:color w:val="1F6B5E"/>
-          <w:sz w:val="28"/>
-          <w:szCs w:val="28"/>
-          <w:rFonts w:ascii="Calibri" w:cs="Calibri" w:eastAsia="Calibri" w:hAnsi="Calibri"/>
-        </w:rPr>
-        <w:t xml:space="preserve">❑  </w:t>
-      </w:r>
-      <w:r>
-        <w:rPr>
-          <w:b/>
-          <w:bCs/>
-          <w:u w:val="single"/>
-          <w:color w:val="1F6B5E"/>
-          <w:sz w:val="28"/>
-          <w:szCs w:val="28"/>
-          <w:rFonts w:ascii="Calibri" w:cs="Calibri" w:eastAsia="Calibri" w:hAnsi="Calibri"/>
-        </w:rPr>
-        <w:t xml:space="preserve">CHARNIER DE YOPOUGON : 26 ANS APRÈS, AMADOU COULIBALY OPPOSE LES VIOLENCES DU PASSÉ À L’ÈRE OUATTARA</w:t>
-      </w:r>
-    </w:p>
-    <w:p>
-      <w:pPr>
-        <w:ind w:left="720"/>
-      </w:pPr>
-      <w:r>
-        <w:rPr>
-          <w:color w:val="1F2937"/>
-          <w:sz w:val="26"/>
-          <w:szCs w:val="26"/>
-          <w:rFonts w:ascii="Calibri" w:cs="Calibri" w:eastAsia="Calibri" w:hAnsi="Calibri"/>
-        </w:rPr>
-        <w:t xml:space="preserve">▪  Source : </w:t>
-      </w:r>
-      <w:hyperlink w:history="1" r:id="rIdnqywvnwb8tg_pfvltkvu5">
+      <w:hyperlink w:history="1" r:id="rIdjig_biig8qrfjjdoi3bu3">
         <w:r>
           <w:rPr>
             <w:u w:val="single"/>
@@ -3955,7 +3973,7 @@
           <w:szCs w:val="26"/>
           <w:rFonts w:ascii="Calibri" w:cs="Calibri" w:eastAsia="Calibri" w:hAnsi="Calibri"/>
         </w:rPr>
-        <w:t xml:space="preserve"> — 27 octobre 2026, 18 h UTC</w:t>
+        <w:t xml:space="preserve"> — 28 octobre 2026, 19 h UTC</w:t>
       </w:r>
       <w:r>
         <w:rPr>
@@ -3993,7 +4011,7 @@
           <w:szCs w:val="28"/>
           <w:rFonts w:ascii="Calibri" w:cs="Calibri" w:eastAsia="Calibri" w:hAnsi="Calibri"/>
         </w:rPr>
-        <w:t xml:space="preserve">PRIX NATIONAL D'EXCELLENCE 2026 - RAPHAËL DIAMALA KOUASSI HISSE M'BAHIAKRO SUR LE PODIUM DES MEILLEURS MAIRES DU PAYS</w:t>
+        <w:t xml:space="preserve">GASPILLAGE ALIMENTAIRE - LE CCESP PLAIDE POUR UN PACTE NATIONAL</w:t>
       </w:r>
     </w:p>
     <w:p>
@@ -4009,7 +4027,7 @@
         </w:rPr>
         <w:t xml:space="preserve">▪  Source : </w:t>
       </w:r>
-      <w:hyperlink w:history="1" r:id="rIdsqkyyohzjphlvjv2ssi7o">
+      <w:hyperlink w:history="1" r:id="rIdketgfh58iqorvpuggbp5g">
         <w:r>
           <w:rPr>
             <w:u w:val="single"/>
@@ -4028,7 +4046,7 @@
           <w:szCs w:val="26"/>
           <w:rFonts w:ascii="Calibri" w:cs="Calibri" w:eastAsia="Calibri" w:hAnsi="Calibri"/>
         </w:rPr>
-        <w:t xml:space="preserve"> — 27 octobre 2026, 16 h UTC</w:t>
+        <w:t xml:space="preserve"> — 28 octobre 2026, 16 h UTC</w:t>
       </w:r>
       <w:r>
         <w:rPr>
@@ -4066,7 +4084,7 @@
           <w:szCs w:val="28"/>
           <w:rFonts w:ascii="Calibri" w:cs="Calibri" w:eastAsia="Calibri" w:hAnsi="Calibri"/>
         </w:rPr>
-        <w:t xml:space="preserve">INTERPOL RENFORCE LES CAPACITÉS DES ENQUÊTEURS IVOIRIENS POUR TRAQUER LES AVOIRS DES CRIMINELS</w:t>
+        <w:t xml:space="preserve">BOUNA : LES VICTIMES D’ACCIDENTS DE LA ROUTE POURRONT DÉSORMAIS PRISES EN CHARGE GRATUITEMENT AUX URGENCES</w:t>
       </w:r>
     </w:p>
     <w:p>
@@ -4082,7 +4100,7 @@
         </w:rPr>
         <w:t xml:space="preserve">▪  Source : </w:t>
       </w:r>
-      <w:hyperlink w:history="1" r:id="rId_ej5fw2szctr-jylr0fdo">
+      <w:hyperlink w:history="1" r:id="rIdqby1zhrgbasxiqxa4lti5">
         <w:r>
           <w:rPr>
             <w:u w:val="single"/>
@@ -4101,7 +4119,91 @@
           <w:szCs w:val="26"/>
           <w:rFonts w:ascii="Calibri" w:cs="Calibri" w:eastAsia="Calibri" w:hAnsi="Calibri"/>
         </w:rPr>
-        <w:t xml:space="preserve"> — 27 octobre 2026, 13 h UTC</w:t>
+        <w:t xml:space="preserve"> — 28 octobre 2026, 12 h UTC</w:t>
+      </w:r>
+      <w:r>
+        <w:rPr>
+          <w:b/>
+          <w:bCs/>
+          <w:color w:val="1F2937"/>
+          <w:sz w:val="26"/>
+          <w:szCs w:val="26"/>
+          <w:rFonts w:ascii="Calibri" w:cs="Calibri" w:eastAsia="Calibri" w:hAnsi="Calibri"/>
+        </w:rPr>
+        <w:t xml:space="preserve">   ·   Cotation : Probable</w:t>
+      </w:r>
+    </w:p>
+    <w:p>
+      <w:pPr>
+        <w:spacing w:before="160"/>
+        <w:ind w:left="360"/>
+      </w:pPr>
+      <w:r>
+        <w:rPr>
+          <w:color w:val="1F6B5E"/>
+          <w:sz w:val="28"/>
+          <w:szCs w:val="28"/>
+          <w:rFonts w:ascii="Calibri" w:cs="Calibri" w:eastAsia="Calibri" w:hAnsi="Calibri"/>
+        </w:rPr>
+        <w:t xml:space="preserve">❑  </w:t>
+      </w:r>
+      <w:r>
+        <w:rPr>
+          <w:b/>
+          <w:bCs/>
+          <w:u w:val="single"/>
+          <w:color w:val="1F6B5E"/>
+          <w:sz w:val="28"/>
+          <w:szCs w:val="28"/>
+          <w:rFonts w:ascii="Calibri" w:cs="Calibri" w:eastAsia="Calibri" w:hAnsi="Calibri"/>
+        </w:rPr>
+        <w:t xml:space="preserve">CÔTE D'IVOIRE : LE GOUVERNEMENT MISE SUR LA PONADEPA II POUR ATTEINDRE LA SOUVERAINETÉ ALIMENTAIRE D'ICI 2030</w:t>
+      </w:r>
+    </w:p>
+    <w:p>
+      <w:pPr>
+        <w:ind w:left="720"/>
+      </w:pPr>
+      <w:r>
+        <w:rPr>
+          <w:color w:val="1F2937"/>
+          <w:sz w:val="26"/>
+          <w:szCs w:val="26"/>
+          <w:rFonts w:ascii="Calibri" w:cs="Calibri" w:eastAsia="Calibri" w:hAnsi="Calibri"/>
+        </w:rPr>
+        <w:t xml:space="preserve">▪  Source : </w:t>
+      </w:r>
+      <w:hyperlink w:history="1" r:id="rIdoc_b_gbaxllgczhrxx5l8">
+        <w:r>
+          <w:rPr>
+            <w:u w:val="single"/>
+            <w:color w:val="1F6B5E"/>
+            <w:sz w:val="26"/>
+            <w:szCs w:val="26"/>
+            <w:rFonts w:ascii="Calibri" w:cs="Calibri" w:eastAsia="Calibri" w:hAnsi="Calibri"/>
+          </w:rPr>
+          <w:t xml:space="preserve">Alwihda Info (Tchad)</w:t>
+        </w:r>
+      </w:hyperlink>
+      <w:r>
+        <w:rPr>
+          <w:color w:val="1F2937"/>
+          <w:sz w:val="26"/>
+          <w:szCs w:val="26"/>
+          <w:rFonts w:ascii="Calibri" w:cs="Calibri" w:eastAsia="Calibri" w:hAnsi="Calibri"/>
+        </w:rPr>
+        <w:t xml:space="preserve"> — 28 octobre 2026, 11 h UTC</w:t>
+      </w:r>
+      <w:r>
+        <w:rPr>
+          <w:b/>
+          <w:bCs/>
+          <w:color w:val="1F2937"/>
+          <w:sz w:val="26"/>
+          <w:szCs w:val="26"/>
+          <w:rFonts w:ascii="Calibri" w:cs="Calibri" w:eastAsia="Calibri" w:hAnsi="Calibri"/>
+        </w:rPr>
+        <w:t xml:space="preserve">   ·   Cotation : Probable</w:t>
       </w:r>
     </w:p>
     <w:p>
@@ -4151,11 +4253,11 @@
             <w:r>
               <w:rPr>
                 <w:color w:val="FFFFFF"/>
-                <w:sz w:val="36"/>
-                <w:szCs w:val="36"/>
+                <w:sz w:val="44"/>
+                <w:szCs w:val="44"/>
                 <w:rFonts w:ascii="Arial Narrow" w:cs="Arial Narrow" w:eastAsia="Arial Narrow" w:hAnsi="Arial Narrow"/>
               </w:rPr>
-              <w:t xml:space="preserve">III</w:t>
+              <w:t xml:space="preserve">II</w:t>
             </w:r>
           </w:p>
         </w:tc>
@@ -4182,7 +4284,7 @@
                 <w:szCs w:val="56"/>
                 <w:rFonts w:ascii="Arial Narrow" w:cs="Arial Narrow" w:eastAsia="Arial Narrow" w:hAnsi="Arial Narrow"/>
               </w:rPr>
-              <w:t xml:space="preserve">- SÉCURITÉ</w:t>
+              <w:t xml:space="preserve">- SOCIAL</w:t>
             </w:r>
           </w:p>
         </w:tc>
@@ -4329,7 +4431,7 @@
           <w:szCs w:val="28"/>
           <w:rFonts w:ascii="Calibri" w:cs="Calibri" w:eastAsia="Calibri" w:hAnsi="Calibri"/>
         </w:rPr>
-        <w:t xml:space="preserve">QUERELLES DE SUCCESSION OU PROFANATION D'UN HÉRITAGE ?</w:t>
+        <w:t xml:space="preserve">LUTTE CONTRE LE GASPILLAGE ALIMENTAIRE : LE COMITÉ DE CONCERTATION ÉTAT-SECTEUR PRIVÉ PRÉCONISE UN CADRE NATIONAL</w:t>
       </w:r>
     </w:p>
     <w:p>
@@ -4345,7 +4447,142 @@
         </w:rPr>
         <w:t xml:space="preserve">▪  Source : </w:t>
       </w:r>
-      <w:hyperlink w:history="1" r:id="rIdrwvysakqnlncqsx_ctatg">
+      <w:hyperlink w:history="1" r:id="rIdzdq0yjvkh_chtlrey7j_3">
+        <w:r>
+          <w:rPr>
+            <w:u w:val="single"/>
+            <w:color w:val="1F6B5E"/>
+            <w:sz w:val="26"/>
+            <w:szCs w:val="26"/>
+            <w:rFonts w:ascii="Calibri" w:cs="Calibri" w:eastAsia="Calibri" w:hAnsi="Calibri"/>
+          </w:rPr>
+          <w:t xml:space="preserve">Linfodrome</w:t>
+        </w:r>
+      </w:hyperlink>
+      <w:r>
+        <w:rPr>
+          <w:color w:val="1F2937"/>
+          <w:sz w:val="26"/>
+          <w:szCs w:val="26"/>
+          <w:rFonts w:ascii="Calibri" w:cs="Calibri" w:eastAsia="Calibri" w:hAnsi="Calibri"/>
+        </w:rPr>
+        <w:t xml:space="preserve"> — 28 octobre 2026, 7 h UTC</w:t>
+      </w:r>
+      <w:r>
+        <w:rPr>
+          <w:b/>
+          <w:bCs/>
+          <w:color w:val="1F2937"/>
+          <w:sz w:val="26"/>
+          <w:szCs w:val="26"/>
+          <w:rFonts w:ascii="Calibri" w:cs="Calibri" w:eastAsia="Calibri" w:hAnsi="Calibri"/>
+        </w:rPr>
+        <w:t xml:space="preserve">   ·   Cotation : Probable</w:t>
+      </w:r>
+    </w:p>
+    <w:p>
+      <w:pPr>
+        <w:spacing w:before="160"/>
+        <w:ind w:left="360"/>
+      </w:pPr>
+      <w:r>
+        <w:rPr>
+          <w:color w:val="1F6B5E"/>
+          <w:sz w:val="28"/>
+          <w:szCs w:val="28"/>
+          <w:rFonts w:ascii="Calibri" w:cs="Calibri" w:eastAsia="Calibri" w:hAnsi="Calibri"/>
+        </w:rPr>
+        <w:t xml:space="preserve">❑  </w:t>
+      </w:r>
+      <w:r>
+        <w:rPr>
+          <w:b/>
+          <w:bCs/>
+          <w:u w:val="single"/>
+          <w:color w:val="1F6B5E"/>
+          <w:sz w:val="28"/>
+          <w:szCs w:val="28"/>
+          <w:rFonts w:ascii="Calibri" w:cs="Calibri" w:eastAsia="Calibri" w:hAnsi="Calibri"/>
+        </w:rPr>
+        <w:t xml:space="preserve">HAUSSE DES PRIX DU POISSON : ASSALÉ TIÉMOKO RÉVÈLE UNE DÉPENDANCE DE LA CÔTE D’IVOIRE À 88,8 % AUX IMPORTATIONS</w:t>
+      </w:r>
+    </w:p>
+    <w:p>
+      <w:pPr>
+        <w:ind w:left="720"/>
+      </w:pPr>
+      <w:r>
+        <w:rPr>
+          <w:color w:val="1F2937"/>
+          <w:sz w:val="26"/>
+          <w:szCs w:val="26"/>
+          <w:rFonts w:ascii="Calibri" w:cs="Calibri" w:eastAsia="Calibri" w:hAnsi="Calibri"/>
+        </w:rPr>
+        <w:t xml:space="preserve">▪  Source : </w:t>
+      </w:r>
+      <w:hyperlink w:history="1" r:id="rId-om8cezh4k7sgtejyxiks">
+        <w:r>
+          <w:rPr>
+            <w:u w:val="single"/>
+            <w:color w:val="1F6B5E"/>
+            <w:sz w:val="26"/>
+            <w:szCs w:val="26"/>
+            <w:rFonts w:ascii="Calibri" w:cs="Calibri" w:eastAsia="Calibri" w:hAnsi="Calibri"/>
+          </w:rPr>
+          <w:t xml:space="preserve">Linfodrome</w:t>
+        </w:r>
+      </w:hyperlink>
+      <w:r>
+        <w:rPr>
+          <w:color w:val="1F2937"/>
+          <w:sz w:val="26"/>
+          <w:szCs w:val="26"/>
+          <w:rFonts w:ascii="Calibri" w:cs="Calibri" w:eastAsia="Calibri" w:hAnsi="Calibri"/>
+        </w:rPr>
+        <w:t xml:space="preserve"> — 27 octobre 2026, 9 h UTC</w:t>
+      </w:r>
+    </w:p>
+    <w:p>
+      <w:pPr>
+        <w:spacing w:before="160"/>
+        <w:ind w:left="360"/>
+      </w:pPr>
+      <w:r>
+        <w:rPr>
+          <w:color w:val="1F6B5E"/>
+          <w:sz w:val="28"/>
+          <w:szCs w:val="28"/>
+          <w:rFonts w:ascii="Calibri" w:cs="Calibri" w:eastAsia="Calibri" w:hAnsi="Calibri"/>
+        </w:rPr>
+        <w:t xml:space="preserve">❑  </w:t>
+      </w:r>
+      <w:r>
+        <w:rPr>
+          <w:b/>
+          <w:bCs/>
+          <w:u w:val="single"/>
+          <w:color w:val="1F6B5E"/>
+          <w:sz w:val="28"/>
+          <w:szCs w:val="28"/>
+          <w:rFonts w:ascii="Calibri" w:cs="Calibri" w:eastAsia="Calibri" w:hAnsi="Calibri"/>
+        </w:rPr>
+        <w:t xml:space="preserve">DANANÉ/CHIRURGIE HUMANITAIRE - 134 PATIENTS OPÉRÉS GRATUITEMENT, DONT 114 POUR UNE HERNIE</w:t>
+      </w:r>
+    </w:p>
+    <w:p>
+      <w:pPr>
+        <w:ind w:left="720"/>
+      </w:pPr>
+      <w:r>
+        <w:rPr>
+          <w:color w:val="1F2937"/>
+          <w:sz w:val="26"/>
+          <w:szCs w:val="26"/>
+          <w:rFonts w:ascii="Calibri" w:cs="Calibri" w:eastAsia="Calibri" w:hAnsi="Calibri"/>
+        </w:rPr>
+        <w:t xml:space="preserve">▪  Source : </w:t>
+      </w:r>
+      <w:hyperlink w:history="1" r:id="rIdtlovz8twnmpsjsq4oncvj">
         <w:r>
           <w:rPr>
             <w:u w:val="single"/>
@@ -4364,266 +4601,7 @@
           <w:szCs w:val="26"/>
           <w:rFonts w:ascii="Calibri" w:cs="Calibri" w:eastAsia="Calibri" w:hAnsi="Calibri"/>
         </w:rPr>
-        <w:t xml:space="preserve"> — 26 octobre 2026, 13 h UTC</w:t>
-      </w:r>
-      <w:r>
-        <w:rPr>
-          <w:b/>
-          <w:bCs/>
-          <w:color w:val="1F2937"/>
-          <w:sz w:val="26"/>
-          <w:szCs w:val="26"/>
-          <w:rFonts w:ascii="Calibri" w:cs="Calibri" w:eastAsia="Calibri" w:hAnsi="Calibri"/>
-        </w:rPr>
-        <w:t xml:space="preserve">   ·   Cotation : Probable</w:t>
-      </w:r>
-    </w:p>
-    <w:p>
-      <w:pPr>
-        <w:spacing w:before="160"/>
-        <w:ind w:left="360"/>
-      </w:pPr>
-      <w:r>
-        <w:rPr>
-          <w:color w:val="1F6B5E"/>
-          <w:sz w:val="28"/>
-          <w:szCs w:val="28"/>
-          <w:rFonts w:ascii="Calibri" w:cs="Calibri" w:eastAsia="Calibri" w:hAnsi="Calibri"/>
-        </w:rPr>
-        <w:t xml:space="preserve">❑  </w:t>
-      </w:r>
-      <w:r>
-        <w:rPr>
-          <w:b/>
-          <w:bCs/>
-          <w:u w:val="single"/>
-          <w:color w:val="1F6B5E"/>
-          <w:sz w:val="28"/>
-          <w:szCs w:val="28"/>
-          <w:rFonts w:ascii="Calibri" w:cs="Calibri" w:eastAsia="Calibri" w:hAnsi="Calibri"/>
-        </w:rPr>
-        <w:t xml:space="preserve">CÔTE D'IVOIRE : SÉCURITÉ ALIMENTAIRE ET SÉCURISATION FONCIÈRE, LE GOUVERNEMENT SOUTIENT LES FEMMES PRODUCTRICES</w:t>
-      </w:r>
-    </w:p>
-    <w:p>
-      <w:pPr>
-        <w:ind w:left="720"/>
-      </w:pPr>
-      <w:r>
-        <w:rPr>
-          <w:color w:val="1F2937"/>
-          <w:sz w:val="26"/>
-          <w:szCs w:val="26"/>
-          <w:rFonts w:ascii="Calibri" w:cs="Calibri" w:eastAsia="Calibri" w:hAnsi="Calibri"/>
-        </w:rPr>
-        <w:t xml:space="preserve">▪  Source : </w:t>
-      </w:r>
-      <w:hyperlink w:history="1" r:id="rIdyghnrr1b7ctookf5wq6gh">
-        <w:r>
-          <w:rPr>
-            <w:u w:val="single"/>
-            <w:color w:val="1F6B5E"/>
-            <w:sz w:val="26"/>
-            <w:szCs w:val="26"/>
-            <w:rFonts w:ascii="Calibri" w:cs="Calibri" w:eastAsia="Calibri" w:hAnsi="Calibri"/>
-          </w:rPr>
-          <w:t xml:space="preserve">Alwihda Info (Tchad)</w:t>
-        </w:r>
-      </w:hyperlink>
-      <w:r>
-        <w:rPr>
-          <w:color w:val="1F2937"/>
-          <w:sz w:val="26"/>
-          <w:szCs w:val="26"/>
-          <w:rFonts w:ascii="Calibri" w:cs="Calibri" w:eastAsia="Calibri" w:hAnsi="Calibri"/>
-        </w:rPr>
-        <w:t xml:space="preserve"> — 26 octobre 2026, 9 h UTC</w:t>
-      </w:r>
-    </w:p>
-    <w:p>
-      <w:pPr>
-        <w:spacing w:before="160"/>
-        <w:ind w:left="360"/>
-      </w:pPr>
-      <w:r>
-        <w:rPr>
-          <w:color w:val="1F6B5E"/>
-          <w:sz w:val="28"/>
-          <w:szCs w:val="28"/>
-          <w:rFonts w:ascii="Calibri" w:cs="Calibri" w:eastAsia="Calibri" w:hAnsi="Calibri"/>
-        </w:rPr>
-        <w:t xml:space="preserve">❑  </w:t>
-      </w:r>
-      <w:r>
-        <w:rPr>
-          <w:b/>
-          <w:bCs/>
-          <w:u w:val="single"/>
-          <w:color w:val="1F6B5E"/>
-          <w:sz w:val="28"/>
-          <w:szCs w:val="28"/>
-          <w:rFonts w:ascii="Calibri" w:cs="Calibri" w:eastAsia="Calibri" w:hAnsi="Calibri"/>
-        </w:rPr>
-        <w:t xml:space="preserve">PRIKRO : LA RELANCE DE LA CAFÉICULTURE ET LA PROMOTION DU MAÏS ENGAGÉES DANS L’IFFOU</w:t>
-      </w:r>
-    </w:p>
-    <w:p>
-      <w:pPr>
-        <w:ind w:left="720"/>
-      </w:pPr>
-      <w:r>
-        <w:rPr>
-          <w:color w:val="1F2937"/>
-          <w:sz w:val="26"/>
-          <w:szCs w:val="26"/>
-          <w:rFonts w:ascii="Calibri" w:cs="Calibri" w:eastAsia="Calibri" w:hAnsi="Calibri"/>
-        </w:rPr>
-        <w:t xml:space="preserve">▪  Source : </w:t>
-      </w:r>
-      <w:hyperlink w:history="1" r:id="rIdmxqx9eh5r6xt8jwqzw40z">
-        <w:r>
-          <w:rPr>
-            <w:u w:val="single"/>
-            <w:color w:val="1F6B5E"/>
-            <w:sz w:val="26"/>
-            <w:szCs w:val="26"/>
-            <w:rFonts w:ascii="Calibri" w:cs="Calibri" w:eastAsia="Calibri" w:hAnsi="Calibri"/>
-          </w:rPr>
-          <w:t xml:space="preserve">Linfodrome</w:t>
-        </w:r>
-      </w:hyperlink>
-      <w:r>
-        <w:rPr>
-          <w:color w:val="1F2937"/>
-          <w:sz w:val="26"/>
-          <w:szCs w:val="26"/>
-          <w:rFonts w:ascii="Calibri" w:cs="Calibri" w:eastAsia="Calibri" w:hAnsi="Calibri"/>
-        </w:rPr>
-        <w:t xml:space="preserve"> — 25 octobre 2026, 21 h UTC</w:t>
-      </w:r>
-    </w:p>
-    <w:p>
-      <w:pPr>
-        <w:spacing w:before="160"/>
-        <w:ind w:left="360"/>
-      </w:pPr>
-      <w:r>
-        <w:rPr>
-          <w:color w:val="1F6B5E"/>
-          <w:sz w:val="28"/>
-          <w:szCs w:val="28"/>
-          <w:rFonts w:ascii="Calibri" w:cs="Calibri" w:eastAsia="Calibri" w:hAnsi="Calibri"/>
-        </w:rPr>
-        <w:t xml:space="preserve">❑  </w:t>
-      </w:r>
-      <w:r>
-        <w:rPr>
-          <w:b/>
-          <w:bCs/>
-          <w:u w:val="single"/>
-          <w:color w:val="1F6B5E"/>
-          <w:sz w:val="28"/>
-          <w:szCs w:val="28"/>
-          <w:rFonts w:ascii="Calibri" w:cs="Calibri" w:eastAsia="Calibri" w:hAnsi="Calibri"/>
-        </w:rPr>
-        <w:t xml:space="preserve">LE FRÈRE DE TIDJANE THIAM INCULPÉ POUR 17 CHEFS D’ACCUSATION, DONT L’ASSASSINAT ET DES ACTES TERRORISTES</w:t>
-      </w:r>
-    </w:p>
-    <w:p>
-      <w:pPr>
-        <w:ind w:left="720"/>
-      </w:pPr>
-      <w:r>
-        <w:rPr>
-          <w:color w:val="1F2937"/>
-          <w:sz w:val="26"/>
-          <w:szCs w:val="26"/>
-          <w:rFonts w:ascii="Calibri" w:cs="Calibri" w:eastAsia="Calibri" w:hAnsi="Calibri"/>
-        </w:rPr>
-        <w:t xml:space="preserve">▪  Source : </w:t>
-      </w:r>
-      <w:hyperlink w:history="1" r:id="rId5qszb_tslu5dynlarxflk">
-        <w:r>
-          <w:rPr>
-            <w:u w:val="single"/>
-            <w:color w:val="1F6B5E"/>
-            <w:sz w:val="26"/>
-            <w:szCs w:val="26"/>
-            <w:rFonts w:ascii="Calibri" w:cs="Calibri" w:eastAsia="Calibri" w:hAnsi="Calibri"/>
-          </w:rPr>
-          <w:t xml:space="preserve">Linfodrome</w:t>
-        </w:r>
-      </w:hyperlink>
-      <w:r>
-        <w:rPr>
-          <w:color w:val="1F2937"/>
-          <w:sz w:val="26"/>
-          <w:szCs w:val="26"/>
-          <w:rFonts w:ascii="Calibri" w:cs="Calibri" w:eastAsia="Calibri" w:hAnsi="Calibri"/>
-        </w:rPr>
-        <w:t xml:space="preserve"> — 24 octobre 2026, 18 h UTC</w:t>
-      </w:r>
-    </w:p>
-    <w:p>
-      <w:pPr>
-        <w:spacing w:before="160"/>
-        <w:ind w:left="360"/>
-      </w:pPr>
-      <w:r>
-        <w:rPr>
-          <w:color w:val="1F6B5E"/>
-          <w:sz w:val="28"/>
-          <w:szCs w:val="28"/>
-          <w:rFonts w:ascii="Calibri" w:cs="Calibri" w:eastAsia="Calibri" w:hAnsi="Calibri"/>
-        </w:rPr>
-        <w:t xml:space="preserve">❑  </w:t>
-      </w:r>
-      <w:r>
-        <w:rPr>
-          <w:b/>
-          <w:bCs/>
-          <w:u w:val="single"/>
-          <w:color w:val="1F6B5E"/>
-          <w:sz w:val="28"/>
-          <w:szCs w:val="28"/>
-          <w:rFonts w:ascii="Calibri" w:cs="Calibri" w:eastAsia="Calibri" w:hAnsi="Calibri"/>
-        </w:rPr>
-        <w:t xml:space="preserve">LUTTE CONTRE LES AVC - « VITE », UNE APPLICATION POUR SAUVER DES VIES</w:t>
-      </w:r>
-    </w:p>
-    <w:p>
-      <w:pPr>
-        <w:ind w:left="720"/>
-      </w:pPr>
-      <w:r>
-        <w:rPr>
-          <w:color w:val="1F2937"/>
-          <w:sz w:val="26"/>
-          <w:szCs w:val="26"/>
-          <w:rFonts w:ascii="Calibri" w:cs="Calibri" w:eastAsia="Calibri" w:hAnsi="Calibri"/>
-        </w:rPr>
-        <w:t xml:space="preserve">▪  Source : </w:t>
-      </w:r>
-      <w:hyperlink w:history="1" r:id="rId4j0tmmm5uz8u-h3yg_ukj">
-        <w:r>
-          <w:rPr>
-            <w:u w:val="single"/>
-            <w:color w:val="1F6B5E"/>
-            <w:sz w:val="26"/>
-            <w:szCs w:val="26"/>
-            <w:rFonts w:ascii="Calibri" w:cs="Calibri" w:eastAsia="Calibri" w:hAnsi="Calibri"/>
-          </w:rPr>
-          <w:t xml:space="preserve">AllAfrica (CI)</w:t>
-        </w:r>
-      </w:hyperlink>
-      <w:r>
-        <w:rPr>
-          <w:color w:val="1F2937"/>
-          <w:sz w:val="26"/>
-          <w:szCs w:val="26"/>
-          <w:rFonts w:ascii="Calibri" w:cs="Calibri" w:eastAsia="Calibri" w:hAnsi="Calibri"/>
-        </w:rPr>
-        <w:t xml:space="preserve"> — 24 octobre 2026, 18 h UTC</w:t>
+        <w:t xml:space="preserve"> — 23 octobre 2026, 17 h UTC</w:t>
       </w:r>
     </w:p>
     <w:p>
@@ -4673,11 +4651,11 @@
             <w:r>
               <w:rPr>
                 <w:color w:val="FFFFFF"/>
-                <w:sz w:val="44"/>
-                <w:szCs w:val="44"/>
+                <w:sz w:val="36"/>
+                <w:szCs w:val="36"/>
                 <w:rFonts w:ascii="Arial Narrow" w:cs="Arial Narrow" w:eastAsia="Arial Narrow" w:hAnsi="Arial Narrow"/>
               </w:rPr>
-              <w:t xml:space="preserve">IV</w:t>
+              <w:t xml:space="preserve">III</w:t>
             </w:r>
           </w:p>
         </w:tc>
@@ -4704,7 +4682,7 @@
                 <w:szCs w:val="56"/>
                 <w:rFonts w:ascii="Arial Narrow" w:cs="Arial Narrow" w:eastAsia="Arial Narrow" w:hAnsi="Arial Narrow"/>
               </w:rPr>
-              <w:t xml:space="preserve">- DIVERS</w:t>
+              <w:t xml:space="preserve">- SÉCURITÉ</w:t>
             </w:r>
           </w:p>
         </w:tc>
@@ -4840,146 +4818,50 @@
           <w:szCs w:val="22"/>
           <w:rFonts w:ascii="Calibri" w:cs="Calibri" w:eastAsia="Calibri" w:hAnsi="Calibri"/>
         </w:rPr>
-        <w:t xml:space="preserve">Indice de confiance : moyenne (incident vérifié le plus récent : 121 jours ; 3 signaux du jour)</w:t>
-      </w:r>
-    </w:p>
-    <w:p>
-      <w:pPr>
-        <w:spacing w:before="120" w:after="60"/>
-      </w:pPr>
+        <w:t xml:space="preserve">Indice de confiance : moyenne (incident vérifié le plus récent : 122 jours ; 2 signaux du jour)</w:t>
+      </w:r>
+    </w:p>
+    <w:p>
+      <w:pPr>
+        <w:spacing w:before="160"/>
+        <w:ind w:left="360"/>
+      </w:pPr>
+      <w:r>
+        <w:rPr>
+          <w:color w:val="1F6B5E"/>
+          <w:sz w:val="28"/>
+          <w:szCs w:val="28"/>
+          <w:rFonts w:ascii="Calibri" w:cs="Calibri" w:eastAsia="Calibri" w:hAnsi="Calibri"/>
+        </w:rPr>
+        <w:t xml:space="preserve">❑  </w:t>
+      </w:r>
       <w:r>
         <w:rPr>
           <w:b/>
           <w:bCs/>
-          <w:color w:val="1F6B5E"/>
-          <w:sz w:val="40"/>
-          <w:szCs w:val="40"/>
-          <w:rFonts w:ascii="Arial Narrow" w:cs="Arial Narrow" w:eastAsia="Arial Narrow" w:hAnsi="Arial Narrow"/>
-        </w:rPr>
-        <w:t xml:space="preserve">Gonzagueville : Elle lui refuse le sexe, il la tue et jette son corps dans une décharge d'ordures</w:t>
-      </w:r>
-    </w:p>
-    <w:p>
-      <w:pPr>
-        <w:spacing w:before="120" w:after="20"/>
-      </w:pPr>
-      <w:r>
-        <w:rPr>
-          <w:b/>
-          <w:bCs/>
-          <w:color w:val="1F6B5E"/>
-          <w:sz w:val="28"/>
-          <w:szCs w:val="28"/>
-          <w:rFonts w:ascii="Calibri" w:cs="Calibri" w:eastAsia="Calibri" w:hAnsi="Calibri"/>
-        </w:rPr>
-        <w:t xml:space="preserve">Contexte</w:t>
-      </w:r>
-    </w:p>
-    <w:p>
-      <w:r>
-        <w:rPr>
-          <w:color w:val="1F2937"/>
-          <w:sz w:val="26"/>
-          <w:szCs w:val="26"/>
-          <w:rFonts w:ascii="Calibri" w:cs="Calibri" w:eastAsia="Calibri" w:hAnsi="Calibri"/>
-        </w:rPr>
-        <w:t xml:space="preserve">Fait rapporté le mercredi 28 octobre 2026. Lieu : Côte d'Ivoire. Actualité économique. Une seule source à ce stade (Linfodrome) : à confirmer par un second média.</w:t>
-      </w:r>
-    </w:p>
-    <w:p>
-      <w:pPr>
-        <w:spacing w:before="120" w:after="20"/>
-      </w:pPr>
-      <w:r>
-        <w:rPr>
-          <w:b/>
-          <w:bCs/>
-          <w:color w:val="1F6B5E"/>
-          <w:sz w:val="28"/>
-          <w:szCs w:val="28"/>
-          <w:rFonts w:ascii="Calibri" w:cs="Calibri" w:eastAsia="Calibri" w:hAnsi="Calibri"/>
-        </w:rPr>
-        <w:t xml:space="preserve">Ce que rapportent les sources</w:t>
-      </w:r>
-    </w:p>
-    <w:p>
-      <w:pPr>
-        <w:spacing w:after="60"/>
-      </w:pPr>
-      <w:r>
-        <w:rPr>
-          <w:b/>
-          <w:bCs/>
-          <w:color w:val="1F2937"/>
-          <w:sz w:val="26"/>
-          <w:szCs w:val="26"/>
-          <w:rFonts w:ascii="Calibri" w:cs="Calibri" w:eastAsia="Calibri" w:hAnsi="Calibri"/>
-        </w:rPr>
-        <w:t xml:space="preserve">Linfodrome : </w:t>
-      </w:r>
-      <w:r>
-        <w:rPr>
-          <w:i/>
-          <w:iCs/>
-          <w:color w:val="1F2937"/>
-          <w:sz w:val="26"/>
-          <w:szCs w:val="26"/>
-          <w:rFonts w:ascii="Calibri" w:cs="Calibri" w:eastAsia="Calibri" w:hAnsi="Calibri"/>
-        </w:rPr>
-        <w:t xml:space="preserve">« Un jeune homme de 20 ans a été interpellé par la Brigade de recherche et d’intervention (BRI) après la découverte du corps sans vie d’une jeune fille de 18 ans dans une décharge à Gonzagueville, dans la commune de Port-Bouët. Selon les déclarations du suspect rapportées par la police, le drame serait survenu après que la victime lui ait refusé des rapports sexuels. »</w:t>
-      </w:r>
-    </w:p>
-    <w:p>
-      <w:pPr>
-        <w:spacing w:before="120" w:after="20"/>
-      </w:pPr>
-      <w:r>
-        <w:rPr>
-          <w:b/>
-          <w:bCs/>
-          <w:color w:val="1F6B5E"/>
-          <w:sz w:val="28"/>
-          <w:szCs w:val="28"/>
-          <w:rFonts w:ascii="Calibri" w:cs="Calibri" w:eastAsia="Calibri" w:hAnsi="Calibri"/>
-        </w:rPr>
-        <w:t xml:space="preserve">Enjeux sûreté</w:t>
-      </w:r>
-    </w:p>
-    <w:p>
-      <w:r>
-        <w:rPr>
-          <w:color w:val="1F2937"/>
-          <w:sz w:val="26"/>
-          <w:szCs w:val="26"/>
-          <w:rFonts w:ascii="Calibri" w:cs="Calibri" w:eastAsia="Calibri" w:hAnsi="Calibri"/>
-        </w:rPr>
-        <w:t xml:space="preserve">Incidence possible sur l'environnement des affaires, les approvisionnements et la sûreté des opérations.</w:t>
-      </w:r>
-    </w:p>
-    <w:p>
-      <w:pPr>
-        <w:spacing w:before="120"/>
-      </w:pPr>
-      <w:r>
-        <w:rPr>
-          <w:b/>
-          <w:bCs/>
-          <w:color w:val="1F2937"/>
-          <w:sz w:val="26"/>
-          <w:szCs w:val="26"/>
-          <w:rFonts w:ascii="Calibri" w:cs="Calibri" w:eastAsia="Calibri" w:hAnsi="Calibri"/>
-        </w:rPr>
-        <w:t xml:space="preserve">Source : </w:t>
-      </w:r>
-      <w:r>
-        <w:rPr>
-          <w:color w:val="1F2937"/>
-          <w:sz w:val="26"/>
-          <w:szCs w:val="26"/>
-          <w:rFonts w:ascii="Calibri" w:cs="Calibri" w:eastAsia="Calibri" w:hAnsi="Calibri"/>
-        </w:rPr>
-      </w:r>
-      <w:hyperlink w:history="1" r:id="rIdltgotctuax6e61v_46vrx">
+          <w:u w:val="single"/>
+          <w:color w:val="1F6B5E"/>
+          <w:sz w:val="28"/>
+          <w:szCs w:val="28"/>
+          <w:rFonts w:ascii="Calibri" w:cs="Calibri" w:eastAsia="Calibri" w:hAnsi="Calibri"/>
+        </w:rPr>
+        <w:t xml:space="preserve">BOUAKÉ : LE DGPN LANCE L'OPÉRATION EPERVIER 12 POUR DÉMANTELER LES RÉSEAUX CRIMINELS</w:t>
+      </w:r>
+    </w:p>
+    <w:p>
+      <w:pPr>
+        <w:ind w:left="720"/>
+      </w:pPr>
+      <w:r>
+        <w:rPr>
+          <w:color w:val="1F2937"/>
+          <w:sz w:val="26"/>
+          <w:szCs w:val="26"/>
+          <w:rFonts w:ascii="Calibri" w:cs="Calibri" w:eastAsia="Calibri" w:hAnsi="Calibri"/>
+        </w:rPr>
+        <w:t xml:space="preserve">▪  Source : </w:t>
+      </w:r>
+      <w:hyperlink w:history="1" r:id="rIdbujhgxyyxdrcdxrd-7zc8">
         <w:r>
           <w:rPr>
             <w:u w:val="single"/>
@@ -4998,7 +4880,299 @@
           <w:szCs w:val="26"/>
           <w:rFonts w:ascii="Calibri" w:cs="Calibri" w:eastAsia="Calibri" w:hAnsi="Calibri"/>
         </w:rPr>
-        <w:t xml:space="preserve"> — 28 octobre 2026, 12 h UTC</w:t>
+        <w:t xml:space="preserve"> — 29 octobre 2026, 21 h UTC</w:t>
+      </w:r>
+      <w:r>
+        <w:rPr>
+          <w:b/>
+          <w:bCs/>
+          <w:color w:val="1F2937"/>
+          <w:sz w:val="26"/>
+          <w:szCs w:val="26"/>
+          <w:rFonts w:ascii="Calibri" w:cs="Calibri" w:eastAsia="Calibri" w:hAnsi="Calibri"/>
+        </w:rPr>
+        <w:t xml:space="preserve">   ·   Cotation : Probable</w:t>
+      </w:r>
+    </w:p>
+    <w:p>
+      <w:pPr>
+        <w:spacing w:before="160"/>
+        <w:ind w:left="360"/>
+      </w:pPr>
+      <w:r>
+        <w:rPr>
+          <w:color w:val="1F6B5E"/>
+          <w:sz w:val="28"/>
+          <w:szCs w:val="28"/>
+          <w:rFonts w:ascii="Calibri" w:cs="Calibri" w:eastAsia="Calibri" w:hAnsi="Calibri"/>
+        </w:rPr>
+        <w:t xml:space="preserve">❑  </w:t>
+      </w:r>
+      <w:r>
+        <w:rPr>
+          <w:b/>
+          <w:bCs/>
+          <w:u w:val="single"/>
+          <w:color w:val="1F6B5E"/>
+          <w:sz w:val="28"/>
+          <w:szCs w:val="28"/>
+          <w:rFonts w:ascii="Calibri" w:cs="Calibri" w:eastAsia="Calibri" w:hAnsi="Calibri"/>
+        </w:rPr>
+        <w:t xml:space="preserve">LA CÔTE D’IVOIRE EXPOSÉE À UN NOUVEAU CORRIDOR DJIHADISTE / LES VENDEUSES DE POISSON « ROULÉES DANS LA FARINE »</w:t>
+      </w:r>
+    </w:p>
+    <w:p>
+      <w:pPr>
+        <w:ind w:left="720"/>
+      </w:pPr>
+      <w:r>
+        <w:rPr>
+          <w:color w:val="1F2937"/>
+          <w:sz w:val="26"/>
+          <w:szCs w:val="26"/>
+          <w:rFonts w:ascii="Calibri" w:cs="Calibri" w:eastAsia="Calibri" w:hAnsi="Calibri"/>
+        </w:rPr>
+        <w:t xml:space="preserve">▪  Source : </w:t>
+      </w:r>
+      <w:hyperlink w:history="1" r:id="rIdgcxb12mzmzspzyywlhew1">
+        <w:r>
+          <w:rPr>
+            <w:u w:val="single"/>
+            <w:color w:val="1F6B5E"/>
+            <w:sz w:val="26"/>
+            <w:szCs w:val="26"/>
+            <w:rFonts w:ascii="Calibri" w:cs="Calibri" w:eastAsia="Calibri" w:hAnsi="Calibri"/>
+          </w:rPr>
+          <w:t xml:space="preserve">Linfodrome</w:t>
+        </w:r>
+      </w:hyperlink>
+      <w:r>
+        <w:rPr>
+          <w:color w:val="1F2937"/>
+          <w:sz w:val="26"/>
+          <w:szCs w:val="26"/>
+          <w:rFonts w:ascii="Calibri" w:cs="Calibri" w:eastAsia="Calibri" w:hAnsi="Calibri"/>
+        </w:rPr>
+        <w:t xml:space="preserve"> — 29 octobre 2026, 7 h UTC</w:t>
+      </w:r>
+      <w:r>
+        <w:rPr>
+          <w:b/>
+          <w:bCs/>
+          <w:color w:val="1F2937"/>
+          <w:sz w:val="26"/>
+          <w:szCs w:val="26"/>
+          <w:rFonts w:ascii="Calibri" w:cs="Calibri" w:eastAsia="Calibri" w:hAnsi="Calibri"/>
+        </w:rPr>
+        <w:t xml:space="preserve">   ·   Cotation : Probable</w:t>
+      </w:r>
+    </w:p>
+    <w:p>
+      <w:pPr>
+        <w:spacing w:before="160"/>
+        <w:ind w:left="360"/>
+      </w:pPr>
+      <w:r>
+        <w:rPr>
+          <w:color w:val="1F6B5E"/>
+          <w:sz w:val="28"/>
+          <w:szCs w:val="28"/>
+          <w:rFonts w:ascii="Calibri" w:cs="Calibri" w:eastAsia="Calibri" w:hAnsi="Calibri"/>
+        </w:rPr>
+        <w:t xml:space="preserve">❑  </w:t>
+      </w:r>
+      <w:r>
+        <w:rPr>
+          <w:b/>
+          <w:bCs/>
+          <w:u w:val="single"/>
+          <w:color w:val="1F6B5E"/>
+          <w:sz w:val="28"/>
+          <w:szCs w:val="28"/>
+          <w:rFonts w:ascii="Calibri" w:cs="Calibri" w:eastAsia="Calibri" w:hAnsi="Calibri"/>
+        </w:rPr>
+        <w:t xml:space="preserve">CÔTE D’IVOIRE : DES GRANDES INSTITUTIONS À L’ARMÉE, ALASSANE OUATTARA SONNE L’HEURE DE LA RETRAITE</w:t>
+      </w:r>
+    </w:p>
+    <w:p>
+      <w:pPr>
+        <w:ind w:left="720"/>
+      </w:pPr>
+      <w:r>
+        <w:rPr>
+          <w:color w:val="1F2937"/>
+          <w:sz w:val="26"/>
+          <w:szCs w:val="26"/>
+          <w:rFonts w:ascii="Calibri" w:cs="Calibri" w:eastAsia="Calibri" w:hAnsi="Calibri"/>
+        </w:rPr>
+        <w:t xml:space="preserve">▪  Source : </w:t>
+      </w:r>
+      <w:hyperlink w:history="1" r:id="rIdppz9ikp4mv2h9sxjgfuip">
+        <w:r>
+          <w:rPr>
+            <w:u w:val="single"/>
+            <w:color w:val="1F6B5E"/>
+            <w:sz w:val="26"/>
+            <w:szCs w:val="26"/>
+            <w:rFonts w:ascii="Calibri" w:cs="Calibri" w:eastAsia="Calibri" w:hAnsi="Calibri"/>
+          </w:rPr>
+          <w:t xml:space="preserve">Jeune Afrique</w:t>
+        </w:r>
+      </w:hyperlink>
+      <w:r>
+        <w:rPr>
+          <w:color w:val="1F2937"/>
+          <w:sz w:val="26"/>
+          <w:szCs w:val="26"/>
+          <w:rFonts w:ascii="Calibri" w:cs="Calibri" w:eastAsia="Calibri" w:hAnsi="Calibri"/>
+        </w:rPr>
+        <w:t xml:space="preserve"> — 29 octobre 2026, 7 h UTC</w:t>
+      </w:r>
+      <w:r>
+        <w:rPr>
+          <w:b/>
+          <w:bCs/>
+          <w:color w:val="1F2937"/>
+          <w:sz w:val="26"/>
+          <w:szCs w:val="26"/>
+          <w:rFonts w:ascii="Calibri" w:cs="Calibri" w:eastAsia="Calibri" w:hAnsi="Calibri"/>
+        </w:rPr>
+        <w:t xml:space="preserve">   ·   Cotation : Probable</w:t>
+      </w:r>
+    </w:p>
+    <w:p>
+      <w:pPr>
+        <w:spacing w:before="160"/>
+        <w:ind w:left="360"/>
+      </w:pPr>
+      <w:r>
+        <w:rPr>
+          <w:color w:val="1F6B5E"/>
+          <w:sz w:val="28"/>
+          <w:szCs w:val="28"/>
+          <w:rFonts w:ascii="Calibri" w:cs="Calibri" w:eastAsia="Calibri" w:hAnsi="Calibri"/>
+        </w:rPr>
+        <w:t xml:space="preserve">❑  </w:t>
+      </w:r>
+      <w:r>
+        <w:rPr>
+          <w:b/>
+          <w:bCs/>
+          <w:u w:val="single"/>
+          <w:color w:val="1F6B5E"/>
+          <w:sz w:val="28"/>
+          <w:szCs w:val="28"/>
+          <w:rFonts w:ascii="Calibri" w:cs="Calibri" w:eastAsia="Calibri" w:hAnsi="Calibri"/>
+        </w:rPr>
+        <w:t xml:space="preserve">ABIDJAN - CAP VERS UNE COOPÉRATION MILITAIRE BILATÉRALE</w:t>
+      </w:r>
+    </w:p>
+    <w:p>
+      <w:pPr>
+        <w:ind w:left="720"/>
+      </w:pPr>
+      <w:r>
+        <w:rPr>
+          <w:color w:val="1F2937"/>
+          <w:sz w:val="26"/>
+          <w:szCs w:val="26"/>
+          <w:rFonts w:ascii="Calibri" w:cs="Calibri" w:eastAsia="Calibri" w:hAnsi="Calibri"/>
+        </w:rPr>
+        <w:t xml:space="preserve">▪  Source : </w:t>
+      </w:r>
+      <w:hyperlink w:history="1" r:id="rIdqxbtull8maga-rhlyjqzp">
+        <w:r>
+          <w:rPr>
+            <w:u w:val="single"/>
+            <w:color w:val="1F6B5E"/>
+            <w:sz w:val="26"/>
+            <w:szCs w:val="26"/>
+            <w:rFonts w:ascii="Calibri" w:cs="Calibri" w:eastAsia="Calibri" w:hAnsi="Calibri"/>
+          </w:rPr>
+          <w:t xml:space="preserve">AllAfrica (CI)</w:t>
+        </w:r>
+      </w:hyperlink>
+      <w:r>
+        <w:rPr>
+          <w:color w:val="1F2937"/>
+          <w:sz w:val="26"/>
+          <w:szCs w:val="26"/>
+          <w:rFonts w:ascii="Calibri" w:cs="Calibri" w:eastAsia="Calibri" w:hAnsi="Calibri"/>
+        </w:rPr>
+        <w:t xml:space="preserve"> — 28 octobre 2026, 15 h UTC</w:t>
+      </w:r>
+      <w:r>
+        <w:rPr>
+          <w:b/>
+          <w:bCs/>
+          <w:color w:val="1F2937"/>
+          <w:sz w:val="26"/>
+          <w:szCs w:val="26"/>
+          <w:rFonts w:ascii="Calibri" w:cs="Calibri" w:eastAsia="Calibri" w:hAnsi="Calibri"/>
+        </w:rPr>
+        <w:t xml:space="preserve">   ·   Cotation : Probable</w:t>
+      </w:r>
+    </w:p>
+    <w:p>
+      <w:pPr>
+        <w:spacing w:before="160"/>
+        <w:ind w:left="360"/>
+      </w:pPr>
+      <w:r>
+        <w:rPr>
+          <w:color w:val="1F6B5E"/>
+          <w:sz w:val="28"/>
+          <w:szCs w:val="28"/>
+          <w:rFonts w:ascii="Calibri" w:cs="Calibri" w:eastAsia="Calibri" w:hAnsi="Calibri"/>
+        </w:rPr>
+        <w:t xml:space="preserve">❑  </w:t>
+      </w:r>
+      <w:r>
+        <w:rPr>
+          <w:b/>
+          <w:bCs/>
+          <w:u w:val="single"/>
+          <w:color w:val="1F6B5E"/>
+          <w:sz w:val="28"/>
+          <w:szCs w:val="28"/>
+          <w:rFonts w:ascii="Calibri" w:cs="Calibri" w:eastAsia="Calibri" w:hAnsi="Calibri"/>
+        </w:rPr>
+        <w:t xml:space="preserve">3ÈME FORUM FRONTIÈRES D'ABIDJAN : LA REPRÉSENTATION PERMANENTE DE LA CEDEAO AUPRÈS DE L'UNION AFRICAINE S'ENGAGE POUR UNE GOUVERNANCE DES FRONTIÈRES CENTRÉE SUR LES POPULATIONS</w:t>
+      </w:r>
+    </w:p>
+    <w:p>
+      <w:pPr>
+        <w:ind w:left="720"/>
+      </w:pPr>
+      <w:r>
+        <w:rPr>
+          <w:color w:val="1F2937"/>
+          <w:sz w:val="26"/>
+          <w:szCs w:val="26"/>
+          <w:rFonts w:ascii="Calibri" w:cs="Calibri" w:eastAsia="Calibri" w:hAnsi="Calibri"/>
+        </w:rPr>
+        <w:t xml:space="preserve">▪  Source : </w:t>
+      </w:r>
+      <w:hyperlink w:history="1" r:id="rIdqvt1exiblz8hynnbda8lg">
+        <w:r>
+          <w:rPr>
+            <w:u w:val="single"/>
+            <w:color w:val="1F6B5E"/>
+            <w:sz w:val="26"/>
+            <w:szCs w:val="26"/>
+            <w:rFonts w:ascii="Calibri" w:cs="Calibri" w:eastAsia="Calibri" w:hAnsi="Calibri"/>
+          </w:rPr>
+          <w:t xml:space="preserve">CEDEAO — Communiques officiels</w:t>
+        </w:r>
+      </w:hyperlink>
+      <w:r>
+        <w:rPr>
+          <w:color w:val="1F2937"/>
+          <w:sz w:val="26"/>
+          <w:szCs w:val="26"/>
+          <w:rFonts w:ascii="Calibri" w:cs="Calibri" w:eastAsia="Calibri" w:hAnsi="Calibri"/>
+        </w:rPr>
+        <w:t xml:space="preserve"> — 28 octobre 2026, 10 h UTC</w:t>
       </w:r>
       <w:r>
         <w:rPr>
@@ -5059,11 +5233,11 @@
             <w:r>
               <w:rPr>
                 <w:color w:val="FFFFFF"/>
-                <w:sz w:val="44"/>
-                <w:szCs w:val="44"/>
+                <w:sz w:val="36"/>
+                <w:szCs w:val="36"/>
                 <w:rFonts w:ascii="Arial Narrow" w:cs="Arial Narrow" w:eastAsia="Arial Narrow" w:hAnsi="Arial Narrow"/>
               </w:rPr>
-              <w:t xml:space="preserve">IV</w:t>
+              <w:t xml:space="preserve">III</w:t>
             </w:r>
           </w:p>
         </w:tc>
@@ -5090,7 +5264,7 @@
                 <w:szCs w:val="56"/>
                 <w:rFonts w:ascii="Arial Narrow" w:cs="Arial Narrow" w:eastAsia="Arial Narrow" w:hAnsi="Arial Narrow"/>
               </w:rPr>
-              <w:t xml:space="preserve">- DIVERS</w:t>
+              <w:t xml:space="preserve">- SÉCURITÉ</w:t>
             </w:r>
           </w:p>
         </w:tc>
@@ -5215,127 +5389,45 @@
     </w:p>
     <w:p>
       <w:pPr>
-        <w:spacing w:before="120" w:after="60"/>
-      </w:pPr>
+        <w:spacing w:before="160"/>
+        <w:ind w:left="360"/>
+      </w:pPr>
+      <w:r>
+        <w:rPr>
+          <w:color w:val="1F6B5E"/>
+          <w:sz w:val="28"/>
+          <w:szCs w:val="28"/>
+          <w:rFonts w:ascii="Calibri" w:cs="Calibri" w:eastAsia="Calibri" w:hAnsi="Calibri"/>
+        </w:rPr>
+        <w:t xml:space="preserve">❑  </w:t>
+      </w:r>
       <w:r>
         <w:rPr>
           <w:b/>
           <w:bCs/>
-          <w:color w:val="1F6B5E"/>
-          <w:sz w:val="40"/>
-          <w:szCs w:val="40"/>
-          <w:rFonts w:ascii="Arial Narrow" w:cs="Arial Narrow" w:eastAsia="Arial Narrow" w:hAnsi="Arial Narrow"/>
-        </w:rPr>
-        <w:t xml:space="preserve">Avant la grande marche du 24 coctobre ; Emmanuel Macron face un attentat</w:t>
-      </w:r>
-    </w:p>
-    <w:p>
-      <w:pPr>
-        <w:spacing w:before="120" w:after="20"/>
-      </w:pPr>
-      <w:r>
-        <w:rPr>
-          <w:b/>
-          <w:bCs/>
-          <w:color w:val="1F6B5E"/>
-          <w:sz w:val="28"/>
-          <w:szCs w:val="28"/>
-          <w:rFonts w:ascii="Calibri" w:cs="Calibri" w:eastAsia="Calibri" w:hAnsi="Calibri"/>
-        </w:rPr>
-        <w:t xml:space="preserve">Contexte</w:t>
-      </w:r>
-    </w:p>
-    <w:p>
-      <w:r>
-        <w:rPr>
-          <w:color w:val="1F2937"/>
-          <w:sz w:val="26"/>
-          <w:szCs w:val="26"/>
-          <w:rFonts w:ascii="Calibri" w:cs="Calibri" w:eastAsia="Calibri" w:hAnsi="Calibri"/>
-        </w:rPr>
-        <w:t xml:space="preserve">Fait rapporté le vendredi 23 octobre 2026. Lieu : Côte d'Ivoire. Actualité économique. Une seule source à ce stade (Linfodrome) : à confirmer par un second média.</w:t>
-      </w:r>
-    </w:p>
-    <w:p>
-      <w:pPr>
-        <w:spacing w:before="120" w:after="20"/>
-      </w:pPr>
-      <w:r>
-        <w:rPr>
-          <w:b/>
-          <w:bCs/>
-          <w:color w:val="1F6B5E"/>
-          <w:sz w:val="28"/>
-          <w:szCs w:val="28"/>
-          <w:rFonts w:ascii="Calibri" w:cs="Calibri" w:eastAsia="Calibri" w:hAnsi="Calibri"/>
-        </w:rPr>
-        <w:t xml:space="preserve">Ce que rapportent les sources</w:t>
-      </w:r>
-    </w:p>
-    <w:p>
-      <w:r>
-        <w:rPr>
-          <w:i/>
-          <w:iCs/>
-          <w:color w:val="6B7280"/>
-          <w:sz w:val="26"/>
-          <w:szCs w:val="26"/>
-          <w:rFonts w:ascii="Calibri" w:cs="Calibri" w:eastAsia="Calibri" w:hAnsi="Calibri"/>
-        </w:rPr>
-        <w:t xml:space="preserve">Les médias n'en publient que le titre dans leur flux : le détail est à lire dans l'article (lien ci-dessous).</w:t>
-      </w:r>
-    </w:p>
-    <w:p>
-      <w:pPr>
-        <w:spacing w:before="120" w:after="20"/>
-      </w:pPr>
-      <w:r>
-        <w:rPr>
-          <w:b/>
-          <w:bCs/>
-          <w:color w:val="1F6B5E"/>
-          <w:sz w:val="28"/>
-          <w:szCs w:val="28"/>
-          <w:rFonts w:ascii="Calibri" w:cs="Calibri" w:eastAsia="Calibri" w:hAnsi="Calibri"/>
-        </w:rPr>
-        <w:t xml:space="preserve">Enjeux sûreté</w:t>
-      </w:r>
-    </w:p>
-    <w:p>
-      <w:r>
-        <w:rPr>
-          <w:color w:val="1F2937"/>
-          <w:sz w:val="26"/>
-          <w:szCs w:val="26"/>
-          <w:rFonts w:ascii="Calibri" w:cs="Calibri" w:eastAsia="Calibri" w:hAnsi="Calibri"/>
-        </w:rPr>
-        <w:t xml:space="preserve">Perturbations possibles de l'activité et de la circulation : éviter les rassemblements, prévoir des horaires décalés ou le travail à distance, informer les personnels.</w:t>
-      </w:r>
-    </w:p>
-    <w:p>
-      <w:pPr>
-        <w:spacing w:before="120"/>
-      </w:pPr>
-      <w:r>
-        <w:rPr>
-          <w:b/>
-          <w:bCs/>
-          <w:color w:val="1F2937"/>
-          <w:sz w:val="26"/>
-          <w:szCs w:val="26"/>
-          <w:rFonts w:ascii="Calibri" w:cs="Calibri" w:eastAsia="Calibri" w:hAnsi="Calibri"/>
-        </w:rPr>
-        <w:t xml:space="preserve">Source : </w:t>
-      </w:r>
-      <w:r>
-        <w:rPr>
-          <w:color w:val="1F2937"/>
-          <w:sz w:val="26"/>
-          <w:szCs w:val="26"/>
-          <w:rFonts w:ascii="Calibri" w:cs="Calibri" w:eastAsia="Calibri" w:hAnsi="Calibri"/>
-        </w:rPr>
-      </w:r>
-      <w:hyperlink w:history="1" r:id="rIdvks4xtfnqa_kctpam8yh6">
+          <w:u w:val="single"/>
+          <w:color w:val="1F6B5E"/>
+          <w:sz w:val="28"/>
+          <w:szCs w:val="28"/>
+          <w:rFonts w:ascii="Calibri" w:cs="Calibri" w:eastAsia="Calibri" w:hAnsi="Calibri"/>
+        </w:rPr>
+        <w:t xml:space="preserve">CHARNIER DE YOPOUGON : 26 ANS APRÈS, AMADOU COULIBALY OPPOSE LES VIOLENCES DU PASSÉ À L’ÈRE OUATTARA</w:t>
+      </w:r>
+    </w:p>
+    <w:p>
+      <w:pPr>
+        <w:ind w:left="720"/>
+      </w:pPr>
+      <w:r>
+        <w:rPr>
+          <w:color w:val="1F2937"/>
+          <w:sz w:val="26"/>
+          <w:szCs w:val="26"/>
+          <w:rFonts w:ascii="Calibri" w:cs="Calibri" w:eastAsia="Calibri" w:hAnsi="Calibri"/>
+        </w:rPr>
+        <w:t xml:space="preserve">▪  Source : </w:t>
+      </w:r>
+      <w:hyperlink w:history="1" r:id="rId4p75tt6fhxknjsrg2qs_z">
         <w:r>
           <w:rPr>
             <w:u w:val="single"/>
@@ -5354,7 +5446,288 @@
           <w:szCs w:val="26"/>
           <w:rFonts w:ascii="Calibri" w:cs="Calibri" w:eastAsia="Calibri" w:hAnsi="Calibri"/>
         </w:rPr>
-        <w:t xml:space="preserve"> — 23 octobre 2026, 22 h UTC</w:t>
+        <w:t xml:space="preserve"> — 27 octobre 2026, 18 h UTC</w:t>
+      </w:r>
+      <w:r>
+        <w:rPr>
+          <w:b/>
+          <w:bCs/>
+          <w:color w:val="1F2937"/>
+          <w:sz w:val="26"/>
+          <w:szCs w:val="26"/>
+          <w:rFonts w:ascii="Calibri" w:cs="Calibri" w:eastAsia="Calibri" w:hAnsi="Calibri"/>
+        </w:rPr>
+        <w:t xml:space="preserve">   ·   Cotation : Probable</w:t>
+      </w:r>
+    </w:p>
+    <w:p>
+      <w:pPr>
+        <w:spacing w:before="160"/>
+        <w:ind w:left="360"/>
+      </w:pPr>
+      <w:r>
+        <w:rPr>
+          <w:color w:val="1F6B5E"/>
+          <w:sz w:val="28"/>
+          <w:szCs w:val="28"/>
+          <w:rFonts w:ascii="Calibri" w:cs="Calibri" w:eastAsia="Calibri" w:hAnsi="Calibri"/>
+        </w:rPr>
+        <w:t xml:space="preserve">❑  </w:t>
+      </w:r>
+      <w:r>
+        <w:rPr>
+          <w:b/>
+          <w:bCs/>
+          <w:u w:val="single"/>
+          <w:color w:val="1F6B5E"/>
+          <w:sz w:val="28"/>
+          <w:szCs w:val="28"/>
+          <w:rFonts w:ascii="Calibri" w:cs="Calibri" w:eastAsia="Calibri" w:hAnsi="Calibri"/>
+        </w:rPr>
+        <w:t xml:space="preserve">PRIX NATIONAL D'EXCELLENCE 2026 - RAPHAËL DIAMALA KOUASSI HISSE M'BAHIAKRO SUR LE PODIUM DES MEILLEURS MAIRES DU PAYS</w:t>
+      </w:r>
+    </w:p>
+    <w:p>
+      <w:pPr>
+        <w:ind w:left="720"/>
+      </w:pPr>
+      <w:r>
+        <w:rPr>
+          <w:color w:val="1F2937"/>
+          <w:sz w:val="26"/>
+          <w:szCs w:val="26"/>
+          <w:rFonts w:ascii="Calibri" w:cs="Calibri" w:eastAsia="Calibri" w:hAnsi="Calibri"/>
+        </w:rPr>
+        <w:t xml:space="preserve">▪  Source : </w:t>
+      </w:r>
+      <w:hyperlink w:history="1" r:id="rIdfoff0ggrkj7dqq-s-o3fw">
+        <w:r>
+          <w:rPr>
+            <w:u w:val="single"/>
+            <w:color w:val="1F6B5E"/>
+            <w:sz w:val="26"/>
+            <w:szCs w:val="26"/>
+            <w:rFonts w:ascii="Calibri" w:cs="Calibri" w:eastAsia="Calibri" w:hAnsi="Calibri"/>
+          </w:rPr>
+          <w:t xml:space="preserve">AllAfrica (CI)</w:t>
+        </w:r>
+      </w:hyperlink>
+      <w:r>
+        <w:rPr>
+          <w:color w:val="1F2937"/>
+          <w:sz w:val="26"/>
+          <w:szCs w:val="26"/>
+          <w:rFonts w:ascii="Calibri" w:cs="Calibri" w:eastAsia="Calibri" w:hAnsi="Calibri"/>
+        </w:rPr>
+        <w:t xml:space="preserve"> — 27 octobre 2026, 16 h UTC</w:t>
+      </w:r>
+      <w:r>
+        <w:rPr>
+          <w:b/>
+          <w:bCs/>
+          <w:color w:val="1F2937"/>
+          <w:sz w:val="26"/>
+          <w:szCs w:val="26"/>
+          <w:rFonts w:ascii="Calibri" w:cs="Calibri" w:eastAsia="Calibri" w:hAnsi="Calibri"/>
+        </w:rPr>
+        <w:t xml:space="preserve">   ·   Cotation : Probable</w:t>
+      </w:r>
+    </w:p>
+    <w:p>
+      <w:pPr>
+        <w:spacing w:before="160"/>
+        <w:ind w:left="360"/>
+      </w:pPr>
+      <w:r>
+        <w:rPr>
+          <w:color w:val="1F6B5E"/>
+          <w:sz w:val="28"/>
+          <w:szCs w:val="28"/>
+          <w:rFonts w:ascii="Calibri" w:cs="Calibri" w:eastAsia="Calibri" w:hAnsi="Calibri"/>
+        </w:rPr>
+        <w:t xml:space="preserve">❑  </w:t>
+      </w:r>
+      <w:r>
+        <w:rPr>
+          <w:b/>
+          <w:bCs/>
+          <w:u w:val="single"/>
+          <w:color w:val="1F6B5E"/>
+          <w:sz w:val="28"/>
+          <w:szCs w:val="28"/>
+          <w:rFonts w:ascii="Calibri" w:cs="Calibri" w:eastAsia="Calibri" w:hAnsi="Calibri"/>
+        </w:rPr>
+        <w:t xml:space="preserve">INTERPOL RENFORCE LES CAPACITÉS DES ENQUÊTEURS IVOIRIENS POUR TRAQUER LES AVOIRS DES CRIMINELS</w:t>
+      </w:r>
+    </w:p>
+    <w:p>
+      <w:pPr>
+        <w:ind w:left="720"/>
+      </w:pPr>
+      <w:r>
+        <w:rPr>
+          <w:color w:val="1F2937"/>
+          <w:sz w:val="26"/>
+          <w:szCs w:val="26"/>
+          <w:rFonts w:ascii="Calibri" w:cs="Calibri" w:eastAsia="Calibri" w:hAnsi="Calibri"/>
+        </w:rPr>
+        <w:t xml:space="preserve">▪  Source : </w:t>
+      </w:r>
+      <w:hyperlink w:history="1" r:id="rIdqgeqo-st3_h0k7bnvwbu3">
+        <w:r>
+          <w:rPr>
+            <w:u w:val="single"/>
+            <w:color w:val="1F6B5E"/>
+            <w:sz w:val="26"/>
+            <w:szCs w:val="26"/>
+            <w:rFonts w:ascii="Calibri" w:cs="Calibri" w:eastAsia="Calibri" w:hAnsi="Calibri"/>
+          </w:rPr>
+          <w:t xml:space="preserve">Linfodrome</w:t>
+        </w:r>
+      </w:hyperlink>
+      <w:r>
+        <w:rPr>
+          <w:color w:val="1F2937"/>
+          <w:sz w:val="26"/>
+          <w:szCs w:val="26"/>
+          <w:rFonts w:ascii="Calibri" w:cs="Calibri" w:eastAsia="Calibri" w:hAnsi="Calibri"/>
+        </w:rPr>
+        <w:t xml:space="preserve"> — 27 octobre 2026, 13 h UTC</w:t>
+      </w:r>
+    </w:p>
+    <w:p>
+      <w:pPr>
+        <w:spacing w:before="160"/>
+        <w:ind w:left="360"/>
+      </w:pPr>
+      <w:r>
+        <w:rPr>
+          <w:color w:val="1F6B5E"/>
+          <w:sz w:val="28"/>
+          <w:szCs w:val="28"/>
+          <w:rFonts w:ascii="Calibri" w:cs="Calibri" w:eastAsia="Calibri" w:hAnsi="Calibri"/>
+        </w:rPr>
+        <w:t xml:space="preserve">❑  </w:t>
+      </w:r>
+      <w:r>
+        <w:rPr>
+          <w:b/>
+          <w:bCs/>
+          <w:u w:val="single"/>
+          <w:color w:val="1F6B5E"/>
+          <w:sz w:val="28"/>
+          <w:szCs w:val="28"/>
+          <w:rFonts w:ascii="Calibri" w:cs="Calibri" w:eastAsia="Calibri" w:hAnsi="Calibri"/>
+        </w:rPr>
+        <w:t xml:space="preserve">QUERELLES DE SUCCESSION OU PROFANATION D'UN HÉRITAGE ?</w:t>
+      </w:r>
+    </w:p>
+    <w:p>
+      <w:pPr>
+        <w:ind w:left="720"/>
+      </w:pPr>
+      <w:r>
+        <w:rPr>
+          <w:color w:val="1F2937"/>
+          <w:sz w:val="26"/>
+          <w:szCs w:val="26"/>
+          <w:rFonts w:ascii="Calibri" w:cs="Calibri" w:eastAsia="Calibri" w:hAnsi="Calibri"/>
+        </w:rPr>
+        <w:t xml:space="preserve">▪  Source : </w:t>
+      </w:r>
+      <w:hyperlink w:history="1" r:id="rIdxn-h8eimtjyyle4-d3ubk">
+        <w:r>
+          <w:rPr>
+            <w:u w:val="single"/>
+            <w:color w:val="1F6B5E"/>
+            <w:sz w:val="26"/>
+            <w:szCs w:val="26"/>
+            <w:rFonts w:ascii="Calibri" w:cs="Calibri" w:eastAsia="Calibri" w:hAnsi="Calibri"/>
+          </w:rPr>
+          <w:t xml:space="preserve">AllAfrica (CI)</w:t>
+        </w:r>
+      </w:hyperlink>
+      <w:r>
+        <w:rPr>
+          <w:color w:val="1F2937"/>
+          <w:sz w:val="26"/>
+          <w:szCs w:val="26"/>
+          <w:rFonts w:ascii="Calibri" w:cs="Calibri" w:eastAsia="Calibri" w:hAnsi="Calibri"/>
+        </w:rPr>
+        <w:t xml:space="preserve"> — 26 octobre 2026, 13 h UTC</w:t>
+      </w:r>
+      <w:r>
+        <w:rPr>
+          <w:b/>
+          <w:bCs/>
+          <w:color w:val="1F2937"/>
+          <w:sz w:val="26"/>
+          <w:szCs w:val="26"/>
+          <w:rFonts w:ascii="Calibri" w:cs="Calibri" w:eastAsia="Calibri" w:hAnsi="Calibri"/>
+        </w:rPr>
+        <w:t xml:space="preserve">   ·   Cotation : Probable</w:t>
+      </w:r>
+    </w:p>
+    <w:p>
+      <w:pPr>
+        <w:spacing w:before="160"/>
+        <w:ind w:left="360"/>
+      </w:pPr>
+      <w:r>
+        <w:rPr>
+          <w:color w:val="1F6B5E"/>
+          <w:sz w:val="28"/>
+          <w:szCs w:val="28"/>
+          <w:rFonts w:ascii="Calibri" w:cs="Calibri" w:eastAsia="Calibri" w:hAnsi="Calibri"/>
+        </w:rPr>
+        <w:t xml:space="preserve">❑  </w:t>
+      </w:r>
+      <w:r>
+        <w:rPr>
+          <w:b/>
+          <w:bCs/>
+          <w:u w:val="single"/>
+          <w:color w:val="1F6B5E"/>
+          <w:sz w:val="28"/>
+          <w:szCs w:val="28"/>
+          <w:rFonts w:ascii="Calibri" w:cs="Calibri" w:eastAsia="Calibri" w:hAnsi="Calibri"/>
+        </w:rPr>
+        <w:t xml:space="preserve">CÔTE D'IVOIRE : SÉCURITÉ ALIMENTAIRE ET SÉCURISATION FONCIÈRE, LE GOUVERNEMENT SOUTIENT LES FEMMES PRODUCTRICES</w:t>
+      </w:r>
+    </w:p>
+    <w:p>
+      <w:pPr>
+        <w:ind w:left="720"/>
+      </w:pPr>
+      <w:r>
+        <w:rPr>
+          <w:color w:val="1F2937"/>
+          <w:sz w:val="26"/>
+          <w:szCs w:val="26"/>
+          <w:rFonts w:ascii="Calibri" w:cs="Calibri" w:eastAsia="Calibri" w:hAnsi="Calibri"/>
+        </w:rPr>
+        <w:t xml:space="preserve">▪  Source : </w:t>
+      </w:r>
+      <w:hyperlink w:history="1" r:id="rIdy9do_2yq4lvbny-ok2g6g">
+        <w:r>
+          <w:rPr>
+            <w:u w:val="single"/>
+            <w:color w:val="1F6B5E"/>
+            <w:sz w:val="26"/>
+            <w:szCs w:val="26"/>
+            <w:rFonts w:ascii="Calibri" w:cs="Calibri" w:eastAsia="Calibri" w:hAnsi="Calibri"/>
+          </w:rPr>
+          <w:t xml:space="preserve">Alwihda Info (Tchad)</w:t>
+        </w:r>
+      </w:hyperlink>
+      <w:r>
+        <w:rPr>
+          <w:color w:val="1F2937"/>
+          <w:sz w:val="26"/>
+          <w:szCs w:val="26"/>
+          <w:rFonts w:ascii="Calibri" w:cs="Calibri" w:eastAsia="Calibri" w:hAnsi="Calibri"/>
+        </w:rPr>
+        <w:t xml:space="preserve"> — 26 octobre 2026, 9 h UTC</w:t>
       </w:r>
     </w:p>
     <w:p>
@@ -5560,6 +5933,392 @@
     </w:p>
     <w:p>
       <w:pPr>
+        <w:spacing w:before="60"/>
+      </w:pPr>
+      <w:r>
+        <w:rPr>
+          <w:i/>
+          <w:iCs/>
+          <w:color w:val="6B7280"/>
+          <w:sz w:val="22"/>
+          <w:szCs w:val="22"/>
+          <w:rFonts w:ascii="Calibri" w:cs="Calibri" w:eastAsia="Calibri" w:hAnsi="Calibri"/>
+        </w:rPr>
+        <w:t xml:space="preserve">Indice de confiance : moyenne (incident vérifié le plus récent : 122 jours ; 2 signaux du jour)</w:t>
+      </w:r>
+    </w:p>
+    <w:p>
+      <w:pPr>
+        <w:spacing w:before="120" w:after="60"/>
+      </w:pPr>
+      <w:r>
+        <w:rPr>
+          <w:b/>
+          <w:bCs/>
+          <w:color w:val="1F6B5E"/>
+          <w:sz w:val="40"/>
+          <w:szCs w:val="40"/>
+          <w:rFonts w:ascii="Arial Narrow" w:cs="Arial Narrow" w:eastAsia="Arial Narrow" w:hAnsi="Arial Narrow"/>
+        </w:rPr>
+        <w:t xml:space="preserve">Gonzagueville : Elle lui refuse le sexe, il la tue et jette son corps dans une décharge d'ordures</w:t>
+      </w:r>
+    </w:p>
+    <w:p>
+      <w:pPr>
+        <w:spacing w:before="120" w:after="20"/>
+      </w:pPr>
+      <w:r>
+        <w:rPr>
+          <w:b/>
+          <w:bCs/>
+          <w:color w:val="1F6B5E"/>
+          <w:sz w:val="28"/>
+          <w:szCs w:val="28"/>
+          <w:rFonts w:ascii="Calibri" w:cs="Calibri" w:eastAsia="Calibri" w:hAnsi="Calibri"/>
+        </w:rPr>
+        <w:t xml:space="preserve">Contexte</w:t>
+      </w:r>
+    </w:p>
+    <w:p>
+      <w:r>
+        <w:rPr>
+          <w:color w:val="1F2937"/>
+          <w:sz w:val="26"/>
+          <w:szCs w:val="26"/>
+          <w:rFonts w:ascii="Calibri" w:cs="Calibri" w:eastAsia="Calibri" w:hAnsi="Calibri"/>
+        </w:rPr>
+        <w:t xml:space="preserve">Fait rapporté le mercredi 28 octobre 2026. Lieu : Côte d'Ivoire. Actualité économique. Une seule source à ce stade (Linfodrome) : à confirmer par un second média.</w:t>
+      </w:r>
+    </w:p>
+    <w:p>
+      <w:pPr>
+        <w:spacing w:before="120" w:after="20"/>
+      </w:pPr>
+      <w:r>
+        <w:rPr>
+          <w:b/>
+          <w:bCs/>
+          <w:color w:val="1F6B5E"/>
+          <w:sz w:val="28"/>
+          <w:szCs w:val="28"/>
+          <w:rFonts w:ascii="Calibri" w:cs="Calibri" w:eastAsia="Calibri" w:hAnsi="Calibri"/>
+        </w:rPr>
+        <w:t xml:space="preserve">Ce que rapportent les sources</w:t>
+      </w:r>
+    </w:p>
+    <w:p>
+      <w:pPr>
+        <w:spacing w:after="60"/>
+      </w:pPr>
+      <w:r>
+        <w:rPr>
+          <w:b/>
+          <w:bCs/>
+          <w:color w:val="1F2937"/>
+          <w:sz w:val="26"/>
+          <w:szCs w:val="26"/>
+          <w:rFonts w:ascii="Calibri" w:cs="Calibri" w:eastAsia="Calibri" w:hAnsi="Calibri"/>
+        </w:rPr>
+        <w:t xml:space="preserve">Linfodrome : </w:t>
+      </w:r>
+      <w:r>
+        <w:rPr>
+          <w:i/>
+          <w:iCs/>
+          <w:color w:val="1F2937"/>
+          <w:sz w:val="26"/>
+          <w:szCs w:val="26"/>
+          <w:rFonts w:ascii="Calibri" w:cs="Calibri" w:eastAsia="Calibri" w:hAnsi="Calibri"/>
+        </w:rPr>
+        <w:t xml:space="preserve">« Un jeune homme de 20 ans a été interpellé par la Brigade de recherche et d’intervention (BRI) après la découverte du corps sans vie d’une jeune fille de 18 ans dans une décharge à Gonzagueville, dans la commune de Port-Bouët. Selon les déclarations du suspect rapportées par la police, le drame serait survenu après que la victime lui ait refusé des rapports sexuels. »</w:t>
+      </w:r>
+    </w:p>
+    <w:p>
+      <w:pPr>
+        <w:spacing w:before="120" w:after="20"/>
+      </w:pPr>
+      <w:r>
+        <w:rPr>
+          <w:b/>
+          <w:bCs/>
+          <w:color w:val="1F6B5E"/>
+          <w:sz w:val="28"/>
+          <w:szCs w:val="28"/>
+          <w:rFonts w:ascii="Calibri" w:cs="Calibri" w:eastAsia="Calibri" w:hAnsi="Calibri"/>
+        </w:rPr>
+        <w:t xml:space="preserve">Enjeux sûreté</w:t>
+      </w:r>
+    </w:p>
+    <w:p>
+      <w:r>
+        <w:rPr>
+          <w:color w:val="1F2937"/>
+          <w:sz w:val="26"/>
+          <w:szCs w:val="26"/>
+          <w:rFonts w:ascii="Calibri" w:cs="Calibri" w:eastAsia="Calibri" w:hAnsi="Calibri"/>
+        </w:rPr>
+        <w:t xml:space="preserve">Incidence possible sur l'environnement des affaires, les approvisionnements et la sûreté des opérations.</w:t>
+      </w:r>
+    </w:p>
+    <w:p>
+      <w:pPr>
+        <w:spacing w:before="120"/>
+      </w:pPr>
+      <w:r>
+        <w:rPr>
+          <w:b/>
+          <w:bCs/>
+          <w:color w:val="1F2937"/>
+          <w:sz w:val="26"/>
+          <w:szCs w:val="26"/>
+          <w:rFonts w:ascii="Calibri" w:cs="Calibri" w:eastAsia="Calibri" w:hAnsi="Calibri"/>
+        </w:rPr>
+        <w:t xml:space="preserve">Source : </w:t>
+      </w:r>
+      <w:r>
+        <w:rPr>
+          <w:color w:val="1F2937"/>
+          <w:sz w:val="26"/>
+          <w:szCs w:val="26"/>
+          <w:rFonts w:ascii="Calibri" w:cs="Calibri" w:eastAsia="Calibri" w:hAnsi="Calibri"/>
+        </w:rPr>
+      </w:r>
+      <w:hyperlink w:history="1" r:id="rIdscjsf26fvoguvnjm6ykjs">
+        <w:r>
+          <w:rPr>
+            <w:u w:val="single"/>
+            <w:color w:val="1F6B5E"/>
+            <w:sz w:val="26"/>
+            <w:szCs w:val="26"/>
+            <w:rFonts w:ascii="Calibri" w:cs="Calibri" w:eastAsia="Calibri" w:hAnsi="Calibri"/>
+          </w:rPr>
+          <w:t xml:space="preserve">Linfodrome</w:t>
+        </w:r>
+      </w:hyperlink>
+      <w:r>
+        <w:rPr>
+          <w:color w:val="1F2937"/>
+          <w:sz w:val="26"/>
+          <w:szCs w:val="26"/>
+          <w:rFonts w:ascii="Calibri" w:cs="Calibri" w:eastAsia="Calibri" w:hAnsi="Calibri"/>
+        </w:rPr>
+        <w:t xml:space="preserve"> — 28 octobre 2026, 12 h UTC</w:t>
+      </w:r>
+      <w:r>
+        <w:rPr>
+          <w:b/>
+          <w:bCs/>
+          <w:color w:val="1F2937"/>
+          <w:sz w:val="26"/>
+          <w:szCs w:val="26"/>
+          <w:rFonts w:ascii="Calibri" w:cs="Calibri" w:eastAsia="Calibri" w:hAnsi="Calibri"/>
+        </w:rPr>
+        <w:t xml:space="preserve">   ·   Cotation : Probable</w:t>
+      </w:r>
+    </w:p>
+    <w:p>
+      <w:pPr>
+        <w:pageBreakBefore/>
+        <w:spacing w:after="0" w:before="0"/>
+        <w:rPr>
+          <w:sz w:val="2"/>
+          <w:szCs w:val="2"/>
+        </w:rPr>
+      </w:pPr>
+    </w:p>
+    <w:tbl>
+      <w:tblPr>
+        <w:tblW w:type="dxa" w:w="17680"/>
+        <w:tblBorders>
+          <w:top w:val="single" w:color="auto" w:sz="4"/>
+          <w:left w:val="single" w:color="auto" w:sz="4"/>
+          <w:bottom w:val="single" w:color="auto" w:sz="4"/>
+          <w:right w:val="single" w:color="auto" w:sz="4"/>
+          <w:insideH w:val="single" w:color="auto" w:sz="4"/>
+          <w:insideV w:val="single" w:color="auto" w:sz="4"/>
+        </w:tblBorders>
+      </w:tblPr>
+      <w:tblGrid>
+        <w:gridCol w:w="1000"/>
+        <w:gridCol w:w="15180"/>
+        <w:gridCol w:w="1500"/>
+      </w:tblGrid>
+      <w:tr>
+        <w:tc>
+          <w:tcPr>
+            <w:tcW w:type="dxa" w:w="1000"/>
+            <w:tcBorders>
+              <w:top w:val="none" w:color="FFFFFF" w:sz="0"/>
+              <w:left w:val="none" w:color="FFFFFF" w:sz="0"/>
+              <w:bottom w:val="none" w:color="FFFFFF" w:sz="0"/>
+              <w:right w:val="none" w:color="FFFFFF" w:sz="0"/>
+            </w:tcBorders>
+            <w:shd w:fill="1F6B5E" w:color="auto" w:val="clear"/>
+            <w:vAlign w:val="center"/>
+          </w:tcPr>
+          <w:p>
+            <w:pPr>
+              <w:jc w:val="center"/>
+            </w:pPr>
+            <w:r>
+              <w:rPr>
+                <w:color w:val="FFFFFF"/>
+                <w:sz w:val="44"/>
+                <w:szCs w:val="44"/>
+                <w:rFonts w:ascii="Arial Narrow" w:cs="Arial Narrow" w:eastAsia="Arial Narrow" w:hAnsi="Arial Narrow"/>
+              </w:rPr>
+              <w:t xml:space="preserve">IV</w:t>
+            </w:r>
+          </w:p>
+        </w:tc>
+        <w:tc>
+          <w:tcPr>
+            <w:tcW w:type="dxa" w:w="15180"/>
+            <w:tcBorders>
+              <w:top w:val="none" w:color="FFFFFF" w:sz="0"/>
+              <w:left w:val="none" w:color="FFFFFF" w:sz="0"/>
+              <w:bottom w:val="none" w:color="FFFFFF" w:sz="0"/>
+              <w:right w:val="none" w:color="FFFFFF" w:sz="0"/>
+            </w:tcBorders>
+            <w:vAlign w:val="center"/>
+          </w:tcPr>
+          <w:p>
+            <w:pPr>
+              <w:ind w:left="200"/>
+            </w:pPr>
+            <w:r>
+              <w:rPr>
+                <w:u w:val="single"/>
+                <w:color w:val="1F6B5E"/>
+                <w:sz w:val="56"/>
+                <w:szCs w:val="56"/>
+                <w:rFonts w:ascii="Arial Narrow" w:cs="Arial Narrow" w:eastAsia="Arial Narrow" w:hAnsi="Arial Narrow"/>
+              </w:rPr>
+              <w:t xml:space="preserve">- DIVERS</w:t>
+            </w:r>
+          </w:p>
+        </w:tc>
+        <w:tc>
+          <w:tcPr>
+            <w:tcW w:type="dxa" w:w="1500"/>
+            <w:tcBorders>
+              <w:top w:val="none" w:color="FFFFFF" w:sz="0"/>
+              <w:left w:val="none" w:color="FFFFFF" w:sz="0"/>
+              <w:bottom w:val="none" w:color="FFFFFF" w:sz="0"/>
+              <w:right w:val="none" w:color="FFFFFF" w:sz="0"/>
+            </w:tcBorders>
+            <w:vAlign w:val="center"/>
+          </w:tcPr>
+          <w:tbl>
+            <w:tblPr>
+              <w:tblW w:type="dxa" w:w="1200"/>
+              <w:tblBorders>
+                <w:top w:val="single" w:color="auto" w:sz="4"/>
+                <w:left w:val="single" w:color="auto" w:sz="4"/>
+                <w:bottom w:val="single" w:color="auto" w:sz="4"/>
+                <w:right w:val="single" w:color="auto" w:sz="4"/>
+                <w:insideH w:val="single" w:color="auto" w:sz="4"/>
+                <w:insideV w:val="single" w:color="auto" w:sz="4"/>
+              </w:tblBorders>
+            </w:tblPr>
+            <w:tblGrid>
+              <w:gridCol w:w="400"/>
+              <w:gridCol w:w="400"/>
+              <w:gridCol w:w="400"/>
+            </w:tblGrid>
+            <w:tr>
+              <w:trPr>
+                <w:trHeight w:val="600" w:hRule="exact"/>
+              </w:trPr>
+              <w:tc>
+                <w:tcPr>
+                  <w:tcW w:type="dxa" w:w="400"/>
+                  <w:tcBorders>
+                    <w:top w:val="single" w:color="1F2937" w:sz="6"/>
+                    <w:left w:val="single" w:color="1F2937" w:sz="6"/>
+                    <w:bottom w:val="single" w:color="1F2937" w:sz="6"/>
+                    <w:right w:val="single" w:color="1F2937" w:sz="6"/>
+                  </w:tcBorders>
+                  <w:shd w:fill="F77F00" w:color="auto" w:val="clear"/>
+                </w:tcPr>
+                <w:p>
+                  <w:r>
+                    <w:rPr>
+                      <w:color w:val="1F2937"/>
+                      <w:sz w:val="2"/>
+                      <w:szCs w:val="2"/>
+                      <w:rFonts w:ascii="Calibri" w:cs="Calibri" w:eastAsia="Calibri" w:hAnsi="Calibri"/>
+                    </w:rPr>
+                  </w:r>
+                </w:p>
+              </w:tc>
+              <w:tc>
+                <w:tcPr>
+                  <w:tcW w:type="dxa" w:w="400"/>
+                  <w:tcBorders>
+                    <w:top w:val="single" w:color="1F2937" w:sz="6"/>
+                    <w:left w:val="single" w:color="1F2937" w:sz="6"/>
+                    <w:bottom w:val="single" w:color="1F2937" w:sz="6"/>
+                    <w:right w:val="single" w:color="1F2937" w:sz="6"/>
+                  </w:tcBorders>
+                  <w:shd w:fill="FFFFFF" w:color="auto" w:val="clear"/>
+                </w:tcPr>
+                <w:p>
+                  <w:r>
+                    <w:rPr>
+                      <w:color w:val="1F2937"/>
+                      <w:sz w:val="2"/>
+                      <w:szCs w:val="2"/>
+                      <w:rFonts w:ascii="Calibri" w:cs="Calibri" w:eastAsia="Calibri" w:hAnsi="Calibri"/>
+                    </w:rPr>
+                  </w:r>
+                </w:p>
+              </w:tc>
+              <w:tc>
+                <w:tcPr>
+                  <w:tcW w:type="dxa" w:w="400"/>
+                  <w:tcBorders>
+                    <w:top w:val="single" w:color="1F2937" w:sz="6"/>
+                    <w:left w:val="single" w:color="1F2937" w:sz="6"/>
+                    <w:bottom w:val="single" w:color="1F2937" w:sz="6"/>
+                    <w:right w:val="single" w:color="1F2937" w:sz="6"/>
+                  </w:tcBorders>
+                  <w:shd w:fill="009E60" w:color="auto" w:val="clear"/>
+                </w:tcPr>
+                <w:p>
+                  <w:r>
+                    <w:rPr>
+                      <w:color w:val="1F2937"/>
+                      <w:sz w:val="2"/>
+                      <w:szCs w:val="2"/>
+                      <w:rFonts w:ascii="Calibri" w:cs="Calibri" w:eastAsia="Calibri" w:hAnsi="Calibri"/>
+                    </w:rPr>
+                  </w:r>
+                </w:p>
+              </w:tc>
+            </w:tr>
+          </w:tbl>
+          <w:p/>
+        </w:tc>
+      </w:tr>
+    </w:tbl>
+    <w:p>
+      <w:pPr>
+        <w:pBdr>
+          <w:bottom w:val="single" w:color="A3A3A3" w:sz="4" w:space="1"/>
+        </w:pBdr>
+      </w:pPr>
+      <w:r>
+        <w:rPr>
+          <w:color w:val="1F2937"/>
+          <w:sz w:val="12"/>
+          <w:szCs w:val="12"/>
+          <w:rFonts w:ascii="Calibri" w:cs="Calibri" w:eastAsia="Calibri" w:hAnsi="Calibri"/>
+        </w:rPr>
+      </w:r>
+    </w:p>
+    <w:p>
+      <w:pPr>
         <w:spacing w:before="160"/>
         <w:ind w:left="360"/>
       </w:pPr>
@@ -5582,6 +6341,68 @@
           <w:szCs w:val="28"/>
           <w:rFonts w:ascii="Calibri" w:cs="Calibri" w:eastAsia="Calibri" w:hAnsi="Calibri"/>
         </w:rPr>
+        <w:t xml:space="preserve">AVANT LA GRANDE MARCHE DU 24 COCTOBRE ; EMMANUEL MACRON FACE UN ATTENTAT</w:t>
+      </w:r>
+    </w:p>
+    <w:p>
+      <w:pPr>
+        <w:ind w:left="720"/>
+      </w:pPr>
+      <w:r>
+        <w:rPr>
+          <w:color w:val="1F2937"/>
+          <w:sz w:val="26"/>
+          <w:szCs w:val="26"/>
+          <w:rFonts w:ascii="Calibri" w:cs="Calibri" w:eastAsia="Calibri" w:hAnsi="Calibri"/>
+        </w:rPr>
+        <w:t xml:space="preserve">▪  Source : </w:t>
+      </w:r>
+      <w:hyperlink w:history="1" r:id="rIdg6iewc6rziei3-v-rsn6n">
+        <w:r>
+          <w:rPr>
+            <w:u w:val="single"/>
+            <w:color w:val="1F6B5E"/>
+            <w:sz w:val="26"/>
+            <w:szCs w:val="26"/>
+            <w:rFonts w:ascii="Calibri" w:cs="Calibri" w:eastAsia="Calibri" w:hAnsi="Calibri"/>
+          </w:rPr>
+          <w:t xml:space="preserve">Linfodrome</w:t>
+        </w:r>
+      </w:hyperlink>
+      <w:r>
+        <w:rPr>
+          <w:color w:val="1F2937"/>
+          <w:sz w:val="26"/>
+          <w:szCs w:val="26"/>
+          <w:rFonts w:ascii="Calibri" w:cs="Calibri" w:eastAsia="Calibri" w:hAnsi="Calibri"/>
+        </w:rPr>
+        <w:t xml:space="preserve"> — 23 octobre 2026, 22 h UTC</w:t>
+      </w:r>
+    </w:p>
+    <w:p>
+      <w:pPr>
+        <w:spacing w:before="160"/>
+        <w:ind w:left="360"/>
+      </w:pPr>
+      <w:r>
+        <w:rPr>
+          <w:color w:val="1F6B5E"/>
+          <w:sz w:val="28"/>
+          <w:szCs w:val="28"/>
+          <w:rFonts w:ascii="Calibri" w:cs="Calibri" w:eastAsia="Calibri" w:hAnsi="Calibri"/>
+        </w:rPr>
+        <w:t xml:space="preserve">❑  </w:t>
+      </w:r>
+      <w:r>
+        <w:rPr>
+          <w:b/>
+          <w:bCs/>
+          <w:u w:val="single"/>
+          <w:color w:val="1F6B5E"/>
+          <w:sz w:val="28"/>
+          <w:szCs w:val="28"/>
+          <w:rFonts w:ascii="Calibri" w:cs="Calibri" w:eastAsia="Calibri" w:hAnsi="Calibri"/>
+        </w:rPr>
         <w:t xml:space="preserve">PRIX DU POISSON EN CÔTE D'IVOIRE - L'INTERPROFESSION PÊCHE SALUE LES MESURES GOUVERNEMENTALES ET PROMET DE NOUVELLES BAISSES</w:t>
       </w:r>
     </w:p>
@@ -5598,7 +6419,7 @@
         </w:rPr>
         <w:t xml:space="preserve">▪  Source : </w:t>
       </w:r>
-      <w:hyperlink w:history="1" r:id="rIdggsrve9nmopt8npdcxvrw">
+      <w:hyperlink w:history="1" r:id="rIdba4za7sdj2duamttnjuay">
         <w:r>
           <w:rPr>
             <w:u w:val="single"/>
@@ -5684,7 +6505,7 @@
                           </pic:cNvPicPr>
                         </pic:nvPicPr>
                         <pic:blipFill>
-                          <a:blip r:embed="rId9" cstate="none"/>
+                          <a:blip r:embed="rId10" cstate="none"/>
                           <a:srcRect/>
                           <a:stretch>
                             <a:fillRect/>
@@ -5920,7 +6741,7 @@
           <w:szCs w:val="22"/>
           <w:rFonts w:ascii="Calibri" w:cs="Calibri" w:eastAsia="Calibri" w:hAnsi="Calibri"/>
         </w:rPr>
-        <w:t xml:space="preserve">Indice de confiance : faible (incident vérifié le plus récent : 121 jours ; aucun signal du jour)</w:t>
+        <w:t xml:space="preserve">Indice de confiance : moyenne (incident vérifié le plus récent : 122 jours ; 1 signal du jour)</w:t>
       </w:r>
     </w:p>
     <w:tbl>
@@ -5966,7 +6787,7 @@
                 <w:szCs w:val="40"/>
                 <w:rFonts w:ascii="Arial Narrow" w:cs="Arial Narrow" w:eastAsia="Arial Narrow" w:hAnsi="Arial Narrow"/>
               </w:rPr>
-              <w:t xml:space="preserve">Une promesse d’échange d’iPhone vire au meurtre présumé d’une jeune fille</w:t>
+              <w:t xml:space="preserve">Rétablissement de la peine de mort pour crimes économiques au Burkina : Et si c’était au Togo</w:t>
             </w:r>
           </w:p>
           <w:p>
@@ -5993,7 +6814,7 @@
                 <w:szCs w:val="26"/>
                 <w:rFonts w:ascii="Calibri" w:cs="Calibri" w:eastAsia="Calibri" w:hAnsi="Calibri"/>
               </w:rPr>
-              <w:t xml:space="preserve">Fait rapporté le mercredi 28 octobre 2026. Lieu : Burkina Faso. Actualité économique. Une seule source à ce stade (Wakat Sera) : à confirmer par un second média.</w:t>
+              <w:t xml:space="preserve">Fait rapporté le jeudi 29 octobre 2026. Lieu : Burkina Faso. Actualité politique. Repris par 2 médias distincts (Icilome, Togo Actualite) : le fait est recoupé.</w:t>
             </w:r>
           </w:p>
           <w:p>
@@ -6025,7 +6846,7 @@
                 <w:szCs w:val="26"/>
                 <w:rFonts w:ascii="Calibri" w:cs="Calibri" w:eastAsia="Calibri" w:hAnsi="Calibri"/>
               </w:rPr>
-              <w:t xml:space="preserve">Wakat Sera : </w:t>
+              <w:t xml:space="preserve">Icilome : </w:t>
             </w:r>
             <w:r>
               <w:rPr>
@@ -6036,7 +6857,7 @@
                 <w:szCs w:val="26"/>
                 <w:rFonts w:ascii="Calibri" w:cs="Calibri" w:eastAsia="Calibri" w:hAnsi="Calibri"/>
               </w:rPr>
-              <w:t xml:space="preserve">« Attirée par la promesse d’échanger son iPhone 12 contre un iPhone 13, une jeune fille de 18 ans a été tuée à Gonzagueville, dans la commune de Port-Bouët. »</w:t>
+              <w:t xml:space="preserve">« Le Burkina Faso a officiellement rétabli la peine de mort le 20 octobre 2026, lors de l’adoption à l’unanimité d’un nouveau Code pénal par l’Assemblée législative de la transition. »</w:t>
             </w:r>
           </w:p>
           <w:p>
@@ -6063,7 +6884,7 @@
                 <w:szCs w:val="26"/>
                 <w:rFonts w:ascii="Calibri" w:cs="Calibri" w:eastAsia="Calibri" w:hAnsi="Calibri"/>
               </w:rPr>
-              <w:t xml:space="preserve">Incidence possible sur l'environnement des affaires, les approvisionnements et la sûreté des opérations.</w:t>
+              <w:t xml:space="preserve">Évolution du cadre juridique et sécuritaire : à intégrer à l'analyse pays et à la sensibilisation des personnels expatriés et locaux.</w:t>
             </w:r>
           </w:p>
           <w:p>
@@ -6079,7 +6900,7 @@
                 <w:szCs w:val="26"/>
                 <w:rFonts w:ascii="Calibri" w:cs="Calibri" w:eastAsia="Calibri" w:hAnsi="Calibri"/>
               </w:rPr>
-              <w:t xml:space="preserve">Source : </w:t>
+              <w:t xml:space="preserve">Sources : </w:t>
             </w:r>
             <w:r>
               <w:rPr>
@@ -6089,7 +6910,7 @@
                 <w:rFonts w:ascii="Calibri" w:cs="Calibri" w:eastAsia="Calibri" w:hAnsi="Calibri"/>
               </w:rPr>
             </w:r>
-            <w:hyperlink w:history="1" r:id="rIdihvkl85xee8vkbfldpkfb">
+            <w:hyperlink w:history="1" r:id="rId_jww5wuynnoxsmfuuvu94">
               <w:r>
                 <w:rPr>
                   <w:u w:val="single"/>
@@ -6098,7 +6919,7 @@
                   <w:szCs w:val="26"/>
                   <w:rFonts w:ascii="Calibri" w:cs="Calibri" w:eastAsia="Calibri" w:hAnsi="Calibri"/>
                 </w:rPr>
-                <w:t xml:space="preserve">Wakat Sera</w:t>
+                <w:t xml:space="preserve">Icilome</w:t>
               </w:r>
             </w:hyperlink>
             <w:r>
@@ -6108,7 +6929,28 @@
                 <w:szCs w:val="26"/>
                 <w:rFonts w:ascii="Calibri" w:cs="Calibri" w:eastAsia="Calibri" w:hAnsi="Calibri"/>
               </w:rPr>
-              <w:t xml:space="preserve"> — 28 octobre 2026, 16 h UTC</w:t>
+              <w:t xml:space="preserve"> · </w:t>
+            </w:r>
+            <w:hyperlink w:history="1" r:id="rIdsnqxjnatzfychbdl2l0qe">
+              <w:r>
+                <w:rPr>
+                  <w:u w:val="single"/>
+                  <w:color w:val="1F6B5E"/>
+                  <w:sz w:val="26"/>
+                  <w:szCs w:val="26"/>
+                  <w:rFonts w:ascii="Calibri" w:cs="Calibri" w:eastAsia="Calibri" w:hAnsi="Calibri"/>
+                </w:rPr>
+                <w:t xml:space="preserve">Togo Actualite</w:t>
+              </w:r>
+            </w:hyperlink>
+            <w:r>
+              <w:rPr>
+                <w:color w:val="1F2937"/>
+                <w:sz w:val="26"/>
+                <w:szCs w:val="26"/>
+                <w:rFonts w:ascii="Calibri" w:cs="Calibri" w:eastAsia="Calibri" w:hAnsi="Calibri"/>
+              </w:rPr>
+              <w:t xml:space="preserve"> — 29 octobre 2026, 12 h UTC</w:t>
             </w:r>
             <w:r>
               <w:rPr>
@@ -6119,7 +6961,7 @@
                 <w:szCs w:val="26"/>
                 <w:rFonts w:ascii="Calibri" w:cs="Calibri" w:eastAsia="Calibri" w:hAnsi="Calibri"/>
               </w:rPr>
-              <w:t xml:space="preserve">   ·   Cotation : Probable</w:t>
+              <w:t xml:space="preserve">   ·   Cotation : Confirmé</w:t>
             </w:r>
           </w:p>
         </w:tc>
@@ -6141,7 +6983,7 @@
             <w:r>
               <w:drawing>
                 <wp:inline distT="0" distB="0" distL="0" distR="0">
-                  <wp:extent cx="2590800" cy="2857500"/>
+                  <wp:extent cx="3810000" cy="2381250"/>
                   <wp:effectExtent t="0" r="0" b="0" l="0"/>
                   <wp:docPr id="1" name="" descr="" title=""/>
                   <wp:cNvGraphicFramePr>
@@ -6157,7 +6999,7 @@
                           </pic:cNvPicPr>
                         </pic:nvPicPr>
                         <pic:blipFill>
-                          <a:blip r:embed="rId10" cstate="none"/>
+                          <a:blip r:embed="rId11" cstate="none"/>
                           <a:srcRect/>
                           <a:stretch>
                             <a:fillRect/>
@@ -6166,7 +7008,7 @@
                         <pic:spPr bwMode="auto">
                           <a:xfrm>
                             <a:off x="0" y="0"/>
-                            <a:ext cx="2590800" cy="2857500"/>
+                            <a:ext cx="3810000" cy="2381250"/>
                           </a:xfrm>
                           <a:prstGeom prst="rect">
                             <a:avLst/>
@@ -6183,7 +7025,7 @@
             <w:pPr>
               <w:jc w:val="right"/>
             </w:pPr>
-            <w:hyperlink w:history="1" r:id="rIdmki6erjha6cni_q7dmmya">
+            <w:hyperlink w:history="1" r:id="rIdo27dxnl5wfwkugipp1qrt">
               <w:r>
                 <w:rPr>
                   <w:u w:val="single"/>
@@ -6192,7 +7034,7 @@
                   <w:szCs w:val="16"/>
                   <w:rFonts w:ascii="Calibri" w:cs="Calibri" w:eastAsia="Calibri" w:hAnsi="Calibri"/>
                 </w:rPr>
-                <w:t xml:space="preserve">Photo : © wakatsera.com</w:t>
+                <w:t xml:space="preserve">Photo : © icilome.com</w:t>
               </w:r>
             </w:hyperlink>
           </w:p>
@@ -6404,6 +7246,79 @@
           <w:szCs w:val="28"/>
           <w:rFonts w:ascii="Calibri" w:cs="Calibri" w:eastAsia="Calibri" w:hAnsi="Calibri"/>
         </w:rPr>
+        <w:t xml:space="preserve">UNE PROMESSE D’ÉCHANGE D’IPHONE VIRE AU MEURTRE PRÉSUMÉ D’UNE JEUNE FILLE</w:t>
+      </w:r>
+    </w:p>
+    <w:p>
+      <w:pPr>
+        <w:ind w:left="720"/>
+      </w:pPr>
+      <w:r>
+        <w:rPr>
+          <w:color w:val="1F2937"/>
+          <w:sz w:val="26"/>
+          <w:szCs w:val="26"/>
+          <w:rFonts w:ascii="Calibri" w:cs="Calibri" w:eastAsia="Calibri" w:hAnsi="Calibri"/>
+        </w:rPr>
+        <w:t xml:space="preserve">▪  Source : </w:t>
+      </w:r>
+      <w:hyperlink w:history="1" r:id="rId7-6z4m3o5l5g03esognuw">
+        <w:r>
+          <w:rPr>
+            <w:u w:val="single"/>
+            <w:color w:val="1F6B5E"/>
+            <w:sz w:val="26"/>
+            <w:szCs w:val="26"/>
+            <w:rFonts w:ascii="Calibri" w:cs="Calibri" w:eastAsia="Calibri" w:hAnsi="Calibri"/>
+          </w:rPr>
+          <w:t xml:space="preserve">Wakat Sera</w:t>
+        </w:r>
+      </w:hyperlink>
+      <w:r>
+        <w:rPr>
+          <w:color w:val="1F2937"/>
+          <w:sz w:val="26"/>
+          <w:szCs w:val="26"/>
+          <w:rFonts w:ascii="Calibri" w:cs="Calibri" w:eastAsia="Calibri" w:hAnsi="Calibri"/>
+        </w:rPr>
+        <w:t xml:space="preserve"> — 28 octobre 2026, 16 h UTC</w:t>
+      </w:r>
+      <w:r>
+        <w:rPr>
+          <w:b/>
+          <w:bCs/>
+          <w:color w:val="1F2937"/>
+          <w:sz w:val="26"/>
+          <w:szCs w:val="26"/>
+          <w:rFonts w:ascii="Calibri" w:cs="Calibri" w:eastAsia="Calibri" w:hAnsi="Calibri"/>
+        </w:rPr>
+        <w:t xml:space="preserve">   ·   Cotation : Probable</w:t>
+      </w:r>
+    </w:p>
+    <w:p>
+      <w:pPr>
+        <w:spacing w:before="160"/>
+        <w:ind w:left="360"/>
+      </w:pPr>
+      <w:r>
+        <w:rPr>
+          <w:color w:val="1F6B5E"/>
+          <w:sz w:val="28"/>
+          <w:szCs w:val="28"/>
+          <w:rFonts w:ascii="Calibri" w:cs="Calibri" w:eastAsia="Calibri" w:hAnsi="Calibri"/>
+        </w:rPr>
+        <w:t xml:space="preserve">❑  </w:t>
+      </w:r>
+      <w:r>
+        <w:rPr>
+          <w:b/>
+          <w:bCs/>
+          <w:u w:val="single"/>
+          <w:color w:val="1F6B5E"/>
+          <w:sz w:val="28"/>
+          <w:szCs w:val="28"/>
+          <w:rFonts w:ascii="Calibri" w:cs="Calibri" w:eastAsia="Calibri" w:hAnsi="Calibri"/>
+        </w:rPr>
         <w:t xml:space="preserve">LA PEINE DE MORT RÉINTRODUITE POUR CERTAINS CRIMES DANS LE NOUVEAU CODE PÉNAL</w:t>
       </w:r>
     </w:p>
@@ -6420,7 +7335,7 @@
         </w:rPr>
         <w:t xml:space="preserve">▪  Source : </w:t>
       </w:r>
-      <w:hyperlink w:history="1" r:id="rIdscs3k6vlfczrpaqfjcshp">
+      <w:hyperlink w:history="1" r:id="rIdudpf2muxfujzivo17edgk">
         <w:r>
           <w:rPr>
             <w:u w:val="single"/>
@@ -6493,7 +7408,7 @@
         </w:rPr>
         <w:t xml:space="preserve">▪  Sources : </w:t>
       </w:r>
-      <w:hyperlink w:history="1" r:id="rIdb5uqzkjuqfvj0ilvg2hkm">
+      <w:hyperlink w:history="1" r:id="rIdcwc-6wv6ujgpuypnueoc4">
         <w:r>
           <w:rPr>
             <w:u w:val="single"/>
@@ -6550,7 +7465,7 @@
           <w:szCs w:val="28"/>
           <w:rFonts w:ascii="Calibri" w:cs="Calibri" w:eastAsia="Calibri" w:hAnsi="Calibri"/>
         </w:rPr>
-        <w:t xml:space="preserve">LE MGDP ACCUEILLE LA 2E SESSION DU COMITÉ MIXTE DE SUIVI DE LA COOPÉRATION MILITAIRE ET TECHNIQUE ÉGYPTE–BURKINA FASO</w:t>
+        <w:t xml:space="preserve">COOPÉRATION MILITAIRE: OUVERTURE DE LA DEUXIÈME SESSION DE COMITÉ MIXTE DE SUIVI BURKINA FASO-EGYPTE</w:t>
       </w:r>
     </w:p>
     <w:p>
@@ -6564,9 +7479,9 @@
           <w:szCs w:val="26"/>
           <w:rFonts w:ascii="Calibri" w:cs="Calibri" w:eastAsia="Calibri" w:hAnsi="Calibri"/>
         </w:rPr>
-        <w:t xml:space="preserve">▪  Source : </w:t>
-      </w:r>
-      <w:hyperlink w:history="1" r:id="rIdqkchefdbszx0hpf8wnisq">
+        <w:t xml:space="preserve">▪  Sources : </w:t>
+      </w:r>
+      <w:hyperlink w:history="1" r:id="rIdxjz11dgyxa1rwcmkrjgku">
         <w:r>
           <w:rPr>
             <w:u w:val="single"/>
@@ -6575,7 +7490,7 @@
             <w:szCs w:val="26"/>
             <w:rFonts w:ascii="Calibri" w:cs="Calibri" w:eastAsia="Calibri" w:hAnsi="Calibri"/>
           </w:rPr>
-          <w:t xml:space="preserve">Burkina24</w:t>
+          <w:t xml:space="preserve">Wakat Sera · Burkina24</w:t>
         </w:r>
       </w:hyperlink>
       <w:r>
@@ -6585,7 +7500,7 @@
           <w:szCs w:val="26"/>
           <w:rFonts w:ascii="Calibri" w:cs="Calibri" w:eastAsia="Calibri" w:hAnsi="Calibri"/>
         </w:rPr>
-        <w:t xml:space="preserve"> — 28 octobre 2026, 19 h UTC</w:t>
+        <w:t xml:space="preserve"> — 29 octobre 2026, 12 h UTC</w:t>
       </w:r>
       <w:r>
         <w:rPr>
@@ -6596,7 +7511,7 @@
           <w:szCs w:val="26"/>
           <w:rFonts w:ascii="Calibri" w:cs="Calibri" w:eastAsia="Calibri" w:hAnsi="Calibri"/>
         </w:rPr>
-        <w:t xml:space="preserve">   ·   Cotation : Probable</w:t>
+        <w:t xml:space="preserve">   ·   Cotation : Confirmé</w:t>
       </w:r>
     </w:p>
     <w:p>
@@ -6623,7 +7538,7 @@
           <w:szCs w:val="28"/>
           <w:rFonts w:ascii="Calibri" w:cs="Calibri" w:eastAsia="Calibri" w:hAnsi="Calibri"/>
         </w:rPr>
-        <w:t xml:space="preserve">CLIMAT ET SÉCURITÉ AU SAHEL : LE BURKINA FASO PASSE À L’ACTION POUR SA STRATÉGIE NATIONALE</w:t>
+        <w:t xml:space="preserve">RÉSULTATS PROVISOIRES : AVIS D’APPEL À MANIFESTATION D’INTÉRÊT N02026-025/A2N-CAM/10 POUR LA CONSTITUTION D’UNE LISTE RESTREINTE DE CABINETS QUALIFIÉS EN SERVICES DE CONSULTANCE POUR LA CONDUITE DU DIAGNOSTIC, LA MISE EN CONFORMITÉ ET LA MODERNISATION DES PRATIQUES EN RESSOURCES HUMAINES DE L’ ASSOCIATION NODDE NOOTO (A2N)</w:t>
       </w:r>
     </w:p>
     <w:p>
@@ -6639,7 +7554,7 @@
         </w:rPr>
         <w:t xml:space="preserve">▪  Source : </w:t>
       </w:r>
-      <w:hyperlink w:history="1" r:id="rIdzy4ciziayihcnbd7a7hwn">
+      <w:hyperlink w:history="1" r:id="rIdkh6crju1duh79w7w_bcdv">
         <w:r>
           <w:rPr>
             <w:u w:val="single"/>
@@ -6658,7 +7573,7 @@
           <w:szCs w:val="26"/>
           <w:rFonts w:ascii="Calibri" w:cs="Calibri" w:eastAsia="Calibri" w:hAnsi="Calibri"/>
         </w:rPr>
-        <w:t xml:space="preserve"> — 28 octobre 2026, 16 h UTC</w:t>
+        <w:t xml:space="preserve"> — 29 octobre 2026, 12 h UTC</w:t>
       </w:r>
       <w:r>
         <w:rPr>
@@ -6670,79 +7585,6 @@
           <w:rFonts w:ascii="Calibri" w:cs="Calibri" w:eastAsia="Calibri" w:hAnsi="Calibri"/>
         </w:rPr>
         <w:t xml:space="preserve">   ·   Cotation : Non confirmé</w:t>
-      </w:r>
-    </w:p>
-    <w:p>
-      <w:pPr>
-        <w:spacing w:before="160"/>
-        <w:ind w:left="360"/>
-      </w:pPr>
-      <w:r>
-        <w:rPr>
-          <w:color w:val="1F6B5E"/>
-          <w:sz w:val="28"/>
-          <w:szCs w:val="28"/>
-          <w:rFonts w:ascii="Calibri" w:cs="Calibri" w:eastAsia="Calibri" w:hAnsi="Calibri"/>
-        </w:rPr>
-        <w:t xml:space="preserve">❑  </w:t>
-      </w:r>
-      <w:r>
-        <w:rPr>
-          <w:b/>
-          <w:bCs/>
-          <w:u w:val="single"/>
-          <w:color w:val="1F6B5E"/>
-          <w:sz w:val="28"/>
-          <w:szCs w:val="28"/>
-          <w:rFonts w:ascii="Calibri" w:cs="Calibri" w:eastAsia="Calibri" w:hAnsi="Calibri"/>
-        </w:rPr>
-        <w:t xml:space="preserve">CLIMAT-PAIX-SÉCURITÉ : LE BURKINA FASO MISE SUR UNE MEILLEURE COORDINATION DES ACTEURS</w:t>
-      </w:r>
-    </w:p>
-    <w:p>
-      <w:pPr>
-        <w:ind w:left="720"/>
-      </w:pPr>
-      <w:r>
-        <w:rPr>
-          <w:color w:val="1F2937"/>
-          <w:sz w:val="26"/>
-          <w:szCs w:val="26"/>
-          <w:rFonts w:ascii="Calibri" w:cs="Calibri" w:eastAsia="Calibri" w:hAnsi="Calibri"/>
-        </w:rPr>
-        <w:t xml:space="preserve">▪  Source : </w:t>
-      </w:r>
-      <w:hyperlink w:history="1" r:id="rIdudvnycincce-wzxa1kuly">
-        <w:r>
-          <w:rPr>
-            <w:u w:val="single"/>
-            <w:color w:val="1F6B5E"/>
-            <w:sz w:val="26"/>
-            <w:szCs w:val="26"/>
-            <w:rFonts w:ascii="Calibri" w:cs="Calibri" w:eastAsia="Calibri" w:hAnsi="Calibri"/>
-          </w:rPr>
-          <w:t xml:space="preserve">Burkina24</w:t>
-        </w:r>
-      </w:hyperlink>
-      <w:r>
-        <w:rPr>
-          <w:color w:val="1F2937"/>
-          <w:sz w:val="26"/>
-          <w:szCs w:val="26"/>
-          <w:rFonts w:ascii="Calibri" w:cs="Calibri" w:eastAsia="Calibri" w:hAnsi="Calibri"/>
-        </w:rPr>
-        <w:t xml:space="preserve"> — 28 octobre 2026, 12 h UTC</w:t>
-      </w:r>
-      <w:r>
-        <w:rPr>
-          <w:b/>
-          <w:bCs/>
-          <w:color w:val="1F2937"/>
-          <w:sz w:val="26"/>
-          <w:szCs w:val="26"/>
-          <w:rFonts w:ascii="Calibri" w:cs="Calibri" w:eastAsia="Calibri" w:hAnsi="Calibri"/>
-        </w:rPr>
-        <w:t xml:space="preserve">   ·   Cotation : Probable</w:t>
       </w:r>
     </w:p>
     <w:p>
@@ -6950,7 +7792,7 @@
           <w:szCs w:val="28"/>
           <w:rFonts w:ascii="Calibri" w:cs="Calibri" w:eastAsia="Calibri" w:hAnsi="Calibri"/>
         </w:rPr>
-        <w:t xml:space="preserve">ENTREPRENEURIAT FÉMININ À KORSIMORO : LE COMBAT INSPIRANT DES FEMMES POUR L’AUTONOMIE FINANCIÈRE</w:t>
+        <w:t xml:space="preserve">CLIMAT ET SÉCURITÉ AU SAHEL : LE BURKINA FASO PASSE À L’ACTION POUR SA STRATÉGIE NATIONALE</w:t>
       </w:r>
     </w:p>
     <w:p>
@@ -6966,7 +7808,80 @@
         </w:rPr>
         <w:t xml:space="preserve">▪  Source : </w:t>
       </w:r>
-      <w:hyperlink w:history="1" r:id="rIdts_wo9_pdlz5ivw-l7uyk">
+      <w:hyperlink w:history="1" r:id="rIdpt551co75ohpziuekzm1p">
+        <w:r>
+          <w:rPr>
+            <w:u w:val="single"/>
+            <w:color w:val="1F6B5E"/>
+            <w:sz w:val="26"/>
+            <w:szCs w:val="26"/>
+            <w:rFonts w:ascii="Calibri" w:cs="Calibri" w:eastAsia="Calibri" w:hAnsi="Calibri"/>
+          </w:rPr>
+          <w:t xml:space="preserve">Faso7</w:t>
+        </w:r>
+      </w:hyperlink>
+      <w:r>
+        <w:rPr>
+          <w:color w:val="1F2937"/>
+          <w:sz w:val="26"/>
+          <w:szCs w:val="26"/>
+          <w:rFonts w:ascii="Calibri" w:cs="Calibri" w:eastAsia="Calibri" w:hAnsi="Calibri"/>
+        </w:rPr>
+        <w:t xml:space="preserve"> — 28 octobre 2026, 16 h UTC</w:t>
+      </w:r>
+      <w:r>
+        <w:rPr>
+          <w:b/>
+          <w:bCs/>
+          <w:color w:val="1F2937"/>
+          <w:sz w:val="26"/>
+          <w:szCs w:val="26"/>
+          <w:rFonts w:ascii="Calibri" w:cs="Calibri" w:eastAsia="Calibri" w:hAnsi="Calibri"/>
+        </w:rPr>
+        <w:t xml:space="preserve">   ·   Cotation : Non confirmé</w:t>
+      </w:r>
+    </w:p>
+    <w:p>
+      <w:pPr>
+        <w:spacing w:before="160"/>
+        <w:ind w:left="360"/>
+      </w:pPr>
+      <w:r>
+        <w:rPr>
+          <w:color w:val="1F6B5E"/>
+          <w:sz w:val="28"/>
+          <w:szCs w:val="28"/>
+          <w:rFonts w:ascii="Calibri" w:cs="Calibri" w:eastAsia="Calibri" w:hAnsi="Calibri"/>
+        </w:rPr>
+        <w:t xml:space="preserve">❑  </w:t>
+      </w:r>
+      <w:r>
+        <w:rPr>
+          <w:b/>
+          <w:bCs/>
+          <w:u w:val="single"/>
+          <w:color w:val="1F6B5E"/>
+          <w:sz w:val="28"/>
+          <w:szCs w:val="28"/>
+          <w:rFonts w:ascii="Calibri" w:cs="Calibri" w:eastAsia="Calibri" w:hAnsi="Calibri"/>
+        </w:rPr>
+        <w:t xml:space="preserve">CLIMAT-PAIX-SÉCURITÉ : LE BURKINA FASO MISE SUR UNE MEILLEURE COORDINATION DES ACTEURS</w:t>
+      </w:r>
+    </w:p>
+    <w:p>
+      <w:pPr>
+        <w:ind w:left="720"/>
+      </w:pPr>
+      <w:r>
+        <w:rPr>
+          <w:color w:val="1F2937"/>
+          <w:sz w:val="26"/>
+          <w:szCs w:val="26"/>
+          <w:rFonts w:ascii="Calibri" w:cs="Calibri" w:eastAsia="Calibri" w:hAnsi="Calibri"/>
+        </w:rPr>
+        <w:t xml:space="preserve">▪  Source : </w:t>
+      </w:r>
+      <w:hyperlink w:history="1" r:id="rIddcj33iibub9n5tdkw-exk">
         <w:r>
           <w:rPr>
             <w:u w:val="single"/>
@@ -6985,7 +7900,7 @@
           <w:szCs w:val="26"/>
           <w:rFonts w:ascii="Calibri" w:cs="Calibri" w:eastAsia="Calibri" w:hAnsi="Calibri"/>
         </w:rPr>
-        <w:t xml:space="preserve"> — 28 octobre 2026, 8 h UTC</w:t>
+        <w:t xml:space="preserve"> — 28 octobre 2026, 12 h UTC</w:t>
       </w:r>
       <w:r>
         <w:rPr>
@@ -7023,6 +7938,79 @@
           <w:szCs w:val="28"/>
           <w:rFonts w:ascii="Calibri" w:cs="Calibri" w:eastAsia="Calibri" w:hAnsi="Calibri"/>
         </w:rPr>
+        <w:t xml:space="preserve">ENTREPRENEURIAT FÉMININ À KORSIMORO : LE COMBAT INSPIRANT DES FEMMES POUR L’AUTONOMIE FINANCIÈRE</w:t>
+      </w:r>
+    </w:p>
+    <w:p>
+      <w:pPr>
+        <w:ind w:left="720"/>
+      </w:pPr>
+      <w:r>
+        <w:rPr>
+          <w:color w:val="1F2937"/>
+          <w:sz w:val="26"/>
+          <w:szCs w:val="26"/>
+          <w:rFonts w:ascii="Calibri" w:cs="Calibri" w:eastAsia="Calibri" w:hAnsi="Calibri"/>
+        </w:rPr>
+        <w:t xml:space="preserve">▪  Source : </w:t>
+      </w:r>
+      <w:hyperlink w:history="1" r:id="rIdxkzb2j-lpb_6ouakwh782">
+        <w:r>
+          <w:rPr>
+            <w:u w:val="single"/>
+            <w:color w:val="1F6B5E"/>
+            <w:sz w:val="26"/>
+            <w:szCs w:val="26"/>
+            <w:rFonts w:ascii="Calibri" w:cs="Calibri" w:eastAsia="Calibri" w:hAnsi="Calibri"/>
+          </w:rPr>
+          <w:t xml:space="preserve">Burkina24</w:t>
+        </w:r>
+      </w:hyperlink>
+      <w:r>
+        <w:rPr>
+          <w:color w:val="1F2937"/>
+          <w:sz w:val="26"/>
+          <w:szCs w:val="26"/>
+          <w:rFonts w:ascii="Calibri" w:cs="Calibri" w:eastAsia="Calibri" w:hAnsi="Calibri"/>
+        </w:rPr>
+        <w:t xml:space="preserve"> — 28 octobre 2026, 8 h UTC</w:t>
+      </w:r>
+      <w:r>
+        <w:rPr>
+          <w:b/>
+          <w:bCs/>
+          <w:color w:val="1F2937"/>
+          <w:sz w:val="26"/>
+          <w:szCs w:val="26"/>
+          <w:rFonts w:ascii="Calibri" w:cs="Calibri" w:eastAsia="Calibri" w:hAnsi="Calibri"/>
+        </w:rPr>
+        <w:t xml:space="preserve">   ·   Cotation : Probable</w:t>
+      </w:r>
+    </w:p>
+    <w:p>
+      <w:pPr>
+        <w:spacing w:before="160"/>
+        <w:ind w:left="360"/>
+      </w:pPr>
+      <w:r>
+        <w:rPr>
+          <w:color w:val="1F6B5E"/>
+          <w:sz w:val="28"/>
+          <w:szCs w:val="28"/>
+          <w:rFonts w:ascii="Calibri" w:cs="Calibri" w:eastAsia="Calibri" w:hAnsi="Calibri"/>
+        </w:rPr>
+        <w:t xml:space="preserve">❑  </w:t>
+      </w:r>
+      <w:r>
+        <w:rPr>
+          <w:b/>
+          <w:bCs/>
+          <w:u w:val="single"/>
+          <w:color w:val="1F6B5E"/>
+          <w:sz w:val="28"/>
+          <w:szCs w:val="28"/>
+          <w:rFonts w:ascii="Calibri" w:cs="Calibri" w:eastAsia="Calibri" w:hAnsi="Calibri"/>
+        </w:rPr>
         <w:t xml:space="preserve">SÉCURITÉ NUMÉRIQUE AU BURKINA : LA BCLCC LANCE LA 2ᵉ SEMAINE NATIONALE DE LUTTE CONTRE LA CYBERCRIMINALITÉ</w:t>
       </w:r>
     </w:p>
@@ -7039,7 +8027,7 @@
         </w:rPr>
         <w:t xml:space="preserve">▪  Source : </w:t>
       </w:r>
-      <w:hyperlink w:history="1" r:id="rIdopnjvjs5lphqwe6hd7vop">
+      <w:hyperlink w:history="1" r:id="rIdyclg4kyhbe7dztbfz5gyo">
         <w:r>
           <w:rPr>
             <w:u w:val="single"/>
@@ -7059,130 +8047,6 @@
           <w:rFonts w:ascii="Calibri" w:cs="Calibri" w:eastAsia="Calibri" w:hAnsi="Calibri"/>
         </w:rPr>
         <w:t xml:space="preserve"> — 24 octobre 2026, 13 h UTC</w:t>
-      </w:r>
-    </w:p>
-    <w:p>
-      <w:pPr>
-        <w:spacing w:before="160"/>
-        <w:ind w:left="360"/>
-      </w:pPr>
-      <w:r>
-        <w:rPr>
-          <w:color w:val="1F6B5E"/>
-          <w:sz w:val="28"/>
-          <w:szCs w:val="28"/>
-          <w:rFonts w:ascii="Calibri" w:cs="Calibri" w:eastAsia="Calibri" w:hAnsi="Calibri"/>
-        </w:rPr>
-        <w:t xml:space="preserve">❑  </w:t>
-      </w:r>
-      <w:r>
-        <w:rPr>
-          <w:b/>
-          <w:bCs/>
-          <w:u w:val="single"/>
-          <w:color w:val="1F6B5E"/>
-          <w:sz w:val="28"/>
-          <w:szCs w:val="28"/>
-          <w:rFonts w:ascii="Calibri" w:cs="Calibri" w:eastAsia="Calibri" w:hAnsi="Calibri"/>
-        </w:rPr>
-        <w:t xml:space="preserve">COOPÉRATION: LE MINISTRE DE LA SÉCURITÉ REÇOIT UNE DÉLÉGATION DE L’UICN</w:t>
-      </w:r>
-    </w:p>
-    <w:p>
-      <w:pPr>
-        <w:ind w:left="720"/>
-      </w:pPr>
-      <w:r>
-        <w:rPr>
-          <w:color w:val="1F2937"/>
-          <w:sz w:val="26"/>
-          <w:szCs w:val="26"/>
-          <w:rFonts w:ascii="Calibri" w:cs="Calibri" w:eastAsia="Calibri" w:hAnsi="Calibri"/>
-        </w:rPr>
-        <w:t xml:space="preserve">▪  Source : </w:t>
-      </w:r>
-      <w:hyperlink w:history="1" r:id="rIdpo_8l_poqer5gudwmqbmp">
-        <w:r>
-          <w:rPr>
-            <w:u w:val="single"/>
-            <w:color w:val="1F6B5E"/>
-            <w:sz w:val="26"/>
-            <w:szCs w:val="26"/>
-            <w:rFonts w:ascii="Calibri" w:cs="Calibri" w:eastAsia="Calibri" w:hAnsi="Calibri"/>
-          </w:rPr>
-          <w:t xml:space="preserve">Wakat Sera</w:t>
-        </w:r>
-      </w:hyperlink>
-      <w:r>
-        <w:rPr>
-          <w:color w:val="1F2937"/>
-          <w:sz w:val="26"/>
-          <w:szCs w:val="26"/>
-          <w:rFonts w:ascii="Calibri" w:cs="Calibri" w:eastAsia="Calibri" w:hAnsi="Calibri"/>
-        </w:rPr>
-        <w:t xml:space="preserve"> — 24 octobre 2026, 12 h UTC</w:t>
-      </w:r>
-    </w:p>
-    <w:p>
-      <w:pPr>
-        <w:spacing w:before="160"/>
-        <w:ind w:left="360"/>
-      </w:pPr>
-      <w:r>
-        <w:rPr>
-          <w:color w:val="1F6B5E"/>
-          <w:sz w:val="28"/>
-          <w:szCs w:val="28"/>
-          <w:rFonts w:ascii="Calibri" w:cs="Calibri" w:eastAsia="Calibri" w:hAnsi="Calibri"/>
-        </w:rPr>
-        <w:t xml:space="preserve">❑  </w:t>
-      </w:r>
-      <w:r>
-        <w:rPr>
-          <w:b/>
-          <w:bCs/>
-          <w:u w:val="single"/>
-          <w:color w:val="1F6B5E"/>
-          <w:sz w:val="28"/>
-          <w:szCs w:val="28"/>
-          <w:rFonts w:ascii="Calibri" w:cs="Calibri" w:eastAsia="Calibri" w:hAnsi="Calibri"/>
-        </w:rPr>
-        <w:t xml:space="preserve">CONSTRUCTION AU BURKINA FASO : L’ORDRE DES INGÉNIEURS ALERTE SUR LES RISQUES LIÉS AUX FAUX PROFESSIONNELS</w:t>
-      </w:r>
-    </w:p>
-    <w:p>
-      <w:pPr>
-        <w:ind w:left="720"/>
-      </w:pPr>
-      <w:r>
-        <w:rPr>
-          <w:color w:val="1F2937"/>
-          <w:sz w:val="26"/>
-          <w:szCs w:val="26"/>
-          <w:rFonts w:ascii="Calibri" w:cs="Calibri" w:eastAsia="Calibri" w:hAnsi="Calibri"/>
-        </w:rPr>
-        <w:t xml:space="preserve">▪  Source : </w:t>
-      </w:r>
-      <w:hyperlink w:history="1" r:id="rIddapxki1ew3gllwkcmfkes">
-        <w:r>
-          <w:rPr>
-            <w:u w:val="single"/>
-            <w:color w:val="1F6B5E"/>
-            <w:sz w:val="26"/>
-            <w:szCs w:val="26"/>
-            <w:rFonts w:ascii="Calibri" w:cs="Calibri" w:eastAsia="Calibri" w:hAnsi="Calibri"/>
-          </w:rPr>
-          <w:t xml:space="preserve">Faso7</w:t>
-        </w:r>
-      </w:hyperlink>
-      <w:r>
-        <w:rPr>
-          <w:color w:val="1F2937"/>
-          <w:sz w:val="26"/>
-          <w:szCs w:val="26"/>
-          <w:rFonts w:ascii="Calibri" w:cs="Calibri" w:eastAsia="Calibri" w:hAnsi="Calibri"/>
-        </w:rPr>
-        <w:t xml:space="preserve"> — 23 octobre 2026, 14 h UTC</w:t>
       </w:r>
     </w:p>
     <w:p>
@@ -7398,7 +8262,7 @@
           <w:szCs w:val="22"/>
           <w:rFonts w:ascii="Calibri" w:cs="Calibri" w:eastAsia="Calibri" w:hAnsi="Calibri"/>
         </w:rPr>
-        <w:t xml:space="preserve">Indice de confiance : moyenne (incident vérifié le plus récent : 122 jours ; 2 signaux du jour)</w:t>
+        <w:t xml:space="preserve">Indice de confiance : moyenne (incident vérifié le plus récent : 123 jours ; 5 signaux du jour)</w:t>
       </w:r>
     </w:p>
     <w:tbl>
@@ -7444,7 +8308,7 @@
                 <w:szCs w:val="40"/>
                 <w:rFonts w:ascii="Arial Narrow" w:cs="Arial Narrow" w:eastAsia="Arial Narrow" w:hAnsi="Arial Narrow"/>
               </w:rPr>
-              <w:t xml:space="preserve">Mali : 13 civils tués par une frappe de drone près de la frontière mauritanienne, l’armée affirme avoir visé des « terroristes »</w:t>
+              <w:t xml:space="preserve">Mali : près de Djenné, Sounga, dernier village de Mougna à résister au JNIM, attaqué par les jihadistes</w:t>
             </w:r>
           </w:p>
           <w:p>
@@ -7471,7 +8335,7 @@
                 <w:szCs w:val="26"/>
                 <w:rFonts w:ascii="Calibri" w:cs="Calibri" w:eastAsia="Calibri" w:hAnsi="Calibri"/>
               </w:rPr>
-              <w:t xml:space="preserve">Fait rapporté le mercredi 28 octobre 2026. Lieu : Bamako, Mali. Actualité sécuritaire. Repris par 3 médias distincts (Points Chauds Online, AllAfrica (ML), RFI Afrique) : le fait est recoupé.</w:t>
+              <w:t xml:space="preserve">Fait rapporté le jeudi 29 octobre 2026. Lieu : Mopti, Mali. Actualité sécuritaire. Repris par 3 médias distincts (Points Chauds Online, AllAfrica (ML), RFI Afrique) : le fait est recoupé.</w:t>
             </w:r>
           </w:p>
           <w:p>
@@ -7514,7 +8378,7 @@
                 <w:szCs w:val="26"/>
                 <w:rFonts w:ascii="Calibri" w:cs="Calibri" w:eastAsia="Calibri" w:hAnsi="Calibri"/>
               </w:rPr>
-              <w:t xml:space="preserve">« Une frappe de drone attribuée à l'armée malienne a tué au moins 13 personnes, dont six enfants, dans un campement touareg du cercle de Goundam, à quelques kilomètres de la Mauritanie ; Bamako dit avoir frappé des terroristes. »</w:t>
+              <w:t xml:space="preserve">« Sous blocus jihadiste depuis mai, le village de Sounga, défendu par des chasseurs dozos, a repoussé un assaut du JNIM puis subi des tirs et des frappes de drone, selon RFI. »</w:t>
             </w:r>
           </w:p>
           <w:p>
@@ -7541,7 +8405,7 @@
                 <w:szCs w:val="26"/>
                 <w:rFonts w:ascii="Calibri" w:cs="Calibri" w:eastAsia="Calibri" w:hAnsi="Calibri"/>
               </w:rPr>
-              <w:t xml:space="preserve">« [RFI] Au Mali, treize civils, dont six enfants, ont été tués, dans la nuit de dimanche à ce lundi 26 octobre, par une frappe de drone de l'armée malienne, près de Lerneb, dans la région de Tombouctou, selon des informations vérifiées par RFI auprès de nombreuses sources locales. L'état-major n'a pas communiqué sur cette frappe. »</w:t>
+              <w:t xml:space="preserve">« [RFI] Au Mali, le village de Sounga, qui appartient à la commune de Mougna, près de Djenné dans la région de Mopti, continue de résister aux jihadistes du Jnim, liés à al-Qaïda. »</w:t>
             </w:r>
           </w:p>
           <w:p>
@@ -7594,7 +8458,7 @@
                 <w:rFonts w:ascii="Calibri" w:cs="Calibri" w:eastAsia="Calibri" w:hAnsi="Calibri"/>
               </w:rPr>
             </w:r>
-            <w:hyperlink w:history="1" r:id="rIdeaurgtlibmhld4cwnxvv_">
+            <w:hyperlink w:history="1" r:id="rIdgqgidsl98dkshzabnl_kc">
               <w:r>
                 <w:rPr>
                   <w:u w:val="single"/>
@@ -7615,7 +8479,7 @@
               </w:rPr>
               <w:t xml:space="preserve"> · </w:t>
             </w:r>
-            <w:hyperlink w:history="1" r:id="rIdq4dpxv9fbflmcgngfzatp">
+            <w:hyperlink w:history="1" r:id="rId_fk3zhs_q3kumqsq8iwtk">
               <w:r>
                 <w:rPr>
                   <w:u w:val="single"/>
@@ -7636,7 +8500,7 @@
               </w:rPr>
               <w:t xml:space="preserve"> · </w:t>
             </w:r>
-            <w:hyperlink w:history="1" r:id="rIdqdx5ardwnkpkpkjmux-un">
+            <w:hyperlink w:history="1" r:id="rId4rzfra_gcs68uqwflcytc">
               <w:r>
                 <w:rPr>
                   <w:u w:val="single"/>
@@ -7655,7 +8519,7 @@
                 <w:szCs w:val="26"/>
                 <w:rFonts w:ascii="Calibri" w:cs="Calibri" w:eastAsia="Calibri" w:hAnsi="Calibri"/>
               </w:rPr>
-              <w:t xml:space="preserve"> — 28 octobre 2026, 18 h UTC</w:t>
+              <w:t xml:space="preserve"> — 29 octobre 2026, 18 h UTC</w:t>
             </w:r>
             <w:r>
               <w:rPr>
@@ -7688,7 +8552,7 @@
             <w:r>
               <w:drawing>
                 <wp:inline distT="0" distB="0" distL="0" distR="0">
-                  <wp:extent cx="3800475" cy="2857500"/>
+                  <wp:extent cx="3810000" cy="2143125"/>
                   <wp:effectExtent t="0" r="0" b="0" l="0"/>
                   <wp:docPr id="1" name="" descr="" title=""/>
                   <wp:cNvGraphicFramePr>
@@ -7704,7 +8568,7 @@
                           </pic:cNvPicPr>
                         </pic:nvPicPr>
                         <pic:blipFill>
-                          <a:blip r:embed="rId11" cstate="none"/>
+                          <a:blip r:embed="rId12" cstate="none"/>
                           <a:srcRect/>
                           <a:stretch>
                             <a:fillRect/>
@@ -7713,7 +8577,7 @@
                         <pic:spPr bwMode="auto">
                           <a:xfrm>
                             <a:off x="0" y="0"/>
-                            <a:ext cx="3800475" cy="2857500"/>
+                            <a:ext cx="3810000" cy="2143125"/>
                           </a:xfrm>
                           <a:prstGeom prst="rect">
                             <a:avLst/>
@@ -7730,7 +8594,7 @@
             <w:pPr>
               <w:jc w:val="right"/>
             </w:pPr>
-            <w:hyperlink w:history="1" r:id="rId30q0e3cqdf9oqtisqlcjv">
+            <w:hyperlink w:history="1" r:id="rIdghconbuna4aaglr678vq5">
               <w:r>
                 <w:rPr>
                   <w:u w:val="single"/>
@@ -7970,6 +8834,79 @@
           <w:szCs w:val="28"/>
           <w:rFonts w:ascii="Calibri" w:cs="Calibri" w:eastAsia="Calibri" w:hAnsi="Calibri"/>
         </w:rPr>
+        <w:t xml:space="preserve">MALI : 13 CIVILS TUÉS PAR UNE FRAPPE DE DRONE PRÈS DE LA FRONTIÈRE MAURITANIENNE, L’ARMÉE AFFIRME AVOIR VISÉ DES « TERRORISTES »</w:t>
+      </w:r>
+    </w:p>
+    <w:p>
+      <w:pPr>
+        <w:ind w:left="720"/>
+      </w:pPr>
+      <w:r>
+        <w:rPr>
+          <w:color w:val="1F2937"/>
+          <w:sz w:val="26"/>
+          <w:szCs w:val="26"/>
+          <w:rFonts w:ascii="Calibri" w:cs="Calibri" w:eastAsia="Calibri" w:hAnsi="Calibri"/>
+        </w:rPr>
+        <w:t xml:space="preserve">▪  Sources : </w:t>
+      </w:r>
+      <w:hyperlink w:history="1" r:id="rId7rskjhdli5dsq8ge1bxm_">
+        <w:r>
+          <w:rPr>
+            <w:u w:val="single"/>
+            <w:color w:val="1F6B5E"/>
+            <w:sz w:val="26"/>
+            <w:szCs w:val="26"/>
+            <w:rFonts w:ascii="Calibri" w:cs="Calibri" w:eastAsia="Calibri" w:hAnsi="Calibri"/>
+          </w:rPr>
+          <w:t xml:space="preserve">Points Chauds Online · AllAfrica (ML) · RFI Afrique</w:t>
+        </w:r>
+      </w:hyperlink>
+      <w:r>
+        <w:rPr>
+          <w:color w:val="1F2937"/>
+          <w:sz w:val="26"/>
+          <w:szCs w:val="26"/>
+          <w:rFonts w:ascii="Calibri" w:cs="Calibri" w:eastAsia="Calibri" w:hAnsi="Calibri"/>
+        </w:rPr>
+        <w:t xml:space="preserve"> — 28 octobre 2026, 18 h UTC</w:t>
+      </w:r>
+      <w:r>
+        <w:rPr>
+          <w:b/>
+          <w:bCs/>
+          <w:color w:val="1F2937"/>
+          <w:sz w:val="26"/>
+          <w:szCs w:val="26"/>
+          <w:rFonts w:ascii="Calibri" w:cs="Calibri" w:eastAsia="Calibri" w:hAnsi="Calibri"/>
+        </w:rPr>
+        <w:t xml:space="preserve">   ·   Cotation : Confirmé</w:t>
+      </w:r>
+    </w:p>
+    <w:p>
+      <w:pPr>
+        <w:spacing w:before="160"/>
+        <w:ind w:left="360"/>
+      </w:pPr>
+      <w:r>
+        <w:rPr>
+          <w:color w:val="1F6B5E"/>
+          <w:sz w:val="28"/>
+          <w:szCs w:val="28"/>
+          <w:rFonts w:ascii="Calibri" w:cs="Calibri" w:eastAsia="Calibri" w:hAnsi="Calibri"/>
+        </w:rPr>
+        <w:t xml:space="preserve">❑  </w:t>
+      </w:r>
+      <w:r>
+        <w:rPr>
+          <w:b/>
+          <w:bCs/>
+          <w:u w:val="single"/>
+          <w:color w:val="1F6B5E"/>
+          <w:sz w:val="28"/>
+          <w:szCs w:val="28"/>
+          <w:rFonts w:ascii="Calibri" w:cs="Calibri" w:eastAsia="Calibri" w:hAnsi="Calibri"/>
+        </w:rPr>
         <w:t xml:space="preserve">MALI : CE QUE L’ON SAIT DE LA MORT MYSTÉRIEUSE DU JEUNE COMMERÇANT BOCAR LY</w:t>
       </w:r>
     </w:p>
@@ -7986,7 +8923,7 @@
         </w:rPr>
         <w:t xml:space="preserve">▪  Source : </w:t>
       </w:r>
-      <w:hyperlink w:history="1" r:id="rIdsoxs0ttmg8ml7yxwv_zv7">
+      <w:hyperlink w:history="1" r:id="rIdsk56xee0lcd0j1a8juu9n">
         <w:r>
           <w:rPr>
             <w:u w:val="single"/>
@@ -8059,7 +8996,7 @@
         </w:rPr>
         <w:t xml:space="preserve">▪  Source : </w:t>
       </w:r>
-      <w:hyperlink w:history="1" r:id="rIddpnudohfo0ozdiouw7twy">
+      <w:hyperlink w:history="1" r:id="rIdxtyidga105pteitfxe9_y">
         <w:r>
           <w:rPr>
             <w:u w:val="single"/>
@@ -8132,7 +9069,7 @@
         </w:rPr>
         <w:t xml:space="preserve">▪  Source : </w:t>
       </w:r>
-      <w:hyperlink w:history="1" r:id="rIdpm4xbxo-avjzawph9r1tv">
+      <w:hyperlink w:history="1" r:id="rId9u-ld7z_gjslpz0_whafw">
         <w:r>
           <w:rPr>
             <w:u w:val="single"/>
@@ -8205,7 +9142,7 @@
         </w:rPr>
         <w:t xml:space="preserve">▪  Source : </w:t>
       </w:r>
-      <w:hyperlink w:history="1" r:id="rIdsi1tbyb2fj7gn9_ickbak">
+      <w:hyperlink w:history="1" r:id="rIdxuzmnnegz0vcaqinimjne">
         <w:r>
           <w:rPr>
             <w:u w:val="single"/>
@@ -8225,68 +9162,6 @@
           <w:rFonts w:ascii="Calibri" w:cs="Calibri" w:eastAsia="Calibri" w:hAnsi="Calibri"/>
         </w:rPr>
         <w:t xml:space="preserve"> — 26 octobre 2026, 13 h UTC</w:t>
-      </w:r>
-    </w:p>
-    <w:p>
-      <w:pPr>
-        <w:spacing w:before="160"/>
-        <w:ind w:left="360"/>
-      </w:pPr>
-      <w:r>
-        <w:rPr>
-          <w:color w:val="1F6B5E"/>
-          <w:sz w:val="28"/>
-          <w:szCs w:val="28"/>
-          <w:rFonts w:ascii="Calibri" w:cs="Calibri" w:eastAsia="Calibri" w:hAnsi="Calibri"/>
-        </w:rPr>
-        <w:t xml:space="preserve">❑  </w:t>
-      </w:r>
-      <w:r>
-        <w:rPr>
-          <w:b/>
-          <w:bCs/>
-          <w:u w:val="single"/>
-          <w:color w:val="1F6B5E"/>
-          <w:sz w:val="28"/>
-          <w:szCs w:val="28"/>
-          <w:rFonts w:ascii="Calibri" w:cs="Calibri" w:eastAsia="Calibri" w:hAnsi="Calibri"/>
-        </w:rPr>
-        <w:t xml:space="preserve">ATTAQUE DE TRAPPES ET LA VERRIÈRE : LA QUALIFICATION DU MOBILE RACISTE AU CŒUR DU DÉBAT SÉCURITAIRE ET SOCIÉTAL</w:t>
-      </w:r>
-    </w:p>
-    <w:p>
-      <w:pPr>
-        <w:ind w:left="720"/>
-      </w:pPr>
-      <w:r>
-        <w:rPr>
-          <w:color w:val="1F2937"/>
-          <w:sz w:val="26"/>
-          <w:szCs w:val="26"/>
-          <w:rFonts w:ascii="Calibri" w:cs="Calibri" w:eastAsia="Calibri" w:hAnsi="Calibri"/>
-        </w:rPr>
-        <w:t xml:space="preserve">▪  Source : </w:t>
-      </w:r>
-      <w:hyperlink w:history="1" r:id="rIddbjf7-pbruxgjpdkhzozn">
-        <w:r>
-          <w:rPr>
-            <w:u w:val="single"/>
-            <w:color w:val="1F6B5E"/>
-            <w:sz w:val="26"/>
-            <w:szCs w:val="26"/>
-            <w:rFonts w:ascii="Calibri" w:cs="Calibri" w:eastAsia="Calibri" w:hAnsi="Calibri"/>
-          </w:rPr>
-          <w:t xml:space="preserve">Maliactu</w:t>
-        </w:r>
-      </w:hyperlink>
-      <w:r>
-        <w:rPr>
-          <w:color w:val="1F2937"/>
-          <w:sz w:val="26"/>
-          <w:szCs w:val="26"/>
-          <w:rFonts w:ascii="Calibri" w:cs="Calibri" w:eastAsia="Calibri" w:hAnsi="Calibri"/>
-        </w:rPr>
-        <w:t xml:space="preserve"> — 26 octobre 2026, 10 h UTC</w:t>
       </w:r>
     </w:p>
     <w:p>
@@ -8513,6 +9388,68 @@
           <w:szCs w:val="28"/>
           <w:rFonts w:ascii="Calibri" w:cs="Calibri" w:eastAsia="Calibri" w:hAnsi="Calibri"/>
         </w:rPr>
+        <w:t xml:space="preserve">ATTAQUE DE TRAPPES ET LA VERRIÈRE : LA QUALIFICATION DU MOBILE RACISTE AU CŒUR DU DÉBAT SÉCURITAIRE ET SOCIÉTAL</w:t>
+      </w:r>
+    </w:p>
+    <w:p>
+      <w:pPr>
+        <w:ind w:left="720"/>
+      </w:pPr>
+      <w:r>
+        <w:rPr>
+          <w:color w:val="1F2937"/>
+          <w:sz w:val="26"/>
+          <w:szCs w:val="26"/>
+          <w:rFonts w:ascii="Calibri" w:cs="Calibri" w:eastAsia="Calibri" w:hAnsi="Calibri"/>
+        </w:rPr>
+        <w:t xml:space="preserve">▪  Source : </w:t>
+      </w:r>
+      <w:hyperlink w:history="1" r:id="rId8tl_n_l_vdteojq9rfagy">
+        <w:r>
+          <w:rPr>
+            <w:u w:val="single"/>
+            <w:color w:val="1F6B5E"/>
+            <w:sz w:val="26"/>
+            <w:szCs w:val="26"/>
+            <w:rFonts w:ascii="Calibri" w:cs="Calibri" w:eastAsia="Calibri" w:hAnsi="Calibri"/>
+          </w:rPr>
+          <w:t xml:space="preserve">Maliactu</w:t>
+        </w:r>
+      </w:hyperlink>
+      <w:r>
+        <w:rPr>
+          <w:color w:val="1F2937"/>
+          <w:sz w:val="26"/>
+          <w:szCs w:val="26"/>
+          <w:rFonts w:ascii="Calibri" w:cs="Calibri" w:eastAsia="Calibri" w:hAnsi="Calibri"/>
+        </w:rPr>
+        <w:t xml:space="preserve"> — 26 octobre 2026, 10 h UTC</w:t>
+      </w:r>
+    </w:p>
+    <w:p>
+      <w:pPr>
+        <w:spacing w:before="160"/>
+        <w:ind w:left="360"/>
+      </w:pPr>
+      <w:r>
+        <w:rPr>
+          <w:color w:val="1F6B5E"/>
+          <w:sz w:val="28"/>
+          <w:szCs w:val="28"/>
+          <w:rFonts w:ascii="Calibri" w:cs="Calibri" w:eastAsia="Calibri" w:hAnsi="Calibri"/>
+        </w:rPr>
+        <w:t xml:space="preserve">❑  </w:t>
+      </w:r>
+      <w:r>
+        <w:rPr>
+          <w:b/>
+          <w:bCs/>
+          <w:u w:val="single"/>
+          <w:color w:val="1F6B5E"/>
+          <w:sz w:val="28"/>
+          <w:szCs w:val="28"/>
+          <w:rFonts w:ascii="Calibri" w:cs="Calibri" w:eastAsia="Calibri" w:hAnsi="Calibri"/>
+        </w:rPr>
         <w:t xml:space="preserve">MALI : LE BILAN DE L'ATTAQUE MEURTRIÈRE DU WEEKEND DERNIER MONTE À 54 MORTS (ARMÉE)</w:t>
       </w:r>
     </w:p>
@@ -8529,7 +9466,7 @@
         </w:rPr>
         <w:t xml:space="preserve">▪  Source : </w:t>
       </w:r>
-      <w:hyperlink w:history="1" r:id="rIdd_pcgl_oqr6kk7qgejmyz">
+      <w:hyperlink w:history="1" r:id="rIdhljbaqlivh0m6yjpdbv_p">
         <w:r>
           <w:rPr>
             <w:u w:val="single"/>
@@ -8591,7 +9528,7 @@
         </w:rPr>
         <w:t xml:space="preserve">▪  Sources : </w:t>
       </w:r>
-      <w:hyperlink w:history="1" r:id="rIdzfsjm7f48_agqbmxjm7jl">
+      <w:hyperlink w:history="1" r:id="rId6o8-6vq1ymnv78rlifghh">
         <w:r>
           <w:rPr>
             <w:u w:val="single"/>
@@ -8664,7 +9601,7 @@
         </w:rPr>
         <w:t xml:space="preserve">▪  Source : </w:t>
       </w:r>
-      <w:hyperlink w:history="1" r:id="rIduhs4gmpbkrtzcwfg4wyyz">
+      <w:hyperlink w:history="1" r:id="rIdbg6penybmlmcdgqwunzug">
         <w:r>
           <w:rPr>
             <w:u w:val="single"/>
@@ -8684,79 +9621,6 @@
           <w:rFonts w:ascii="Calibri" w:cs="Calibri" w:eastAsia="Calibri" w:hAnsi="Calibri"/>
         </w:rPr>
         <w:t xml:space="preserve"> — 23 octobre 2026, 14 h UTC</w:t>
-      </w:r>
-    </w:p>
-    <w:p>
-      <w:pPr>
-        <w:spacing w:before="160"/>
-        <w:ind w:left="360"/>
-      </w:pPr>
-      <w:r>
-        <w:rPr>
-          <w:color w:val="1F6B5E"/>
-          <w:sz w:val="28"/>
-          <w:szCs w:val="28"/>
-          <w:rFonts w:ascii="Calibri" w:cs="Calibri" w:eastAsia="Calibri" w:hAnsi="Calibri"/>
-        </w:rPr>
-        <w:t xml:space="preserve">❑  </w:t>
-      </w:r>
-      <w:r>
-        <w:rPr>
-          <w:b/>
-          <w:bCs/>
-          <w:u w:val="single"/>
-          <w:color w:val="1F6B5E"/>
-          <w:sz w:val="28"/>
-          <w:szCs w:val="28"/>
-          <w:rFonts w:ascii="Calibri" w:cs="Calibri" w:eastAsia="Calibri" w:hAnsi="Calibri"/>
-        </w:rPr>
-        <w:t xml:space="preserve">MALI : L’ARMÉE ET L’AFRICA CORPS, CONTRÔLÉ PAR LA RUSSIE, ONT COMMIS DE NOUVEAUX ABUS</w:t>
-      </w:r>
-    </w:p>
-    <w:p>
-      <w:pPr>
-        <w:ind w:left="720"/>
-      </w:pPr>
-      <w:r>
-        <w:rPr>
-          <w:color w:val="1F2937"/>
-          <w:sz w:val="26"/>
-          <w:szCs w:val="26"/>
-          <w:rFonts w:ascii="Calibri" w:cs="Calibri" w:eastAsia="Calibri" w:hAnsi="Calibri"/>
-        </w:rPr>
-        <w:t xml:space="preserve">▪  Source : </w:t>
-      </w:r>
-      <w:hyperlink w:history="1" r:id="rIdqob53vbnd74gsj_bp0gpm">
-        <w:r>
-          <w:rPr>
-            <w:u w:val="single"/>
-            <w:color w:val="1F6B5E"/>
-            <w:sz w:val="26"/>
-            <w:szCs w:val="26"/>
-            <w:rFonts w:ascii="Calibri" w:cs="Calibri" w:eastAsia="Calibri" w:hAnsi="Calibri"/>
-          </w:rPr>
-          <w:t xml:space="preserve">HRW_fr sur X/Twitter</w:t>
-        </w:r>
-      </w:hyperlink>
-      <w:r>
-        <w:rPr>
-          <w:color w:val="1F2937"/>
-          <w:sz w:val="26"/>
-          <w:szCs w:val="26"/>
-          <w:rFonts w:ascii="Calibri" w:cs="Calibri" w:eastAsia="Calibri" w:hAnsi="Calibri"/>
-        </w:rPr>
-        <w:t xml:space="preserve"> — 22 octobre 2026, 4 h UTC</w:t>
-      </w:r>
-      <w:r>
-        <w:rPr>
-          <w:b/>
-          <w:bCs/>
-          <w:color w:val="1F2937"/>
-          <w:sz w:val="26"/>
-          <w:szCs w:val="26"/>
-          <w:rFonts w:ascii="Calibri" w:cs="Calibri" w:eastAsia="Calibri" w:hAnsi="Calibri"/>
-        </w:rPr>
-        <w:t xml:space="preserve">   ·   Cotation : Probable</w:t>
       </w:r>
     </w:p>
     <w:p>
@@ -8980,7 +9844,7 @@
           <w:szCs w:val="22"/>
           <w:rFonts w:ascii="Calibri" w:cs="Calibri" w:eastAsia="Calibri" w:hAnsi="Calibri"/>
         </w:rPr>
-        <w:t xml:space="preserve">Indice de confiance : moyenne (incident vérifié le plus récent : 120 jours ; 1 signal du jour)</w:t>
+        <w:t xml:space="preserve">Indice de confiance : moyenne (incident vérifié le plus récent : 121 jours ; 2 signaux du jour)</w:t>
       </w:r>
     </w:p>
     <w:tbl>
@@ -9026,7 +9890,7 @@
                 <w:szCs w:val="40"/>
                 <w:rFonts w:ascii="Arial Narrow" w:cs="Arial Narrow" w:eastAsia="Arial Narrow" w:hAnsi="Arial Narrow"/>
               </w:rPr>
-              <w:t xml:space="preserve">Frappe de drone près d’Agadez : N’Djamena dément toute implication et met Niamey au défi de fournir des preuves</w:t>
+              <w:t xml:space="preserve">Tchad : le pays dément les accusations du Niger concernant une frappe de drone</w:t>
             </w:r>
           </w:p>
           <w:p>
@@ -9053,7 +9917,7 @@
                 <w:szCs w:val="26"/>
                 <w:rFonts w:ascii="Calibri" w:cs="Calibri" w:eastAsia="Calibri" w:hAnsi="Calibri"/>
               </w:rPr>
-              <w:t xml:space="preserve">Fait rapporté le mercredi 28 octobre 2026. Lieu : Niamey, Niger. Actualité politique. Repris par 5 médias distincts (Points Chauds Online, Malijet, ANP — Agence Nigérienne Presse, Journal du Tchad, Tchadinfos) : le fait est recoupé.</w:t>
+              <w:t xml:space="preserve">Fait rapporté le jeudi 29 octobre 2026. Lieu : Niamey, Niger. Actualité politique. Repris par 11 médias distincts (France 24, 24heureinfo.com, AllAfrica (NE), Maliactu, RFI Afrique, Malijet, ANP — Agence Nigérienne Presse, Journal du Tchad, Tchadinfos, Africanews — Chaine panafricaine, Africanews) : le fait est recoupé.</w:t>
             </w:r>
           </w:p>
           <w:p>
@@ -9085,7 +9949,7 @@
                 <w:szCs w:val="26"/>
                 <w:rFonts w:ascii="Calibri" w:cs="Calibri" w:eastAsia="Calibri" w:hAnsi="Calibri"/>
               </w:rPr>
-              <w:t xml:space="preserve">Points Chauds Online : </w:t>
+              <w:t xml:space="preserve">France 24 : </w:t>
             </w:r>
             <w:r>
               <w:rPr>
@@ -9096,7 +9960,7 @@
                 <w:szCs w:val="26"/>
                 <w:rFonts w:ascii="Calibri" w:cs="Calibri" w:eastAsia="Calibri" w:hAnsi="Calibri"/>
               </w:rPr>
-              <w:t xml:space="preserve">« Le gouvernement tchadien rejette les accusations nigériennes sur la frappe du 24 octobre et se dit favorable à une enquête internationale indépendante. »</w:t>
+              <w:t xml:space="preserve">« Le Niger estime que son voisin, le Tchad, est responsable de la mort de deux civils sur son territoire, suite à une frappe de drone survenue le 24 octobre dernier. Le Tchad dément lui tout implication. La junte accuse également la France d'être impliquée. Les précisions de Harold Girard, correspondant France 24 à Njdaména. »</w:t>
             </w:r>
           </w:p>
           <w:p>
@@ -9112,7 +9976,7 @@
                 <w:szCs w:val="26"/>
                 <w:rFonts w:ascii="Calibri" w:cs="Calibri" w:eastAsia="Calibri" w:hAnsi="Calibri"/>
               </w:rPr>
-              <w:t xml:space="preserve">Malijet : </w:t>
+              <w:t xml:space="preserve">24heureinfo.com : </w:t>
             </w:r>
             <w:r>
               <w:rPr>
@@ -9123,7 +9987,7 @@
                 <w:szCs w:val="26"/>
                 <w:rFonts w:ascii="Calibri" w:cs="Calibri" w:eastAsia="Calibri" w:hAnsi="Calibri"/>
               </w:rPr>
-              <w:t xml:space="preserve">« Le gouvernement tchadien rejette fermement les accusations du Niger, qui lui attribue une frappe de drone survenue le 24 octobre 2026, vers 1 heure du matin, dans la zone d’Émiloulou, dans la région d’Agadez. Dans un communiqué, N’Djamena nie avoir ordonné, mené ou soutenu une opération militaire aé... »</w:t>
+              <w:t xml:space="preserve">« Le Niger accuse le Tchad et la France après une frappe de drone meurtrière ayant tué des civils. Découvrez les détails. L’article Niger : Niamey accuse le Tchad et la France après une frappe de drone meurtrière est apparu en premier sur 24 Heure Info | Actualité au Togo et dans le monde. »</w:t>
             </w:r>
           </w:p>
           <w:p>
@@ -9176,7 +10040,7 @@
                 <w:rFonts w:ascii="Calibri" w:cs="Calibri" w:eastAsia="Calibri" w:hAnsi="Calibri"/>
               </w:rPr>
             </w:r>
-            <w:hyperlink w:history="1" r:id="rIdodlzf0l-jaojk0q8nmymz">
+            <w:hyperlink w:history="1" r:id="rIdgr90rb_lfgnb22ib-mzqq">
               <w:r>
                 <w:rPr>
                   <w:u w:val="single"/>
@@ -9185,7 +10049,7 @@
                   <w:szCs w:val="26"/>
                   <w:rFonts w:ascii="Calibri" w:cs="Calibri" w:eastAsia="Calibri" w:hAnsi="Calibri"/>
                 </w:rPr>
-                <w:t xml:space="preserve">Points Chauds Online</w:t>
+                <w:t xml:space="preserve">France 24</w:t>
               </w:r>
             </w:hyperlink>
             <w:r>
@@ -9197,7 +10061,7 @@
               </w:rPr>
               <w:t xml:space="preserve"> · </w:t>
             </w:r>
-            <w:hyperlink w:history="1" r:id="rId4r66u0y0xu57iqeinpfzv">
+            <w:hyperlink w:history="1" r:id="rId9ag8r-w2hfvjvovqnmt0e">
               <w:r>
                 <w:rPr>
                   <w:u w:val="single"/>
@@ -9206,7 +10070,7 @@
                   <w:szCs w:val="26"/>
                   <w:rFonts w:ascii="Calibri" w:cs="Calibri" w:eastAsia="Calibri" w:hAnsi="Calibri"/>
                 </w:rPr>
-                <w:t xml:space="preserve">Malijet</w:t>
+                <w:t xml:space="preserve">24heureinfo.com</w:t>
               </w:r>
             </w:hyperlink>
             <w:r>
@@ -9218,7 +10082,7 @@
               </w:rPr>
               <w:t xml:space="preserve"> · </w:t>
             </w:r>
-            <w:hyperlink w:history="1" r:id="rIduvawgw5mydd9vfiylqxqd">
+            <w:hyperlink w:history="1" r:id="rId0orrw00u-y8djg1_lktsl">
               <w:r>
                 <w:rPr>
                   <w:u w:val="single"/>
@@ -9227,7 +10091,7 @@
                   <w:szCs w:val="26"/>
                   <w:rFonts w:ascii="Calibri" w:cs="Calibri" w:eastAsia="Calibri" w:hAnsi="Calibri"/>
                 </w:rPr>
-                <w:t xml:space="preserve">ANP — Agence Nigérienne Presse</w:t>
+                <w:t xml:space="preserve">AllAfrica (NE)</w:t>
               </w:r>
             </w:hyperlink>
             <w:r>
@@ -9239,7 +10103,7 @@
               </w:rPr>
               <w:t xml:space="preserve"> · </w:t>
             </w:r>
-            <w:hyperlink w:history="1" r:id="rIdhkpxxoxbo7nhn41my7fig">
+            <w:hyperlink w:history="1" r:id="rIdsi3v2nf5hw2p3kwvovpma">
               <w:r>
                 <w:rPr>
                   <w:u w:val="single"/>
@@ -9248,7 +10112,7 @@
                   <w:szCs w:val="26"/>
                   <w:rFonts w:ascii="Calibri" w:cs="Calibri" w:eastAsia="Calibri" w:hAnsi="Calibri"/>
                 </w:rPr>
-                <w:t xml:space="preserve">Journal du Tchad</w:t>
+                <w:t xml:space="preserve">Maliactu</w:t>
               </w:r>
             </w:hyperlink>
             <w:r>
@@ -9258,7 +10122,7 @@
                 <w:szCs w:val="26"/>
                 <w:rFonts w:ascii="Calibri" w:cs="Calibri" w:eastAsia="Calibri" w:hAnsi="Calibri"/>
               </w:rPr>
-              <w:t xml:space="preserve"> · Tchadinfos — 28 octobre 2026, 10 h UTC</w:t>
+              <w:t xml:space="preserve"> · RFI Afrique · Malijet · ANP — Agence Nigérienne Presse · Journal du Tchad · Tchadinfos · Africanews — Chaine panafricaine · Africanews — 29 octobre 2026, 16 h UTC</w:t>
             </w:r>
             <w:r>
               <w:rPr>
@@ -9307,7 +10171,7 @@
                           </pic:cNvPicPr>
                         </pic:nvPicPr>
                         <pic:blipFill>
-                          <a:blip r:embed="rId12" cstate="none"/>
+                          <a:blip r:embed="rId13" cstate="none"/>
                           <a:srcRect/>
                           <a:stretch>
                             <a:fillRect/>
@@ -9333,7 +10197,7 @@
             <w:pPr>
               <w:jc w:val="right"/>
             </w:pPr>
-            <w:hyperlink w:history="1" r:id="rIdeamxywrs77_9rekyv8ppw">
+            <w:hyperlink w:history="1" r:id="rIdqsuln8z8g54xkzr2mhxj3">
               <w:r>
                 <w:rPr>
                   <w:u w:val="single"/>
@@ -9342,7 +10206,7 @@
                   <w:szCs w:val="16"/>
                   <w:rFonts w:ascii="Calibri" w:cs="Calibri" w:eastAsia="Calibri" w:hAnsi="Calibri"/>
                 </w:rPr>
-                <w:t xml:space="preserve">Photo : © pointschauds.info</w:t>
+                <w:t xml:space="preserve">Photo : © france24.com</w:t>
               </w:r>
             </w:hyperlink>
           </w:p>
@@ -9581,7 +10445,7 @@
           <w:szCs w:val="28"/>
           <w:rFonts w:ascii="Calibri" w:cs="Calibri" w:eastAsia="Calibri" w:hAnsi="Calibri"/>
         </w:rPr>
-        <w:t xml:space="preserve">NIGER : NIAMEY ACCUSE LE TCHAD ET LA FRANCE APRÈS UNE FRAPPE DE DRONE MEURTRIÈRE</w:t>
+        <w:t xml:space="preserve">TENSIONS AU SAHEL : N’DJAMENA DÉMENT CATÉGORIQUEMENT TOUTE IMPLICATION DANS UNE FRAPPE AU NIGER</w:t>
       </w:r>
     </w:p>
     <w:p>
@@ -9597,7 +10461,7 @@
         </w:rPr>
         <w:t xml:space="preserve">▪  Sources : </w:t>
       </w:r>
-      <w:hyperlink w:history="1" r:id="rIdlb0tbliohc59qkhmluwjg">
+      <w:hyperlink w:history="1" r:id="rIdushtxl-zmmc9a87g8wljt">
         <w:r>
           <w:rPr>
             <w:u w:val="single"/>
@@ -9606,7 +10470,7 @@
             <w:szCs w:val="26"/>
             <w:rFonts w:ascii="Calibri" w:cs="Calibri" w:eastAsia="Calibri" w:hAnsi="Calibri"/>
           </w:rPr>
-          <w:t xml:space="preserve">24heureinfo.com · AllAfrica (NE) · Maliactu · RFI Afrique · ANP — Agence Nigérienne Presse · Africanews — Chaine panafricaine · Africanews</w:t>
+          <w:t xml:space="preserve">Mali 24 · Points Chauds Online</w:t>
         </w:r>
       </w:hyperlink>
       <w:r>
@@ -9616,7 +10480,7 @@
           <w:szCs w:val="26"/>
           <w:rFonts w:ascii="Calibri" w:cs="Calibri" w:eastAsia="Calibri" w:hAnsi="Calibri"/>
         </w:rPr>
-        <w:t xml:space="preserve"> — 28 octobre 2026, 10 h UTC</w:t>
+        <w:t xml:space="preserve"> — 29 octobre 2026, 7 h UTC</w:t>
       </w:r>
       <w:r>
         <w:rPr>
@@ -9654,6 +10518,79 @@
           <w:szCs w:val="28"/>
           <w:rFonts w:ascii="Calibri" w:cs="Calibri" w:eastAsia="Calibri" w:hAnsi="Calibri"/>
         </w:rPr>
+        <w:t xml:space="preserve">ATTAQUE D’UN DRONE TCHADIEN AU NIGER : L’ADRODEV SALUE LES EFFORTS DES AUTORITÉS À MAINTENIR LA PAIX AU SAHEL</w:t>
+      </w:r>
+    </w:p>
+    <w:p>
+      <w:pPr>
+        <w:ind w:left="720"/>
+      </w:pPr>
+      <w:r>
+        <w:rPr>
+          <w:color w:val="1F2937"/>
+          <w:sz w:val="26"/>
+          <w:szCs w:val="26"/>
+          <w:rFonts w:ascii="Calibri" w:cs="Calibri" w:eastAsia="Calibri" w:hAnsi="Calibri"/>
+        </w:rPr>
+        <w:t xml:space="preserve">▪  Source : </w:t>
+      </w:r>
+      <w:hyperlink w:history="1" r:id="rIdrvxraatf-bn7mqivz-goe">
+        <w:r>
+          <w:rPr>
+            <w:u w:val="single"/>
+            <w:color w:val="1F6B5E"/>
+            <w:sz w:val="26"/>
+            <w:szCs w:val="26"/>
+            <w:rFonts w:ascii="Calibri" w:cs="Calibri" w:eastAsia="Calibri" w:hAnsi="Calibri"/>
+          </w:rPr>
+          <w:t xml:space="preserve">ANP — Agence Nigérienne Presse</w:t>
+        </w:r>
+      </w:hyperlink>
+      <w:r>
+        <w:rPr>
+          <w:color w:val="1F2937"/>
+          <w:sz w:val="26"/>
+          <w:szCs w:val="26"/>
+          <w:rFonts w:ascii="Calibri" w:cs="Calibri" w:eastAsia="Calibri" w:hAnsi="Calibri"/>
+        </w:rPr>
+        <w:t xml:space="preserve"> — 28 octobre 2026, 11 h UTC</w:t>
+      </w:r>
+      <w:r>
+        <w:rPr>
+          <w:b/>
+          <w:bCs/>
+          <w:color w:val="1F2937"/>
+          <w:sz w:val="26"/>
+          <w:szCs w:val="26"/>
+          <w:rFonts w:ascii="Calibri" w:cs="Calibri" w:eastAsia="Calibri" w:hAnsi="Calibri"/>
+        </w:rPr>
+        <w:t xml:space="preserve">   ·   Cotation : Probable</w:t>
+      </w:r>
+    </w:p>
+    <w:p>
+      <w:pPr>
+        <w:spacing w:before="160"/>
+        <w:ind w:left="360"/>
+      </w:pPr>
+      <w:r>
+        <w:rPr>
+          <w:color w:val="1F6B5E"/>
+          <w:sz w:val="28"/>
+          <w:szCs w:val="28"/>
+          <w:rFonts w:ascii="Calibri" w:cs="Calibri" w:eastAsia="Calibri" w:hAnsi="Calibri"/>
+        </w:rPr>
+        <w:t xml:space="preserve">❑  </w:t>
+      </w:r>
+      <w:r>
+        <w:rPr>
+          <w:b/>
+          <w:bCs/>
+          <w:u w:val="single"/>
+          <w:color w:val="1F6B5E"/>
+          <w:sz w:val="28"/>
+          <w:szCs w:val="28"/>
+          <w:rFonts w:ascii="Calibri" w:cs="Calibri" w:eastAsia="Calibri" w:hAnsi="Calibri"/>
+        </w:rPr>
         <w:t xml:space="preserve">NIGER GOVERNOR’S CONVOY CRASH KILLS FOUR STUDENTS, DRIVER</w:t>
       </w:r>
     </w:p>
@@ -9670,7 +10607,7 @@
         </w:rPr>
         <w:t xml:space="preserve">▪  Source : </w:t>
       </w:r>
-      <w:hyperlink w:history="1" r:id="rId7h4gxyziqfm1kdxk7pr66">
+      <w:hyperlink w:history="1" r:id="rIdq4qmyk-c8xob-erfed9ch">
         <w:r>
           <w:rPr>
             <w:u w:val="single"/>
@@ -9743,7 +10680,7 @@
         </w:rPr>
         <w:t xml:space="preserve">▪  Source : </w:t>
       </w:r>
-      <w:hyperlink w:history="1" r:id="rIdvbc62uztv-6r2xmq0kqq4">
+      <w:hyperlink w:history="1" r:id="rIdxlnpgb4uhme-s_ngxrzo7">
         <w:r>
           <w:rPr>
             <w:u w:val="single"/>
@@ -9816,7 +10753,7 @@
         </w:rPr>
         <w:t xml:space="preserve">▪  Sources : </w:t>
       </w:r>
-      <w:hyperlink w:history="1" r:id="rIdm0f8ymsnqb5tq8xtzywq5">
+      <w:hyperlink w:history="1" r:id="rIdhg9f6fvwqx8sjl3-2wkar">
         <w:r>
           <w:rPr>
             <w:u w:val="single"/>
@@ -9847,68 +10784,6 @@
           <w:rFonts w:ascii="Calibri" w:cs="Calibri" w:eastAsia="Calibri" w:hAnsi="Calibri"/>
         </w:rPr>
         <w:t xml:space="preserve">   ·   Cotation : Confirmé</w:t>
-      </w:r>
-    </w:p>
-    <w:p>
-      <w:pPr>
-        <w:spacing w:before="160"/>
-        <w:ind w:left="360"/>
-      </w:pPr>
-      <w:r>
-        <w:rPr>
-          <w:color w:val="1F6B5E"/>
-          <w:sz w:val="28"/>
-          <w:szCs w:val="28"/>
-          <w:rFonts w:ascii="Calibri" w:cs="Calibri" w:eastAsia="Calibri" w:hAnsi="Calibri"/>
-        </w:rPr>
-        <w:t xml:space="preserve">❑  </w:t>
-      </w:r>
-      <w:r>
-        <w:rPr>
-          <w:b/>
-          <w:bCs/>
-          <w:u w:val="single"/>
-          <w:color w:val="1F6B5E"/>
-          <w:sz w:val="28"/>
-          <w:szCs w:val="28"/>
-          <w:rFonts w:ascii="Calibri" w:cs="Calibri" w:eastAsia="Calibri" w:hAnsi="Calibri"/>
-        </w:rPr>
-        <w:t xml:space="preserve">LANCEMENT OFFICIEL DE LA CARAVANE DE SENSIBILISATION ET DE FORMATION SUR LES BONNES PRATIQUES DE GREFFES ET PARQUETS ET L’ÉTABLISSEMENT DES PIÈCES D’EXÉCUTION</w:t>
-      </w:r>
-    </w:p>
-    <w:p>
-      <w:pPr>
-        <w:ind w:left="720"/>
-      </w:pPr>
-      <w:r>
-        <w:rPr>
-          <w:color w:val="1F2937"/>
-          <w:sz w:val="26"/>
-          <w:szCs w:val="26"/>
-          <w:rFonts w:ascii="Calibri" w:cs="Calibri" w:eastAsia="Calibri" w:hAnsi="Calibri"/>
-        </w:rPr>
-        <w:t xml:space="preserve">▪  Source : </w:t>
-      </w:r>
-      <w:hyperlink w:history="1" r:id="rIdfunlqqvctip0i-yjfb571">
-        <w:r>
-          <w:rPr>
-            <w:u w:val="single"/>
-            <w:color w:val="1F6B5E"/>
-            <w:sz w:val="26"/>
-            <w:szCs w:val="26"/>
-            <w:rFonts w:ascii="Calibri" w:cs="Calibri" w:eastAsia="Calibri" w:hAnsi="Calibri"/>
-          </w:rPr>
-          <w:t xml:space="preserve">ANP — Agence Nigérienne Presse</w:t>
-        </w:r>
-      </w:hyperlink>
-      <w:r>
-        <w:rPr>
-          <w:color w:val="1F2937"/>
-          <w:sz w:val="26"/>
-          <w:szCs w:val="26"/>
-          <w:rFonts w:ascii="Calibri" w:cs="Calibri" w:eastAsia="Calibri" w:hAnsi="Calibri"/>
-        </w:rPr>
-        <w:t xml:space="preserve"> — 23 octobre 2026, 20 h UTC</w:t>
       </w:r>
     </w:p>
     <w:p>
@@ -10143,6 +11018,68 @@
           <w:szCs w:val="28"/>
           <w:rFonts w:ascii="Calibri" w:cs="Calibri" w:eastAsia="Calibri" w:hAnsi="Calibri"/>
         </w:rPr>
+        <w:t xml:space="preserve">LANCEMENT OFFICIEL DE LA CARAVANE DE SENSIBILISATION ET DE FORMATION SUR LES BONNES PRATIQUES DE GREFFES ET PARQUETS ET L’ÉTABLISSEMENT DES PIÈCES D’EXÉCUTION</w:t>
+      </w:r>
+    </w:p>
+    <w:p>
+      <w:pPr>
+        <w:ind w:left="720"/>
+      </w:pPr>
+      <w:r>
+        <w:rPr>
+          <w:color w:val="1F2937"/>
+          <w:sz w:val="26"/>
+          <w:szCs w:val="26"/>
+          <w:rFonts w:ascii="Calibri" w:cs="Calibri" w:eastAsia="Calibri" w:hAnsi="Calibri"/>
+        </w:rPr>
+        <w:t xml:space="preserve">▪  Source : </w:t>
+      </w:r>
+      <w:hyperlink w:history="1" r:id="rIdegtw8evwgedigbhjkhkeo">
+        <w:r>
+          <w:rPr>
+            <w:u w:val="single"/>
+            <w:color w:val="1F6B5E"/>
+            <w:sz w:val="26"/>
+            <w:szCs w:val="26"/>
+            <w:rFonts w:ascii="Calibri" w:cs="Calibri" w:eastAsia="Calibri" w:hAnsi="Calibri"/>
+          </w:rPr>
+          <w:t xml:space="preserve">ANP — Agence Nigérienne Presse</w:t>
+        </w:r>
+      </w:hyperlink>
+      <w:r>
+        <w:rPr>
+          <w:color w:val="1F2937"/>
+          <w:sz w:val="26"/>
+          <w:szCs w:val="26"/>
+          <w:rFonts w:ascii="Calibri" w:cs="Calibri" w:eastAsia="Calibri" w:hAnsi="Calibri"/>
+        </w:rPr>
+        <w:t xml:space="preserve"> — 23 octobre 2026, 20 h UTC</w:t>
+      </w:r>
+    </w:p>
+    <w:p>
+      <w:pPr>
+        <w:spacing w:before="160"/>
+        <w:ind w:left="360"/>
+      </w:pPr>
+      <w:r>
+        <w:rPr>
+          <w:color w:val="1F6B5E"/>
+          <w:sz w:val="28"/>
+          <w:szCs w:val="28"/>
+          <w:rFonts w:ascii="Calibri" w:cs="Calibri" w:eastAsia="Calibri" w:hAnsi="Calibri"/>
+        </w:rPr>
+        <w:t xml:space="preserve">❑  </w:t>
+      </w:r>
+      <w:r>
+        <w:rPr>
+          <w:b/>
+          <w:bCs/>
+          <w:u w:val="single"/>
+          <w:color w:val="1F6B5E"/>
+          <w:sz w:val="28"/>
+          <w:szCs w:val="28"/>
+          <w:rFonts w:ascii="Calibri" w:cs="Calibri" w:eastAsia="Calibri" w:hAnsi="Calibri"/>
+        </w:rPr>
         <w:t xml:space="preserve">EN BREF: ATTAQUE, AGRICULTURE, SPORT …LES INFORMATIONS DE LA SEMAINE</w:t>
       </w:r>
     </w:p>
@@ -10159,7 +11096,7 @@
         </w:rPr>
         <w:t xml:space="preserve">▪  Source : </w:t>
       </w:r>
-      <w:hyperlink w:history="1" r:id="rIdg-axhqq-y-v8csnipmtsm">
+      <w:hyperlink w:history="1" r:id="rIdqk_c42-g7zjukxkcqzoun">
         <w:r>
           <w:rPr>
             <w:u w:val="single"/>
@@ -10216,7 +11153,7 @@
           <w:szCs w:val="28"/>
           <w:rFonts w:ascii="Calibri" w:cs="Calibri" w:eastAsia="Calibri" w:hAnsi="Calibri"/>
         </w:rPr>
-        <w:t xml:space="preserve">TILLABÉRI : LE GOUVERNEUR PRÉSIDE LA RÉUNION ORDINAIRE DU CONSEIL RÉGIONAL DE SÉCURITÉ (CRS)</w:t>
+        <w:t xml:space="preserve">SOUVERAINETÉ ALIMENTAIRE : DES HOMMES ET DES FEMMES RURALES, PRINCIPAUX ACTEURS DE LA RÉSILIENCE AU NIGER</w:t>
       </w:r>
     </w:p>
     <w:p>
@@ -10230,9 +11167,9 @@
           <w:szCs w:val="26"/>
           <w:rFonts w:ascii="Calibri" w:cs="Calibri" w:eastAsia="Calibri" w:hAnsi="Calibri"/>
         </w:rPr>
-        <w:t xml:space="preserve">▪  Sources : </w:t>
-      </w:r>
-      <w:hyperlink w:history="1" r:id="rIduacc0oshodnjoyid1xnps">
+        <w:t xml:space="preserve">▪  Source : </w:t>
+      </w:r>
+      <w:hyperlink w:history="1" r:id="rIdogb4c0on2z5zrlbadtqri">
         <w:r>
           <w:rPr>
             <w:u w:val="single"/>
@@ -10241,7 +11178,7 @@
             <w:szCs w:val="26"/>
             <w:rFonts w:ascii="Calibri" w:cs="Calibri" w:eastAsia="Calibri" w:hAnsi="Calibri"/>
           </w:rPr>
-          <w:t xml:space="preserve">ANP — Agence Nigérienne Presse · Le Sahel</w:t>
+          <w:t xml:space="preserve">ANP — Agence Nigérienne Presse</w:t>
         </w:r>
       </w:hyperlink>
       <w:r>
@@ -10251,7 +11188,7 @@
           <w:szCs w:val="26"/>
           <w:rFonts w:ascii="Calibri" w:cs="Calibri" w:eastAsia="Calibri" w:hAnsi="Calibri"/>
         </w:rPr>
-        <w:t xml:space="preserve"> — 28 octobre 2026, 19 h UTC</w:t>
+        <w:t xml:space="preserve"> — 29 octobre 2026, 9 h UTC</w:t>
       </w:r>
       <w:r>
         <w:rPr>
@@ -10262,7 +11199,7 @@
           <w:szCs w:val="26"/>
           <w:rFonts w:ascii="Calibri" w:cs="Calibri" w:eastAsia="Calibri" w:hAnsi="Calibri"/>
         </w:rPr>
-        <w:t xml:space="preserve">   ·   Cotation : Confirmé</w:t>
+        <w:t xml:space="preserve">   ·   Cotation : Probable</w:t>
       </w:r>
     </w:p>
     <w:p>
@@ -10289,7 +11226,7 @@
           <w:szCs w:val="28"/>
           <w:rFonts w:ascii="Calibri" w:cs="Calibri" w:eastAsia="Calibri" w:hAnsi="Calibri"/>
         </w:rPr>
-        <w:t xml:space="preserve">SÉCURITÉ NUCLÉAIRE : L’HANEA ORGANISE UN ATELIER DE RÉVISION DE SON PLAN INSSP</w:t>
+        <w:t xml:space="preserve">L’HONORABLE MAHAMANE BACHIR HAROUNA HAMBALI, CHEF DE CANTON DE DIOUNDIOU : « LA SOUVERAINETÉ ALIMENTAIRE DOIT DEVENIR UNE AMBITION PARTAGÉE PAR TOUS LES NIGÉRIENS »</w:t>
       </w:r>
     </w:p>
     <w:p>
@@ -10305,7 +11242,7 @@
         </w:rPr>
         <w:t xml:space="preserve">▪  Source : </w:t>
       </w:r>
-      <w:hyperlink w:history="1" r:id="rIdeirgm2rl65gf-tv_qq16g">
+      <w:hyperlink w:history="1" r:id="rIdyiksdgzx6qtqjyzk0g4qs">
         <w:r>
           <w:rPr>
             <w:u w:val="single"/>
@@ -10324,7 +11261,7 @@
           <w:szCs w:val="26"/>
           <w:rFonts w:ascii="Calibri" w:cs="Calibri" w:eastAsia="Calibri" w:hAnsi="Calibri"/>
         </w:rPr>
-        <w:t xml:space="preserve"> — 28 octobre 2026, 9 h UTC</w:t>
+        <w:t xml:space="preserve"> — 29 octobre 2026, 8 h UTC</w:t>
       </w:r>
       <w:r>
         <w:rPr>
@@ -10336,79 +11273,6 @@
           <w:rFonts w:ascii="Calibri" w:cs="Calibri" w:eastAsia="Calibri" w:hAnsi="Calibri"/>
         </w:rPr>
         <w:t xml:space="preserve">   ·   Cotation : Non confirmé</w:t>
-      </w:r>
-    </w:p>
-    <w:p>
-      <w:pPr>
-        <w:spacing w:before="160"/>
-        <w:ind w:left="360"/>
-      </w:pPr>
-      <w:r>
-        <w:rPr>
-          <w:color w:val="1F6B5E"/>
-          <w:sz w:val="28"/>
-          <w:szCs w:val="28"/>
-          <w:rFonts w:ascii="Calibri" w:cs="Calibri" w:eastAsia="Calibri" w:hAnsi="Calibri"/>
-        </w:rPr>
-        <w:t xml:space="preserve">❑  </w:t>
-      </w:r>
-      <w:r>
-        <w:rPr>
-          <w:b/>
-          <w:bCs/>
-          <w:u w:val="single"/>
-          <w:color w:val="1F6B5E"/>
-          <w:sz w:val="28"/>
-          <w:szCs w:val="28"/>
-          <w:rFonts w:ascii="Calibri" w:cs="Calibri" w:eastAsia="Calibri" w:hAnsi="Calibri"/>
-        </w:rPr>
-        <w:t xml:space="preserve">4 ÉTUDIANTS ET UNE FEMME TUÉS DANS UN ACCIDENT DE LA ROUTE AVEC UN CONVOI DU GOUVERNEUR DU NIGER</w:t>
-      </w:r>
-    </w:p>
-    <w:p>
-      <w:pPr>
-        <w:ind w:left="720"/>
-      </w:pPr>
-      <w:r>
-        <w:rPr>
-          <w:color w:val="1F2937"/>
-          <w:sz w:val="26"/>
-          <w:szCs w:val="26"/>
-          <w:rFonts w:ascii="Calibri" w:cs="Calibri" w:eastAsia="Calibri" w:hAnsi="Calibri"/>
-        </w:rPr>
-        <w:t xml:space="preserve">▪  Source : </w:t>
-      </w:r>
-      <w:hyperlink w:history="1" r:id="rIdoqug5n_pbrqld4affij21">
-        <w:r>
-          <w:rPr>
-            <w:u w:val="single"/>
-            <w:color w:val="1F6B5E"/>
-            <w:sz w:val="26"/>
-            <w:szCs w:val="26"/>
-            <w:rFonts w:ascii="Calibri" w:cs="Calibri" w:eastAsia="Calibri" w:hAnsi="Calibri"/>
-          </w:rPr>
-          <w:t xml:space="preserve">Vanguard</w:t>
-        </w:r>
-      </w:hyperlink>
-      <w:r>
-        <w:rPr>
-          <w:color w:val="1F2937"/>
-          <w:sz w:val="26"/>
-          <w:szCs w:val="26"/>
-          <w:rFonts w:ascii="Calibri" w:cs="Calibri" w:eastAsia="Calibri" w:hAnsi="Calibri"/>
-        </w:rPr>
-        <w:t xml:space="preserve"> — 27 octobre 2026, 19 h UTC</w:t>
-      </w:r>
-      <w:r>
-        <w:rPr>
-          <w:b/>
-          <w:bCs/>
-          <w:color w:val="1F2937"/>
-          <w:sz w:val="26"/>
-          <w:szCs w:val="26"/>
-          <w:rFonts w:ascii="Calibri" w:cs="Calibri" w:eastAsia="Calibri" w:hAnsi="Calibri"/>
-        </w:rPr>
-        <w:t xml:space="preserve">   ·   Cotation : Probable</w:t>
       </w:r>
     </w:p>
     <w:p>
@@ -10632,7 +11496,7 @@
           <w:szCs w:val="22"/>
           <w:rFonts w:ascii="Calibri" w:cs="Calibri" w:eastAsia="Calibri" w:hAnsi="Calibri"/>
         </w:rPr>
-        <w:t xml:space="preserve">Indice de confiance : moyenne (incident vérifié le plus récent : 122 jours ; 1 signal du jour)</w:t>
+        <w:t xml:space="preserve">Indice de confiance : faible (incident vérifié le plus récent : 123 jours ; aucun signal du jour)</w:t>
       </w:r>
     </w:p>
     <w:tbl>
@@ -10801,7 +11665,7 @@
                 <w:rFonts w:ascii="Calibri" w:cs="Calibri" w:eastAsia="Calibri" w:hAnsi="Calibri"/>
               </w:rPr>
             </w:r>
-            <w:hyperlink w:history="1" r:id="rIdhio5hnsvupofdb_gbc7lq">
+            <w:hyperlink w:history="1" r:id="rIdotzk4tev_u6ipo_oa1goe">
               <w:r>
                 <w:rPr>
                   <w:u w:val="single"/>
@@ -10869,7 +11733,7 @@
                           </pic:cNvPicPr>
                         </pic:nvPicPr>
                         <pic:blipFill>
-                          <a:blip r:embed="rId13" cstate="none"/>
+                          <a:blip r:embed="rId14" cstate="none"/>
                           <a:srcRect/>
                           <a:stretch>
                             <a:fillRect/>
@@ -10895,7 +11759,7 @@
             <w:pPr>
               <w:jc w:val="right"/>
             </w:pPr>
-            <w:hyperlink w:history="1" r:id="rIdejsunjnccmmhhku7kxxyr">
+            <w:hyperlink w:history="1" r:id="rIdltmhzeuft9wq8mzuauv7e">
               <w:r>
                 <w:rPr>
                   <w:u w:val="single"/>
@@ -11159,7 +12023,7 @@
         </w:rPr>
         <w:t xml:space="preserve">▪  Source : </w:t>
       </w:r>
-      <w:hyperlink w:history="1" r:id="rIdpvqkhvau9qv09856xjunf">
+      <w:hyperlink w:history="1" r:id="rIdw422kubdh0j0yumnbwc0a">
         <w:r>
           <w:rPr>
             <w:u w:val="single"/>
@@ -11232,7 +12096,7 @@
         </w:rPr>
         <w:t xml:space="preserve">▪  Source : </w:t>
       </w:r>
-      <w:hyperlink w:history="1" r:id="rIdhsr5ui0ynvmc0gxfaqedi">
+      <w:hyperlink w:history="1" r:id="rIdiizvayrecafkw1p51g5a-">
         <w:r>
           <w:rPr>
             <w:u w:val="single"/>
@@ -11294,7 +12158,7 @@
         </w:rPr>
         <w:t xml:space="preserve">▪  Source : </w:t>
       </w:r>
-      <w:hyperlink w:history="1" r:id="rIdn96q8hjzxhplhtbvg9jgc">
+      <w:hyperlink w:history="1" r:id="rIdlkhzdrgunxrw7_4r2uw0s">
         <w:r>
           <w:rPr>
             <w:u w:val="single"/>
@@ -11356,7 +12220,7 @@
         </w:rPr>
         <w:t xml:space="preserve">▪  Source : </w:t>
       </w:r>
-      <w:hyperlink w:history="1" r:id="rIdz2ayr1-4hqilpnxbg3lvb">
+      <w:hyperlink w:history="1" r:id="rIdqn6a2ens0o2inhqp4cbng">
         <w:r>
           <w:rPr>
             <w:u w:val="single"/>
@@ -11418,7 +12282,7 @@
         </w:rPr>
         <w:t xml:space="preserve">▪  Source : </w:t>
       </w:r>
-      <w:hyperlink w:history="1" r:id="rId2yxdweji2efrebtvqh1ib">
+      <w:hyperlink w:history="1" r:id="rIdzuxloandr4vhauzo4koau">
         <w:r>
           <w:rPr>
             <w:u w:val="single"/>
@@ -11683,7 +12547,7 @@
           <w:szCs w:val="28"/>
           <w:rFonts w:ascii="Calibri" w:cs="Calibri" w:eastAsia="Calibri" w:hAnsi="Calibri"/>
         </w:rPr>
-        <w:t xml:space="preserve">DÉTAILS DE MILLIERS D'AGENTS D'IMMIGRATION AMÉRICAINS DIVULGUÉS LORS D'UN PIRATAGE MAJEUR</w:t>
+        <w:t xml:space="preserve">LE GHANA ET LA POLOGNE EXPLORENT LES OPPORTUNITÉS D'INVESTISSEMENT ET LA COOPÉRATION EN MATIÈRE DE</w:t>
       </w:r>
     </w:p>
     <w:p>
@@ -11699,7 +12563,7 @@
         </w:rPr>
         <w:t xml:space="preserve">▪  Source : </w:t>
       </w:r>
-      <w:hyperlink w:history="1" r:id="rIds7srkhjtxnkyyoz4rhu74">
+      <w:hyperlink w:history="1" r:id="rIdn6gkzgwsw4dcug9kzmv0x">
         <w:r>
           <w:rPr>
             <w:u w:val="single"/>
@@ -11718,7 +12582,7 @@
           <w:szCs w:val="26"/>
           <w:rFonts w:ascii="Calibri" w:cs="Calibri" w:eastAsia="Calibri" w:hAnsi="Calibri"/>
         </w:rPr>
-        <w:t xml:space="preserve"> — 28 octobre 2026, 23 h UTC</w:t>
+        <w:t xml:space="preserve"> — 29 octobre 2026, 18 h UTC</w:t>
       </w:r>
       <w:r>
         <w:rPr>
@@ -11756,7 +12620,7 @@
           <w:szCs w:val="28"/>
           <w:rFonts w:ascii="Calibri" w:cs="Calibri" w:eastAsia="Calibri" w:hAnsi="Calibri"/>
         </w:rPr>
-        <w:t xml:space="preserve">LE NPP DONNERA LA PRIORITÉ À L’ÉDUCATION PLUTÔT QU’AUX INCITATIONS MATÉRIELLES DANS LES COMMUNAUTÉS ZONGO – COORDONNATEUR NASARA</w:t>
+        <w:t xml:space="preserve">LES PARTIES PRENANTES APPELLENT À UNE COLLABORATION PLUS FORTE ENTRE LA COMMUNAUTÉ ET LA SÉCURITÉ POUR PRÉVENIR L'EXTRÉMISME</w:t>
       </w:r>
     </w:p>
     <w:p>
@@ -11772,7 +12636,7 @@
         </w:rPr>
         <w:t xml:space="preserve">▪  Source : </w:t>
       </w:r>
-      <w:hyperlink w:history="1" r:id="rIdetnpbqtqq9e0dvvsgavjm">
+      <w:hyperlink w:history="1" r:id="rIddjjvopwh-nvl4ree_e9fx">
         <w:r>
           <w:rPr>
             <w:u w:val="single"/>
@@ -11791,7 +12655,7 @@
           <w:szCs w:val="26"/>
           <w:rFonts w:ascii="Calibri" w:cs="Calibri" w:eastAsia="Calibri" w:hAnsi="Calibri"/>
         </w:rPr>
-        <w:t xml:space="preserve"> — 28 octobre 2026, 16 h UTC</w:t>
+        <w:t xml:space="preserve"> — 29 octobre 2026, 18 h UTC</w:t>
       </w:r>
       <w:r>
         <w:rPr>
@@ -11829,7 +12693,7 @@
           <w:szCs w:val="28"/>
           <w:rFonts w:ascii="Calibri" w:cs="Calibri" w:eastAsia="Calibri" w:hAnsi="Calibri"/>
         </w:rPr>
-        <w:t xml:space="preserve">LES POMPIERS INTERVIENNENT APRÈS UN INCIDENT IMPLIQUANT UN VÉHICULE IMPLIQUANT DU PEROXYDE D'HYDROGÈNE À GORIYIRI</w:t>
+        <w:t xml:space="preserve">LE DIRECTEUR RÉGIONAL DE LA SANTÉ DU CENTRE APPELLE À UNE SURVEILLANCE ACCRUE D'EBOLA ALORS QUE LES VISITES DE SOUTIEN SE POURSUIVENT</w:t>
       </w:r>
     </w:p>
     <w:p>
@@ -11845,7 +12709,7 @@
         </w:rPr>
         <w:t xml:space="preserve">▪  Source : </w:t>
       </w:r>
-      <w:hyperlink w:history="1" r:id="rIdxd1imknhqqna7ev4uw8gq">
+      <w:hyperlink w:history="1" r:id="rIdatqna6yjv_imqw-llm2zy">
         <w:r>
           <w:rPr>
             <w:u w:val="single"/>
@@ -11864,7 +12728,7 @@
           <w:szCs w:val="26"/>
           <w:rFonts w:ascii="Calibri" w:cs="Calibri" w:eastAsia="Calibri" w:hAnsi="Calibri"/>
         </w:rPr>
-        <w:t xml:space="preserve"> — 28 octobre 2026, 16 h UTC</w:t>
+        <w:t xml:space="preserve"> — 29 octobre 2026, 18 h UTC</w:t>
       </w:r>
       <w:r>
         <w:rPr>
@@ -11902,7 +12766,7 @@
           <w:szCs w:val="28"/>
           <w:rFonts w:ascii="Calibri" w:cs="Calibri" w:eastAsia="Calibri" w:hAnsi="Calibri"/>
         </w:rPr>
-        <w:t xml:space="preserve">LA COMMISSION FORESTIÈRE PRÉVOIT DES CAMPS ARMÉS POUR PROTÉGER LA RÉSERVE FORESTIÈRE DE SUBRI DE GALAMSEY</w:t>
+        <w:t xml:space="preserve">UN CONDUCTEUR SUBIT DE GRAVES BRÛLURES CHIMIQUES APRÈS L'INCENDIE D'UN CAMION DE PEROXYDE D'HYDROGÈNE À GORIYIRI</w:t>
       </w:r>
     </w:p>
     <w:p>
@@ -11918,7 +12782,7 @@
         </w:rPr>
         <w:t xml:space="preserve">▪  Source : </w:t>
       </w:r>
-      <w:hyperlink w:history="1" r:id="rIdrzzmq0g8pet2dfkrb_zai">
+      <w:hyperlink w:history="1" r:id="rId4bfhxfsowleauldc9qzg1">
         <w:r>
           <w:rPr>
             <w:u w:val="single"/>
@@ -11937,7 +12801,7 @@
           <w:szCs w:val="26"/>
           <w:rFonts w:ascii="Calibri" w:cs="Calibri" w:eastAsia="Calibri" w:hAnsi="Calibri"/>
         </w:rPr>
-        <w:t xml:space="preserve"> — 28 octobre 2026, 10 h UTC</w:t>
+        <w:t xml:space="preserve"> — 29 octobre 2026, 14 h UTC</w:t>
       </w:r>
       <w:r>
         <w:rPr>
@@ -12226,7 +13090,7 @@
           <w:szCs w:val="22"/>
           <w:rFonts w:ascii="Calibri" w:cs="Calibri" w:eastAsia="Calibri" w:hAnsi="Calibri"/>
         </w:rPr>
-        <w:t xml:space="preserve">Indice de confiance : faible (incident vérifié le plus récent : 123 jours ; aucun signal du jour)</w:t>
+        <w:t xml:space="preserve">Indice de confiance : moyenne (incident vérifié le plus récent : 124 jours ; 3 signaux du jour)</w:t>
       </w:r>
     </w:p>
     <w:tbl>
@@ -12395,7 +13259,7 @@
                 <w:rFonts w:ascii="Calibri" w:cs="Calibri" w:eastAsia="Calibri" w:hAnsi="Calibri"/>
               </w:rPr>
             </w:r>
-            <w:hyperlink w:history="1" r:id="rIdnknzut6ntfadzz2pk_kuu">
+            <w:hyperlink w:history="1" r:id="rIdqbqxglpzktewwu36rxpps">
               <w:r>
                 <w:rPr>
                   <w:u w:val="single"/>
@@ -12463,7 +13327,7 @@
                           </pic:cNvPicPr>
                         </pic:nvPicPr>
                         <pic:blipFill>
-                          <a:blip r:embed="rId14" cstate="none"/>
+                          <a:blip r:embed="rId15" cstate="none"/>
                           <a:srcRect/>
                           <a:stretch>
                             <a:fillRect/>
@@ -12489,7 +13353,7 @@
             <w:pPr>
               <w:jc w:val="right"/>
             </w:pPr>
-            <w:hyperlink w:history="1" r:id="rId88gsvu6ydot8syz9e3vk1">
+            <w:hyperlink w:history="1" r:id="rIdpkqjc9medyyvp5v_yyubp">
               <w:r>
                 <w:rPr>
                   <w:u w:val="single"/>
@@ -12791,6 +13655,152 @@
           <w:szCs w:val="28"/>
           <w:rFonts w:ascii="Calibri" w:cs="Calibri" w:eastAsia="Calibri" w:hAnsi="Calibri"/>
         </w:rPr>
+        <w:t xml:space="preserve">(PT) CRISE DE VOCATION ET CRISE FINANCIÈRE</w:t>
+      </w:r>
+    </w:p>
+    <w:p>
+      <w:pPr>
+        <w:ind w:left="720"/>
+      </w:pPr>
+      <w:r>
+        <w:rPr>
+          <w:color w:val="1F2937"/>
+          <w:sz w:val="26"/>
+          <w:szCs w:val="26"/>
+          <w:rFonts w:ascii="Calibri" w:cs="Calibri" w:eastAsia="Calibri" w:hAnsi="Calibri"/>
+        </w:rPr>
+        <w:t xml:space="preserve">▪  Source : </w:t>
+      </w:r>
+      <w:hyperlink w:history="1" r:id="rIdvwazsz8ceec60ssf8c0lk">
+        <w:r>
+          <w:rPr>
+            <w:u w:val="single"/>
+            <w:color w:val="1F6B5E"/>
+            <w:sz w:val="26"/>
+            <w:szCs w:val="26"/>
+            <w:rFonts w:ascii="Calibri" w:cs="Calibri" w:eastAsia="Calibri" w:hAnsi="Calibri"/>
+          </w:rPr>
+          <w:t xml:space="preserve">AllAfrica (TG)</w:t>
+        </w:r>
+      </w:hyperlink>
+      <w:r>
+        <w:rPr>
+          <w:color w:val="1F2937"/>
+          <w:sz w:val="26"/>
+          <w:szCs w:val="26"/>
+          <w:rFonts w:ascii="Calibri" w:cs="Calibri" w:eastAsia="Calibri" w:hAnsi="Calibri"/>
+        </w:rPr>
+        <w:t xml:space="preserve"> — 29 octobre 2026, 16 h UTC</w:t>
+      </w:r>
+      <w:r>
+        <w:rPr>
+          <w:b/>
+          <w:bCs/>
+          <w:color w:val="1F2937"/>
+          <w:sz w:val="26"/>
+          <w:szCs w:val="26"/>
+          <w:rFonts w:ascii="Calibri" w:cs="Calibri" w:eastAsia="Calibri" w:hAnsi="Calibri"/>
+        </w:rPr>
+        <w:t xml:space="preserve">   ·   Cotation : Probable</w:t>
+      </w:r>
+    </w:p>
+    <w:p>
+      <w:pPr>
+        <w:spacing w:before="160"/>
+        <w:ind w:left="360"/>
+      </w:pPr>
+      <w:r>
+        <w:rPr>
+          <w:color w:val="1F6B5E"/>
+          <w:sz w:val="28"/>
+          <w:szCs w:val="28"/>
+          <w:rFonts w:ascii="Calibri" w:cs="Calibri" w:eastAsia="Calibri" w:hAnsi="Calibri"/>
+        </w:rPr>
+        <w:t xml:space="preserve">❑  </w:t>
+      </w:r>
+      <w:r>
+        <w:rPr>
+          <w:b/>
+          <w:bCs/>
+          <w:u w:val="single"/>
+          <w:color w:val="1F6B5E"/>
+          <w:sz w:val="28"/>
+          <w:szCs w:val="28"/>
+          <w:rFonts w:ascii="Calibri" w:cs="Calibri" w:eastAsia="Calibri" w:hAnsi="Calibri"/>
+        </w:rPr>
+        <w:t xml:space="preserve">LE TOGO RENFORCE LA VIGILANCE FACE À LA MENACE DE LA MALADIE À VIRUS EBOLA</w:t>
+      </w:r>
+    </w:p>
+    <w:p>
+      <w:pPr>
+        <w:ind w:left="720"/>
+      </w:pPr>
+      <w:r>
+        <w:rPr>
+          <w:color w:val="1F2937"/>
+          <w:sz w:val="26"/>
+          <w:szCs w:val="26"/>
+          <w:rFonts w:ascii="Calibri" w:cs="Calibri" w:eastAsia="Calibri" w:hAnsi="Calibri"/>
+        </w:rPr>
+        <w:t xml:space="preserve">▪  Source : </w:t>
+      </w:r>
+      <w:hyperlink w:history="1" r:id="rIdszfo0c9d2pktg5bl8w8f2">
+        <w:r>
+          <w:rPr>
+            <w:u w:val="single"/>
+            <w:color w:val="1F6B5E"/>
+            <w:sz w:val="26"/>
+            <w:szCs w:val="26"/>
+            <w:rFonts w:ascii="Calibri" w:cs="Calibri" w:eastAsia="Calibri" w:hAnsi="Calibri"/>
+          </w:rPr>
+          <w:t xml:space="preserve">ATOP — Agence Togolaise Presse</w:t>
+        </w:r>
+      </w:hyperlink>
+      <w:r>
+        <w:rPr>
+          <w:color w:val="1F2937"/>
+          <w:sz w:val="26"/>
+          <w:szCs w:val="26"/>
+          <w:rFonts w:ascii="Calibri" w:cs="Calibri" w:eastAsia="Calibri" w:hAnsi="Calibri"/>
+        </w:rPr>
+        <w:t xml:space="preserve"> — 29 octobre 2026, 9 h UTC</w:t>
+      </w:r>
+      <w:r>
+        <w:rPr>
+          <w:b/>
+          <w:bCs/>
+          <w:color w:val="1F2937"/>
+          <w:sz w:val="26"/>
+          <w:szCs w:val="26"/>
+          <w:rFonts w:ascii="Calibri" w:cs="Calibri" w:eastAsia="Calibri" w:hAnsi="Calibri"/>
+        </w:rPr>
+        <w:t xml:space="preserve">   ·   Cotation : Probable</w:t>
+      </w:r>
+    </w:p>
+    <w:p>
+      <w:pPr>
+        <w:spacing w:before="160"/>
+        <w:ind w:left="360"/>
+      </w:pPr>
+      <w:r>
+        <w:rPr>
+          <w:color w:val="1F6B5E"/>
+          <w:sz w:val="28"/>
+          <w:szCs w:val="28"/>
+          <w:rFonts w:ascii="Calibri" w:cs="Calibri" w:eastAsia="Calibri" w:hAnsi="Calibri"/>
+        </w:rPr>
+        <w:t xml:space="preserve">❑  </w:t>
+      </w:r>
+      <w:r>
+        <w:rPr>
+          <w:b/>
+          <w:bCs/>
+          <w:u w:val="single"/>
+          <w:color w:val="1F6B5E"/>
+          <w:sz w:val="28"/>
+          <w:szCs w:val="28"/>
+          <w:rFonts w:ascii="Calibri" w:cs="Calibri" w:eastAsia="Calibri" w:hAnsi="Calibri"/>
+        </w:rPr>
         <w:t xml:space="preserve">WHATSAPP : LA FAUSSE ALERTE AU VOTE POUR PIRATER VOTRE COMPTE FAIT SON RETOUR</w:t>
       </w:r>
     </w:p>
@@ -12807,7 +13817,7 @@
         </w:rPr>
         <w:t xml:space="preserve">▪  Source : </w:t>
       </w:r>
-      <w:hyperlink w:history="1" r:id="rIdrvmemlzq8w0pt5hmipmdn">
+      <w:hyperlink w:history="1" r:id="rIdekx__emumshngpq3fnqit">
         <w:r>
           <w:rPr>
             <w:u w:val="single"/>
@@ -12853,7 +13863,7 @@
           <w:szCs w:val="28"/>
           <w:rFonts w:ascii="Calibri" w:cs="Calibri" w:eastAsia="Calibri" w:hAnsi="Calibri"/>
         </w:rPr>
-        <w:t xml:space="preserve">TOGO-RUSSIE : DES ACCORDS DE PARTENARIAT ET MÉMORANDUM D’ENTENTE SIGNÉS EN PRÉSENCE DU PRÉSIDENT DU CONSEIL</w:t>
+        <w:t xml:space="preserve">3E FORUM RUSSIE-AFRIQUE : LE TOGO FIXE SES PRIORITÉS</w:t>
       </w:r>
     </w:p>
     <w:p>
@@ -12869,7 +13879,80 @@
         </w:rPr>
         <w:t xml:space="preserve">▪  Source : </w:t>
       </w:r>
-      <w:hyperlink w:history="1" r:id="rIdzcoc9rcd3fqg7c29v6hep">
+      <w:hyperlink w:history="1" r:id="rIdvhgmylyp4p9tcjljd-r2p">
+        <w:r>
+          <w:rPr>
+            <w:u w:val="single"/>
+            <w:color w:val="1F6B5E"/>
+            <w:sz w:val="26"/>
+            <w:szCs w:val="26"/>
+            <w:rFonts w:ascii="Calibri" w:cs="Calibri" w:eastAsia="Calibri" w:hAnsi="Calibri"/>
+          </w:rPr>
+          <w:t xml:space="preserve">Togo-Presse</w:t>
+        </w:r>
+      </w:hyperlink>
+      <w:r>
+        <w:rPr>
+          <w:color w:val="1F2937"/>
+          <w:sz w:val="26"/>
+          <w:szCs w:val="26"/>
+          <w:rFonts w:ascii="Calibri" w:cs="Calibri" w:eastAsia="Calibri" w:hAnsi="Calibri"/>
+        </w:rPr>
+        <w:t xml:space="preserve"> — 29 octobre 2026, 19 h UTC</w:t>
+      </w:r>
+      <w:r>
+        <w:rPr>
+          <w:b/>
+          <w:bCs/>
+          <w:color w:val="1F2937"/>
+          <w:sz w:val="26"/>
+          <w:szCs w:val="26"/>
+          <w:rFonts w:ascii="Calibri" w:cs="Calibri" w:eastAsia="Calibri" w:hAnsi="Calibri"/>
+        </w:rPr>
+        <w:t xml:space="preserve">   ·   Cotation : Non confirmé</w:t>
+      </w:r>
+    </w:p>
+    <w:p>
+      <w:pPr>
+        <w:spacing w:before="160"/>
+        <w:ind w:left="360"/>
+      </w:pPr>
+      <w:r>
+        <w:rPr>
+          <w:color w:val="1F6B5E"/>
+          <w:sz w:val="28"/>
+          <w:szCs w:val="28"/>
+          <w:rFonts w:ascii="Calibri" w:cs="Calibri" w:eastAsia="Calibri" w:hAnsi="Calibri"/>
+        </w:rPr>
+        <w:t xml:space="preserve">❑  </w:t>
+      </w:r>
+      <w:r>
+        <w:rPr>
+          <w:b/>
+          <w:bCs/>
+          <w:u w:val="single"/>
+          <w:color w:val="1F6B5E"/>
+          <w:sz w:val="28"/>
+          <w:szCs w:val="28"/>
+          <w:rFonts w:ascii="Calibri" w:cs="Calibri" w:eastAsia="Calibri" w:hAnsi="Calibri"/>
+        </w:rPr>
+        <w:t xml:space="preserve">SÉCURITÉ SANITAIRE DES ALIMENTS : LE LANSA SE FAIT CONNAÎTRE DES ACTEURS RÉGIONAUX À SOKODÉ</w:t>
+      </w:r>
+    </w:p>
+    <w:p>
+      <w:pPr>
+        <w:ind w:left="720"/>
+      </w:pPr>
+      <w:r>
+        <w:rPr>
+          <w:color w:val="1F2937"/>
+          <w:sz w:val="26"/>
+          <w:szCs w:val="26"/>
+          <w:rFonts w:ascii="Calibri" w:cs="Calibri" w:eastAsia="Calibri" w:hAnsi="Calibri"/>
+        </w:rPr>
+        <w:t xml:space="preserve">▪  Source : </w:t>
+      </w:r>
+      <w:hyperlink w:history="1" r:id="rIdkbgahtn5ca8tdkyrronr1">
         <w:r>
           <w:rPr>
             <w:u w:val="single"/>
@@ -12888,7 +13971,7 @@
           <w:szCs w:val="26"/>
           <w:rFonts w:ascii="Calibri" w:cs="Calibri" w:eastAsia="Calibri" w:hAnsi="Calibri"/>
         </w:rPr>
-        <w:t xml:space="preserve"> — 28 octobre 2026, 15 h UTC</w:t>
+        <w:t xml:space="preserve"> — 29 octobre 2026, 15 h UTC</w:t>
       </w:r>
       <w:r>
         <w:rPr>
@@ -12899,226 +13982,7 @@
           <w:szCs w:val="26"/>
           <w:rFonts w:ascii="Calibri" w:cs="Calibri" w:eastAsia="Calibri" w:hAnsi="Calibri"/>
         </w:rPr>
-        <w:t xml:space="preserve">   ·   Cotation : Confirmé</w:t>
-      </w:r>
-    </w:p>
-    <w:p>
-      <w:pPr>
-        <w:spacing w:before="160"/>
-        <w:ind w:left="360"/>
-      </w:pPr>
-      <w:r>
-        <w:rPr>
-          <w:color w:val="1F6B5E"/>
-          <w:sz w:val="28"/>
-          <w:szCs w:val="28"/>
-          <w:rFonts w:ascii="Calibri" w:cs="Calibri" w:eastAsia="Calibri" w:hAnsi="Calibri"/>
-        </w:rPr>
-        <w:t xml:space="preserve">❑  </w:t>
-      </w:r>
-      <w:r>
-        <w:rPr>
-          <w:b/>
-          <w:bCs/>
-          <w:u w:val="single"/>
-          <w:color w:val="1F6B5E"/>
-          <w:sz w:val="28"/>
-          <w:szCs w:val="28"/>
-          <w:rFonts w:ascii="Calibri" w:cs="Calibri" w:eastAsia="Calibri" w:hAnsi="Calibri"/>
-        </w:rPr>
-        <w:t xml:space="preserve">SES SEMENCES AMÉLIORÉES POUR LES MARAÎCHERS DU NORD</w:t>
-      </w:r>
-    </w:p>
-    <w:p>
-      <w:pPr>
-        <w:ind w:left="720"/>
-      </w:pPr>
-      <w:r>
-        <w:rPr>
-          <w:color w:val="1F2937"/>
-          <w:sz w:val="26"/>
-          <w:szCs w:val="26"/>
-          <w:rFonts w:ascii="Calibri" w:cs="Calibri" w:eastAsia="Calibri" w:hAnsi="Calibri"/>
-        </w:rPr>
-        <w:t xml:space="preserve">▪  Source : </w:t>
-      </w:r>
-      <w:hyperlink w:history="1" r:id="rIddlmxd2rtuzqab14s0ys11">
-        <w:r>
-          <w:rPr>
-            <w:u w:val="single"/>
-            <w:color w:val="1F6B5E"/>
-            <w:sz w:val="26"/>
-            <w:szCs w:val="26"/>
-            <w:rFonts w:ascii="Calibri" w:cs="Calibri" w:eastAsia="Calibri" w:hAnsi="Calibri"/>
-          </w:rPr>
-          <w:t xml:space="preserve">AllAfrica (TG)</w:t>
-        </w:r>
-      </w:hyperlink>
-      <w:r>
-        <w:rPr>
-          <w:color w:val="1F2937"/>
-          <w:sz w:val="26"/>
-          <w:szCs w:val="26"/>
-          <w:rFonts w:ascii="Calibri" w:cs="Calibri" w:eastAsia="Calibri" w:hAnsi="Calibri"/>
-        </w:rPr>
-        <w:t xml:space="preserve"> — 28 octobre 2026, 13 h UTC</w:t>
-      </w:r>
-      <w:r>
-        <w:rPr>
-          <w:b/>
-          <w:bCs/>
-          <w:color w:val="1F2937"/>
-          <w:sz w:val="26"/>
-          <w:szCs w:val="26"/>
-          <w:rFonts w:ascii="Calibri" w:cs="Calibri" w:eastAsia="Calibri" w:hAnsi="Calibri"/>
-        </w:rPr>
         <w:t xml:space="preserve">   ·   Cotation : Probable</w:t>
-      </w:r>
-    </w:p>
-    <w:p>
-      <w:pPr>
-        <w:spacing w:before="160"/>
-        <w:ind w:left="360"/>
-      </w:pPr>
-      <w:r>
-        <w:rPr>
-          <w:color w:val="1F6B5E"/>
-          <w:sz w:val="28"/>
-          <w:szCs w:val="28"/>
-          <w:rFonts w:ascii="Calibri" w:cs="Calibri" w:eastAsia="Calibri" w:hAnsi="Calibri"/>
-        </w:rPr>
-        <w:t xml:space="preserve">❑  </w:t>
-      </w:r>
-      <w:r>
-        <w:rPr>
-          <w:b/>
-          <w:bCs/>
-          <w:u w:val="single"/>
-          <w:color w:val="1F6B5E"/>
-          <w:sz w:val="28"/>
-          <w:szCs w:val="28"/>
-          <w:rFonts w:ascii="Calibri" w:cs="Calibri" w:eastAsia="Calibri" w:hAnsi="Calibri"/>
-        </w:rPr>
-        <w:t xml:space="preserve">SOMMET RUSSIE-AFRIQUE : LE TOGO ÉLARGIT SON PARTENARIAT AVEC MOSCOU, DE L’ÉDUCATION AUX DROITS DE L’HOMME</w:t>
-      </w:r>
-    </w:p>
-    <w:p>
-      <w:pPr>
-        <w:ind w:left="720"/>
-      </w:pPr>
-      <w:r>
-        <w:rPr>
-          <w:color w:val="1F2937"/>
-          <w:sz w:val="26"/>
-          <w:szCs w:val="26"/>
-          <w:rFonts w:ascii="Calibri" w:cs="Calibri" w:eastAsia="Calibri" w:hAnsi="Calibri"/>
-        </w:rPr>
-        <w:t xml:space="preserve">▪  Source : </w:t>
-      </w:r>
-      <w:hyperlink w:history="1" r:id="rIdsji8o4yuvt3vih76-5phz">
-        <w:r>
-          <w:rPr>
-            <w:u w:val="single"/>
-            <w:color w:val="1F6B5E"/>
-            <w:sz w:val="26"/>
-            <w:szCs w:val="26"/>
-            <w:rFonts w:ascii="Calibri" w:cs="Calibri" w:eastAsia="Calibri" w:hAnsi="Calibri"/>
-          </w:rPr>
-          <w:t xml:space="preserve">Icilome</w:t>
-        </w:r>
-      </w:hyperlink>
-      <w:r>
-        <w:rPr>
-          <w:color w:val="1F2937"/>
-          <w:sz w:val="26"/>
-          <w:szCs w:val="26"/>
-          <w:rFonts w:ascii="Calibri" w:cs="Calibri" w:eastAsia="Calibri" w:hAnsi="Calibri"/>
-        </w:rPr>
-        <w:t xml:space="preserve"> — 28 octobre 2026, 12 h UTC</w:t>
-      </w:r>
-      <w:r>
-        <w:rPr>
-          <w:b/>
-          <w:bCs/>
-          <w:color w:val="1F2937"/>
-          <w:sz w:val="26"/>
-          <w:szCs w:val="26"/>
-          <w:rFonts w:ascii="Calibri" w:cs="Calibri" w:eastAsia="Calibri" w:hAnsi="Calibri"/>
-        </w:rPr>
-        <w:t xml:space="preserve">   ·   Cotation : Non confirmé</w:t>
-      </w:r>
-    </w:p>
-    <w:p>
-      <w:pPr>
-        <w:spacing w:before="160"/>
-        <w:ind w:left="360"/>
-      </w:pPr>
-      <w:r>
-        <w:rPr>
-          <w:color w:val="1F6B5E"/>
-          <w:sz w:val="28"/>
-          <w:szCs w:val="28"/>
-          <w:rFonts w:ascii="Calibri" w:cs="Calibri" w:eastAsia="Calibri" w:hAnsi="Calibri"/>
-        </w:rPr>
-        <w:t xml:space="preserve">❑  </w:t>
-      </w:r>
-      <w:r>
-        <w:rPr>
-          <w:b/>
-          <w:bCs/>
-          <w:u w:val="single"/>
-          <w:color w:val="1F6B5E"/>
-          <w:sz w:val="28"/>
-          <w:szCs w:val="28"/>
-          <w:rFonts w:ascii="Calibri" w:cs="Calibri" w:eastAsia="Calibri" w:hAnsi="Calibri"/>
-        </w:rPr>
-        <w:t xml:space="preserve">EUFYCAM S4 CONTRE REOLINK DUO 3 POE CONTRE SOLOCAM S340 : LEQUEL DEVRIEZ-VOUS ACHETER ?</w:t>
-      </w:r>
-    </w:p>
-    <w:p>
-      <w:pPr>
-        <w:ind w:left="720"/>
-      </w:pPr>
-      <w:r>
-        <w:rPr>
-          <w:color w:val="1F2937"/>
-          <w:sz w:val="26"/>
-          <w:szCs w:val="26"/>
-          <w:rFonts w:ascii="Calibri" w:cs="Calibri" w:eastAsia="Calibri" w:hAnsi="Calibri"/>
-        </w:rPr>
-        <w:t xml:space="preserve">▪  Source : </w:t>
-      </w:r>
-      <w:hyperlink w:history="1" r:id="rIdrlhizwtns5ft5128jh8mj">
-        <w:r>
-          <w:rPr>
-            <w:u w:val="single"/>
-            <w:color w:val="1F6B5E"/>
-            <w:sz w:val="26"/>
-            <w:szCs w:val="26"/>
-            <w:rFonts w:ascii="Calibri" w:cs="Calibri" w:eastAsia="Calibri" w:hAnsi="Calibri"/>
-          </w:rPr>
-          <w:t xml:space="preserve">24heureinfo.com</w:t>
-        </w:r>
-      </w:hyperlink>
-      <w:r>
-        <w:rPr>
-          <w:color w:val="1F2937"/>
-          <w:sz w:val="26"/>
-          <w:szCs w:val="26"/>
-          <w:rFonts w:ascii="Calibri" w:cs="Calibri" w:eastAsia="Calibri" w:hAnsi="Calibri"/>
-        </w:rPr>
-        <w:t xml:space="preserve"> — 28 octobre 2026, 11 h UTC</w:t>
-      </w:r>
-      <w:r>
-        <w:rPr>
-          <w:b/>
-          <w:bCs/>
-          <w:color w:val="1F2937"/>
-          <w:sz w:val="26"/>
-          <w:szCs w:val="26"/>
-          <w:rFonts w:ascii="Calibri" w:cs="Calibri" w:eastAsia="Calibri" w:hAnsi="Calibri"/>
-        </w:rPr>
-        <w:t xml:space="preserve">   ·   Cotation : Non confirmé</w:t>
       </w:r>
     </w:p>
     <w:p>
@@ -13407,7 +14271,7 @@
           <w:szCs w:val="28"/>
           <w:rFonts w:ascii="Calibri" w:cs="Calibri" w:eastAsia="Calibri" w:hAnsi="Calibri"/>
         </w:rPr>
-        <w:t xml:space="preserve">TOGO : UNE TRAQUE SANS TRAQUEUR !</w:t>
+        <w:t xml:space="preserve">TOGO : NATHANIEL OLYMPIO DÉNONCE LA DÉPENDANCE À L’AIDE ÉTRANGÈRE POUR NOURRIR ET HABILLER LES ÉLÈVES</w:t>
       </w:r>
     </w:p>
     <w:p>
@@ -13423,7 +14287,7 @@
         </w:rPr>
         <w:t xml:space="preserve">▪  Source : </w:t>
       </w:r>
-      <w:hyperlink w:history="1" r:id="rIdejarp7yxbjybtwyksnjes">
+      <w:hyperlink w:history="1" r:id="rId0wuiqfsp5an6pia1ruvf_">
         <w:r>
           <w:rPr>
             <w:u w:val="single"/>
@@ -13432,7 +14296,7 @@
             <w:szCs w:val="26"/>
             <w:rFonts w:ascii="Calibri" w:cs="Calibri" w:eastAsia="Calibri" w:hAnsi="Calibri"/>
           </w:rPr>
-          <w:t xml:space="preserve">Icilome</w:t>
+          <w:t xml:space="preserve">Togo Actualite</w:t>
         </w:r>
       </w:hyperlink>
       <w:r>
@@ -13442,7 +14306,7 @@
           <w:szCs w:val="26"/>
           <w:rFonts w:ascii="Calibri" w:cs="Calibri" w:eastAsia="Calibri" w:hAnsi="Calibri"/>
         </w:rPr>
-        <w:t xml:space="preserve"> — 28 octobre 2026, 9 h UTC</w:t>
+        <w:t xml:space="preserve"> — 29 octobre 2026, 15 h UTC</w:t>
       </w:r>
       <w:r>
         <w:rPr>
@@ -13453,7 +14317,7 @@
           <w:szCs w:val="26"/>
           <w:rFonts w:ascii="Calibri" w:cs="Calibri" w:eastAsia="Calibri" w:hAnsi="Calibri"/>
         </w:rPr>
-        <w:t xml:space="preserve">   ·   Cotation : Non confirmé</w:t>
+        <w:t xml:space="preserve">   ·   Cotation : Confirmé</w:t>
       </w:r>
     </w:p>
     <w:p>
@@ -13480,7 +14344,7 @@
           <w:szCs w:val="28"/>
           <w:rFonts w:ascii="Calibri" w:cs="Calibri" w:eastAsia="Calibri" w:hAnsi="Calibri"/>
         </w:rPr>
-        <w:t xml:space="preserve">GÉNIE IMHOTEP SAISON 3 : LE LYCÉE ZÉBÉVI STOPPE LE LYCÉE TOKOIN2 DANS SON ÉLAN</w:t>
+        <w:t xml:space="preserve">INTERVIEW : « UNE MAUVAISE CONSERVATION DES ALIMENTS OU UNE MANIPULATION INAPPROPRIÉE PEUVENT PROVOQUER DES INTOXICATIONS ALIMENTAIRES » (ANSELME BRUNO SANDAH)</w:t>
       </w:r>
     </w:p>
     <w:p>
@@ -13496,7 +14360,7 @@
         </w:rPr>
         <w:t xml:space="preserve">▪  Source : </w:t>
       </w:r>
-      <w:hyperlink w:history="1" r:id="rIddinek0nnpwbaug7zerm8n">
+      <w:hyperlink w:history="1" r:id="rIda60nmo2cy8byinuetjzkz">
         <w:r>
           <w:rPr>
             <w:u w:val="single"/>
@@ -13505,7 +14369,7 @@
             <w:szCs w:val="26"/>
             <w:rFonts w:ascii="Calibri" w:cs="Calibri" w:eastAsia="Calibri" w:hAnsi="Calibri"/>
           </w:rPr>
-          <w:t xml:space="preserve">Le Nouveau Reporter</w:t>
+          <w:t xml:space="preserve">ATOP — Agence Togolaise Presse</w:t>
         </w:r>
       </w:hyperlink>
       <w:r>
@@ -13515,7 +14379,7 @@
           <w:szCs w:val="26"/>
           <w:rFonts w:ascii="Calibri" w:cs="Calibri" w:eastAsia="Calibri" w:hAnsi="Calibri"/>
         </w:rPr>
-        <w:t xml:space="preserve"> — 28 octobre 2026, 8 h UTC</w:t>
+        <w:t xml:space="preserve"> — 29 octobre 2026, 13 h UTC</w:t>
       </w:r>
       <w:r>
         <w:rPr>
@@ -13526,7 +14390,7 @@
           <w:szCs w:val="26"/>
           <w:rFonts w:ascii="Calibri" w:cs="Calibri" w:eastAsia="Calibri" w:hAnsi="Calibri"/>
         </w:rPr>
-        <w:t xml:space="preserve">   ·   Cotation : Non confirmé</w:t>
+        <w:t xml:space="preserve">   ·   Cotation : Probable</w:t>
       </w:r>
     </w:p>
     <w:p>
@@ -13553,7 +14417,7 @@
           <w:szCs w:val="28"/>
           <w:rFonts w:ascii="Calibri" w:cs="Calibri" w:eastAsia="Calibri" w:hAnsi="Calibri"/>
         </w:rPr>
-        <w:t xml:space="preserve">TOGO : LA SÉCURITÉ RENFORCÉE SUR LE LITTORAL DE LOMÉ APRÈS LE DÉMANTÈLEMENT DES INSTALLATIONS ILLÉGALES</w:t>
+        <w:t xml:space="preserve">UN BUDGET EN BAISSE MAIS DES PRIORITÉS AFFIRMÉES</w:t>
       </w:r>
     </w:p>
     <w:p>
@@ -13567,9 +14431,9 @@
           <w:szCs w:val="26"/>
           <w:rFonts w:ascii="Calibri" w:cs="Calibri" w:eastAsia="Calibri" w:hAnsi="Calibri"/>
         </w:rPr>
-        <w:t xml:space="preserve">▪  Sources : </w:t>
-      </w:r>
-      <w:hyperlink w:history="1" r:id="rIdl-v6jvohez1udoxjvut48">
+        <w:t xml:space="preserve">▪  Source : </w:t>
+      </w:r>
+      <w:hyperlink w:history="1" r:id="rIdaq9fxo6pnz8-8astfnlmd">
         <w:r>
           <w:rPr>
             <w:u w:val="single"/>
@@ -13578,7 +14442,7 @@
             <w:szCs w:val="26"/>
             <w:rFonts w:ascii="Calibri" w:cs="Calibri" w:eastAsia="Calibri" w:hAnsi="Calibri"/>
           </w:rPr>
-          <w:t xml:space="preserve">24heureinfo.com · Togo Actualite · Icilome</w:t>
+          <w:t xml:space="preserve">AllAfrica (TG)</w:t>
         </w:r>
       </w:hyperlink>
       <w:r>
@@ -13588,7 +14452,7 @@
           <w:szCs w:val="26"/>
           <w:rFonts w:ascii="Calibri" w:cs="Calibri" w:eastAsia="Calibri" w:hAnsi="Calibri"/>
         </w:rPr>
-        <w:t xml:space="preserve"> — 28 octobre 2026, 7 h UTC</w:t>
+        <w:t xml:space="preserve"> — 29 octobre 2026, 13 h UTC</w:t>
       </w:r>
       <w:r>
         <w:rPr>
@@ -13599,7 +14463,7 @@
           <w:szCs w:val="26"/>
           <w:rFonts w:ascii="Calibri" w:cs="Calibri" w:eastAsia="Calibri" w:hAnsi="Calibri"/>
         </w:rPr>
-        <w:t xml:space="preserve">   ·   Cotation : Confirmé</w:t>
+        <w:t xml:space="preserve">   ·   Cotation : Probable</w:t>
       </w:r>
     </w:p>
     <w:p>
@@ -13626,7 +14490,7 @@
           <w:szCs w:val="28"/>
           <w:rFonts w:ascii="Calibri" w:cs="Calibri" w:eastAsia="Calibri" w:hAnsi="Calibri"/>
         </w:rPr>
-        <w:t xml:space="preserve">SOUTENU PAR L’UNION AFRICAINE, LE TOGOLAIS GILBERT HOUNGBO RÉUSSIRA-T-IL À CONSERVER LA TÊTE DE L’OIT ?</w:t>
+        <w:t xml:space="preserve">EBOLA : LE TOGO RENFORCE LES CONTRÔLES SANITAIRES AUX FRONTIÈRES</w:t>
       </w:r>
     </w:p>
     <w:p>
@@ -13640,9 +14504,9 @@
           <w:szCs w:val="26"/>
           <w:rFonts w:ascii="Calibri" w:cs="Calibri" w:eastAsia="Calibri" w:hAnsi="Calibri"/>
         </w:rPr>
-        <w:t xml:space="preserve">▪  Source : </w:t>
-      </w:r>
-      <w:hyperlink w:history="1" r:id="rIdmlr0ndoul6h1spsqd74up">
+        <w:t xml:space="preserve">▪  Sources : </w:t>
+      </w:r>
+      <w:hyperlink w:history="1" r:id="rIde1zteymur33mernkq9aps">
         <w:r>
           <w:rPr>
             <w:u w:val="single"/>
@@ -13651,7 +14515,7 @@
             <w:szCs w:val="26"/>
             <w:rFonts w:ascii="Calibri" w:cs="Calibri" w:eastAsia="Calibri" w:hAnsi="Calibri"/>
           </w:rPr>
-          <w:t xml:space="preserve">Jeune Afrique</w:t>
+          <w:t xml:space="preserve">24heureinfo.com · Le Nouveau Reporter</w:t>
         </w:r>
       </w:hyperlink>
       <w:r>
@@ -13661,7 +14525,7 @@
           <w:szCs w:val="26"/>
           <w:rFonts w:ascii="Calibri" w:cs="Calibri" w:eastAsia="Calibri" w:hAnsi="Calibri"/>
         </w:rPr>
-        <w:t xml:space="preserve"> — 27 octobre 2026, 13 h UTC</w:t>
+        <w:t xml:space="preserve"> — 29 octobre 2026, 11 h UTC</w:t>
       </w:r>
       <w:r>
         <w:rPr>
@@ -13672,7 +14536,7 @@
           <w:szCs w:val="26"/>
           <w:rFonts w:ascii="Calibri" w:cs="Calibri" w:eastAsia="Calibri" w:hAnsi="Calibri"/>
         </w:rPr>
-        <w:t xml:space="preserve">   ·   Cotation : Probable</w:t>
+        <w:t xml:space="preserve">   ·   Cotation : Confirmé</w:t>
       </w:r>
     </w:p>
     <w:p>
@@ -13905,7 +14769,7 @@
           <w:szCs w:val="22"/>
           <w:rFonts w:ascii="Calibri" w:cs="Calibri" w:eastAsia="Calibri" w:hAnsi="Calibri"/>
         </w:rPr>
-        <w:t xml:space="preserve">Indice de confiance : moyenne (incident vérifié le plus récent : 122 jours ; 1 signal du jour)</w:t>
+        <w:t xml:space="preserve">Indice de confiance : faible (incident vérifié le plus récent : 123 jours ; aucun signal du jour)</w:t>
       </w:r>
     </w:p>
     <w:tbl>
@@ -14074,7 +14938,7 @@
                 <w:rFonts w:ascii="Calibri" w:cs="Calibri" w:eastAsia="Calibri" w:hAnsi="Calibri"/>
               </w:rPr>
             </w:r>
-            <w:hyperlink w:history="1" r:id="rIdkqlsxt8nsylsur4ytsbtg">
+            <w:hyperlink w:history="1" r:id="rIdruxaoulnucwxh5q8mg-hi">
               <w:r>
                 <w:rPr>
                   <w:u w:val="single"/>
@@ -14142,7 +15006,7 @@
                           </pic:cNvPicPr>
                         </pic:nvPicPr>
                         <pic:blipFill>
-                          <a:blip r:embed="rId15" cstate="none"/>
+                          <a:blip r:embed="rId16" cstate="none"/>
                           <a:srcRect/>
                           <a:stretch>
                             <a:fillRect/>
@@ -14168,7 +15032,7 @@
             <w:pPr>
               <w:jc w:val="right"/>
             </w:pPr>
-            <w:hyperlink w:history="1" r:id="rIdxgbuh78akklbtrukwg7sa">
+            <w:hyperlink w:history="1" r:id="rIdf4oyc2keto-jqrwjpsdp_">
               <w:r>
                 <w:rPr>
                   <w:u w:val="single"/>
@@ -14441,7 +15305,7 @@
         </w:rPr>
         <w:t xml:space="preserve">▪  Source : </w:t>
       </w:r>
-      <w:hyperlink w:history="1" r:id="rIdl2920zm9n6m5wyhhpsn9c">
+      <w:hyperlink w:history="1" r:id="rIdakb11kmmwntzvf3fynejv">
         <w:r>
           <w:rPr>
             <w:u w:val="single"/>
@@ -14676,7 +15540,7 @@
           <w:szCs w:val="22"/>
           <w:rFonts w:ascii="Calibri" w:cs="Calibri" w:eastAsia="Calibri" w:hAnsi="Calibri"/>
         </w:rPr>
-        <w:t xml:space="preserve">Indice de confiance : faible (incident vérifié le plus récent : 120 jours ; aucun signal du jour)</w:t>
+        <w:t xml:space="preserve">Indice de confiance : faible (incident vérifié le plus récent : 121 jours ; aucun signal du jour)</w:t>
       </w:r>
     </w:p>
     <w:tbl>
@@ -14845,7 +15709,7 @@
                 <w:rFonts w:ascii="Calibri" w:cs="Calibri" w:eastAsia="Calibri" w:hAnsi="Calibri"/>
               </w:rPr>
             </w:r>
-            <w:hyperlink w:history="1" r:id="rIdtte6n4gmuza42vgpg28yj">
+            <w:hyperlink w:history="1" r:id="rIdpngyz_ckg3povrujceoah">
               <w:r>
                 <w:rPr>
                   <w:u w:val="single"/>
@@ -14913,7 +15777,7 @@
                           </pic:cNvPicPr>
                         </pic:nvPicPr>
                         <pic:blipFill>
-                          <a:blip r:embed="rId16" cstate="none"/>
+                          <a:blip r:embed="rId17" cstate="none"/>
                           <a:srcRect/>
                           <a:stretch>
                             <a:fillRect/>
@@ -14939,7 +15803,7 @@
             <w:pPr>
               <w:jc w:val="right"/>
             </w:pPr>
-            <w:hyperlink w:history="1" r:id="rIdjejob-p-r-3d8c0hqirql">
+            <w:hyperlink w:history="1" r:id="rIdt6jmca5c9pyqilv_ilpnd">
               <w:r>
                 <w:rPr>
                   <w:u w:val="single"/>
@@ -15195,7 +16059,7 @@
         </w:rPr>
         <w:t xml:space="preserve">▪  Source : </w:t>
       </w:r>
-      <w:hyperlink w:history="1" r:id="rIdeazailen4pfgv7lczjnjq">
+      <w:hyperlink w:history="1" r:id="rId-minhefmxrfxmevhqjn7v">
         <w:r>
           <w:rPr>
             <w:u w:val="single"/>
@@ -15268,7 +16132,7 @@
         </w:rPr>
         <w:t xml:space="preserve">▪  Source : </w:t>
       </w:r>
-      <w:hyperlink w:history="1" r:id="rIdwjyz257bwo5ocll2jtneh">
+      <w:hyperlink w:history="1" r:id="rIdztvugvdab7sowjcaut9ru">
         <w:r>
           <w:rPr>
             <w:u w:val="single"/>
@@ -15330,7 +16194,7 @@
         </w:rPr>
         <w:t xml:space="preserve">▪  Source : </w:t>
       </w:r>
-      <w:hyperlink w:history="1" r:id="rIdwtkuobtgmrwg9yb54wld5">
+      <w:hyperlink w:history="1" r:id="rIdpjwtjnyrqt8gu7okiargr">
         <w:r>
           <w:rPr>
             <w:u w:val="single"/>
@@ -15403,7 +16267,7 @@
         </w:rPr>
         <w:t xml:space="preserve">▪  Source : </w:t>
       </w:r>
-      <w:hyperlink w:history="1" r:id="rIdql889mnqyjlt6ein66pex">
+      <w:hyperlink w:history="1" r:id="rIdxq2_eu2-elhiqmnlaoyeo">
         <w:r>
           <w:rPr>
             <w:u w:val="single"/>
@@ -15465,7 +16329,7 @@
         </w:rPr>
         <w:t xml:space="preserve">▪  Source : </w:t>
       </w:r>
-      <w:hyperlink w:history="1" r:id="rIdylami4yteh5dsh3gbfjxg">
+      <w:hyperlink w:history="1" r:id="rId3urjvsgcobcvx8sjy6ahv">
         <w:r>
           <w:rPr>
             <w:u w:val="single"/>
@@ -15727,7 +16591,7 @@
         </w:rPr>
         <w:t xml:space="preserve">▪  Source : </w:t>
       </w:r>
-      <w:hyperlink w:history="1" r:id="rIdvn_msnata8ompfmm0ahde">
+      <w:hyperlink w:history="1" r:id="rId363aooaqryhq11qi4ewzg">
         <w:r>
           <w:rPr>
             <w:u w:val="single"/>
@@ -15789,7 +16653,7 @@
         </w:rPr>
         <w:t xml:space="preserve">▪  Source : </w:t>
       </w:r>
-      <w:hyperlink w:history="1" r:id="rIdgvjlcwjxmr7_hp5gryerg">
+      <w:hyperlink w:history="1" r:id="rIdkgyuqxi6wmplf2e91pm7l">
         <w:r>
           <w:rPr>
             <w:u w:val="single"/>
@@ -15851,7 +16715,7 @@
         </w:rPr>
         <w:t xml:space="preserve">▪  Source : </w:t>
       </w:r>
-      <w:hyperlink w:history="1" r:id="rIdbzfsnb77fe9nrs8xyh7r8">
+      <w:hyperlink w:history="1" r:id="rId5ydu6b2xmlym6hdtecjm-">
         <w:r>
           <w:rPr>
             <w:u w:val="single"/>
@@ -15913,7 +16777,7 @@
         </w:rPr>
         <w:t xml:space="preserve">▪  Source : </w:t>
       </w:r>
-      <w:hyperlink w:history="1" r:id="rId3pdkhzaoluhkiohkkknmo">
+      <w:hyperlink w:history="1" r:id="rIdylcdzmxfv-k4k_snwskzi">
         <w:r>
           <w:rPr>
             <w:u w:val="single"/>
@@ -16210,7 +17074,7 @@
           <w:szCs w:val="22"/>
           <w:rFonts w:ascii="Calibri" w:cs="Calibri" w:eastAsia="Calibri" w:hAnsi="Calibri"/>
         </w:rPr>
-        <w:t xml:space="preserve">Indice de confiance : faible (incident vérifié le plus récent : 212 jours ; aucun signal du jour)</w:t>
+        <w:t xml:space="preserve">Indice de confiance : faible (incident vérifié le plus récent : 213 jours ; aucun signal du jour)</w:t>
       </w:r>
     </w:p>
     <w:p>
@@ -16349,7 +17213,7 @@
           <w:rFonts w:ascii="Calibri" w:cs="Calibri" w:eastAsia="Calibri" w:hAnsi="Calibri"/>
         </w:rPr>
       </w:r>
-      <w:hyperlink w:history="1" r:id="rIdufdsjyjmqsseqd8iigvdt">
+      <w:hyperlink w:history="1" r:id="rId5tktdj09cbhro9hnvg5ye">
         <w:r>
           <w:rPr>
             <w:u w:val="single"/>
@@ -16684,7 +17548,7 @@
         </w:rPr>
         <w:t xml:space="preserve">▪  Source : </w:t>
       </w:r>
-      <w:hyperlink w:history="1" r:id="rIdjiows20sx_0t5lypakqui">
+      <w:hyperlink w:history="1" r:id="rIdnyq9gssq3n5bg4euiedwd">
         <w:r>
           <w:rPr>
             <w:u w:val="single"/>
@@ -16746,7 +17610,7 @@
         </w:rPr>
         <w:t xml:space="preserve">▪  Source : </w:t>
       </w:r>
-      <w:hyperlink w:history="1" r:id="rIdmd8msoybj3zxqronhrkmi">
+      <w:hyperlink w:history="1" r:id="rIdv8kien4a2uckoqa0j5eg5">
         <w:r>
           <w:rPr>
             <w:u w:val="single"/>
@@ -16792,7 +17656,7 @@
           <w:szCs w:val="28"/>
           <w:rFonts w:ascii="Calibri" w:cs="Calibri" w:eastAsia="Calibri" w:hAnsi="Calibri"/>
         </w:rPr>
-        <w:t xml:space="preserve">LIBÉRIA : DANS LE CADRE DE LA TENTATIVE DE LA DÉFENSE D’ANNULER LA CONDAMNATION DE PETER BON JALLAH</w:t>
+        <w:t xml:space="preserve">LE LIBÉRIA APPELLE À LA PARTICIPATION SIGNIFICATIVE DES FEMMES DEPUIS LES NÉGOCIATIONS DE PAIX JUSQU’À LA MISE EN ŒUVRE</w:t>
       </w:r>
     </w:p>
     <w:p>
@@ -16808,7 +17672,80 @@
         </w:rPr>
         <w:t xml:space="preserve">▪  Source : </w:t>
       </w:r>
-      <w:hyperlink w:history="1" r:id="rId9apesdqjnl9nz5zcwin5e">
+      <w:hyperlink w:history="1" r:id="rId-2qwmjlube00nd4b9lhzn">
+        <w:r>
+          <w:rPr>
+            <w:u w:val="single"/>
+            <w:color w:val="1F6B5E"/>
+            <w:sz w:val="26"/>
+            <w:szCs w:val="26"/>
+            <w:rFonts w:ascii="Calibri" w:cs="Calibri" w:eastAsia="Calibri" w:hAnsi="Calibri"/>
+          </w:rPr>
+          <w:t xml:space="preserve">Global News Network Liberia</w:t>
+        </w:r>
+      </w:hyperlink>
+      <w:r>
+        <w:rPr>
+          <w:color w:val="1F2937"/>
+          <w:sz w:val="26"/>
+          <w:szCs w:val="26"/>
+          <w:rFonts w:ascii="Calibri" w:cs="Calibri" w:eastAsia="Calibri" w:hAnsi="Calibri"/>
+        </w:rPr>
+        <w:t xml:space="preserve"> — 29 octobre 2026, 9 h UTC</w:t>
+      </w:r>
+      <w:r>
+        <w:rPr>
+          <w:b/>
+          <w:bCs/>
+          <w:color w:val="1F2937"/>
+          <w:sz w:val="26"/>
+          <w:szCs w:val="26"/>
+          <w:rFonts w:ascii="Calibri" w:cs="Calibri" w:eastAsia="Calibri" w:hAnsi="Calibri"/>
+        </w:rPr>
+        <w:t xml:space="preserve">   ·   Cotation : Non confirmé</w:t>
+      </w:r>
+    </w:p>
+    <w:p>
+      <w:pPr>
+        <w:spacing w:before="160"/>
+        <w:ind w:left="360"/>
+      </w:pPr>
+      <w:r>
+        <w:rPr>
+          <w:color w:val="1F6B5E"/>
+          <w:sz w:val="28"/>
+          <w:szCs w:val="28"/>
+          <w:rFonts w:ascii="Calibri" w:cs="Calibri" w:eastAsia="Calibri" w:hAnsi="Calibri"/>
+        </w:rPr>
+        <w:t xml:space="preserve">❑  </w:t>
+      </w:r>
+      <w:r>
+        <w:rPr>
+          <w:b/>
+          <w:bCs/>
+          <w:u w:val="single"/>
+          <w:color w:val="1F6B5E"/>
+          <w:sz w:val="28"/>
+          <w:szCs w:val="28"/>
+          <w:rFonts w:ascii="Calibri" w:cs="Calibri" w:eastAsia="Calibri" w:hAnsi="Calibri"/>
+        </w:rPr>
+        <w:t xml:space="preserve">LE LIBÉRIA OUVRE LA VOIE À LA PRÉSIDENCE DU CONSEIL DE SÉCURITÉ DE L’ONU : LE MINISTRE DES AFFAIRES ÉTRANGÈRES NYANTI SOULIGNE LE PARCOURS HISTORIQUE DU PAYS, DES SANCTIONS AU LEADERSHIP MONDIAL</w:t>
+      </w:r>
+    </w:p>
+    <w:p>
+      <w:pPr>
+        <w:ind w:left="720"/>
+      </w:pPr>
+      <w:r>
+        <w:rPr>
+          <w:color w:val="1F2937"/>
+          <w:sz w:val="26"/>
+          <w:szCs w:val="26"/>
+          <w:rFonts w:ascii="Calibri" w:cs="Calibri" w:eastAsia="Calibri" w:hAnsi="Calibri"/>
+        </w:rPr>
+        <w:t xml:space="preserve">▪  Source : </w:t>
+      </w:r>
+      <w:hyperlink w:history="1" r:id="rIdhmnw8zsd58mj654h7m386">
         <w:r>
           <w:rPr>
             <w:u w:val="single"/>
@@ -16827,7 +17764,7 @@
           <w:szCs w:val="26"/>
           <w:rFonts w:ascii="Calibri" w:cs="Calibri" w:eastAsia="Calibri" w:hAnsi="Calibri"/>
         </w:rPr>
-        <w:t xml:space="preserve"> — 28 octobre 2026, 7 h UTC</w:t>
+        <w:t xml:space="preserve"> — 29 octobre 2026, 7 h UTC</w:t>
       </w:r>
       <w:r>
         <w:rPr>
@@ -16865,7 +17802,7 @@
           <w:szCs w:val="28"/>
           <w:rFonts w:ascii="Calibri" w:cs="Calibri" w:eastAsia="Calibri" w:hAnsi="Calibri"/>
         </w:rPr>
-        <w:t xml:space="preserve">LA VISION D'UN ANCIEN CHEF DE LA SÉCURITÉ POUR LE SERVICE D'IMMIGRATION DU LIBÉRIA JOUE ENFIN</w:t>
+        <w:t xml:space="preserve">LIBÉRIA : DANS LE CADRE DE LA TENTATIVE DE LA DÉFENSE D’ANNULER LA CONDAMNATION DE PETER BON JALLAH</w:t>
       </w:r>
     </w:p>
     <w:p>
@@ -16881,7 +17818,7 @@
         </w:rPr>
         <w:t xml:space="preserve">▪  Source : </w:t>
       </w:r>
-      <w:hyperlink w:history="1" r:id="rIdw9ir0dmg4bitubagpscnx">
+      <w:hyperlink w:history="1" r:id="rIdtkg8xfwmaf6taugwxqvrv">
         <w:r>
           <w:rPr>
             <w:u w:val="single"/>
@@ -16900,69 +17837,18 @@
           <w:szCs w:val="26"/>
           <w:rFonts w:ascii="Calibri" w:cs="Calibri" w:eastAsia="Calibri" w:hAnsi="Calibri"/>
         </w:rPr>
-        <w:t xml:space="preserve"> — 26 octobre 2026, 6 h UTC</w:t>
-      </w:r>
-    </w:p>
-    <w:p>
-      <w:pPr>
-        <w:spacing w:before="160"/>
-        <w:ind w:left="360"/>
-      </w:pPr>
-      <w:r>
-        <w:rPr>
-          <w:color w:val="1F6B5E"/>
-          <w:sz w:val="28"/>
-          <w:szCs w:val="28"/>
-          <w:rFonts w:ascii="Calibri" w:cs="Calibri" w:eastAsia="Calibri" w:hAnsi="Calibri"/>
-        </w:rPr>
-        <w:t xml:space="preserve">❑  </w:t>
+        <w:t xml:space="preserve"> — 28 octobre 2026, 7 h UTC</w:t>
       </w:r>
       <w:r>
         <w:rPr>
           <w:b/>
           <w:bCs/>
-          <w:u w:val="single"/>
-          <w:color w:val="1F6B5E"/>
-          <w:sz w:val="28"/>
-          <w:szCs w:val="28"/>
-          <w:rFonts w:ascii="Calibri" w:cs="Calibri" w:eastAsia="Calibri" w:hAnsi="Calibri"/>
-        </w:rPr>
-        <w:t xml:space="preserve">LE LIBÉRIA IMPOSE DES RÈGLES D'ISOLEMENT ET DE SURVEILLANCE DE 21 JOURS AUX VOYAGEURS FACE À LA MENACE RÉGIONALE D'EBOLA</w:t>
-      </w:r>
-    </w:p>
-    <w:p>
-      <w:pPr>
-        <w:ind w:left="720"/>
-      </w:pPr>
-      <w:r>
-        <w:rPr>
-          <w:color w:val="1F2937"/>
-          <w:sz w:val="26"/>
-          <w:szCs w:val="26"/>
-          <w:rFonts w:ascii="Calibri" w:cs="Calibri" w:eastAsia="Calibri" w:hAnsi="Calibri"/>
-        </w:rPr>
-        <w:t xml:space="preserve">▪  Source : </w:t>
-      </w:r>
-      <w:hyperlink w:history="1" r:id="rIdzpesmuut3wbwanqm-haio">
-        <w:r>
-          <w:rPr>
-            <w:u w:val="single"/>
-            <w:color w:val="1F6B5E"/>
-            <w:sz w:val="26"/>
-            <w:szCs w:val="26"/>
-            <w:rFonts w:ascii="Calibri" w:cs="Calibri" w:eastAsia="Calibri" w:hAnsi="Calibri"/>
-          </w:rPr>
-          <w:t xml:space="preserve">Global News Network Liberia</w:t>
-        </w:r>
-      </w:hyperlink>
-      <w:r>
-        <w:rPr>
-          <w:color w:val="1F2937"/>
-          <w:sz w:val="26"/>
-          <w:szCs w:val="26"/>
-          <w:rFonts w:ascii="Calibri" w:cs="Calibri" w:eastAsia="Calibri" w:hAnsi="Calibri"/>
-        </w:rPr>
-        <w:t xml:space="preserve"> — 24 octobre 2026, 22 h UTC</w:t>
+          <w:color w:val="1F2937"/>
+          <w:sz w:val="26"/>
+          <w:szCs w:val="26"/>
+          <w:rFonts w:ascii="Calibri" w:cs="Calibri" w:eastAsia="Calibri" w:hAnsi="Calibri"/>
+        </w:rPr>
+        <w:t xml:space="preserve">   ·   Cotation : Probable</w:t>
       </w:r>
     </w:p>
     <w:p>
@@ -17251,6 +18137,130 @@
           <w:szCs w:val="28"/>
           <w:rFonts w:ascii="Calibri" w:cs="Calibri" w:eastAsia="Calibri" w:hAnsi="Calibri"/>
         </w:rPr>
+        <w:t xml:space="preserve">LA VISION D'UN ANCIEN CHEF DE LA SÉCURITÉ POUR LE SERVICE D'IMMIGRATION DU LIBÉRIA JOUE ENFIN</w:t>
+      </w:r>
+    </w:p>
+    <w:p>
+      <w:pPr>
+        <w:ind w:left="720"/>
+      </w:pPr>
+      <w:r>
+        <w:rPr>
+          <w:color w:val="1F2937"/>
+          <w:sz w:val="26"/>
+          <w:szCs w:val="26"/>
+          <w:rFonts w:ascii="Calibri" w:cs="Calibri" w:eastAsia="Calibri" w:hAnsi="Calibri"/>
+        </w:rPr>
+        <w:t xml:space="preserve">▪  Source : </w:t>
+      </w:r>
+      <w:hyperlink w:history="1" r:id="rIdpayxuvblgbgwcx1bngcc_">
+        <w:r>
+          <w:rPr>
+            <w:u w:val="single"/>
+            <w:color w:val="1F6B5E"/>
+            <w:sz w:val="26"/>
+            <w:szCs w:val="26"/>
+            <w:rFonts w:ascii="Calibri" w:cs="Calibri" w:eastAsia="Calibri" w:hAnsi="Calibri"/>
+          </w:rPr>
+          <w:t xml:space="preserve">FrontPageAfrica — Liberia</w:t>
+        </w:r>
+      </w:hyperlink>
+      <w:r>
+        <w:rPr>
+          <w:color w:val="1F2937"/>
+          <w:sz w:val="26"/>
+          <w:szCs w:val="26"/>
+          <w:rFonts w:ascii="Calibri" w:cs="Calibri" w:eastAsia="Calibri" w:hAnsi="Calibri"/>
+        </w:rPr>
+        <w:t xml:space="preserve"> — 26 octobre 2026, 6 h UTC</w:t>
+      </w:r>
+    </w:p>
+    <w:p>
+      <w:pPr>
+        <w:spacing w:before="160"/>
+        <w:ind w:left="360"/>
+      </w:pPr>
+      <w:r>
+        <w:rPr>
+          <w:color w:val="1F6B5E"/>
+          <w:sz w:val="28"/>
+          <w:szCs w:val="28"/>
+          <w:rFonts w:ascii="Calibri" w:cs="Calibri" w:eastAsia="Calibri" w:hAnsi="Calibri"/>
+        </w:rPr>
+        <w:t xml:space="preserve">❑  </w:t>
+      </w:r>
+      <w:r>
+        <w:rPr>
+          <w:b/>
+          <w:bCs/>
+          <w:u w:val="single"/>
+          <w:color w:val="1F6B5E"/>
+          <w:sz w:val="28"/>
+          <w:szCs w:val="28"/>
+          <w:rFonts w:ascii="Calibri" w:cs="Calibri" w:eastAsia="Calibri" w:hAnsi="Calibri"/>
+        </w:rPr>
+        <w:t xml:space="preserve">LE LIBÉRIA IMPOSE DES RÈGLES D'ISOLEMENT ET DE SURVEILLANCE DE 21 JOURS AUX VOYAGEURS FACE À LA MENACE RÉGIONALE D'EBOLA</w:t>
+      </w:r>
+    </w:p>
+    <w:p>
+      <w:pPr>
+        <w:ind w:left="720"/>
+      </w:pPr>
+      <w:r>
+        <w:rPr>
+          <w:color w:val="1F2937"/>
+          <w:sz w:val="26"/>
+          <w:szCs w:val="26"/>
+          <w:rFonts w:ascii="Calibri" w:cs="Calibri" w:eastAsia="Calibri" w:hAnsi="Calibri"/>
+        </w:rPr>
+        <w:t xml:space="preserve">▪  Source : </w:t>
+      </w:r>
+      <w:hyperlink w:history="1" r:id="rIdx3wvf6tqdympiwv8bjwbl">
+        <w:r>
+          <w:rPr>
+            <w:u w:val="single"/>
+            <w:color w:val="1F6B5E"/>
+            <w:sz w:val="26"/>
+            <w:szCs w:val="26"/>
+            <w:rFonts w:ascii="Calibri" w:cs="Calibri" w:eastAsia="Calibri" w:hAnsi="Calibri"/>
+          </w:rPr>
+          <w:t xml:space="preserve">Global News Network Liberia</w:t>
+        </w:r>
+      </w:hyperlink>
+      <w:r>
+        <w:rPr>
+          <w:color w:val="1F2937"/>
+          <w:sz w:val="26"/>
+          <w:szCs w:val="26"/>
+          <w:rFonts w:ascii="Calibri" w:cs="Calibri" w:eastAsia="Calibri" w:hAnsi="Calibri"/>
+        </w:rPr>
+        <w:t xml:space="preserve"> — 24 octobre 2026, 22 h UTC</w:t>
+      </w:r>
+    </w:p>
+    <w:p>
+      <w:pPr>
+        <w:spacing w:before="160"/>
+        <w:ind w:left="360"/>
+      </w:pPr>
+      <w:r>
+        <w:rPr>
+          <w:color w:val="1F6B5E"/>
+          <w:sz w:val="28"/>
+          <w:szCs w:val="28"/>
+          <w:rFonts w:ascii="Calibri" w:cs="Calibri" w:eastAsia="Calibri" w:hAnsi="Calibri"/>
+        </w:rPr>
+        <w:t xml:space="preserve">❑  </w:t>
+      </w:r>
+      <w:r>
+        <w:rPr>
+          <w:b/>
+          <w:bCs/>
+          <w:u w:val="single"/>
+          <w:color w:val="1F6B5E"/>
+          <w:sz w:val="28"/>
+          <w:szCs w:val="28"/>
+          <w:rFonts w:ascii="Calibri" w:cs="Calibri" w:eastAsia="Calibri" w:hAnsi="Calibri"/>
+        </w:rPr>
         <w:t xml:space="preserve">L'AFL TIRE SUR DEUX SOLDATS À LA SUITE D'UN ASSAUT</w:t>
       </w:r>
     </w:p>
@@ -17267,7 +18277,7 @@
         </w:rPr>
         <w:t xml:space="preserve">▪  Source : </w:t>
       </w:r>
-      <w:hyperlink w:history="1" r:id="rIdyagnln6t9c9gxtn-lxohu">
+      <w:hyperlink w:history="1" r:id="rIdjy5i7gym7m5ujgduepiah">
         <w:r>
           <w:rPr>
             <w:u w:val="single"/>
@@ -17502,178 +18512,285 @@
           <w:szCs w:val="22"/>
           <w:rFonts w:ascii="Calibri" w:cs="Calibri" w:eastAsia="Calibri" w:hAnsi="Calibri"/>
         </w:rPr>
-        <w:t xml:space="preserve">Indice de confiance : moyenne (incident vérifié le plus récent : 121 jours ; 5 signaux du jour)</w:t>
-      </w:r>
-    </w:p>
-    <w:p>
-      <w:pPr>
-        <w:spacing w:before="120" w:after="60"/>
-      </w:pPr>
-      <w:r>
-        <w:rPr>
-          <w:b/>
-          <w:bCs/>
-          <w:color w:val="1F6B5E"/>
-          <w:sz w:val="40"/>
-          <w:szCs w:val="40"/>
-          <w:rFonts w:ascii="Arial Narrow" w:cs="Arial Narrow" w:eastAsia="Arial Narrow" w:hAnsi="Arial Narrow"/>
-        </w:rPr>
-        <w:t xml:space="preserve">Menaces de mort contre Sonko : Ce que PASTEF reproche à des cadres de Kiiraay</w:t>
-      </w:r>
-    </w:p>
-    <w:p>
-      <w:pPr>
-        <w:spacing w:before="120" w:after="20"/>
-      </w:pPr>
-      <w:r>
-        <w:rPr>
-          <w:b/>
-          <w:bCs/>
-          <w:color w:val="1F6B5E"/>
-          <w:sz w:val="28"/>
-          <w:szCs w:val="28"/>
-          <w:rFonts w:ascii="Calibri" w:cs="Calibri" w:eastAsia="Calibri" w:hAnsi="Calibri"/>
-        </w:rPr>
-        <w:t xml:space="preserve">Contexte</w:t>
-      </w:r>
-    </w:p>
-    <w:p>
-      <w:r>
-        <w:rPr>
-          <w:color w:val="1F2937"/>
-          <w:sz w:val="26"/>
-          <w:szCs w:val="26"/>
-          <w:rFonts w:ascii="Calibri" w:cs="Calibri" w:eastAsia="Calibri" w:hAnsi="Calibri"/>
-        </w:rPr>
-        <w:t xml:space="preserve">Fait rapporté le mercredi 28 octobre 2026. Lieu : Sénégal. Actualité politique. Une seule source à ce stade (Linfodrome) : à confirmer par un second média.</w:t>
-      </w:r>
-    </w:p>
-    <w:p>
-      <w:pPr>
-        <w:spacing w:before="120" w:after="20"/>
-      </w:pPr>
-      <w:r>
-        <w:rPr>
-          <w:b/>
-          <w:bCs/>
-          <w:color w:val="1F6B5E"/>
-          <w:sz w:val="28"/>
-          <w:szCs w:val="28"/>
-          <w:rFonts w:ascii="Calibri" w:cs="Calibri" w:eastAsia="Calibri" w:hAnsi="Calibri"/>
-        </w:rPr>
-        <w:t xml:space="preserve">Ce que rapportent les sources</w:t>
-      </w:r>
-    </w:p>
-    <w:p>
-      <w:pPr>
-        <w:spacing w:after="60"/>
-      </w:pPr>
-      <w:r>
-        <w:rPr>
-          <w:b/>
-          <w:bCs/>
-          <w:color w:val="1F2937"/>
-          <w:sz w:val="26"/>
-          <w:szCs w:val="26"/>
-          <w:rFonts w:ascii="Calibri" w:cs="Calibri" w:eastAsia="Calibri" w:hAnsi="Calibri"/>
-        </w:rPr>
-        <w:t xml:space="preserve">Linfodrome : </w:t>
-      </w:r>
-      <w:r>
-        <w:rPr>
-          <w:i/>
-          <w:iCs/>
-          <w:color w:val="1F2937"/>
-          <w:sz w:val="26"/>
-          <w:szCs w:val="26"/>
-          <w:rFonts w:ascii="Calibri" w:cs="Calibri" w:eastAsia="Calibri" w:hAnsi="Calibri"/>
-        </w:rPr>
-        <w:t xml:space="preserve">« Au Sénégal, PASTEF affirme qu'un membre du parti présidentiel Kiiraay, M. Arona Coumba Ndoffène Diouf, a publiquement appelé à éliminer Ousmane Sonko, Président de l'Assemblée nationale. Le parti dénonce une banalisation des discours de haine et des appels à la force émanant de la mouvance présidentielle pour contrer ses actions. »</w:t>
-      </w:r>
-    </w:p>
-    <w:p>
-      <w:pPr>
-        <w:spacing w:before="120" w:after="20"/>
-      </w:pPr>
-      <w:r>
-        <w:rPr>
-          <w:b/>
-          <w:bCs/>
-          <w:color w:val="1F6B5E"/>
-          <w:sz w:val="28"/>
-          <w:szCs w:val="28"/>
-          <w:rFonts w:ascii="Calibri" w:cs="Calibri" w:eastAsia="Calibri" w:hAnsi="Calibri"/>
-        </w:rPr>
-        <w:t xml:space="preserve">Enjeux sûreté</w:t>
-      </w:r>
-    </w:p>
-    <w:p>
-      <w:r>
-        <w:rPr>
-          <w:color w:val="1F2937"/>
-          <w:sz w:val="26"/>
-          <w:szCs w:val="26"/>
-          <w:rFonts w:ascii="Calibri" w:cs="Calibri" w:eastAsia="Calibri" w:hAnsi="Calibri"/>
-        </w:rPr>
-        <w:t xml:space="preserve">Climat politique à suivre : tensions possibles autour des échéances et des décisions institutionnelles. Adapter la veille et les déplacements aux dates sensibles.</w:t>
-      </w:r>
-    </w:p>
-    <w:p>
-      <w:pPr>
-        <w:spacing w:before="120"/>
-      </w:pPr>
-      <w:r>
-        <w:rPr>
-          <w:b/>
-          <w:bCs/>
-          <w:color w:val="1F2937"/>
-          <w:sz w:val="26"/>
-          <w:szCs w:val="26"/>
-          <w:rFonts w:ascii="Calibri" w:cs="Calibri" w:eastAsia="Calibri" w:hAnsi="Calibri"/>
-        </w:rPr>
-        <w:t xml:space="preserve">Source : </w:t>
-      </w:r>
-      <w:r>
-        <w:rPr>
-          <w:color w:val="1F2937"/>
-          <w:sz w:val="26"/>
-          <w:szCs w:val="26"/>
-          <w:rFonts w:ascii="Calibri" w:cs="Calibri" w:eastAsia="Calibri" w:hAnsi="Calibri"/>
-        </w:rPr>
-      </w:r>
-      <w:hyperlink w:history="1" r:id="rIdhqeitkzmq_da4wb4oy-sb">
-        <w:r>
-          <w:rPr>
-            <w:u w:val="single"/>
-            <w:color w:val="1F6B5E"/>
-            <w:sz w:val="26"/>
-            <w:szCs w:val="26"/>
-            <w:rFonts w:ascii="Calibri" w:cs="Calibri" w:eastAsia="Calibri" w:hAnsi="Calibri"/>
-          </w:rPr>
-          <w:t xml:space="preserve">Linfodrome</w:t>
-        </w:r>
-      </w:hyperlink>
-      <w:r>
-        <w:rPr>
-          <w:color w:val="1F2937"/>
-          <w:sz w:val="26"/>
-          <w:szCs w:val="26"/>
-          <w:rFonts w:ascii="Calibri" w:cs="Calibri" w:eastAsia="Calibri" w:hAnsi="Calibri"/>
-        </w:rPr>
-        <w:t xml:space="preserve"> — 28 octobre 2026, 20 h UTC</w:t>
-      </w:r>
-      <w:r>
-        <w:rPr>
-          <w:b/>
-          <w:bCs/>
-          <w:color w:val="1F2937"/>
-          <w:sz w:val="26"/>
-          <w:szCs w:val="26"/>
-          <w:rFonts w:ascii="Calibri" w:cs="Calibri" w:eastAsia="Calibri" w:hAnsi="Calibri"/>
-        </w:rPr>
-        <w:t xml:space="preserve">   ·   Cotation : Probable</w:t>
-      </w:r>
-    </w:p>
+        <w:t xml:space="preserve">Indice de confiance : moyenne (incident vérifié le plus récent : 122 jours ; 5 signaux du jour)</w:t>
+      </w:r>
+    </w:p>
+    <w:tbl>
+      <w:tblPr>
+        <w:tblW w:type="dxa" w:w="17680"/>
+        <w:tblBorders>
+          <w:top w:val="single" w:color="auto" w:sz="4"/>
+          <w:left w:val="single" w:color="auto" w:sz="4"/>
+          <w:bottom w:val="single" w:color="auto" w:sz="4"/>
+          <w:right w:val="single" w:color="auto" w:sz="4"/>
+          <w:insideH w:val="single" w:color="auto" w:sz="4"/>
+          <w:insideV w:val="single" w:color="auto" w:sz="4"/>
+        </w:tblBorders>
+      </w:tblPr>
+      <w:tblGrid>
+        <w:gridCol w:w="11280"/>
+        <w:gridCol w:w="6400"/>
+      </w:tblGrid>
+      <w:tr>
+        <w:tc>
+          <w:tcPr>
+            <w:tcW w:type="dxa" w:w="11280"/>
+            <w:tcBorders>
+              <w:top w:val="none" w:color="FFFFFF" w:sz="0"/>
+              <w:left w:val="none" w:color="FFFFFF" w:sz="0"/>
+              <w:bottom w:val="none" w:color="FFFFFF" w:sz="0"/>
+              <w:right w:val="none" w:color="FFFFFF" w:sz="0"/>
+            </w:tcBorders>
+            <w:tcMar>
+              <w:right w:type="dxa" w:w="200"/>
+            </w:tcMar>
+          </w:tcPr>
+          <w:p>
+            <w:pPr>
+              <w:spacing w:before="120" w:after="60"/>
+            </w:pPr>
+            <w:r>
+              <w:rPr>
+                <w:b/>
+                <w:bCs/>
+                <w:color w:val="1F6B5E"/>
+                <w:sz w:val="40"/>
+                <w:szCs w:val="40"/>
+                <w:rFonts w:ascii="Arial Narrow" w:cs="Arial Narrow" w:eastAsia="Arial Narrow" w:hAnsi="Arial Narrow"/>
+              </w:rPr>
+              <w:t xml:space="preserve">Kaolack : un retraité retrouvé mort à son domicile, le corps en état de décomposition</w:t>
+            </w:r>
+          </w:p>
+          <w:p>
+            <w:pPr>
+              <w:spacing w:before="120" w:after="20"/>
+            </w:pPr>
+            <w:r>
+              <w:rPr>
+                <w:b/>
+                <w:bCs/>
+                <w:color w:val="1F6B5E"/>
+                <w:sz w:val="28"/>
+                <w:szCs w:val="28"/>
+                <w:rFonts w:ascii="Calibri" w:cs="Calibri" w:eastAsia="Calibri" w:hAnsi="Calibri"/>
+              </w:rPr>
+              <w:t xml:space="preserve">Contexte</w:t>
+            </w:r>
+          </w:p>
+          <w:p>
+            <w:r>
+              <w:rPr>
+                <w:color w:val="1F2937"/>
+                <w:sz w:val="26"/>
+                <w:szCs w:val="26"/>
+                <w:rFonts w:ascii="Calibri" w:cs="Calibri" w:eastAsia="Calibri" w:hAnsi="Calibri"/>
+              </w:rPr>
+              <w:t xml:space="preserve">Fait rapporté le jeudi 29 octobre 2026. Lieu : Sénégal. Actualité politique. Une seule source à ce stade (Seneweb) : à confirmer par un second média.</w:t>
+            </w:r>
+          </w:p>
+          <w:p>
+            <w:pPr>
+              <w:spacing w:before="120" w:after="20"/>
+            </w:pPr>
+            <w:r>
+              <w:rPr>
+                <w:b/>
+                <w:bCs/>
+                <w:color w:val="1F6B5E"/>
+                <w:sz w:val="28"/>
+                <w:szCs w:val="28"/>
+                <w:rFonts w:ascii="Calibri" w:cs="Calibri" w:eastAsia="Calibri" w:hAnsi="Calibri"/>
+              </w:rPr>
+              <w:t xml:space="preserve">Ce que rapportent les sources</w:t>
+            </w:r>
+          </w:p>
+          <w:p>
+            <w:pPr>
+              <w:spacing w:after="60"/>
+            </w:pPr>
+            <w:r>
+              <w:rPr>
+                <w:b/>
+                <w:bCs/>
+                <w:color w:val="1F2937"/>
+                <w:sz w:val="26"/>
+                <w:szCs w:val="26"/>
+                <w:rFonts w:ascii="Calibri" w:cs="Calibri" w:eastAsia="Calibri" w:hAnsi="Calibri"/>
+              </w:rPr>
+              <w:t xml:space="preserve">Seneweb : </w:t>
+            </w:r>
+            <w:r>
+              <w:rPr>
+                <w:i/>
+                <w:iCs/>
+                <w:color w:val="1F2937"/>
+                <w:sz w:val="26"/>
+                <w:szCs w:val="26"/>
+                <w:rFonts w:ascii="Calibri" w:cs="Calibri" w:eastAsia="Calibri" w:hAnsi="Calibri"/>
+              </w:rPr>
+              <w:t xml:space="preserve">« Le corps sans vie d'un homme a été découvert le mercredi 28 octobre 2026 dans une maison du quartier Cité Kébé, à Kaolack. »</w:t>
+            </w:r>
+          </w:p>
+          <w:p>
+            <w:pPr>
+              <w:spacing w:before="120" w:after="20"/>
+            </w:pPr>
+            <w:r>
+              <w:rPr>
+                <w:b/>
+                <w:bCs/>
+                <w:color w:val="1F6B5E"/>
+                <w:sz w:val="28"/>
+                <w:szCs w:val="28"/>
+                <w:rFonts w:ascii="Calibri" w:cs="Calibri" w:eastAsia="Calibri" w:hAnsi="Calibri"/>
+              </w:rPr>
+              <w:t xml:space="preserve">Enjeux sûreté</w:t>
+            </w:r>
+          </w:p>
+          <w:p>
+            <w:r>
+              <w:rPr>
+                <w:color w:val="1F2937"/>
+                <w:sz w:val="26"/>
+                <w:szCs w:val="26"/>
+                <w:rFonts w:ascii="Calibri" w:cs="Calibri" w:eastAsia="Calibri" w:hAnsi="Calibri"/>
+              </w:rPr>
+              <w:t xml:space="preserve">Climat politique à suivre : en mesurer l'incidence sur la stabilité locale et les déplacements.</w:t>
+            </w:r>
+          </w:p>
+          <w:p>
+            <w:pPr>
+              <w:spacing w:before="120"/>
+            </w:pPr>
+            <w:r>
+              <w:rPr>
+                <w:b/>
+                <w:bCs/>
+                <w:color w:val="1F2937"/>
+                <w:sz w:val="26"/>
+                <w:szCs w:val="26"/>
+                <w:rFonts w:ascii="Calibri" w:cs="Calibri" w:eastAsia="Calibri" w:hAnsi="Calibri"/>
+              </w:rPr>
+              <w:t xml:space="preserve">Source : </w:t>
+            </w:r>
+            <w:r>
+              <w:rPr>
+                <w:color w:val="1F2937"/>
+                <w:sz w:val="26"/>
+                <w:szCs w:val="26"/>
+                <w:rFonts w:ascii="Calibri" w:cs="Calibri" w:eastAsia="Calibri" w:hAnsi="Calibri"/>
+              </w:rPr>
+            </w:r>
+            <w:hyperlink w:history="1" r:id="rIdx72ie7sfvcli5sygknmb5">
+              <w:r>
+                <w:rPr>
+                  <w:u w:val="single"/>
+                  <w:color w:val="1F6B5E"/>
+                  <w:sz w:val="26"/>
+                  <w:szCs w:val="26"/>
+                  <w:rFonts w:ascii="Calibri" w:cs="Calibri" w:eastAsia="Calibri" w:hAnsi="Calibri"/>
+                </w:rPr>
+                <w:t xml:space="preserve">Seneweb</w:t>
+              </w:r>
+            </w:hyperlink>
+            <w:r>
+              <w:rPr>
+                <w:color w:val="1F2937"/>
+                <w:sz w:val="26"/>
+                <w:szCs w:val="26"/>
+                <w:rFonts w:ascii="Calibri" w:cs="Calibri" w:eastAsia="Calibri" w:hAnsi="Calibri"/>
+              </w:rPr>
+              <w:t xml:space="preserve"> — 29 octobre 2026, 22 h UTC</w:t>
+            </w:r>
+            <w:r>
+              <w:rPr>
+                <w:b/>
+                <w:bCs/>
+                <w:color w:val="1F2937"/>
+                <w:sz w:val="26"/>
+                <w:szCs w:val="26"/>
+                <w:rFonts w:ascii="Calibri" w:cs="Calibri" w:eastAsia="Calibri" w:hAnsi="Calibri"/>
+              </w:rPr>
+              <w:t xml:space="preserve">   ·   Cotation : Probable</w:t>
+            </w:r>
+          </w:p>
+        </w:tc>
+        <w:tc>
+          <w:tcPr>
+            <w:tcW w:type="dxa" w:w="6400"/>
+            <w:tcBorders>
+              <w:top w:val="none" w:color="FFFFFF" w:sz="0"/>
+              <w:left w:val="none" w:color="FFFFFF" w:sz="0"/>
+              <w:bottom w:val="none" w:color="FFFFFF" w:sz="0"/>
+              <w:right w:val="none" w:color="FFFFFF" w:sz="0"/>
+            </w:tcBorders>
+          </w:tcPr>
+          <w:p>
+            <w:pPr>
+              <w:spacing w:before="200"/>
+              <w:jc w:val="center"/>
+            </w:pPr>
+            <w:r>
+              <w:drawing>
+                <wp:inline distT="0" distB="0" distL="0" distR="0">
+                  <wp:extent cx="3810000" cy="2419350"/>
+                  <wp:effectExtent t="0" r="0" b="0" l="0"/>
+                  <wp:docPr id="1" name="" descr="" title=""/>
+                  <wp:cNvGraphicFramePr>
+                    <a:graphicFrameLocks xmlns:a="http://schemas.openxmlformats.org/drawingml/2006/main" noChangeAspect="1"/>
+                  </wp:cNvGraphicFramePr>
+                  <a:graphic xmlns:a="http://schemas.openxmlformats.org/drawingml/2006/main">
+                    <a:graphicData uri="http://schemas.openxmlformats.org/drawingml/2006/picture">
+                      <pic:pic xmlns:pic="http://schemas.openxmlformats.org/drawingml/2006/picture">
+                        <pic:nvPicPr>
+                          <pic:cNvPr id="0" name="" descr=""/>
+                          <pic:cNvPicPr>
+                            <a:picLocks noChangeAspect="1" noChangeArrowheads="1"/>
+                          </pic:cNvPicPr>
+                        </pic:nvPicPr>
+                        <pic:blipFill>
+                          <a:blip r:embed="rId18" cstate="none"/>
+                          <a:srcRect/>
+                          <a:stretch>
+                            <a:fillRect/>
+                          </a:stretch>
+                        </pic:blipFill>
+                        <pic:spPr bwMode="auto">
+                          <a:xfrm>
+                            <a:off x="0" y="0"/>
+                            <a:ext cx="3810000" cy="2419350"/>
+                          </a:xfrm>
+                          <a:prstGeom prst="rect">
+                            <a:avLst/>
+                          </a:prstGeom>
+                        </pic:spPr>
+                      </pic:pic>
+                    </a:graphicData>
+                  </a:graphic>
+                </wp:inline>
+              </w:drawing>
+            </w:r>
+          </w:p>
+          <w:p>
+            <w:pPr>
+              <w:jc w:val="right"/>
+            </w:pPr>
+            <w:hyperlink w:history="1" r:id="rIdnhjn1i48j4swczr4o5aox">
+              <w:r>
+                <w:rPr>
+                  <w:u w:val="single"/>
+                  <w:color w:val="1F6B5E"/>
+                  <w:sz w:val="16"/>
+                  <w:szCs w:val="16"/>
+                  <w:rFonts w:ascii="Calibri" w:cs="Calibri" w:eastAsia="Calibri" w:hAnsi="Calibri"/>
+                </w:rPr>
+                <w:t xml:space="preserve">Photo : © seneweb.com</w:t>
+              </w:r>
+            </w:hyperlink>
+          </w:p>
+        </w:tc>
+      </w:tr>
+    </w:tbl>
     <w:p>
       <w:pPr>
         <w:pageBreakBefore/>
@@ -17898,7 +19015,7 @@
           <w:szCs w:val="28"/>
           <w:rFonts w:ascii="Calibri" w:cs="Calibri" w:eastAsia="Calibri" w:hAnsi="Calibri"/>
         </w:rPr>
-        <w:t xml:space="preserve">KÉDOUGOU : 6,7 MILLIONS DE FCFA EMPORTÉS LORS D’UNE ATTAQUE ARMÉE CONTRE UN SITE MINIER À FARANDING</w:t>
+        <w:t xml:space="preserve">NGOR : UN CLIENT DU BAR-RESTAURANT TIMIS DÉFÉRÉ POUR TENTATIVE DE MEURTRE AVEC UN PIEU EN BOIS</w:t>
       </w:r>
     </w:p>
     <w:p>
@@ -17912,9 +19029,9 @@
           <w:szCs w:val="26"/>
           <w:rFonts w:ascii="Calibri" w:cs="Calibri" w:eastAsia="Calibri" w:hAnsi="Calibri"/>
         </w:rPr>
-        <w:t xml:space="preserve">▪  Sources : </w:t>
-      </w:r>
-      <w:hyperlink w:history="1" r:id="rIdv5aq7eo9cd5cp-bdonhjv">
+        <w:t xml:space="preserve">▪  Source : </w:t>
+      </w:r>
+      <w:hyperlink w:history="1" r:id="rIdugb7d4puuqfdmbxmarttt">
         <w:r>
           <w:rPr>
             <w:u w:val="single"/>
@@ -17923,7 +19040,7 @@
             <w:szCs w:val="26"/>
             <w:rFonts w:ascii="Calibri" w:cs="Calibri" w:eastAsia="Calibri" w:hAnsi="Calibri"/>
           </w:rPr>
-          <w:t xml:space="preserve">Pressafrik · SeneNews</w:t>
+          <w:t xml:space="preserve">Seneweb</w:t>
         </w:r>
       </w:hyperlink>
       <w:r>
@@ -17933,7 +19050,7 @@
           <w:szCs w:val="26"/>
           <w:rFonts w:ascii="Calibri" w:cs="Calibri" w:eastAsia="Calibri" w:hAnsi="Calibri"/>
         </w:rPr>
-        <w:t xml:space="preserve"> — 28 octobre 2026, 13 h UTC</w:t>
+        <w:t xml:space="preserve"> — 29 octobre 2026, 14 h UTC</w:t>
       </w:r>
       <w:r>
         <w:rPr>
@@ -17944,7 +19061,7 @@
           <w:szCs w:val="26"/>
           <w:rFonts w:ascii="Calibri" w:cs="Calibri" w:eastAsia="Calibri" w:hAnsi="Calibri"/>
         </w:rPr>
-        <w:t xml:space="preserve">   ·   Cotation : Confirmé</w:t>
+        <w:t xml:space="preserve">   ·   Cotation : Probable</w:t>
       </w:r>
     </w:p>
     <w:p>
@@ -17971,7 +19088,7 @@
           <w:szCs w:val="28"/>
           <w:rFonts w:ascii="Calibri" w:cs="Calibri" w:eastAsia="Calibri" w:hAnsi="Calibri"/>
         </w:rPr>
-        <w:t xml:space="preserve">TOUBA : UN JEUNE LIVREUR DE 22 ANS TUÉ À L'ARME BLANCHE AU QUARTIER 30 SERIGNE CHEIKH BOMBALI</w:t>
+        <w:t xml:space="preserve">LE SUSPECT DE L’ATTENTAT DE TRAPPES RECONNAÎT AVOIR CIBLÉ DES PERSONNES MUSULMANES OU D’ORIGINE AFRICAINE</w:t>
       </w:r>
     </w:p>
     <w:p>
@@ -17987,7 +19104,7 @@
         </w:rPr>
         <w:t xml:space="preserve">▪  Source : </w:t>
       </w:r>
-      <w:hyperlink w:history="1" r:id="rIdinkntnhrlembvonhl5z74">
+      <w:hyperlink w:history="1" r:id="rId8s29rjnwpqxsxt6b-uuyd">
         <w:r>
           <w:rPr>
             <w:u w:val="single"/>
@@ -17996,7 +19113,7 @@
             <w:szCs w:val="26"/>
             <w:rFonts w:ascii="Calibri" w:cs="Calibri" w:eastAsia="Calibri" w:hAnsi="Calibri"/>
           </w:rPr>
-          <w:t xml:space="preserve">Pressafrik</w:t>
+          <w:t xml:space="preserve">Dakar Actu</w:t>
         </w:r>
       </w:hyperlink>
       <w:r>
@@ -18006,7 +19123,7 @@
           <w:szCs w:val="26"/>
           <w:rFonts w:ascii="Calibri" w:cs="Calibri" w:eastAsia="Calibri" w:hAnsi="Calibri"/>
         </w:rPr>
-        <w:t xml:space="preserve"> — 28 octobre 2026, 10 h UTC</w:t>
+        <w:t xml:space="preserve"> — 29 octobre 2026, 13 h UTC</w:t>
       </w:r>
       <w:r>
         <w:rPr>
@@ -18044,7 +19161,7 @@
           <w:szCs w:val="28"/>
           <w:rFonts w:ascii="Calibri" w:cs="Calibri" w:eastAsia="Calibri" w:hAnsi="Calibri"/>
         </w:rPr>
-        <w:t xml:space="preserve">MALIKA : UNE DISPUTE ENTRE DEUX FERRAILLEURS AUTOUR D’UNE PRISE ÉLECTRIQUE VIRE AU MEURTRE</w:t>
+        <w:t xml:space="preserve">KÉBÉMER : UN BERGER DE 17 ANS TUÉ DANS UNE PRÉSUMÉE ATTAQUE À LA MACHETTE</w:t>
       </w:r>
     </w:p>
     <w:p>
@@ -18058,9 +19175,9 @@
           <w:szCs w:val="26"/>
           <w:rFonts w:ascii="Calibri" w:cs="Calibri" w:eastAsia="Calibri" w:hAnsi="Calibri"/>
         </w:rPr>
-        <w:t xml:space="preserve">▪  Source : </w:t>
-      </w:r>
-      <w:hyperlink w:history="1" r:id="rIdurmodnfhxpgcrdm4ku2cy">
+        <w:t xml:space="preserve">▪  Sources : </w:t>
+      </w:r>
+      <w:hyperlink w:history="1" r:id="rIdf7hk0zkbu_y12tczqlk5f">
         <w:r>
           <w:rPr>
             <w:u w:val="single"/>
@@ -18069,7 +19186,7 @@
             <w:szCs w:val="26"/>
             <w:rFonts w:ascii="Calibri" w:cs="Calibri" w:eastAsia="Calibri" w:hAnsi="Calibri"/>
           </w:rPr>
-          <w:t xml:space="preserve">Pressafrik</w:t>
+          <w:t xml:space="preserve">Pressafrik · APS — Agence Sénégalaise Presse</w:t>
         </w:r>
       </w:hyperlink>
       <w:r>
@@ -18079,7 +19196,7 @@
           <w:szCs w:val="26"/>
           <w:rFonts w:ascii="Calibri" w:cs="Calibri" w:eastAsia="Calibri" w:hAnsi="Calibri"/>
         </w:rPr>
-        <w:t xml:space="preserve"> — 28 octobre 2026, 10 h UTC</w:t>
+        <w:t xml:space="preserve"> — 29 octobre 2026, 12 h UTC</w:t>
       </w:r>
       <w:r>
         <w:rPr>
@@ -18090,7 +19207,7 @@
           <w:szCs w:val="26"/>
           <w:rFonts w:ascii="Calibri" w:cs="Calibri" w:eastAsia="Calibri" w:hAnsi="Calibri"/>
         </w:rPr>
-        <w:t xml:space="preserve">   ·   Cotation : Probable</w:t>
+        <w:t xml:space="preserve">   ·   Cotation : Confirmé</w:t>
       </w:r>
     </w:p>
     <w:p>
@@ -18117,7 +19234,7 @@
           <w:szCs w:val="28"/>
           <w:rFonts w:ascii="Calibri" w:cs="Calibri" w:eastAsia="Calibri" w:hAnsi="Calibri"/>
         </w:rPr>
-        <w:t xml:space="preserve">MALIKA : UN INDIVIDU, SOUPÇONNÉ DE MEURTRE, INTERPELLÉ PAR LA POLICE</w:t>
+        <w:t xml:space="preserve">MÉDINA FASS : UN ENFANT DE TROIS ANS TUÉ PAR UN BUS, DES VIOLENCES ÉCLATENT APRÈS LE CHOC</w:t>
       </w:r>
     </w:p>
     <w:p>
@@ -18133,7 +19250,7 @@
         </w:rPr>
         <w:t xml:space="preserve">▪  Source : </w:t>
       </w:r>
-      <w:hyperlink w:history="1" r:id="rIdfp3atfzepznjb3tm67rjr">
+      <w:hyperlink w:history="1" r:id="rId9bcunfekucqbctl-jdmuo">
         <w:r>
           <w:rPr>
             <w:u w:val="single"/>
@@ -18142,7 +19259,7 @@
             <w:szCs w:val="26"/>
             <w:rFonts w:ascii="Calibri" w:cs="Calibri" w:eastAsia="Calibri" w:hAnsi="Calibri"/>
           </w:rPr>
-          <w:t xml:space="preserve">Pressafrik</w:t>
+          <w:t xml:space="preserve">Dakar Actu</w:t>
         </w:r>
       </w:hyperlink>
       <w:r>
@@ -18152,7 +19269,7 @@
           <w:szCs w:val="26"/>
           <w:rFonts w:ascii="Calibri" w:cs="Calibri" w:eastAsia="Calibri" w:hAnsi="Calibri"/>
         </w:rPr>
-        <w:t xml:space="preserve"> — 28 octobre 2026, 10 h UTC</w:t>
+        <w:t xml:space="preserve"> — 29 octobre 2026, 11 h UTC</w:t>
       </w:r>
       <w:r>
         <w:rPr>
@@ -18190,7 +19307,7 @@
           <w:szCs w:val="28"/>
           <w:rFonts w:ascii="Calibri" w:cs="Calibri" w:eastAsia="Calibri" w:hAnsi="Calibri"/>
         </w:rPr>
-        <w:t xml:space="preserve">MEURTRE ATROCE DE LA LYCÉENE AMINATA SY À PODOR : COMMENT LE SUSPECT A-T-IL ARRÊTÉ À MBACKÉ APRÈS UNE CAVALE ?</w:t>
+        <w:t xml:space="preserve">AFFAIRE AMINATA SY : ETRANGLÉE PENDANT 30 MINUTES, LA LYCÉENNE A SUBI DES ACTES DE BARBARIE APRÈS SA MORT</w:t>
       </w:r>
     </w:p>
     <w:p>
@@ -18204,9 +19321,9 @@
           <w:szCs w:val="26"/>
           <w:rFonts w:ascii="Calibri" w:cs="Calibri" w:eastAsia="Calibri" w:hAnsi="Calibri"/>
         </w:rPr>
-        <w:t xml:space="preserve">▪  Sources : </w:t>
-      </w:r>
-      <w:hyperlink w:history="1" r:id="rIdznzjx5fyo1ilayagmgtis">
+        <w:t xml:space="preserve">▪  Source : </w:t>
+      </w:r>
+      <w:hyperlink w:history="1" r:id="rIdn1pgse37lqtcnzzuoay6x">
         <w:r>
           <w:rPr>
             <w:u w:val="single"/>
@@ -18215,7 +19332,7 @@
             <w:szCs w:val="26"/>
             <w:rFonts w:ascii="Calibri" w:cs="Calibri" w:eastAsia="Calibri" w:hAnsi="Calibri"/>
           </w:rPr>
-          <w:t xml:space="preserve">Pressafrik · Dakar Actu · Seneweb</w:t>
+          <w:t xml:space="preserve">SeneNews</w:t>
         </w:r>
       </w:hyperlink>
       <w:r>
@@ -18225,7 +19342,7 @@
           <w:szCs w:val="26"/>
           <w:rFonts w:ascii="Calibri" w:cs="Calibri" w:eastAsia="Calibri" w:hAnsi="Calibri"/>
         </w:rPr>
-        <w:t xml:space="preserve"> — 28 octobre 2026, 9 h UTC</w:t>
+        <w:t xml:space="preserve"> — 29 octobre 2026, 8 h UTC</w:t>
       </w:r>
       <w:r>
         <w:rPr>
@@ -18236,7 +19353,7 @@
           <w:szCs w:val="26"/>
           <w:rFonts w:ascii="Calibri" w:cs="Calibri" w:eastAsia="Calibri" w:hAnsi="Calibri"/>
         </w:rPr>
-        <w:t xml:space="preserve">   ·   Cotation : Confirmé</w:t>
+        <w:t xml:space="preserve">   ·   Cotation : Non confirmé</w:t>
       </w:r>
     </w:p>
     <w:p>
@@ -18463,7 +19580,7 @@
           <w:szCs w:val="28"/>
           <w:rFonts w:ascii="Calibri" w:cs="Calibri" w:eastAsia="Calibri" w:hAnsi="Calibri"/>
         </w:rPr>
-        <w:t xml:space="preserve">TOUBA : UN DÉBAT SUR LES MOTEURS DE JAKARTA SE TERMINE PAR LA MORT DE BAYE M. DIOP</w:t>
+        <w:t xml:space="preserve">AMINATA SY : LE TUEUR S’EST ACHARNÉ SUR... LA DÉPOUILLE</w:t>
       </w:r>
     </w:p>
     <w:p>
@@ -18479,226 +19596,7 @@
         </w:rPr>
         <w:t xml:space="preserve">▪  Source : </w:t>
       </w:r>
-      <w:hyperlink w:history="1" r:id="rIdmaxlau7psj49td3_bgjgw">
-        <w:r>
-          <w:rPr>
-            <w:u w:val="single"/>
-            <w:color w:val="1F6B5E"/>
-            <w:sz w:val="26"/>
-            <w:szCs w:val="26"/>
-            <w:rFonts w:ascii="Calibri" w:cs="Calibri" w:eastAsia="Calibri" w:hAnsi="Calibri"/>
-          </w:rPr>
-          <w:t xml:space="preserve">Dakar Actu</w:t>
-        </w:r>
-      </w:hyperlink>
-      <w:r>
-        <w:rPr>
-          <w:color w:val="1F2937"/>
-          <w:sz w:val="26"/>
-          <w:szCs w:val="26"/>
-          <w:rFonts w:ascii="Calibri" w:cs="Calibri" w:eastAsia="Calibri" w:hAnsi="Calibri"/>
-        </w:rPr>
-        <w:t xml:space="preserve"> — 28 octobre 2026, 8 h UTC</w:t>
-      </w:r>
-      <w:r>
-        <w:rPr>
-          <w:b/>
-          <w:bCs/>
-          <w:color w:val="1F2937"/>
-          <w:sz w:val="26"/>
-          <w:szCs w:val="26"/>
-          <w:rFonts w:ascii="Calibri" w:cs="Calibri" w:eastAsia="Calibri" w:hAnsi="Calibri"/>
-        </w:rPr>
-        <w:t xml:space="preserve">   ·   Cotation : Probable</w:t>
-      </w:r>
-    </w:p>
-    <w:p>
-      <w:pPr>
-        <w:spacing w:before="160"/>
-        <w:ind w:left="360"/>
-      </w:pPr>
-      <w:r>
-        <w:rPr>
-          <w:color w:val="1F6B5E"/>
-          <w:sz w:val="28"/>
-          <w:szCs w:val="28"/>
-          <w:rFonts w:ascii="Calibri" w:cs="Calibri" w:eastAsia="Calibri" w:hAnsi="Calibri"/>
-        </w:rPr>
-        <w:t xml:space="preserve">❑  </w:t>
-      </w:r>
-      <w:r>
-        <w:rPr>
-          <w:b/>
-          <w:bCs/>
-          <w:u w:val="single"/>
-          <w:color w:val="1F6B5E"/>
-          <w:sz w:val="28"/>
-          <w:szCs w:val="28"/>
-          <w:rFonts w:ascii="Calibri" w:cs="Calibri" w:eastAsia="Calibri" w:hAnsi="Calibri"/>
-        </w:rPr>
-        <w:t xml:space="preserve">MORT D’AMINATA SY : LE SUSPECT INVOQUE UNE CHUTE, LES CONSTATATIONS DÉCRIVENT DES VIOLENCES</w:t>
-      </w:r>
-    </w:p>
-    <w:p>
-      <w:pPr>
-        <w:ind w:left="720"/>
-      </w:pPr>
-      <w:r>
-        <w:rPr>
-          <w:color w:val="1F2937"/>
-          <w:sz w:val="26"/>
-          <w:szCs w:val="26"/>
-          <w:rFonts w:ascii="Calibri" w:cs="Calibri" w:eastAsia="Calibri" w:hAnsi="Calibri"/>
-        </w:rPr>
-        <w:t xml:space="preserve">▪  Source : </w:t>
-      </w:r>
-      <w:hyperlink w:history="1" r:id="rIdwdxtydnf9fe8wzrbtmmya">
-        <w:r>
-          <w:rPr>
-            <w:u w:val="single"/>
-            <w:color w:val="1F6B5E"/>
-            <w:sz w:val="26"/>
-            <w:szCs w:val="26"/>
-            <w:rFonts w:ascii="Calibri" w:cs="Calibri" w:eastAsia="Calibri" w:hAnsi="Calibri"/>
-          </w:rPr>
-          <w:t xml:space="preserve">Dakar Actu</w:t>
-        </w:r>
-      </w:hyperlink>
-      <w:r>
-        <w:rPr>
-          <w:color w:val="1F2937"/>
-          <w:sz w:val="26"/>
-          <w:szCs w:val="26"/>
-          <w:rFonts w:ascii="Calibri" w:cs="Calibri" w:eastAsia="Calibri" w:hAnsi="Calibri"/>
-        </w:rPr>
-        <w:t xml:space="preserve"> — 28 octobre 2026, 8 h UTC</w:t>
-      </w:r>
-      <w:r>
-        <w:rPr>
-          <w:b/>
-          <w:bCs/>
-          <w:color w:val="1F2937"/>
-          <w:sz w:val="26"/>
-          <w:szCs w:val="26"/>
-          <w:rFonts w:ascii="Calibri" w:cs="Calibri" w:eastAsia="Calibri" w:hAnsi="Calibri"/>
-        </w:rPr>
-        <w:t xml:space="preserve">   ·   Cotation : Probable</w:t>
-      </w:r>
-    </w:p>
-    <w:p>
-      <w:pPr>
-        <w:spacing w:before="160"/>
-        <w:ind w:left="360"/>
-      </w:pPr>
-      <w:r>
-        <w:rPr>
-          <w:color w:val="1F6B5E"/>
-          <w:sz w:val="28"/>
-          <w:szCs w:val="28"/>
-          <w:rFonts w:ascii="Calibri" w:cs="Calibri" w:eastAsia="Calibri" w:hAnsi="Calibri"/>
-        </w:rPr>
-        <w:t xml:space="preserve">❑  </w:t>
-      </w:r>
-      <w:r>
-        <w:rPr>
-          <w:b/>
-          <w:bCs/>
-          <w:u w:val="single"/>
-          <w:color w:val="1F6B5E"/>
-          <w:sz w:val="28"/>
-          <w:szCs w:val="28"/>
-          <w:rFonts w:ascii="Calibri" w:cs="Calibri" w:eastAsia="Calibri" w:hAnsi="Calibri"/>
-        </w:rPr>
-        <w:t xml:space="preserve">TALIBOU DIALLO TUÉ AU COU ET AU THORAX : UNE DISPUTE ENTRE COLOCATAIRES POUR UNE PRISE ÉLECTRIQUE, AU CŒUR DU DRAME</w:t>
-      </w:r>
-    </w:p>
-    <w:p>
-      <w:pPr>
-        <w:ind w:left="720"/>
-      </w:pPr>
-      <w:r>
-        <w:rPr>
-          <w:color w:val="1F2937"/>
-          <w:sz w:val="26"/>
-          <w:szCs w:val="26"/>
-          <w:rFonts w:ascii="Calibri" w:cs="Calibri" w:eastAsia="Calibri" w:hAnsi="Calibri"/>
-        </w:rPr>
-        <w:t xml:space="preserve">▪  Source : </w:t>
-      </w:r>
-      <w:hyperlink w:history="1" r:id="rIdo8ilhwczneigq1anni8ox">
-        <w:r>
-          <w:rPr>
-            <w:u w:val="single"/>
-            <w:color w:val="1F6B5E"/>
-            <w:sz w:val="26"/>
-            <w:szCs w:val="26"/>
-            <w:rFonts w:ascii="Calibri" w:cs="Calibri" w:eastAsia="Calibri" w:hAnsi="Calibri"/>
-          </w:rPr>
-          <w:t xml:space="preserve">Dakar Actu</w:t>
-        </w:r>
-      </w:hyperlink>
-      <w:r>
-        <w:rPr>
-          <w:color w:val="1F2937"/>
-          <w:sz w:val="26"/>
-          <w:szCs w:val="26"/>
-          <w:rFonts w:ascii="Calibri" w:cs="Calibri" w:eastAsia="Calibri" w:hAnsi="Calibri"/>
-        </w:rPr>
-        <w:t xml:space="preserve"> — 28 octobre 2026, 8 h UTC</w:t>
-      </w:r>
-      <w:r>
-        <w:rPr>
-          <w:b/>
-          <w:bCs/>
-          <w:color w:val="1F2937"/>
-          <w:sz w:val="26"/>
-          <w:szCs w:val="26"/>
-          <w:rFonts w:ascii="Calibri" w:cs="Calibri" w:eastAsia="Calibri" w:hAnsi="Calibri"/>
-        </w:rPr>
-        <w:t xml:space="preserve">   ·   Cotation : Probable</w:t>
-      </w:r>
-    </w:p>
-    <w:p>
-      <w:pPr>
-        <w:spacing w:before="160"/>
-        <w:ind w:left="360"/>
-      </w:pPr>
-      <w:r>
-        <w:rPr>
-          <w:color w:val="1F6B5E"/>
-          <w:sz w:val="28"/>
-          <w:szCs w:val="28"/>
-          <w:rFonts w:ascii="Calibri" w:cs="Calibri" w:eastAsia="Calibri" w:hAnsi="Calibri"/>
-        </w:rPr>
-        <w:t xml:space="preserve">❑  </w:t>
-      </w:r>
-      <w:r>
-        <w:rPr>
-          <w:b/>
-          <w:bCs/>
-          <w:u w:val="single"/>
-          <w:color w:val="1F6B5E"/>
-          <w:sz w:val="28"/>
-          <w:szCs w:val="28"/>
-          <w:rFonts w:ascii="Calibri" w:cs="Calibri" w:eastAsia="Calibri" w:hAnsi="Calibri"/>
-        </w:rPr>
-        <w:t xml:space="preserve">LYCÉENNE TUÉE À PODOR : DE L'HISTOIRE D'AMOUR AU DRAME</w:t>
-      </w:r>
-    </w:p>
-    <w:p>
-      <w:pPr>
-        <w:ind w:left="720"/>
-      </w:pPr>
-      <w:r>
-        <w:rPr>
-          <w:color w:val="1F2937"/>
-          <w:sz w:val="26"/>
-          <w:szCs w:val="26"/>
-          <w:rFonts w:ascii="Calibri" w:cs="Calibri" w:eastAsia="Calibri" w:hAnsi="Calibri"/>
-        </w:rPr>
-        <w:t xml:space="preserve">▪  Source : </w:t>
-      </w:r>
-      <w:hyperlink w:history="1" r:id="rIdvsnxts304fh3b53minbv8">
+      <w:hyperlink w:history="1" r:id="rIdj-uq9bmngzbfo6ygzcjfd">
         <w:r>
           <w:rPr>
             <w:u w:val="single"/>
@@ -18717,7 +19615,226 @@
           <w:szCs w:val="26"/>
           <w:rFonts w:ascii="Calibri" w:cs="Calibri" w:eastAsia="Calibri" w:hAnsi="Calibri"/>
         </w:rPr>
-        <w:t xml:space="preserve"> — 28 octobre 2026, 7 h UTC</w:t>
+        <w:t xml:space="preserve"> — 29 octobre 2026, 7 h UTC</w:t>
+      </w:r>
+      <w:r>
+        <w:rPr>
+          <w:b/>
+          <w:bCs/>
+          <w:color w:val="1F2937"/>
+          <w:sz w:val="26"/>
+          <w:szCs w:val="26"/>
+          <w:rFonts w:ascii="Calibri" w:cs="Calibri" w:eastAsia="Calibri" w:hAnsi="Calibri"/>
+        </w:rPr>
+        <w:t xml:space="preserve">   ·   Cotation : Probable</w:t>
+      </w:r>
+    </w:p>
+    <w:p>
+      <w:pPr>
+        <w:spacing w:before="160"/>
+        <w:ind w:left="360"/>
+      </w:pPr>
+      <w:r>
+        <w:rPr>
+          <w:color w:val="1F6B5E"/>
+          <w:sz w:val="28"/>
+          <w:szCs w:val="28"/>
+          <w:rFonts w:ascii="Calibri" w:cs="Calibri" w:eastAsia="Calibri" w:hAnsi="Calibri"/>
+        </w:rPr>
+        <w:t xml:space="preserve">❑  </w:t>
+      </w:r>
+      <w:r>
+        <w:rPr>
+          <w:b/>
+          <w:bCs/>
+          <w:u w:val="single"/>
+          <w:color w:val="1F6B5E"/>
+          <w:sz w:val="28"/>
+          <w:szCs w:val="28"/>
+          <w:rFonts w:ascii="Calibri" w:cs="Calibri" w:eastAsia="Calibri" w:hAnsi="Calibri"/>
+        </w:rPr>
+        <w:t xml:space="preserve">MENACES DE MORT CONTRE SONKO : CE QUE PASTEF REPROCHE À DES CADRES DE KIIRAAY</w:t>
+      </w:r>
+    </w:p>
+    <w:p>
+      <w:pPr>
+        <w:ind w:left="720"/>
+      </w:pPr>
+      <w:r>
+        <w:rPr>
+          <w:color w:val="1F2937"/>
+          <w:sz w:val="26"/>
+          <w:szCs w:val="26"/>
+          <w:rFonts w:ascii="Calibri" w:cs="Calibri" w:eastAsia="Calibri" w:hAnsi="Calibri"/>
+        </w:rPr>
+        <w:t xml:space="preserve">▪  Source : </w:t>
+      </w:r>
+      <w:hyperlink w:history="1" r:id="rIdswcg9mwzzivts3ihtpw4v">
+        <w:r>
+          <w:rPr>
+            <w:u w:val="single"/>
+            <w:color w:val="1F6B5E"/>
+            <w:sz w:val="26"/>
+            <w:szCs w:val="26"/>
+            <w:rFonts w:ascii="Calibri" w:cs="Calibri" w:eastAsia="Calibri" w:hAnsi="Calibri"/>
+          </w:rPr>
+          <w:t xml:space="preserve">Linfodrome</w:t>
+        </w:r>
+      </w:hyperlink>
+      <w:r>
+        <w:rPr>
+          <w:color w:val="1F2937"/>
+          <w:sz w:val="26"/>
+          <w:szCs w:val="26"/>
+          <w:rFonts w:ascii="Calibri" w:cs="Calibri" w:eastAsia="Calibri" w:hAnsi="Calibri"/>
+        </w:rPr>
+        <w:t xml:space="preserve"> — 28 octobre 2026, 20 h UTC</w:t>
+      </w:r>
+      <w:r>
+        <w:rPr>
+          <w:b/>
+          <w:bCs/>
+          <w:color w:val="1F2937"/>
+          <w:sz w:val="26"/>
+          <w:szCs w:val="26"/>
+          <w:rFonts w:ascii="Calibri" w:cs="Calibri" w:eastAsia="Calibri" w:hAnsi="Calibri"/>
+        </w:rPr>
+        <w:t xml:space="preserve">   ·   Cotation : Probable</w:t>
+      </w:r>
+    </w:p>
+    <w:p>
+      <w:pPr>
+        <w:spacing w:before="160"/>
+        <w:ind w:left="360"/>
+      </w:pPr>
+      <w:r>
+        <w:rPr>
+          <w:color w:val="1F6B5E"/>
+          <w:sz w:val="28"/>
+          <w:szCs w:val="28"/>
+          <w:rFonts w:ascii="Calibri" w:cs="Calibri" w:eastAsia="Calibri" w:hAnsi="Calibri"/>
+        </w:rPr>
+        <w:t xml:space="preserve">❑  </w:t>
+      </w:r>
+      <w:r>
+        <w:rPr>
+          <w:b/>
+          <w:bCs/>
+          <w:u w:val="single"/>
+          <w:color w:val="1F6B5E"/>
+          <w:sz w:val="28"/>
+          <w:szCs w:val="28"/>
+          <w:rFonts w:ascii="Calibri" w:cs="Calibri" w:eastAsia="Calibri" w:hAnsi="Calibri"/>
+        </w:rPr>
+        <w:t xml:space="preserve">KÉDOUGOU : 6,7 MILLIONS DE FCFA EMPORTÉS LORS D’UNE ATTAQUE ARMÉE CONTRE UN SITE MINIER À FARANDING</w:t>
+      </w:r>
+    </w:p>
+    <w:p>
+      <w:pPr>
+        <w:ind w:left="720"/>
+      </w:pPr>
+      <w:r>
+        <w:rPr>
+          <w:color w:val="1F2937"/>
+          <w:sz w:val="26"/>
+          <w:szCs w:val="26"/>
+          <w:rFonts w:ascii="Calibri" w:cs="Calibri" w:eastAsia="Calibri" w:hAnsi="Calibri"/>
+        </w:rPr>
+        <w:t xml:space="preserve">▪  Sources : </w:t>
+      </w:r>
+      <w:hyperlink w:history="1" r:id="rIdhqu_d6ea6mxwp3nyy8h70">
+        <w:r>
+          <w:rPr>
+            <w:u w:val="single"/>
+            <w:color w:val="1F6B5E"/>
+            <w:sz w:val="26"/>
+            <w:szCs w:val="26"/>
+            <w:rFonts w:ascii="Calibri" w:cs="Calibri" w:eastAsia="Calibri" w:hAnsi="Calibri"/>
+          </w:rPr>
+          <w:t xml:space="preserve">Pressafrik · SeneNews</w:t>
+        </w:r>
+      </w:hyperlink>
+      <w:r>
+        <w:rPr>
+          <w:color w:val="1F2937"/>
+          <w:sz w:val="26"/>
+          <w:szCs w:val="26"/>
+          <w:rFonts w:ascii="Calibri" w:cs="Calibri" w:eastAsia="Calibri" w:hAnsi="Calibri"/>
+        </w:rPr>
+        <w:t xml:space="preserve"> — 28 octobre 2026, 13 h UTC</w:t>
+      </w:r>
+      <w:r>
+        <w:rPr>
+          <w:b/>
+          <w:bCs/>
+          <w:color w:val="1F2937"/>
+          <w:sz w:val="26"/>
+          <w:szCs w:val="26"/>
+          <w:rFonts w:ascii="Calibri" w:cs="Calibri" w:eastAsia="Calibri" w:hAnsi="Calibri"/>
+        </w:rPr>
+        <w:t xml:space="preserve">   ·   Cotation : Confirmé</w:t>
+      </w:r>
+    </w:p>
+    <w:p>
+      <w:pPr>
+        <w:spacing w:before="160"/>
+        <w:ind w:left="360"/>
+      </w:pPr>
+      <w:r>
+        <w:rPr>
+          <w:color w:val="1F6B5E"/>
+          <w:sz w:val="28"/>
+          <w:szCs w:val="28"/>
+          <w:rFonts w:ascii="Calibri" w:cs="Calibri" w:eastAsia="Calibri" w:hAnsi="Calibri"/>
+        </w:rPr>
+        <w:t xml:space="preserve">❑  </w:t>
+      </w:r>
+      <w:r>
+        <w:rPr>
+          <w:b/>
+          <w:bCs/>
+          <w:u w:val="single"/>
+          <w:color w:val="1F6B5E"/>
+          <w:sz w:val="28"/>
+          <w:szCs w:val="28"/>
+          <w:rFonts w:ascii="Calibri" w:cs="Calibri" w:eastAsia="Calibri" w:hAnsi="Calibri"/>
+        </w:rPr>
+        <w:t xml:space="preserve">TOUBA : UN JEUNE LIVREUR DE 22 ANS TUÉ À L'ARME BLANCHE AU QUARTIER 30 SERIGNE CHEIKH BOMBALI</w:t>
+      </w:r>
+    </w:p>
+    <w:p>
+      <w:pPr>
+        <w:ind w:left="720"/>
+      </w:pPr>
+      <w:r>
+        <w:rPr>
+          <w:color w:val="1F2937"/>
+          <w:sz w:val="26"/>
+          <w:szCs w:val="26"/>
+          <w:rFonts w:ascii="Calibri" w:cs="Calibri" w:eastAsia="Calibri" w:hAnsi="Calibri"/>
+        </w:rPr>
+        <w:t xml:space="preserve">▪  Source : </w:t>
+      </w:r>
+      <w:hyperlink w:history="1" r:id="rId4nhi1vt4553wjsxbhkdab">
+        <w:r>
+          <w:rPr>
+            <w:u w:val="single"/>
+            <w:color w:val="1F6B5E"/>
+            <w:sz w:val="26"/>
+            <w:szCs w:val="26"/>
+            <w:rFonts w:ascii="Calibri" w:cs="Calibri" w:eastAsia="Calibri" w:hAnsi="Calibri"/>
+          </w:rPr>
+          <w:t xml:space="preserve">Pressafrik</w:t>
+        </w:r>
+      </w:hyperlink>
+      <w:r>
+        <w:rPr>
+          <w:color w:val="1F2937"/>
+          <w:sz w:val="26"/>
+          <w:szCs w:val="26"/>
+          <w:rFonts w:ascii="Calibri" w:cs="Calibri" w:eastAsia="Calibri" w:hAnsi="Calibri"/>
+        </w:rPr>
+        <w:t xml:space="preserve"> — 28 octobre 2026, 10 h UTC</w:t>
       </w:r>
       <w:r>
         <w:rPr>
@@ -18893,7 +20010,7 @@
               <w:szCs w:val="20"/>
               <w:rFonts w:ascii="Calibri" w:cs="Calibri" w:eastAsia="Calibri" w:hAnsi="Calibri"/>
             </w:rPr>
-            <w:t xml:space="preserve">|  29/10/26   |   </w:t>
+            <w:t xml:space="preserve">|  30/10/26   |   </w:t>
           </w:r>
           <w:r>
             <w:rPr>

--- a/web/rapports/mensuel/dernier.docx
+++ b/web/rapports/mensuel/dernier.docx
@@ -212,7 +212,7 @@
           <w:szCs w:val="40"/>
           <w:rFonts w:ascii="Calibri" w:cs="Calibri" w:eastAsia="Calibri" w:hAnsi="Calibri"/>
         </w:rPr>
-        <w:t xml:space="preserve">30 OCTOBRE 2026</w:t>
+        <w:t xml:space="preserve">31 OCTOBRE 2026</w:t>
       </w:r>
     </w:p>
     <w:p>
@@ -226,7 +226,7 @@
           <w:szCs w:val="28"/>
           <w:rFonts w:ascii="Calibri" w:cs="Calibri" w:eastAsia="Calibri" w:hAnsi="Calibri"/>
         </w:rPr>
-        <w:t xml:space="preserve">Période du 1er au 30 octobre 2026</w:t>
+        <w:t xml:space="preserve">Période du 1er au 31 octobre 2026</w:t>
       </w:r>
     </w:p>
     <w:p>
@@ -619,7 +619,7 @@
                 <w:szCs w:val="18"/>
                 <w:rFonts w:ascii="Calibri" w:cs="Calibri" w:eastAsia="Calibri" w:hAnsi="Calibri"/>
               </w:rPr>
-              <w:t xml:space="preserve">LUTTE CONTRE L'ORPAILLAGE ILLÉGAL À KORHOGO - ASSAHORÉ KONAN VEUT SANCTIONNER TOU…</w:t>
+              <w:t xml:space="preserve">CÔTE D’IVOIRE: UN ENSEMBLE D'ÉQUIPEMENTS DE 6 MILLIARDS FCFA POUR LUTTER CONTRE L…</w:t>
             </w:r>
           </w:p>
           <w:p>
@@ -642,7 +642,7 @@
                 <w:szCs w:val="18"/>
                 <w:rFonts w:ascii="Calibri" w:cs="Calibri" w:eastAsia="Calibri" w:hAnsi="Calibri"/>
               </w:rPr>
-              <w:t xml:space="preserve">POMMES, BANANES, KIWIS : CETTE ERREUR DE RANGEMENT FAIT MÛRIR VOS FRUITS BEAUCOUP…</w:t>
+              <w:t xml:space="preserve">LUTTE CONTRE L'ORPAILLAGE ILLÉGAL À KORHOGO - ASSAHORÉ KONAN VEUT SANCTIONNER TOU…</w:t>
             </w:r>
           </w:p>
           <w:p>
@@ -665,7 +665,7 @@
                 <w:szCs w:val="18"/>
                 <w:rFonts w:ascii="Calibri" w:cs="Calibri" w:eastAsia="Calibri" w:hAnsi="Calibri"/>
               </w:rPr>
-              <w:t xml:space="preserve">GASPILLAGE ALIMENTAIRE - LE CCESP PLAIDE POUR UN PACTE NATIONAL</w:t>
+              <w:t xml:space="preserve">POMMES, BANANES, KIWIS : CETTE ERREUR DE RANGEMENT FAIT MÛRIR VOS FRUITS BEAUCOUP…</w:t>
             </w:r>
           </w:p>
           <w:p>
@@ -688,7 +688,7 @@
                 <w:szCs w:val="18"/>
                 <w:rFonts w:ascii="Calibri" w:cs="Calibri" w:eastAsia="Calibri" w:hAnsi="Calibri"/>
               </w:rPr>
-              <w:t xml:space="preserve">BOUNA : LES VICTIMES D’ACCIDENTS DE LA ROUTE POURRONT DÉSORMAIS PRISES EN CHARGE …</w:t>
+              <w:t xml:space="preserve">GASPILLAGE ALIMENTAIRE - LE CCESP PLAIDE POUR UN PACTE NATIONAL</w:t>
             </w:r>
           </w:p>
           <w:p>
@@ -711,7 +711,7 @@
                 <w:szCs w:val="18"/>
                 <w:rFonts w:ascii="Calibri" w:cs="Calibri" w:eastAsia="Calibri" w:hAnsi="Calibri"/>
               </w:rPr>
-              <w:t xml:space="preserve">CÔTE D'IVOIRE : LE GOUVERNEMENT MISE SUR LA PONADEPA II POUR ATTEINDRE LA SOUVERA…</w:t>
+              <w:t xml:space="preserve">BOUNA : LES VICTIMES D’ACCIDENTS DE LA ROUTE POURRONT DÉSORMAIS PRISES EN CHARGE …</w:t>
             </w:r>
           </w:p>
           <w:p>
@@ -750,7 +750,7 @@
                 <w:szCs w:val="18"/>
                 <w:rFonts w:ascii="Calibri" w:cs="Calibri" w:eastAsia="Calibri" w:hAnsi="Calibri"/>
               </w:rPr>
-              <w:t xml:space="preserve">BOUAKÉ : LE DGPN LANCE L'OPÉRATION EPERVIER 12 POUR DÉMANTELER LES RÉSEAUX CRIMINELS</w:t>
+              <w:t xml:space="preserve">ALASSANE OUATTARA À L’OMC : LA CÔTE D’IVOIRE EST « ENTOURÉE DE PAYS QUI ONT DES D…</w:t>
             </w:r>
           </w:p>
           <w:p>
@@ -773,7 +773,7 @@
                 <w:szCs w:val="18"/>
                 <w:rFonts w:ascii="Calibri" w:cs="Calibri" w:eastAsia="Calibri" w:hAnsi="Calibri"/>
               </w:rPr>
-              <w:t xml:space="preserve">LA CÔTE D’IVOIRE EXPOSÉE À UN NOUVEAU CORRIDOR DJIHADISTE / LES VENDEUSES DE POIS…</w:t>
+              <w:t xml:space="preserve">GESTION DES CARRIÈRES PUBLIQUES : OUATTARA PREND UNE DÉCISION - UN HOMME SE JETTE…</w:t>
             </w:r>
           </w:p>
           <w:p>
@@ -796,7 +796,7 @@
                 <w:szCs w:val="18"/>
                 <w:rFonts w:ascii="Calibri" w:cs="Calibri" w:eastAsia="Calibri" w:hAnsi="Calibri"/>
               </w:rPr>
-              <w:t xml:space="preserve">CÔTE D’IVOIRE : DES GRANDES INSTITUTIONS À L’ARMÉE, ALASSANE OUATTARA SONNE L’HEU…</w:t>
+              <w:t xml:space="preserve">BOUAKÉ : LE DGPN LANCE L'OPÉRATION EPERVIER 12 POUR DÉMANTELER LES RÉSEAUX CRIMINELS</w:t>
             </w:r>
           </w:p>
           <w:p>
@@ -819,7 +819,7 @@
                 <w:szCs w:val="18"/>
                 <w:rFonts w:ascii="Calibri" w:cs="Calibri" w:eastAsia="Calibri" w:hAnsi="Calibri"/>
               </w:rPr>
-              <w:t xml:space="preserve">ABIDJAN - CAP VERS UNE COOPÉRATION MILITAIRE BILATÉRALE</w:t>
+              <w:t xml:space="preserve">LA CÔTE D’IVOIRE EXPOSÉE À UN NOUVEAU CORRIDOR DJIHADISTE / LES VENDEUSES DE POIS…</w:t>
             </w:r>
           </w:p>
           <w:p>
@@ -842,7 +842,7 @@
                 <w:szCs w:val="18"/>
                 <w:rFonts w:ascii="Calibri" w:cs="Calibri" w:eastAsia="Calibri" w:hAnsi="Calibri"/>
               </w:rPr>
-              <w:t xml:space="preserve">3ÈME FORUM FRONTIÈRES D'ABIDJAN : LA REPRÉSENTATION PERMANENTE DE LA CEDEAO AUPRÈ…</w:t>
+              <w:t xml:space="preserve">CÔTE D’IVOIRE : DES GRANDES INSTITUTIONS À L’ARMÉE, ALASSANE OUATTARA SONNE L’HEU…</w:t>
             </w:r>
           </w:p>
           <w:p>
@@ -865,7 +865,7 @@
                 <w:szCs w:val="18"/>
                 <w:rFonts w:ascii="Calibri" w:cs="Calibri" w:eastAsia="Calibri" w:hAnsi="Calibri"/>
               </w:rPr>
-              <w:t xml:space="preserve">CHARNIER DE YOPOUGON : 26 ANS APRÈS, AMADOU COULIBALY OPPOSE LES VIOLENCES DU PAS…</w:t>
+              <w:t xml:space="preserve">ABIDJAN - CAP VERS UNE COOPÉRATION MILITAIRE BILATÉRALE</w:t>
             </w:r>
           </w:p>
           <w:p>
@@ -904,7 +904,7 @@
                 <w:szCs w:val="18"/>
                 <w:rFonts w:ascii="Calibri" w:cs="Calibri" w:eastAsia="Calibri" w:hAnsi="Calibri"/>
               </w:rPr>
-              <w:t xml:space="preserve">GONZAGUEVILLE : ELLE LUI REFUSE LE SEXE, IL LA TUE ET JETTE SON CORPS DANS UNE DÉ…</w:t>
+              <w:t xml:space="preserve">CÔTE D’IVOIRE : UNE HISTOIRE DE « RED FLAG » VIRE AU MEURTRE, LE SUSPECT PASSE AU…</w:t>
             </w:r>
           </w:p>
           <w:p>
@@ -927,7 +927,53 @@
                 <w:szCs w:val="18"/>
                 <w:rFonts w:ascii="Calibri" w:cs="Calibri" w:eastAsia="Calibri" w:hAnsi="Calibri"/>
               </w:rPr>
+              <w:t xml:space="preserve">GONZAGUEVILLE : ELLE LUI REFUSE LE SEXE, IL LA TUE ET JETTE SON CORPS DANS UNE DÉ…</w:t>
+            </w:r>
+          </w:p>
+          <w:p>
+            <w:pPr>
+              <w:ind w:left="240"/>
+            </w:pPr>
+            <w:r>
+              <w:rPr>
+                <w:color w:val="1F2937"/>
+                <w:sz w:val="18"/>
+                <w:szCs w:val="18"/>
+                <w:rFonts w:ascii="Calibri" w:cs="Calibri" w:eastAsia="Calibri" w:hAnsi="Calibri"/>
+              </w:rPr>
+              <w:t xml:space="preserve">❑  </w:t>
+            </w:r>
+            <w:r>
+              <w:rPr>
+                <w:color w:val="1F2937"/>
+                <w:sz w:val="18"/>
+                <w:szCs w:val="18"/>
+                <w:rFonts w:ascii="Calibri" w:cs="Calibri" w:eastAsia="Calibri" w:hAnsi="Calibri"/>
+              </w:rPr>
               <w:t xml:space="preserve">AVANT LA GRANDE MARCHE DU 24 COCTOBRE ; EMMANUEL MACRON FACE UN ATTENTAT</w:t>
+            </w:r>
+          </w:p>
+          <w:p>
+            <w:pPr>
+              <w:ind w:left="240"/>
+            </w:pPr>
+            <w:r>
+              <w:rPr>
+                <w:color w:val="1F2937"/>
+                <w:sz w:val="18"/>
+                <w:szCs w:val="18"/>
+                <w:rFonts w:ascii="Calibri" w:cs="Calibri" w:eastAsia="Calibri" w:hAnsi="Calibri"/>
+              </w:rPr>
+              <w:t xml:space="preserve">❑  </w:t>
+            </w:r>
+            <w:r>
+              <w:rPr>
+                <w:color w:val="1F2937"/>
+                <w:sz w:val="18"/>
+                <w:szCs w:val="18"/>
+                <w:rFonts w:ascii="Calibri" w:cs="Calibri" w:eastAsia="Calibri" w:hAnsi="Calibri"/>
+              </w:rPr>
+              <w:t xml:space="preserve">« LES JEUNES DES PAYS VOISINS SONT ENCORE TRÈS NOMBREUX EN CÔTE D'IVOIRE » (ALASS…</w:t>
             </w:r>
           </w:p>
           <w:p>
@@ -1019,7 +1065,7 @@
                 <w:szCs w:val="18"/>
                 <w:rFonts w:ascii="Calibri" w:cs="Calibri" w:eastAsia="Calibri" w:hAnsi="Calibri"/>
               </w:rPr>
-              <w:t xml:space="preserve">RÉTABLISSEMENT DE LA PEINE DE MORT POUR CRIMES ÉCONOMIQUES AU BURKINA : ET SI C’É…</w:t>
+              <w:t xml:space="preserve">KANGABA : SIX (6) MORTS DANS L’ÉBOULEMENT D’UN PUIT MINIER À NOUGA</w:t>
             </w:r>
           </w:p>
           <w:p>
@@ -1058,7 +1104,7 @@
                 <w:szCs w:val="18"/>
                 <w:rFonts w:ascii="Calibri" w:cs="Calibri" w:eastAsia="Calibri" w:hAnsi="Calibri"/>
               </w:rPr>
-              <w:t xml:space="preserve">MALI : PRÈS DE DJENNÉ, SOUNGA, DERNIER VILLAGE DE MOUGNA À RÉSISTER AU JNIM, ATTA…</w:t>
+              <w:t xml:space="preserve">GAO : TAMY MOUDARY TOURÉ, ACTEUR DU DÉVELOPPEMENT LOCAL, TOUJOURS PORTÉ DISPARU</w:t>
             </w:r>
           </w:p>
           <w:p>
@@ -1097,7 +1143,7 @@
                 <w:szCs w:val="18"/>
                 <w:rFonts w:ascii="Calibri" w:cs="Calibri" w:eastAsia="Calibri" w:hAnsi="Calibri"/>
               </w:rPr>
-              <w:t xml:space="preserve">TCHAD : LE PAYS DÉMENT LES ACCUSATIONS DU NIGER CONCERNANT UNE FRAPPE DE DRONE</w:t>
+              <w:t xml:space="preserve">NIGER-TCHAD, LE JEU DANGEREUX DE DÉBY KAKA…</w:t>
             </w:r>
           </w:p>
           <w:p>
@@ -1136,7 +1182,7 @@
                 <w:szCs w:val="18"/>
                 <w:rFonts w:ascii="Calibri" w:cs="Calibri" w:eastAsia="Calibri" w:hAnsi="Calibri"/>
               </w:rPr>
-              <w:t xml:space="preserve">GHANA : UNE JEUNE FEMME MEURT APRÈS L’EXPLOSION D’UN SEX-TOY</w:t>
+              <w:t xml:space="preserve">UN APPEL AU SOUTIEN ET À LA SOLIDARITÉ AVEC LES MINISTRES DE LA RÉGION DE LA VOLT…</w:t>
             </w:r>
           </w:p>
           <w:p>
@@ -1175,7 +1221,7 @@
                 <w:szCs w:val="18"/>
                 <w:rFonts w:ascii="Calibri" w:cs="Calibri" w:eastAsia="Calibri" w:hAnsi="Calibri"/>
               </w:rPr>
-              <w:t xml:space="preserve">63 ANS APRÈS SA MORT, LE PREMIER PRÉSIDENT DU TOGO N’A TOUJOURS PAS DE TOMBE DANS…</w:t>
+              <w:t xml:space="preserve">TOGO: LA COUR DE JUSTICE DE LA CEDEAO EXIGE L’ÉXÉCUTION DE SON ARRÊT DU 29 JANVIER</w:t>
             </w:r>
           </w:p>
           <w:p>
@@ -1292,7 +1338,7 @@
                 <w:szCs w:val="18"/>
                 <w:rFonts w:ascii="Calibri" w:cs="Calibri" w:eastAsia="Calibri" w:hAnsi="Calibri"/>
               </w:rPr>
-              <w:t xml:space="preserve">LIBÉRIA : UN DAUPHIN TUÉ ET MASSACRÉ AVANT L'ARRIVÉE DE L'ÉQUIPE DE SECOURS DE LA…</w:t>
+              <w:t xml:space="preserve">LIBÉRIA : UN ANCIEN RESPONSABLE DE LA NSA, JALLAH, CHERCHE UNE NOUVELLE PISTE APR…</w:t>
             </w:r>
           </w:p>
           <w:p>
@@ -1331,7 +1377,7 @@
                 <w:szCs w:val="18"/>
                 <w:rFonts w:ascii="Calibri" w:cs="Calibri" w:eastAsia="Calibri" w:hAnsi="Calibri"/>
               </w:rPr>
-              <w:t xml:space="preserve">KAOLACK : UN RETRAITÉ RETROUVÉ MORT À SON DOMICILE, LE CORPS EN ÉTAT DE DÉCOMPOSI…</w:t>
+              <w:t xml:space="preserve">DRAME EN ITALIE : UN COUPLE SÉNÉGALAIS RETROUVÉ MORT, LEUR BÉBÉ DE 7 MOIS ENTRE L…</w:t>
             </w:r>
           </w:p>
         </w:tc>
@@ -1674,7 +1720,7 @@
           <w:szCs w:val="22"/>
           <w:rFonts w:ascii="Calibri" w:cs="Calibri" w:eastAsia="Calibri" w:hAnsi="Calibri"/>
         </w:rPr>
-        <w:t xml:space="preserve">Indice de confiance : moyenne (incident vérifié le plus récent : 122 jours ; 2 signaux du jour)</w:t>
+        <w:t xml:space="preserve">Indice de confiance : faible (incident vérifié le plus récent : 123 jours ; aucun signal du jour)</w:t>
       </w:r>
     </w:p>
     <w:p>
@@ -1813,7 +1859,7 @@
           <w:rFonts w:ascii="Calibri" w:cs="Calibri" w:eastAsia="Calibri" w:hAnsi="Calibri"/>
         </w:rPr>
       </w:r>
-      <w:hyperlink w:history="1" r:id="rIdn_3d50w9cumzpgnm8jwl7">
+      <w:hyperlink w:history="1" r:id="rIdadotibrl7piowhereirpl">
         <w:r>
           <w:rPr>
             <w:u w:val="single"/>
@@ -2183,7 +2229,7 @@
           <w:rFonts w:ascii="Calibri" w:cs="Calibri" w:eastAsia="Calibri" w:hAnsi="Calibri"/>
         </w:rPr>
       </w:r>
-      <w:hyperlink w:history="1" r:id="rId0itl7fpzyczufqvtzdjbz">
+      <w:hyperlink w:history="1" r:id="rIdti2_sg9njwprs65tidcp9">
         <w:r>
           <w:rPr>
             <w:u w:val="single"/>
@@ -2457,7 +2503,7 @@
         </w:rPr>
         <w:t xml:space="preserve">▪  Source : </w:t>
       </w:r>
-      <w:hyperlink w:history="1" r:id="rIdxq0_2z7h8xwlbzwv1fz-e">
+      <w:hyperlink w:history="1" r:id="rIdbjkmsvaklis__73gegb7u">
         <w:r>
           <w:rPr>
             <w:u w:val="single"/>
@@ -2519,7 +2565,7 @@
         </w:rPr>
         <w:t xml:space="preserve">▪  Source : </w:t>
       </w:r>
-      <w:hyperlink w:history="1" r:id="rIdzear0xwbduxufowglmfz8">
+      <w:hyperlink w:history="1" r:id="rIdg2e4e_qeup7byd1vx-aso">
         <w:r>
           <w:rPr>
             <w:u w:val="single"/>
@@ -2581,7 +2627,7 @@
         </w:rPr>
         <w:t xml:space="preserve">▪  Source : </w:t>
       </w:r>
-      <w:hyperlink w:history="1" r:id="rIdwzsxw5hzx-pccnvfubcsy">
+      <w:hyperlink w:history="1" r:id="rIdzlkllzy3gy-9ggb-dhhlw">
         <w:r>
           <w:rPr>
             <w:u w:val="single"/>
@@ -2643,7 +2689,7 @@
         </w:rPr>
         <w:t xml:space="preserve">▪  Source : </w:t>
       </w:r>
-      <w:hyperlink w:history="1" r:id="rId7zk-8l5i_wgplgxm4gecj">
+      <w:hyperlink w:history="1" r:id="rIdaknjwbyrchxn5h4p_5lhs">
         <w:r>
           <w:rPr>
             <w:u w:val="single"/>
@@ -2705,7 +2751,7 @@
         </w:rPr>
         <w:t xml:space="preserve">▪  Source : </w:t>
       </w:r>
-      <w:hyperlink w:history="1" r:id="rIdwuhilhsf0kdqzntnksp9x">
+      <w:hyperlink w:history="1" r:id="rIdtj8pjdf7quzvd3bi7ggbn">
         <w:r>
           <w:rPr>
             <w:u w:val="single"/>
@@ -2968,7 +3014,7 @@
         </w:rPr>
         <w:t xml:space="preserve">▪  Source : </w:t>
       </w:r>
-      <w:hyperlink w:history="1" r:id="rIdneyplxe_544u5ec0zqji4">
+      <w:hyperlink w:history="1" r:id="rIdziw1tiwleyg3mm78il8pv">
         <w:r>
           <w:rPr>
             <w:u w:val="single"/>
@@ -3041,7 +3087,7 @@
         </w:rPr>
         <w:t xml:space="preserve">▪  Source : </w:t>
       </w:r>
-      <w:hyperlink w:history="1" r:id="rIdkmt_yibm29k9jsbflxxw9">
+      <w:hyperlink w:history="1" r:id="rIdzturkwlmqhv4d35-4pxcr">
         <w:r>
           <w:rPr>
             <w:u w:val="single"/>
@@ -3114,7 +3160,7 @@
         </w:rPr>
         <w:t xml:space="preserve">▪  Source : </w:t>
       </w:r>
-      <w:hyperlink w:history="1" r:id="rIdiwnq48vx_n5c6b7gl_vul">
+      <w:hyperlink w:history="1" r:id="rIde9wnmakkzwxp23uczugct">
         <w:r>
           <w:rPr>
             <w:u w:val="single"/>
@@ -3361,7 +3407,7 @@
           <w:szCs w:val="22"/>
           <w:rFonts w:ascii="Calibri" w:cs="Calibri" w:eastAsia="Calibri" w:hAnsi="Calibri"/>
         </w:rPr>
-        <w:t xml:space="preserve">Indice de confiance : moyenne (incident vérifié le plus récent : 122 jours ; 2 signaux du jour)</w:t>
+        <w:t xml:space="preserve">Indice de confiance : faible (incident vérifié le plus récent : 123 jours ; aucun signal du jour)</w:t>
       </w:r>
     </w:p>
     <w:tbl>
@@ -3530,7 +3576,7 @@
                 <w:rFonts w:ascii="Calibri" w:cs="Calibri" w:eastAsia="Calibri" w:hAnsi="Calibri"/>
               </w:rPr>
             </w:r>
-            <w:hyperlink w:history="1" r:id="rIdvdu2rbi7jo49e0l9k9m_w">
+            <w:hyperlink w:history="1" r:id="rId1-z-uenr_xzken3nkh58t">
               <w:r>
                 <w:rPr>
                   <w:u w:val="single"/>
@@ -3624,7 +3670,7 @@
             <w:pPr>
               <w:jc w:val="right"/>
             </w:pPr>
-            <w:hyperlink w:history="1" r:id="rIdiokjmnrtghjvkhjpaprvf">
+            <w:hyperlink w:history="1" r:id="rIdvc0emg77to7bpx1a5m-9n">
               <w:r>
                 <w:rPr>
                   <w:u w:val="single"/>
@@ -3865,6 +3911,79 @@
           <w:szCs w:val="28"/>
           <w:rFonts w:ascii="Calibri" w:cs="Calibri" w:eastAsia="Calibri" w:hAnsi="Calibri"/>
         </w:rPr>
+        <w:t xml:space="preserve">CÔTE D’IVOIRE: UN ENSEMBLE D'ÉQUIPEMENTS DE 6 MILLIARDS FCFA POUR LUTTER CONTRE LA FIÈVRE JAUNE ET ÉBOLA</w:t>
+      </w:r>
+    </w:p>
+    <w:p>
+      <w:pPr>
+        <w:ind w:left="720"/>
+      </w:pPr>
+      <w:r>
+        <w:rPr>
+          <w:color w:val="1F2937"/>
+          <w:sz w:val="26"/>
+          <w:szCs w:val="26"/>
+          <w:rFonts w:ascii="Calibri" w:cs="Calibri" w:eastAsia="Calibri" w:hAnsi="Calibri"/>
+        </w:rPr>
+        <w:t xml:space="preserve">▪  Source : </w:t>
+      </w:r>
+      <w:hyperlink w:history="1" r:id="rId4oggwq9wpelp5niq2zmol">
+        <w:r>
+          <w:rPr>
+            <w:u w:val="single"/>
+            <w:color w:val="1F6B5E"/>
+            <w:sz w:val="26"/>
+            <w:szCs w:val="26"/>
+            <w:rFonts w:ascii="Calibri" w:cs="Calibri" w:eastAsia="Calibri" w:hAnsi="Calibri"/>
+          </w:rPr>
+          <w:t xml:space="preserve">Linfodrome</w:t>
+        </w:r>
+      </w:hyperlink>
+      <w:r>
+        <w:rPr>
+          <w:color w:val="1F2937"/>
+          <w:sz w:val="26"/>
+          <w:szCs w:val="26"/>
+          <w:rFonts w:ascii="Calibri" w:cs="Calibri" w:eastAsia="Calibri" w:hAnsi="Calibri"/>
+        </w:rPr>
+        <w:t xml:space="preserve"> — 29 octobre 2026, 23 h UTC</w:t>
+      </w:r>
+      <w:r>
+        <w:rPr>
+          <w:b/>
+          <w:bCs/>
+          <w:color w:val="1F2937"/>
+          <w:sz w:val="26"/>
+          <w:szCs w:val="26"/>
+          <w:rFonts w:ascii="Calibri" w:cs="Calibri" w:eastAsia="Calibri" w:hAnsi="Calibri"/>
+        </w:rPr>
+        <w:t xml:space="preserve">   ·   Cotation : Probable</w:t>
+      </w:r>
+    </w:p>
+    <w:p>
+      <w:pPr>
+        <w:spacing w:before="160"/>
+        <w:ind w:left="360"/>
+      </w:pPr>
+      <w:r>
+        <w:rPr>
+          <w:color w:val="1F6B5E"/>
+          <w:sz w:val="28"/>
+          <w:szCs w:val="28"/>
+          <w:rFonts w:ascii="Calibri" w:cs="Calibri" w:eastAsia="Calibri" w:hAnsi="Calibri"/>
+        </w:rPr>
+        <w:t xml:space="preserve">❑  </w:t>
+      </w:r>
+      <w:r>
+        <w:rPr>
+          <w:b/>
+          <w:bCs/>
+          <w:u w:val="single"/>
+          <w:color w:val="1F6B5E"/>
+          <w:sz w:val="28"/>
+          <w:szCs w:val="28"/>
+          <w:rFonts w:ascii="Calibri" w:cs="Calibri" w:eastAsia="Calibri" w:hAnsi="Calibri"/>
+        </w:rPr>
         <w:t xml:space="preserve">LUTTE CONTRE L'ORPAILLAGE ILLÉGAL À KORHOGO - ASSAHORÉ KONAN VEUT SANCTIONNER TOUTES LES COMPLICITÉS</w:t>
       </w:r>
     </w:p>
@@ -3881,7 +4000,7 @@
         </w:rPr>
         <w:t xml:space="preserve">▪  Source : </w:t>
       </w:r>
-      <w:hyperlink w:history="1" r:id="rIdi0qqdkdfj1v0afseuccha">
+      <w:hyperlink w:history="1" r:id="rIdj5oydfcp_yqgew0swbemb">
         <w:r>
           <w:rPr>
             <w:u w:val="single"/>
@@ -3954,7 +4073,7 @@
         </w:rPr>
         <w:t xml:space="preserve">▪  Source : </w:t>
       </w:r>
-      <w:hyperlink w:history="1" r:id="rIdjig_biig8qrfjjdoi3bu3">
+      <w:hyperlink w:history="1" r:id="rIdldjkqc0mxrk7qrlfnacaf">
         <w:r>
           <w:rPr>
             <w:u w:val="single"/>
@@ -4027,7 +4146,7 @@
         </w:rPr>
         <w:t xml:space="preserve">▪  Source : </w:t>
       </w:r>
-      <w:hyperlink w:history="1" r:id="rIdketgfh58iqorvpuggbp5g">
+      <w:hyperlink w:history="1" r:id="rIdakxgwi-33ddvpbyerayfx">
         <w:r>
           <w:rPr>
             <w:u w:val="single"/>
@@ -4100,7 +4219,7 @@
         </w:rPr>
         <w:t xml:space="preserve">▪  Source : </w:t>
       </w:r>
-      <w:hyperlink w:history="1" r:id="rIdqby1zhrgbasxiqxa4lti5">
+      <w:hyperlink w:history="1" r:id="rIdosbk4kb7thz4lh2bgrerk">
         <w:r>
           <w:rPr>
             <w:u w:val="single"/>
@@ -4120,79 +4239,6 @@
           <w:rFonts w:ascii="Calibri" w:cs="Calibri" w:eastAsia="Calibri" w:hAnsi="Calibri"/>
         </w:rPr>
         <w:t xml:space="preserve"> — 28 octobre 2026, 12 h UTC</w:t>
-      </w:r>
-      <w:r>
-        <w:rPr>
-          <w:b/>
-          <w:bCs/>
-          <w:color w:val="1F2937"/>
-          <w:sz w:val="26"/>
-          <w:szCs w:val="26"/>
-          <w:rFonts w:ascii="Calibri" w:cs="Calibri" w:eastAsia="Calibri" w:hAnsi="Calibri"/>
-        </w:rPr>
-        <w:t xml:space="preserve">   ·   Cotation : Probable</w:t>
-      </w:r>
-    </w:p>
-    <w:p>
-      <w:pPr>
-        <w:spacing w:before="160"/>
-        <w:ind w:left="360"/>
-      </w:pPr>
-      <w:r>
-        <w:rPr>
-          <w:color w:val="1F6B5E"/>
-          <w:sz w:val="28"/>
-          <w:szCs w:val="28"/>
-          <w:rFonts w:ascii="Calibri" w:cs="Calibri" w:eastAsia="Calibri" w:hAnsi="Calibri"/>
-        </w:rPr>
-        <w:t xml:space="preserve">❑  </w:t>
-      </w:r>
-      <w:r>
-        <w:rPr>
-          <w:b/>
-          <w:bCs/>
-          <w:u w:val="single"/>
-          <w:color w:val="1F6B5E"/>
-          <w:sz w:val="28"/>
-          <w:szCs w:val="28"/>
-          <w:rFonts w:ascii="Calibri" w:cs="Calibri" w:eastAsia="Calibri" w:hAnsi="Calibri"/>
-        </w:rPr>
-        <w:t xml:space="preserve">CÔTE D'IVOIRE : LE GOUVERNEMENT MISE SUR LA PONADEPA II POUR ATTEINDRE LA SOUVERAINETÉ ALIMENTAIRE D'ICI 2030</w:t>
-      </w:r>
-    </w:p>
-    <w:p>
-      <w:pPr>
-        <w:ind w:left="720"/>
-      </w:pPr>
-      <w:r>
-        <w:rPr>
-          <w:color w:val="1F2937"/>
-          <w:sz w:val="26"/>
-          <w:szCs w:val="26"/>
-          <w:rFonts w:ascii="Calibri" w:cs="Calibri" w:eastAsia="Calibri" w:hAnsi="Calibri"/>
-        </w:rPr>
-        <w:t xml:space="preserve">▪  Source : </w:t>
-      </w:r>
-      <w:hyperlink w:history="1" r:id="rIdoc_b_gbaxllgczhrxx5l8">
-        <w:r>
-          <w:rPr>
-            <w:u w:val="single"/>
-            <w:color w:val="1F6B5E"/>
-            <w:sz w:val="26"/>
-            <w:szCs w:val="26"/>
-            <w:rFonts w:ascii="Calibri" w:cs="Calibri" w:eastAsia="Calibri" w:hAnsi="Calibri"/>
-          </w:rPr>
-          <w:t xml:space="preserve">Alwihda Info (Tchad)</w:t>
-        </w:r>
-      </w:hyperlink>
-      <w:r>
-        <w:rPr>
-          <w:color w:val="1F2937"/>
-          <w:sz w:val="26"/>
-          <w:szCs w:val="26"/>
-          <w:rFonts w:ascii="Calibri" w:cs="Calibri" w:eastAsia="Calibri" w:hAnsi="Calibri"/>
-        </w:rPr>
-        <w:t xml:space="preserve"> — 28 octobre 2026, 11 h UTC</w:t>
       </w:r>
       <w:r>
         <w:rPr>
@@ -4431,6 +4477,79 @@
           <w:szCs w:val="28"/>
           <w:rFonts w:ascii="Calibri" w:cs="Calibri" w:eastAsia="Calibri" w:hAnsi="Calibri"/>
         </w:rPr>
+        <w:t xml:space="preserve">CÔTE D'IVOIRE : LE GOUVERNEMENT MISE SUR LA PONADEPA II POUR ATTEINDRE LA SOUVERAINETÉ ALIMENTAIRE D'ICI 2030</w:t>
+      </w:r>
+    </w:p>
+    <w:p>
+      <w:pPr>
+        <w:ind w:left="720"/>
+      </w:pPr>
+      <w:r>
+        <w:rPr>
+          <w:color w:val="1F2937"/>
+          <w:sz w:val="26"/>
+          <w:szCs w:val="26"/>
+          <w:rFonts w:ascii="Calibri" w:cs="Calibri" w:eastAsia="Calibri" w:hAnsi="Calibri"/>
+        </w:rPr>
+        <w:t xml:space="preserve">▪  Source : </w:t>
+      </w:r>
+      <w:hyperlink w:history="1" r:id="rIdjmrjzbrzls0yydmzl2b2g">
+        <w:r>
+          <w:rPr>
+            <w:u w:val="single"/>
+            <w:color w:val="1F6B5E"/>
+            <w:sz w:val="26"/>
+            <w:szCs w:val="26"/>
+            <w:rFonts w:ascii="Calibri" w:cs="Calibri" w:eastAsia="Calibri" w:hAnsi="Calibri"/>
+          </w:rPr>
+          <w:t xml:space="preserve">Alwihda Info (Tchad)</w:t>
+        </w:r>
+      </w:hyperlink>
+      <w:r>
+        <w:rPr>
+          <w:color w:val="1F2937"/>
+          <w:sz w:val="26"/>
+          <w:szCs w:val="26"/>
+          <w:rFonts w:ascii="Calibri" w:cs="Calibri" w:eastAsia="Calibri" w:hAnsi="Calibri"/>
+        </w:rPr>
+        <w:t xml:space="preserve"> — 28 octobre 2026, 11 h UTC</w:t>
+      </w:r>
+      <w:r>
+        <w:rPr>
+          <w:b/>
+          <w:bCs/>
+          <w:color w:val="1F2937"/>
+          <w:sz w:val="26"/>
+          <w:szCs w:val="26"/>
+          <w:rFonts w:ascii="Calibri" w:cs="Calibri" w:eastAsia="Calibri" w:hAnsi="Calibri"/>
+        </w:rPr>
+        <w:t xml:space="preserve">   ·   Cotation : Probable</w:t>
+      </w:r>
+    </w:p>
+    <w:p>
+      <w:pPr>
+        <w:spacing w:before="160"/>
+        <w:ind w:left="360"/>
+      </w:pPr>
+      <w:r>
+        <w:rPr>
+          <w:color w:val="1F6B5E"/>
+          <w:sz w:val="28"/>
+          <w:szCs w:val="28"/>
+          <w:rFonts w:ascii="Calibri" w:cs="Calibri" w:eastAsia="Calibri" w:hAnsi="Calibri"/>
+        </w:rPr>
+        <w:t xml:space="preserve">❑  </w:t>
+      </w:r>
+      <w:r>
+        <w:rPr>
+          <w:b/>
+          <w:bCs/>
+          <w:u w:val="single"/>
+          <w:color w:val="1F6B5E"/>
+          <w:sz w:val="28"/>
+          <w:szCs w:val="28"/>
+          <w:rFonts w:ascii="Calibri" w:cs="Calibri" w:eastAsia="Calibri" w:hAnsi="Calibri"/>
+        </w:rPr>
         <w:t xml:space="preserve">LUTTE CONTRE LE GASPILLAGE ALIMENTAIRE : LE COMITÉ DE CONCERTATION ÉTAT-SECTEUR PRIVÉ PRÉCONISE UN CADRE NATIONAL</w:t>
       </w:r>
     </w:p>
@@ -4447,7 +4566,7 @@
         </w:rPr>
         <w:t xml:space="preserve">▪  Source : </w:t>
       </w:r>
-      <w:hyperlink w:history="1" r:id="rIdzdq0yjvkh_chtlrey7j_3">
+      <w:hyperlink w:history="1" r:id="rIdanmno43wal7xixygludwb">
         <w:r>
           <w:rPr>
             <w:u w:val="single"/>
@@ -4520,7 +4639,7 @@
         </w:rPr>
         <w:t xml:space="preserve">▪  Source : </w:t>
       </w:r>
-      <w:hyperlink w:history="1" r:id="rId-om8cezh4k7sgtejyxiks">
+      <w:hyperlink w:history="1" r:id="rIdalyveye--yizx7wif9we4">
         <w:r>
           <w:rPr>
             <w:u w:val="single"/>
@@ -4582,7 +4701,7 @@
         </w:rPr>
         <w:t xml:space="preserve">▪  Source : </w:t>
       </w:r>
-      <w:hyperlink w:history="1" r:id="rIdtlovz8twnmpsjsq4oncvj">
+      <w:hyperlink w:history="1" r:id="rIdf9_yad0kdusnxhxozy5bv">
         <w:r>
           <w:rPr>
             <w:u w:val="single"/>
@@ -4818,7 +4937,7 @@
           <w:szCs w:val="22"/>
           <w:rFonts w:ascii="Calibri" w:cs="Calibri" w:eastAsia="Calibri" w:hAnsi="Calibri"/>
         </w:rPr>
-        <w:t xml:space="preserve">Indice de confiance : moyenne (incident vérifié le plus récent : 122 jours ; 2 signaux du jour)</w:t>
+        <w:t xml:space="preserve">Indice de confiance : faible (incident vérifié le plus récent : 123 jours ; aucun signal du jour)</w:t>
       </w:r>
     </w:p>
     <w:p>
@@ -4845,7 +4964,7 @@
           <w:szCs w:val="28"/>
           <w:rFonts w:ascii="Calibri" w:cs="Calibri" w:eastAsia="Calibri" w:hAnsi="Calibri"/>
         </w:rPr>
-        <w:t xml:space="preserve">BOUAKÉ : LE DGPN LANCE L'OPÉRATION EPERVIER 12 POUR DÉMANTELER LES RÉSEAUX CRIMINELS</w:t>
+        <w:t xml:space="preserve">ALASSANE OUATTARA À L’OMC : LA CÔTE D’IVOIRE EST « ENTOURÉE DE PAYS QUI ONT DES DIFFICULTÉS… »</w:t>
       </w:r>
     </w:p>
     <w:p>
@@ -4861,7 +4980,80 @@
         </w:rPr>
         <w:t xml:space="preserve">▪  Source : </w:t>
       </w:r>
-      <w:hyperlink w:history="1" r:id="rIdbujhgxyyxdrcdxrd-7zc8">
+      <w:hyperlink w:history="1" r:id="rIdut8tqz2ftzvmi3vuqytzs">
+        <w:r>
+          <w:rPr>
+            <w:u w:val="single"/>
+            <w:color w:val="1F6B5E"/>
+            <w:sz w:val="26"/>
+            <w:szCs w:val="26"/>
+            <w:rFonts w:ascii="Calibri" w:cs="Calibri" w:eastAsia="Calibri" w:hAnsi="Calibri"/>
+          </w:rPr>
+          <w:t xml:space="preserve">Seneweb</w:t>
+        </w:r>
+      </w:hyperlink>
+      <w:r>
+        <w:rPr>
+          <w:color w:val="1F2937"/>
+          <w:sz w:val="26"/>
+          <w:szCs w:val="26"/>
+          <w:rFonts w:ascii="Calibri" w:cs="Calibri" w:eastAsia="Calibri" w:hAnsi="Calibri"/>
+        </w:rPr>
+        <w:t xml:space="preserve"> — 30 octobre 2026, 16 h UTC</w:t>
+      </w:r>
+      <w:r>
+        <w:rPr>
+          <w:b/>
+          <w:bCs/>
+          <w:color w:val="1F2937"/>
+          <w:sz w:val="26"/>
+          <w:szCs w:val="26"/>
+          <w:rFonts w:ascii="Calibri" w:cs="Calibri" w:eastAsia="Calibri" w:hAnsi="Calibri"/>
+        </w:rPr>
+        <w:t xml:space="preserve">   ·   Cotation : Probable</w:t>
+      </w:r>
+    </w:p>
+    <w:p>
+      <w:pPr>
+        <w:spacing w:before="160"/>
+        <w:ind w:left="360"/>
+      </w:pPr>
+      <w:r>
+        <w:rPr>
+          <w:color w:val="1F6B5E"/>
+          <w:sz w:val="28"/>
+          <w:szCs w:val="28"/>
+          <w:rFonts w:ascii="Calibri" w:cs="Calibri" w:eastAsia="Calibri" w:hAnsi="Calibri"/>
+        </w:rPr>
+        <w:t xml:space="preserve">❑  </w:t>
+      </w:r>
+      <w:r>
+        <w:rPr>
+          <w:b/>
+          <w:bCs/>
+          <w:u w:val="single"/>
+          <w:color w:val="1F6B5E"/>
+          <w:sz w:val="28"/>
+          <w:szCs w:val="28"/>
+          <w:rFonts w:ascii="Calibri" w:cs="Calibri" w:eastAsia="Calibri" w:hAnsi="Calibri"/>
+        </w:rPr>
+        <w:t xml:space="preserve">GESTION DES CARRIÈRES PUBLIQUES : OUATTARA PREND UNE DÉCISION - UN HOMME SE JETTE DU 4E ÉTAGE ET MEURT</w:t>
+      </w:r>
+    </w:p>
+    <w:p>
+      <w:pPr>
+        <w:ind w:left="720"/>
+      </w:pPr>
+      <w:r>
+        <w:rPr>
+          <w:color w:val="1F2937"/>
+          <w:sz w:val="26"/>
+          <w:szCs w:val="26"/>
+          <w:rFonts w:ascii="Calibri" w:cs="Calibri" w:eastAsia="Calibri" w:hAnsi="Calibri"/>
+        </w:rPr>
+        <w:t xml:space="preserve">▪  Source : </w:t>
+      </w:r>
+      <w:hyperlink w:history="1" r:id="rIdi8xihnkujdu4oggnmacoc">
         <w:r>
           <w:rPr>
             <w:u w:val="single"/>
@@ -4880,7 +5072,7 @@
           <w:szCs w:val="26"/>
           <w:rFonts w:ascii="Calibri" w:cs="Calibri" w:eastAsia="Calibri" w:hAnsi="Calibri"/>
         </w:rPr>
-        <w:t xml:space="preserve"> — 29 octobre 2026, 21 h UTC</w:t>
+        <w:t xml:space="preserve"> — 30 octobre 2026, 7 h UTC</w:t>
       </w:r>
       <w:r>
         <w:rPr>
@@ -4918,7 +5110,7 @@
           <w:szCs w:val="28"/>
           <w:rFonts w:ascii="Calibri" w:cs="Calibri" w:eastAsia="Calibri" w:hAnsi="Calibri"/>
         </w:rPr>
-        <w:t xml:space="preserve">LA CÔTE D’IVOIRE EXPOSÉE À UN NOUVEAU CORRIDOR DJIHADISTE / LES VENDEUSES DE POISSON « ROULÉES DANS LA FARINE »</w:t>
+        <w:t xml:space="preserve">BOUAKÉ : LE DGPN LANCE L'OPÉRATION EPERVIER 12 POUR DÉMANTELER LES RÉSEAUX CRIMINELS</w:t>
       </w:r>
     </w:p>
     <w:p>
@@ -4934,7 +5126,7 @@
         </w:rPr>
         <w:t xml:space="preserve">▪  Source : </w:t>
       </w:r>
-      <w:hyperlink w:history="1" r:id="rIdgcxb12mzmzspzyywlhew1">
+      <w:hyperlink w:history="1" r:id="rIddj3xdzhgot2cb-yir3h-8">
         <w:r>
           <w:rPr>
             <w:u w:val="single"/>
@@ -4953,7 +5145,7 @@
           <w:szCs w:val="26"/>
           <w:rFonts w:ascii="Calibri" w:cs="Calibri" w:eastAsia="Calibri" w:hAnsi="Calibri"/>
         </w:rPr>
-        <w:t xml:space="preserve"> — 29 octobre 2026, 7 h UTC</w:t>
+        <w:t xml:space="preserve"> — 29 octobre 2026, 21 h UTC</w:t>
       </w:r>
       <w:r>
         <w:rPr>
@@ -4991,6 +5183,79 @@
           <w:szCs w:val="28"/>
           <w:rFonts w:ascii="Calibri" w:cs="Calibri" w:eastAsia="Calibri" w:hAnsi="Calibri"/>
         </w:rPr>
+        <w:t xml:space="preserve">LA CÔTE D’IVOIRE EXPOSÉE À UN NOUVEAU CORRIDOR DJIHADISTE / LES VENDEUSES DE POISSON « ROULÉES DANS LA FARINE »</w:t>
+      </w:r>
+    </w:p>
+    <w:p>
+      <w:pPr>
+        <w:ind w:left="720"/>
+      </w:pPr>
+      <w:r>
+        <w:rPr>
+          <w:color w:val="1F2937"/>
+          <w:sz w:val="26"/>
+          <w:szCs w:val="26"/>
+          <w:rFonts w:ascii="Calibri" w:cs="Calibri" w:eastAsia="Calibri" w:hAnsi="Calibri"/>
+        </w:rPr>
+        <w:t xml:space="preserve">▪  Source : </w:t>
+      </w:r>
+      <w:hyperlink w:history="1" r:id="rIdamsgorqvofkqvpscw-6mk">
+        <w:r>
+          <w:rPr>
+            <w:u w:val="single"/>
+            <w:color w:val="1F6B5E"/>
+            <w:sz w:val="26"/>
+            <w:szCs w:val="26"/>
+            <w:rFonts w:ascii="Calibri" w:cs="Calibri" w:eastAsia="Calibri" w:hAnsi="Calibri"/>
+          </w:rPr>
+          <w:t xml:space="preserve">Linfodrome</w:t>
+        </w:r>
+      </w:hyperlink>
+      <w:r>
+        <w:rPr>
+          <w:color w:val="1F2937"/>
+          <w:sz w:val="26"/>
+          <w:szCs w:val="26"/>
+          <w:rFonts w:ascii="Calibri" w:cs="Calibri" w:eastAsia="Calibri" w:hAnsi="Calibri"/>
+        </w:rPr>
+        <w:t xml:space="preserve"> — 29 octobre 2026, 7 h UTC</w:t>
+      </w:r>
+      <w:r>
+        <w:rPr>
+          <w:b/>
+          <w:bCs/>
+          <w:color w:val="1F2937"/>
+          <w:sz w:val="26"/>
+          <w:szCs w:val="26"/>
+          <w:rFonts w:ascii="Calibri" w:cs="Calibri" w:eastAsia="Calibri" w:hAnsi="Calibri"/>
+        </w:rPr>
+        <w:t xml:space="preserve">   ·   Cotation : Probable</w:t>
+      </w:r>
+    </w:p>
+    <w:p>
+      <w:pPr>
+        <w:spacing w:before="160"/>
+        <w:ind w:left="360"/>
+      </w:pPr>
+      <w:r>
+        <w:rPr>
+          <w:color w:val="1F6B5E"/>
+          <w:sz w:val="28"/>
+          <w:szCs w:val="28"/>
+          <w:rFonts w:ascii="Calibri" w:cs="Calibri" w:eastAsia="Calibri" w:hAnsi="Calibri"/>
+        </w:rPr>
+        <w:t xml:space="preserve">❑  </w:t>
+      </w:r>
+      <w:r>
+        <w:rPr>
+          <w:b/>
+          <w:bCs/>
+          <w:u w:val="single"/>
+          <w:color w:val="1F6B5E"/>
+          <w:sz w:val="28"/>
+          <w:szCs w:val="28"/>
+          <w:rFonts w:ascii="Calibri" w:cs="Calibri" w:eastAsia="Calibri" w:hAnsi="Calibri"/>
+        </w:rPr>
         <w:t xml:space="preserve">CÔTE D’IVOIRE : DES GRANDES INSTITUTIONS À L’ARMÉE, ALASSANE OUATTARA SONNE L’HEURE DE LA RETRAITE</w:t>
       </w:r>
     </w:p>
@@ -5007,7 +5272,7 @@
         </w:rPr>
         <w:t xml:space="preserve">▪  Source : </w:t>
       </w:r>
-      <w:hyperlink w:history="1" r:id="rIdppz9ikp4mv2h9sxjgfuip">
+      <w:hyperlink w:history="1" r:id="rIdwk9w-kfcsvigaplayc0uc">
         <w:r>
           <w:rPr>
             <w:u w:val="single"/>
@@ -5027,152 +5292,6 @@
           <w:rFonts w:ascii="Calibri" w:cs="Calibri" w:eastAsia="Calibri" w:hAnsi="Calibri"/>
         </w:rPr>
         <w:t xml:space="preserve"> — 29 octobre 2026, 7 h UTC</w:t>
-      </w:r>
-      <w:r>
-        <w:rPr>
-          <w:b/>
-          <w:bCs/>
-          <w:color w:val="1F2937"/>
-          <w:sz w:val="26"/>
-          <w:szCs w:val="26"/>
-          <w:rFonts w:ascii="Calibri" w:cs="Calibri" w:eastAsia="Calibri" w:hAnsi="Calibri"/>
-        </w:rPr>
-        <w:t xml:space="preserve">   ·   Cotation : Probable</w:t>
-      </w:r>
-    </w:p>
-    <w:p>
-      <w:pPr>
-        <w:spacing w:before="160"/>
-        <w:ind w:left="360"/>
-      </w:pPr>
-      <w:r>
-        <w:rPr>
-          <w:color w:val="1F6B5E"/>
-          <w:sz w:val="28"/>
-          <w:szCs w:val="28"/>
-          <w:rFonts w:ascii="Calibri" w:cs="Calibri" w:eastAsia="Calibri" w:hAnsi="Calibri"/>
-        </w:rPr>
-        <w:t xml:space="preserve">❑  </w:t>
-      </w:r>
-      <w:r>
-        <w:rPr>
-          <w:b/>
-          <w:bCs/>
-          <w:u w:val="single"/>
-          <w:color w:val="1F6B5E"/>
-          <w:sz w:val="28"/>
-          <w:szCs w:val="28"/>
-          <w:rFonts w:ascii="Calibri" w:cs="Calibri" w:eastAsia="Calibri" w:hAnsi="Calibri"/>
-        </w:rPr>
-        <w:t xml:space="preserve">ABIDJAN - CAP VERS UNE COOPÉRATION MILITAIRE BILATÉRALE</w:t>
-      </w:r>
-    </w:p>
-    <w:p>
-      <w:pPr>
-        <w:ind w:left="720"/>
-      </w:pPr>
-      <w:r>
-        <w:rPr>
-          <w:color w:val="1F2937"/>
-          <w:sz w:val="26"/>
-          <w:szCs w:val="26"/>
-          <w:rFonts w:ascii="Calibri" w:cs="Calibri" w:eastAsia="Calibri" w:hAnsi="Calibri"/>
-        </w:rPr>
-        <w:t xml:space="preserve">▪  Source : </w:t>
-      </w:r>
-      <w:hyperlink w:history="1" r:id="rIdqxbtull8maga-rhlyjqzp">
-        <w:r>
-          <w:rPr>
-            <w:u w:val="single"/>
-            <w:color w:val="1F6B5E"/>
-            <w:sz w:val="26"/>
-            <w:szCs w:val="26"/>
-            <w:rFonts w:ascii="Calibri" w:cs="Calibri" w:eastAsia="Calibri" w:hAnsi="Calibri"/>
-          </w:rPr>
-          <w:t xml:space="preserve">AllAfrica (CI)</w:t>
-        </w:r>
-      </w:hyperlink>
-      <w:r>
-        <w:rPr>
-          <w:color w:val="1F2937"/>
-          <w:sz w:val="26"/>
-          <w:szCs w:val="26"/>
-          <w:rFonts w:ascii="Calibri" w:cs="Calibri" w:eastAsia="Calibri" w:hAnsi="Calibri"/>
-        </w:rPr>
-        <w:t xml:space="preserve"> — 28 octobre 2026, 15 h UTC</w:t>
-      </w:r>
-      <w:r>
-        <w:rPr>
-          <w:b/>
-          <w:bCs/>
-          <w:color w:val="1F2937"/>
-          <w:sz w:val="26"/>
-          <w:szCs w:val="26"/>
-          <w:rFonts w:ascii="Calibri" w:cs="Calibri" w:eastAsia="Calibri" w:hAnsi="Calibri"/>
-        </w:rPr>
-        <w:t xml:space="preserve">   ·   Cotation : Probable</w:t>
-      </w:r>
-    </w:p>
-    <w:p>
-      <w:pPr>
-        <w:spacing w:before="160"/>
-        <w:ind w:left="360"/>
-      </w:pPr>
-      <w:r>
-        <w:rPr>
-          <w:color w:val="1F6B5E"/>
-          <w:sz w:val="28"/>
-          <w:szCs w:val="28"/>
-          <w:rFonts w:ascii="Calibri" w:cs="Calibri" w:eastAsia="Calibri" w:hAnsi="Calibri"/>
-        </w:rPr>
-        <w:t xml:space="preserve">❑  </w:t>
-      </w:r>
-      <w:r>
-        <w:rPr>
-          <w:b/>
-          <w:bCs/>
-          <w:u w:val="single"/>
-          <w:color w:val="1F6B5E"/>
-          <w:sz w:val="28"/>
-          <w:szCs w:val="28"/>
-          <w:rFonts w:ascii="Calibri" w:cs="Calibri" w:eastAsia="Calibri" w:hAnsi="Calibri"/>
-        </w:rPr>
-        <w:t xml:space="preserve">3ÈME FORUM FRONTIÈRES D'ABIDJAN : LA REPRÉSENTATION PERMANENTE DE LA CEDEAO AUPRÈS DE L'UNION AFRICAINE S'ENGAGE POUR UNE GOUVERNANCE DES FRONTIÈRES CENTRÉE SUR LES POPULATIONS</w:t>
-      </w:r>
-    </w:p>
-    <w:p>
-      <w:pPr>
-        <w:ind w:left="720"/>
-      </w:pPr>
-      <w:r>
-        <w:rPr>
-          <w:color w:val="1F2937"/>
-          <w:sz w:val="26"/>
-          <w:szCs w:val="26"/>
-          <w:rFonts w:ascii="Calibri" w:cs="Calibri" w:eastAsia="Calibri" w:hAnsi="Calibri"/>
-        </w:rPr>
-        <w:t xml:space="preserve">▪  Source : </w:t>
-      </w:r>
-      <w:hyperlink w:history="1" r:id="rIdqvt1exiblz8hynnbda8lg">
-        <w:r>
-          <w:rPr>
-            <w:u w:val="single"/>
-            <w:color w:val="1F6B5E"/>
-            <w:sz w:val="26"/>
-            <w:szCs w:val="26"/>
-            <w:rFonts w:ascii="Calibri" w:cs="Calibri" w:eastAsia="Calibri" w:hAnsi="Calibri"/>
-          </w:rPr>
-          <w:t xml:space="preserve">CEDEAO — Communiques officiels</w:t>
-        </w:r>
-      </w:hyperlink>
-      <w:r>
-        <w:rPr>
-          <w:color w:val="1F2937"/>
-          <w:sz w:val="26"/>
-          <w:szCs w:val="26"/>
-          <w:rFonts w:ascii="Calibri" w:cs="Calibri" w:eastAsia="Calibri" w:hAnsi="Calibri"/>
-        </w:rPr>
-        <w:t xml:space="preserve"> — 28 octobre 2026, 10 h UTC</w:t>
       </w:r>
       <w:r>
         <w:rPr>
@@ -5411,6 +5530,152 @@
           <w:szCs w:val="28"/>
           <w:rFonts w:ascii="Calibri" w:cs="Calibri" w:eastAsia="Calibri" w:hAnsi="Calibri"/>
         </w:rPr>
+        <w:t xml:space="preserve">ABIDJAN - CAP VERS UNE COOPÉRATION MILITAIRE BILATÉRALE</w:t>
+      </w:r>
+    </w:p>
+    <w:p>
+      <w:pPr>
+        <w:ind w:left="720"/>
+      </w:pPr>
+      <w:r>
+        <w:rPr>
+          <w:color w:val="1F2937"/>
+          <w:sz w:val="26"/>
+          <w:szCs w:val="26"/>
+          <w:rFonts w:ascii="Calibri" w:cs="Calibri" w:eastAsia="Calibri" w:hAnsi="Calibri"/>
+        </w:rPr>
+        <w:t xml:space="preserve">▪  Source : </w:t>
+      </w:r>
+      <w:hyperlink w:history="1" r:id="rIdtp-smz43xwkoqcelqenpw">
+        <w:r>
+          <w:rPr>
+            <w:u w:val="single"/>
+            <w:color w:val="1F6B5E"/>
+            <w:sz w:val="26"/>
+            <w:szCs w:val="26"/>
+            <w:rFonts w:ascii="Calibri" w:cs="Calibri" w:eastAsia="Calibri" w:hAnsi="Calibri"/>
+          </w:rPr>
+          <w:t xml:space="preserve">AllAfrica (CI)</w:t>
+        </w:r>
+      </w:hyperlink>
+      <w:r>
+        <w:rPr>
+          <w:color w:val="1F2937"/>
+          <w:sz w:val="26"/>
+          <w:szCs w:val="26"/>
+          <w:rFonts w:ascii="Calibri" w:cs="Calibri" w:eastAsia="Calibri" w:hAnsi="Calibri"/>
+        </w:rPr>
+        <w:t xml:space="preserve"> — 28 octobre 2026, 15 h UTC</w:t>
+      </w:r>
+      <w:r>
+        <w:rPr>
+          <w:b/>
+          <w:bCs/>
+          <w:color w:val="1F2937"/>
+          <w:sz w:val="26"/>
+          <w:szCs w:val="26"/>
+          <w:rFonts w:ascii="Calibri" w:cs="Calibri" w:eastAsia="Calibri" w:hAnsi="Calibri"/>
+        </w:rPr>
+        <w:t xml:space="preserve">   ·   Cotation : Probable</w:t>
+      </w:r>
+    </w:p>
+    <w:p>
+      <w:pPr>
+        <w:spacing w:before="160"/>
+        <w:ind w:left="360"/>
+      </w:pPr>
+      <w:r>
+        <w:rPr>
+          <w:color w:val="1F6B5E"/>
+          <w:sz w:val="28"/>
+          <w:szCs w:val="28"/>
+          <w:rFonts w:ascii="Calibri" w:cs="Calibri" w:eastAsia="Calibri" w:hAnsi="Calibri"/>
+        </w:rPr>
+        <w:t xml:space="preserve">❑  </w:t>
+      </w:r>
+      <w:r>
+        <w:rPr>
+          <w:b/>
+          <w:bCs/>
+          <w:u w:val="single"/>
+          <w:color w:val="1F6B5E"/>
+          <w:sz w:val="28"/>
+          <w:szCs w:val="28"/>
+          <w:rFonts w:ascii="Calibri" w:cs="Calibri" w:eastAsia="Calibri" w:hAnsi="Calibri"/>
+        </w:rPr>
+        <w:t xml:space="preserve">3ÈME FORUM FRONTIÈRES D'ABIDJAN : LA REPRÉSENTATION PERMANENTE DE LA CEDEAO AUPRÈS DE L'UNION AFRICAINE S'ENGAGE POUR UNE GOUVERNANCE DES FRONTIÈRES CENTRÉE SUR LES POPULATIONS</w:t>
+      </w:r>
+    </w:p>
+    <w:p>
+      <w:pPr>
+        <w:ind w:left="720"/>
+      </w:pPr>
+      <w:r>
+        <w:rPr>
+          <w:color w:val="1F2937"/>
+          <w:sz w:val="26"/>
+          <w:szCs w:val="26"/>
+          <w:rFonts w:ascii="Calibri" w:cs="Calibri" w:eastAsia="Calibri" w:hAnsi="Calibri"/>
+        </w:rPr>
+        <w:t xml:space="preserve">▪  Source : </w:t>
+      </w:r>
+      <w:hyperlink w:history="1" r:id="rId1wuit4wjomby1sufq4bcs">
+        <w:r>
+          <w:rPr>
+            <w:u w:val="single"/>
+            <w:color w:val="1F6B5E"/>
+            <w:sz w:val="26"/>
+            <w:szCs w:val="26"/>
+            <w:rFonts w:ascii="Calibri" w:cs="Calibri" w:eastAsia="Calibri" w:hAnsi="Calibri"/>
+          </w:rPr>
+          <w:t xml:space="preserve">CEDEAO — Communiques officiels</w:t>
+        </w:r>
+      </w:hyperlink>
+      <w:r>
+        <w:rPr>
+          <w:color w:val="1F2937"/>
+          <w:sz w:val="26"/>
+          <w:szCs w:val="26"/>
+          <w:rFonts w:ascii="Calibri" w:cs="Calibri" w:eastAsia="Calibri" w:hAnsi="Calibri"/>
+        </w:rPr>
+        <w:t xml:space="preserve"> — 28 octobre 2026, 10 h UTC</w:t>
+      </w:r>
+      <w:r>
+        <w:rPr>
+          <w:b/>
+          <w:bCs/>
+          <w:color w:val="1F2937"/>
+          <w:sz w:val="26"/>
+          <w:szCs w:val="26"/>
+          <w:rFonts w:ascii="Calibri" w:cs="Calibri" w:eastAsia="Calibri" w:hAnsi="Calibri"/>
+        </w:rPr>
+        <w:t xml:space="preserve">   ·   Cotation : Probable</w:t>
+      </w:r>
+    </w:p>
+    <w:p>
+      <w:pPr>
+        <w:spacing w:before="160"/>
+        <w:ind w:left="360"/>
+      </w:pPr>
+      <w:r>
+        <w:rPr>
+          <w:color w:val="1F6B5E"/>
+          <w:sz w:val="28"/>
+          <w:szCs w:val="28"/>
+          <w:rFonts w:ascii="Calibri" w:cs="Calibri" w:eastAsia="Calibri" w:hAnsi="Calibri"/>
+        </w:rPr>
+        <w:t xml:space="preserve">❑  </w:t>
+      </w:r>
+      <w:r>
+        <w:rPr>
+          <w:b/>
+          <w:bCs/>
+          <w:u w:val="single"/>
+          <w:color w:val="1F6B5E"/>
+          <w:sz w:val="28"/>
+          <w:szCs w:val="28"/>
+          <w:rFonts w:ascii="Calibri" w:cs="Calibri" w:eastAsia="Calibri" w:hAnsi="Calibri"/>
+        </w:rPr>
         <w:t xml:space="preserve">CHARNIER DE YOPOUGON : 26 ANS APRÈS, AMADOU COULIBALY OPPOSE LES VIOLENCES DU PASSÉ À L’ÈRE OUATTARA</w:t>
       </w:r>
     </w:p>
@@ -5427,7 +5692,7 @@
         </w:rPr>
         <w:t xml:space="preserve">▪  Source : </w:t>
       </w:r>
-      <w:hyperlink w:history="1" r:id="rId4p75tt6fhxknjsrg2qs_z">
+      <w:hyperlink w:history="1" r:id="rIdm98ghe8_p3tumcspt3lgd">
         <w:r>
           <w:rPr>
             <w:u w:val="single"/>
@@ -5500,7 +5765,7 @@
         </w:rPr>
         <w:t xml:space="preserve">▪  Source : </w:t>
       </w:r>
-      <w:hyperlink w:history="1" r:id="rIdfoff0ggrkj7dqq-s-o3fw">
+      <w:hyperlink w:history="1" r:id="rIdg37lfgbhw0xsbf-zep_aj">
         <w:r>
           <w:rPr>
             <w:u w:val="single"/>
@@ -5573,7 +5838,7 @@
         </w:rPr>
         <w:t xml:space="preserve">▪  Source : </w:t>
       </w:r>
-      <w:hyperlink w:history="1" r:id="rIdqgeqo-st3_h0k7bnvwbu3">
+      <w:hyperlink w:history="1" r:id="rIdbjjvkqesc-rte_ia0iypz">
         <w:r>
           <w:rPr>
             <w:u w:val="single"/>
@@ -5593,141 +5858,6 @@
           <w:rFonts w:ascii="Calibri" w:cs="Calibri" w:eastAsia="Calibri" w:hAnsi="Calibri"/>
         </w:rPr>
         <w:t xml:space="preserve"> — 27 octobre 2026, 13 h UTC</w:t>
-      </w:r>
-    </w:p>
-    <w:p>
-      <w:pPr>
-        <w:spacing w:before="160"/>
-        <w:ind w:left="360"/>
-      </w:pPr>
-      <w:r>
-        <w:rPr>
-          <w:color w:val="1F6B5E"/>
-          <w:sz w:val="28"/>
-          <w:szCs w:val="28"/>
-          <w:rFonts w:ascii="Calibri" w:cs="Calibri" w:eastAsia="Calibri" w:hAnsi="Calibri"/>
-        </w:rPr>
-        <w:t xml:space="preserve">❑  </w:t>
-      </w:r>
-      <w:r>
-        <w:rPr>
-          <w:b/>
-          <w:bCs/>
-          <w:u w:val="single"/>
-          <w:color w:val="1F6B5E"/>
-          <w:sz w:val="28"/>
-          <w:szCs w:val="28"/>
-          <w:rFonts w:ascii="Calibri" w:cs="Calibri" w:eastAsia="Calibri" w:hAnsi="Calibri"/>
-        </w:rPr>
-        <w:t xml:space="preserve">QUERELLES DE SUCCESSION OU PROFANATION D'UN HÉRITAGE ?</w:t>
-      </w:r>
-    </w:p>
-    <w:p>
-      <w:pPr>
-        <w:ind w:left="720"/>
-      </w:pPr>
-      <w:r>
-        <w:rPr>
-          <w:color w:val="1F2937"/>
-          <w:sz w:val="26"/>
-          <w:szCs w:val="26"/>
-          <w:rFonts w:ascii="Calibri" w:cs="Calibri" w:eastAsia="Calibri" w:hAnsi="Calibri"/>
-        </w:rPr>
-        <w:t xml:space="preserve">▪  Source : </w:t>
-      </w:r>
-      <w:hyperlink w:history="1" r:id="rIdxn-h8eimtjyyle4-d3ubk">
-        <w:r>
-          <w:rPr>
-            <w:u w:val="single"/>
-            <w:color w:val="1F6B5E"/>
-            <w:sz w:val="26"/>
-            <w:szCs w:val="26"/>
-            <w:rFonts w:ascii="Calibri" w:cs="Calibri" w:eastAsia="Calibri" w:hAnsi="Calibri"/>
-          </w:rPr>
-          <w:t xml:space="preserve">AllAfrica (CI)</w:t>
-        </w:r>
-      </w:hyperlink>
-      <w:r>
-        <w:rPr>
-          <w:color w:val="1F2937"/>
-          <w:sz w:val="26"/>
-          <w:szCs w:val="26"/>
-          <w:rFonts w:ascii="Calibri" w:cs="Calibri" w:eastAsia="Calibri" w:hAnsi="Calibri"/>
-        </w:rPr>
-        <w:t xml:space="preserve"> — 26 octobre 2026, 13 h UTC</w:t>
-      </w:r>
-      <w:r>
-        <w:rPr>
-          <w:b/>
-          <w:bCs/>
-          <w:color w:val="1F2937"/>
-          <w:sz w:val="26"/>
-          <w:szCs w:val="26"/>
-          <w:rFonts w:ascii="Calibri" w:cs="Calibri" w:eastAsia="Calibri" w:hAnsi="Calibri"/>
-        </w:rPr>
-        <w:t xml:space="preserve">   ·   Cotation : Probable</w:t>
-      </w:r>
-    </w:p>
-    <w:p>
-      <w:pPr>
-        <w:spacing w:before="160"/>
-        <w:ind w:left="360"/>
-      </w:pPr>
-      <w:r>
-        <w:rPr>
-          <w:color w:val="1F6B5E"/>
-          <w:sz w:val="28"/>
-          <w:szCs w:val="28"/>
-          <w:rFonts w:ascii="Calibri" w:cs="Calibri" w:eastAsia="Calibri" w:hAnsi="Calibri"/>
-        </w:rPr>
-        <w:t xml:space="preserve">❑  </w:t>
-      </w:r>
-      <w:r>
-        <w:rPr>
-          <w:b/>
-          <w:bCs/>
-          <w:u w:val="single"/>
-          <w:color w:val="1F6B5E"/>
-          <w:sz w:val="28"/>
-          <w:szCs w:val="28"/>
-          <w:rFonts w:ascii="Calibri" w:cs="Calibri" w:eastAsia="Calibri" w:hAnsi="Calibri"/>
-        </w:rPr>
-        <w:t xml:space="preserve">CÔTE D'IVOIRE : SÉCURITÉ ALIMENTAIRE ET SÉCURISATION FONCIÈRE, LE GOUVERNEMENT SOUTIENT LES FEMMES PRODUCTRICES</w:t>
-      </w:r>
-    </w:p>
-    <w:p>
-      <w:pPr>
-        <w:ind w:left="720"/>
-      </w:pPr>
-      <w:r>
-        <w:rPr>
-          <w:color w:val="1F2937"/>
-          <w:sz w:val="26"/>
-          <w:szCs w:val="26"/>
-          <w:rFonts w:ascii="Calibri" w:cs="Calibri" w:eastAsia="Calibri" w:hAnsi="Calibri"/>
-        </w:rPr>
-        <w:t xml:space="preserve">▪  Source : </w:t>
-      </w:r>
-      <w:hyperlink w:history="1" r:id="rIdy9do_2yq4lvbny-ok2g6g">
-        <w:r>
-          <w:rPr>
-            <w:u w:val="single"/>
-            <w:color w:val="1F6B5E"/>
-            <w:sz w:val="26"/>
-            <w:szCs w:val="26"/>
-            <w:rFonts w:ascii="Calibri" w:cs="Calibri" w:eastAsia="Calibri" w:hAnsi="Calibri"/>
-          </w:rPr>
-          <w:t xml:space="preserve">Alwihda Info (Tchad)</w:t>
-        </w:r>
-      </w:hyperlink>
-      <w:r>
-        <w:rPr>
-          <w:color w:val="1F2937"/>
-          <w:sz w:val="26"/>
-          <w:szCs w:val="26"/>
-          <w:rFonts w:ascii="Calibri" w:cs="Calibri" w:eastAsia="Calibri" w:hAnsi="Calibri"/>
-        </w:rPr>
-        <w:t xml:space="preserve"> — 26 octobre 2026, 9 h UTC</w:t>
       </w:r>
     </w:p>
     <w:p>
@@ -5944,178 +6074,285 @@
           <w:szCs w:val="22"/>
           <w:rFonts w:ascii="Calibri" w:cs="Calibri" w:eastAsia="Calibri" w:hAnsi="Calibri"/>
         </w:rPr>
-        <w:t xml:space="preserve">Indice de confiance : moyenne (incident vérifié le plus récent : 122 jours ; 2 signaux du jour)</w:t>
-      </w:r>
-    </w:p>
-    <w:p>
-      <w:pPr>
-        <w:spacing w:before="120" w:after="60"/>
-      </w:pPr>
-      <w:r>
-        <w:rPr>
-          <w:b/>
-          <w:bCs/>
-          <w:color w:val="1F6B5E"/>
-          <w:sz w:val="40"/>
-          <w:szCs w:val="40"/>
-          <w:rFonts w:ascii="Arial Narrow" w:cs="Arial Narrow" w:eastAsia="Arial Narrow" w:hAnsi="Arial Narrow"/>
-        </w:rPr>
-        <w:t xml:space="preserve">Gonzagueville : Elle lui refuse le sexe, il la tue et jette son corps dans une décharge d'ordures</w:t>
-      </w:r>
-    </w:p>
-    <w:p>
-      <w:pPr>
-        <w:spacing w:before="120" w:after="20"/>
-      </w:pPr>
-      <w:r>
-        <w:rPr>
-          <w:b/>
-          <w:bCs/>
-          <w:color w:val="1F6B5E"/>
-          <w:sz w:val="28"/>
-          <w:szCs w:val="28"/>
-          <w:rFonts w:ascii="Calibri" w:cs="Calibri" w:eastAsia="Calibri" w:hAnsi="Calibri"/>
-        </w:rPr>
-        <w:t xml:space="preserve">Contexte</w:t>
-      </w:r>
-    </w:p>
-    <w:p>
-      <w:r>
-        <w:rPr>
-          <w:color w:val="1F2937"/>
-          <w:sz w:val="26"/>
-          <w:szCs w:val="26"/>
-          <w:rFonts w:ascii="Calibri" w:cs="Calibri" w:eastAsia="Calibri" w:hAnsi="Calibri"/>
-        </w:rPr>
-        <w:t xml:space="preserve">Fait rapporté le mercredi 28 octobre 2026. Lieu : Côte d'Ivoire. Actualité économique. Une seule source à ce stade (Linfodrome) : à confirmer par un second média.</w:t>
-      </w:r>
-    </w:p>
-    <w:p>
-      <w:pPr>
-        <w:spacing w:before="120" w:after="20"/>
-      </w:pPr>
-      <w:r>
-        <w:rPr>
-          <w:b/>
-          <w:bCs/>
-          <w:color w:val="1F6B5E"/>
-          <w:sz w:val="28"/>
-          <w:szCs w:val="28"/>
-          <w:rFonts w:ascii="Calibri" w:cs="Calibri" w:eastAsia="Calibri" w:hAnsi="Calibri"/>
-        </w:rPr>
-        <w:t xml:space="preserve">Ce que rapportent les sources</w:t>
-      </w:r>
-    </w:p>
-    <w:p>
-      <w:pPr>
-        <w:spacing w:after="60"/>
-      </w:pPr>
-      <w:r>
-        <w:rPr>
-          <w:b/>
-          <w:bCs/>
-          <w:color w:val="1F2937"/>
-          <w:sz w:val="26"/>
-          <w:szCs w:val="26"/>
-          <w:rFonts w:ascii="Calibri" w:cs="Calibri" w:eastAsia="Calibri" w:hAnsi="Calibri"/>
-        </w:rPr>
-        <w:t xml:space="preserve">Linfodrome : </w:t>
-      </w:r>
-      <w:r>
-        <w:rPr>
-          <w:i/>
-          <w:iCs/>
-          <w:color w:val="1F2937"/>
-          <w:sz w:val="26"/>
-          <w:szCs w:val="26"/>
-          <w:rFonts w:ascii="Calibri" w:cs="Calibri" w:eastAsia="Calibri" w:hAnsi="Calibri"/>
-        </w:rPr>
-        <w:t xml:space="preserve">« Un jeune homme de 20 ans a été interpellé par la Brigade de recherche et d’intervention (BRI) après la découverte du corps sans vie d’une jeune fille de 18 ans dans une décharge à Gonzagueville, dans la commune de Port-Bouët. Selon les déclarations du suspect rapportées par la police, le drame serait survenu après que la victime lui ait refusé des rapports sexuels. »</w:t>
-      </w:r>
-    </w:p>
-    <w:p>
-      <w:pPr>
-        <w:spacing w:before="120" w:after="20"/>
-      </w:pPr>
-      <w:r>
-        <w:rPr>
-          <w:b/>
-          <w:bCs/>
-          <w:color w:val="1F6B5E"/>
-          <w:sz w:val="28"/>
-          <w:szCs w:val="28"/>
-          <w:rFonts w:ascii="Calibri" w:cs="Calibri" w:eastAsia="Calibri" w:hAnsi="Calibri"/>
-        </w:rPr>
-        <w:t xml:space="preserve">Enjeux sûreté</w:t>
-      </w:r>
-    </w:p>
-    <w:p>
-      <w:r>
-        <w:rPr>
-          <w:color w:val="1F2937"/>
-          <w:sz w:val="26"/>
-          <w:szCs w:val="26"/>
-          <w:rFonts w:ascii="Calibri" w:cs="Calibri" w:eastAsia="Calibri" w:hAnsi="Calibri"/>
-        </w:rPr>
-        <w:t xml:space="preserve">Incidence possible sur l'environnement des affaires, les approvisionnements et la sûreté des opérations.</w:t>
-      </w:r>
-    </w:p>
-    <w:p>
-      <w:pPr>
-        <w:spacing w:before="120"/>
-      </w:pPr>
-      <w:r>
-        <w:rPr>
-          <w:b/>
-          <w:bCs/>
-          <w:color w:val="1F2937"/>
-          <w:sz w:val="26"/>
-          <w:szCs w:val="26"/>
-          <w:rFonts w:ascii="Calibri" w:cs="Calibri" w:eastAsia="Calibri" w:hAnsi="Calibri"/>
-        </w:rPr>
-        <w:t xml:space="preserve">Source : </w:t>
-      </w:r>
-      <w:r>
-        <w:rPr>
-          <w:color w:val="1F2937"/>
-          <w:sz w:val="26"/>
-          <w:szCs w:val="26"/>
-          <w:rFonts w:ascii="Calibri" w:cs="Calibri" w:eastAsia="Calibri" w:hAnsi="Calibri"/>
-        </w:rPr>
-      </w:r>
-      <w:hyperlink w:history="1" r:id="rIdscjsf26fvoguvnjm6ykjs">
-        <w:r>
-          <w:rPr>
-            <w:u w:val="single"/>
-            <w:color w:val="1F6B5E"/>
-            <w:sz w:val="26"/>
-            <w:szCs w:val="26"/>
-            <w:rFonts w:ascii="Calibri" w:cs="Calibri" w:eastAsia="Calibri" w:hAnsi="Calibri"/>
-          </w:rPr>
-          <w:t xml:space="preserve">Linfodrome</w:t>
-        </w:r>
-      </w:hyperlink>
-      <w:r>
-        <w:rPr>
-          <w:color w:val="1F2937"/>
-          <w:sz w:val="26"/>
-          <w:szCs w:val="26"/>
-          <w:rFonts w:ascii="Calibri" w:cs="Calibri" w:eastAsia="Calibri" w:hAnsi="Calibri"/>
-        </w:rPr>
-        <w:t xml:space="preserve"> — 28 octobre 2026, 12 h UTC</w:t>
-      </w:r>
-      <w:r>
-        <w:rPr>
-          <w:b/>
-          <w:bCs/>
-          <w:color w:val="1F2937"/>
-          <w:sz w:val="26"/>
-          <w:szCs w:val="26"/>
-          <w:rFonts w:ascii="Calibri" w:cs="Calibri" w:eastAsia="Calibri" w:hAnsi="Calibri"/>
-        </w:rPr>
-        <w:t xml:space="preserve">   ·   Cotation : Probable</w:t>
-      </w:r>
-    </w:p>
+        <w:t xml:space="preserve">Indice de confiance : faible (incident vérifié le plus récent : 123 jours ; aucun signal du jour)</w:t>
+      </w:r>
+    </w:p>
+    <w:tbl>
+      <w:tblPr>
+        <w:tblW w:type="dxa" w:w="17680"/>
+        <w:tblBorders>
+          <w:top w:val="single" w:color="auto" w:sz="4"/>
+          <w:left w:val="single" w:color="auto" w:sz="4"/>
+          <w:bottom w:val="single" w:color="auto" w:sz="4"/>
+          <w:right w:val="single" w:color="auto" w:sz="4"/>
+          <w:insideH w:val="single" w:color="auto" w:sz="4"/>
+          <w:insideV w:val="single" w:color="auto" w:sz="4"/>
+        </w:tblBorders>
+      </w:tblPr>
+      <w:tblGrid>
+        <w:gridCol w:w="11280"/>
+        <w:gridCol w:w="6400"/>
+      </w:tblGrid>
+      <w:tr>
+        <w:tc>
+          <w:tcPr>
+            <w:tcW w:type="dxa" w:w="11280"/>
+            <w:tcBorders>
+              <w:top w:val="none" w:color="FFFFFF" w:sz="0"/>
+              <w:left w:val="none" w:color="FFFFFF" w:sz="0"/>
+              <w:bottom w:val="none" w:color="FFFFFF" w:sz="0"/>
+              <w:right w:val="none" w:color="FFFFFF" w:sz="0"/>
+            </w:tcBorders>
+            <w:tcMar>
+              <w:right w:type="dxa" w:w="200"/>
+            </w:tcMar>
+          </w:tcPr>
+          <w:p>
+            <w:pPr>
+              <w:spacing w:before="120" w:after="60"/>
+            </w:pPr>
+            <w:r>
+              <w:rPr>
+                <w:b/>
+                <w:bCs/>
+                <w:color w:val="1F6B5E"/>
+                <w:sz w:val="40"/>
+                <w:szCs w:val="40"/>
+                <w:rFonts w:ascii="Arial Narrow" w:cs="Arial Narrow" w:eastAsia="Arial Narrow" w:hAnsi="Arial Narrow"/>
+              </w:rPr>
+              <w:t xml:space="preserve">Côte d’Ivoire : une histoire de « red flag » vire au meurtre, le suspect passe aux aveux</w:t>
+            </w:r>
+          </w:p>
+          <w:p>
+            <w:pPr>
+              <w:spacing w:before="120" w:after="20"/>
+            </w:pPr>
+            <w:r>
+              <w:rPr>
+                <w:b/>
+                <w:bCs/>
+                <w:color w:val="1F6B5E"/>
+                <w:sz w:val="28"/>
+                <w:szCs w:val="28"/>
+                <w:rFonts w:ascii="Calibri" w:cs="Calibri" w:eastAsia="Calibri" w:hAnsi="Calibri"/>
+              </w:rPr>
+              <w:t xml:space="preserve">Contexte</w:t>
+            </w:r>
+          </w:p>
+          <w:p>
+            <w:r>
+              <w:rPr>
+                <w:color w:val="1F2937"/>
+                <w:sz w:val="26"/>
+                <w:szCs w:val="26"/>
+                <w:rFonts w:ascii="Calibri" w:cs="Calibri" w:eastAsia="Calibri" w:hAnsi="Calibri"/>
+              </w:rPr>
+              <w:t xml:space="preserve">Fait rapporté le vendredi 30 octobre 2026. Lieu : Côte d'Ivoire. Actualité économique. Une seule source à ce stade (togoscoop.tg) : à confirmer par un second média.</w:t>
+            </w:r>
+          </w:p>
+          <w:p>
+            <w:pPr>
+              <w:spacing w:before="120" w:after="20"/>
+            </w:pPr>
+            <w:r>
+              <w:rPr>
+                <w:b/>
+                <w:bCs/>
+                <w:color w:val="1F6B5E"/>
+                <w:sz w:val="28"/>
+                <w:szCs w:val="28"/>
+                <w:rFonts w:ascii="Calibri" w:cs="Calibri" w:eastAsia="Calibri" w:hAnsi="Calibri"/>
+              </w:rPr>
+              <w:t xml:space="preserve">Ce que rapportent les sources</w:t>
+            </w:r>
+          </w:p>
+          <w:p>
+            <w:pPr>
+              <w:spacing w:after="60"/>
+            </w:pPr>
+            <w:r>
+              <w:rPr>
+                <w:b/>
+                <w:bCs/>
+                <w:color w:val="1F2937"/>
+                <w:sz w:val="26"/>
+                <w:szCs w:val="26"/>
+                <w:rFonts w:ascii="Calibri" w:cs="Calibri" w:eastAsia="Calibri" w:hAnsi="Calibri"/>
+              </w:rPr>
+              <w:t xml:space="preserve">togoscoop.tg : </w:t>
+            </w:r>
+            <w:r>
+              <w:rPr>
+                <w:i/>
+                <w:iCs/>
+                <w:color w:val="1F2937"/>
+                <w:sz w:val="26"/>
+                <w:szCs w:val="26"/>
+                <w:rFonts w:ascii="Calibri" w:cs="Calibri" w:eastAsia="Calibri" w:hAnsi="Calibri"/>
+              </w:rPr>
+              <w:t xml:space="preserve">« Retrouvée morte dans une décharge d’ordures ménagères à Gonzagueville, dans la commune de Port-Bouët, le 4 septembre 2026, une jeune fille de 18 ans a été victime d’un meurtre présumé dont les circonstances suscitent une vive indignation. »</w:t>
+            </w:r>
+          </w:p>
+          <w:p>
+            <w:pPr>
+              <w:spacing w:before="120" w:after="20"/>
+            </w:pPr>
+            <w:r>
+              <w:rPr>
+                <w:b/>
+                <w:bCs/>
+                <w:color w:val="1F6B5E"/>
+                <w:sz w:val="28"/>
+                <w:szCs w:val="28"/>
+                <w:rFonts w:ascii="Calibri" w:cs="Calibri" w:eastAsia="Calibri" w:hAnsi="Calibri"/>
+              </w:rPr>
+              <w:t xml:space="preserve">Enjeux sûreté</w:t>
+            </w:r>
+          </w:p>
+          <w:p>
+            <w:r>
+              <w:rPr>
+                <w:color w:val="1F2937"/>
+                <w:sz w:val="26"/>
+                <w:szCs w:val="26"/>
+                <w:rFonts w:ascii="Calibri" w:cs="Calibri" w:eastAsia="Calibri" w:hAnsi="Calibri"/>
+              </w:rPr>
+              <w:t xml:space="preserve">Incidence possible sur l'environnement des affaires, les approvisionnements et la sûreté des opérations.</w:t>
+            </w:r>
+          </w:p>
+          <w:p>
+            <w:pPr>
+              <w:spacing w:before="120"/>
+            </w:pPr>
+            <w:r>
+              <w:rPr>
+                <w:b/>
+                <w:bCs/>
+                <w:color w:val="1F2937"/>
+                <w:sz w:val="26"/>
+                <w:szCs w:val="26"/>
+                <w:rFonts w:ascii="Calibri" w:cs="Calibri" w:eastAsia="Calibri" w:hAnsi="Calibri"/>
+              </w:rPr>
+              <w:t xml:space="preserve">Source : </w:t>
+            </w:r>
+            <w:r>
+              <w:rPr>
+                <w:color w:val="1F2937"/>
+                <w:sz w:val="26"/>
+                <w:szCs w:val="26"/>
+                <w:rFonts w:ascii="Calibri" w:cs="Calibri" w:eastAsia="Calibri" w:hAnsi="Calibri"/>
+              </w:rPr>
+            </w:r>
+            <w:hyperlink w:history="1" r:id="rId3z9ghuu05bkmpcgworzr4">
+              <w:r>
+                <w:rPr>
+                  <w:u w:val="single"/>
+                  <w:color w:val="1F6B5E"/>
+                  <w:sz w:val="26"/>
+                  <w:szCs w:val="26"/>
+                  <w:rFonts w:ascii="Calibri" w:cs="Calibri" w:eastAsia="Calibri" w:hAnsi="Calibri"/>
+                </w:rPr>
+                <w:t xml:space="preserve">togoscoop.tg</w:t>
+              </w:r>
+            </w:hyperlink>
+            <w:r>
+              <w:rPr>
+                <w:color w:val="1F2937"/>
+                <w:sz w:val="26"/>
+                <w:szCs w:val="26"/>
+                <w:rFonts w:ascii="Calibri" w:cs="Calibri" w:eastAsia="Calibri" w:hAnsi="Calibri"/>
+              </w:rPr>
+              <w:t xml:space="preserve"> — 30 octobre 2026, 12 h UTC</w:t>
+            </w:r>
+            <w:r>
+              <w:rPr>
+                <w:b/>
+                <w:bCs/>
+                <w:color w:val="1F2937"/>
+                <w:sz w:val="26"/>
+                <w:szCs w:val="26"/>
+                <w:rFonts w:ascii="Calibri" w:cs="Calibri" w:eastAsia="Calibri" w:hAnsi="Calibri"/>
+              </w:rPr>
+              <w:t xml:space="preserve">   ·   Cotation : Non confirmé</w:t>
+            </w:r>
+          </w:p>
+        </w:tc>
+        <w:tc>
+          <w:tcPr>
+            <w:tcW w:type="dxa" w:w="6400"/>
+            <w:tcBorders>
+              <w:top w:val="none" w:color="FFFFFF" w:sz="0"/>
+              <w:left w:val="none" w:color="FFFFFF" w:sz="0"/>
+              <w:bottom w:val="none" w:color="FFFFFF" w:sz="0"/>
+              <w:right w:val="none" w:color="FFFFFF" w:sz="0"/>
+            </w:tcBorders>
+          </w:tcPr>
+          <w:p>
+            <w:pPr>
+              <w:spacing w:before="200"/>
+              <w:jc w:val="center"/>
+            </w:pPr>
+            <w:r>
+              <w:drawing>
+                <wp:inline distT="0" distB="0" distL="0" distR="0">
+                  <wp:extent cx="2419350" cy="2857500"/>
+                  <wp:effectExtent t="0" r="0" b="0" l="0"/>
+                  <wp:docPr id="1" name="" descr="" title=""/>
+                  <wp:cNvGraphicFramePr>
+                    <a:graphicFrameLocks xmlns:a="http://schemas.openxmlformats.org/drawingml/2006/main" noChangeAspect="1"/>
+                  </wp:cNvGraphicFramePr>
+                  <a:graphic xmlns:a="http://schemas.openxmlformats.org/drawingml/2006/main">
+                    <a:graphicData uri="http://schemas.openxmlformats.org/drawingml/2006/picture">
+                      <pic:pic xmlns:pic="http://schemas.openxmlformats.org/drawingml/2006/picture">
+                        <pic:nvPicPr>
+                          <pic:cNvPr id="0" name="" descr=""/>
+                          <pic:cNvPicPr>
+                            <a:picLocks noChangeAspect="1" noChangeArrowheads="1"/>
+                          </pic:cNvPicPr>
+                        </pic:nvPicPr>
+                        <pic:blipFill>
+                          <a:blip r:embed="rId10" cstate="none"/>
+                          <a:srcRect/>
+                          <a:stretch>
+                            <a:fillRect/>
+                          </a:stretch>
+                        </pic:blipFill>
+                        <pic:spPr bwMode="auto">
+                          <a:xfrm>
+                            <a:off x="0" y="0"/>
+                            <a:ext cx="2419350" cy="2857500"/>
+                          </a:xfrm>
+                          <a:prstGeom prst="rect">
+                            <a:avLst/>
+                          </a:prstGeom>
+                        </pic:spPr>
+                      </pic:pic>
+                    </a:graphicData>
+                  </a:graphic>
+                </wp:inline>
+              </w:drawing>
+            </w:r>
+          </w:p>
+          <w:p>
+            <w:pPr>
+              <w:jc w:val="right"/>
+            </w:pPr>
+            <w:hyperlink w:history="1" r:id="rIdxmkve5w2jlvxw59u3pfks">
+              <w:r>
+                <w:rPr>
+                  <w:u w:val="single"/>
+                  <w:color w:val="1F6B5E"/>
+                  <w:sz w:val="16"/>
+                  <w:szCs w:val="16"/>
+                  <w:rFonts w:ascii="Calibri" w:cs="Calibri" w:eastAsia="Calibri" w:hAnsi="Calibri"/>
+                </w:rPr>
+                <w:t xml:space="preserve">Photo : © togoscoop.tg</w:t>
+              </w:r>
+            </w:hyperlink>
+          </w:p>
+        </w:tc>
+      </w:tr>
+    </w:tbl>
     <w:p>
       <w:pPr>
         <w:pageBreakBefore/>
@@ -6341,7 +6578,7 @@
           <w:szCs w:val="28"/>
           <w:rFonts w:ascii="Calibri" w:cs="Calibri" w:eastAsia="Calibri" w:hAnsi="Calibri"/>
         </w:rPr>
-        <w:t xml:space="preserve">AVANT LA GRANDE MARCHE DU 24 COCTOBRE ; EMMANUEL MACRON FACE UN ATTENTAT</w:t>
+        <w:t xml:space="preserve">GONZAGUEVILLE : ELLE LUI REFUSE LE SEXE, IL LA TUE ET JETTE SON CORPS DANS UNE DÉCHARGE D'ORDURES</w:t>
       </w:r>
     </w:p>
     <w:p>
@@ -6357,7 +6594,7 @@
         </w:rPr>
         <w:t xml:space="preserve">▪  Source : </w:t>
       </w:r>
-      <w:hyperlink w:history="1" r:id="rIdg6iewc6rziei3-v-rsn6n">
+      <w:hyperlink w:history="1" r:id="rIdpzoxmwtg3og0umn9vpmq0">
         <w:r>
           <w:rPr>
             <w:u w:val="single"/>
@@ -6376,7 +6613,18 @@
           <w:szCs w:val="26"/>
           <w:rFonts w:ascii="Calibri" w:cs="Calibri" w:eastAsia="Calibri" w:hAnsi="Calibri"/>
         </w:rPr>
-        <w:t xml:space="preserve"> — 23 octobre 2026, 22 h UTC</w:t>
+        <w:t xml:space="preserve"> — 28 octobre 2026, 12 h UTC</w:t>
+      </w:r>
+      <w:r>
+        <w:rPr>
+          <w:b/>
+          <w:bCs/>
+          <w:color w:val="1F2937"/>
+          <w:sz w:val="26"/>
+          <w:szCs w:val="26"/>
+          <w:rFonts w:ascii="Calibri" w:cs="Calibri" w:eastAsia="Calibri" w:hAnsi="Calibri"/>
+        </w:rPr>
+        <w:t xml:space="preserve">   ·   Cotation : Probable</w:t>
       </w:r>
     </w:p>
     <w:p>
@@ -6403,6 +6651,141 @@
           <w:szCs w:val="28"/>
           <w:rFonts w:ascii="Calibri" w:cs="Calibri" w:eastAsia="Calibri" w:hAnsi="Calibri"/>
         </w:rPr>
+        <w:t xml:space="preserve">AVANT LA GRANDE MARCHE DU 24 COCTOBRE ; EMMANUEL MACRON FACE UN ATTENTAT</w:t>
+      </w:r>
+    </w:p>
+    <w:p>
+      <w:pPr>
+        <w:ind w:left="720"/>
+      </w:pPr>
+      <w:r>
+        <w:rPr>
+          <w:color w:val="1F2937"/>
+          <w:sz w:val="26"/>
+          <w:szCs w:val="26"/>
+          <w:rFonts w:ascii="Calibri" w:cs="Calibri" w:eastAsia="Calibri" w:hAnsi="Calibri"/>
+        </w:rPr>
+        <w:t xml:space="preserve">▪  Source : </w:t>
+      </w:r>
+      <w:hyperlink w:history="1" r:id="rIdb9poecltyhxhaq10-wzmk">
+        <w:r>
+          <w:rPr>
+            <w:u w:val="single"/>
+            <w:color w:val="1F6B5E"/>
+            <w:sz w:val="26"/>
+            <w:szCs w:val="26"/>
+            <w:rFonts w:ascii="Calibri" w:cs="Calibri" w:eastAsia="Calibri" w:hAnsi="Calibri"/>
+          </w:rPr>
+          <w:t xml:space="preserve">Linfodrome</w:t>
+        </w:r>
+      </w:hyperlink>
+      <w:r>
+        <w:rPr>
+          <w:color w:val="1F2937"/>
+          <w:sz w:val="26"/>
+          <w:szCs w:val="26"/>
+          <w:rFonts w:ascii="Calibri" w:cs="Calibri" w:eastAsia="Calibri" w:hAnsi="Calibri"/>
+        </w:rPr>
+        <w:t xml:space="preserve"> — 23 octobre 2026, 22 h UTC</w:t>
+      </w:r>
+    </w:p>
+    <w:p>
+      <w:pPr>
+        <w:spacing w:before="160"/>
+        <w:ind w:left="360"/>
+      </w:pPr>
+      <w:r>
+        <w:rPr>
+          <w:color w:val="1F6B5E"/>
+          <w:sz w:val="28"/>
+          <w:szCs w:val="28"/>
+          <w:rFonts w:ascii="Calibri" w:cs="Calibri" w:eastAsia="Calibri" w:hAnsi="Calibri"/>
+        </w:rPr>
+        <w:t xml:space="preserve">❑  </w:t>
+      </w:r>
+      <w:r>
+        <w:rPr>
+          <w:b/>
+          <w:bCs/>
+          <w:u w:val="single"/>
+          <w:color w:val="1F6B5E"/>
+          <w:sz w:val="28"/>
+          <w:szCs w:val="28"/>
+          <w:rFonts w:ascii="Calibri" w:cs="Calibri" w:eastAsia="Calibri" w:hAnsi="Calibri"/>
+        </w:rPr>
+        <w:t xml:space="preserve">« LES JEUNES DES PAYS VOISINS SONT ENCORE TRÈS NOMBREUX EN CÔTE D'IVOIRE » (ALASSANE OUATTARA)</w:t>
+      </w:r>
+    </w:p>
+    <w:p>
+      <w:pPr>
+        <w:ind w:left="720"/>
+      </w:pPr>
+      <w:r>
+        <w:rPr>
+          <w:color w:val="1F2937"/>
+          <w:sz w:val="26"/>
+          <w:szCs w:val="26"/>
+          <w:rFonts w:ascii="Calibri" w:cs="Calibri" w:eastAsia="Calibri" w:hAnsi="Calibri"/>
+        </w:rPr>
+        <w:t xml:space="preserve">▪  Source : </w:t>
+      </w:r>
+      <w:hyperlink w:history="1" r:id="rIdd0oru49nanudol8iyzk79">
+        <w:r>
+          <w:rPr>
+            <w:u w:val="single"/>
+            <w:color w:val="1F6B5E"/>
+            <w:sz w:val="26"/>
+            <w:szCs w:val="26"/>
+            <w:rFonts w:ascii="Calibri" w:cs="Calibri" w:eastAsia="Calibri" w:hAnsi="Calibri"/>
+          </w:rPr>
+          <w:t xml:space="preserve">Linfodrome</w:t>
+        </w:r>
+      </w:hyperlink>
+      <w:r>
+        <w:rPr>
+          <w:color w:val="1F2937"/>
+          <w:sz w:val="26"/>
+          <w:szCs w:val="26"/>
+          <w:rFonts w:ascii="Calibri" w:cs="Calibri" w:eastAsia="Calibri" w:hAnsi="Calibri"/>
+        </w:rPr>
+        <w:t xml:space="preserve"> — 30 octobre 2026, 18 h UTC</w:t>
+      </w:r>
+      <w:r>
+        <w:rPr>
+          <w:b/>
+          <w:bCs/>
+          <w:color w:val="1F2937"/>
+          <w:sz w:val="26"/>
+          <w:szCs w:val="26"/>
+          <w:rFonts w:ascii="Calibri" w:cs="Calibri" w:eastAsia="Calibri" w:hAnsi="Calibri"/>
+        </w:rPr>
+        <w:t xml:space="preserve">   ·   Cotation : Probable</w:t>
+      </w:r>
+    </w:p>
+    <w:p>
+      <w:pPr>
+        <w:spacing w:before="160"/>
+        <w:ind w:left="360"/>
+      </w:pPr>
+      <w:r>
+        <w:rPr>
+          <w:color w:val="1F6B5E"/>
+          <w:sz w:val="28"/>
+          <w:szCs w:val="28"/>
+          <w:rFonts w:ascii="Calibri" w:cs="Calibri" w:eastAsia="Calibri" w:hAnsi="Calibri"/>
+        </w:rPr>
+        <w:t xml:space="preserve">❑  </w:t>
+      </w:r>
+      <w:r>
+        <w:rPr>
+          <w:b/>
+          <w:bCs/>
+          <w:u w:val="single"/>
+          <w:color w:val="1F6B5E"/>
+          <w:sz w:val="28"/>
+          <w:szCs w:val="28"/>
+          <w:rFonts w:ascii="Calibri" w:cs="Calibri" w:eastAsia="Calibri" w:hAnsi="Calibri"/>
+        </w:rPr>
         <w:t xml:space="preserve">PRIX DU POISSON EN CÔTE D'IVOIRE - L'INTERPROFESSION PÊCHE SALUE LES MESURES GOUVERNEMENTALES ET PROMET DE NOUVELLES BAISSES</w:t>
       </w:r>
     </w:p>
@@ -6419,7 +6802,7 @@
         </w:rPr>
         <w:t xml:space="preserve">▪  Source : </w:t>
       </w:r>
-      <w:hyperlink w:history="1" r:id="rIdba4za7sdj2duamttnjuay">
+      <w:hyperlink w:history="1" r:id="rIdjqmj5wowg03ipvywtnu8f">
         <w:r>
           <w:rPr>
             <w:u w:val="single"/>
@@ -6505,7 +6888,7 @@
                           </pic:cNvPicPr>
                         </pic:nvPicPr>
                         <pic:blipFill>
-                          <a:blip r:embed="rId10" cstate="none"/>
+                          <a:blip r:embed="rId11" cstate="none"/>
                           <a:srcRect/>
                           <a:stretch>
                             <a:fillRect/>
@@ -6741,7 +7124,7 @@
           <w:szCs w:val="22"/>
           <w:rFonts w:ascii="Calibri" w:cs="Calibri" w:eastAsia="Calibri" w:hAnsi="Calibri"/>
         </w:rPr>
-        <w:t xml:space="preserve">Indice de confiance : moyenne (incident vérifié le plus récent : 122 jours ; 1 signal du jour)</w:t>
+        <w:t xml:space="preserve">Indice de confiance : faible (incident vérifié le plus récent : 123 jours ; aucun signal du jour)</w:t>
       </w:r>
     </w:p>
     <w:tbl>
@@ -6787,7 +7170,7 @@
                 <w:szCs w:val="40"/>
                 <w:rFonts w:ascii="Arial Narrow" w:cs="Arial Narrow" w:eastAsia="Arial Narrow" w:hAnsi="Arial Narrow"/>
               </w:rPr>
-              <w:t xml:space="preserve">Rétablissement de la peine de mort pour crimes économiques au Burkina : Et si c’était au Togo</w:t>
+              <w:t xml:space="preserve">Kangaba : six (6) morts dans l’éboulement d’un puit minier à Nouga</w:t>
             </w:r>
           </w:p>
           <w:p>
@@ -6814,7 +7197,7 @@
                 <w:szCs w:val="26"/>
                 <w:rFonts w:ascii="Calibri" w:cs="Calibri" w:eastAsia="Calibri" w:hAnsi="Calibri"/>
               </w:rPr>
-              <w:t xml:space="preserve">Fait rapporté le jeudi 29 octobre 2026. Lieu : Burkina Faso. Actualité politique. Repris par 2 médias distincts (Icilome, Togo Actualite) : le fait est recoupé.</w:t>
+              <w:t xml:space="preserve">Fait rapporté le vendredi 30 octobre 2026. Lieu : Burkina Faso. Actualité sécuritaire. Une seule source à ce stade (AMAP — Agence Malienne Presse) : à confirmer par un second média.</w:t>
             </w:r>
           </w:p>
           <w:p>
@@ -6846,7 +7229,7 @@
                 <w:szCs w:val="26"/>
                 <w:rFonts w:ascii="Calibri" w:cs="Calibri" w:eastAsia="Calibri" w:hAnsi="Calibri"/>
               </w:rPr>
-              <w:t xml:space="preserve">Icilome : </w:t>
+              <w:t xml:space="preserve">AMAP — Agence Malienne Presse : </w:t>
             </w:r>
             <w:r>
               <w:rPr>
@@ -6857,7 +7240,7 @@
                 <w:szCs w:val="26"/>
                 <w:rFonts w:ascii="Calibri" w:cs="Calibri" w:eastAsia="Calibri" w:hAnsi="Calibri"/>
               </w:rPr>
-              <w:t xml:space="preserve">« Le Burkina Faso a officiellement rétabli la peine de mort le 20 octobre 2026, lors de l’adoption à l’unanimité d’un nouveau Code pénal par l’Assemblée législative de la transition. »</w:t>
+              <w:t xml:space="preserve">« Kangaba, 30 octobre (AMAP) Six (6) personnes ont trouvé la mort vendredi, dans l’éboulement d’un puit minier, transformé en galerie, dans la commune rurale de Nouga précisément dans un site d’orpaillage très isolé du village de Dioulafoundou, a appris l’AMAP de source locale. La même source précise que les personnes qui ont trouvé la mort sont tous des ressortissants du Burkina Faso. »</w:t>
             </w:r>
           </w:p>
           <w:p>
@@ -6884,7 +7267,7 @@
                 <w:szCs w:val="26"/>
                 <w:rFonts w:ascii="Calibri" w:cs="Calibri" w:eastAsia="Calibri" w:hAnsi="Calibri"/>
               </w:rPr>
-              <w:t xml:space="preserve">Évolution du cadre juridique et sécuritaire : à intégrer à l'analyse pays et à la sensibilisation des personnels expatriés et locaux.</w:t>
+              <w:t xml:space="preserve">Fait sécuritaire à suivre : vérifier son incidence sur les sites, les itinéraires et les personnels présents dans la zone.</w:t>
             </w:r>
           </w:p>
           <w:p>
@@ -6900,7 +7283,7 @@
                 <w:szCs w:val="26"/>
                 <w:rFonts w:ascii="Calibri" w:cs="Calibri" w:eastAsia="Calibri" w:hAnsi="Calibri"/>
               </w:rPr>
-              <w:t xml:space="preserve">Sources : </w:t>
+              <w:t xml:space="preserve">Source : </w:t>
             </w:r>
             <w:r>
               <w:rPr>
@@ -6910,7 +7293,7 @@
                 <w:rFonts w:ascii="Calibri" w:cs="Calibri" w:eastAsia="Calibri" w:hAnsi="Calibri"/>
               </w:rPr>
             </w:r>
-            <w:hyperlink w:history="1" r:id="rId_jww5wuynnoxsmfuuvu94">
+            <w:hyperlink w:history="1" r:id="rId-_rvayqtho4ab-gjlvfxu">
               <w:r>
                 <w:rPr>
                   <w:u w:val="single"/>
@@ -6919,7 +7302,7 @@
                   <w:szCs w:val="26"/>
                   <w:rFonts w:ascii="Calibri" w:cs="Calibri" w:eastAsia="Calibri" w:hAnsi="Calibri"/>
                 </w:rPr>
-                <w:t xml:space="preserve">Icilome</w:t>
+                <w:t xml:space="preserve">AMAP — Agence Malienne Presse</w:t>
               </w:r>
             </w:hyperlink>
             <w:r>
@@ -6929,28 +7312,7 @@
                 <w:szCs w:val="26"/>
                 <w:rFonts w:ascii="Calibri" w:cs="Calibri" w:eastAsia="Calibri" w:hAnsi="Calibri"/>
               </w:rPr>
-              <w:t xml:space="preserve"> · </w:t>
-            </w:r>
-            <w:hyperlink w:history="1" r:id="rIdsnqxjnatzfychbdl2l0qe">
-              <w:r>
-                <w:rPr>
-                  <w:u w:val="single"/>
-                  <w:color w:val="1F6B5E"/>
-                  <w:sz w:val="26"/>
-                  <w:szCs w:val="26"/>
-                  <w:rFonts w:ascii="Calibri" w:cs="Calibri" w:eastAsia="Calibri" w:hAnsi="Calibri"/>
-                </w:rPr>
-                <w:t xml:space="preserve">Togo Actualite</w:t>
-              </w:r>
-            </w:hyperlink>
-            <w:r>
-              <w:rPr>
-                <w:color w:val="1F2937"/>
-                <w:sz w:val="26"/>
-                <w:szCs w:val="26"/>
-                <w:rFonts w:ascii="Calibri" w:cs="Calibri" w:eastAsia="Calibri" w:hAnsi="Calibri"/>
-              </w:rPr>
-              <w:t xml:space="preserve"> — 29 octobre 2026, 12 h UTC</w:t>
+              <w:t xml:space="preserve"> — 30 octobre 2026, 22 h UTC</w:t>
             </w:r>
             <w:r>
               <w:rPr>
@@ -6961,7 +7323,7 @@
                 <w:szCs w:val="26"/>
                 <w:rFonts w:ascii="Calibri" w:cs="Calibri" w:eastAsia="Calibri" w:hAnsi="Calibri"/>
               </w:rPr>
-              <w:t xml:space="preserve">   ·   Cotation : Confirmé</w:t>
+              <w:t xml:space="preserve">   ·   Cotation : Probable</w:t>
             </w:r>
           </w:p>
         </w:tc>
@@ -6983,7 +7345,7 @@
             <w:r>
               <w:drawing>
                 <wp:inline distT="0" distB="0" distL="0" distR="0">
-                  <wp:extent cx="3810000" cy="2381250"/>
+                  <wp:extent cx="3810000" cy="2857500"/>
                   <wp:effectExtent t="0" r="0" b="0" l="0"/>
                   <wp:docPr id="1" name="" descr="" title=""/>
                   <wp:cNvGraphicFramePr>
@@ -6999,7 +7361,7 @@
                           </pic:cNvPicPr>
                         </pic:nvPicPr>
                         <pic:blipFill>
-                          <a:blip r:embed="rId11" cstate="none"/>
+                          <a:blip r:embed="rId12" cstate="none"/>
                           <a:srcRect/>
                           <a:stretch>
                             <a:fillRect/>
@@ -7008,7 +7370,7 @@
                         <pic:spPr bwMode="auto">
                           <a:xfrm>
                             <a:off x="0" y="0"/>
-                            <a:ext cx="3810000" cy="2381250"/>
+                            <a:ext cx="3810000" cy="2857500"/>
                           </a:xfrm>
                           <a:prstGeom prst="rect">
                             <a:avLst/>
@@ -7025,7 +7387,7 @@
             <w:pPr>
               <w:jc w:val="right"/>
             </w:pPr>
-            <w:hyperlink w:history="1" r:id="rIdo27dxnl5wfwkugipp1qrt">
+            <w:hyperlink w:history="1" r:id="rIdo0641c8oyzysbclus6llb">
               <w:r>
                 <w:rPr>
                   <w:u w:val="single"/>
@@ -7034,7 +7396,7 @@
                   <w:szCs w:val="16"/>
                   <w:rFonts w:ascii="Calibri" w:cs="Calibri" w:eastAsia="Calibri" w:hAnsi="Calibri"/>
                 </w:rPr>
-                <w:t xml:space="preserve">Photo : © icilome.com</w:t>
+                <w:t xml:space="preserve">Photo : © amap.ml</w:t>
               </w:r>
             </w:hyperlink>
           </w:p>
@@ -7246,7 +7608,7 @@
           <w:szCs w:val="28"/>
           <w:rFonts w:ascii="Calibri" w:cs="Calibri" w:eastAsia="Calibri" w:hAnsi="Calibri"/>
         </w:rPr>
-        <w:t xml:space="preserve">UNE PROMESSE D’ÉCHANGE D’IPHONE VIRE AU MEURTRE PRÉSUMÉ D’UNE JEUNE FILLE</w:t>
+        <w:t xml:space="preserve">BURKINA FASO : ANTITERRORISME OU RÉPRESSION, POURQUOI IBRAHIM TRAORÉ A RÉTABLI LA PEINE DE MORT</w:t>
       </w:r>
     </w:p>
     <w:p>
@@ -7262,7 +7624,80 @@
         </w:rPr>
         <w:t xml:space="preserve">▪  Source : </w:t>
       </w:r>
-      <w:hyperlink w:history="1" r:id="rId7-6z4m3o5l5g03esognuw">
+      <w:hyperlink w:history="1" r:id="rId1ihasuv5kawpdgtcf5ihm">
+        <w:r>
+          <w:rPr>
+            <w:u w:val="single"/>
+            <w:color w:val="1F6B5E"/>
+            <w:sz w:val="26"/>
+            <w:szCs w:val="26"/>
+            <w:rFonts w:ascii="Calibri" w:cs="Calibri" w:eastAsia="Calibri" w:hAnsi="Calibri"/>
+          </w:rPr>
+          <w:t xml:space="preserve">Jeune Afrique</w:t>
+        </w:r>
+      </w:hyperlink>
+      <w:r>
+        <w:rPr>
+          <w:color w:val="1F2937"/>
+          <w:sz w:val="26"/>
+          <w:szCs w:val="26"/>
+          <w:rFonts w:ascii="Calibri" w:cs="Calibri" w:eastAsia="Calibri" w:hAnsi="Calibri"/>
+        </w:rPr>
+        <w:t xml:space="preserve"> — 30 octobre 2026, 18 h UTC</w:t>
+      </w:r>
+      <w:r>
+        <w:rPr>
+          <w:b/>
+          <w:bCs/>
+          <w:color w:val="1F2937"/>
+          <w:sz w:val="26"/>
+          <w:szCs w:val="26"/>
+          <w:rFonts w:ascii="Calibri" w:cs="Calibri" w:eastAsia="Calibri" w:hAnsi="Calibri"/>
+        </w:rPr>
+        <w:t xml:space="preserve">   ·   Cotation : Probable</w:t>
+      </w:r>
+    </w:p>
+    <w:p>
+      <w:pPr>
+        <w:spacing w:before="160"/>
+        <w:ind w:left="360"/>
+      </w:pPr>
+      <w:r>
+        <w:rPr>
+          <w:color w:val="1F6B5E"/>
+          <w:sz w:val="28"/>
+          <w:szCs w:val="28"/>
+          <w:rFonts w:ascii="Calibri" w:cs="Calibri" w:eastAsia="Calibri" w:hAnsi="Calibri"/>
+        </w:rPr>
+        <w:t xml:space="preserve">❑  </w:t>
+      </w:r>
+      <w:r>
+        <w:rPr>
+          <w:b/>
+          <w:bCs/>
+          <w:u w:val="single"/>
+          <w:color w:val="1F6B5E"/>
+          <w:sz w:val="28"/>
+          <w:szCs w:val="28"/>
+          <w:rFonts w:ascii="Calibri" w:cs="Calibri" w:eastAsia="Calibri" w:hAnsi="Calibri"/>
+        </w:rPr>
+        <w:t xml:space="preserve">37E TOUR DU FASO 2026: TOM WIJFJE FRAPPE FORT D’ENTRÉE, SOULEYMANE KONÉ DÉCROCHE LA DEUXIÈME PLACE</w:t>
+      </w:r>
+    </w:p>
+    <w:p>
+      <w:pPr>
+        <w:ind w:left="720"/>
+      </w:pPr>
+      <w:r>
+        <w:rPr>
+          <w:color w:val="1F2937"/>
+          <w:sz w:val="26"/>
+          <w:szCs w:val="26"/>
+          <w:rFonts w:ascii="Calibri" w:cs="Calibri" w:eastAsia="Calibri" w:hAnsi="Calibri"/>
+        </w:rPr>
+        <w:t xml:space="preserve">▪  Source : </w:t>
+      </w:r>
+      <w:hyperlink w:history="1" r:id="rId6pxetetfpcalozupbjlmb">
         <w:r>
           <w:rPr>
             <w:u w:val="single"/>
@@ -7281,7 +7716,7 @@
           <w:szCs w:val="26"/>
           <w:rFonts w:ascii="Calibri" w:cs="Calibri" w:eastAsia="Calibri" w:hAnsi="Calibri"/>
         </w:rPr>
-        <w:t xml:space="preserve"> — 28 octobre 2026, 16 h UTC</w:t>
+        <w:t xml:space="preserve"> — 30 octobre 2026, 13 h UTC</w:t>
       </w:r>
       <w:r>
         <w:rPr>
@@ -7319,6 +7754,152 @@
           <w:szCs w:val="28"/>
           <w:rFonts w:ascii="Calibri" w:cs="Calibri" w:eastAsia="Calibri" w:hAnsi="Calibri"/>
         </w:rPr>
+        <w:t xml:space="preserve">RÉTABLISSEMENT DE LA PEINE DE MORT POUR CRIMES ÉCONOMIQUES AU BURKINA : ET SI C’ÉTAIT AU TOGO?</w:t>
+      </w:r>
+    </w:p>
+    <w:p>
+      <w:pPr>
+        <w:ind w:left="720"/>
+      </w:pPr>
+      <w:r>
+        <w:rPr>
+          <w:color w:val="1F2937"/>
+          <w:sz w:val="26"/>
+          <w:szCs w:val="26"/>
+          <w:rFonts w:ascii="Calibri" w:cs="Calibri" w:eastAsia="Calibri" w:hAnsi="Calibri"/>
+        </w:rPr>
+        <w:t xml:space="preserve">▪  Sources : </w:t>
+      </w:r>
+      <w:hyperlink w:history="1" r:id="rIdjpwleosy8qtzjavspbiem">
+        <w:r>
+          <w:rPr>
+            <w:u w:val="single"/>
+            <w:color w:val="1F6B5E"/>
+            <w:sz w:val="26"/>
+            <w:szCs w:val="26"/>
+            <w:rFonts w:ascii="Calibri" w:cs="Calibri" w:eastAsia="Calibri" w:hAnsi="Calibri"/>
+          </w:rPr>
+          <w:t xml:space="preserve">Icilome · Togo Actualite</w:t>
+        </w:r>
+      </w:hyperlink>
+      <w:r>
+        <w:rPr>
+          <w:color w:val="1F2937"/>
+          <w:sz w:val="26"/>
+          <w:szCs w:val="26"/>
+          <w:rFonts w:ascii="Calibri" w:cs="Calibri" w:eastAsia="Calibri" w:hAnsi="Calibri"/>
+        </w:rPr>
+        <w:t xml:space="preserve"> — 29 octobre 2026, 12 h UTC</w:t>
+      </w:r>
+      <w:r>
+        <w:rPr>
+          <w:b/>
+          <w:bCs/>
+          <w:color w:val="1F2937"/>
+          <w:sz w:val="26"/>
+          <w:szCs w:val="26"/>
+          <w:rFonts w:ascii="Calibri" w:cs="Calibri" w:eastAsia="Calibri" w:hAnsi="Calibri"/>
+        </w:rPr>
+        <w:t xml:space="preserve">   ·   Cotation : Confirmé</w:t>
+      </w:r>
+    </w:p>
+    <w:p>
+      <w:pPr>
+        <w:spacing w:before="160"/>
+        <w:ind w:left="360"/>
+      </w:pPr>
+      <w:r>
+        <w:rPr>
+          <w:color w:val="1F6B5E"/>
+          <w:sz w:val="28"/>
+          <w:szCs w:val="28"/>
+          <w:rFonts w:ascii="Calibri" w:cs="Calibri" w:eastAsia="Calibri" w:hAnsi="Calibri"/>
+        </w:rPr>
+        <w:t xml:space="preserve">❑  </w:t>
+      </w:r>
+      <w:r>
+        <w:rPr>
+          <w:b/>
+          <w:bCs/>
+          <w:u w:val="single"/>
+          <w:color w:val="1F6B5E"/>
+          <w:sz w:val="28"/>
+          <w:szCs w:val="28"/>
+          <w:rFonts w:ascii="Calibri" w:cs="Calibri" w:eastAsia="Calibri" w:hAnsi="Calibri"/>
+        </w:rPr>
+        <w:t xml:space="preserve">UNE PROMESSE D’ÉCHANGE D’IPHONE VIRE AU MEURTRE PRÉSUMÉ D’UNE JEUNE FILLE</w:t>
+      </w:r>
+    </w:p>
+    <w:p>
+      <w:pPr>
+        <w:ind w:left="720"/>
+      </w:pPr>
+      <w:r>
+        <w:rPr>
+          <w:color w:val="1F2937"/>
+          <w:sz w:val="26"/>
+          <w:szCs w:val="26"/>
+          <w:rFonts w:ascii="Calibri" w:cs="Calibri" w:eastAsia="Calibri" w:hAnsi="Calibri"/>
+        </w:rPr>
+        <w:t xml:space="preserve">▪  Source : </w:t>
+      </w:r>
+      <w:hyperlink w:history="1" r:id="rIdgamo3cn-kohj0_6fvkyxm">
+        <w:r>
+          <w:rPr>
+            <w:u w:val="single"/>
+            <w:color w:val="1F6B5E"/>
+            <w:sz w:val="26"/>
+            <w:szCs w:val="26"/>
+            <w:rFonts w:ascii="Calibri" w:cs="Calibri" w:eastAsia="Calibri" w:hAnsi="Calibri"/>
+          </w:rPr>
+          <w:t xml:space="preserve">Wakat Sera</w:t>
+        </w:r>
+      </w:hyperlink>
+      <w:r>
+        <w:rPr>
+          <w:color w:val="1F2937"/>
+          <w:sz w:val="26"/>
+          <w:szCs w:val="26"/>
+          <w:rFonts w:ascii="Calibri" w:cs="Calibri" w:eastAsia="Calibri" w:hAnsi="Calibri"/>
+        </w:rPr>
+        <w:t xml:space="preserve"> — 28 octobre 2026, 16 h UTC</w:t>
+      </w:r>
+      <w:r>
+        <w:rPr>
+          <w:b/>
+          <w:bCs/>
+          <w:color w:val="1F2937"/>
+          <w:sz w:val="26"/>
+          <w:szCs w:val="26"/>
+          <w:rFonts w:ascii="Calibri" w:cs="Calibri" w:eastAsia="Calibri" w:hAnsi="Calibri"/>
+        </w:rPr>
+        <w:t xml:space="preserve">   ·   Cotation : Probable</w:t>
+      </w:r>
+    </w:p>
+    <w:p>
+      <w:pPr>
+        <w:spacing w:before="160"/>
+        <w:ind w:left="360"/>
+      </w:pPr>
+      <w:r>
+        <w:rPr>
+          <w:color w:val="1F6B5E"/>
+          <w:sz w:val="28"/>
+          <w:szCs w:val="28"/>
+          <w:rFonts w:ascii="Calibri" w:cs="Calibri" w:eastAsia="Calibri" w:hAnsi="Calibri"/>
+        </w:rPr>
+        <w:t xml:space="preserve">❑  </w:t>
+      </w:r>
+      <w:r>
+        <w:rPr>
+          <w:b/>
+          <w:bCs/>
+          <w:u w:val="single"/>
+          <w:color w:val="1F6B5E"/>
+          <w:sz w:val="28"/>
+          <w:szCs w:val="28"/>
+          <w:rFonts w:ascii="Calibri" w:cs="Calibri" w:eastAsia="Calibri" w:hAnsi="Calibri"/>
+        </w:rPr>
         <w:t xml:space="preserve">LA PEINE DE MORT RÉINTRODUITE POUR CERTAINS CRIMES DANS LE NOUVEAU CODE PÉNAL</w:t>
       </w:r>
     </w:p>
@@ -7335,7 +7916,7 @@
         </w:rPr>
         <w:t xml:space="preserve">▪  Source : </w:t>
       </w:r>
-      <w:hyperlink w:history="1" r:id="rIdudpf2muxfujzivo17edgk">
+      <w:hyperlink w:history="1" r:id="rIdyiwde8hy0pgckfuceypo2">
         <w:r>
           <w:rPr>
             <w:u w:val="single"/>
@@ -7366,225 +7947,6 @@
           <w:rFonts w:ascii="Calibri" w:cs="Calibri" w:eastAsia="Calibri" w:hAnsi="Calibri"/>
         </w:rPr>
         <w:t xml:space="preserve">   ·   Cotation : Probable</w:t>
-      </w:r>
-    </w:p>
-    <w:p>
-      <w:pPr>
-        <w:spacing w:before="160"/>
-        <w:ind w:left="360"/>
-      </w:pPr>
-      <w:r>
-        <w:rPr>
-          <w:color w:val="1F6B5E"/>
-          <w:sz w:val="28"/>
-          <w:szCs w:val="28"/>
-          <w:rFonts w:ascii="Calibri" w:cs="Calibri" w:eastAsia="Calibri" w:hAnsi="Calibri"/>
-        </w:rPr>
-        <w:t xml:space="preserve">❑  </w:t>
-      </w:r>
-      <w:r>
-        <w:rPr>
-          <w:b/>
-          <w:bCs/>
-          <w:u w:val="single"/>
-          <w:color w:val="1F6B5E"/>
-          <w:sz w:val="28"/>
-          <w:szCs w:val="28"/>
-          <w:rFonts w:ascii="Calibri" w:cs="Calibri" w:eastAsia="Calibri" w:hAnsi="Calibri"/>
-        </w:rPr>
-        <w:t xml:space="preserve">LE PAYS RÉTABLIT LA PEINE DE MORT</w:t>
-      </w:r>
-    </w:p>
-    <w:p>
-      <w:pPr>
-        <w:ind w:left="720"/>
-      </w:pPr>
-      <w:r>
-        <w:rPr>
-          <w:color w:val="1F2937"/>
-          <w:sz w:val="26"/>
-          <w:szCs w:val="26"/>
-          <w:rFonts w:ascii="Calibri" w:cs="Calibri" w:eastAsia="Calibri" w:hAnsi="Calibri"/>
-        </w:rPr>
-        <w:t xml:space="preserve">▪  Sources : </w:t>
-      </w:r>
-      <w:hyperlink w:history="1" r:id="rIdcwc-6wv6ujgpuypnueoc4">
-        <w:r>
-          <w:rPr>
-            <w:u w:val="single"/>
-            <w:color w:val="1F6B5E"/>
-            <w:sz w:val="26"/>
-            <w:szCs w:val="26"/>
-            <w:rFonts w:ascii="Calibri" w:cs="Calibri" w:eastAsia="Calibri" w:hAnsi="Calibri"/>
-          </w:rPr>
-          <w:t xml:space="preserve">AllAfrica (BF) · HRW_fr sur X/Twitter</w:t>
-        </w:r>
-      </w:hyperlink>
-      <w:r>
-        <w:rPr>
-          <w:color w:val="1F2937"/>
-          <w:sz w:val="26"/>
-          <w:szCs w:val="26"/>
-          <w:rFonts w:ascii="Calibri" w:cs="Calibri" w:eastAsia="Calibri" w:hAnsi="Calibri"/>
-        </w:rPr>
-        <w:t xml:space="preserve"> — 22 octobre 2026, 15 h UTC</w:t>
-      </w:r>
-      <w:r>
-        <w:rPr>
-          <w:b/>
-          <w:bCs/>
-          <w:color w:val="1F2937"/>
-          <w:sz w:val="26"/>
-          <w:szCs w:val="26"/>
-          <w:rFonts w:ascii="Calibri" w:cs="Calibri" w:eastAsia="Calibri" w:hAnsi="Calibri"/>
-        </w:rPr>
-        <w:t xml:space="preserve">   ·   Cotation : Confirmé</w:t>
-      </w:r>
-    </w:p>
-    <w:p>
-      <w:pPr>
-        <w:spacing w:before="160"/>
-        <w:ind w:left="360"/>
-      </w:pPr>
-      <w:r>
-        <w:rPr>
-          <w:color w:val="1F6B5E"/>
-          <w:sz w:val="28"/>
-          <w:szCs w:val="28"/>
-          <w:rFonts w:ascii="Calibri" w:cs="Calibri" w:eastAsia="Calibri" w:hAnsi="Calibri"/>
-        </w:rPr>
-        <w:t xml:space="preserve">❑  </w:t>
-      </w:r>
-      <w:r>
-        <w:rPr>
-          <w:b/>
-          <w:bCs/>
-          <w:u w:val="single"/>
-          <w:color w:val="1F6B5E"/>
-          <w:sz w:val="28"/>
-          <w:szCs w:val="28"/>
-          <w:rFonts w:ascii="Calibri" w:cs="Calibri" w:eastAsia="Calibri" w:hAnsi="Calibri"/>
-        </w:rPr>
-        <w:t xml:space="preserve">COOPÉRATION MILITAIRE: OUVERTURE DE LA DEUXIÈME SESSION DE COMITÉ MIXTE DE SUIVI BURKINA FASO-EGYPTE</w:t>
-      </w:r>
-    </w:p>
-    <w:p>
-      <w:pPr>
-        <w:ind w:left="720"/>
-      </w:pPr>
-      <w:r>
-        <w:rPr>
-          <w:color w:val="1F2937"/>
-          <w:sz w:val="26"/>
-          <w:szCs w:val="26"/>
-          <w:rFonts w:ascii="Calibri" w:cs="Calibri" w:eastAsia="Calibri" w:hAnsi="Calibri"/>
-        </w:rPr>
-        <w:t xml:space="preserve">▪  Sources : </w:t>
-      </w:r>
-      <w:hyperlink w:history="1" r:id="rIdxjz11dgyxa1rwcmkrjgku">
-        <w:r>
-          <w:rPr>
-            <w:u w:val="single"/>
-            <w:color w:val="1F6B5E"/>
-            <w:sz w:val="26"/>
-            <w:szCs w:val="26"/>
-            <w:rFonts w:ascii="Calibri" w:cs="Calibri" w:eastAsia="Calibri" w:hAnsi="Calibri"/>
-          </w:rPr>
-          <w:t xml:space="preserve">Wakat Sera · Burkina24</w:t>
-        </w:r>
-      </w:hyperlink>
-      <w:r>
-        <w:rPr>
-          <w:color w:val="1F2937"/>
-          <w:sz w:val="26"/>
-          <w:szCs w:val="26"/>
-          <w:rFonts w:ascii="Calibri" w:cs="Calibri" w:eastAsia="Calibri" w:hAnsi="Calibri"/>
-        </w:rPr>
-        <w:t xml:space="preserve"> — 29 octobre 2026, 12 h UTC</w:t>
-      </w:r>
-      <w:r>
-        <w:rPr>
-          <w:b/>
-          <w:bCs/>
-          <w:color w:val="1F2937"/>
-          <w:sz w:val="26"/>
-          <w:szCs w:val="26"/>
-          <w:rFonts w:ascii="Calibri" w:cs="Calibri" w:eastAsia="Calibri" w:hAnsi="Calibri"/>
-        </w:rPr>
-        <w:t xml:space="preserve">   ·   Cotation : Confirmé</w:t>
-      </w:r>
-    </w:p>
-    <w:p>
-      <w:pPr>
-        <w:spacing w:before="160"/>
-        <w:ind w:left="360"/>
-      </w:pPr>
-      <w:r>
-        <w:rPr>
-          <w:color w:val="1F6B5E"/>
-          <w:sz w:val="28"/>
-          <w:szCs w:val="28"/>
-          <w:rFonts w:ascii="Calibri" w:cs="Calibri" w:eastAsia="Calibri" w:hAnsi="Calibri"/>
-        </w:rPr>
-        <w:t xml:space="preserve">❑  </w:t>
-      </w:r>
-      <w:r>
-        <w:rPr>
-          <w:b/>
-          <w:bCs/>
-          <w:u w:val="single"/>
-          <w:color w:val="1F6B5E"/>
-          <w:sz w:val="28"/>
-          <w:szCs w:val="28"/>
-          <w:rFonts w:ascii="Calibri" w:cs="Calibri" w:eastAsia="Calibri" w:hAnsi="Calibri"/>
-        </w:rPr>
-        <w:t xml:space="preserve">RÉSULTATS PROVISOIRES : AVIS D’APPEL À MANIFESTATION D’INTÉRÊT N02026-025/A2N-CAM/10 POUR LA CONSTITUTION D’UNE LISTE RESTREINTE DE CABINETS QUALIFIÉS EN SERVICES DE CONSULTANCE POUR LA CONDUITE DU DIAGNOSTIC, LA MISE EN CONFORMITÉ ET LA MODERNISATION DES PRATIQUES EN RESSOURCES HUMAINES DE L’ ASSOCIATION NODDE NOOTO (A2N)</w:t>
-      </w:r>
-    </w:p>
-    <w:p>
-      <w:pPr>
-        <w:ind w:left="720"/>
-      </w:pPr>
-      <w:r>
-        <w:rPr>
-          <w:color w:val="1F2937"/>
-          <w:sz w:val="26"/>
-          <w:szCs w:val="26"/>
-          <w:rFonts w:ascii="Calibri" w:cs="Calibri" w:eastAsia="Calibri" w:hAnsi="Calibri"/>
-        </w:rPr>
-        <w:t xml:space="preserve">▪  Source : </w:t>
-      </w:r>
-      <w:hyperlink w:history="1" r:id="rIdkh6crju1duh79w7w_bcdv">
-        <w:r>
-          <w:rPr>
-            <w:u w:val="single"/>
-            <w:color w:val="1F6B5E"/>
-            <w:sz w:val="26"/>
-            <w:szCs w:val="26"/>
-            <w:rFonts w:ascii="Calibri" w:cs="Calibri" w:eastAsia="Calibri" w:hAnsi="Calibri"/>
-          </w:rPr>
-          <w:t xml:space="preserve">Faso7</w:t>
-        </w:r>
-      </w:hyperlink>
-      <w:r>
-        <w:rPr>
-          <w:color w:val="1F2937"/>
-          <w:sz w:val="26"/>
-          <w:szCs w:val="26"/>
-          <w:rFonts w:ascii="Calibri" w:cs="Calibri" w:eastAsia="Calibri" w:hAnsi="Calibri"/>
-        </w:rPr>
-        <w:t xml:space="preserve"> — 29 octobre 2026, 12 h UTC</w:t>
-      </w:r>
-      <w:r>
-        <w:rPr>
-          <w:b/>
-          <w:bCs/>
-          <w:color w:val="1F2937"/>
-          <w:sz w:val="26"/>
-          <w:szCs w:val="26"/>
-          <w:rFonts w:ascii="Calibri" w:cs="Calibri" w:eastAsia="Calibri" w:hAnsi="Calibri"/>
-        </w:rPr>
-        <w:t xml:space="preserve">   ·   Cotation : Non confirmé</w:t>
       </w:r>
     </w:p>
     <w:p>
@@ -7792,7 +8154,7 @@
           <w:szCs w:val="28"/>
           <w:rFonts w:ascii="Calibri" w:cs="Calibri" w:eastAsia="Calibri" w:hAnsi="Calibri"/>
         </w:rPr>
-        <w:t xml:space="preserve">CLIMAT ET SÉCURITÉ AU SAHEL : LE BURKINA FASO PASSE À L’ACTION POUR SA STRATÉGIE NATIONALE</w:t>
+        <w:t xml:space="preserve">LE PAYS RÉTABLIT LA PEINE DE MORT</w:t>
       </w:r>
     </w:p>
     <w:p>
@@ -7806,9 +8168,155 @@
           <w:szCs w:val="26"/>
           <w:rFonts w:ascii="Calibri" w:cs="Calibri" w:eastAsia="Calibri" w:hAnsi="Calibri"/>
         </w:rPr>
+        <w:t xml:space="preserve">▪  Sources : </w:t>
+      </w:r>
+      <w:hyperlink w:history="1" r:id="rIdf7w3nz5mzpvxca0dpocwu">
+        <w:r>
+          <w:rPr>
+            <w:u w:val="single"/>
+            <w:color w:val="1F6B5E"/>
+            <w:sz w:val="26"/>
+            <w:szCs w:val="26"/>
+            <w:rFonts w:ascii="Calibri" w:cs="Calibri" w:eastAsia="Calibri" w:hAnsi="Calibri"/>
+          </w:rPr>
+          <w:t xml:space="preserve">AllAfrica (BF) · HRW_fr sur X/Twitter</w:t>
+        </w:r>
+      </w:hyperlink>
+      <w:r>
+        <w:rPr>
+          <w:color w:val="1F2937"/>
+          <w:sz w:val="26"/>
+          <w:szCs w:val="26"/>
+          <w:rFonts w:ascii="Calibri" w:cs="Calibri" w:eastAsia="Calibri" w:hAnsi="Calibri"/>
+        </w:rPr>
+        <w:t xml:space="preserve"> — 22 octobre 2026, 15 h UTC</w:t>
+      </w:r>
+      <w:r>
+        <w:rPr>
+          <w:b/>
+          <w:bCs/>
+          <w:color w:val="1F2937"/>
+          <w:sz w:val="26"/>
+          <w:szCs w:val="26"/>
+          <w:rFonts w:ascii="Calibri" w:cs="Calibri" w:eastAsia="Calibri" w:hAnsi="Calibri"/>
+        </w:rPr>
+        <w:t xml:space="preserve">   ·   Cotation : Confirmé</w:t>
+      </w:r>
+    </w:p>
+    <w:p>
+      <w:pPr>
+        <w:spacing w:before="160"/>
+        <w:ind w:left="360"/>
+      </w:pPr>
+      <w:r>
+        <w:rPr>
+          <w:color w:val="1F6B5E"/>
+          <w:sz w:val="28"/>
+          <w:szCs w:val="28"/>
+          <w:rFonts w:ascii="Calibri" w:cs="Calibri" w:eastAsia="Calibri" w:hAnsi="Calibri"/>
+        </w:rPr>
+        <w:t xml:space="preserve">❑  </w:t>
+      </w:r>
+      <w:r>
+        <w:rPr>
+          <w:b/>
+          <w:bCs/>
+          <w:u w:val="single"/>
+          <w:color w:val="1F6B5E"/>
+          <w:sz w:val="28"/>
+          <w:szCs w:val="28"/>
+          <w:rFonts w:ascii="Calibri" w:cs="Calibri" w:eastAsia="Calibri" w:hAnsi="Calibri"/>
+        </w:rPr>
+        <w:t xml:space="preserve">COOPÉRATION MILITAIRE: OUVERTURE DE LA DEUXIÈME SESSION DE COMITÉ MIXTE DE SUIVI BURKINA FASO-EGYPTE</w:t>
+      </w:r>
+    </w:p>
+    <w:p>
+      <w:pPr>
+        <w:ind w:left="720"/>
+      </w:pPr>
+      <w:r>
+        <w:rPr>
+          <w:color w:val="1F2937"/>
+          <w:sz w:val="26"/>
+          <w:szCs w:val="26"/>
+          <w:rFonts w:ascii="Calibri" w:cs="Calibri" w:eastAsia="Calibri" w:hAnsi="Calibri"/>
+        </w:rPr>
+        <w:t xml:space="preserve">▪  Sources : </w:t>
+      </w:r>
+      <w:hyperlink w:history="1" r:id="rIdjej6afbz4fpbikcez7pim">
+        <w:r>
+          <w:rPr>
+            <w:u w:val="single"/>
+            <w:color w:val="1F6B5E"/>
+            <w:sz w:val="26"/>
+            <w:szCs w:val="26"/>
+            <w:rFonts w:ascii="Calibri" w:cs="Calibri" w:eastAsia="Calibri" w:hAnsi="Calibri"/>
+          </w:rPr>
+          <w:t xml:space="preserve">Wakat Sera · Burkina24</w:t>
+        </w:r>
+      </w:hyperlink>
+      <w:r>
+        <w:rPr>
+          <w:color w:val="1F2937"/>
+          <w:sz w:val="26"/>
+          <w:szCs w:val="26"/>
+          <w:rFonts w:ascii="Calibri" w:cs="Calibri" w:eastAsia="Calibri" w:hAnsi="Calibri"/>
+        </w:rPr>
+        <w:t xml:space="preserve"> — 29 octobre 2026, 12 h UTC</w:t>
+      </w:r>
+      <w:r>
+        <w:rPr>
+          <w:b/>
+          <w:bCs/>
+          <w:color w:val="1F2937"/>
+          <w:sz w:val="26"/>
+          <w:szCs w:val="26"/>
+          <w:rFonts w:ascii="Calibri" w:cs="Calibri" w:eastAsia="Calibri" w:hAnsi="Calibri"/>
+        </w:rPr>
+        <w:t xml:space="preserve">   ·   Cotation : Confirmé</w:t>
+      </w:r>
+    </w:p>
+    <w:p>
+      <w:pPr>
+        <w:spacing w:before="160"/>
+        <w:ind w:left="360"/>
+      </w:pPr>
+      <w:r>
+        <w:rPr>
+          <w:color w:val="1F6B5E"/>
+          <w:sz w:val="28"/>
+          <w:szCs w:val="28"/>
+          <w:rFonts w:ascii="Calibri" w:cs="Calibri" w:eastAsia="Calibri" w:hAnsi="Calibri"/>
+        </w:rPr>
+        <w:t xml:space="preserve">❑  </w:t>
+      </w:r>
+      <w:r>
+        <w:rPr>
+          <w:b/>
+          <w:bCs/>
+          <w:u w:val="single"/>
+          <w:color w:val="1F6B5E"/>
+          <w:sz w:val="28"/>
+          <w:szCs w:val="28"/>
+          <w:rFonts w:ascii="Calibri" w:cs="Calibri" w:eastAsia="Calibri" w:hAnsi="Calibri"/>
+        </w:rPr>
+        <w:t xml:space="preserve">RÉSULTATS PROVISOIRES : AVIS D’APPEL À MANIFESTATION D’INTÉRÊT N02026-025/A2N-CAM/10 POUR LA CONSTITUTION D’UNE LISTE RESTREINTE DE CABINETS QUALIFIÉS EN SERVICES DE CONSULTANCE POUR LA CONDUITE DU DIAGNOSTIC, LA MISE EN CONFORMITÉ ET LA MODERNISATION DES PRATIQUES EN RESSOURCES HUMAINES DE L’ ASSOCIATION NODDE NOOTO (A2N)</w:t>
+      </w:r>
+    </w:p>
+    <w:p>
+      <w:pPr>
+        <w:ind w:left="720"/>
+      </w:pPr>
+      <w:r>
+        <w:rPr>
+          <w:color w:val="1F2937"/>
+          <w:sz w:val="26"/>
+          <w:szCs w:val="26"/>
+          <w:rFonts w:ascii="Calibri" w:cs="Calibri" w:eastAsia="Calibri" w:hAnsi="Calibri"/>
+        </w:rPr>
         <w:t xml:space="preserve">▪  Source : </w:t>
       </w:r>
-      <w:hyperlink w:history="1" r:id="rIdpt551co75ohpziuekzm1p">
+      <w:hyperlink w:history="1" r:id="rIdq_0kuqwmgdwmv8amo0gde">
         <w:r>
           <w:rPr>
             <w:u w:val="single"/>
@@ -7827,7 +8335,7 @@
           <w:szCs w:val="26"/>
           <w:rFonts w:ascii="Calibri" w:cs="Calibri" w:eastAsia="Calibri" w:hAnsi="Calibri"/>
         </w:rPr>
-        <w:t xml:space="preserve"> — 28 octobre 2026, 16 h UTC</w:t>
+        <w:t xml:space="preserve"> — 29 octobre 2026, 12 h UTC</w:t>
       </w:r>
       <w:r>
         <w:rPr>
@@ -7865,7 +8373,7 @@
           <w:szCs w:val="28"/>
           <w:rFonts w:ascii="Calibri" w:cs="Calibri" w:eastAsia="Calibri" w:hAnsi="Calibri"/>
         </w:rPr>
-        <w:t xml:space="preserve">CLIMAT-PAIX-SÉCURITÉ : LE BURKINA FASO MISE SUR UNE MEILLEURE COORDINATION DES ACTEURS</w:t>
+        <w:t xml:space="preserve">CLIMAT ET SÉCURITÉ AU SAHEL : LE BURKINA FASO PASSE À L’ACTION POUR SA STRATÉGIE NATIONALE</w:t>
       </w:r>
     </w:p>
     <w:p>
@@ -7881,153 +8389,7 @@
         </w:rPr>
         <w:t xml:space="preserve">▪  Source : </w:t>
       </w:r>
-      <w:hyperlink w:history="1" r:id="rIddcj33iibub9n5tdkw-exk">
-        <w:r>
-          <w:rPr>
-            <w:u w:val="single"/>
-            <w:color w:val="1F6B5E"/>
-            <w:sz w:val="26"/>
-            <w:szCs w:val="26"/>
-            <w:rFonts w:ascii="Calibri" w:cs="Calibri" w:eastAsia="Calibri" w:hAnsi="Calibri"/>
-          </w:rPr>
-          <w:t xml:space="preserve">Burkina24</w:t>
-        </w:r>
-      </w:hyperlink>
-      <w:r>
-        <w:rPr>
-          <w:color w:val="1F2937"/>
-          <w:sz w:val="26"/>
-          <w:szCs w:val="26"/>
-          <w:rFonts w:ascii="Calibri" w:cs="Calibri" w:eastAsia="Calibri" w:hAnsi="Calibri"/>
-        </w:rPr>
-        <w:t xml:space="preserve"> — 28 octobre 2026, 12 h UTC</w:t>
-      </w:r>
-      <w:r>
-        <w:rPr>
-          <w:b/>
-          <w:bCs/>
-          <w:color w:val="1F2937"/>
-          <w:sz w:val="26"/>
-          <w:szCs w:val="26"/>
-          <w:rFonts w:ascii="Calibri" w:cs="Calibri" w:eastAsia="Calibri" w:hAnsi="Calibri"/>
-        </w:rPr>
-        <w:t xml:space="preserve">   ·   Cotation : Probable</w:t>
-      </w:r>
-    </w:p>
-    <w:p>
-      <w:pPr>
-        <w:spacing w:before="160"/>
-        <w:ind w:left="360"/>
-      </w:pPr>
-      <w:r>
-        <w:rPr>
-          <w:color w:val="1F6B5E"/>
-          <w:sz w:val="28"/>
-          <w:szCs w:val="28"/>
-          <w:rFonts w:ascii="Calibri" w:cs="Calibri" w:eastAsia="Calibri" w:hAnsi="Calibri"/>
-        </w:rPr>
-        <w:t xml:space="preserve">❑  </w:t>
-      </w:r>
-      <w:r>
-        <w:rPr>
-          <w:b/>
-          <w:bCs/>
-          <w:u w:val="single"/>
-          <w:color w:val="1F6B5E"/>
-          <w:sz w:val="28"/>
-          <w:szCs w:val="28"/>
-          <w:rFonts w:ascii="Calibri" w:cs="Calibri" w:eastAsia="Calibri" w:hAnsi="Calibri"/>
-        </w:rPr>
-        <w:t xml:space="preserve">ENTREPRENEURIAT FÉMININ À KORSIMORO : LE COMBAT INSPIRANT DES FEMMES POUR L’AUTONOMIE FINANCIÈRE</w:t>
-      </w:r>
-    </w:p>
-    <w:p>
-      <w:pPr>
-        <w:ind w:left="720"/>
-      </w:pPr>
-      <w:r>
-        <w:rPr>
-          <w:color w:val="1F2937"/>
-          <w:sz w:val="26"/>
-          <w:szCs w:val="26"/>
-          <w:rFonts w:ascii="Calibri" w:cs="Calibri" w:eastAsia="Calibri" w:hAnsi="Calibri"/>
-        </w:rPr>
-        <w:t xml:space="preserve">▪  Source : </w:t>
-      </w:r>
-      <w:hyperlink w:history="1" r:id="rIdxkzb2j-lpb_6ouakwh782">
-        <w:r>
-          <w:rPr>
-            <w:u w:val="single"/>
-            <w:color w:val="1F6B5E"/>
-            <w:sz w:val="26"/>
-            <w:szCs w:val="26"/>
-            <w:rFonts w:ascii="Calibri" w:cs="Calibri" w:eastAsia="Calibri" w:hAnsi="Calibri"/>
-          </w:rPr>
-          <w:t xml:space="preserve">Burkina24</w:t>
-        </w:r>
-      </w:hyperlink>
-      <w:r>
-        <w:rPr>
-          <w:color w:val="1F2937"/>
-          <w:sz w:val="26"/>
-          <w:szCs w:val="26"/>
-          <w:rFonts w:ascii="Calibri" w:cs="Calibri" w:eastAsia="Calibri" w:hAnsi="Calibri"/>
-        </w:rPr>
-        <w:t xml:space="preserve"> — 28 octobre 2026, 8 h UTC</w:t>
-      </w:r>
-      <w:r>
-        <w:rPr>
-          <w:b/>
-          <w:bCs/>
-          <w:color w:val="1F2937"/>
-          <w:sz w:val="26"/>
-          <w:szCs w:val="26"/>
-          <w:rFonts w:ascii="Calibri" w:cs="Calibri" w:eastAsia="Calibri" w:hAnsi="Calibri"/>
-        </w:rPr>
-        <w:t xml:space="preserve">   ·   Cotation : Probable</w:t>
-      </w:r>
-    </w:p>
-    <w:p>
-      <w:pPr>
-        <w:spacing w:before="160"/>
-        <w:ind w:left="360"/>
-      </w:pPr>
-      <w:r>
-        <w:rPr>
-          <w:color w:val="1F6B5E"/>
-          <w:sz w:val="28"/>
-          <w:szCs w:val="28"/>
-          <w:rFonts w:ascii="Calibri" w:cs="Calibri" w:eastAsia="Calibri" w:hAnsi="Calibri"/>
-        </w:rPr>
-        <w:t xml:space="preserve">❑  </w:t>
-      </w:r>
-      <w:r>
-        <w:rPr>
-          <w:b/>
-          <w:bCs/>
-          <w:u w:val="single"/>
-          <w:color w:val="1F6B5E"/>
-          <w:sz w:val="28"/>
-          <w:szCs w:val="28"/>
-          <w:rFonts w:ascii="Calibri" w:cs="Calibri" w:eastAsia="Calibri" w:hAnsi="Calibri"/>
-        </w:rPr>
-        <w:t xml:space="preserve">SÉCURITÉ NUMÉRIQUE AU BURKINA : LA BCLCC LANCE LA 2ᵉ SEMAINE NATIONALE DE LUTTE CONTRE LA CYBERCRIMINALITÉ</w:t>
-      </w:r>
-    </w:p>
-    <w:p>
-      <w:pPr>
-        <w:ind w:left="720"/>
-      </w:pPr>
-      <w:r>
-        <w:rPr>
-          <w:color w:val="1F2937"/>
-          <w:sz w:val="26"/>
-          <w:szCs w:val="26"/>
-          <w:rFonts w:ascii="Calibri" w:cs="Calibri" w:eastAsia="Calibri" w:hAnsi="Calibri"/>
-        </w:rPr>
-        <w:t xml:space="preserve">▪  Source : </w:t>
-      </w:r>
-      <w:hyperlink w:history="1" r:id="rIdyclg4kyhbe7dztbfz5gyo">
+      <w:hyperlink w:history="1" r:id="rIduj-j7bpg7ibamontpzzm1">
         <w:r>
           <w:rPr>
             <w:u w:val="single"/>
@@ -8046,7 +8408,18 @@
           <w:szCs w:val="26"/>
           <w:rFonts w:ascii="Calibri" w:cs="Calibri" w:eastAsia="Calibri" w:hAnsi="Calibri"/>
         </w:rPr>
-        <w:t xml:space="preserve"> — 24 octobre 2026, 13 h UTC</w:t>
+        <w:t xml:space="preserve"> — 28 octobre 2026, 16 h UTC</w:t>
+      </w:r>
+      <w:r>
+        <w:rPr>
+          <w:b/>
+          <w:bCs/>
+          <w:color w:val="1F2937"/>
+          <w:sz w:val="26"/>
+          <w:szCs w:val="26"/>
+          <w:rFonts w:ascii="Calibri" w:cs="Calibri" w:eastAsia="Calibri" w:hAnsi="Calibri"/>
+        </w:rPr>
+        <w:t xml:space="preserve">   ·   Cotation : Non confirmé</w:t>
       </w:r>
     </w:p>
     <w:p>
@@ -8262,7 +8635,7 @@
           <w:szCs w:val="22"/>
           <w:rFonts w:ascii="Calibri" w:cs="Calibri" w:eastAsia="Calibri" w:hAnsi="Calibri"/>
         </w:rPr>
-        <w:t xml:space="preserve">Indice de confiance : moyenne (incident vérifié le plus récent : 123 jours ; 5 signaux du jour)</w:t>
+        <w:t xml:space="preserve">Indice de confiance : moyenne (incident vérifié le plus récent : 124 jours ; 5 signaux du jour)</w:t>
       </w:r>
     </w:p>
     <w:tbl>
@@ -8308,7 +8681,7 @@
                 <w:szCs w:val="40"/>
                 <w:rFonts w:ascii="Arial Narrow" w:cs="Arial Narrow" w:eastAsia="Arial Narrow" w:hAnsi="Arial Narrow"/>
               </w:rPr>
-              <w:t xml:space="preserve">Mali : près de Djenné, Sounga, dernier village de Mougna à résister au JNIM, attaqué par les jihadistes</w:t>
+              <w:t xml:space="preserve">Gao : Tamy Moudary Touré, acteur du développement local, toujours porté disparu</w:t>
             </w:r>
           </w:p>
           <w:p>
@@ -8335,7 +8708,7 @@
                 <w:szCs w:val="26"/>
                 <w:rFonts w:ascii="Calibri" w:cs="Calibri" w:eastAsia="Calibri" w:hAnsi="Calibri"/>
               </w:rPr>
-              <w:t xml:space="preserve">Fait rapporté le jeudi 29 octobre 2026. Lieu : Mopti, Mali. Actualité sécuritaire. Repris par 3 médias distincts (Points Chauds Online, AllAfrica (ML), RFI Afrique) : le fait est recoupé.</w:t>
+              <w:t xml:space="preserve">Fait rapporté le vendredi 30 octobre 2026. Lieu : Gao, Mali. Actualité sécuritaire. Une seule source à ce stade (Malijet) : à confirmer par un second média.</w:t>
             </w:r>
           </w:p>
           <w:p>
@@ -8367,7 +8740,7 @@
                 <w:szCs w:val="26"/>
                 <w:rFonts w:ascii="Calibri" w:cs="Calibri" w:eastAsia="Calibri" w:hAnsi="Calibri"/>
               </w:rPr>
-              <w:t xml:space="preserve">Points Chauds Online : </w:t>
+              <w:t xml:space="preserve">Malijet : </w:t>
             </w:r>
             <w:r>
               <w:rPr>
@@ -8378,12 +8751,39 @@
                 <w:szCs w:val="26"/>
                 <w:rFonts w:ascii="Calibri" w:cs="Calibri" w:eastAsia="Calibri" w:hAnsi="Calibri"/>
               </w:rPr>
-              <w:t xml:space="preserve">« Sous blocus jihadiste depuis mai, le village de Sounga, défendu par des chasseurs dozos, a repoussé un assaut du JNIM puis subi des tirs et des frappes de drone, selon RFI. »</w:t>
-            </w:r>
-          </w:p>
-          <w:p>
-            <w:pPr>
-              <w:spacing w:after="60"/>
+              <w:t xml:space="preserve">« Enlevé le 7 avril 2024 à Gounzoureye, dans la région de Gao, Tamy Moudary Touré reste introuvable. Selon des autorités locales, ses ravisseurs le soupçonnaient de collaborer avec l’armée malienne. Son enlèvement, marqué par la mort de son fils et des violences sexuelles que sa fille aurait subies, s... »</w:t>
+            </w:r>
+          </w:p>
+          <w:p>
+            <w:pPr>
+              <w:spacing w:before="120" w:after="20"/>
+            </w:pPr>
+            <w:r>
+              <w:rPr>
+                <w:b/>
+                <w:bCs/>
+                <w:color w:val="1F6B5E"/>
+                <w:sz w:val="28"/>
+                <w:szCs w:val="28"/>
+                <w:rFonts w:ascii="Calibri" w:cs="Calibri" w:eastAsia="Calibri" w:hAnsi="Calibri"/>
+              </w:rPr>
+              <w:t xml:space="preserve">Enjeux sûreté</w:t>
+            </w:r>
+          </w:p>
+          <w:p>
+            <w:r>
+              <w:rPr>
+                <w:color w:val="1F2937"/>
+                <w:sz w:val="26"/>
+                <w:szCs w:val="26"/>
+                <w:rFonts w:ascii="Calibri" w:cs="Calibri" w:eastAsia="Calibri" w:hAnsi="Calibri"/>
+              </w:rPr>
+              <w:t xml:space="preserve">Risque d'enlèvement : discrétion des déplacements, suivi des personnels en mission et des visiteurs, vérification des procédures de crise et des contacts d'urgence.</w:t>
+            </w:r>
+          </w:p>
+          <w:p>
+            <w:pPr>
+              <w:spacing w:before="120"/>
             </w:pPr>
             <w:r>
               <w:rPr>
@@ -8394,71 +8794,17 @@
                 <w:szCs w:val="26"/>
                 <w:rFonts w:ascii="Calibri" w:cs="Calibri" w:eastAsia="Calibri" w:hAnsi="Calibri"/>
               </w:rPr>
-              <w:t xml:space="preserve">AllAfrica (ML) : </w:t>
-            </w:r>
-            <w:r>
-              <w:rPr>
-                <w:i/>
-                <w:iCs/>
+              <w:t xml:space="preserve">Source : </w:t>
+            </w:r>
+            <w:r>
+              <w:rPr>
                 <w:color w:val="1F2937"/>
                 <w:sz w:val="26"/>
                 <w:szCs w:val="26"/>
                 <w:rFonts w:ascii="Calibri" w:cs="Calibri" w:eastAsia="Calibri" w:hAnsi="Calibri"/>
               </w:rPr>
-              <w:t xml:space="preserve">« [RFI] Au Mali, le village de Sounga, qui appartient à la commune de Mougna, près de Djenné dans la région de Mopti, continue de résister aux jihadistes du Jnim, liés à al-Qaïda. »</w:t>
-            </w:r>
-          </w:p>
-          <w:p>
-            <w:pPr>
-              <w:spacing w:before="120" w:after="20"/>
-            </w:pPr>
-            <w:r>
-              <w:rPr>
-                <w:b/>
-                <w:bCs/>
-                <w:color w:val="1F6B5E"/>
-                <w:sz w:val="28"/>
-                <w:szCs w:val="28"/>
-                <w:rFonts w:ascii="Calibri" w:cs="Calibri" w:eastAsia="Calibri" w:hAnsi="Calibri"/>
-              </w:rPr>
-              <w:t xml:space="preserve">Enjeux sûreté</w:t>
-            </w:r>
-          </w:p>
-          <w:p>
-            <w:r>
-              <w:rPr>
-                <w:color w:val="1F2937"/>
-                <w:sz w:val="26"/>
-                <w:szCs w:val="26"/>
-                <w:rFonts w:ascii="Calibri" w:cs="Calibri" w:eastAsia="Calibri" w:hAnsi="Calibri"/>
-              </w:rPr>
-              <w:t xml:space="preserve">Menace armée sur les axes et localités de la zone : réévaluer les déplacements terrestres (horaires, convois, itinéraires de repli) et les consignes des sites et des personnels présents à proximité.</w:t>
-            </w:r>
-          </w:p>
-          <w:p>
-            <w:pPr>
-              <w:spacing w:before="120"/>
-            </w:pPr>
-            <w:r>
-              <w:rPr>
-                <w:b/>
-                <w:bCs/>
-                <w:color w:val="1F2937"/>
-                <w:sz w:val="26"/>
-                <w:szCs w:val="26"/>
-                <w:rFonts w:ascii="Calibri" w:cs="Calibri" w:eastAsia="Calibri" w:hAnsi="Calibri"/>
-              </w:rPr>
-              <w:t xml:space="preserve">Sources : </w:t>
-            </w:r>
-            <w:r>
-              <w:rPr>
-                <w:color w:val="1F2937"/>
-                <w:sz w:val="26"/>
-                <w:szCs w:val="26"/>
-                <w:rFonts w:ascii="Calibri" w:cs="Calibri" w:eastAsia="Calibri" w:hAnsi="Calibri"/>
-              </w:rPr>
-            </w:r>
-            <w:hyperlink w:history="1" r:id="rIdgqgidsl98dkshzabnl_kc">
+            </w:r>
+            <w:hyperlink w:history="1" r:id="rIdcmqeoysz6hnqf-u9zgf60">
               <w:r>
                 <w:rPr>
                   <w:u w:val="single"/>
@@ -8467,7 +8813,7 @@
                   <w:szCs w:val="26"/>
                   <w:rFonts w:ascii="Calibri" w:cs="Calibri" w:eastAsia="Calibri" w:hAnsi="Calibri"/>
                 </w:rPr>
-                <w:t xml:space="preserve">Points Chauds Online</w:t>
+                <w:t xml:space="preserve">Malijet</w:t>
               </w:r>
             </w:hyperlink>
             <w:r>
@@ -8477,49 +8823,7 @@
                 <w:szCs w:val="26"/>
                 <w:rFonts w:ascii="Calibri" w:cs="Calibri" w:eastAsia="Calibri" w:hAnsi="Calibri"/>
               </w:rPr>
-              <w:t xml:space="preserve"> · </w:t>
-            </w:r>
-            <w:hyperlink w:history="1" r:id="rId_fk3zhs_q3kumqsq8iwtk">
-              <w:r>
-                <w:rPr>
-                  <w:u w:val="single"/>
-                  <w:color w:val="1F6B5E"/>
-                  <w:sz w:val="26"/>
-                  <w:szCs w:val="26"/>
-                  <w:rFonts w:ascii="Calibri" w:cs="Calibri" w:eastAsia="Calibri" w:hAnsi="Calibri"/>
-                </w:rPr>
-                <w:t xml:space="preserve">AllAfrica (ML)</w:t>
-              </w:r>
-            </w:hyperlink>
-            <w:r>
-              <w:rPr>
-                <w:color w:val="1F2937"/>
-                <w:sz w:val="26"/>
-                <w:szCs w:val="26"/>
-                <w:rFonts w:ascii="Calibri" w:cs="Calibri" w:eastAsia="Calibri" w:hAnsi="Calibri"/>
-              </w:rPr>
-              <w:t xml:space="preserve"> · </w:t>
-            </w:r>
-            <w:hyperlink w:history="1" r:id="rId4rzfra_gcs68uqwflcytc">
-              <w:r>
-                <w:rPr>
-                  <w:u w:val="single"/>
-                  <w:color w:val="1F6B5E"/>
-                  <w:sz w:val="26"/>
-                  <w:szCs w:val="26"/>
-                  <w:rFonts w:ascii="Calibri" w:cs="Calibri" w:eastAsia="Calibri" w:hAnsi="Calibri"/>
-                </w:rPr>
-                <w:t xml:space="preserve">RFI Afrique</w:t>
-              </w:r>
-            </w:hyperlink>
-            <w:r>
-              <w:rPr>
-                <w:color w:val="1F2937"/>
-                <w:sz w:val="26"/>
-                <w:szCs w:val="26"/>
-                <w:rFonts w:ascii="Calibri" w:cs="Calibri" w:eastAsia="Calibri" w:hAnsi="Calibri"/>
-              </w:rPr>
-              <w:t xml:space="preserve"> — 29 octobre 2026, 18 h UTC</w:t>
+              <w:t xml:space="preserve"> — 30 octobre 2026, 18 h UTC</w:t>
             </w:r>
             <w:r>
               <w:rPr>
@@ -8530,7 +8834,7 @@
                 <w:szCs w:val="26"/>
                 <w:rFonts w:ascii="Calibri" w:cs="Calibri" w:eastAsia="Calibri" w:hAnsi="Calibri"/>
               </w:rPr>
-              <w:t xml:space="preserve">   ·   Cotation : Confirmé</w:t>
+              <w:t xml:space="preserve">   ·   Cotation : Probable</w:t>
             </w:r>
           </w:p>
         </w:tc>
@@ -8568,7 +8872,7 @@
                           </pic:cNvPicPr>
                         </pic:nvPicPr>
                         <pic:blipFill>
-                          <a:blip r:embed="rId12" cstate="none"/>
+                          <a:blip r:embed="rId13" cstate="none"/>
                           <a:srcRect/>
                           <a:stretch>
                             <a:fillRect/>
@@ -8594,7 +8898,7 @@
             <w:pPr>
               <w:jc w:val="right"/>
             </w:pPr>
-            <w:hyperlink w:history="1" r:id="rIdghconbuna4aaglr678vq5">
+            <w:hyperlink w:history="1" r:id="rIdsscpomjp3-nwot3ihzxxl">
               <w:r>
                 <w:rPr>
                   <w:u w:val="single"/>
@@ -8603,7 +8907,7 @@
                   <w:szCs w:val="16"/>
                   <w:rFonts w:ascii="Calibri" w:cs="Calibri" w:eastAsia="Calibri" w:hAnsi="Calibri"/>
                 </w:rPr>
-                <w:t xml:space="preserve">Photo : © pointschauds.info</w:t>
+                <w:t xml:space="preserve">Photo : © malijet.com</w:t>
               </w:r>
             </w:hyperlink>
           </w:p>
@@ -8834,7 +9138,7 @@
           <w:szCs w:val="28"/>
           <w:rFonts w:ascii="Calibri" w:cs="Calibri" w:eastAsia="Calibri" w:hAnsi="Calibri"/>
         </w:rPr>
-        <w:t xml:space="preserve">MALI : 13 CIVILS TUÉS PAR UNE FRAPPE DE DRONE PRÈS DE LA FRONTIÈRE MAURITANIENNE, L’ARMÉE AFFIRME AVOIR VISÉ DES « TERRORISTES »</w:t>
+        <w:t xml:space="preserve">MALI : SIX MOIS APRÈS SON ENLÈVEMENT À BAMAKO, L’OPPOSANT MOUNTAGA TALL ET SON FILS TOUJOURS INTROUVABLES</w:t>
       </w:r>
     </w:p>
     <w:p>
@@ -8848,9 +9152,155 @@
           <w:szCs w:val="26"/>
           <w:rFonts w:ascii="Calibri" w:cs="Calibri" w:eastAsia="Calibri" w:hAnsi="Calibri"/>
         </w:rPr>
+        <w:t xml:space="preserve">▪  Source : </w:t>
+      </w:r>
+      <w:hyperlink w:history="1" r:id="rIdxesh7yovwfn23acrcvvgl">
+        <w:r>
+          <w:rPr>
+            <w:u w:val="single"/>
+            <w:color w:val="1F6B5E"/>
+            <w:sz w:val="26"/>
+            <w:szCs w:val="26"/>
+            <w:rFonts w:ascii="Calibri" w:cs="Calibri" w:eastAsia="Calibri" w:hAnsi="Calibri"/>
+          </w:rPr>
+          <w:t xml:space="preserve">Points Chauds Online</w:t>
+        </w:r>
+      </w:hyperlink>
+      <w:r>
+        <w:rPr>
+          <w:color w:val="1F2937"/>
+          <w:sz w:val="26"/>
+          <w:szCs w:val="26"/>
+          <w:rFonts w:ascii="Calibri" w:cs="Calibri" w:eastAsia="Calibri" w:hAnsi="Calibri"/>
+        </w:rPr>
+        <w:t xml:space="preserve"> — 30 octobre 2026, 18 h UTC</w:t>
+      </w:r>
+      <w:r>
+        <w:rPr>
+          <w:b/>
+          <w:bCs/>
+          <w:color w:val="1F2937"/>
+          <w:sz w:val="26"/>
+          <w:szCs w:val="26"/>
+          <w:rFonts w:ascii="Calibri" w:cs="Calibri" w:eastAsia="Calibri" w:hAnsi="Calibri"/>
+        </w:rPr>
+        <w:t xml:space="preserve">   ·   Cotation : Non confirmé</w:t>
+      </w:r>
+    </w:p>
+    <w:p>
+      <w:pPr>
+        <w:spacing w:before="160"/>
+        <w:ind w:left="360"/>
+      </w:pPr>
+      <w:r>
+        <w:rPr>
+          <w:color w:val="1F6B5E"/>
+          <w:sz w:val="28"/>
+          <w:szCs w:val="28"/>
+          <w:rFonts w:ascii="Calibri" w:cs="Calibri" w:eastAsia="Calibri" w:hAnsi="Calibri"/>
+        </w:rPr>
+        <w:t xml:space="preserve">❑  </w:t>
+      </w:r>
+      <w:r>
+        <w:rPr>
+          <w:b/>
+          <w:bCs/>
+          <w:u w:val="single"/>
+          <w:color w:val="1F6B5E"/>
+          <w:sz w:val="28"/>
+          <w:szCs w:val="28"/>
+          <w:rFonts w:ascii="Calibri" w:cs="Calibri" w:eastAsia="Calibri" w:hAnsi="Calibri"/>
+        </w:rPr>
+        <w:t xml:space="preserve">DRAME SUR LA RN3 : UN CAR SE RENVERSE ENTRE BAMAKO ET KATI, LE BILAN S’ALOURDIT À 1 MORT ET 37 BLESSÉS</w:t>
+      </w:r>
+    </w:p>
+    <w:p>
+      <w:pPr>
+        <w:ind w:left="720"/>
+      </w:pPr>
+      <w:r>
+        <w:rPr>
+          <w:color w:val="1F2937"/>
+          <w:sz w:val="26"/>
+          <w:szCs w:val="26"/>
+          <w:rFonts w:ascii="Calibri" w:cs="Calibri" w:eastAsia="Calibri" w:hAnsi="Calibri"/>
+        </w:rPr>
         <w:t xml:space="preserve">▪  Sources : </w:t>
       </w:r>
-      <w:hyperlink w:history="1" r:id="rId7rskjhdli5dsq8ge1bxm_">
+      <w:hyperlink w:history="1" r:id="rId7ualmh6hnrmyflsrzyhtt">
+        <w:r>
+          <w:rPr>
+            <w:u w:val="single"/>
+            <w:color w:val="1F6B5E"/>
+            <w:sz w:val="26"/>
+            <w:szCs w:val="26"/>
+            <w:rFonts w:ascii="Calibri" w:cs="Calibri" w:eastAsia="Calibri" w:hAnsi="Calibri"/>
+          </w:rPr>
+          <w:t xml:space="preserve">Mali 24 · Malijet · AMAP — Agence Malienne Presse</w:t>
+        </w:r>
+      </w:hyperlink>
+      <w:r>
+        <w:rPr>
+          <w:color w:val="1F2937"/>
+          <w:sz w:val="26"/>
+          <w:szCs w:val="26"/>
+          <w:rFonts w:ascii="Calibri" w:cs="Calibri" w:eastAsia="Calibri" w:hAnsi="Calibri"/>
+        </w:rPr>
+        <w:t xml:space="preserve"> — 30 octobre 2026, 12 h UTC</w:t>
+      </w:r>
+      <w:r>
+        <w:rPr>
+          <w:b/>
+          <w:bCs/>
+          <w:color w:val="1F2937"/>
+          <w:sz w:val="26"/>
+          <w:szCs w:val="26"/>
+          <w:rFonts w:ascii="Calibri" w:cs="Calibri" w:eastAsia="Calibri" w:hAnsi="Calibri"/>
+        </w:rPr>
+        <w:t xml:space="preserve">   ·   Cotation : Confirmé</w:t>
+      </w:r>
+    </w:p>
+    <w:p>
+      <w:pPr>
+        <w:spacing w:before="160"/>
+        <w:ind w:left="360"/>
+      </w:pPr>
+      <w:r>
+        <w:rPr>
+          <w:color w:val="1F6B5E"/>
+          <w:sz w:val="28"/>
+          <w:szCs w:val="28"/>
+          <w:rFonts w:ascii="Calibri" w:cs="Calibri" w:eastAsia="Calibri" w:hAnsi="Calibri"/>
+        </w:rPr>
+        <w:t xml:space="preserve">❑  </w:t>
+      </w:r>
+      <w:r>
+        <w:rPr>
+          <w:b/>
+          <w:bCs/>
+          <w:u w:val="single"/>
+          <w:color w:val="1F6B5E"/>
+          <w:sz w:val="28"/>
+          <w:szCs w:val="28"/>
+          <w:rFonts w:ascii="Calibri" w:cs="Calibri" w:eastAsia="Calibri" w:hAnsi="Calibri"/>
+        </w:rPr>
+        <w:t xml:space="preserve">MALI : PRÈS DE DJENNÉ, SOUNGA, DERNIER VILLAGE DE MOUGNA À RÉSISTER AU JNIM, ATTAQUÉ PAR LES JIHADISTES</w:t>
+      </w:r>
+    </w:p>
+    <w:p>
+      <w:pPr>
+        <w:ind w:left="720"/>
+      </w:pPr>
+      <w:r>
+        <w:rPr>
+          <w:color w:val="1F2937"/>
+          <w:sz w:val="26"/>
+          <w:szCs w:val="26"/>
+          <w:rFonts w:ascii="Calibri" w:cs="Calibri" w:eastAsia="Calibri" w:hAnsi="Calibri"/>
+        </w:rPr>
+        <w:t xml:space="preserve">▪  Sources : </w:t>
+      </w:r>
+      <w:hyperlink w:history="1" r:id="rIdxpxbd4eadzhonztiivm5q">
         <w:r>
           <w:rPr>
             <w:u w:val="single"/>
@@ -8869,7 +9319,7 @@
           <w:szCs w:val="26"/>
           <w:rFonts w:ascii="Calibri" w:cs="Calibri" w:eastAsia="Calibri" w:hAnsi="Calibri"/>
         </w:rPr>
-        <w:t xml:space="preserve"> — 28 octobre 2026, 18 h UTC</w:t>
+        <w:t xml:space="preserve"> — 29 octobre 2026, 18 h UTC</w:t>
       </w:r>
       <w:r>
         <w:rPr>
@@ -8907,6 +9357,79 @@
           <w:szCs w:val="28"/>
           <w:rFonts w:ascii="Calibri" w:cs="Calibri" w:eastAsia="Calibri" w:hAnsi="Calibri"/>
         </w:rPr>
+        <w:t xml:space="preserve">MALI : 13 CIVILS TUÉS PAR UNE FRAPPE DE DRONE PRÈS DE LA FRONTIÈRE MAURITANIENNE, L’ARMÉE AFFIRME AVOIR VISÉ DES « TERRORISTES »</w:t>
+      </w:r>
+    </w:p>
+    <w:p>
+      <w:pPr>
+        <w:ind w:left="720"/>
+      </w:pPr>
+      <w:r>
+        <w:rPr>
+          <w:color w:val="1F2937"/>
+          <w:sz w:val="26"/>
+          <w:szCs w:val="26"/>
+          <w:rFonts w:ascii="Calibri" w:cs="Calibri" w:eastAsia="Calibri" w:hAnsi="Calibri"/>
+        </w:rPr>
+        <w:t xml:space="preserve">▪  Sources : </w:t>
+      </w:r>
+      <w:hyperlink w:history="1" r:id="rIdzy8qlx1nbke_rqlpmcjnl">
+        <w:r>
+          <w:rPr>
+            <w:u w:val="single"/>
+            <w:color w:val="1F6B5E"/>
+            <w:sz w:val="26"/>
+            <w:szCs w:val="26"/>
+            <w:rFonts w:ascii="Calibri" w:cs="Calibri" w:eastAsia="Calibri" w:hAnsi="Calibri"/>
+          </w:rPr>
+          <w:t xml:space="preserve">Points Chauds Online · AllAfrica (ML) · RFI Afrique</w:t>
+        </w:r>
+      </w:hyperlink>
+      <w:r>
+        <w:rPr>
+          <w:color w:val="1F2937"/>
+          <w:sz w:val="26"/>
+          <w:szCs w:val="26"/>
+          <w:rFonts w:ascii="Calibri" w:cs="Calibri" w:eastAsia="Calibri" w:hAnsi="Calibri"/>
+        </w:rPr>
+        <w:t xml:space="preserve"> — 28 octobre 2026, 18 h UTC</w:t>
+      </w:r>
+      <w:r>
+        <w:rPr>
+          <w:b/>
+          <w:bCs/>
+          <w:color w:val="1F2937"/>
+          <w:sz w:val="26"/>
+          <w:szCs w:val="26"/>
+          <w:rFonts w:ascii="Calibri" w:cs="Calibri" w:eastAsia="Calibri" w:hAnsi="Calibri"/>
+        </w:rPr>
+        <w:t xml:space="preserve">   ·   Cotation : Confirmé</w:t>
+      </w:r>
+    </w:p>
+    <w:p>
+      <w:pPr>
+        <w:spacing w:before="160"/>
+        <w:ind w:left="360"/>
+      </w:pPr>
+      <w:r>
+        <w:rPr>
+          <w:color w:val="1F6B5E"/>
+          <w:sz w:val="28"/>
+          <w:szCs w:val="28"/>
+          <w:rFonts w:ascii="Calibri" w:cs="Calibri" w:eastAsia="Calibri" w:hAnsi="Calibri"/>
+        </w:rPr>
+        <w:t xml:space="preserve">❑  </w:t>
+      </w:r>
+      <w:r>
+        <w:rPr>
+          <w:b/>
+          <w:bCs/>
+          <w:u w:val="single"/>
+          <w:color w:val="1F6B5E"/>
+          <w:sz w:val="28"/>
+          <w:szCs w:val="28"/>
+          <w:rFonts w:ascii="Calibri" w:cs="Calibri" w:eastAsia="Calibri" w:hAnsi="Calibri"/>
+        </w:rPr>
         <w:t xml:space="preserve">MALI : CE QUE L’ON SAIT DE LA MORT MYSTÉRIEUSE DU JEUNE COMMERÇANT BOCAR LY</w:t>
       </w:r>
     </w:p>
@@ -8923,7 +9446,7 @@
         </w:rPr>
         <w:t xml:space="preserve">▪  Source : </w:t>
       </w:r>
-      <w:hyperlink w:history="1" r:id="rIdsk56xee0lcd0j1a8juu9n">
+      <w:hyperlink w:history="1" r:id="rIdvdz1hjj3gc2zwtgizrtgc">
         <w:r>
           <w:rPr>
             <w:u w:val="single"/>
@@ -8954,214 +9477,6 @@
           <w:rFonts w:ascii="Calibri" w:cs="Calibri" w:eastAsia="Calibri" w:hAnsi="Calibri"/>
         </w:rPr>
         <w:t xml:space="preserve">   ·   Cotation : Non confirmé</w:t>
-      </w:r>
-    </w:p>
-    <w:p>
-      <w:pPr>
-        <w:spacing w:before="160"/>
-        <w:ind w:left="360"/>
-      </w:pPr>
-      <w:r>
-        <w:rPr>
-          <w:color w:val="1F6B5E"/>
-          <w:sz w:val="28"/>
-          <w:szCs w:val="28"/>
-          <w:rFonts w:ascii="Calibri" w:cs="Calibri" w:eastAsia="Calibri" w:hAnsi="Calibri"/>
-        </w:rPr>
-        <w:t xml:space="preserve">❑  </w:t>
-      </w:r>
-      <w:r>
-        <w:rPr>
-          <w:b/>
-          <w:bCs/>
-          <w:u w:val="single"/>
-          <w:color w:val="1F6B5E"/>
-          <w:sz w:val="28"/>
-          <w:szCs w:val="28"/>
-          <w:rFonts w:ascii="Calibri" w:cs="Calibri" w:eastAsia="Calibri" w:hAnsi="Calibri"/>
-        </w:rPr>
-        <w:t xml:space="preserve">TOURNÉE DES LAURÉATS DE LA BIENNALE DE TOMBOUCTOU 2025 : LE COUP D’ENVOI DONNÉ À BOUGOUNI</w:t>
-      </w:r>
-    </w:p>
-    <w:p>
-      <w:pPr>
-        <w:ind w:left="720"/>
-      </w:pPr>
-      <w:r>
-        <w:rPr>
-          <w:color w:val="1F2937"/>
-          <w:sz w:val="26"/>
-          <w:szCs w:val="26"/>
-          <w:rFonts w:ascii="Calibri" w:cs="Calibri" w:eastAsia="Calibri" w:hAnsi="Calibri"/>
-        </w:rPr>
-        <w:t xml:space="preserve">▪  Source : </w:t>
-      </w:r>
-      <w:hyperlink w:history="1" r:id="rIdxtyidga105pteitfxe9_y">
-        <w:r>
-          <w:rPr>
-            <w:u w:val="single"/>
-            <w:color w:val="1F6B5E"/>
-            <w:sz w:val="26"/>
-            <w:szCs w:val="26"/>
-            <w:rFonts w:ascii="Calibri" w:cs="Calibri" w:eastAsia="Calibri" w:hAnsi="Calibri"/>
-          </w:rPr>
-          <w:t xml:space="preserve">Mali 24</w:t>
-        </w:r>
-      </w:hyperlink>
-      <w:r>
-        <w:rPr>
-          <w:color w:val="1F2937"/>
-          <w:sz w:val="26"/>
-          <w:szCs w:val="26"/>
-          <w:rFonts w:ascii="Calibri" w:cs="Calibri" w:eastAsia="Calibri" w:hAnsi="Calibri"/>
-        </w:rPr>
-        <w:t xml:space="preserve"> — 27 octobre 2026, 12 h UTC</w:t>
-      </w:r>
-      <w:r>
-        <w:rPr>
-          <w:b/>
-          <w:bCs/>
-          <w:color w:val="1F2937"/>
-          <w:sz w:val="26"/>
-          <w:szCs w:val="26"/>
-          <w:rFonts w:ascii="Calibri" w:cs="Calibri" w:eastAsia="Calibri" w:hAnsi="Calibri"/>
-        </w:rPr>
-        <w:t xml:space="preserve">   ·   Cotation : Non confirmé</w:t>
-      </w:r>
-    </w:p>
-    <w:p>
-      <w:pPr>
-        <w:spacing w:before="160"/>
-        <w:ind w:left="360"/>
-      </w:pPr>
-      <w:r>
-        <w:rPr>
-          <w:color w:val="1F6B5E"/>
-          <w:sz w:val="28"/>
-          <w:szCs w:val="28"/>
-          <w:rFonts w:ascii="Calibri" w:cs="Calibri" w:eastAsia="Calibri" w:hAnsi="Calibri"/>
-        </w:rPr>
-        <w:t xml:space="preserve">❑  </w:t>
-      </w:r>
-      <w:r>
-        <w:rPr>
-          <w:b/>
-          <w:bCs/>
-          <w:u w:val="single"/>
-          <w:color w:val="1F6B5E"/>
-          <w:sz w:val="28"/>
-          <w:szCs w:val="28"/>
-          <w:rFonts w:ascii="Calibri" w:cs="Calibri" w:eastAsia="Calibri" w:hAnsi="Calibri"/>
-        </w:rPr>
-        <w:t xml:space="preserve">ENLÈVEMENT DE QUATRE ENSEIGNANTS À SAN : LA SYNERGIE DES SYNDICATS DE L’ÉDUCATION DE LA RÉGION EXIGE LEUR LIBÉRATION</w:t>
-      </w:r>
-    </w:p>
-    <w:p>
-      <w:pPr>
-        <w:ind w:left="720"/>
-      </w:pPr>
-      <w:r>
-        <w:rPr>
-          <w:color w:val="1F2937"/>
-          <w:sz w:val="26"/>
-          <w:szCs w:val="26"/>
-          <w:rFonts w:ascii="Calibri" w:cs="Calibri" w:eastAsia="Calibri" w:hAnsi="Calibri"/>
-        </w:rPr>
-        <w:t xml:space="preserve">▪  Source : </w:t>
-      </w:r>
-      <w:hyperlink w:history="1" r:id="rId9u-ld7z_gjslpz0_whafw">
-        <w:r>
-          <w:rPr>
-            <w:u w:val="single"/>
-            <w:color w:val="1F6B5E"/>
-            <w:sz w:val="26"/>
-            <w:szCs w:val="26"/>
-            <w:rFonts w:ascii="Calibri" w:cs="Calibri" w:eastAsia="Calibri" w:hAnsi="Calibri"/>
-          </w:rPr>
-          <w:t xml:space="preserve">Mali 24</w:t>
-        </w:r>
-      </w:hyperlink>
-      <w:r>
-        <w:rPr>
-          <w:color w:val="1F2937"/>
-          <w:sz w:val="26"/>
-          <w:szCs w:val="26"/>
-          <w:rFonts w:ascii="Calibri" w:cs="Calibri" w:eastAsia="Calibri" w:hAnsi="Calibri"/>
-        </w:rPr>
-        <w:t xml:space="preserve"> — 26 octobre 2026, 16 h UTC</w:t>
-      </w:r>
-      <w:r>
-        <w:rPr>
-          <w:b/>
-          <w:bCs/>
-          <w:color w:val="1F2937"/>
-          <w:sz w:val="26"/>
-          <w:szCs w:val="26"/>
-          <w:rFonts w:ascii="Calibri" w:cs="Calibri" w:eastAsia="Calibri" w:hAnsi="Calibri"/>
-        </w:rPr>
-        <w:t xml:space="preserve">   ·   Cotation : Non confirmé</w:t>
-      </w:r>
-    </w:p>
-    <w:p>
-      <w:pPr>
-        <w:spacing w:before="160"/>
-        <w:ind w:left="360"/>
-      </w:pPr>
-      <w:r>
-        <w:rPr>
-          <w:color w:val="1F6B5E"/>
-          <w:sz w:val="28"/>
-          <w:szCs w:val="28"/>
-          <w:rFonts w:ascii="Calibri" w:cs="Calibri" w:eastAsia="Calibri" w:hAnsi="Calibri"/>
-        </w:rPr>
-        <w:t xml:space="preserve">❑  </w:t>
-      </w:r>
-      <w:r>
-        <w:rPr>
-          <w:b/>
-          <w:bCs/>
-          <w:u w:val="single"/>
-          <w:color w:val="1F6B5E"/>
-          <w:sz w:val="28"/>
-          <w:szCs w:val="28"/>
-          <w:rFonts w:ascii="Calibri" w:cs="Calibri" w:eastAsia="Calibri" w:hAnsi="Calibri"/>
-        </w:rPr>
-        <w:t xml:space="preserve">MALI : DISPARITIONS INQUIÉTANTES, MORTS SUSPECTES… QUE SE PASSE-T-IL AVEC LA JEUNESSE MALIENNE ?</w:t>
-      </w:r>
-    </w:p>
-    <w:p>
-      <w:pPr>
-        <w:ind w:left="720"/>
-      </w:pPr>
-      <w:r>
-        <w:rPr>
-          <w:color w:val="1F2937"/>
-          <w:sz w:val="26"/>
-          <w:szCs w:val="26"/>
-          <w:rFonts w:ascii="Calibri" w:cs="Calibri" w:eastAsia="Calibri" w:hAnsi="Calibri"/>
-        </w:rPr>
-        <w:t xml:space="preserve">▪  Source : </w:t>
-      </w:r>
-      <w:hyperlink w:history="1" r:id="rIdxuzmnnegz0vcaqinimjne">
-        <w:r>
-          <w:rPr>
-            <w:u w:val="single"/>
-            <w:color w:val="1F6B5E"/>
-            <w:sz w:val="26"/>
-            <w:szCs w:val="26"/>
-            <w:rFonts w:ascii="Calibri" w:cs="Calibri" w:eastAsia="Calibri" w:hAnsi="Calibri"/>
-          </w:rPr>
-          <w:t xml:space="preserve">Maliactu</w:t>
-        </w:r>
-      </w:hyperlink>
-      <w:r>
-        <w:rPr>
-          <w:color w:val="1F2937"/>
-          <w:sz w:val="26"/>
-          <w:szCs w:val="26"/>
-          <w:rFonts w:ascii="Calibri" w:cs="Calibri" w:eastAsia="Calibri" w:hAnsi="Calibri"/>
-        </w:rPr>
-        <w:t xml:space="preserve"> — 26 octobre 2026, 13 h UTC</w:t>
       </w:r>
     </w:p>
     <w:p>
@@ -9388,7 +9703,7 @@
           <w:szCs w:val="28"/>
           <w:rFonts w:ascii="Calibri" w:cs="Calibri" w:eastAsia="Calibri" w:hAnsi="Calibri"/>
         </w:rPr>
-        <w:t xml:space="preserve">ATTAQUE DE TRAPPES ET LA VERRIÈRE : LA QUALIFICATION DU MOBILE RACISTE AU CŒUR DU DÉBAT SÉCURITAIRE ET SOCIÉTAL</w:t>
+        <w:t xml:space="preserve">TOURNÉE DES LAURÉATS DE LA BIENNALE DE TOMBOUCTOU 2025 : LE COUP D’ENVOI DONNÉ À BOUGOUNI</w:t>
       </w:r>
     </w:p>
     <w:p>
@@ -9404,7 +9719,153 @@
         </w:rPr>
         <w:t xml:space="preserve">▪  Source : </w:t>
       </w:r>
-      <w:hyperlink w:history="1" r:id="rId8tl_n_l_vdteojq9rfagy">
+      <w:hyperlink w:history="1" r:id="rIdyiesl5z2jja0xnjvdrklz">
+        <w:r>
+          <w:rPr>
+            <w:u w:val="single"/>
+            <w:color w:val="1F6B5E"/>
+            <w:sz w:val="26"/>
+            <w:szCs w:val="26"/>
+            <w:rFonts w:ascii="Calibri" w:cs="Calibri" w:eastAsia="Calibri" w:hAnsi="Calibri"/>
+          </w:rPr>
+          <w:t xml:space="preserve">Mali 24</w:t>
+        </w:r>
+      </w:hyperlink>
+      <w:r>
+        <w:rPr>
+          <w:color w:val="1F2937"/>
+          <w:sz w:val="26"/>
+          <w:szCs w:val="26"/>
+          <w:rFonts w:ascii="Calibri" w:cs="Calibri" w:eastAsia="Calibri" w:hAnsi="Calibri"/>
+        </w:rPr>
+        <w:t xml:space="preserve"> — 27 octobre 2026, 12 h UTC</w:t>
+      </w:r>
+      <w:r>
+        <w:rPr>
+          <w:b/>
+          <w:bCs/>
+          <w:color w:val="1F2937"/>
+          <w:sz w:val="26"/>
+          <w:szCs w:val="26"/>
+          <w:rFonts w:ascii="Calibri" w:cs="Calibri" w:eastAsia="Calibri" w:hAnsi="Calibri"/>
+        </w:rPr>
+        <w:t xml:space="preserve">   ·   Cotation : Non confirmé</w:t>
+      </w:r>
+    </w:p>
+    <w:p>
+      <w:pPr>
+        <w:spacing w:before="160"/>
+        <w:ind w:left="360"/>
+      </w:pPr>
+      <w:r>
+        <w:rPr>
+          <w:color w:val="1F6B5E"/>
+          <w:sz w:val="28"/>
+          <w:szCs w:val="28"/>
+          <w:rFonts w:ascii="Calibri" w:cs="Calibri" w:eastAsia="Calibri" w:hAnsi="Calibri"/>
+        </w:rPr>
+        <w:t xml:space="preserve">❑  </w:t>
+      </w:r>
+      <w:r>
+        <w:rPr>
+          <w:b/>
+          <w:bCs/>
+          <w:u w:val="single"/>
+          <w:color w:val="1F6B5E"/>
+          <w:sz w:val="28"/>
+          <w:szCs w:val="28"/>
+          <w:rFonts w:ascii="Calibri" w:cs="Calibri" w:eastAsia="Calibri" w:hAnsi="Calibri"/>
+        </w:rPr>
+        <w:t xml:space="preserve">ENLÈVEMENT DE QUATRE ENSEIGNANTS À SAN : LA SYNERGIE DES SYNDICATS DE L’ÉDUCATION DE LA RÉGION EXIGE LEUR LIBÉRATION</w:t>
+      </w:r>
+    </w:p>
+    <w:p>
+      <w:pPr>
+        <w:ind w:left="720"/>
+      </w:pPr>
+      <w:r>
+        <w:rPr>
+          <w:color w:val="1F2937"/>
+          <w:sz w:val="26"/>
+          <w:szCs w:val="26"/>
+          <w:rFonts w:ascii="Calibri" w:cs="Calibri" w:eastAsia="Calibri" w:hAnsi="Calibri"/>
+        </w:rPr>
+        <w:t xml:space="preserve">▪  Source : </w:t>
+      </w:r>
+      <w:hyperlink w:history="1" r:id="rIddfh87svfetcxzfyr2gqn5">
+        <w:r>
+          <w:rPr>
+            <w:u w:val="single"/>
+            <w:color w:val="1F6B5E"/>
+            <w:sz w:val="26"/>
+            <w:szCs w:val="26"/>
+            <w:rFonts w:ascii="Calibri" w:cs="Calibri" w:eastAsia="Calibri" w:hAnsi="Calibri"/>
+          </w:rPr>
+          <w:t xml:space="preserve">Mali 24</w:t>
+        </w:r>
+      </w:hyperlink>
+      <w:r>
+        <w:rPr>
+          <w:color w:val="1F2937"/>
+          <w:sz w:val="26"/>
+          <w:szCs w:val="26"/>
+          <w:rFonts w:ascii="Calibri" w:cs="Calibri" w:eastAsia="Calibri" w:hAnsi="Calibri"/>
+        </w:rPr>
+        <w:t xml:space="preserve"> — 26 octobre 2026, 16 h UTC</w:t>
+      </w:r>
+      <w:r>
+        <w:rPr>
+          <w:b/>
+          <w:bCs/>
+          <w:color w:val="1F2937"/>
+          <w:sz w:val="26"/>
+          <w:szCs w:val="26"/>
+          <w:rFonts w:ascii="Calibri" w:cs="Calibri" w:eastAsia="Calibri" w:hAnsi="Calibri"/>
+        </w:rPr>
+        <w:t xml:space="preserve">   ·   Cotation : Non confirmé</w:t>
+      </w:r>
+    </w:p>
+    <w:p>
+      <w:pPr>
+        <w:spacing w:before="160"/>
+        <w:ind w:left="360"/>
+      </w:pPr>
+      <w:r>
+        <w:rPr>
+          <w:color w:val="1F6B5E"/>
+          <w:sz w:val="28"/>
+          <w:szCs w:val="28"/>
+          <w:rFonts w:ascii="Calibri" w:cs="Calibri" w:eastAsia="Calibri" w:hAnsi="Calibri"/>
+        </w:rPr>
+        <w:t xml:space="preserve">❑  </w:t>
+      </w:r>
+      <w:r>
+        <w:rPr>
+          <w:b/>
+          <w:bCs/>
+          <w:u w:val="single"/>
+          <w:color w:val="1F6B5E"/>
+          <w:sz w:val="28"/>
+          <w:szCs w:val="28"/>
+          <w:rFonts w:ascii="Calibri" w:cs="Calibri" w:eastAsia="Calibri" w:hAnsi="Calibri"/>
+        </w:rPr>
+        <w:t xml:space="preserve">MALI : DISPARITIONS INQUIÉTANTES, MORTS SUSPECTES… QUE SE PASSE-T-IL AVEC LA JEUNESSE MALIENNE ?</w:t>
+      </w:r>
+    </w:p>
+    <w:p>
+      <w:pPr>
+        <w:ind w:left="720"/>
+      </w:pPr>
+      <w:r>
+        <w:rPr>
+          <w:color w:val="1F2937"/>
+          <w:sz w:val="26"/>
+          <w:szCs w:val="26"/>
+          <w:rFonts w:ascii="Calibri" w:cs="Calibri" w:eastAsia="Calibri" w:hAnsi="Calibri"/>
+        </w:rPr>
+        <w:t xml:space="preserve">▪  Source : </w:t>
+      </w:r>
+      <w:hyperlink w:history="1" r:id="rIdgyxcfghaulu6aabdphcpq">
         <w:r>
           <w:rPr>
             <w:u w:val="single"/>
@@ -9423,7 +9884,7 @@
           <w:szCs w:val="26"/>
           <w:rFonts w:ascii="Calibri" w:cs="Calibri" w:eastAsia="Calibri" w:hAnsi="Calibri"/>
         </w:rPr>
-        <w:t xml:space="preserve"> — 26 octobre 2026, 10 h UTC</w:t>
+        <w:t xml:space="preserve"> — 26 octobre 2026, 13 h UTC</w:t>
       </w:r>
     </w:p>
     <w:p>
@@ -9450,7 +9911,7 @@
           <w:szCs w:val="28"/>
           <w:rFonts w:ascii="Calibri" w:cs="Calibri" w:eastAsia="Calibri" w:hAnsi="Calibri"/>
         </w:rPr>
-        <w:t xml:space="preserve">MALI : LE BILAN DE L'ATTAQUE MEURTRIÈRE DU WEEKEND DERNIER MONTE À 54 MORTS (ARMÉE)</w:t>
+        <w:t xml:space="preserve">ATTAQUE DE TRAPPES ET LA VERRIÈRE : LA QUALIFICATION DU MOBILE RACISTE AU CŒUR DU DÉBAT SÉCURITAIRE ET SOCIÉTAL</w:t>
       </w:r>
     </w:p>
     <w:p>
@@ -9466,142 +9927,7 @@
         </w:rPr>
         <w:t xml:space="preserve">▪  Source : </w:t>
       </w:r>
-      <w:hyperlink w:history="1" r:id="rIdhljbaqlivh0m6yjpdbv_p">
-        <w:r>
-          <w:rPr>
-            <w:u w:val="single"/>
-            <w:color w:val="1F6B5E"/>
-            <w:sz w:val="26"/>
-            <w:szCs w:val="26"/>
-            <w:rFonts w:ascii="Calibri" w:cs="Calibri" w:eastAsia="Calibri" w:hAnsi="Calibri"/>
-          </w:rPr>
-          <w:t xml:space="preserve">Dakar Actu</w:t>
-        </w:r>
-      </w:hyperlink>
-      <w:r>
-        <w:rPr>
-          <w:color w:val="1F2937"/>
-          <w:sz w:val="26"/>
-          <w:szCs w:val="26"/>
-          <w:rFonts w:ascii="Calibri" w:cs="Calibri" w:eastAsia="Calibri" w:hAnsi="Calibri"/>
-        </w:rPr>
-        <w:t xml:space="preserve"> — 25 octobre 2026, 4 h UTC</w:t>
-      </w:r>
-    </w:p>
-    <w:p>
-      <w:pPr>
-        <w:spacing w:before="160"/>
-        <w:ind w:left="360"/>
-      </w:pPr>
-      <w:r>
-        <w:rPr>
-          <w:color w:val="1F6B5E"/>
-          <w:sz w:val="28"/>
-          <w:szCs w:val="28"/>
-          <w:rFonts w:ascii="Calibri" w:cs="Calibri" w:eastAsia="Calibri" w:hAnsi="Calibri"/>
-        </w:rPr>
-        <w:t xml:space="preserve">❑  </w:t>
-      </w:r>
-      <w:r>
-        <w:rPr>
-          <w:b/>
-          <w:bCs/>
-          <w:u w:val="single"/>
-          <w:color w:val="1F6B5E"/>
-          <w:sz w:val="28"/>
-          <w:szCs w:val="28"/>
-          <w:rFonts w:ascii="Calibri" w:cs="Calibri" w:eastAsia="Calibri" w:hAnsi="Calibri"/>
-        </w:rPr>
-        <w:t xml:space="preserve">BENSON DIAKITÉ, ANCIENNE GRANDE VOIX DE RFI, EST MORT</w:t>
-      </w:r>
-    </w:p>
-    <w:p>
-      <w:pPr>
-        <w:ind w:left="720"/>
-      </w:pPr>
-      <w:r>
-        <w:rPr>
-          <w:color w:val="1F2937"/>
-          <w:sz w:val="26"/>
-          <w:szCs w:val="26"/>
-          <w:rFonts w:ascii="Calibri" w:cs="Calibri" w:eastAsia="Calibri" w:hAnsi="Calibri"/>
-        </w:rPr>
-        <w:t xml:space="preserve">▪  Sources : </w:t>
-      </w:r>
-      <w:hyperlink w:history="1" r:id="rId6o8-6vq1ymnv78rlifghh">
-        <w:r>
-          <w:rPr>
-            <w:u w:val="single"/>
-            <w:color w:val="1F6B5E"/>
-            <w:sz w:val="26"/>
-            <w:szCs w:val="26"/>
-            <w:rFonts w:ascii="Calibri" w:cs="Calibri" w:eastAsia="Calibri" w:hAnsi="Calibri"/>
-          </w:rPr>
-          <w:t xml:space="preserve">AllAfrica (ML) · RFI Afrique</w:t>
-        </w:r>
-      </w:hyperlink>
-      <w:r>
-        <w:rPr>
-          <w:color w:val="1F2937"/>
-          <w:sz w:val="26"/>
-          <w:szCs w:val="26"/>
-          <w:rFonts w:ascii="Calibri" w:cs="Calibri" w:eastAsia="Calibri" w:hAnsi="Calibri"/>
-        </w:rPr>
-        <w:t xml:space="preserve"> — 23 octobre 2026, 23 h UTC</w:t>
-      </w:r>
-      <w:r>
-        <w:rPr>
-          <w:b/>
-          <w:bCs/>
-          <w:color w:val="1F2937"/>
-          <w:sz w:val="26"/>
-          <w:szCs w:val="26"/>
-          <w:rFonts w:ascii="Calibri" w:cs="Calibri" w:eastAsia="Calibri" w:hAnsi="Calibri"/>
-        </w:rPr>
-        <w:t xml:space="preserve">   ·   Cotation : Confirmé</w:t>
-      </w:r>
-    </w:p>
-    <w:p>
-      <w:pPr>
-        <w:spacing w:before="160"/>
-        <w:ind w:left="360"/>
-      </w:pPr>
-      <w:r>
-        <w:rPr>
-          <w:color w:val="1F6B5E"/>
-          <w:sz w:val="28"/>
-          <w:szCs w:val="28"/>
-          <w:rFonts w:ascii="Calibri" w:cs="Calibri" w:eastAsia="Calibri" w:hAnsi="Calibri"/>
-        </w:rPr>
-        <w:t xml:space="preserve">❑  </w:t>
-      </w:r>
-      <w:r>
-        <w:rPr>
-          <w:b/>
-          <w:bCs/>
-          <w:u w:val="single"/>
-          <w:color w:val="1F6B5E"/>
-          <w:sz w:val="28"/>
-          <w:szCs w:val="28"/>
-          <w:rFonts w:ascii="Calibri" w:cs="Calibri" w:eastAsia="Calibri" w:hAnsi="Calibri"/>
-        </w:rPr>
-        <w:t xml:space="preserve">LUTTE CONTRE LE TERRORISME À KAYES : LA POLICE FRAPPE AU CŒUR DES RÉSEAUX DE SOUTIEN LOGISTIQUE DES GAT</w:t>
-      </w:r>
-    </w:p>
-    <w:p>
-      <w:pPr>
-        <w:ind w:left="720"/>
-      </w:pPr>
-      <w:r>
-        <w:rPr>
-          <w:color w:val="1F2937"/>
-          <w:sz w:val="26"/>
-          <w:szCs w:val="26"/>
-          <w:rFonts w:ascii="Calibri" w:cs="Calibri" w:eastAsia="Calibri" w:hAnsi="Calibri"/>
-        </w:rPr>
-        <w:t xml:space="preserve">▪  Source : </w:t>
-      </w:r>
-      <w:hyperlink w:history="1" r:id="rIdbg6penybmlmcdgqwunzug">
+      <w:hyperlink w:history="1" r:id="rIdl3cznvfgaeysvlhced5hw">
         <w:r>
           <w:rPr>
             <w:u w:val="single"/>
@@ -9620,7 +9946,7 @@
           <w:szCs w:val="26"/>
           <w:rFonts w:ascii="Calibri" w:cs="Calibri" w:eastAsia="Calibri" w:hAnsi="Calibri"/>
         </w:rPr>
-        <w:t xml:space="preserve"> — 23 octobre 2026, 14 h UTC</w:t>
+        <w:t xml:space="preserve"> — 26 octobre 2026, 10 h UTC</w:t>
       </w:r>
     </w:p>
     <w:p>
@@ -9844,7 +10170,7 @@
           <w:szCs w:val="22"/>
           <w:rFonts w:ascii="Calibri" w:cs="Calibri" w:eastAsia="Calibri" w:hAnsi="Calibri"/>
         </w:rPr>
-        <w:t xml:space="preserve">Indice de confiance : moyenne (incident vérifié le plus récent : 121 jours ; 2 signaux du jour)</w:t>
+        <w:t xml:space="preserve">Indice de confiance : moyenne (incident vérifié le plus récent : 122 jours ; 2 signaux du jour)</w:t>
       </w:r>
     </w:p>
     <w:tbl>
@@ -9890,7 +10216,7 @@
                 <w:szCs w:val="40"/>
                 <w:rFonts w:ascii="Arial Narrow" w:cs="Arial Narrow" w:eastAsia="Arial Narrow" w:hAnsi="Arial Narrow"/>
               </w:rPr>
-              <w:t xml:space="preserve">Tchad : le pays dément les accusations du Niger concernant une frappe de drone</w:t>
+              <w:t xml:space="preserve">Niger-Tchad, le jeu dangereux de Déby Kaka</w:t>
             </w:r>
           </w:p>
           <w:p>
@@ -9917,7 +10243,7 @@
                 <w:szCs w:val="26"/>
                 <w:rFonts w:ascii="Calibri" w:cs="Calibri" w:eastAsia="Calibri" w:hAnsi="Calibri"/>
               </w:rPr>
-              <w:t xml:space="preserve">Fait rapporté le jeudi 29 octobre 2026. Lieu : Niamey, Niger. Actualité politique. Repris par 11 médias distincts (France 24, 24heureinfo.com, AllAfrica (NE), Maliactu, RFI Afrique, Malijet, ANP — Agence Nigérienne Presse, Journal du Tchad, Tchadinfos, Africanews — Chaine panafricaine, Africanews) : le fait est recoupé.</w:t>
+              <w:t xml:space="preserve">Fait rapporté le vendredi 30 octobre 2026. Lieu : Niger. Actualité sécuritaire. Une seule source à ce stade (Tamtaminfo) : à confirmer par un second média.</w:t>
             </w:r>
           </w:p>
           <w:p>
@@ -9949,7 +10275,7 @@
                 <w:szCs w:val="26"/>
                 <w:rFonts w:ascii="Calibri" w:cs="Calibri" w:eastAsia="Calibri" w:hAnsi="Calibri"/>
               </w:rPr>
-              <w:t xml:space="preserve">France 24 : </w:t>
+              <w:t xml:space="preserve">Tamtaminfo : </w:t>
             </w:r>
             <w:r>
               <w:rPr>
@@ -9960,12 +10286,39 @@
                 <w:szCs w:val="26"/>
                 <w:rFonts w:ascii="Calibri" w:cs="Calibri" w:eastAsia="Calibri" w:hAnsi="Calibri"/>
               </w:rPr>
-              <w:t xml:space="preserve">« Le Niger estime que son voisin, le Tchad, est responsable de la mort de deux civils sur son territoire, suite à une frappe de drone survenue le 24 octobre dernier. Le Tchad dément lui tout implication. La junte accuse également la France d'être impliquée. Les précisions de Harold Girard, correspondant France 24 à Njdaména. »</w:t>
-            </w:r>
-          </w:p>
-          <w:p>
-            <w:pPr>
-              <w:spacing w:after="60"/>
+              <w:t xml:space="preserve">« Les tensions entre le Niger et le Tchad viennent de franchir un seuil préoccupant. L’accusation d’une frappe de drone sur le territoire nigérien, le démenti catégorique de N’Djamena et les soupçons antérieurs de déstabilisation politique menacent les relations entre deux pays dont la coopération demeure essentielle à la sécurité du Sahel. Une question s’impose. »</w:t>
+            </w:r>
+          </w:p>
+          <w:p>
+            <w:pPr>
+              <w:spacing w:before="120" w:after="20"/>
+            </w:pPr>
+            <w:r>
+              <w:rPr>
+                <w:b/>
+                <w:bCs/>
+                <w:color w:val="1F6B5E"/>
+                <w:sz w:val="28"/>
+                <w:szCs w:val="28"/>
+                <w:rFonts w:ascii="Calibri" w:cs="Calibri" w:eastAsia="Calibri" w:hAnsi="Calibri"/>
+              </w:rPr>
+              <w:t xml:space="preserve">Enjeux sûreté</w:t>
+            </w:r>
+          </w:p>
+          <w:p>
+            <w:r>
+              <w:rPr>
+                <w:color w:val="1F2937"/>
+                <w:sz w:val="26"/>
+                <w:szCs w:val="26"/>
+                <w:rFonts w:ascii="Calibri" w:cs="Calibri" w:eastAsia="Calibri" w:hAnsi="Calibri"/>
+              </w:rPr>
+              <w:t xml:space="preserve">Menace armée sur les axes et localités de la zone : réévaluer les déplacements terrestres (horaires, convois, itinéraires de repli) et les consignes des sites et des personnels présents à proximité.</w:t>
+            </w:r>
+          </w:p>
+          <w:p>
+            <w:pPr>
+              <w:spacing w:before="120"/>
             </w:pPr>
             <w:r>
               <w:rPr>
@@ -9976,71 +10329,17 @@
                 <w:szCs w:val="26"/>
                 <w:rFonts w:ascii="Calibri" w:cs="Calibri" w:eastAsia="Calibri" w:hAnsi="Calibri"/>
               </w:rPr>
-              <w:t xml:space="preserve">24heureinfo.com : </w:t>
-            </w:r>
-            <w:r>
-              <w:rPr>
-                <w:i/>
-                <w:iCs/>
+              <w:t xml:space="preserve">Source : </w:t>
+            </w:r>
+            <w:r>
+              <w:rPr>
                 <w:color w:val="1F2937"/>
                 <w:sz w:val="26"/>
                 <w:szCs w:val="26"/>
                 <w:rFonts w:ascii="Calibri" w:cs="Calibri" w:eastAsia="Calibri" w:hAnsi="Calibri"/>
               </w:rPr>
-              <w:t xml:space="preserve">« Le Niger accuse le Tchad et la France après une frappe de drone meurtrière ayant tué des civils. Découvrez les détails. L’article Niger : Niamey accuse le Tchad et la France après une frappe de drone meurtrière est apparu en premier sur 24 Heure Info | Actualité au Togo et dans le monde. »</w:t>
-            </w:r>
-          </w:p>
-          <w:p>
-            <w:pPr>
-              <w:spacing w:before="120" w:after="20"/>
-            </w:pPr>
-            <w:r>
-              <w:rPr>
-                <w:b/>
-                <w:bCs/>
-                <w:color w:val="1F6B5E"/>
-                <w:sz w:val="28"/>
-                <w:szCs w:val="28"/>
-                <w:rFonts w:ascii="Calibri" w:cs="Calibri" w:eastAsia="Calibri" w:hAnsi="Calibri"/>
-              </w:rPr>
-              <w:t xml:space="preserve">Enjeux sûreté</w:t>
-            </w:r>
-          </w:p>
-          <w:p>
-            <w:r>
-              <w:rPr>
-                <w:color w:val="1F2937"/>
-                <w:sz w:val="26"/>
-                <w:szCs w:val="26"/>
-                <w:rFonts w:ascii="Calibri" w:cs="Calibri" w:eastAsia="Calibri" w:hAnsi="Calibri"/>
-              </w:rPr>
-              <w:t xml:space="preserve">Menace armée sur les axes et localités de la zone : réévaluer les déplacements terrestres (horaires, convois, itinéraires de repli) et les consignes des sites et des personnels présents à proximité.</w:t>
-            </w:r>
-          </w:p>
-          <w:p>
-            <w:pPr>
-              <w:spacing w:before="120"/>
-            </w:pPr>
-            <w:r>
-              <w:rPr>
-                <w:b/>
-                <w:bCs/>
-                <w:color w:val="1F2937"/>
-                <w:sz w:val="26"/>
-                <w:szCs w:val="26"/>
-                <w:rFonts w:ascii="Calibri" w:cs="Calibri" w:eastAsia="Calibri" w:hAnsi="Calibri"/>
-              </w:rPr>
-              <w:t xml:space="preserve">Sources : </w:t>
-            </w:r>
-            <w:r>
-              <w:rPr>
-                <w:color w:val="1F2937"/>
-                <w:sz w:val="26"/>
-                <w:szCs w:val="26"/>
-                <w:rFonts w:ascii="Calibri" w:cs="Calibri" w:eastAsia="Calibri" w:hAnsi="Calibri"/>
-              </w:rPr>
-            </w:r>
-            <w:hyperlink w:history="1" r:id="rIdgr90rb_lfgnb22ib-mzqq">
+            </w:r>
+            <w:hyperlink w:history="1" r:id="rIdexzdekz3t0s8kyrs8ut5b">
               <w:r>
                 <w:rPr>
                   <w:u w:val="single"/>
@@ -10049,7 +10348,7 @@
                   <w:szCs w:val="26"/>
                   <w:rFonts w:ascii="Calibri" w:cs="Calibri" w:eastAsia="Calibri" w:hAnsi="Calibri"/>
                 </w:rPr>
-                <w:t xml:space="preserve">France 24</w:t>
+                <w:t xml:space="preserve">Tamtaminfo</w:t>
               </w:r>
             </w:hyperlink>
             <w:r>
@@ -10059,70 +10358,7 @@
                 <w:szCs w:val="26"/>
                 <w:rFonts w:ascii="Calibri" w:cs="Calibri" w:eastAsia="Calibri" w:hAnsi="Calibri"/>
               </w:rPr>
-              <w:t xml:space="preserve"> · </w:t>
-            </w:r>
-            <w:hyperlink w:history="1" r:id="rId9ag8r-w2hfvjvovqnmt0e">
-              <w:r>
-                <w:rPr>
-                  <w:u w:val="single"/>
-                  <w:color w:val="1F6B5E"/>
-                  <w:sz w:val="26"/>
-                  <w:szCs w:val="26"/>
-                  <w:rFonts w:ascii="Calibri" w:cs="Calibri" w:eastAsia="Calibri" w:hAnsi="Calibri"/>
-                </w:rPr>
-                <w:t xml:space="preserve">24heureinfo.com</w:t>
-              </w:r>
-            </w:hyperlink>
-            <w:r>
-              <w:rPr>
-                <w:color w:val="1F2937"/>
-                <w:sz w:val="26"/>
-                <w:szCs w:val="26"/>
-                <w:rFonts w:ascii="Calibri" w:cs="Calibri" w:eastAsia="Calibri" w:hAnsi="Calibri"/>
-              </w:rPr>
-              <w:t xml:space="preserve"> · </w:t>
-            </w:r>
-            <w:hyperlink w:history="1" r:id="rId0orrw00u-y8djg1_lktsl">
-              <w:r>
-                <w:rPr>
-                  <w:u w:val="single"/>
-                  <w:color w:val="1F6B5E"/>
-                  <w:sz w:val="26"/>
-                  <w:szCs w:val="26"/>
-                  <w:rFonts w:ascii="Calibri" w:cs="Calibri" w:eastAsia="Calibri" w:hAnsi="Calibri"/>
-                </w:rPr>
-                <w:t xml:space="preserve">AllAfrica (NE)</w:t>
-              </w:r>
-            </w:hyperlink>
-            <w:r>
-              <w:rPr>
-                <w:color w:val="1F2937"/>
-                <w:sz w:val="26"/>
-                <w:szCs w:val="26"/>
-                <w:rFonts w:ascii="Calibri" w:cs="Calibri" w:eastAsia="Calibri" w:hAnsi="Calibri"/>
-              </w:rPr>
-              <w:t xml:space="preserve"> · </w:t>
-            </w:r>
-            <w:hyperlink w:history="1" r:id="rIdsi3v2nf5hw2p3kwvovpma">
-              <w:r>
-                <w:rPr>
-                  <w:u w:val="single"/>
-                  <w:color w:val="1F6B5E"/>
-                  <w:sz w:val="26"/>
-                  <w:szCs w:val="26"/>
-                  <w:rFonts w:ascii="Calibri" w:cs="Calibri" w:eastAsia="Calibri" w:hAnsi="Calibri"/>
-                </w:rPr>
-                <w:t xml:space="preserve">Maliactu</w:t>
-              </w:r>
-            </w:hyperlink>
-            <w:r>
-              <w:rPr>
-                <w:color w:val="1F2937"/>
-                <w:sz w:val="26"/>
-                <w:szCs w:val="26"/>
-                <w:rFonts w:ascii="Calibri" w:cs="Calibri" w:eastAsia="Calibri" w:hAnsi="Calibri"/>
-              </w:rPr>
-              <w:t xml:space="preserve"> · RFI Afrique · Malijet · ANP — Agence Nigérienne Presse · Journal du Tchad · Tchadinfos · Africanews — Chaine panafricaine · Africanews — 29 octobre 2026, 16 h UTC</w:t>
+              <w:t xml:space="preserve"> — 30 octobre 2026, 5 h UTC</w:t>
             </w:r>
             <w:r>
               <w:rPr>
@@ -10133,7 +10369,7 @@
                 <w:szCs w:val="26"/>
                 <w:rFonts w:ascii="Calibri" w:cs="Calibri" w:eastAsia="Calibri" w:hAnsi="Calibri"/>
               </w:rPr>
-              <w:t xml:space="preserve">   ·   Cotation : Confirmé</w:t>
+              <w:t xml:space="preserve">   ·   Cotation : Non confirmé</w:t>
             </w:r>
           </w:p>
         </w:tc>
@@ -10155,7 +10391,7 @@
             <w:r>
               <w:drawing>
                 <wp:inline distT="0" distB="0" distL="0" distR="0">
-                  <wp:extent cx="3810000" cy="2143125"/>
+                  <wp:extent cx="3429000" cy="2857500"/>
                   <wp:effectExtent t="0" r="0" b="0" l="0"/>
                   <wp:docPr id="1" name="" descr="" title=""/>
                   <wp:cNvGraphicFramePr>
@@ -10171,7 +10407,7 @@
                           </pic:cNvPicPr>
                         </pic:nvPicPr>
                         <pic:blipFill>
-                          <a:blip r:embed="rId13" cstate="none"/>
+                          <a:blip r:embed="rId14" cstate="none"/>
                           <a:srcRect/>
                           <a:stretch>
                             <a:fillRect/>
@@ -10180,7 +10416,7 @@
                         <pic:spPr bwMode="auto">
                           <a:xfrm>
                             <a:off x="0" y="0"/>
-                            <a:ext cx="3810000" cy="2143125"/>
+                            <a:ext cx="3429000" cy="2857500"/>
                           </a:xfrm>
                           <a:prstGeom prst="rect">
                             <a:avLst/>
@@ -10197,7 +10433,7 @@
             <w:pPr>
               <w:jc w:val="right"/>
             </w:pPr>
-            <w:hyperlink w:history="1" r:id="rIdqsuln8z8g54xkzr2mhxj3">
+            <w:hyperlink w:history="1" r:id="rIdnwrmqa4b_84esmegblwbf">
               <w:r>
                 <w:rPr>
                   <w:u w:val="single"/>
@@ -10206,7 +10442,7 @@
                   <w:szCs w:val="16"/>
                   <w:rFonts w:ascii="Calibri" w:cs="Calibri" w:eastAsia="Calibri" w:hAnsi="Calibri"/>
                 </w:rPr>
-                <w:t xml:space="preserve">Photo : © france24.com</w:t>
+                <w:t xml:space="preserve">Photo : © tamtaminfo.com</w:t>
               </w:r>
             </w:hyperlink>
           </w:p>
@@ -10445,6 +10681,79 @@
           <w:szCs w:val="28"/>
           <w:rFonts w:ascii="Calibri" w:cs="Calibri" w:eastAsia="Calibri" w:hAnsi="Calibri"/>
         </w:rPr>
+        <w:t xml:space="preserve">TCHAD : LE PAYS DÉMENT LES ACCUSATIONS DU NIGER CONCERNANT UNE FRAPPE DE DRONE</w:t>
+      </w:r>
+    </w:p>
+    <w:p>
+      <w:pPr>
+        <w:ind w:left="720"/>
+      </w:pPr>
+      <w:r>
+        <w:rPr>
+          <w:color w:val="1F2937"/>
+          <w:sz w:val="26"/>
+          <w:szCs w:val="26"/>
+          <w:rFonts w:ascii="Calibri" w:cs="Calibri" w:eastAsia="Calibri" w:hAnsi="Calibri"/>
+        </w:rPr>
+        <w:t xml:space="preserve">▪  Sources : </w:t>
+      </w:r>
+      <w:hyperlink w:history="1" r:id="rIdmfekqwrzfzj37vyuohjb0">
+        <w:r>
+          <w:rPr>
+            <w:u w:val="single"/>
+            <w:color w:val="1F6B5E"/>
+            <w:sz w:val="26"/>
+            <w:szCs w:val="26"/>
+            <w:rFonts w:ascii="Calibri" w:cs="Calibri" w:eastAsia="Calibri" w:hAnsi="Calibri"/>
+          </w:rPr>
+          <w:t xml:space="preserve">France 24 · 24heureinfo.com · AllAfrica (NE) · Maliactu · RFI Afrique · Malijet · ANP — Agence Nigérienne Presse · Journal du Tchad · Tchadinfos · Africanews — Chaine panafricaine · Africanews</w:t>
+        </w:r>
+      </w:hyperlink>
+      <w:r>
+        <w:rPr>
+          <w:color w:val="1F2937"/>
+          <w:sz w:val="26"/>
+          <w:szCs w:val="26"/>
+          <w:rFonts w:ascii="Calibri" w:cs="Calibri" w:eastAsia="Calibri" w:hAnsi="Calibri"/>
+        </w:rPr>
+        <w:t xml:space="preserve"> — 29 octobre 2026, 16 h UTC</w:t>
+      </w:r>
+      <w:r>
+        <w:rPr>
+          <w:b/>
+          <w:bCs/>
+          <w:color w:val="1F2937"/>
+          <w:sz w:val="26"/>
+          <w:szCs w:val="26"/>
+          <w:rFonts w:ascii="Calibri" w:cs="Calibri" w:eastAsia="Calibri" w:hAnsi="Calibri"/>
+        </w:rPr>
+        <w:t xml:space="preserve">   ·   Cotation : Confirmé</w:t>
+      </w:r>
+    </w:p>
+    <w:p>
+      <w:pPr>
+        <w:spacing w:before="160"/>
+        <w:ind w:left="360"/>
+      </w:pPr>
+      <w:r>
+        <w:rPr>
+          <w:color w:val="1F6B5E"/>
+          <w:sz w:val="28"/>
+          <w:szCs w:val="28"/>
+          <w:rFonts w:ascii="Calibri" w:cs="Calibri" w:eastAsia="Calibri" w:hAnsi="Calibri"/>
+        </w:rPr>
+        <w:t xml:space="preserve">❑  </w:t>
+      </w:r>
+      <w:r>
+        <w:rPr>
+          <w:b/>
+          <w:bCs/>
+          <w:u w:val="single"/>
+          <w:color w:val="1F6B5E"/>
+          <w:sz w:val="28"/>
+          <w:szCs w:val="28"/>
+          <w:rFonts w:ascii="Calibri" w:cs="Calibri" w:eastAsia="Calibri" w:hAnsi="Calibri"/>
+        </w:rPr>
         <w:t xml:space="preserve">TENSIONS AU SAHEL : N’DJAMENA DÉMENT CATÉGORIQUEMENT TOUTE IMPLICATION DANS UNE FRAPPE AU NIGER</w:t>
       </w:r>
     </w:p>
@@ -10461,7 +10770,7 @@
         </w:rPr>
         <w:t xml:space="preserve">▪  Sources : </w:t>
       </w:r>
-      <w:hyperlink w:history="1" r:id="rIdushtxl-zmmc9a87g8wljt">
+      <w:hyperlink w:history="1" r:id="rIdioohausirvzi81bthpyib">
         <w:r>
           <w:rPr>
             <w:u w:val="single"/>
@@ -10534,7 +10843,7 @@
         </w:rPr>
         <w:t xml:space="preserve">▪  Source : </w:t>
       </w:r>
-      <w:hyperlink w:history="1" r:id="rIdrvxraatf-bn7mqivz-goe">
+      <w:hyperlink w:history="1" r:id="rIdmjzkjmlaowthg57s7hryq">
         <w:r>
           <w:rPr>
             <w:u w:val="single"/>
@@ -10607,7 +10916,7 @@
         </w:rPr>
         <w:t xml:space="preserve">▪  Source : </w:t>
       </w:r>
-      <w:hyperlink w:history="1" r:id="rIdq4qmyk-c8xob-erfed9ch">
+      <w:hyperlink w:history="1" r:id="rId1nojpxt2qyz9_al6cotez">
         <w:r>
           <w:rPr>
             <w:u w:val="single"/>
@@ -10680,7 +10989,7 @@
         </w:rPr>
         <w:t xml:space="preserve">▪  Source : </w:t>
       </w:r>
-      <w:hyperlink w:history="1" r:id="rIdxlnpgb4uhme-s_ngxrzo7">
+      <w:hyperlink w:history="1" r:id="rIdaqn5aq_wkwp643o7qbf3r">
         <w:r>
           <w:rPr>
             <w:u w:val="single"/>
@@ -10711,79 +11020,6 @@
           <w:rFonts w:ascii="Calibri" w:cs="Calibri" w:eastAsia="Calibri" w:hAnsi="Calibri"/>
         </w:rPr>
         <w:t xml:space="preserve">   ·   Cotation : Probable</w:t>
-      </w:r>
-    </w:p>
-    <w:p>
-      <w:pPr>
-        <w:spacing w:before="160"/>
-        <w:ind w:left="360"/>
-      </w:pPr>
-      <w:r>
-        <w:rPr>
-          <w:color w:val="1F6B5E"/>
-          <w:sz w:val="28"/>
-          <w:szCs w:val="28"/>
-          <w:rFonts w:ascii="Calibri" w:cs="Calibri" w:eastAsia="Calibri" w:hAnsi="Calibri"/>
-        </w:rPr>
-        <w:t xml:space="preserve">❑  </w:t>
-      </w:r>
-      <w:r>
-        <w:rPr>
-          <w:b/>
-          <w:bCs/>
-          <w:u w:val="single"/>
-          <w:color w:val="1F6B5E"/>
-          <w:sz w:val="28"/>
-          <w:szCs w:val="28"/>
-          <w:rFonts w:ascii="Calibri" w:cs="Calibri" w:eastAsia="Calibri" w:hAnsi="Calibri"/>
-        </w:rPr>
-        <w:t xml:space="preserve">LE PAYS DÉNONCE UNE ATTAQUE DE DRONE DU TCHAD AVEC «L'APPUI DE LA FRANCE»</w:t>
-      </w:r>
-    </w:p>
-    <w:p>
-      <w:pPr>
-        <w:ind w:left="720"/>
-      </w:pPr>
-      <w:r>
-        <w:rPr>
-          <w:color w:val="1F2937"/>
-          <w:sz w:val="26"/>
-          <w:szCs w:val="26"/>
-          <w:rFonts w:ascii="Calibri" w:cs="Calibri" w:eastAsia="Calibri" w:hAnsi="Calibri"/>
-        </w:rPr>
-        <w:t xml:space="preserve">▪  Sources : </w:t>
-      </w:r>
-      <w:hyperlink w:history="1" r:id="rIdhg9f6fvwqx8sjl3-2wkar">
-        <w:r>
-          <w:rPr>
-            <w:u w:val="single"/>
-            <w:color w:val="1F6B5E"/>
-            <w:sz w:val="26"/>
-            <w:szCs w:val="26"/>
-            <w:rFonts w:ascii="Calibri" w:cs="Calibri" w:eastAsia="Calibri" w:hAnsi="Calibri"/>
-          </w:rPr>
-          <w:t xml:space="preserve">AllAfrica (NE) · RFI Afrique</w:t>
-        </w:r>
-      </w:hyperlink>
-      <w:r>
-        <w:rPr>
-          <w:color w:val="1F2937"/>
-          <w:sz w:val="26"/>
-          <w:szCs w:val="26"/>
-          <w:rFonts w:ascii="Calibri" w:cs="Calibri" w:eastAsia="Calibri" w:hAnsi="Calibri"/>
-        </w:rPr>
-        <w:t xml:space="preserve"> — 27 octobre 2026, 9 h UTC</w:t>
-      </w:r>
-      <w:r>
-        <w:rPr>
-          <w:b/>
-          <w:bCs/>
-          <w:color w:val="1F2937"/>
-          <w:sz w:val="26"/>
-          <w:szCs w:val="26"/>
-          <w:rFonts w:ascii="Calibri" w:cs="Calibri" w:eastAsia="Calibri" w:hAnsi="Calibri"/>
-        </w:rPr>
-        <w:t xml:space="preserve">   ·   Cotation : Confirmé</w:t>
       </w:r>
     </w:p>
     <w:p>
@@ -11018,6 +11254,79 @@
           <w:szCs w:val="28"/>
           <w:rFonts w:ascii="Calibri" w:cs="Calibri" w:eastAsia="Calibri" w:hAnsi="Calibri"/>
         </w:rPr>
+        <w:t xml:space="preserve">LE PAYS DÉNONCE UNE ATTAQUE DE DRONE DU TCHAD AVEC «L'APPUI DE LA FRANCE»</w:t>
+      </w:r>
+    </w:p>
+    <w:p>
+      <w:pPr>
+        <w:ind w:left="720"/>
+      </w:pPr>
+      <w:r>
+        <w:rPr>
+          <w:color w:val="1F2937"/>
+          <w:sz w:val="26"/>
+          <w:szCs w:val="26"/>
+          <w:rFonts w:ascii="Calibri" w:cs="Calibri" w:eastAsia="Calibri" w:hAnsi="Calibri"/>
+        </w:rPr>
+        <w:t xml:space="preserve">▪  Sources : </w:t>
+      </w:r>
+      <w:hyperlink w:history="1" r:id="rId3btnziml9fzccuzwxyfr7">
+        <w:r>
+          <w:rPr>
+            <w:u w:val="single"/>
+            <w:color w:val="1F6B5E"/>
+            <w:sz w:val="26"/>
+            <w:szCs w:val="26"/>
+            <w:rFonts w:ascii="Calibri" w:cs="Calibri" w:eastAsia="Calibri" w:hAnsi="Calibri"/>
+          </w:rPr>
+          <w:t xml:space="preserve">AllAfrica (NE) · RFI Afrique</w:t>
+        </w:r>
+      </w:hyperlink>
+      <w:r>
+        <w:rPr>
+          <w:color w:val="1F2937"/>
+          <w:sz w:val="26"/>
+          <w:szCs w:val="26"/>
+          <w:rFonts w:ascii="Calibri" w:cs="Calibri" w:eastAsia="Calibri" w:hAnsi="Calibri"/>
+        </w:rPr>
+        <w:t xml:space="preserve"> — 27 octobre 2026, 9 h UTC</w:t>
+      </w:r>
+      <w:r>
+        <w:rPr>
+          <w:b/>
+          <w:bCs/>
+          <w:color w:val="1F2937"/>
+          <w:sz w:val="26"/>
+          <w:szCs w:val="26"/>
+          <w:rFonts w:ascii="Calibri" w:cs="Calibri" w:eastAsia="Calibri" w:hAnsi="Calibri"/>
+        </w:rPr>
+        <w:t xml:space="preserve">   ·   Cotation : Confirmé</w:t>
+      </w:r>
+    </w:p>
+    <w:p>
+      <w:pPr>
+        <w:spacing w:before="160"/>
+        <w:ind w:left="360"/>
+      </w:pPr>
+      <w:r>
+        <w:rPr>
+          <w:color w:val="1F6B5E"/>
+          <w:sz w:val="28"/>
+          <w:szCs w:val="28"/>
+          <w:rFonts w:ascii="Calibri" w:cs="Calibri" w:eastAsia="Calibri" w:hAnsi="Calibri"/>
+        </w:rPr>
+        <w:t xml:space="preserve">❑  </w:t>
+      </w:r>
+      <w:r>
+        <w:rPr>
+          <w:b/>
+          <w:bCs/>
+          <w:u w:val="single"/>
+          <w:color w:val="1F6B5E"/>
+          <w:sz w:val="28"/>
+          <w:szCs w:val="28"/>
+          <w:rFonts w:ascii="Calibri" w:cs="Calibri" w:eastAsia="Calibri" w:hAnsi="Calibri"/>
+        </w:rPr>
         <w:t xml:space="preserve">LANCEMENT OFFICIEL DE LA CARAVANE DE SENSIBILISATION ET DE FORMATION SUR LES BONNES PRATIQUES DE GREFFES ET PARQUETS ET L’ÉTABLISSEMENT DES PIÈCES D’EXÉCUTION</w:t>
       </w:r>
     </w:p>
@@ -11034,7 +11343,7 @@
         </w:rPr>
         <w:t xml:space="preserve">▪  Source : </w:t>
       </w:r>
-      <w:hyperlink w:history="1" r:id="rIdegtw8evwgedigbhjkhkeo">
+      <w:hyperlink w:history="1" r:id="rIde06chifb3zf2t7gbvvldh">
         <w:r>
           <w:rPr>
             <w:u w:val="single"/>
@@ -11096,7 +11405,7 @@
         </w:rPr>
         <w:t xml:space="preserve">▪  Source : </w:t>
       </w:r>
-      <w:hyperlink w:history="1" r:id="rIdqk_c42-g7zjukxkcqzoun">
+      <w:hyperlink w:history="1" r:id="rIdq5g8ov-ragsswfto1thf7">
         <w:r>
           <w:rPr>
             <w:u w:val="single"/>
@@ -11169,7 +11478,7 @@
         </w:rPr>
         <w:t xml:space="preserve">▪  Source : </w:t>
       </w:r>
-      <w:hyperlink w:history="1" r:id="rIdogb4c0on2z5zrlbadtqri">
+      <w:hyperlink w:history="1" r:id="rId15x7lwwttsrtlfd6l5w86">
         <w:r>
           <w:rPr>
             <w:u w:val="single"/>
@@ -11200,79 +11509,6 @@
           <w:rFonts w:ascii="Calibri" w:cs="Calibri" w:eastAsia="Calibri" w:hAnsi="Calibri"/>
         </w:rPr>
         <w:t xml:space="preserve">   ·   Cotation : Probable</w:t>
-      </w:r>
-    </w:p>
-    <w:p>
-      <w:pPr>
-        <w:spacing w:before="160"/>
-        <w:ind w:left="360"/>
-      </w:pPr>
-      <w:r>
-        <w:rPr>
-          <w:color w:val="1F6B5E"/>
-          <w:sz w:val="28"/>
-          <w:szCs w:val="28"/>
-          <w:rFonts w:ascii="Calibri" w:cs="Calibri" w:eastAsia="Calibri" w:hAnsi="Calibri"/>
-        </w:rPr>
-        <w:t xml:space="preserve">❑  </w:t>
-      </w:r>
-      <w:r>
-        <w:rPr>
-          <w:b/>
-          <w:bCs/>
-          <w:u w:val="single"/>
-          <w:color w:val="1F6B5E"/>
-          <w:sz w:val="28"/>
-          <w:szCs w:val="28"/>
-          <w:rFonts w:ascii="Calibri" w:cs="Calibri" w:eastAsia="Calibri" w:hAnsi="Calibri"/>
-        </w:rPr>
-        <w:t xml:space="preserve">L’HONORABLE MAHAMANE BACHIR HAROUNA HAMBALI, CHEF DE CANTON DE DIOUNDIOU : « LA SOUVERAINETÉ ALIMENTAIRE DOIT DEVENIR UNE AMBITION PARTAGÉE PAR TOUS LES NIGÉRIENS »</w:t>
-      </w:r>
-    </w:p>
-    <w:p>
-      <w:pPr>
-        <w:ind w:left="720"/>
-      </w:pPr>
-      <w:r>
-        <w:rPr>
-          <w:color w:val="1F2937"/>
-          <w:sz w:val="26"/>
-          <w:szCs w:val="26"/>
-          <w:rFonts w:ascii="Calibri" w:cs="Calibri" w:eastAsia="Calibri" w:hAnsi="Calibri"/>
-        </w:rPr>
-        <w:t xml:space="preserve">▪  Source : </w:t>
-      </w:r>
-      <w:hyperlink w:history="1" r:id="rIdyiksdgzx6qtqjyzk0g4qs">
-        <w:r>
-          <w:rPr>
-            <w:u w:val="single"/>
-            <w:color w:val="1F6B5E"/>
-            <w:sz w:val="26"/>
-            <w:szCs w:val="26"/>
-            <w:rFonts w:ascii="Calibri" w:cs="Calibri" w:eastAsia="Calibri" w:hAnsi="Calibri"/>
-          </w:rPr>
-          <w:t xml:space="preserve">Le Sahel</w:t>
-        </w:r>
-      </w:hyperlink>
-      <w:r>
-        <w:rPr>
-          <w:color w:val="1F2937"/>
-          <w:sz w:val="26"/>
-          <w:szCs w:val="26"/>
-          <w:rFonts w:ascii="Calibri" w:cs="Calibri" w:eastAsia="Calibri" w:hAnsi="Calibri"/>
-        </w:rPr>
-        <w:t xml:space="preserve"> — 29 octobre 2026, 8 h UTC</w:t>
-      </w:r>
-      <w:r>
-        <w:rPr>
-          <w:b/>
-          <w:bCs/>
-          <w:color w:val="1F2937"/>
-          <w:sz w:val="26"/>
-          <w:szCs w:val="26"/>
-          <w:rFonts w:ascii="Calibri" w:cs="Calibri" w:eastAsia="Calibri" w:hAnsi="Calibri"/>
-        </w:rPr>
-        <w:t xml:space="preserve">   ·   Cotation : Non confirmé</w:t>
       </w:r>
     </w:p>
     <w:p>
@@ -11496,7 +11732,7 @@
           <w:szCs w:val="22"/>
           <w:rFonts w:ascii="Calibri" w:cs="Calibri" w:eastAsia="Calibri" w:hAnsi="Calibri"/>
         </w:rPr>
-        <w:t xml:space="preserve">Indice de confiance : faible (incident vérifié le plus récent : 123 jours ; aucun signal du jour)</w:t>
+        <w:t xml:space="preserve">Indice de confiance : faible (incident vérifié le plus récent : 124 jours ; aucun signal du jour)</w:t>
       </w:r>
     </w:p>
     <w:tbl>
@@ -11542,7 +11778,7 @@
                 <w:szCs w:val="40"/>
                 <w:rFonts w:ascii="Arial Narrow" w:cs="Arial Narrow" w:eastAsia="Arial Narrow" w:hAnsi="Arial Narrow"/>
               </w:rPr>
-              <w:t xml:space="preserve">Ghana : une jeune femme meurt après l’explosion d’un sex-toy</w:t>
+              <w:t xml:space="preserve">Un appel au soutien et à la solidarité avec les ministres de la région de la Volta au milieu des attaques incessantes de la centrale nucléaire</w:t>
             </w:r>
           </w:p>
           <w:p>
@@ -11569,7 +11805,7 @@
                 <w:szCs w:val="26"/>
                 <w:rFonts w:ascii="Calibri" w:cs="Calibri" w:eastAsia="Calibri" w:hAnsi="Calibri"/>
               </w:rPr>
-              <w:t xml:space="preserve">Fait rapporté le mercredi 28 octobre 2026. Lieu : Accra, Ghana. Actualité politique. Une seule source à ce stade (Icilome) : à confirmer par un second média.</w:t>
+              <w:t xml:space="preserve">Fait rapporté le vendredi 30 octobre 2026. Lieu : Ghana. Actualité sécuritaire. Une seule source à ce stade (JoyOnline) : à confirmer par un second média.</w:t>
             </w:r>
           </w:p>
           <w:p>
@@ -11601,7 +11837,7 @@
                 <w:szCs w:val="26"/>
                 <w:rFonts w:ascii="Calibri" w:cs="Calibri" w:eastAsia="Calibri" w:hAnsi="Calibri"/>
               </w:rPr>
-              <w:t xml:space="preserve">Icilome : </w:t>
+              <w:t xml:space="preserve">JoyOnline : </w:t>
             </w:r>
             <w:r>
               <w:rPr>
@@ -11612,7 +11848,7 @@
                 <w:szCs w:val="26"/>
                 <w:rFonts w:ascii="Calibri" w:cs="Calibri" w:eastAsia="Calibri" w:hAnsi="Calibri"/>
               </w:rPr>
-              <w:t xml:space="preserve">« À Accra, au Ghana, une jeune femme de 23 ans serait décédée deux jours après l’explosion présumée d’un sex-toy électrique qu’elle utilisait. The post Ghana : une jeune femme meurt après l’explosion d’un sex-toy appeared first on Icilome. »</w:t>
+              <w:t xml:space="preserve">« The incessant attacks on Ministers from the Volta Region by the New Patriotic Party (NPP) and sections of the media perceived as sympathetic to it are increasingly worrying. »</w:t>
             </w:r>
           </w:p>
           <w:p>
@@ -11639,7 +11875,7 @@
                 <w:szCs w:val="26"/>
                 <w:rFonts w:ascii="Calibri" w:cs="Calibri" w:eastAsia="Calibri" w:hAnsi="Calibri"/>
               </w:rPr>
-              <w:t xml:space="preserve">Risque accidentel ou technique : rappeler les consignes de sécurité routière et incendie, vérifier l'exposition des sites et des prestataires.</w:t>
+              <w:t xml:space="preserve">Menace armée sur les axes et localités de la zone : réévaluer les déplacements terrestres (horaires, convois, itinéraires de repli) et les consignes des sites et des personnels présents à proximité.</w:t>
             </w:r>
           </w:p>
           <w:p>
@@ -11665,7 +11901,7 @@
                 <w:rFonts w:ascii="Calibri" w:cs="Calibri" w:eastAsia="Calibri" w:hAnsi="Calibri"/>
               </w:rPr>
             </w:r>
-            <w:hyperlink w:history="1" r:id="rIdotzk4tev_u6ipo_oa1goe">
+            <w:hyperlink w:history="1" r:id="rIdznkcwpmzgcrsxk08rblfu">
               <w:r>
                 <w:rPr>
                   <w:u w:val="single"/>
@@ -11674,7 +11910,7 @@
                   <w:szCs w:val="26"/>
                   <w:rFonts w:ascii="Calibri" w:cs="Calibri" w:eastAsia="Calibri" w:hAnsi="Calibri"/>
                 </w:rPr>
-                <w:t xml:space="preserve">Icilome</w:t>
+                <w:t xml:space="preserve">JoyOnline</w:t>
               </w:r>
             </w:hyperlink>
             <w:r>
@@ -11684,7 +11920,7 @@
                 <w:szCs w:val="26"/>
                 <w:rFonts w:ascii="Calibri" w:cs="Calibri" w:eastAsia="Calibri" w:hAnsi="Calibri"/>
               </w:rPr>
-              <w:t xml:space="preserve"> — 28 octobre 2026, 10 h UTC</w:t>
+              <w:t xml:space="preserve"> — 30 octobre 2026, 11 h UTC</w:t>
             </w:r>
             <w:r>
               <w:rPr>
@@ -11695,7 +11931,7 @@
                 <w:szCs w:val="26"/>
                 <w:rFonts w:ascii="Calibri" w:cs="Calibri" w:eastAsia="Calibri" w:hAnsi="Calibri"/>
               </w:rPr>
-              <w:t xml:space="preserve">   ·   Cotation : Non confirmé</w:t>
+              <w:t xml:space="preserve">   ·   Cotation : Probable</w:t>
             </w:r>
           </w:p>
         </w:tc>
@@ -11717,7 +11953,7 @@
             <w:r>
               <w:drawing>
                 <wp:inline distT="0" distB="0" distL="0" distR="0">
-                  <wp:extent cx="3810000" cy="2190750"/>
+                  <wp:extent cx="3810000" cy="2705100"/>
                   <wp:effectExtent t="0" r="0" b="0" l="0"/>
                   <wp:docPr id="1" name="" descr="" title=""/>
                   <wp:cNvGraphicFramePr>
@@ -11733,7 +11969,7 @@
                           </pic:cNvPicPr>
                         </pic:nvPicPr>
                         <pic:blipFill>
-                          <a:blip r:embed="rId14" cstate="none"/>
+                          <a:blip r:embed="rId15" cstate="none"/>
                           <a:srcRect/>
                           <a:stretch>
                             <a:fillRect/>
@@ -11742,7 +11978,7 @@
                         <pic:spPr bwMode="auto">
                           <a:xfrm>
                             <a:off x="0" y="0"/>
-                            <a:ext cx="3810000" cy="2190750"/>
+                            <a:ext cx="3810000" cy="2705100"/>
                           </a:xfrm>
                           <a:prstGeom prst="rect">
                             <a:avLst/>
@@ -11759,7 +11995,7 @@
             <w:pPr>
               <w:jc w:val="right"/>
             </w:pPr>
-            <w:hyperlink w:history="1" r:id="rIdltmhzeuft9wq8mzuauv7e">
+            <w:hyperlink w:history="1" r:id="rIdibyzws9e_zoen3qjlztxo">
               <w:r>
                 <w:rPr>
                   <w:u w:val="single"/>
@@ -11768,7 +12004,7 @@
                   <w:szCs w:val="16"/>
                   <w:rFonts w:ascii="Calibri" w:cs="Calibri" w:eastAsia="Calibri" w:hAnsi="Calibri"/>
                 </w:rPr>
-                <w:t xml:space="preserve">Photo : © icilome.com</w:t>
+                <w:t xml:space="preserve">Photo : © myjoyonline.com</w:t>
               </w:r>
             </w:hyperlink>
           </w:p>
@@ -12007,6 +12243,79 @@
           <w:szCs w:val="28"/>
           <w:rFonts w:ascii="Calibri" w:cs="Calibri" w:eastAsia="Calibri" w:hAnsi="Calibri"/>
         </w:rPr>
+        <w:t xml:space="preserve">GHANA : UNE JEUNE FEMME MEURT APRÈS L’EXPLOSION D’UN SEX-TOY</w:t>
+      </w:r>
+    </w:p>
+    <w:p>
+      <w:pPr>
+        <w:ind w:left="720"/>
+      </w:pPr>
+      <w:r>
+        <w:rPr>
+          <w:color w:val="1F2937"/>
+          <w:sz w:val="26"/>
+          <w:szCs w:val="26"/>
+          <w:rFonts w:ascii="Calibri" w:cs="Calibri" w:eastAsia="Calibri" w:hAnsi="Calibri"/>
+        </w:rPr>
+        <w:t xml:space="preserve">▪  Source : </w:t>
+      </w:r>
+      <w:hyperlink w:history="1" r:id="rIdbwaz7u9nfh1ma6y1epxrm">
+        <w:r>
+          <w:rPr>
+            <w:u w:val="single"/>
+            <w:color w:val="1F6B5E"/>
+            <w:sz w:val="26"/>
+            <w:szCs w:val="26"/>
+            <w:rFonts w:ascii="Calibri" w:cs="Calibri" w:eastAsia="Calibri" w:hAnsi="Calibri"/>
+          </w:rPr>
+          <w:t xml:space="preserve">Icilome</w:t>
+        </w:r>
+      </w:hyperlink>
+      <w:r>
+        <w:rPr>
+          <w:color w:val="1F2937"/>
+          <w:sz w:val="26"/>
+          <w:szCs w:val="26"/>
+          <w:rFonts w:ascii="Calibri" w:cs="Calibri" w:eastAsia="Calibri" w:hAnsi="Calibri"/>
+        </w:rPr>
+        <w:t xml:space="preserve"> — 28 octobre 2026, 10 h UTC</w:t>
+      </w:r>
+      <w:r>
+        <w:rPr>
+          <w:b/>
+          <w:bCs/>
+          <w:color w:val="1F2937"/>
+          <w:sz w:val="26"/>
+          <w:szCs w:val="26"/>
+          <w:rFonts w:ascii="Calibri" w:cs="Calibri" w:eastAsia="Calibri" w:hAnsi="Calibri"/>
+        </w:rPr>
+        <w:t xml:space="preserve">   ·   Cotation : Non confirmé</w:t>
+      </w:r>
+    </w:p>
+    <w:p>
+      <w:pPr>
+        <w:spacing w:before="160"/>
+        <w:ind w:left="360"/>
+      </w:pPr>
+      <w:r>
+        <w:rPr>
+          <w:color w:val="1F6B5E"/>
+          <w:sz w:val="28"/>
+          <w:szCs w:val="28"/>
+          <w:rFonts w:ascii="Calibri" w:cs="Calibri" w:eastAsia="Calibri" w:hAnsi="Calibri"/>
+        </w:rPr>
+        <w:t xml:space="preserve">❑  </w:t>
+      </w:r>
+      <w:r>
+        <w:rPr>
+          <w:b/>
+          <w:bCs/>
+          <w:u w:val="single"/>
+          <w:color w:val="1F6B5E"/>
+          <w:sz w:val="28"/>
+          <w:szCs w:val="28"/>
+          <w:rFonts w:ascii="Calibri" w:cs="Calibri" w:eastAsia="Calibri" w:hAnsi="Calibri"/>
+        </w:rPr>
         <w:t xml:space="preserve">UNE FEMME TUÉE PAR LE TRAIN TEMA-AFIENYA ALORS QUE LES HABITANTS RÉCLAMENT UNE PASSERELLE</w:t>
       </w:r>
     </w:p>
@@ -12023,7 +12332,7 @@
         </w:rPr>
         <w:t xml:space="preserve">▪  Source : </w:t>
       </w:r>
-      <w:hyperlink w:history="1" r:id="rIdw422kubdh0j0yumnbwc0a">
+      <w:hyperlink w:history="1" r:id="rIdwnzk-h8zncpoezsrjyqzn">
         <w:r>
           <w:rPr>
             <w:u w:val="single"/>
@@ -12096,7 +12405,7 @@
         </w:rPr>
         <w:t xml:space="preserve">▪  Source : </w:t>
       </w:r>
-      <w:hyperlink w:history="1" r:id="rIdiizvayrecafkw1p51g5a-">
+      <w:hyperlink w:history="1" r:id="rIdvkkftzb2kad9ci2rlkro1">
         <w:r>
           <w:rPr>
             <w:u w:val="single"/>
@@ -12158,7 +12467,7 @@
         </w:rPr>
         <w:t xml:space="preserve">▪  Source : </w:t>
       </w:r>
-      <w:hyperlink w:history="1" r:id="rIdlkhzdrgunxrw7_4r2uw0s">
+      <w:hyperlink w:history="1" r:id="rIddis82musn2lqrhsxuicus">
         <w:r>
           <w:rPr>
             <w:u w:val="single"/>
@@ -12220,7 +12529,7 @@
         </w:rPr>
         <w:t xml:space="preserve">▪  Source : </w:t>
       </w:r>
-      <w:hyperlink w:history="1" r:id="rIdqn6a2ens0o2inhqp4cbng">
+      <w:hyperlink w:history="1" r:id="rIdliltszms3m3vu35j9kak2">
         <w:r>
           <w:rPr>
             <w:u w:val="single"/>
@@ -12240,79 +12549,6 @@
           <w:rFonts w:ascii="Calibri" w:cs="Calibri" w:eastAsia="Calibri" w:hAnsi="Calibri"/>
         </w:rPr>
         <w:t xml:space="preserve"> — 23 octobre 2026, 16 h UTC</w:t>
-      </w:r>
-    </w:p>
-    <w:p>
-      <w:pPr>
-        <w:spacing w:before="160"/>
-        <w:ind w:left="360"/>
-      </w:pPr>
-      <w:r>
-        <w:rPr>
-          <w:color w:val="1F6B5E"/>
-          <w:sz w:val="28"/>
-          <w:szCs w:val="28"/>
-          <w:rFonts w:ascii="Calibri" w:cs="Calibri" w:eastAsia="Calibri" w:hAnsi="Calibri"/>
-        </w:rPr>
-        <w:t xml:space="preserve">❑  </w:t>
-      </w:r>
-      <w:r>
-        <w:rPr>
-          <w:b/>
-          <w:bCs/>
-          <w:u w:val="single"/>
-          <w:color w:val="1F6B5E"/>
-          <w:sz w:val="28"/>
-          <w:szCs w:val="28"/>
-          <w:rFonts w:ascii="Calibri" w:cs="Calibri" w:eastAsia="Calibri" w:hAnsi="Calibri"/>
-        </w:rPr>
-        <w:t xml:space="preserve">LES FORTES PLUIES, PRINCIPALE MENACE POUR LA CULTURE DU CACAO</w:t>
-      </w:r>
-    </w:p>
-    <w:p>
-      <w:pPr>
-        <w:ind w:left="720"/>
-      </w:pPr>
-      <w:r>
-        <w:rPr>
-          <w:color w:val="1F2937"/>
-          <w:sz w:val="26"/>
-          <w:szCs w:val="26"/>
-          <w:rFonts w:ascii="Calibri" w:cs="Calibri" w:eastAsia="Calibri" w:hAnsi="Calibri"/>
-        </w:rPr>
-        <w:t xml:space="preserve">▪  Source : </w:t>
-      </w:r>
-      <w:hyperlink w:history="1" r:id="rIdzuxloandr4vhauzo4koau">
-        <w:r>
-          <w:rPr>
-            <w:u w:val="single"/>
-            <w:color w:val="1F6B5E"/>
-            <w:sz w:val="26"/>
-            <w:szCs w:val="26"/>
-            <w:rFonts w:ascii="Calibri" w:cs="Calibri" w:eastAsia="Calibri" w:hAnsi="Calibri"/>
-          </w:rPr>
-          <w:t xml:space="preserve">AllAfrica (GH)</w:t>
-        </w:r>
-      </w:hyperlink>
-      <w:r>
-        <w:rPr>
-          <w:color w:val="1F2937"/>
-          <w:sz w:val="26"/>
-          <w:szCs w:val="26"/>
-          <w:rFonts w:ascii="Calibri" w:cs="Calibri" w:eastAsia="Calibri" w:hAnsi="Calibri"/>
-        </w:rPr>
-        <w:t xml:space="preserve"> — 16 octobre 2026, 7 h UTC</w:t>
-      </w:r>
-      <w:r>
-        <w:rPr>
-          <w:b/>
-          <w:bCs/>
-          <w:color w:val="1F2937"/>
-          <w:sz w:val="26"/>
-          <w:szCs w:val="26"/>
-          <w:rFonts w:ascii="Calibri" w:cs="Calibri" w:eastAsia="Calibri" w:hAnsi="Calibri"/>
-        </w:rPr>
-        <w:t xml:space="preserve">   ·   Cotation : Probable</w:t>
       </w:r>
     </w:p>
     <w:p>
@@ -12547,7 +12783,7 @@
           <w:szCs w:val="28"/>
           <w:rFonts w:ascii="Calibri" w:cs="Calibri" w:eastAsia="Calibri" w:hAnsi="Calibri"/>
         </w:rPr>
-        <w:t xml:space="preserve">LE GHANA ET LA POLOGNE EXPLORENT LES OPPORTUNITÉS D'INVESTISSEMENT ET LA COOPÉRATION EN MATIÈRE DE</w:t>
+        <w:t xml:space="preserve">LES FORTES PLUIES, PRINCIPALE MENACE POUR LA CULTURE DU CACAO</w:t>
       </w:r>
     </w:p>
     <w:p>
@@ -12563,7 +12799,153 @@
         </w:rPr>
         <w:t xml:space="preserve">▪  Source : </w:t>
       </w:r>
-      <w:hyperlink w:history="1" r:id="rIdn6gkzgwsw4dcug9kzmv0x">
+      <w:hyperlink w:history="1" r:id="rIdafadgpos5qvs3pwrpkotx">
+        <w:r>
+          <w:rPr>
+            <w:u w:val="single"/>
+            <w:color w:val="1F6B5E"/>
+            <w:sz w:val="26"/>
+            <w:szCs w:val="26"/>
+            <w:rFonts w:ascii="Calibri" w:cs="Calibri" w:eastAsia="Calibri" w:hAnsi="Calibri"/>
+          </w:rPr>
+          <w:t xml:space="preserve">AllAfrica (GH)</w:t>
+        </w:r>
+      </w:hyperlink>
+      <w:r>
+        <w:rPr>
+          <w:color w:val="1F2937"/>
+          <w:sz w:val="26"/>
+          <w:szCs w:val="26"/>
+          <w:rFonts w:ascii="Calibri" w:cs="Calibri" w:eastAsia="Calibri" w:hAnsi="Calibri"/>
+        </w:rPr>
+        <w:t xml:space="preserve"> — 16 octobre 2026, 7 h UTC</w:t>
+      </w:r>
+      <w:r>
+        <w:rPr>
+          <w:b/>
+          <w:bCs/>
+          <w:color w:val="1F2937"/>
+          <w:sz w:val="26"/>
+          <w:szCs w:val="26"/>
+          <w:rFonts w:ascii="Calibri" w:cs="Calibri" w:eastAsia="Calibri" w:hAnsi="Calibri"/>
+        </w:rPr>
+        <w:t xml:space="preserve">   ·   Cotation : Probable</w:t>
+      </w:r>
+    </w:p>
+    <w:p>
+      <w:pPr>
+        <w:spacing w:before="160"/>
+        <w:ind w:left="360"/>
+      </w:pPr>
+      <w:r>
+        <w:rPr>
+          <w:color w:val="1F6B5E"/>
+          <w:sz w:val="28"/>
+          <w:szCs w:val="28"/>
+          <w:rFonts w:ascii="Calibri" w:cs="Calibri" w:eastAsia="Calibri" w:hAnsi="Calibri"/>
+        </w:rPr>
+        <w:t xml:space="preserve">❑  </w:t>
+      </w:r>
+      <w:r>
+        <w:rPr>
+          <w:b/>
+          <w:bCs/>
+          <w:u w:val="single"/>
+          <w:color w:val="1F6B5E"/>
+          <w:sz w:val="28"/>
+          <w:szCs w:val="28"/>
+          <w:rFonts w:ascii="Calibri" w:cs="Calibri" w:eastAsia="Calibri" w:hAnsi="Calibri"/>
+        </w:rPr>
+        <w:t xml:space="preserve">NEW YORK : UN ADOLESCENT GHANÉEN DE 15 ANS ABATTU PAR BALLE SUR LE CHEMIN DE L'ÉCOLE</w:t>
+      </w:r>
+    </w:p>
+    <w:p>
+      <w:pPr>
+        <w:ind w:left="720"/>
+      </w:pPr>
+      <w:r>
+        <w:rPr>
+          <w:color w:val="1F2937"/>
+          <w:sz w:val="26"/>
+          <w:szCs w:val="26"/>
+          <w:rFonts w:ascii="Calibri" w:cs="Calibri" w:eastAsia="Calibri" w:hAnsi="Calibri"/>
+        </w:rPr>
+        <w:t xml:space="preserve">▪  Source : </w:t>
+      </w:r>
+      <w:hyperlink w:history="1" r:id="rIdpuzarblwffa_khxzqyqrk">
+        <w:r>
+          <w:rPr>
+            <w:u w:val="single"/>
+            <w:color w:val="1F6B5E"/>
+            <w:sz w:val="26"/>
+            <w:szCs w:val="26"/>
+            <w:rFonts w:ascii="Calibri" w:cs="Calibri" w:eastAsia="Calibri" w:hAnsi="Calibri"/>
+          </w:rPr>
+          <w:t xml:space="preserve">Seneweb</w:t>
+        </w:r>
+      </w:hyperlink>
+      <w:r>
+        <w:rPr>
+          <w:color w:val="1F2937"/>
+          <w:sz w:val="26"/>
+          <w:szCs w:val="26"/>
+          <w:rFonts w:ascii="Calibri" w:cs="Calibri" w:eastAsia="Calibri" w:hAnsi="Calibri"/>
+        </w:rPr>
+        <w:t xml:space="preserve"> — 30 octobre 2026, 22 h UTC</w:t>
+      </w:r>
+      <w:r>
+        <w:rPr>
+          <w:b/>
+          <w:bCs/>
+          <w:color w:val="1F2937"/>
+          <w:sz w:val="26"/>
+          <w:szCs w:val="26"/>
+          <w:rFonts w:ascii="Calibri" w:cs="Calibri" w:eastAsia="Calibri" w:hAnsi="Calibri"/>
+        </w:rPr>
+        <w:t xml:space="preserve">   ·   Cotation : Probable</w:t>
+      </w:r>
+    </w:p>
+    <w:p>
+      <w:pPr>
+        <w:spacing w:before="160"/>
+        <w:ind w:left="360"/>
+      </w:pPr>
+      <w:r>
+        <w:rPr>
+          <w:color w:val="1F6B5E"/>
+          <w:sz w:val="28"/>
+          <w:szCs w:val="28"/>
+          <w:rFonts w:ascii="Calibri" w:cs="Calibri" w:eastAsia="Calibri" w:hAnsi="Calibri"/>
+        </w:rPr>
+        <w:t xml:space="preserve">❑  </w:t>
+      </w:r>
+      <w:r>
+        <w:rPr>
+          <w:b/>
+          <w:bCs/>
+          <w:u w:val="single"/>
+          <w:color w:val="1F6B5E"/>
+          <w:sz w:val="28"/>
+          <w:szCs w:val="28"/>
+          <w:rFonts w:ascii="Calibri" w:cs="Calibri" w:eastAsia="Calibri" w:hAnsi="Calibri"/>
+        </w:rPr>
+        <w:t xml:space="preserve">LA POLICE TRAQUE UN SUSPECT APRÈS LA MORT DE DEUX PERSONNES À SAKUMONO</w:t>
+      </w:r>
+    </w:p>
+    <w:p>
+      <w:pPr>
+        <w:ind w:left="720"/>
+      </w:pPr>
+      <w:r>
+        <w:rPr>
+          <w:color w:val="1F2937"/>
+          <w:sz w:val="26"/>
+          <w:szCs w:val="26"/>
+          <w:rFonts w:ascii="Calibri" w:cs="Calibri" w:eastAsia="Calibri" w:hAnsi="Calibri"/>
+        </w:rPr>
+        <w:t xml:space="preserve">▪  Source : </w:t>
+      </w:r>
+      <w:hyperlink w:history="1" r:id="rIdivhkchsvk6cmywo6tsrz3">
         <w:r>
           <w:rPr>
             <w:u w:val="single"/>
@@ -12582,7 +12964,7 @@
           <w:szCs w:val="26"/>
           <w:rFonts w:ascii="Calibri" w:cs="Calibri" w:eastAsia="Calibri" w:hAnsi="Calibri"/>
         </w:rPr>
-        <w:t xml:space="preserve"> — 29 octobre 2026, 18 h UTC</w:t>
+        <w:t xml:space="preserve"> — 30 octobre 2026, 20 h UTC</w:t>
       </w:r>
       <w:r>
         <w:rPr>
@@ -12620,7 +13002,7 @@
           <w:szCs w:val="28"/>
           <w:rFonts w:ascii="Calibri" w:cs="Calibri" w:eastAsia="Calibri" w:hAnsi="Calibri"/>
         </w:rPr>
-        <w:t xml:space="preserve">LES PARTIES PRENANTES APPELLENT À UNE COLLABORATION PLUS FORTE ENTRE LA COMMUNAUTÉ ET LA SÉCURITÉ POUR PRÉVENIR L'EXTRÉMISME</w:t>
+        <w:t xml:space="preserve">NSCS CONSULTE LES PARTIES PRENANTES SUR LA NOUVELLE STRATÉGIE DE SÉCURITÉ</w:t>
       </w:r>
     </w:p>
     <w:p>
@@ -12636,80 +13018,7 @@
         </w:rPr>
         <w:t xml:space="preserve">▪  Source : </w:t>
       </w:r>
-      <w:hyperlink w:history="1" r:id="rIddjjvopwh-nvl4ree_e9fx">
-        <w:r>
-          <w:rPr>
-            <w:u w:val="single"/>
-            <w:color w:val="1F6B5E"/>
-            <w:sz w:val="26"/>
-            <w:szCs w:val="26"/>
-            <w:rFonts w:ascii="Calibri" w:cs="Calibri" w:eastAsia="Calibri" w:hAnsi="Calibri"/>
-          </w:rPr>
-          <w:t xml:space="preserve">JoyOnline</w:t>
-        </w:r>
-      </w:hyperlink>
-      <w:r>
-        <w:rPr>
-          <w:color w:val="1F2937"/>
-          <w:sz w:val="26"/>
-          <w:szCs w:val="26"/>
-          <w:rFonts w:ascii="Calibri" w:cs="Calibri" w:eastAsia="Calibri" w:hAnsi="Calibri"/>
-        </w:rPr>
-        <w:t xml:space="preserve"> — 29 octobre 2026, 18 h UTC</w:t>
-      </w:r>
-      <w:r>
-        <w:rPr>
-          <w:b/>
-          <w:bCs/>
-          <w:color w:val="1F2937"/>
-          <w:sz w:val="26"/>
-          <w:szCs w:val="26"/>
-          <w:rFonts w:ascii="Calibri" w:cs="Calibri" w:eastAsia="Calibri" w:hAnsi="Calibri"/>
-        </w:rPr>
-        <w:t xml:space="preserve">   ·   Cotation : Probable</w:t>
-      </w:r>
-    </w:p>
-    <w:p>
-      <w:pPr>
-        <w:spacing w:before="160"/>
-        <w:ind w:left="360"/>
-      </w:pPr>
-      <w:r>
-        <w:rPr>
-          <w:color w:val="1F6B5E"/>
-          <w:sz w:val="28"/>
-          <w:szCs w:val="28"/>
-          <w:rFonts w:ascii="Calibri" w:cs="Calibri" w:eastAsia="Calibri" w:hAnsi="Calibri"/>
-        </w:rPr>
-        <w:t xml:space="preserve">❑  </w:t>
-      </w:r>
-      <w:r>
-        <w:rPr>
-          <w:b/>
-          <w:bCs/>
-          <w:u w:val="single"/>
-          <w:color w:val="1F6B5E"/>
-          <w:sz w:val="28"/>
-          <w:szCs w:val="28"/>
-          <w:rFonts w:ascii="Calibri" w:cs="Calibri" w:eastAsia="Calibri" w:hAnsi="Calibri"/>
-        </w:rPr>
-        <w:t xml:space="preserve">LE DIRECTEUR RÉGIONAL DE LA SANTÉ DU CENTRE APPELLE À UNE SURVEILLANCE ACCRUE D'EBOLA ALORS QUE LES VISITES DE SOUTIEN SE POURSUIVENT</w:t>
-      </w:r>
-    </w:p>
-    <w:p>
-      <w:pPr>
-        <w:ind w:left="720"/>
-      </w:pPr>
-      <w:r>
-        <w:rPr>
-          <w:color w:val="1F2937"/>
-          <w:sz w:val="26"/>
-          <w:szCs w:val="26"/>
-          <w:rFonts w:ascii="Calibri" w:cs="Calibri" w:eastAsia="Calibri" w:hAnsi="Calibri"/>
-        </w:rPr>
-        <w:t xml:space="preserve">▪  Source : </w:t>
-      </w:r>
-      <w:hyperlink w:history="1" r:id="rIdatqna6yjv_imqw-llm2zy">
+      <w:hyperlink w:history="1" r:id="rId8sj75nihvbrlf-3rn2xwf">
         <w:r>
           <w:rPr>
             <w:u w:val="single"/>
@@ -12728,7 +13037,7 @@
           <w:szCs w:val="26"/>
           <w:rFonts w:ascii="Calibri" w:cs="Calibri" w:eastAsia="Calibri" w:hAnsi="Calibri"/>
         </w:rPr>
-        <w:t xml:space="preserve"> — 29 octobre 2026, 18 h UTC</w:t>
+        <w:t xml:space="preserve"> — 30 octobre 2026, 8 h UTC</w:t>
       </w:r>
       <w:r>
         <w:rPr>
@@ -12740,79 +13049,6 @@
           <w:rFonts w:ascii="Calibri" w:cs="Calibri" w:eastAsia="Calibri" w:hAnsi="Calibri"/>
         </w:rPr>
         <w:t xml:space="preserve">   ·   Cotation : Non confirmé</w:t>
-      </w:r>
-    </w:p>
-    <w:p>
-      <w:pPr>
-        <w:spacing w:before="160"/>
-        <w:ind w:left="360"/>
-      </w:pPr>
-      <w:r>
-        <w:rPr>
-          <w:color w:val="1F6B5E"/>
-          <w:sz w:val="28"/>
-          <w:szCs w:val="28"/>
-          <w:rFonts w:ascii="Calibri" w:cs="Calibri" w:eastAsia="Calibri" w:hAnsi="Calibri"/>
-        </w:rPr>
-        <w:t xml:space="preserve">❑  </w:t>
-      </w:r>
-      <w:r>
-        <w:rPr>
-          <w:b/>
-          <w:bCs/>
-          <w:u w:val="single"/>
-          <w:color w:val="1F6B5E"/>
-          <w:sz w:val="28"/>
-          <w:szCs w:val="28"/>
-          <w:rFonts w:ascii="Calibri" w:cs="Calibri" w:eastAsia="Calibri" w:hAnsi="Calibri"/>
-        </w:rPr>
-        <w:t xml:space="preserve">UN CONDUCTEUR SUBIT DE GRAVES BRÛLURES CHIMIQUES APRÈS L'INCENDIE D'UN CAMION DE PEROXYDE D'HYDROGÈNE À GORIYIRI</w:t>
-      </w:r>
-    </w:p>
-    <w:p>
-      <w:pPr>
-        <w:ind w:left="720"/>
-      </w:pPr>
-      <w:r>
-        <w:rPr>
-          <w:color w:val="1F2937"/>
-          <w:sz w:val="26"/>
-          <w:szCs w:val="26"/>
-          <w:rFonts w:ascii="Calibri" w:cs="Calibri" w:eastAsia="Calibri" w:hAnsi="Calibri"/>
-        </w:rPr>
-        <w:t xml:space="preserve">▪  Source : </w:t>
-      </w:r>
-      <w:hyperlink w:history="1" r:id="rId4bfhxfsowleauldc9qzg1">
-        <w:r>
-          <w:rPr>
-            <w:u w:val="single"/>
-            <w:color w:val="1F6B5E"/>
-            <w:sz w:val="26"/>
-            <w:szCs w:val="26"/>
-            <w:rFonts w:ascii="Calibri" w:cs="Calibri" w:eastAsia="Calibri" w:hAnsi="Calibri"/>
-          </w:rPr>
-          <w:t xml:space="preserve">JoyOnline</w:t>
-        </w:r>
-      </w:hyperlink>
-      <w:r>
-        <w:rPr>
-          <w:color w:val="1F2937"/>
-          <w:sz w:val="26"/>
-          <w:szCs w:val="26"/>
-          <w:rFonts w:ascii="Calibri" w:cs="Calibri" w:eastAsia="Calibri" w:hAnsi="Calibri"/>
-        </w:rPr>
-        <w:t xml:space="preserve"> — 29 octobre 2026, 14 h UTC</w:t>
-      </w:r>
-      <w:r>
-        <w:rPr>
-          <w:b/>
-          <w:bCs/>
-          <w:color w:val="1F2937"/>
-          <w:sz w:val="26"/>
-          <w:szCs w:val="26"/>
-          <w:rFonts w:ascii="Calibri" w:cs="Calibri" w:eastAsia="Calibri" w:hAnsi="Calibri"/>
-        </w:rPr>
-        <w:t xml:space="preserve">   ·   Cotation : Probable</w:t>
       </w:r>
     </w:p>
     <w:p>
@@ -13090,7 +13326,7 @@
           <w:szCs w:val="22"/>
           <w:rFonts w:ascii="Calibri" w:cs="Calibri" w:eastAsia="Calibri" w:hAnsi="Calibri"/>
         </w:rPr>
-        <w:t xml:space="preserve">Indice de confiance : moyenne (incident vérifié le plus récent : 124 jours ; 3 signaux du jour)</w:t>
+        <w:t xml:space="preserve">Indice de confiance : faible (incident vérifié le plus récent : 125 jours ; aucun signal du jour)</w:t>
       </w:r>
     </w:p>
     <w:tbl>
@@ -13136,7 +13372,7 @@
                 <w:szCs w:val="40"/>
                 <w:rFonts w:ascii="Arial Narrow" w:cs="Arial Narrow" w:eastAsia="Arial Narrow" w:hAnsi="Arial Narrow"/>
               </w:rPr>
-              <w:t xml:space="preserve">63 ans après sa mort, le premier président du Togo n’a toujours pas de tombe dans son pays</w:t>
+              <w:t xml:space="preserve">Togo: La Cour de justice de la CEDEAO exige l’éxécution de son arrêt du 29 janvier</w:t>
             </w:r>
           </w:p>
           <w:p>
@@ -13163,7 +13399,7 @@
                 <w:szCs w:val="26"/>
                 <w:rFonts w:ascii="Calibri" w:cs="Calibri" w:eastAsia="Calibri" w:hAnsi="Calibri"/>
               </w:rPr>
-              <w:t xml:space="preserve">Fait rapporté le jeudi 1er octobre 2026. Lieu : Togo. Actualité politique. Une seule source à ce stade (Togoweb) : à confirmer par un second média.</w:t>
+              <w:t xml:space="preserve">Fait rapporté le vendredi 30 octobre 2026. Lieu : Lomé, Togo. Actualité sécuritaire. Une seule source à ce stade (Togo Actualite) : à confirmer par un second média.</w:t>
             </w:r>
           </w:p>
           <w:p>
@@ -13195,7 +13431,7 @@
                 <w:szCs w:val="26"/>
                 <w:rFonts w:ascii="Calibri" w:cs="Calibri" w:eastAsia="Calibri" w:hAnsi="Calibri"/>
               </w:rPr>
-              <w:t xml:space="preserve">Togoweb : </w:t>
+              <w:t xml:space="preserve">Togo Actualite : </w:t>
             </w:r>
             <w:r>
               <w:rPr>
@@ -13206,7 +13442,7 @@
                 <w:szCs w:val="26"/>
                 <w:rFonts w:ascii="Calibri" w:cs="Calibri" w:eastAsia="Calibri" w:hAnsi="Calibri"/>
               </w:rPr>
-              <w:t xml:space="preserve">« Il n’existe, à ce jour, ni statue, ni mausolée, ni musée officiel dédié à Sylvanus Olympio dans le pays qu’il a mené à l’indépendance. Le premier président togolais repose toujours à Agoué, au Bénin, faute d’avoir été rapatrié malgré une promesse présidentielle vieille de quinze ans. »</w:t>
+              <w:t xml:space="preserve">« Le régime de Faure Gnassingbé et ses soutiens ont dû l’apprendre à leurs dépens. Alors que s’ouvre ce jeudi 29 octobre à l’Université de Lomé un colloque international sur les juridictions régionales, les changements constitutionnels et la souveraineté des États, la Cour de justice de la CEDEAO revient à la charge. »</w:t>
             </w:r>
           </w:p>
           <w:p>
@@ -13259,7 +13495,7 @@
                 <w:rFonts w:ascii="Calibri" w:cs="Calibri" w:eastAsia="Calibri" w:hAnsi="Calibri"/>
               </w:rPr>
             </w:r>
-            <w:hyperlink w:history="1" r:id="rIdqbqxglpzktewwu36rxpps">
+            <w:hyperlink w:history="1" r:id="rIdokd8wimqma86_-yjqxbok">
               <w:r>
                 <w:rPr>
                   <w:u w:val="single"/>
@@ -13268,7 +13504,7 @@
                   <w:szCs w:val="26"/>
                   <w:rFonts w:ascii="Calibri" w:cs="Calibri" w:eastAsia="Calibri" w:hAnsi="Calibri"/>
                 </w:rPr>
-                <w:t xml:space="preserve">Togoweb</w:t>
+                <w:t xml:space="preserve">Togo Actualite</w:t>
               </w:r>
             </w:hyperlink>
             <w:r>
@@ -13278,7 +13514,7 @@
                 <w:szCs w:val="26"/>
                 <w:rFonts w:ascii="Calibri" w:cs="Calibri" w:eastAsia="Calibri" w:hAnsi="Calibri"/>
               </w:rPr>
-              <w:t xml:space="preserve"> — 1 octobre 2026, 9 h UTC</w:t>
+              <w:t xml:space="preserve"> — 30 octobre 2026, 11 h UTC</w:t>
             </w:r>
             <w:r>
               <w:rPr>
@@ -13311,7 +13547,7 @@
             <w:r>
               <w:drawing>
                 <wp:inline distT="0" distB="0" distL="0" distR="0">
-                  <wp:extent cx="3810000" cy="2333625"/>
+                  <wp:extent cx="3810000" cy="2066925"/>
                   <wp:effectExtent t="0" r="0" b="0" l="0"/>
                   <wp:docPr id="1" name="" descr="" title=""/>
                   <wp:cNvGraphicFramePr>
@@ -13327,7 +13563,7 @@
                           </pic:cNvPicPr>
                         </pic:nvPicPr>
                         <pic:blipFill>
-                          <a:blip r:embed="rId15" cstate="none"/>
+                          <a:blip r:embed="rId16" cstate="none"/>
                           <a:srcRect/>
                           <a:stretch>
                             <a:fillRect/>
@@ -13336,7 +13572,7 @@
                         <pic:spPr bwMode="auto">
                           <a:xfrm>
                             <a:off x="0" y="0"/>
-                            <a:ext cx="3810000" cy="2333625"/>
+                            <a:ext cx="3810000" cy="2066925"/>
                           </a:xfrm>
                           <a:prstGeom prst="rect">
                             <a:avLst/>
@@ -13353,7 +13589,7 @@
             <w:pPr>
               <w:jc w:val="right"/>
             </w:pPr>
-            <w:hyperlink w:history="1" r:id="rIdpkqjc9medyyvp5v_yyubp">
+            <w:hyperlink w:history="1" r:id="rId0nzgzeosa-a5j-msztea4">
               <w:r>
                 <w:rPr>
                   <w:u w:val="single"/>
@@ -13362,7 +13598,7 @@
                   <w:szCs w:val="16"/>
                   <w:rFonts w:ascii="Calibri" w:cs="Calibri" w:eastAsia="Calibri" w:hAnsi="Calibri"/>
                 </w:rPr>
-                <w:t xml:space="preserve">Photo : © togoweb.net</w:t>
+                <w:t xml:space="preserve">Photo : © togoactualite.com</w:t>
               </w:r>
             </w:hyperlink>
           </w:p>
@@ -13655,7 +13891,7 @@
           <w:szCs w:val="28"/>
           <w:rFonts w:ascii="Calibri" w:cs="Calibri" w:eastAsia="Calibri" w:hAnsi="Calibri"/>
         </w:rPr>
-        <w:t xml:space="preserve">(PT) CRISE DE VOCATION ET CRISE FINANCIÈRE</w:t>
+        <w:t xml:space="preserve">63 ANS APRÈS SA MORT, LE PREMIER PRÉSIDENT DU TOGO N’A TOUJOURS PAS DE TOMBE DANS SON PAYS</w:t>
       </w:r>
     </w:p>
     <w:p>
@@ -13671,7 +13907,226 @@
         </w:rPr>
         <w:t xml:space="preserve">▪  Source : </w:t>
       </w:r>
-      <w:hyperlink w:history="1" r:id="rIdvwazsz8ceec60ssf8c0lk">
+      <w:hyperlink w:history="1" r:id="rId4l0juksfqfthqs8kfwdk7">
+        <w:r>
+          <w:rPr>
+            <w:u w:val="single"/>
+            <w:color w:val="1F6B5E"/>
+            <w:sz w:val="26"/>
+            <w:szCs w:val="26"/>
+            <w:rFonts w:ascii="Calibri" w:cs="Calibri" w:eastAsia="Calibri" w:hAnsi="Calibri"/>
+          </w:rPr>
+          <w:t xml:space="preserve">Togoweb</w:t>
+        </w:r>
+      </w:hyperlink>
+      <w:r>
+        <w:rPr>
+          <w:color w:val="1F2937"/>
+          <w:sz w:val="26"/>
+          <w:szCs w:val="26"/>
+          <w:rFonts w:ascii="Calibri" w:cs="Calibri" w:eastAsia="Calibri" w:hAnsi="Calibri"/>
+        </w:rPr>
+        <w:t xml:space="preserve"> — 1 octobre 2026, 9 h UTC</w:t>
+      </w:r>
+      <w:r>
+        <w:rPr>
+          <w:b/>
+          <w:bCs/>
+          <w:color w:val="1F2937"/>
+          <w:sz w:val="26"/>
+          <w:szCs w:val="26"/>
+          <w:rFonts w:ascii="Calibri" w:cs="Calibri" w:eastAsia="Calibri" w:hAnsi="Calibri"/>
+        </w:rPr>
+        <w:t xml:space="preserve">   ·   Cotation : Non confirmé</w:t>
+      </w:r>
+    </w:p>
+    <w:p>
+      <w:pPr>
+        <w:spacing w:before="160"/>
+        <w:ind w:left="360"/>
+      </w:pPr>
+      <w:r>
+        <w:rPr>
+          <w:color w:val="1F6B5E"/>
+          <w:sz w:val="28"/>
+          <w:szCs w:val="28"/>
+          <w:rFonts w:ascii="Calibri" w:cs="Calibri" w:eastAsia="Calibri" w:hAnsi="Calibri"/>
+        </w:rPr>
+        <w:t xml:space="preserve">❑  </w:t>
+      </w:r>
+      <w:r>
+        <w:rPr>
+          <w:b/>
+          <w:bCs/>
+          <w:u w:val="single"/>
+          <w:color w:val="1F6B5E"/>
+          <w:sz w:val="28"/>
+          <w:szCs w:val="28"/>
+          <w:rFonts w:ascii="Calibri" w:cs="Calibri" w:eastAsia="Calibri" w:hAnsi="Calibri"/>
+        </w:rPr>
+        <w:t xml:space="preserve">TOGO/CRISE POLITIQUE : L’UDS-TOGO RÉCLAME UNE GRANDE CONCERTATION NATIONALE INCLUSIVE</w:t>
+      </w:r>
+    </w:p>
+    <w:p>
+      <w:pPr>
+        <w:ind w:left="720"/>
+      </w:pPr>
+      <w:r>
+        <w:rPr>
+          <w:color w:val="1F2937"/>
+          <w:sz w:val="26"/>
+          <w:szCs w:val="26"/>
+          <w:rFonts w:ascii="Calibri" w:cs="Calibri" w:eastAsia="Calibri" w:hAnsi="Calibri"/>
+        </w:rPr>
+        <w:t xml:space="preserve">▪  Source : </w:t>
+      </w:r>
+      <w:hyperlink w:history="1" r:id="rIdub5rnbew4mc4ibwxk03od">
+        <w:r>
+          <w:rPr>
+            <w:u w:val="single"/>
+            <w:color w:val="1F6B5E"/>
+            <w:sz w:val="26"/>
+            <w:szCs w:val="26"/>
+            <w:rFonts w:ascii="Calibri" w:cs="Calibri" w:eastAsia="Calibri" w:hAnsi="Calibri"/>
+          </w:rPr>
+          <w:t xml:space="preserve">Togo Actualite</w:t>
+        </w:r>
+      </w:hyperlink>
+      <w:r>
+        <w:rPr>
+          <w:color w:val="1F2937"/>
+          <w:sz w:val="26"/>
+          <w:szCs w:val="26"/>
+          <w:rFonts w:ascii="Calibri" w:cs="Calibri" w:eastAsia="Calibri" w:hAnsi="Calibri"/>
+        </w:rPr>
+        <w:t xml:space="preserve"> — 30 octobre 2026, 14 h UTC</w:t>
+      </w:r>
+      <w:r>
+        <w:rPr>
+          <w:b/>
+          <w:bCs/>
+          <w:color w:val="1F2937"/>
+          <w:sz w:val="26"/>
+          <w:szCs w:val="26"/>
+          <w:rFonts w:ascii="Calibri" w:cs="Calibri" w:eastAsia="Calibri" w:hAnsi="Calibri"/>
+        </w:rPr>
+        <w:t xml:space="preserve">   ·   Cotation : Non confirmé</w:t>
+      </w:r>
+    </w:p>
+    <w:p>
+      <w:pPr>
+        <w:spacing w:before="160"/>
+        <w:ind w:left="360"/>
+      </w:pPr>
+      <w:r>
+        <w:rPr>
+          <w:color w:val="1F6B5E"/>
+          <w:sz w:val="28"/>
+          <w:szCs w:val="28"/>
+          <w:rFonts w:ascii="Calibri" w:cs="Calibri" w:eastAsia="Calibri" w:hAnsi="Calibri"/>
+        </w:rPr>
+        <w:t xml:space="preserve">❑  </w:t>
+      </w:r>
+      <w:r>
+        <w:rPr>
+          <w:b/>
+          <w:bCs/>
+          <w:u w:val="single"/>
+          <w:color w:val="1F6B5E"/>
+          <w:sz w:val="28"/>
+          <w:szCs w:val="28"/>
+          <w:rFonts w:ascii="Calibri" w:cs="Calibri" w:eastAsia="Calibri" w:hAnsi="Calibri"/>
+        </w:rPr>
+        <w:t xml:space="preserve">TOGO : LA CRISE DE L’ÉLECTRICITÉ, SYMPTÔME D’UNE GOUVERNANCE DÉFAILLANTE SELON QUATRE REGROUPEMENTS</w:t>
+      </w:r>
+    </w:p>
+    <w:p>
+      <w:pPr>
+        <w:ind w:left="720"/>
+      </w:pPr>
+      <w:r>
+        <w:rPr>
+          <w:color w:val="1F2937"/>
+          <w:sz w:val="26"/>
+          <w:szCs w:val="26"/>
+          <w:rFonts w:ascii="Calibri" w:cs="Calibri" w:eastAsia="Calibri" w:hAnsi="Calibri"/>
+        </w:rPr>
+        <w:t xml:space="preserve">▪  Source : </w:t>
+      </w:r>
+      <w:hyperlink w:history="1" r:id="rIdglj0tq_8hnr4onf6yjmoc">
+        <w:r>
+          <w:rPr>
+            <w:u w:val="single"/>
+            <w:color w:val="1F6B5E"/>
+            <w:sz w:val="26"/>
+            <w:szCs w:val="26"/>
+            <w:rFonts w:ascii="Calibri" w:cs="Calibri" w:eastAsia="Calibri" w:hAnsi="Calibri"/>
+          </w:rPr>
+          <w:t xml:space="preserve">Togo Actualite</w:t>
+        </w:r>
+      </w:hyperlink>
+      <w:r>
+        <w:rPr>
+          <w:color w:val="1F2937"/>
+          <w:sz w:val="26"/>
+          <w:szCs w:val="26"/>
+          <w:rFonts w:ascii="Calibri" w:cs="Calibri" w:eastAsia="Calibri" w:hAnsi="Calibri"/>
+        </w:rPr>
+        <w:t xml:space="preserve"> — 30 octobre 2026, 10 h UTC</w:t>
+      </w:r>
+      <w:r>
+        <w:rPr>
+          <w:b/>
+          <w:bCs/>
+          <w:color w:val="1F2937"/>
+          <w:sz w:val="26"/>
+          <w:szCs w:val="26"/>
+          <w:rFonts w:ascii="Calibri" w:cs="Calibri" w:eastAsia="Calibri" w:hAnsi="Calibri"/>
+        </w:rPr>
+        <w:t xml:space="preserve">   ·   Cotation : Non confirmé</w:t>
+      </w:r>
+    </w:p>
+    <w:p>
+      <w:pPr>
+        <w:spacing w:before="160"/>
+        <w:ind w:left="360"/>
+      </w:pPr>
+      <w:r>
+        <w:rPr>
+          <w:color w:val="1F6B5E"/>
+          <w:sz w:val="28"/>
+          <w:szCs w:val="28"/>
+          <w:rFonts w:ascii="Calibri" w:cs="Calibri" w:eastAsia="Calibri" w:hAnsi="Calibri"/>
+        </w:rPr>
+        <w:t xml:space="preserve">❑  </w:t>
+      </w:r>
+      <w:r>
+        <w:rPr>
+          <w:b/>
+          <w:bCs/>
+          <w:u w:val="single"/>
+          <w:color w:val="1F6B5E"/>
+          <w:sz w:val="28"/>
+          <w:szCs w:val="28"/>
+          <w:rFonts w:ascii="Calibri" w:cs="Calibri" w:eastAsia="Calibri" w:hAnsi="Calibri"/>
+        </w:rPr>
+        <w:t xml:space="preserve">CRISE DES VOCATIONS ET CRISE FINANCIÈRE</w:t>
+      </w:r>
+    </w:p>
+    <w:p>
+      <w:pPr>
+        <w:ind w:left="720"/>
+      </w:pPr>
+      <w:r>
+        <w:rPr>
+          <w:color w:val="1F2937"/>
+          <w:sz w:val="26"/>
+          <w:szCs w:val="26"/>
+          <w:rFonts w:ascii="Calibri" w:cs="Calibri" w:eastAsia="Calibri" w:hAnsi="Calibri"/>
+        </w:rPr>
+        <w:t xml:space="preserve">▪  Source : </w:t>
+      </w:r>
+      <w:hyperlink w:history="1" r:id="rIdvkl5v4s3i_m_jxeaim03e">
         <w:r>
           <w:rPr>
             <w:u w:val="single"/>
@@ -13744,7 +14199,7 @@
         </w:rPr>
         <w:t xml:space="preserve">▪  Source : </w:t>
       </w:r>
-      <w:hyperlink w:history="1" r:id="rIdszfo0c9d2pktg5bl8w8f2">
+      <w:hyperlink w:history="1" r:id="rIdvfxzspaguc--g47kt44hv">
         <w:r>
           <w:rPr>
             <w:u w:val="single"/>
@@ -13764,214 +14219,6 @@
           <w:rFonts w:ascii="Calibri" w:cs="Calibri" w:eastAsia="Calibri" w:hAnsi="Calibri"/>
         </w:rPr>
         <w:t xml:space="preserve"> — 29 octobre 2026, 9 h UTC</w:t>
-      </w:r>
-      <w:r>
-        <w:rPr>
-          <w:b/>
-          <w:bCs/>
-          <w:color w:val="1F2937"/>
-          <w:sz w:val="26"/>
-          <w:szCs w:val="26"/>
-          <w:rFonts w:ascii="Calibri" w:cs="Calibri" w:eastAsia="Calibri" w:hAnsi="Calibri"/>
-        </w:rPr>
-        <w:t xml:space="preserve">   ·   Cotation : Probable</w:t>
-      </w:r>
-    </w:p>
-    <w:p>
-      <w:pPr>
-        <w:spacing w:before="160"/>
-        <w:ind w:left="360"/>
-      </w:pPr>
-      <w:r>
-        <w:rPr>
-          <w:color w:val="1F6B5E"/>
-          <w:sz w:val="28"/>
-          <w:szCs w:val="28"/>
-          <w:rFonts w:ascii="Calibri" w:cs="Calibri" w:eastAsia="Calibri" w:hAnsi="Calibri"/>
-        </w:rPr>
-        <w:t xml:space="preserve">❑  </w:t>
-      </w:r>
-      <w:r>
-        <w:rPr>
-          <w:b/>
-          <w:bCs/>
-          <w:u w:val="single"/>
-          <w:color w:val="1F6B5E"/>
-          <w:sz w:val="28"/>
-          <w:szCs w:val="28"/>
-          <w:rFonts w:ascii="Calibri" w:cs="Calibri" w:eastAsia="Calibri" w:hAnsi="Calibri"/>
-        </w:rPr>
-        <w:t xml:space="preserve">WHATSAPP : LA FAUSSE ALERTE AU VOTE POUR PIRATER VOTRE COMPTE FAIT SON RETOUR</w:t>
-      </w:r>
-    </w:p>
-    <w:p>
-      <w:pPr>
-        <w:ind w:left="720"/>
-      </w:pPr>
-      <w:r>
-        <w:rPr>
-          <w:color w:val="1F2937"/>
-          <w:sz w:val="26"/>
-          <w:szCs w:val="26"/>
-          <w:rFonts w:ascii="Calibri" w:cs="Calibri" w:eastAsia="Calibri" w:hAnsi="Calibri"/>
-        </w:rPr>
-        <w:t xml:space="preserve">▪  Source : </w:t>
-      </w:r>
-      <w:hyperlink w:history="1" r:id="rIdekx__emumshngpq3fnqit">
-        <w:r>
-          <w:rPr>
-            <w:u w:val="single"/>
-            <w:color w:val="1F6B5E"/>
-            <w:sz w:val="26"/>
-            <w:szCs w:val="26"/>
-            <w:rFonts w:ascii="Calibri" w:cs="Calibri" w:eastAsia="Calibri" w:hAnsi="Calibri"/>
-          </w:rPr>
-          <w:t xml:space="preserve">Le Nouveau Reporter</w:t>
-        </w:r>
-      </w:hyperlink>
-      <w:r>
-        <w:rPr>
-          <w:color w:val="1F2937"/>
-          <w:sz w:val="26"/>
-          <w:szCs w:val="26"/>
-          <w:rFonts w:ascii="Calibri" w:cs="Calibri" w:eastAsia="Calibri" w:hAnsi="Calibri"/>
-        </w:rPr>
-        <w:t xml:space="preserve"> — 24 octobre 2026, 10 h UTC</w:t>
-      </w:r>
-    </w:p>
-    <w:p>
-      <w:pPr>
-        <w:spacing w:before="160"/>
-        <w:ind w:left="360"/>
-      </w:pPr>
-      <w:r>
-        <w:rPr>
-          <w:color w:val="1F6B5E"/>
-          <w:sz w:val="28"/>
-          <w:szCs w:val="28"/>
-          <w:rFonts w:ascii="Calibri" w:cs="Calibri" w:eastAsia="Calibri" w:hAnsi="Calibri"/>
-        </w:rPr>
-        <w:t xml:space="preserve">❑  </w:t>
-      </w:r>
-      <w:r>
-        <w:rPr>
-          <w:b/>
-          <w:bCs/>
-          <w:u w:val="single"/>
-          <w:color w:val="1F6B5E"/>
-          <w:sz w:val="28"/>
-          <w:szCs w:val="28"/>
-          <w:rFonts w:ascii="Calibri" w:cs="Calibri" w:eastAsia="Calibri" w:hAnsi="Calibri"/>
-        </w:rPr>
-        <w:t xml:space="preserve">3E FORUM RUSSIE-AFRIQUE : LE TOGO FIXE SES PRIORITÉS</w:t>
-      </w:r>
-    </w:p>
-    <w:p>
-      <w:pPr>
-        <w:ind w:left="720"/>
-      </w:pPr>
-      <w:r>
-        <w:rPr>
-          <w:color w:val="1F2937"/>
-          <w:sz w:val="26"/>
-          <w:szCs w:val="26"/>
-          <w:rFonts w:ascii="Calibri" w:cs="Calibri" w:eastAsia="Calibri" w:hAnsi="Calibri"/>
-        </w:rPr>
-        <w:t xml:space="preserve">▪  Source : </w:t>
-      </w:r>
-      <w:hyperlink w:history="1" r:id="rIdvhgmylyp4p9tcjljd-r2p">
-        <w:r>
-          <w:rPr>
-            <w:u w:val="single"/>
-            <w:color w:val="1F6B5E"/>
-            <w:sz w:val="26"/>
-            <w:szCs w:val="26"/>
-            <w:rFonts w:ascii="Calibri" w:cs="Calibri" w:eastAsia="Calibri" w:hAnsi="Calibri"/>
-          </w:rPr>
-          <w:t xml:space="preserve">Togo-Presse</w:t>
-        </w:r>
-      </w:hyperlink>
-      <w:r>
-        <w:rPr>
-          <w:color w:val="1F2937"/>
-          <w:sz w:val="26"/>
-          <w:szCs w:val="26"/>
-          <w:rFonts w:ascii="Calibri" w:cs="Calibri" w:eastAsia="Calibri" w:hAnsi="Calibri"/>
-        </w:rPr>
-        <w:t xml:space="preserve"> — 29 octobre 2026, 19 h UTC</w:t>
-      </w:r>
-      <w:r>
-        <w:rPr>
-          <w:b/>
-          <w:bCs/>
-          <w:color w:val="1F2937"/>
-          <w:sz w:val="26"/>
-          <w:szCs w:val="26"/>
-          <w:rFonts w:ascii="Calibri" w:cs="Calibri" w:eastAsia="Calibri" w:hAnsi="Calibri"/>
-        </w:rPr>
-        <w:t xml:space="preserve">   ·   Cotation : Non confirmé</w:t>
-      </w:r>
-    </w:p>
-    <w:p>
-      <w:pPr>
-        <w:spacing w:before="160"/>
-        <w:ind w:left="360"/>
-      </w:pPr>
-      <w:r>
-        <w:rPr>
-          <w:color w:val="1F6B5E"/>
-          <w:sz w:val="28"/>
-          <w:szCs w:val="28"/>
-          <w:rFonts w:ascii="Calibri" w:cs="Calibri" w:eastAsia="Calibri" w:hAnsi="Calibri"/>
-        </w:rPr>
-        <w:t xml:space="preserve">❑  </w:t>
-      </w:r>
-      <w:r>
-        <w:rPr>
-          <w:b/>
-          <w:bCs/>
-          <w:u w:val="single"/>
-          <w:color w:val="1F6B5E"/>
-          <w:sz w:val="28"/>
-          <w:szCs w:val="28"/>
-          <w:rFonts w:ascii="Calibri" w:cs="Calibri" w:eastAsia="Calibri" w:hAnsi="Calibri"/>
-        </w:rPr>
-        <w:t xml:space="preserve">SÉCURITÉ SANITAIRE DES ALIMENTS : LE LANSA SE FAIT CONNAÎTRE DES ACTEURS RÉGIONAUX À SOKODÉ</w:t>
-      </w:r>
-    </w:p>
-    <w:p>
-      <w:pPr>
-        <w:ind w:left="720"/>
-      </w:pPr>
-      <w:r>
-        <w:rPr>
-          <w:color w:val="1F2937"/>
-          <w:sz w:val="26"/>
-          <w:szCs w:val="26"/>
-          <w:rFonts w:ascii="Calibri" w:cs="Calibri" w:eastAsia="Calibri" w:hAnsi="Calibri"/>
-        </w:rPr>
-        <w:t xml:space="preserve">▪  Source : </w:t>
-      </w:r>
-      <w:hyperlink w:history="1" r:id="rIdkbgahtn5ca8tdkyrronr1">
-        <w:r>
-          <w:rPr>
-            <w:u w:val="single"/>
-            <w:color w:val="1F6B5E"/>
-            <w:sz w:val="26"/>
-            <w:szCs w:val="26"/>
-            <w:rFonts w:ascii="Calibri" w:cs="Calibri" w:eastAsia="Calibri" w:hAnsi="Calibri"/>
-          </w:rPr>
-          <w:t xml:space="preserve">ATOP — Agence Togolaise Presse</w:t>
-        </w:r>
-      </w:hyperlink>
-      <w:r>
-        <w:rPr>
-          <w:color w:val="1F2937"/>
-          <w:sz w:val="26"/>
-          <w:szCs w:val="26"/>
-          <w:rFonts w:ascii="Calibri" w:cs="Calibri" w:eastAsia="Calibri" w:hAnsi="Calibri"/>
-        </w:rPr>
-        <w:t xml:space="preserve"> — 29 octobre 2026, 15 h UTC</w:t>
       </w:r>
       <w:r>
         <w:rPr>
@@ -14271,7 +14518,7 @@
           <w:szCs w:val="28"/>
           <w:rFonts w:ascii="Calibri" w:cs="Calibri" w:eastAsia="Calibri" w:hAnsi="Calibri"/>
         </w:rPr>
-        <w:t xml:space="preserve">TOGO : NATHANIEL OLYMPIO DÉNONCE LA DÉPENDANCE À L’AIDE ÉTRANGÈRE POUR NOURRIR ET HABILLER LES ÉLÈVES</w:t>
+        <w:t xml:space="preserve">WHATSAPP : LA FAUSSE ALERTE AU VOTE POUR PIRATER VOTRE COMPTE FAIT SON RETOUR</w:t>
       </w:r>
     </w:p>
     <w:p>
@@ -14287,7 +14534,7 @@
         </w:rPr>
         <w:t xml:space="preserve">▪  Source : </w:t>
       </w:r>
-      <w:hyperlink w:history="1" r:id="rId0wuiqfsp5an6pia1ruvf_">
+      <w:hyperlink w:history="1" r:id="rIdbmndi1mrg9gpfxpzvaa69">
         <w:r>
           <w:rPr>
             <w:u w:val="single"/>
@@ -14296,7 +14543,7 @@
             <w:szCs w:val="26"/>
             <w:rFonts w:ascii="Calibri" w:cs="Calibri" w:eastAsia="Calibri" w:hAnsi="Calibri"/>
           </w:rPr>
-          <w:t xml:space="preserve">Togo Actualite</w:t>
+          <w:t xml:space="preserve">Le Nouveau Reporter</w:t>
         </w:r>
       </w:hyperlink>
       <w:r>
@@ -14306,18 +14553,7 @@
           <w:szCs w:val="26"/>
           <w:rFonts w:ascii="Calibri" w:cs="Calibri" w:eastAsia="Calibri" w:hAnsi="Calibri"/>
         </w:rPr>
-        <w:t xml:space="preserve"> — 29 octobre 2026, 15 h UTC</w:t>
-      </w:r>
-      <w:r>
-        <w:rPr>
-          <w:b/>
-          <w:bCs/>
-          <w:color w:val="1F2937"/>
-          <w:sz w:val="26"/>
-          <w:szCs w:val="26"/>
-          <w:rFonts w:ascii="Calibri" w:cs="Calibri" w:eastAsia="Calibri" w:hAnsi="Calibri"/>
-        </w:rPr>
-        <w:t xml:space="preserve">   ·   Cotation : Confirmé</w:t>
+        <w:t xml:space="preserve"> — 24 octobre 2026, 10 h UTC</w:t>
       </w:r>
     </w:p>
     <w:p>
@@ -14344,7 +14580,7 @@
           <w:szCs w:val="28"/>
           <w:rFonts w:ascii="Calibri" w:cs="Calibri" w:eastAsia="Calibri" w:hAnsi="Calibri"/>
         </w:rPr>
-        <w:t xml:space="preserve">INTERVIEW : « UNE MAUVAISE CONSERVATION DES ALIMENTS OU UNE MANIPULATION INAPPROPRIÉE PEUVENT PROVOQUER DES INTOXICATIONS ALIMENTAIRES » (ANSELME BRUNO SANDAH)</w:t>
+        <w:t xml:space="preserve">SAVANES : LE LANSA SENSIBILISE LES ACTEURS AGROALIMENTAIRES À LA SÉCURITÉ SANITAIRE</w:t>
       </w:r>
     </w:p>
     <w:p>
@@ -14358,9 +14594,9 @@
           <w:szCs w:val="26"/>
           <w:rFonts w:ascii="Calibri" w:cs="Calibri" w:eastAsia="Calibri" w:hAnsi="Calibri"/>
         </w:rPr>
-        <w:t xml:space="preserve">▪  Source : </w:t>
-      </w:r>
-      <w:hyperlink w:history="1" r:id="rIda60nmo2cy8byinuetjzkz">
+        <w:t xml:space="preserve">▪  Sources : </w:t>
+      </w:r>
+      <w:hyperlink w:history="1" r:id="rId93csjgatamlvv1dqqc4zv">
         <w:r>
           <w:rPr>
             <w:u w:val="single"/>
@@ -14369,7 +14605,7 @@
             <w:szCs w:val="26"/>
             <w:rFonts w:ascii="Calibri" w:cs="Calibri" w:eastAsia="Calibri" w:hAnsi="Calibri"/>
           </w:rPr>
-          <w:t xml:space="preserve">ATOP — Agence Togolaise Presse</w:t>
+          <w:t xml:space="preserve">24heureinfo.com · ATOP — Agence Togolaise Presse</w:t>
         </w:r>
       </w:hyperlink>
       <w:r>
@@ -14379,7 +14615,7 @@
           <w:szCs w:val="26"/>
           <w:rFonts w:ascii="Calibri" w:cs="Calibri" w:eastAsia="Calibri" w:hAnsi="Calibri"/>
         </w:rPr>
-        <w:t xml:space="preserve"> — 29 octobre 2026, 13 h UTC</w:t>
+        <w:t xml:space="preserve"> — 30 octobre 2026, 18 h UTC</w:t>
       </w:r>
       <w:r>
         <w:rPr>
@@ -14390,7 +14626,7 @@
           <w:szCs w:val="26"/>
           <w:rFonts w:ascii="Calibri" w:cs="Calibri" w:eastAsia="Calibri" w:hAnsi="Calibri"/>
         </w:rPr>
-        <w:t xml:space="preserve">   ·   Cotation : Probable</w:t>
+        <w:t xml:space="preserve">   ·   Cotation : Confirmé</w:t>
       </w:r>
     </w:p>
     <w:p>
@@ -14417,7 +14653,7 @@
           <w:szCs w:val="28"/>
           <w:rFonts w:ascii="Calibri" w:cs="Calibri" w:eastAsia="Calibri" w:hAnsi="Calibri"/>
         </w:rPr>
-        <w:t xml:space="preserve">UN BUDGET EN BAISSE MAIS DES PRIORITÉS AFFIRMÉES</w:t>
+        <w:t xml:space="preserve">« POURQUOI OBÉIR ENCORE ? »</w:t>
       </w:r>
     </w:p>
     <w:p>
@@ -14433,7 +14669,7 @@
         </w:rPr>
         <w:t xml:space="preserve">▪  Source : </w:t>
       </w:r>
-      <w:hyperlink w:history="1" r:id="rIdaq9fxo6pnz8-8astfnlmd">
+      <w:hyperlink w:history="1" r:id="rId-ieda04tzoiz1c574odin">
         <w:r>
           <w:rPr>
             <w:u w:val="single"/>
@@ -14442,7 +14678,7 @@
             <w:szCs w:val="26"/>
             <w:rFonts w:ascii="Calibri" w:cs="Calibri" w:eastAsia="Calibri" w:hAnsi="Calibri"/>
           </w:rPr>
-          <w:t xml:space="preserve">AllAfrica (TG)</w:t>
+          <w:t xml:space="preserve">Icilome</w:t>
         </w:r>
       </w:hyperlink>
       <w:r>
@@ -14452,7 +14688,7 @@
           <w:szCs w:val="26"/>
           <w:rFonts w:ascii="Calibri" w:cs="Calibri" w:eastAsia="Calibri" w:hAnsi="Calibri"/>
         </w:rPr>
-        <w:t xml:space="preserve"> — 29 octobre 2026, 13 h UTC</w:t>
+        <w:t xml:space="preserve"> — 30 octobre 2026, 14 h UTC</w:t>
       </w:r>
       <w:r>
         <w:rPr>
@@ -14463,7 +14699,7 @@
           <w:szCs w:val="26"/>
           <w:rFonts w:ascii="Calibri" w:cs="Calibri" w:eastAsia="Calibri" w:hAnsi="Calibri"/>
         </w:rPr>
-        <w:t xml:space="preserve">   ·   Cotation : Probable</w:t>
+        <w:t xml:space="preserve">   ·   Cotation : Non confirmé</w:t>
       </w:r>
     </w:p>
     <w:p>
@@ -14490,7 +14726,7 @@
           <w:szCs w:val="28"/>
           <w:rFonts w:ascii="Calibri" w:cs="Calibri" w:eastAsia="Calibri" w:hAnsi="Calibri"/>
         </w:rPr>
-        <w:t xml:space="preserve">EBOLA : LE TOGO RENFORCE LES CONTRÔLES SANITAIRES AUX FRONTIÈRES</w:t>
+        <w:t xml:space="preserve">AVC AU TOGO : LES CONSEILS DU PR MOFOU BELO</w:t>
       </w:r>
     </w:p>
     <w:p>
@@ -14506,7 +14742,7 @@
         </w:rPr>
         <w:t xml:space="preserve">▪  Sources : </w:t>
       </w:r>
-      <w:hyperlink w:history="1" r:id="rIde1zteymur33mernkq9aps">
+      <w:hyperlink w:history="1" r:id="rIdcsb2aukiqb0jczkrj1ost">
         <w:r>
           <w:rPr>
             <w:u w:val="single"/>
@@ -14515,7 +14751,7 @@
             <w:szCs w:val="26"/>
             <w:rFonts w:ascii="Calibri" w:cs="Calibri" w:eastAsia="Calibri" w:hAnsi="Calibri"/>
           </w:rPr>
-          <w:t xml:space="preserve">24heureinfo.com · Le Nouveau Reporter</w:t>
+          <w:t xml:space="preserve">24heureinfo.com · ATOP — Agence Togolaise Presse</w:t>
         </w:r>
       </w:hyperlink>
       <w:r>
@@ -14525,7 +14761,7 @@
           <w:szCs w:val="26"/>
           <w:rFonts w:ascii="Calibri" w:cs="Calibri" w:eastAsia="Calibri" w:hAnsi="Calibri"/>
         </w:rPr>
-        <w:t xml:space="preserve"> — 29 octobre 2026, 11 h UTC</w:t>
+        <w:t xml:space="preserve"> — 30 octobre 2026, 14 h UTC</w:t>
       </w:r>
       <w:r>
         <w:rPr>
@@ -14769,7 +15005,7 @@
           <w:szCs w:val="22"/>
           <w:rFonts w:ascii="Calibri" w:cs="Calibri" w:eastAsia="Calibri" w:hAnsi="Calibri"/>
         </w:rPr>
-        <w:t xml:space="preserve">Indice de confiance : faible (incident vérifié le plus récent : 123 jours ; aucun signal du jour)</w:t>
+        <w:t xml:space="preserve">Indice de confiance : faible (incident vérifié le plus récent : 124 jours ; aucun signal du jour)</w:t>
       </w:r>
     </w:p>
     <w:tbl>
@@ -14938,7 +15174,7 @@
                 <w:rFonts w:ascii="Calibri" w:cs="Calibri" w:eastAsia="Calibri" w:hAnsi="Calibri"/>
               </w:rPr>
             </w:r>
-            <w:hyperlink w:history="1" r:id="rIdruxaoulnucwxh5q8mg-hi">
+            <w:hyperlink w:history="1" r:id="rId_8ceswp1jfgf-ngz1vb7p">
               <w:r>
                 <w:rPr>
                   <w:u w:val="single"/>
@@ -15006,7 +15242,7 @@
                           </pic:cNvPicPr>
                         </pic:nvPicPr>
                         <pic:blipFill>
-                          <a:blip r:embed="rId16" cstate="none"/>
+                          <a:blip r:embed="rId17" cstate="none"/>
                           <a:srcRect/>
                           <a:stretch>
                             <a:fillRect/>
@@ -15032,7 +15268,7 @@
             <w:pPr>
               <w:jc w:val="right"/>
             </w:pPr>
-            <w:hyperlink w:history="1" r:id="rIdf4oyc2keto-jqrwjpsdp_">
+            <w:hyperlink w:history="1" r:id="rId4tzhsscjlcqfvwdbpsmrx">
               <w:r>
                 <w:rPr>
                   <w:u w:val="single"/>
@@ -15305,7 +15541,7 @@
         </w:rPr>
         <w:t xml:space="preserve">▪  Source : </w:t>
       </w:r>
-      <w:hyperlink w:history="1" r:id="rIdakb11kmmwntzvf3fynejv">
+      <w:hyperlink w:history="1" r:id="rIdpc59dnmydkxbmu7eb2qrg">
         <w:r>
           <w:rPr>
             <w:u w:val="single"/>
@@ -15540,7 +15776,7 @@
           <w:szCs w:val="22"/>
           <w:rFonts w:ascii="Calibri" w:cs="Calibri" w:eastAsia="Calibri" w:hAnsi="Calibri"/>
         </w:rPr>
-        <w:t xml:space="preserve">Indice de confiance : faible (incident vérifié le plus récent : 121 jours ; aucun signal du jour)</w:t>
+        <w:t xml:space="preserve">Indice de confiance : faible (incident vérifié le plus récent : 122 jours ; aucun signal du jour)</w:t>
       </w:r>
     </w:p>
     <w:tbl>
@@ -15709,7 +15945,7 @@
                 <w:rFonts w:ascii="Calibri" w:cs="Calibri" w:eastAsia="Calibri" w:hAnsi="Calibri"/>
               </w:rPr>
             </w:r>
-            <w:hyperlink w:history="1" r:id="rIdpngyz_ckg3povrujceoah">
+            <w:hyperlink w:history="1" r:id="rIdnmx3mhh4zs8huaot5xcev">
               <w:r>
                 <w:rPr>
                   <w:u w:val="single"/>
@@ -15777,7 +16013,7 @@
                           </pic:cNvPicPr>
                         </pic:nvPicPr>
                         <pic:blipFill>
-                          <a:blip r:embed="rId17" cstate="none"/>
+                          <a:blip r:embed="rId18" cstate="none"/>
                           <a:srcRect/>
                           <a:stretch>
                             <a:fillRect/>
@@ -15803,7 +16039,7 @@
             <w:pPr>
               <w:jc w:val="right"/>
             </w:pPr>
-            <w:hyperlink w:history="1" r:id="rIdt6jmca5c9pyqilv_ilpnd">
+            <w:hyperlink w:history="1" r:id="rIdjwbfgsw-nzgub8dwgr0no">
               <w:r>
                 <w:rPr>
                   <w:u w:val="single"/>
@@ -16059,7 +16295,7 @@
         </w:rPr>
         <w:t xml:space="preserve">▪  Source : </w:t>
       </w:r>
-      <w:hyperlink w:history="1" r:id="rId-minhefmxrfxmevhqjn7v">
+      <w:hyperlink w:history="1" r:id="rIdpppkfzg6suc17_kk-n5jb">
         <w:r>
           <w:rPr>
             <w:u w:val="single"/>
@@ -16132,7 +16368,7 @@
         </w:rPr>
         <w:t xml:space="preserve">▪  Source : </w:t>
       </w:r>
-      <w:hyperlink w:history="1" r:id="rIdztvugvdab7sowjcaut9ru">
+      <w:hyperlink w:history="1" r:id="rIdnfvm8n7m6jdioxbfkjtj0">
         <w:r>
           <w:rPr>
             <w:u w:val="single"/>
@@ -16178,7 +16414,7 @@
           <w:szCs w:val="28"/>
           <w:rFonts w:ascii="Calibri" w:cs="Calibri" w:eastAsia="Calibri" w:hAnsi="Calibri"/>
         </w:rPr>
-        <w:t xml:space="preserve">KINDIA : UNE FEMME DE 68 ANS MEURT DANS UN INCENDIE À KÈNENDÉ</w:t>
+        <w:t xml:space="preserve">BOUBACAR YACINE DIALLO ALERTE : « SI NOUS N’Y PRENONS PAS GARDE, LA PRESSE TRADITIONNELLE RISQUE DE SUCCOMBER ET DE DEVENIR LA RISÉE DU PUBLIC…»</w:t>
       </w:r>
     </w:p>
     <w:p>
@@ -16194,7 +16430,7 @@
         </w:rPr>
         <w:t xml:space="preserve">▪  Source : </w:t>
       </w:r>
-      <w:hyperlink w:history="1" r:id="rIdpjwtjnyrqt8gu7okiargr">
+      <w:hyperlink w:history="1" r:id="rIde35yzede21mejpvx3wp2_">
         <w:r>
           <w:rPr>
             <w:u w:val="single"/>
@@ -16213,7 +16449,7 @@
           <w:szCs w:val="26"/>
           <w:rFonts w:ascii="Calibri" w:cs="Calibri" w:eastAsia="Calibri" w:hAnsi="Calibri"/>
         </w:rPr>
-        <w:t xml:space="preserve"> — 28 octobre 2026, 15 h UTC</w:t>
+        <w:t xml:space="preserve"> — 30 octobre 2026, 18 h UTC</w:t>
       </w:r>
       <w:r>
         <w:rPr>
@@ -16251,7 +16487,7 @@
           <w:szCs w:val="28"/>
           <w:rFonts w:ascii="Calibri" w:cs="Calibri" w:eastAsia="Calibri" w:hAnsi="Calibri"/>
         </w:rPr>
-        <w:t xml:space="preserve">INSÉCURITÉ À LABÉ : LE JOURNALISTE BOUBACAR GARKI DIALLO VICTIME DE CAMBRIOLAGE, SES ÉQUIPEMENTS DE TRAVAIL EMPORTÉ PAR LES MALFAITEURS</w:t>
+        <w:t xml:space="preserve">« NOUS SOMMES PRÊTS À PARTIR, MAIS… » : LE PLAIDOYER DES VENDEURS DE BÉTAIL DE TOMBOLIA</w:t>
       </w:r>
     </w:p>
     <w:p>
@@ -16267,7 +16503,80 @@
         </w:rPr>
         <w:t xml:space="preserve">▪  Source : </w:t>
       </w:r>
-      <w:hyperlink w:history="1" r:id="rIdxq2_eu2-elhiqmnlaoyeo">
+      <w:hyperlink w:history="1" r:id="rIdfd2bsa0hqewf-stwcbky3">
+        <w:r>
+          <w:rPr>
+            <w:u w:val="single"/>
+            <w:color w:val="1F6B5E"/>
+            <w:sz w:val="26"/>
+            <w:szCs w:val="26"/>
+            <w:rFonts w:ascii="Calibri" w:cs="Calibri" w:eastAsia="Calibri" w:hAnsi="Calibri"/>
+          </w:rPr>
+          <w:t xml:space="preserve">Guinee7.com</w:t>
+        </w:r>
+      </w:hyperlink>
+      <w:r>
+        <w:rPr>
+          <w:color w:val="1F2937"/>
+          <w:sz w:val="26"/>
+          <w:szCs w:val="26"/>
+          <w:rFonts w:ascii="Calibri" w:cs="Calibri" w:eastAsia="Calibri" w:hAnsi="Calibri"/>
+        </w:rPr>
+        <w:t xml:space="preserve"> — 30 octobre 2026, 15 h UTC</w:t>
+      </w:r>
+      <w:r>
+        <w:rPr>
+          <w:b/>
+          <w:bCs/>
+          <w:color w:val="1F2937"/>
+          <w:sz w:val="26"/>
+          <w:szCs w:val="26"/>
+          <w:rFonts w:ascii="Calibri" w:cs="Calibri" w:eastAsia="Calibri" w:hAnsi="Calibri"/>
+        </w:rPr>
+        <w:t xml:space="preserve">   ·   Cotation : Non confirmé</w:t>
+      </w:r>
+    </w:p>
+    <w:p>
+      <w:pPr>
+        <w:spacing w:before="160"/>
+        <w:ind w:left="360"/>
+      </w:pPr>
+      <w:r>
+        <w:rPr>
+          <w:color w:val="1F6B5E"/>
+          <w:sz w:val="28"/>
+          <w:szCs w:val="28"/>
+          <w:rFonts w:ascii="Calibri" w:cs="Calibri" w:eastAsia="Calibri" w:hAnsi="Calibri"/>
+        </w:rPr>
+        <w:t xml:space="preserve">❑  </w:t>
+      </w:r>
+      <w:r>
+        <w:rPr>
+          <w:b/>
+          <w:bCs/>
+          <w:u w:val="single"/>
+          <w:color w:val="1F6B5E"/>
+          <w:sz w:val="28"/>
+          <w:szCs w:val="28"/>
+          <w:rFonts w:ascii="Calibri" w:cs="Calibri" w:eastAsia="Calibri" w:hAnsi="Calibri"/>
+        </w:rPr>
+        <w:t xml:space="preserve">KINDIA : UNE FEMME DE 68 ANS MEURT DANS UN INCENDIE À KÈNENDÉ</w:t>
+      </w:r>
+    </w:p>
+    <w:p>
+      <w:pPr>
+        <w:ind w:left="720"/>
+      </w:pPr>
+      <w:r>
+        <w:rPr>
+          <w:color w:val="1F2937"/>
+          <w:sz w:val="26"/>
+          <w:szCs w:val="26"/>
+          <w:rFonts w:ascii="Calibri" w:cs="Calibri" w:eastAsia="Calibri" w:hAnsi="Calibri"/>
+        </w:rPr>
+        <w:t xml:space="preserve">▪  Source : </w:t>
+      </w:r>
+      <w:hyperlink w:history="1" r:id="rIduwrelutq5pqtvhocbzu7-">
         <w:r>
           <w:rPr>
             <w:u w:val="single"/>
@@ -16286,69 +16595,18 @@
           <w:szCs w:val="26"/>
           <w:rFonts w:ascii="Calibri" w:cs="Calibri" w:eastAsia="Calibri" w:hAnsi="Calibri"/>
         </w:rPr>
-        <w:t xml:space="preserve"> — 26 octobre 2026, 17 h UTC</w:t>
-      </w:r>
-    </w:p>
-    <w:p>
-      <w:pPr>
-        <w:spacing w:before="160"/>
-        <w:ind w:left="360"/>
-      </w:pPr>
-      <w:r>
-        <w:rPr>
-          <w:color w:val="1F6B5E"/>
-          <w:sz w:val="28"/>
-          <w:szCs w:val="28"/>
-          <w:rFonts w:ascii="Calibri" w:cs="Calibri" w:eastAsia="Calibri" w:hAnsi="Calibri"/>
-        </w:rPr>
-        <w:t xml:space="preserve">❑  </w:t>
+        <w:t xml:space="preserve"> — 28 octobre 2026, 15 h UTC</w:t>
       </w:r>
       <w:r>
         <w:rPr>
           <w:b/>
           <w:bCs/>
-          <w:u w:val="single"/>
-          <w:color w:val="1F6B5E"/>
-          <w:sz w:val="28"/>
-          <w:szCs w:val="28"/>
-          <w:rFonts w:ascii="Calibri" w:cs="Calibri" w:eastAsia="Calibri" w:hAnsi="Calibri"/>
-        </w:rPr>
-        <w:t xml:space="preserve">MAIRIE DE DIXINN : POURQUOI LES FEMMES BALAYEUSES ONT RENONCÉ À LEUR MANIFESTATION</w:t>
-      </w:r>
-    </w:p>
-    <w:p>
-      <w:pPr>
-        <w:ind w:left="720"/>
-      </w:pPr>
-      <w:r>
-        <w:rPr>
-          <w:color w:val="1F2937"/>
-          <w:sz w:val="26"/>
-          <w:szCs w:val="26"/>
-          <w:rFonts w:ascii="Calibri" w:cs="Calibri" w:eastAsia="Calibri" w:hAnsi="Calibri"/>
-        </w:rPr>
-        <w:t xml:space="preserve">▪  Source : </w:t>
-      </w:r>
-      <w:hyperlink w:history="1" r:id="rId3urjvsgcobcvx8sjy6ahv">
-        <w:r>
-          <w:rPr>
-            <w:u w:val="single"/>
-            <w:color w:val="1F6B5E"/>
-            <w:sz w:val="26"/>
-            <w:szCs w:val="26"/>
-            <w:rFonts w:ascii="Calibri" w:cs="Calibri" w:eastAsia="Calibri" w:hAnsi="Calibri"/>
-          </w:rPr>
-          <w:t xml:space="preserve">Guinee7.com</w:t>
-        </w:r>
-      </w:hyperlink>
-      <w:r>
-        <w:rPr>
-          <w:color w:val="1F2937"/>
-          <w:sz w:val="26"/>
-          <w:szCs w:val="26"/>
-          <w:rFonts w:ascii="Calibri" w:cs="Calibri" w:eastAsia="Calibri" w:hAnsi="Calibri"/>
-        </w:rPr>
-        <w:t xml:space="preserve"> — 26 octobre 2026, 14 h UTC</w:t>
+          <w:color w:val="1F2937"/>
+          <w:sz w:val="26"/>
+          <w:szCs w:val="26"/>
+          <w:rFonts w:ascii="Calibri" w:cs="Calibri" w:eastAsia="Calibri" w:hAnsi="Calibri"/>
+        </w:rPr>
+        <w:t xml:space="preserve">   ·   Cotation : Non confirmé</w:t>
       </w:r>
     </w:p>
     <w:p>
@@ -16575,7 +16833,7 @@
           <w:szCs w:val="28"/>
           <w:rFonts w:ascii="Calibri" w:cs="Calibri" w:eastAsia="Calibri" w:hAnsi="Calibri"/>
         </w:rPr>
-        <w:t xml:space="preserve">APPEL À MANIFESTATION D’INTÉRÊT POUR LES SERVICES DE CONSULTANTS LOCAUX EN AUDIT</w:t>
+        <w:t xml:space="preserve">INSÉCURITÉ À LABÉ : LE JOURNALISTE BOUBACAR GARKI DIALLO VICTIME DE CAMBRIOLAGE, SES ÉQUIPEMENTS DE TRAVAIL EMPORTÉ PAR LES MALFAITEURS</w:t>
       </w:r>
     </w:p>
     <w:p>
@@ -16591,7 +16849,7 @@
         </w:rPr>
         <w:t xml:space="preserve">▪  Source : </w:t>
       </w:r>
-      <w:hyperlink w:history="1" r:id="rId363aooaqryhq11qi4ewzg">
+      <w:hyperlink w:history="1" r:id="rIdctnqyfql-noqar4z4lb-m">
         <w:r>
           <w:rPr>
             <w:u w:val="single"/>
@@ -16610,7 +16868,7 @@
           <w:szCs w:val="26"/>
           <w:rFonts w:ascii="Calibri" w:cs="Calibri" w:eastAsia="Calibri" w:hAnsi="Calibri"/>
         </w:rPr>
-        <w:t xml:space="preserve"> — 26 octobre 2026, 9 h UTC</w:t>
+        <w:t xml:space="preserve"> — 26 octobre 2026, 17 h UTC</w:t>
       </w:r>
     </w:p>
     <w:p>
@@ -16637,7 +16895,7 @@
           <w:szCs w:val="28"/>
           <w:rFonts w:ascii="Calibri" w:cs="Calibri" w:eastAsia="Calibri" w:hAnsi="Calibri"/>
         </w:rPr>
-        <w:t xml:space="preserve">KANKAN : UN INCENDIE CAUSE D’IMPORTANTS DÉGÂTS AU QUARTIER BORDO</w:t>
+        <w:t xml:space="preserve">MAIRIE DE DIXINN : POURQUOI LES FEMMES BALAYEUSES ONT RENONCÉ À LEUR MANIFESTATION</w:t>
       </w:r>
     </w:p>
     <w:p>
@@ -16653,7 +16911,69 @@
         </w:rPr>
         <w:t xml:space="preserve">▪  Source : </w:t>
       </w:r>
-      <w:hyperlink w:history="1" r:id="rIdkgyuqxi6wmplf2e91pm7l">
+      <w:hyperlink w:history="1" r:id="rIdmudblvsyeqssqqbfylttw">
+        <w:r>
+          <w:rPr>
+            <w:u w:val="single"/>
+            <w:color w:val="1F6B5E"/>
+            <w:sz w:val="26"/>
+            <w:szCs w:val="26"/>
+            <w:rFonts w:ascii="Calibri" w:cs="Calibri" w:eastAsia="Calibri" w:hAnsi="Calibri"/>
+          </w:rPr>
+          <w:t xml:space="preserve">Guinee7.com</w:t>
+        </w:r>
+      </w:hyperlink>
+      <w:r>
+        <w:rPr>
+          <w:color w:val="1F2937"/>
+          <w:sz w:val="26"/>
+          <w:szCs w:val="26"/>
+          <w:rFonts w:ascii="Calibri" w:cs="Calibri" w:eastAsia="Calibri" w:hAnsi="Calibri"/>
+        </w:rPr>
+        <w:t xml:space="preserve"> — 26 octobre 2026, 14 h UTC</w:t>
+      </w:r>
+    </w:p>
+    <w:p>
+      <w:pPr>
+        <w:spacing w:before="160"/>
+        <w:ind w:left="360"/>
+      </w:pPr>
+      <w:r>
+        <w:rPr>
+          <w:color w:val="1F6B5E"/>
+          <w:sz w:val="28"/>
+          <w:szCs w:val="28"/>
+          <w:rFonts w:ascii="Calibri" w:cs="Calibri" w:eastAsia="Calibri" w:hAnsi="Calibri"/>
+        </w:rPr>
+        <w:t xml:space="preserve">❑  </w:t>
+      </w:r>
+      <w:r>
+        <w:rPr>
+          <w:b/>
+          <w:bCs/>
+          <w:u w:val="single"/>
+          <w:color w:val="1F6B5E"/>
+          <w:sz w:val="28"/>
+          <w:szCs w:val="28"/>
+          <w:rFonts w:ascii="Calibri" w:cs="Calibri" w:eastAsia="Calibri" w:hAnsi="Calibri"/>
+        </w:rPr>
+        <w:t xml:space="preserve">APPEL À MANIFESTATION D’INTÉRÊT POUR LES SERVICES DE CONSULTANTS LOCAUX EN AUDIT</w:t>
+      </w:r>
+    </w:p>
+    <w:p>
+      <w:pPr>
+        <w:ind w:left="720"/>
+      </w:pPr>
+      <w:r>
+        <w:rPr>
+          <w:color w:val="1F2937"/>
+          <w:sz w:val="26"/>
+          <w:szCs w:val="26"/>
+          <w:rFonts w:ascii="Calibri" w:cs="Calibri" w:eastAsia="Calibri" w:hAnsi="Calibri"/>
+        </w:rPr>
+        <w:t xml:space="preserve">▪  Source : </w:t>
+      </w:r>
+      <w:hyperlink w:history="1" r:id="rIdzgpdzl1u81gtqonttxt0x">
         <w:r>
           <w:rPr>
             <w:u w:val="single"/>
@@ -16672,7 +16992,7 @@
           <w:szCs w:val="26"/>
           <w:rFonts w:ascii="Calibri" w:cs="Calibri" w:eastAsia="Calibri" w:hAnsi="Calibri"/>
         </w:rPr>
-        <w:t xml:space="preserve"> — 26 octobre 2026, 8 h UTC</w:t>
+        <w:t xml:space="preserve"> — 26 octobre 2026, 9 h UTC</w:t>
       </w:r>
     </w:p>
     <w:p>
@@ -16699,7 +17019,7 @@
           <w:szCs w:val="28"/>
           <w:rFonts w:ascii="Calibri" w:cs="Calibri" w:eastAsia="Calibri" w:hAnsi="Calibri"/>
         </w:rPr>
-        <w:t xml:space="preserve">LOI DE FINANCES RECTIFICATIVE 2026 : ENTRE CRISE PÉTROLIÈRE ET RETARDS DES PROJETS, LA MINISTRE DE L’ÉCONOMIE, MARIAMA CIRÉ SYLLA, S’EXPLIQUE</w:t>
+        <w:t xml:space="preserve">KANKAN : UN INCENDIE CAUSE D’IMPORTANTS DÉGÂTS AU QUARTIER BORDO</w:t>
       </w:r>
     </w:p>
     <w:p>
@@ -16715,7 +17035,7 @@
         </w:rPr>
         <w:t xml:space="preserve">▪  Source : </w:t>
       </w:r>
-      <w:hyperlink w:history="1" r:id="rId5ydu6b2xmlym6hdtecjm-">
+      <w:hyperlink w:history="1" r:id="rIdzcf9yzvlgvek6b7bo2_39">
         <w:r>
           <w:rPr>
             <w:u w:val="single"/>
@@ -16734,69 +17054,7 @@
           <w:szCs w:val="26"/>
           <w:rFonts w:ascii="Calibri" w:cs="Calibri" w:eastAsia="Calibri" w:hAnsi="Calibri"/>
         </w:rPr>
-        <w:t xml:space="preserve"> — 24 octobre 2026, 22 h UTC</w:t>
-      </w:r>
-    </w:p>
-    <w:p>
-      <w:pPr>
-        <w:spacing w:before="160"/>
-        <w:ind w:left="360"/>
-      </w:pPr>
-      <w:r>
-        <w:rPr>
-          <w:color w:val="1F6B5E"/>
-          <w:sz w:val="28"/>
-          <w:szCs w:val="28"/>
-          <w:rFonts w:ascii="Calibri" w:cs="Calibri" w:eastAsia="Calibri" w:hAnsi="Calibri"/>
-        </w:rPr>
-        <w:t xml:space="preserve">❑  </w:t>
-      </w:r>
-      <w:r>
-        <w:rPr>
-          <w:b/>
-          <w:bCs/>
-          <w:u w:val="single"/>
-          <w:color w:val="1F6B5E"/>
-          <w:sz w:val="28"/>
-          <w:szCs w:val="28"/>
-          <w:rFonts w:ascii="Calibri" w:cs="Calibri" w:eastAsia="Calibri" w:hAnsi="Calibri"/>
-        </w:rPr>
-        <w:t xml:space="preserve">ÉLECTION FÉGUIFOOT : L’ARGENT DES VOIX MENACE LE FOOTBALL</w:t>
-      </w:r>
-    </w:p>
-    <w:p>
-      <w:pPr>
-        <w:ind w:left="720"/>
-      </w:pPr>
-      <w:r>
-        <w:rPr>
-          <w:color w:val="1F2937"/>
-          <w:sz w:val="26"/>
-          <w:szCs w:val="26"/>
-          <w:rFonts w:ascii="Calibri" w:cs="Calibri" w:eastAsia="Calibri" w:hAnsi="Calibri"/>
-        </w:rPr>
-        <w:t xml:space="preserve">▪  Source : </w:t>
-      </w:r>
-      <w:hyperlink w:history="1" r:id="rIdylcdzmxfv-k4k_snwskzi">
-        <w:r>
-          <w:rPr>
-            <w:u w:val="single"/>
-            <w:color w:val="1F6B5E"/>
-            <w:sz w:val="26"/>
-            <w:szCs w:val="26"/>
-            <w:rFonts w:ascii="Calibri" w:cs="Calibri" w:eastAsia="Calibri" w:hAnsi="Calibri"/>
-          </w:rPr>
-          <w:t xml:space="preserve">Guinee7.com</w:t>
-        </w:r>
-      </w:hyperlink>
-      <w:r>
-        <w:rPr>
-          <w:color w:val="1F2937"/>
-          <w:sz w:val="26"/>
-          <w:szCs w:val="26"/>
-          <w:rFonts w:ascii="Calibri" w:cs="Calibri" w:eastAsia="Calibri" w:hAnsi="Calibri"/>
-        </w:rPr>
-        <w:t xml:space="preserve"> — 24 octobre 2026, 8 h UTC</w:t>
+        <w:t xml:space="preserve"> — 26 octobre 2026, 8 h UTC</w:t>
       </w:r>
     </w:p>
     <w:p>
@@ -17074,7 +17332,7 @@
           <w:szCs w:val="22"/>
           <w:rFonts w:ascii="Calibri" w:cs="Calibri" w:eastAsia="Calibri" w:hAnsi="Calibri"/>
         </w:rPr>
-        <w:t xml:space="preserve">Indice de confiance : faible (incident vérifié le plus récent : 213 jours ; aucun signal du jour)</w:t>
+        <w:t xml:space="preserve">Indice de confiance : faible (incident vérifié le plus récent : 214 jours ; aucun signal du jour)</w:t>
       </w:r>
     </w:p>
     <w:p>
@@ -17090,7 +17348,7 @@
           <w:szCs w:val="40"/>
           <w:rFonts w:ascii="Arial Narrow" w:cs="Arial Narrow" w:eastAsia="Arial Narrow" w:hAnsi="Arial Narrow"/>
         </w:rPr>
-        <w:t xml:space="preserve">Libéria : Un dauphin tué et massacré avant l'arrivée de l'équipe de secours de la NaFAA</w:t>
+        <w:t xml:space="preserve">Libéria : Un ancien responsable de la NSA, Jallah, cherche une nouvelle piste après une condamnation pour viol et enlèvement légaux</w:t>
       </w:r>
     </w:p>
     <w:p>
@@ -17117,7 +17375,7 @@
           <w:szCs w:val="26"/>
           <w:rFonts w:ascii="Calibri" w:cs="Calibri" w:eastAsia="Calibri" w:hAnsi="Calibri"/>
         </w:rPr>
-        <w:t xml:space="preserve">Fait rapporté le mardi 27 octobre 2026. Lieu : Monrovia, Liberia. Actualité sécuritaire. Une seule source à ce stade (FrontPageAfrica — Liberia) : à confirmer par un second média.</w:t>
+        <w:t xml:space="preserve">Fait rapporté le vendredi 30 octobre 2026. Lieu : Monrovia, Liberia. Actualité sécuritaire. Une seule source à ce stade (FrontPageAfrica — Liberia) : à confirmer par un second média.</w:t>
       </w:r>
     </w:p>
     <w:p>
@@ -17160,7 +17418,7 @@
           <w:szCs w:val="26"/>
           <w:rFonts w:ascii="Calibri" w:cs="Calibri" w:eastAsia="Calibri" w:hAnsi="Calibri"/>
         </w:rPr>
-        <w:t xml:space="preserve">« Monrovia — Ce qui a commencé comme un moment d'espoir pour les défenseurs de l'environnement s'est terminé par une frustration après qu'un dauphin qui s'est échoué à Miami Beach à Monrovia a été tué et… »</w:t>
+        <w:t xml:space="preserve">« Monrovia – Criminal Court “E” at the Temple of Justice has scheduled a hearing for Monday, November 2, at 10 a.m. on a motion for a new trial… »</w:t>
       </w:r>
     </w:p>
     <w:p>
@@ -17187,7 +17445,7 @@
           <w:szCs w:val="26"/>
           <w:rFonts w:ascii="Calibri" w:cs="Calibri" w:eastAsia="Calibri" w:hAnsi="Calibri"/>
         </w:rPr>
-        <w:t xml:space="preserve">Menace armée sur les axes et localités de la zone : réévaluer les déplacements terrestres (horaires, convois, itinéraires de repli) et les consignes des sites et des personnels présents à proximité.</w:t>
+        <w:t xml:space="preserve">Risque d'enlèvement : discrétion des déplacements, suivi des personnels en mission et des visiteurs, vérification des procédures de crise et des contacts d'urgence.</w:t>
       </w:r>
     </w:p>
     <w:p>
@@ -17213,7 +17471,7 @@
           <w:rFonts w:ascii="Calibri" w:cs="Calibri" w:eastAsia="Calibri" w:hAnsi="Calibri"/>
         </w:rPr>
       </w:r>
-      <w:hyperlink w:history="1" r:id="rId5tktdj09cbhro9hnvg5ye">
+      <w:hyperlink w:history="1" r:id="rIdqlgk3aoosco7hdxlnihyl">
         <w:r>
           <w:rPr>
             <w:u w:val="single"/>
@@ -17232,7 +17490,7 @@
           <w:szCs w:val="26"/>
           <w:rFonts w:ascii="Calibri" w:cs="Calibri" w:eastAsia="Calibri" w:hAnsi="Calibri"/>
         </w:rPr>
-        <w:t xml:space="preserve"> — 27 octobre 2026, 5 h UTC</w:t>
+        <w:t xml:space="preserve"> — 30 octobre 2026, 7 h UTC</w:t>
       </w:r>
       <w:r>
         <w:rPr>
@@ -17532,7 +17790,7 @@
           <w:szCs w:val="28"/>
           <w:rFonts w:ascii="Calibri" w:cs="Calibri" w:eastAsia="Calibri" w:hAnsi="Calibri"/>
         </w:rPr>
-        <w:t xml:space="preserve">LIBÉRIA : LE JUGE CITE DES PREUVES POUR DÉCLARER PETER BON JALLAH, MEMBRE DU PERSONNEL DE LA NSA, COUPABLE DE VIOL ET D'ENLÈVEMENT</w:t>
+        <w:t xml:space="preserve">LIBÉRIA : UN DAUPHIN TUÉ ET MASSACRÉ AVANT L'ARRIVÉE DE L'ÉQUIPE DE SECOURS DE LA NAFAA</w:t>
       </w:r>
     </w:p>
     <w:p>
@@ -17548,7 +17806,7 @@
         </w:rPr>
         <w:t xml:space="preserve">▪  Source : </w:t>
       </w:r>
-      <w:hyperlink w:history="1" r:id="rIdnyq9gssq3n5bg4euiedwd">
+      <w:hyperlink w:history="1" r:id="rId0c2tyj0nswfcgltdgbwhx">
         <w:r>
           <w:rPr>
             <w:u w:val="single"/>
@@ -17567,7 +17825,18 @@
           <w:szCs w:val="26"/>
           <w:rFonts w:ascii="Calibri" w:cs="Calibri" w:eastAsia="Calibri" w:hAnsi="Calibri"/>
         </w:rPr>
-        <w:t xml:space="preserve"> — 23 octobre 2026, 15 h UTC</w:t>
+        <w:t xml:space="preserve"> — 27 octobre 2026, 5 h UTC</w:t>
+      </w:r>
+      <w:r>
+        <w:rPr>
+          <w:b/>
+          <w:bCs/>
+          <w:color w:val="1F2937"/>
+          <w:sz w:val="26"/>
+          <w:szCs w:val="26"/>
+          <w:rFonts w:ascii="Calibri" w:cs="Calibri" w:eastAsia="Calibri" w:hAnsi="Calibri"/>
+        </w:rPr>
+        <w:t xml:space="preserve">   ·   Cotation : Probable</w:t>
       </w:r>
     </w:p>
     <w:p>
@@ -17594,7 +17863,7 @@
           <w:szCs w:val="28"/>
           <w:rFonts w:ascii="Calibri" w:cs="Calibri" w:eastAsia="Calibri" w:hAnsi="Calibri"/>
         </w:rPr>
-        <w:t xml:space="preserve">LIBÉRIA : VICTIMES DE GUERRE ET SURVIVANTS MANIFESTENT DEVANT LE TRIBUNAL ET AU CAPITOLE ALORS QUE LE PRÉSIDENT DE LA CHAMBRE S'ENGAGE À SOUMETTRE LE PROJET DE LOI SUR LA COUR DEVANT LA PLÉNIÈRE MARDI</w:t>
+        <w:t xml:space="preserve">LIBÉRIA : LE JUGE CITE DES PREUVES POUR DÉCLARER PETER BON JALLAH, MEMBRE DU PERSONNEL DE LA NSA, COUPABLE DE VIOL ET D'ENLÈVEMENT</w:t>
       </w:r>
     </w:p>
     <w:p>
@@ -17610,7 +17879,7 @@
         </w:rPr>
         <w:t xml:space="preserve">▪  Source : </w:t>
       </w:r>
-      <w:hyperlink w:history="1" r:id="rIdv8kien4a2uckoqa0j5eg5">
+      <w:hyperlink w:history="1" r:id="rIddqjkxjn7ajrug6dccrjfr">
         <w:r>
           <w:rPr>
             <w:u w:val="single"/>
@@ -17629,7 +17898,7 @@
           <w:szCs w:val="26"/>
           <w:rFonts w:ascii="Calibri" w:cs="Calibri" w:eastAsia="Calibri" w:hAnsi="Calibri"/>
         </w:rPr>
-        <w:t xml:space="preserve"> — 23 octobre 2026, 5 h UTC</w:t>
+        <w:t xml:space="preserve"> — 23 octobre 2026, 15 h UTC</w:t>
       </w:r>
     </w:p>
     <w:p>
@@ -17656,7 +17925,7 @@
           <w:szCs w:val="28"/>
           <w:rFonts w:ascii="Calibri" w:cs="Calibri" w:eastAsia="Calibri" w:hAnsi="Calibri"/>
         </w:rPr>
-        <w:t xml:space="preserve">LE LIBÉRIA APPELLE À LA PARTICIPATION SIGNIFICATIVE DES FEMMES DEPUIS LES NÉGOCIATIONS DE PAIX JUSQU’À LA MISE EN ŒUVRE</w:t>
+        <w:t xml:space="preserve">LIBÉRIA : VICTIMES DE GUERRE ET SURVIVANTS MANIFESTENT DEVANT LE TRIBUNAL ET AU CAPITOLE ALORS QUE LE PRÉSIDENT DE LA CHAMBRE S'ENGAGE À SOUMETTRE LE PROJET DE LOI SUR LA COUR DEVANT LA PLÉNIÈRE MARDI</w:t>
       </w:r>
     </w:p>
     <w:p>
@@ -17672,7 +17941,69 @@
         </w:rPr>
         <w:t xml:space="preserve">▪  Source : </w:t>
       </w:r>
-      <w:hyperlink w:history="1" r:id="rId-2qwmjlube00nd4b9lhzn">
+      <w:hyperlink w:history="1" r:id="rIdyn63bbraemgtzy-ljpfep">
+        <w:r>
+          <w:rPr>
+            <w:u w:val="single"/>
+            <w:color w:val="1F6B5E"/>
+            <w:sz w:val="26"/>
+            <w:szCs w:val="26"/>
+            <w:rFonts w:ascii="Calibri" w:cs="Calibri" w:eastAsia="Calibri" w:hAnsi="Calibri"/>
+          </w:rPr>
+          <w:t xml:space="preserve">FrontPageAfrica — Liberia</w:t>
+        </w:r>
+      </w:hyperlink>
+      <w:r>
+        <w:rPr>
+          <w:color w:val="1F2937"/>
+          <w:sz w:val="26"/>
+          <w:szCs w:val="26"/>
+          <w:rFonts w:ascii="Calibri" w:cs="Calibri" w:eastAsia="Calibri" w:hAnsi="Calibri"/>
+        </w:rPr>
+        <w:t xml:space="preserve"> — 23 octobre 2026, 5 h UTC</w:t>
+      </w:r>
+    </w:p>
+    <w:p>
+      <w:pPr>
+        <w:spacing w:before="160"/>
+        <w:ind w:left="360"/>
+      </w:pPr>
+      <w:r>
+        <w:rPr>
+          <w:color w:val="1F6B5E"/>
+          <w:sz w:val="28"/>
+          <w:szCs w:val="28"/>
+          <w:rFonts w:ascii="Calibri" w:cs="Calibri" w:eastAsia="Calibri" w:hAnsi="Calibri"/>
+        </w:rPr>
+        <w:t xml:space="preserve">❑  </w:t>
+      </w:r>
+      <w:r>
+        <w:rPr>
+          <w:b/>
+          <w:bCs/>
+          <w:u w:val="single"/>
+          <w:color w:val="1F6B5E"/>
+          <w:sz w:val="28"/>
+          <w:szCs w:val="28"/>
+          <w:rFonts w:ascii="Calibri" w:cs="Calibri" w:eastAsia="Calibri" w:hAnsi="Calibri"/>
+        </w:rPr>
+        <w:t xml:space="preserve">LE PÈRE ANTHONY AJOUTE L'AUTONOMISATION DES JEUNES À SON APOSTOLAT</w:t>
+      </w:r>
+    </w:p>
+    <w:p>
+      <w:pPr>
+        <w:ind w:left="720"/>
+      </w:pPr>
+      <w:r>
+        <w:rPr>
+          <w:color w:val="1F2937"/>
+          <w:sz w:val="26"/>
+          <w:szCs w:val="26"/>
+          <w:rFonts w:ascii="Calibri" w:cs="Calibri" w:eastAsia="Calibri" w:hAnsi="Calibri"/>
+        </w:rPr>
+        <w:t xml:space="preserve">▪  Source : </w:t>
+      </w:r>
+      <w:hyperlink w:history="1" r:id="rIdp_2tcznmpmcscd-hx3cjf">
         <w:r>
           <w:rPr>
             <w:u w:val="single"/>
@@ -17691,7 +18022,7 @@
           <w:szCs w:val="26"/>
           <w:rFonts w:ascii="Calibri" w:cs="Calibri" w:eastAsia="Calibri" w:hAnsi="Calibri"/>
         </w:rPr>
-        <w:t xml:space="preserve"> — 29 octobre 2026, 9 h UTC</w:t>
+        <w:t xml:space="preserve"> — 30 octobre 2026, 13 h UTC</w:t>
       </w:r>
       <w:r>
         <w:rPr>
@@ -17729,7 +18060,7 @@
           <w:szCs w:val="28"/>
           <w:rFonts w:ascii="Calibri" w:cs="Calibri" w:eastAsia="Calibri" w:hAnsi="Calibri"/>
         </w:rPr>
-        <w:t xml:space="preserve">LE LIBÉRIA OUVRE LA VOIE À LA PRÉSIDENCE DU CONSEIL DE SÉCURITÉ DE L’ONU : LE MINISTRE DES AFFAIRES ÉTRANGÈRES NYANTI SOULIGNE LE PARCOURS HISTORIQUE DU PAYS, DES SANCTIONS AU LEADERSHIP MONDIAL</w:t>
+        <w:t xml:space="preserve">LE LIBÉRIA APPELLE À LA PARTICIPATION SIGNIFICATIVE DES FEMMES DEPUIS LES NÉGOCIATIONS DE PAIX JUSQU’À LA MISE EN ŒUVRE</w:t>
       </w:r>
     </w:p>
     <w:p>
@@ -17745,7 +18076,7 @@
         </w:rPr>
         <w:t xml:space="preserve">▪  Source : </w:t>
       </w:r>
-      <w:hyperlink w:history="1" r:id="rIdhmnw8zsd58mj654h7m386">
+      <w:hyperlink w:history="1" r:id="rIdngmtmav764fnxgl2yrf9k">
         <w:r>
           <w:rPr>
             <w:u w:val="single"/>
@@ -17754,7 +18085,7 @@
             <w:szCs w:val="26"/>
             <w:rFonts w:ascii="Calibri" w:cs="Calibri" w:eastAsia="Calibri" w:hAnsi="Calibri"/>
           </w:rPr>
-          <w:t xml:space="preserve">FrontPageAfrica — Liberia</w:t>
+          <w:t xml:space="preserve">Global News Network Liberia</w:t>
         </w:r>
       </w:hyperlink>
       <w:r>
@@ -17764,7 +18095,7 @@
           <w:szCs w:val="26"/>
           <w:rFonts w:ascii="Calibri" w:cs="Calibri" w:eastAsia="Calibri" w:hAnsi="Calibri"/>
         </w:rPr>
-        <w:t xml:space="preserve"> — 29 octobre 2026, 7 h UTC</w:t>
+        <w:t xml:space="preserve"> — 29 octobre 2026, 9 h UTC</w:t>
       </w:r>
       <w:r>
         <w:rPr>
@@ -17775,80 +18106,7 @@
           <w:szCs w:val="26"/>
           <w:rFonts w:ascii="Calibri" w:cs="Calibri" w:eastAsia="Calibri" w:hAnsi="Calibri"/>
         </w:rPr>
-        <w:t xml:space="preserve">   ·   Cotation : Probable</w:t>
-      </w:r>
-    </w:p>
-    <w:p>
-      <w:pPr>
-        <w:spacing w:before="160"/>
-        <w:ind w:left="360"/>
-      </w:pPr>
-      <w:r>
-        <w:rPr>
-          <w:color w:val="1F6B5E"/>
-          <w:sz w:val="28"/>
-          <w:szCs w:val="28"/>
-          <w:rFonts w:ascii="Calibri" w:cs="Calibri" w:eastAsia="Calibri" w:hAnsi="Calibri"/>
-        </w:rPr>
-        <w:t xml:space="preserve">❑  </w:t>
-      </w:r>
-      <w:r>
-        <w:rPr>
-          <w:b/>
-          <w:bCs/>
-          <w:u w:val="single"/>
-          <w:color w:val="1F6B5E"/>
-          <w:sz w:val="28"/>
-          <w:szCs w:val="28"/>
-          <w:rFonts w:ascii="Calibri" w:cs="Calibri" w:eastAsia="Calibri" w:hAnsi="Calibri"/>
-        </w:rPr>
-        <w:t xml:space="preserve">LIBÉRIA : DANS LE CADRE DE LA TENTATIVE DE LA DÉFENSE D’ANNULER LA CONDAMNATION DE PETER BON JALLAH</w:t>
-      </w:r>
-    </w:p>
-    <w:p>
-      <w:pPr>
-        <w:ind w:left="720"/>
-      </w:pPr>
-      <w:r>
-        <w:rPr>
-          <w:color w:val="1F2937"/>
-          <w:sz w:val="26"/>
-          <w:szCs w:val="26"/>
-          <w:rFonts w:ascii="Calibri" w:cs="Calibri" w:eastAsia="Calibri" w:hAnsi="Calibri"/>
-        </w:rPr>
-        <w:t xml:space="preserve">▪  Source : </w:t>
-      </w:r>
-      <w:hyperlink w:history="1" r:id="rIdtkg8xfwmaf6taugwxqvrv">
-        <w:r>
-          <w:rPr>
-            <w:u w:val="single"/>
-            <w:color w:val="1F6B5E"/>
-            <w:sz w:val="26"/>
-            <w:szCs w:val="26"/>
-            <w:rFonts w:ascii="Calibri" w:cs="Calibri" w:eastAsia="Calibri" w:hAnsi="Calibri"/>
-          </w:rPr>
-          <w:t xml:space="preserve">FrontPageAfrica — Liberia</w:t>
-        </w:r>
-      </w:hyperlink>
-      <w:r>
-        <w:rPr>
-          <w:color w:val="1F2937"/>
-          <w:sz w:val="26"/>
-          <w:szCs w:val="26"/>
-          <w:rFonts w:ascii="Calibri" w:cs="Calibri" w:eastAsia="Calibri" w:hAnsi="Calibri"/>
-        </w:rPr>
-        <w:t xml:space="preserve"> — 28 octobre 2026, 7 h UTC</w:t>
-      </w:r>
-      <w:r>
-        <w:rPr>
-          <w:b/>
-          <w:bCs/>
-          <w:color w:val="1F2937"/>
-          <w:sz w:val="26"/>
-          <w:szCs w:val="26"/>
-          <w:rFonts w:ascii="Calibri" w:cs="Calibri" w:eastAsia="Calibri" w:hAnsi="Calibri"/>
-        </w:rPr>
-        <w:t xml:space="preserve">   ·   Cotation : Probable</w:t>
+        <w:t xml:space="preserve">   ·   Cotation : Non confirmé</w:t>
       </w:r>
     </w:p>
     <w:p>
@@ -18137,7 +18395,7 @@
           <w:szCs w:val="28"/>
           <w:rFonts w:ascii="Calibri" w:cs="Calibri" w:eastAsia="Calibri" w:hAnsi="Calibri"/>
         </w:rPr>
-        <w:t xml:space="preserve">LA VISION D'UN ANCIEN CHEF DE LA SÉCURITÉ POUR LE SERVICE D'IMMIGRATION DU LIBÉRIA JOUE ENFIN</w:t>
+        <w:t xml:space="preserve">LE LIBÉRIA OUVRE LA VOIE À LA PRÉSIDENCE DU CONSEIL DE SÉCURITÉ DE L’ONU : LE MINISTRE DES AFFAIRES ÉTRANGÈRES NYANTI SOULIGNE LE PARCOURS HISTORIQUE DU PAYS, DES SANCTIONS AU LEADERSHIP MONDIAL</w:t>
       </w:r>
     </w:p>
     <w:p>
@@ -18153,7 +18411,7 @@
         </w:rPr>
         <w:t xml:space="preserve">▪  Source : </w:t>
       </w:r>
-      <w:hyperlink w:history="1" r:id="rIdpayxuvblgbgwcx1bngcc_">
+      <w:hyperlink w:history="1" r:id="rIdjp-_0okvyfwfwh96h5wqj">
         <w:r>
           <w:rPr>
             <w:u w:val="single"/>
@@ -18172,7 +18430,18 @@
           <w:szCs w:val="26"/>
           <w:rFonts w:ascii="Calibri" w:cs="Calibri" w:eastAsia="Calibri" w:hAnsi="Calibri"/>
         </w:rPr>
-        <w:t xml:space="preserve"> — 26 octobre 2026, 6 h UTC</w:t>
+        <w:t xml:space="preserve"> — 29 octobre 2026, 7 h UTC</w:t>
+      </w:r>
+      <w:r>
+        <w:rPr>
+          <w:b/>
+          <w:bCs/>
+          <w:color w:val="1F2937"/>
+          <w:sz w:val="26"/>
+          <w:szCs w:val="26"/>
+          <w:rFonts w:ascii="Calibri" w:cs="Calibri" w:eastAsia="Calibri" w:hAnsi="Calibri"/>
+        </w:rPr>
+        <w:t xml:space="preserve">   ·   Cotation : Probable</w:t>
       </w:r>
     </w:p>
     <w:p>
@@ -18199,6 +18468,141 @@
           <w:szCs w:val="28"/>
           <w:rFonts w:ascii="Calibri" w:cs="Calibri" w:eastAsia="Calibri" w:hAnsi="Calibri"/>
         </w:rPr>
+        <w:t xml:space="preserve">LIBÉRIA : DANS LE CADRE DE LA TENTATIVE DE LA DÉFENSE D’ANNULER LA CONDAMNATION DE PETER BON JALLAH</w:t>
+      </w:r>
+    </w:p>
+    <w:p>
+      <w:pPr>
+        <w:ind w:left="720"/>
+      </w:pPr>
+      <w:r>
+        <w:rPr>
+          <w:color w:val="1F2937"/>
+          <w:sz w:val="26"/>
+          <w:szCs w:val="26"/>
+          <w:rFonts w:ascii="Calibri" w:cs="Calibri" w:eastAsia="Calibri" w:hAnsi="Calibri"/>
+        </w:rPr>
+        <w:t xml:space="preserve">▪  Source : </w:t>
+      </w:r>
+      <w:hyperlink w:history="1" r:id="rIdspnoqlsmzla0jd1crttxi">
+        <w:r>
+          <w:rPr>
+            <w:u w:val="single"/>
+            <w:color w:val="1F6B5E"/>
+            <w:sz w:val="26"/>
+            <w:szCs w:val="26"/>
+            <w:rFonts w:ascii="Calibri" w:cs="Calibri" w:eastAsia="Calibri" w:hAnsi="Calibri"/>
+          </w:rPr>
+          <w:t xml:space="preserve">FrontPageAfrica — Liberia</w:t>
+        </w:r>
+      </w:hyperlink>
+      <w:r>
+        <w:rPr>
+          <w:color w:val="1F2937"/>
+          <w:sz w:val="26"/>
+          <w:szCs w:val="26"/>
+          <w:rFonts w:ascii="Calibri" w:cs="Calibri" w:eastAsia="Calibri" w:hAnsi="Calibri"/>
+        </w:rPr>
+        <w:t xml:space="preserve"> — 28 octobre 2026, 7 h UTC</w:t>
+      </w:r>
+      <w:r>
+        <w:rPr>
+          <w:b/>
+          <w:bCs/>
+          <w:color w:val="1F2937"/>
+          <w:sz w:val="26"/>
+          <w:szCs w:val="26"/>
+          <w:rFonts w:ascii="Calibri" w:cs="Calibri" w:eastAsia="Calibri" w:hAnsi="Calibri"/>
+        </w:rPr>
+        <w:t xml:space="preserve">   ·   Cotation : Probable</w:t>
+      </w:r>
+    </w:p>
+    <w:p>
+      <w:pPr>
+        <w:spacing w:before="160"/>
+        <w:ind w:left="360"/>
+      </w:pPr>
+      <w:r>
+        <w:rPr>
+          <w:color w:val="1F6B5E"/>
+          <w:sz w:val="28"/>
+          <w:szCs w:val="28"/>
+          <w:rFonts w:ascii="Calibri" w:cs="Calibri" w:eastAsia="Calibri" w:hAnsi="Calibri"/>
+        </w:rPr>
+        <w:t xml:space="preserve">❑  </w:t>
+      </w:r>
+      <w:r>
+        <w:rPr>
+          <w:b/>
+          <w:bCs/>
+          <w:u w:val="single"/>
+          <w:color w:val="1F6B5E"/>
+          <w:sz w:val="28"/>
+          <w:szCs w:val="28"/>
+          <w:rFonts w:ascii="Calibri" w:cs="Calibri" w:eastAsia="Calibri" w:hAnsi="Calibri"/>
+        </w:rPr>
+        <w:t xml:space="preserve">LA VISION D'UN ANCIEN CHEF DE LA SÉCURITÉ POUR LE SERVICE D'IMMIGRATION DU LIBÉRIA JOUE ENFIN</w:t>
+      </w:r>
+    </w:p>
+    <w:p>
+      <w:pPr>
+        <w:ind w:left="720"/>
+      </w:pPr>
+      <w:r>
+        <w:rPr>
+          <w:color w:val="1F2937"/>
+          <w:sz w:val="26"/>
+          <w:szCs w:val="26"/>
+          <w:rFonts w:ascii="Calibri" w:cs="Calibri" w:eastAsia="Calibri" w:hAnsi="Calibri"/>
+        </w:rPr>
+        <w:t xml:space="preserve">▪  Source : </w:t>
+      </w:r>
+      <w:hyperlink w:history="1" r:id="rIdab_l1vsngylbjkdfvplrh">
+        <w:r>
+          <w:rPr>
+            <w:u w:val="single"/>
+            <w:color w:val="1F6B5E"/>
+            <w:sz w:val="26"/>
+            <w:szCs w:val="26"/>
+            <w:rFonts w:ascii="Calibri" w:cs="Calibri" w:eastAsia="Calibri" w:hAnsi="Calibri"/>
+          </w:rPr>
+          <w:t xml:space="preserve">FrontPageAfrica — Liberia</w:t>
+        </w:r>
+      </w:hyperlink>
+      <w:r>
+        <w:rPr>
+          <w:color w:val="1F2937"/>
+          <w:sz w:val="26"/>
+          <w:szCs w:val="26"/>
+          <w:rFonts w:ascii="Calibri" w:cs="Calibri" w:eastAsia="Calibri" w:hAnsi="Calibri"/>
+        </w:rPr>
+        <w:t xml:space="preserve"> — 26 octobre 2026, 6 h UTC</w:t>
+      </w:r>
+    </w:p>
+    <w:p>
+      <w:pPr>
+        <w:spacing w:before="160"/>
+        <w:ind w:left="360"/>
+      </w:pPr>
+      <w:r>
+        <w:rPr>
+          <w:color w:val="1F6B5E"/>
+          <w:sz w:val="28"/>
+          <w:szCs w:val="28"/>
+          <w:rFonts w:ascii="Calibri" w:cs="Calibri" w:eastAsia="Calibri" w:hAnsi="Calibri"/>
+        </w:rPr>
+        <w:t xml:space="preserve">❑  </w:t>
+      </w:r>
+      <w:r>
+        <w:rPr>
+          <w:b/>
+          <w:bCs/>
+          <w:u w:val="single"/>
+          <w:color w:val="1F6B5E"/>
+          <w:sz w:val="28"/>
+          <w:szCs w:val="28"/>
+          <w:rFonts w:ascii="Calibri" w:cs="Calibri" w:eastAsia="Calibri" w:hAnsi="Calibri"/>
+        </w:rPr>
         <w:t xml:space="preserve">LE LIBÉRIA IMPOSE DES RÈGLES D'ISOLEMENT ET DE SURVEILLANCE DE 21 JOURS AUX VOYAGEURS FACE À LA MENACE RÉGIONALE D'EBOLA</w:t>
       </w:r>
     </w:p>
@@ -18215,7 +18619,7 @@
         </w:rPr>
         <w:t xml:space="preserve">▪  Source : </w:t>
       </w:r>
-      <w:hyperlink w:history="1" r:id="rIdx3wvf6tqdympiwv8bjwbl">
+      <w:hyperlink w:history="1" r:id="rIdkiosdmvvpyrk_md2t-2t2">
         <w:r>
           <w:rPr>
             <w:u w:val="single"/>
@@ -18235,68 +18639,6 @@
           <w:rFonts w:ascii="Calibri" w:cs="Calibri" w:eastAsia="Calibri" w:hAnsi="Calibri"/>
         </w:rPr>
         <w:t xml:space="preserve"> — 24 octobre 2026, 22 h UTC</w:t>
-      </w:r>
-    </w:p>
-    <w:p>
-      <w:pPr>
-        <w:spacing w:before="160"/>
-        <w:ind w:left="360"/>
-      </w:pPr>
-      <w:r>
-        <w:rPr>
-          <w:color w:val="1F6B5E"/>
-          <w:sz w:val="28"/>
-          <w:szCs w:val="28"/>
-          <w:rFonts w:ascii="Calibri" w:cs="Calibri" w:eastAsia="Calibri" w:hAnsi="Calibri"/>
-        </w:rPr>
-        <w:t xml:space="preserve">❑  </w:t>
-      </w:r>
-      <w:r>
-        <w:rPr>
-          <w:b/>
-          <w:bCs/>
-          <w:u w:val="single"/>
-          <w:color w:val="1F6B5E"/>
-          <w:sz w:val="28"/>
-          <w:szCs w:val="28"/>
-          <w:rFonts w:ascii="Calibri" w:cs="Calibri" w:eastAsia="Calibri" w:hAnsi="Calibri"/>
-        </w:rPr>
-        <w:t xml:space="preserve">L'AFL TIRE SUR DEUX SOLDATS À LA SUITE D'UN ASSAUT</w:t>
-      </w:r>
-    </w:p>
-    <w:p>
-      <w:pPr>
-        <w:ind w:left="720"/>
-      </w:pPr>
-      <w:r>
-        <w:rPr>
-          <w:color w:val="1F2937"/>
-          <w:sz w:val="26"/>
-          <w:szCs w:val="26"/>
-          <w:rFonts w:ascii="Calibri" w:cs="Calibri" w:eastAsia="Calibri" w:hAnsi="Calibri"/>
-        </w:rPr>
-        <w:t xml:space="preserve">▪  Source : </w:t>
-      </w:r>
-      <w:hyperlink w:history="1" r:id="rIdjy5i7gym7m5ujgduepiah">
-        <w:r>
-          <w:rPr>
-            <w:u w:val="single"/>
-            <w:color w:val="1F6B5E"/>
-            <w:sz w:val="26"/>
-            <w:szCs w:val="26"/>
-            <w:rFonts w:ascii="Calibri" w:cs="Calibri" w:eastAsia="Calibri" w:hAnsi="Calibri"/>
-          </w:rPr>
-          <w:t xml:space="preserve">Global News Network Liberia</w:t>
-        </w:r>
-      </w:hyperlink>
-      <w:r>
-        <w:rPr>
-          <w:color w:val="1F2937"/>
-          <w:sz w:val="26"/>
-          <w:szCs w:val="26"/>
-          <w:rFonts w:ascii="Calibri" w:cs="Calibri" w:eastAsia="Calibri" w:hAnsi="Calibri"/>
-        </w:rPr>
-        <w:t xml:space="preserve"> — 22 octobre 2026, 17 h UTC</w:t>
       </w:r>
     </w:p>
     <w:p>
@@ -18512,7 +18854,7 @@
           <w:szCs w:val="22"/>
           <w:rFonts w:ascii="Calibri" w:cs="Calibri" w:eastAsia="Calibri" w:hAnsi="Calibri"/>
         </w:rPr>
-        <w:t xml:space="preserve">Indice de confiance : moyenne (incident vérifié le plus récent : 122 jours ; 5 signaux du jour)</w:t>
+        <w:t xml:space="preserve">Indice de confiance : moyenne (incident vérifié le plus récent : 123 jours ; 3 signaux du jour)</w:t>
       </w:r>
     </w:p>
     <w:tbl>
@@ -18558,7 +18900,7 @@
                 <w:szCs w:val="40"/>
                 <w:rFonts w:ascii="Arial Narrow" w:cs="Arial Narrow" w:eastAsia="Arial Narrow" w:hAnsi="Arial Narrow"/>
               </w:rPr>
-              <w:t xml:space="preserve">Kaolack : un retraité retrouvé mort à son domicile, le corps en état de décomposition</w:t>
+              <w:t xml:space="preserve">Drame en Italie : un couple sénégalais retrouvé mort, leur bébé de 7 mois entre les mains des médecins</w:t>
             </w:r>
           </w:p>
           <w:p>
@@ -18585,7 +18927,7 @@
                 <w:szCs w:val="26"/>
                 <w:rFonts w:ascii="Calibri" w:cs="Calibri" w:eastAsia="Calibri" w:hAnsi="Calibri"/>
               </w:rPr>
-              <w:t xml:space="preserve">Fait rapporté le jeudi 29 octobre 2026. Lieu : Sénégal. Actualité politique. Une seule source à ce stade (Seneweb) : à confirmer par un second média.</w:t>
+              <w:t xml:space="preserve">Fait rapporté le samedi 31 octobre 2026. Lieu : Sénégal. Actualité politique. Une seule source à ce stade (Seneweb) : à confirmer par un second média.</w:t>
             </w:r>
           </w:p>
           <w:p>
@@ -18628,7 +18970,7 @@
                 <w:szCs w:val="26"/>
                 <w:rFonts w:ascii="Calibri" w:cs="Calibri" w:eastAsia="Calibri" w:hAnsi="Calibri"/>
               </w:rPr>
-              <w:t xml:space="preserve">« Le corps sans vie d'un homme a été découvert le mercredi 28 octobre 2026 dans une maison du quartier Cité Kébé, à Kaolack. »</w:t>
+              <w:t xml:space="preserve">« Une tragédie frappe une famille sénégalaise établie en Italie. Un couple de ressortissants sénégalais a été retrouvé mort à Bocca d’Enza, dans la province de Parme, à la suite d’une présumée intoxication au monoxyde de carbone. »</w:t>
             </w:r>
           </w:p>
           <w:p>
@@ -18681,7 +19023,7 @@
                 <w:rFonts w:ascii="Calibri" w:cs="Calibri" w:eastAsia="Calibri" w:hAnsi="Calibri"/>
               </w:rPr>
             </w:r>
-            <w:hyperlink w:history="1" r:id="rIdx72ie7sfvcli5sygknmb5">
+            <w:hyperlink w:history="1" r:id="rId_l5gb_oxp8pymeaadjw5b">
               <w:r>
                 <w:rPr>
                   <w:u w:val="single"/>
@@ -18700,7 +19042,7 @@
                 <w:szCs w:val="26"/>
                 <w:rFonts w:ascii="Calibri" w:cs="Calibri" w:eastAsia="Calibri" w:hAnsi="Calibri"/>
               </w:rPr>
-              <w:t xml:space="preserve"> — 29 octobre 2026, 22 h UTC</w:t>
+              <w:t xml:space="preserve"> — 31 octobre 2026, 1 h UTC</w:t>
             </w:r>
             <w:r>
               <w:rPr>
@@ -18749,7 +19091,7 @@
                           </pic:cNvPicPr>
                         </pic:nvPicPr>
                         <pic:blipFill>
-                          <a:blip r:embed="rId18" cstate="none"/>
+                          <a:blip r:embed="rId19" cstate="none"/>
                           <a:srcRect/>
                           <a:stretch>
                             <a:fillRect/>
@@ -18775,7 +19117,7 @@
             <w:pPr>
               <w:jc w:val="right"/>
             </w:pPr>
-            <w:hyperlink w:history="1" r:id="rIdnhjn1i48j4swczr4o5aox">
+            <w:hyperlink w:history="1" r:id="rIdjc7uwvih5k_7a6yc1x-r7">
               <w:r>
                 <w:rPr>
                   <w:u w:val="single"/>
@@ -19015,7 +19357,7 @@
           <w:szCs w:val="28"/>
           <w:rFonts w:ascii="Calibri" w:cs="Calibri" w:eastAsia="Calibri" w:hAnsi="Calibri"/>
         </w:rPr>
-        <w:t xml:space="preserve">NGOR : UN CLIENT DU BAR-RESTAURANT TIMIS DÉFÉRÉ POUR TENTATIVE DE MEURTRE AVEC UN PIEU EN BOIS</w:t>
+        <w:t xml:space="preserve">MORT DE FALLOU SÈNE À L'UGB : LE GENDARME RECONNAÎT AVOIR OUVERT LE FEU SUR LES MANIFESTANTS,1AN FERME REQUIS DEVANT LE TRIBUNAL MILITAIRE</w:t>
       </w:r>
     </w:p>
     <w:p>
@@ -19031,7 +19373,7 @@
         </w:rPr>
         <w:t xml:space="preserve">▪  Source : </w:t>
       </w:r>
-      <w:hyperlink w:history="1" r:id="rIdugb7d4puuqfdmbxmarttt">
+      <w:hyperlink w:history="1" r:id="rIdslvcxn5dyqtprzvocweso">
         <w:r>
           <w:rPr>
             <w:u w:val="single"/>
@@ -19040,7 +19382,7 @@
             <w:szCs w:val="26"/>
             <w:rFonts w:ascii="Calibri" w:cs="Calibri" w:eastAsia="Calibri" w:hAnsi="Calibri"/>
           </w:rPr>
-          <w:t xml:space="preserve">Seneweb</w:t>
+          <w:t xml:space="preserve">Pressafrik</w:t>
         </w:r>
       </w:hyperlink>
       <w:r>
@@ -19050,7 +19392,7 @@
           <w:szCs w:val="26"/>
           <w:rFonts w:ascii="Calibri" w:cs="Calibri" w:eastAsia="Calibri" w:hAnsi="Calibri"/>
         </w:rPr>
-        <w:t xml:space="preserve"> — 29 octobre 2026, 14 h UTC</w:t>
+        <w:t xml:space="preserve"> — 30 octobre 2026, 20 h UTC</w:t>
       </w:r>
       <w:r>
         <w:rPr>
@@ -19061,7 +19403,7 @@
           <w:szCs w:val="26"/>
           <w:rFonts w:ascii="Calibri" w:cs="Calibri" w:eastAsia="Calibri" w:hAnsi="Calibri"/>
         </w:rPr>
-        <w:t xml:space="preserve">   ·   Cotation : Probable</w:t>
+        <w:t xml:space="preserve">   ·   Cotation : Confirmé</w:t>
       </w:r>
     </w:p>
     <w:p>
@@ -19088,7 +19430,7 @@
           <w:szCs w:val="28"/>
           <w:rFonts w:ascii="Calibri" w:cs="Calibri" w:eastAsia="Calibri" w:hAnsi="Calibri"/>
         </w:rPr>
-        <w:t xml:space="preserve">LE SUSPECT DE L’ATTENTAT DE TRAPPES RECONNAÎT AVOIR CIBLÉ DES PERSONNES MUSULMANES OU D’ORIGINE AFRICAINE</w:t>
+        <w:t xml:space="preserve">UN ENFANT DE 3 ANS TUÉ PAR UN BUS : LE RÉCIT POIGNANT D’UN TÉMOIN (VIDÉO)</w:t>
       </w:r>
     </w:p>
     <w:p>
@@ -19102,9 +19444,155 @@
           <w:szCs w:val="26"/>
           <w:rFonts w:ascii="Calibri" w:cs="Calibri" w:eastAsia="Calibri" w:hAnsi="Calibri"/>
         </w:rPr>
+        <w:t xml:space="preserve">▪  Sources : </w:t>
+      </w:r>
+      <w:hyperlink w:history="1" r:id="rIdnehrxexxknero--27plv2">
+        <w:r>
+          <w:rPr>
+            <w:u w:val="single"/>
+            <w:color w:val="1F6B5E"/>
+            <w:sz w:val="26"/>
+            <w:szCs w:val="26"/>
+            <w:rFonts w:ascii="Calibri" w:cs="Calibri" w:eastAsia="Calibri" w:hAnsi="Calibri"/>
+          </w:rPr>
+          <w:t xml:space="preserve">SeneNews · Dakar Actu</w:t>
+        </w:r>
+      </w:hyperlink>
+      <w:r>
+        <w:rPr>
+          <w:color w:val="1F2937"/>
+          <w:sz w:val="26"/>
+          <w:szCs w:val="26"/>
+          <w:rFonts w:ascii="Calibri" w:cs="Calibri" w:eastAsia="Calibri" w:hAnsi="Calibri"/>
+        </w:rPr>
+        <w:t xml:space="preserve"> — 30 octobre 2026, 13 h UTC</w:t>
+      </w:r>
+      <w:r>
+        <w:rPr>
+          <w:b/>
+          <w:bCs/>
+          <w:color w:val="1F2937"/>
+          <w:sz w:val="26"/>
+          <w:szCs w:val="26"/>
+          <w:rFonts w:ascii="Calibri" w:cs="Calibri" w:eastAsia="Calibri" w:hAnsi="Calibri"/>
+        </w:rPr>
+        <w:t xml:space="preserve">   ·   Cotation : Confirmé</w:t>
+      </w:r>
+    </w:p>
+    <w:p>
+      <w:pPr>
+        <w:spacing w:before="160"/>
+        <w:ind w:left="360"/>
+      </w:pPr>
+      <w:r>
+        <w:rPr>
+          <w:color w:val="1F6B5E"/>
+          <w:sz w:val="28"/>
+          <w:szCs w:val="28"/>
+          <w:rFonts w:ascii="Calibri" w:cs="Calibri" w:eastAsia="Calibri" w:hAnsi="Calibri"/>
+        </w:rPr>
+        <w:t xml:space="preserve">❑  </w:t>
+      </w:r>
+      <w:r>
+        <w:rPr>
+          <w:b/>
+          <w:bCs/>
+          <w:u w:val="single"/>
+          <w:color w:val="1F6B5E"/>
+          <w:sz w:val="28"/>
+          <w:szCs w:val="28"/>
+          <w:rFonts w:ascii="Calibri" w:cs="Calibri" w:eastAsia="Calibri" w:hAnsi="Calibri"/>
+        </w:rPr>
+        <w:t xml:space="preserve">KAOLACK : DÉCOUVERTE D’UN HOMME DE 76 ANS MORT EN DÉCOMPOSITION À SON DOMICILE</w:t>
+      </w:r>
+    </w:p>
+    <w:p>
+      <w:pPr>
+        <w:ind w:left="720"/>
+      </w:pPr>
+      <w:r>
+        <w:rPr>
+          <w:color w:val="1F2937"/>
+          <w:sz w:val="26"/>
+          <w:szCs w:val="26"/>
+          <w:rFonts w:ascii="Calibri" w:cs="Calibri" w:eastAsia="Calibri" w:hAnsi="Calibri"/>
+        </w:rPr>
+        <w:t xml:space="preserve">▪  Sources : </w:t>
+      </w:r>
+      <w:hyperlink w:history="1" r:id="rId5q9gki9cwu7hihgayaiif">
+        <w:r>
+          <w:rPr>
+            <w:u w:val="single"/>
+            <w:color w:val="1F6B5E"/>
+            <w:sz w:val="26"/>
+            <w:szCs w:val="26"/>
+            <w:rFonts w:ascii="Calibri" w:cs="Calibri" w:eastAsia="Calibri" w:hAnsi="Calibri"/>
+          </w:rPr>
+          <w:t xml:space="preserve">SeneNews · Seneweb</w:t>
+        </w:r>
+      </w:hyperlink>
+      <w:r>
+        <w:rPr>
+          <w:color w:val="1F2937"/>
+          <w:sz w:val="26"/>
+          <w:szCs w:val="26"/>
+          <w:rFonts w:ascii="Calibri" w:cs="Calibri" w:eastAsia="Calibri" w:hAnsi="Calibri"/>
+        </w:rPr>
+        <w:t xml:space="preserve"> — 30 octobre 2026, 12 h UTC</w:t>
+      </w:r>
+      <w:r>
+        <w:rPr>
+          <w:b/>
+          <w:bCs/>
+          <w:color w:val="1F2937"/>
+          <w:sz w:val="26"/>
+          <w:szCs w:val="26"/>
+          <w:rFonts w:ascii="Calibri" w:cs="Calibri" w:eastAsia="Calibri" w:hAnsi="Calibri"/>
+        </w:rPr>
+        <w:t xml:space="preserve">   ·   Cotation : Confirmé</w:t>
+      </w:r>
+    </w:p>
+    <w:p>
+      <w:pPr>
+        <w:spacing w:before="160"/>
+        <w:ind w:left="360"/>
+      </w:pPr>
+      <w:r>
+        <w:rPr>
+          <w:color w:val="1F6B5E"/>
+          <w:sz w:val="28"/>
+          <w:szCs w:val="28"/>
+          <w:rFonts w:ascii="Calibri" w:cs="Calibri" w:eastAsia="Calibri" w:hAnsi="Calibri"/>
+        </w:rPr>
+        <w:t xml:space="preserve">❑  </w:t>
+      </w:r>
+      <w:r>
+        <w:rPr>
+          <w:b/>
+          <w:bCs/>
+          <w:u w:val="single"/>
+          <w:color w:val="1F6B5E"/>
+          <w:sz w:val="28"/>
+          <w:szCs w:val="28"/>
+          <w:rFonts w:ascii="Calibri" w:cs="Calibri" w:eastAsia="Calibri" w:hAnsi="Calibri"/>
+        </w:rPr>
+        <w:t xml:space="preserve">CISJORDANIE OCCUPÉE: L'OPÉRATION ISRAÉLIENNE SE POURSUIT À HÉBRON, 5000 PERSONNES SANS DOMICILE</w:t>
+      </w:r>
+    </w:p>
+    <w:p>
+      <w:pPr>
+        <w:ind w:left="720"/>
+      </w:pPr>
+      <w:r>
+        <w:rPr>
+          <w:color w:val="1F2937"/>
+          <w:sz w:val="26"/>
+          <w:szCs w:val="26"/>
+          <w:rFonts w:ascii="Calibri" w:cs="Calibri" w:eastAsia="Calibri" w:hAnsi="Calibri"/>
+        </w:rPr>
         <w:t xml:space="preserve">▪  Source : </w:t>
       </w:r>
-      <w:hyperlink w:history="1" r:id="rId8s29rjnwpqxsxt6b-uuyd">
+      <w:hyperlink w:history="1" r:id="rId24n3z92iq2ff2ubqyz8ni">
         <w:r>
           <w:rPr>
             <w:u w:val="single"/>
@@ -19123,7 +19611,7 @@
           <w:szCs w:val="26"/>
           <w:rFonts w:ascii="Calibri" w:cs="Calibri" w:eastAsia="Calibri" w:hAnsi="Calibri"/>
         </w:rPr>
-        <w:t xml:space="preserve"> — 29 octobre 2026, 13 h UTC</w:t>
+        <w:t xml:space="preserve"> — 30 octobre 2026, 12 h UTC</w:t>
       </w:r>
       <w:r>
         <w:rPr>
@@ -19161,7 +19649,7 @@
           <w:szCs w:val="28"/>
           <w:rFonts w:ascii="Calibri" w:cs="Calibri" w:eastAsia="Calibri" w:hAnsi="Calibri"/>
         </w:rPr>
-        <w:t xml:space="preserve">KÉBÉMER : UN BERGER DE 17 ANS TUÉ DANS UNE PRÉSUMÉE ATTAQUE À LA MACHETTE</w:t>
+        <w:t xml:space="preserve">MORT DE FALLOU SÈNE : LE PROCÈS S’OUVRE HUIT ANS APRÈS LES ÉVÉNEMENTS À L’UGB</w:t>
       </w:r>
     </w:p>
     <w:p>
@@ -19175,155 +19663,9 @@
           <w:szCs w:val="26"/>
           <w:rFonts w:ascii="Calibri" w:cs="Calibri" w:eastAsia="Calibri" w:hAnsi="Calibri"/>
         </w:rPr>
-        <w:t xml:space="preserve">▪  Sources : </w:t>
-      </w:r>
-      <w:hyperlink w:history="1" r:id="rIdf7hk0zkbu_y12tczqlk5f">
-        <w:r>
-          <w:rPr>
-            <w:u w:val="single"/>
-            <w:color w:val="1F6B5E"/>
-            <w:sz w:val="26"/>
-            <w:szCs w:val="26"/>
-            <w:rFonts w:ascii="Calibri" w:cs="Calibri" w:eastAsia="Calibri" w:hAnsi="Calibri"/>
-          </w:rPr>
-          <w:t xml:space="preserve">Pressafrik · APS — Agence Sénégalaise Presse</w:t>
-        </w:r>
-      </w:hyperlink>
-      <w:r>
-        <w:rPr>
-          <w:color w:val="1F2937"/>
-          <w:sz w:val="26"/>
-          <w:szCs w:val="26"/>
-          <w:rFonts w:ascii="Calibri" w:cs="Calibri" w:eastAsia="Calibri" w:hAnsi="Calibri"/>
-        </w:rPr>
-        <w:t xml:space="preserve"> — 29 octobre 2026, 12 h UTC</w:t>
-      </w:r>
-      <w:r>
-        <w:rPr>
-          <w:b/>
-          <w:bCs/>
-          <w:color w:val="1F2937"/>
-          <w:sz w:val="26"/>
-          <w:szCs w:val="26"/>
-          <w:rFonts w:ascii="Calibri" w:cs="Calibri" w:eastAsia="Calibri" w:hAnsi="Calibri"/>
-        </w:rPr>
-        <w:t xml:space="preserve">   ·   Cotation : Confirmé</w:t>
-      </w:r>
-    </w:p>
-    <w:p>
-      <w:pPr>
-        <w:spacing w:before="160"/>
-        <w:ind w:left="360"/>
-      </w:pPr>
-      <w:r>
-        <w:rPr>
-          <w:color w:val="1F6B5E"/>
-          <w:sz w:val="28"/>
-          <w:szCs w:val="28"/>
-          <w:rFonts w:ascii="Calibri" w:cs="Calibri" w:eastAsia="Calibri" w:hAnsi="Calibri"/>
-        </w:rPr>
-        <w:t xml:space="preserve">❑  </w:t>
-      </w:r>
-      <w:r>
-        <w:rPr>
-          <w:b/>
-          <w:bCs/>
-          <w:u w:val="single"/>
-          <w:color w:val="1F6B5E"/>
-          <w:sz w:val="28"/>
-          <w:szCs w:val="28"/>
-          <w:rFonts w:ascii="Calibri" w:cs="Calibri" w:eastAsia="Calibri" w:hAnsi="Calibri"/>
-        </w:rPr>
-        <w:t xml:space="preserve">MÉDINA FASS : UN ENFANT DE TROIS ANS TUÉ PAR UN BUS, DES VIOLENCES ÉCLATENT APRÈS LE CHOC</w:t>
-      </w:r>
-    </w:p>
-    <w:p>
-      <w:pPr>
-        <w:ind w:left="720"/>
-      </w:pPr>
-      <w:r>
-        <w:rPr>
-          <w:color w:val="1F2937"/>
-          <w:sz w:val="26"/>
-          <w:szCs w:val="26"/>
-          <w:rFonts w:ascii="Calibri" w:cs="Calibri" w:eastAsia="Calibri" w:hAnsi="Calibri"/>
-        </w:rPr>
         <w:t xml:space="preserve">▪  Source : </w:t>
       </w:r>
-      <w:hyperlink w:history="1" r:id="rId9bcunfekucqbctl-jdmuo">
-        <w:r>
-          <w:rPr>
-            <w:u w:val="single"/>
-            <w:color w:val="1F6B5E"/>
-            <w:sz w:val="26"/>
-            <w:szCs w:val="26"/>
-            <w:rFonts w:ascii="Calibri" w:cs="Calibri" w:eastAsia="Calibri" w:hAnsi="Calibri"/>
-          </w:rPr>
-          <w:t xml:space="preserve">Dakar Actu</w:t>
-        </w:r>
-      </w:hyperlink>
-      <w:r>
-        <w:rPr>
-          <w:color w:val="1F2937"/>
-          <w:sz w:val="26"/>
-          <w:szCs w:val="26"/>
-          <w:rFonts w:ascii="Calibri" w:cs="Calibri" w:eastAsia="Calibri" w:hAnsi="Calibri"/>
-        </w:rPr>
-        <w:t xml:space="preserve"> — 29 octobre 2026, 11 h UTC</w:t>
-      </w:r>
-      <w:r>
-        <w:rPr>
-          <w:b/>
-          <w:bCs/>
-          <w:color w:val="1F2937"/>
-          <w:sz w:val="26"/>
-          <w:szCs w:val="26"/>
-          <w:rFonts w:ascii="Calibri" w:cs="Calibri" w:eastAsia="Calibri" w:hAnsi="Calibri"/>
-        </w:rPr>
-        <w:t xml:space="preserve">   ·   Cotation : Probable</w:t>
-      </w:r>
-    </w:p>
-    <w:p>
-      <w:pPr>
-        <w:spacing w:before="160"/>
-        <w:ind w:left="360"/>
-      </w:pPr>
-      <w:r>
-        <w:rPr>
-          <w:color w:val="1F6B5E"/>
-          <w:sz w:val="28"/>
-          <w:szCs w:val="28"/>
-          <w:rFonts w:ascii="Calibri" w:cs="Calibri" w:eastAsia="Calibri" w:hAnsi="Calibri"/>
-        </w:rPr>
-        <w:t xml:space="preserve">❑  </w:t>
-      </w:r>
-      <w:r>
-        <w:rPr>
-          <w:b/>
-          <w:bCs/>
-          <w:u w:val="single"/>
-          <w:color w:val="1F6B5E"/>
-          <w:sz w:val="28"/>
-          <w:szCs w:val="28"/>
-          <w:rFonts w:ascii="Calibri" w:cs="Calibri" w:eastAsia="Calibri" w:hAnsi="Calibri"/>
-        </w:rPr>
-        <w:t xml:space="preserve">AFFAIRE AMINATA SY : ETRANGLÉE PENDANT 30 MINUTES, LA LYCÉENNE A SUBI DES ACTES DE BARBARIE APRÈS SA MORT</w:t>
-      </w:r>
-    </w:p>
-    <w:p>
-      <w:pPr>
-        <w:ind w:left="720"/>
-      </w:pPr>
-      <w:r>
-        <w:rPr>
-          <w:color w:val="1F2937"/>
-          <w:sz w:val="26"/>
-          <w:szCs w:val="26"/>
-          <w:rFonts w:ascii="Calibri" w:cs="Calibri" w:eastAsia="Calibri" w:hAnsi="Calibri"/>
-        </w:rPr>
-        <w:t xml:space="preserve">▪  Source : </w:t>
-      </w:r>
-      <w:hyperlink w:history="1" r:id="rIdn1pgse37lqtcnzzuoay6x">
+      <w:hyperlink w:history="1" r:id="rIdszxpbezqjgl3-jvme7mj1">
         <w:r>
           <w:rPr>
             <w:u w:val="single"/>
@@ -19342,7 +19684,7 @@
           <w:szCs w:val="26"/>
           <w:rFonts w:ascii="Calibri" w:cs="Calibri" w:eastAsia="Calibri" w:hAnsi="Calibri"/>
         </w:rPr>
-        <w:t xml:space="preserve"> — 29 octobre 2026, 8 h UTC</w:t>
+        <w:t xml:space="preserve"> — 30 octobre 2026, 11 h UTC</w:t>
       </w:r>
       <w:r>
         <w:rPr>
@@ -19580,7 +19922,7 @@
           <w:szCs w:val="28"/>
           <w:rFonts w:ascii="Calibri" w:cs="Calibri" w:eastAsia="Calibri" w:hAnsi="Calibri"/>
         </w:rPr>
-        <w:t xml:space="preserve">AMINATA SY : LE TUEUR S’EST ACHARNÉ SUR... LA DÉPOUILLE</w:t>
+        <w:t xml:space="preserve">« IL FAUT ARRÊTER OUSMANE SONKO » : ARONA DIOUF INVOQUE LES « VAR » ET CONTRE-ATTAQUE</w:t>
       </w:r>
     </w:p>
     <w:p>
@@ -19596,7 +19938,80 @@
         </w:rPr>
         <w:t xml:space="preserve">▪  Source : </w:t>
       </w:r>
-      <w:hyperlink w:history="1" r:id="rIdj-uq9bmngzbfo6ygzcjfd">
+      <w:hyperlink w:history="1" r:id="rIdzwvnmlhzwe2hv3lpj3vku">
+        <w:r>
+          <w:rPr>
+            <w:u w:val="single"/>
+            <w:color w:val="1F6B5E"/>
+            <w:sz w:val="26"/>
+            <w:szCs w:val="26"/>
+            <w:rFonts w:ascii="Calibri" w:cs="Calibri" w:eastAsia="Calibri" w:hAnsi="Calibri"/>
+          </w:rPr>
+          <w:t xml:space="preserve">SeneNews</w:t>
+        </w:r>
+      </w:hyperlink>
+      <w:r>
+        <w:rPr>
+          <w:color w:val="1F2937"/>
+          <w:sz w:val="26"/>
+          <w:szCs w:val="26"/>
+          <w:rFonts w:ascii="Calibri" w:cs="Calibri" w:eastAsia="Calibri" w:hAnsi="Calibri"/>
+        </w:rPr>
+        <w:t xml:space="preserve"> — 30 octobre 2026, 11 h UTC</w:t>
+      </w:r>
+      <w:r>
+        <w:rPr>
+          <w:b/>
+          <w:bCs/>
+          <w:color w:val="1F2937"/>
+          <w:sz w:val="26"/>
+          <w:szCs w:val="26"/>
+          <w:rFonts w:ascii="Calibri" w:cs="Calibri" w:eastAsia="Calibri" w:hAnsi="Calibri"/>
+        </w:rPr>
+        <w:t xml:space="preserve">   ·   Cotation : Non confirmé</w:t>
+      </w:r>
+    </w:p>
+    <w:p>
+      <w:pPr>
+        <w:spacing w:before="160"/>
+        <w:ind w:left="360"/>
+      </w:pPr>
+      <w:r>
+        <w:rPr>
+          <w:color w:val="1F6B5E"/>
+          <w:sz w:val="28"/>
+          <w:szCs w:val="28"/>
+          <w:rFonts w:ascii="Calibri" w:cs="Calibri" w:eastAsia="Calibri" w:hAnsi="Calibri"/>
+        </w:rPr>
+        <w:t xml:space="preserve">❑  </w:t>
+      </w:r>
+      <w:r>
+        <w:rPr>
+          <w:b/>
+          <w:bCs/>
+          <w:u w:val="single"/>
+          <w:color w:val="1F6B5E"/>
+          <w:sz w:val="28"/>
+          <w:szCs w:val="28"/>
+          <w:rFonts w:ascii="Calibri" w:cs="Calibri" w:eastAsia="Calibri" w:hAnsi="Calibri"/>
+        </w:rPr>
+        <w:t xml:space="preserve">“IMPOSTURE POLITIQUE”: BALLA FOFANA FOFANA ATTAQUE SONKO</w:t>
+      </w:r>
+    </w:p>
+    <w:p>
+      <w:pPr>
+        <w:ind w:left="720"/>
+      </w:pPr>
+      <w:r>
+        <w:rPr>
+          <w:color w:val="1F2937"/>
+          <w:sz w:val="26"/>
+          <w:szCs w:val="26"/>
+          <w:rFonts w:ascii="Calibri" w:cs="Calibri" w:eastAsia="Calibri" w:hAnsi="Calibri"/>
+        </w:rPr>
+        <w:t xml:space="preserve">▪  Source : </w:t>
+      </w:r>
+      <w:hyperlink w:history="1" r:id="rId7xuur2jdjnl17sgt4ufs4">
         <w:r>
           <w:rPr>
             <w:u w:val="single"/>
@@ -19615,7 +20030,7 @@
           <w:szCs w:val="26"/>
           <w:rFonts w:ascii="Calibri" w:cs="Calibri" w:eastAsia="Calibri" w:hAnsi="Calibri"/>
         </w:rPr>
-        <w:t xml:space="preserve"> — 29 octobre 2026, 7 h UTC</w:t>
+        <w:t xml:space="preserve"> — 30 octobre 2026, 0 h UTC</w:t>
       </w:r>
       <w:r>
         <w:rPr>
@@ -19653,7 +20068,7 @@
           <w:szCs w:val="28"/>
           <w:rFonts w:ascii="Calibri" w:cs="Calibri" w:eastAsia="Calibri" w:hAnsi="Calibri"/>
         </w:rPr>
-        <w:t xml:space="preserve">MENACES DE MORT CONTRE SONKO : CE QUE PASTEF REPROCHE À DES CADRES DE KIIRAAY</w:t>
+        <w:t xml:space="preserve">NGOR : UN CLIENT DU BAR-RESTAURANT TIMIS DÉFÉRÉ POUR TENTATIVE DE MEURTRE AVEC UN PIEU EN BOIS</w:t>
       </w:r>
     </w:p>
     <w:p>
@@ -19669,7 +20084,7 @@
         </w:rPr>
         <w:t xml:space="preserve">▪  Source : </w:t>
       </w:r>
-      <w:hyperlink w:history="1" r:id="rIdswcg9mwzzivts3ihtpw4v">
+      <w:hyperlink w:history="1" r:id="rIdiouyf61kns54woznxgoml">
         <w:r>
           <w:rPr>
             <w:u w:val="single"/>
@@ -19678,7 +20093,7 @@
             <w:szCs w:val="26"/>
             <w:rFonts w:ascii="Calibri" w:cs="Calibri" w:eastAsia="Calibri" w:hAnsi="Calibri"/>
           </w:rPr>
-          <w:t xml:space="preserve">Linfodrome</w:t>
+          <w:t xml:space="preserve">Seneweb</w:t>
         </w:r>
       </w:hyperlink>
       <w:r>
@@ -19688,7 +20103,7 @@
           <w:szCs w:val="26"/>
           <w:rFonts w:ascii="Calibri" w:cs="Calibri" w:eastAsia="Calibri" w:hAnsi="Calibri"/>
         </w:rPr>
-        <w:t xml:space="preserve"> — 28 octobre 2026, 20 h UTC</w:t>
+        <w:t xml:space="preserve"> — 29 octobre 2026, 14 h UTC</w:t>
       </w:r>
       <w:r>
         <w:rPr>
@@ -19726,7 +20141,7 @@
           <w:szCs w:val="28"/>
           <w:rFonts w:ascii="Calibri" w:cs="Calibri" w:eastAsia="Calibri" w:hAnsi="Calibri"/>
         </w:rPr>
-        <w:t xml:space="preserve">KÉDOUGOU : 6,7 MILLIONS DE FCFA EMPORTÉS LORS D’UNE ATTAQUE ARMÉE CONTRE UN SITE MINIER À FARANDING</w:t>
+        <w:t xml:space="preserve">LE SUSPECT DE L’ATTENTAT DE TRAPPES RECONNAÎT AVOIR CIBLÉ DES PERSONNES MUSULMANES OU D’ORIGINE AFRICAINE</w:t>
       </w:r>
     </w:p>
     <w:p>
@@ -19740,9 +20155,9 @@
           <w:szCs w:val="26"/>
           <w:rFonts w:ascii="Calibri" w:cs="Calibri" w:eastAsia="Calibri" w:hAnsi="Calibri"/>
         </w:rPr>
-        <w:t xml:space="preserve">▪  Sources : </w:t>
-      </w:r>
-      <w:hyperlink w:history="1" r:id="rIdhqu_d6ea6mxwp3nyy8h70">
+        <w:t xml:space="preserve">▪  Source : </w:t>
+      </w:r>
+      <w:hyperlink w:history="1" r:id="rIdatbeytrfbbtyeisckvcxo">
         <w:r>
           <w:rPr>
             <w:u w:val="single"/>
@@ -19751,7 +20166,7 @@
             <w:szCs w:val="26"/>
             <w:rFonts w:ascii="Calibri" w:cs="Calibri" w:eastAsia="Calibri" w:hAnsi="Calibri"/>
           </w:rPr>
-          <w:t xml:space="preserve">Pressafrik · SeneNews</w:t>
+          <w:t xml:space="preserve">Dakar Actu</w:t>
         </w:r>
       </w:hyperlink>
       <w:r>
@@ -19761,80 +20176,7 @@
           <w:szCs w:val="26"/>
           <w:rFonts w:ascii="Calibri" w:cs="Calibri" w:eastAsia="Calibri" w:hAnsi="Calibri"/>
         </w:rPr>
-        <w:t xml:space="preserve"> — 28 octobre 2026, 13 h UTC</w:t>
-      </w:r>
-      <w:r>
-        <w:rPr>
-          <w:b/>
-          <w:bCs/>
-          <w:color w:val="1F2937"/>
-          <w:sz w:val="26"/>
-          <w:szCs w:val="26"/>
-          <w:rFonts w:ascii="Calibri" w:cs="Calibri" w:eastAsia="Calibri" w:hAnsi="Calibri"/>
-        </w:rPr>
-        <w:t xml:space="preserve">   ·   Cotation : Confirmé</w:t>
-      </w:r>
-    </w:p>
-    <w:p>
-      <w:pPr>
-        <w:spacing w:before="160"/>
-        <w:ind w:left="360"/>
-      </w:pPr>
-      <w:r>
-        <w:rPr>
-          <w:color w:val="1F6B5E"/>
-          <w:sz w:val="28"/>
-          <w:szCs w:val="28"/>
-          <w:rFonts w:ascii="Calibri" w:cs="Calibri" w:eastAsia="Calibri" w:hAnsi="Calibri"/>
-        </w:rPr>
-        <w:t xml:space="preserve">❑  </w:t>
-      </w:r>
-      <w:r>
-        <w:rPr>
-          <w:b/>
-          <w:bCs/>
-          <w:u w:val="single"/>
-          <w:color w:val="1F6B5E"/>
-          <w:sz w:val="28"/>
-          <w:szCs w:val="28"/>
-          <w:rFonts w:ascii="Calibri" w:cs="Calibri" w:eastAsia="Calibri" w:hAnsi="Calibri"/>
-        </w:rPr>
-        <w:t xml:space="preserve">TOUBA : UN JEUNE LIVREUR DE 22 ANS TUÉ À L'ARME BLANCHE AU QUARTIER 30 SERIGNE CHEIKH BOMBALI</w:t>
-      </w:r>
-    </w:p>
-    <w:p>
-      <w:pPr>
-        <w:ind w:left="720"/>
-      </w:pPr>
-      <w:r>
-        <w:rPr>
-          <w:color w:val="1F2937"/>
-          <w:sz w:val="26"/>
-          <w:szCs w:val="26"/>
-          <w:rFonts w:ascii="Calibri" w:cs="Calibri" w:eastAsia="Calibri" w:hAnsi="Calibri"/>
-        </w:rPr>
-        <w:t xml:space="preserve">▪  Source : </w:t>
-      </w:r>
-      <w:hyperlink w:history="1" r:id="rId4nhi1vt4553wjsxbhkdab">
-        <w:r>
-          <w:rPr>
-            <w:u w:val="single"/>
-            <w:color w:val="1F6B5E"/>
-            <w:sz w:val="26"/>
-            <w:szCs w:val="26"/>
-            <w:rFonts w:ascii="Calibri" w:cs="Calibri" w:eastAsia="Calibri" w:hAnsi="Calibri"/>
-          </w:rPr>
-          <w:t xml:space="preserve">Pressafrik</w:t>
-        </w:r>
-      </w:hyperlink>
-      <w:r>
-        <w:rPr>
-          <w:color w:val="1F2937"/>
-          <w:sz w:val="26"/>
-          <w:szCs w:val="26"/>
-          <w:rFonts w:ascii="Calibri" w:cs="Calibri" w:eastAsia="Calibri" w:hAnsi="Calibri"/>
-        </w:rPr>
-        <w:t xml:space="preserve"> — 28 octobre 2026, 10 h UTC</w:t>
+        <w:t xml:space="preserve"> — 29 octobre 2026, 13 h UTC</w:t>
       </w:r>
       <w:r>
         <w:rPr>
@@ -20010,7 +20352,7 @@
               <w:szCs w:val="20"/>
               <w:rFonts w:ascii="Calibri" w:cs="Calibri" w:eastAsia="Calibri" w:hAnsi="Calibri"/>
             </w:rPr>
-            <w:t xml:space="preserve">|  30/10/26   |   </w:t>
+            <w:t xml:space="preserve">|  31/10/26   |   </w:t>
           </w:r>
           <w:r>
             <w:rPr>
